--- a/Building Data Schematics.docx
+++ b/Building Data Schematics.docx
@@ -83,6 +83,7 @@
                 <w:szCs w:val="22"/>
               </w:rPr>
             </w:pPr>
+            <w:proofErr w:type="spellStart"/>
             <w:r>
               <w:rPr>
                 <w:rFonts w:ascii="Arial" w:hAnsi="Arial" w:cs="Arial"/>
@@ -91,6 +92,7 @@
               </w:rPr>
               <w:t>Ice_Depth_Readings</w:t>
             </w:r>
+            <w:proofErr w:type="spellEnd"/>
           </w:p>
         </w:tc>
         <w:tc>
@@ -105,6 +107,7 @@
                 <w:szCs w:val="22"/>
               </w:rPr>
             </w:pPr>
+            <w:proofErr w:type="spellStart"/>
             <w:r>
               <w:rPr>
                 <w:rFonts w:ascii="Arial" w:hAnsi="Arial" w:cs="Arial"/>
@@ -113,6 +116,7 @@
               </w:rPr>
               <w:t>Reading_ID</w:t>
             </w:r>
+            <w:proofErr w:type="spellEnd"/>
           </w:p>
         </w:tc>
         <w:tc>
@@ -186,6 +190,7 @@
                 <w14:ligatures w14:val="none"/>
               </w:rPr>
             </w:pPr>
+            <w:proofErr w:type="spellStart"/>
             <w:r>
               <w:rPr>
                 <w:rFonts w:ascii="Arial" w:hAnsi="Arial" w:cs="Arial"/>
@@ -196,6 +201,7 @@
               </w:rPr>
               <w:t>Ice_Depth_Readings</w:t>
             </w:r>
+            <w:proofErr w:type="spellEnd"/>
           </w:p>
         </w:tc>
         <w:tc>
@@ -215,6 +221,7 @@
                 <w14:ligatures w14:val="none"/>
               </w:rPr>
             </w:pPr>
+            <w:proofErr w:type="spellStart"/>
             <w:r>
               <w:rPr>
                 <w:rFonts w:ascii="Arial" w:eastAsia="Times New Roman" w:hAnsi="Arial" w:cs="Arial"/>
@@ -226,6 +233,7 @@
               </w:rPr>
               <w:t>Reading_Date</w:t>
             </w:r>
+            <w:proofErr w:type="spellEnd"/>
           </w:p>
         </w:tc>
         <w:tc>
@@ -315,6 +323,7 @@
                 <w14:ligatures w14:val="none"/>
               </w:rPr>
             </w:pPr>
+            <w:proofErr w:type="spellStart"/>
             <w:r>
               <w:rPr>
                 <w:rFonts w:ascii="Arial" w:hAnsi="Arial" w:cs="Arial"/>
@@ -325,6 +334,7 @@
               </w:rPr>
               <w:t>Ice_Depth_Readings</w:t>
             </w:r>
+            <w:proofErr w:type="spellEnd"/>
           </w:p>
         </w:tc>
         <w:tc>
@@ -344,6 +354,7 @@
                 <w14:ligatures w14:val="none"/>
               </w:rPr>
             </w:pPr>
+            <w:proofErr w:type="spellStart"/>
             <w:r>
               <w:rPr>
                 <w:rFonts w:ascii="Arial" w:eastAsia="Times New Roman" w:hAnsi="Arial" w:cs="Arial"/>
@@ -355,6 +366,7 @@
               </w:rPr>
               <w:t>Zone_ID</w:t>
             </w:r>
+            <w:proofErr w:type="spellEnd"/>
           </w:p>
         </w:tc>
         <w:tc>
@@ -374,6 +386,7 @@
                 <w14:ligatures w14:val="none"/>
               </w:rPr>
             </w:pPr>
+            <w:proofErr w:type="spellStart"/>
             <w:r>
               <w:rPr>
                 <w:rFonts w:ascii="Arial" w:eastAsia="Times New Roman" w:hAnsi="Arial" w:cs="Arial"/>
@@ -385,6 +398,7 @@
               </w:rPr>
               <w:t>TinyInt</w:t>
             </w:r>
+            <w:proofErr w:type="spellEnd"/>
           </w:p>
         </w:tc>
         <w:tc>
@@ -444,6 +458,7 @@
                 <w14:ligatures w14:val="none"/>
               </w:rPr>
             </w:pPr>
+            <w:proofErr w:type="spellStart"/>
             <w:r>
               <w:rPr>
                 <w:rFonts w:ascii="Arial" w:hAnsi="Arial" w:cs="Arial"/>
@@ -454,6 +469,7 @@
               </w:rPr>
               <w:t>Ice_Depth_Readings</w:t>
             </w:r>
+            <w:proofErr w:type="spellEnd"/>
           </w:p>
         </w:tc>
         <w:tc>
@@ -473,6 +489,7 @@
                 <w14:ligatures w14:val="none"/>
               </w:rPr>
             </w:pPr>
+            <w:proofErr w:type="spellStart"/>
             <w:r>
               <w:rPr>
                 <w:rFonts w:ascii="Arial" w:eastAsia="Times New Roman" w:hAnsi="Arial" w:cs="Arial"/>
@@ -484,6 +501,7 @@
               </w:rPr>
               <w:t>Ice_Depth</w:t>
             </w:r>
+            <w:proofErr w:type="spellEnd"/>
           </w:p>
         </w:tc>
         <w:tc>
@@ -595,6 +613,7 @@
                 <w14:ligatures w14:val="none"/>
               </w:rPr>
             </w:pPr>
+            <w:proofErr w:type="spellStart"/>
             <w:r>
               <w:rPr>
                 <w:rFonts w:ascii="Arial" w:hAnsi="Arial" w:cs="Arial"/>
@@ -605,6 +624,7 @@
               </w:rPr>
               <w:t>Ice_Depth_Readings</w:t>
             </w:r>
+            <w:proofErr w:type="spellEnd"/>
           </w:p>
         </w:tc>
         <w:tc>
@@ -624,6 +644,7 @@
                 <w14:ligatures w14:val="none"/>
               </w:rPr>
             </w:pPr>
+            <w:proofErr w:type="spellStart"/>
             <w:r>
               <w:rPr>
                 <w:rFonts w:ascii="Arial" w:eastAsia="Times New Roman" w:hAnsi="Arial" w:cs="Arial"/>
@@ -635,6 +656,7 @@
               </w:rPr>
               <w:t>Worker_ID</w:t>
             </w:r>
+            <w:proofErr w:type="spellEnd"/>
           </w:p>
         </w:tc>
         <w:tc>
@@ -843,6 +865,7 @@
                 <w:szCs w:val="22"/>
               </w:rPr>
             </w:pPr>
+            <w:proofErr w:type="spellStart"/>
             <w:r>
               <w:rPr>
                 <w:rFonts w:ascii="Arial" w:eastAsia="Times New Roman" w:hAnsi="Arial" w:cs="Arial"/>
@@ -854,6 +877,7 @@
               </w:rPr>
               <w:t>Zamboni_ID</w:t>
             </w:r>
+            <w:proofErr w:type="spellEnd"/>
           </w:p>
         </w:tc>
         <w:tc>
@@ -998,16 +1022,29 @@
                 <w14:ligatures w14:val="none"/>
               </w:rPr>
             </w:pPr>
-            <w:r>
-              <w:rPr>
-                <w:rFonts w:ascii="Arial" w:eastAsia="Times New Roman" w:hAnsi="Arial" w:cs="Arial"/>
-                <w:color w:val="000000"/>
-                <w:kern w:val="0"/>
-                <w:sz w:val="22"/>
-                <w:szCs w:val="22"/>
-                <w14:ligatures w14:val="none"/>
-              </w:rPr>
-              <w:t>varchar(10)</w:t>
+            <w:proofErr w:type="gramStart"/>
+            <w:r>
+              <w:rPr>
+                <w:rFonts w:ascii="Arial" w:eastAsia="Times New Roman" w:hAnsi="Arial" w:cs="Arial"/>
+                <w:color w:val="000000"/>
+                <w:kern w:val="0"/>
+                <w:sz w:val="22"/>
+                <w:szCs w:val="22"/>
+                <w14:ligatures w14:val="none"/>
+              </w:rPr>
+              <w:t>varchar(</w:t>
+            </w:r>
+            <w:proofErr w:type="gramEnd"/>
+            <w:r>
+              <w:rPr>
+                <w:rFonts w:ascii="Arial" w:eastAsia="Times New Roman" w:hAnsi="Arial" w:cs="Arial"/>
+                <w:color w:val="000000"/>
+                <w:kern w:val="0"/>
+                <w:sz w:val="22"/>
+                <w:szCs w:val="22"/>
+                <w14:ligatures w14:val="none"/>
+              </w:rPr>
+              <w:t>10)</w:t>
             </w:r>
           </w:p>
         </w:tc>
@@ -1029,16 +1066,29 @@
                 <w14:ligatures w14:val="none"/>
               </w:rPr>
             </w:pPr>
-            <w:r>
-              <w:rPr>
-                <w:rFonts w:ascii="Arial" w:eastAsia="Times New Roman" w:hAnsi="Arial" w:cs="Arial"/>
-                <w:color w:val="000000"/>
-                <w:kern w:val="0"/>
-                <w:sz w:val="22"/>
-                <w:szCs w:val="22"/>
-                <w14:ligatures w14:val="none"/>
-              </w:rPr>
-              <w:t>DropDown:</w:t>
+            <w:proofErr w:type="spellStart"/>
+            <w:r>
+              <w:rPr>
+                <w:rFonts w:ascii="Arial" w:eastAsia="Times New Roman" w:hAnsi="Arial" w:cs="Arial"/>
+                <w:color w:val="000000"/>
+                <w:kern w:val="0"/>
+                <w:sz w:val="22"/>
+                <w:szCs w:val="22"/>
+                <w14:ligatures w14:val="none"/>
+              </w:rPr>
+              <w:t>DropDown</w:t>
+            </w:r>
+            <w:proofErr w:type="spellEnd"/>
+            <w:r>
+              <w:rPr>
+                <w:rFonts w:ascii="Arial" w:eastAsia="Times New Roman" w:hAnsi="Arial" w:cs="Arial"/>
+                <w:color w:val="000000"/>
+                <w:kern w:val="0"/>
+                <w:sz w:val="22"/>
+                <w:szCs w:val="22"/>
+                <w14:ligatures w14:val="none"/>
+              </w:rPr>
+              <w:t>:</w:t>
             </w:r>
           </w:p>
           <w:p>
@@ -1116,6 +1166,7 @@
                 <w14:ligatures w14:val="none"/>
               </w:rPr>
             </w:pPr>
+            <w:proofErr w:type="spellStart"/>
             <w:r>
               <w:rPr>
                 <w:rFonts w:ascii="Arial" w:eastAsia="Times New Roman" w:hAnsi="Arial" w:cs="Arial"/>
@@ -1127,6 +1178,7 @@
               </w:rPr>
               <w:t>Qualiity</w:t>
             </w:r>
+            <w:proofErr w:type="spellEnd"/>
           </w:p>
         </w:tc>
       </w:tr>
@@ -1157,6 +1209,7 @@
                 <w14:ligatures w14:val="none"/>
               </w:rPr>
             </w:pPr>
+            <w:proofErr w:type="spellStart"/>
             <w:r>
               <w:rPr>
                 <w:rFonts w:ascii="Arial" w:eastAsia="Times New Roman" w:hAnsi="Arial" w:cs="Arial"/>
@@ -1170,6 +1223,7 @@
               </w:rPr>
               <w:t>Zam_Schedule</w:t>
             </w:r>
+            <w:proofErr w:type="spellEnd"/>
           </w:p>
         </w:tc>
         <w:tc>
@@ -1190,6 +1244,7 @@
                 <w14:ligatures w14:val="none"/>
               </w:rPr>
             </w:pPr>
+            <w:proofErr w:type="spellStart"/>
             <w:r>
               <w:rPr>
                 <w:rFonts w:ascii="Arial" w:eastAsia="Times New Roman" w:hAnsi="Arial" w:cs="Arial"/>
@@ -1201,6 +1256,7 @@
               </w:rPr>
               <w:t>Zam_Schedule_ID</w:t>
             </w:r>
+            <w:proofErr w:type="spellEnd"/>
           </w:p>
         </w:tc>
         <w:tc>
@@ -1293,6 +1349,7 @@
                 <w14:ligatures w14:val="none"/>
               </w:rPr>
             </w:pPr>
+            <w:proofErr w:type="spellStart"/>
             <w:r>
               <w:rPr>
                 <w:rFonts w:ascii="Arial" w:eastAsia="Times New Roman" w:hAnsi="Arial" w:cs="Arial"/>
@@ -1306,6 +1363,7 @@
               </w:rPr>
               <w:t>Zam_Schedule</w:t>
             </w:r>
+            <w:proofErr w:type="spellEnd"/>
           </w:p>
         </w:tc>
         <w:tc>
@@ -1326,6 +1384,7 @@
                 <w14:ligatures w14:val="none"/>
               </w:rPr>
             </w:pPr>
+            <w:proofErr w:type="spellStart"/>
             <w:r>
               <w:rPr>
                 <w:rFonts w:ascii="Arial" w:eastAsia="Times New Roman" w:hAnsi="Arial" w:cs="Arial"/>
@@ -1337,6 +1396,7 @@
               </w:rPr>
               <w:t>Zam_Schedule_Date</w:t>
             </w:r>
+            <w:proofErr w:type="spellEnd"/>
           </w:p>
         </w:tc>
         <w:tc>
@@ -1429,6 +1489,7 @@
                 <w14:ligatures w14:val="none"/>
               </w:rPr>
             </w:pPr>
+            <w:proofErr w:type="spellStart"/>
             <w:r>
               <w:rPr>
                 <w:rFonts w:ascii="Arial" w:eastAsia="Times New Roman" w:hAnsi="Arial" w:cs="Arial"/>
@@ -1442,6 +1503,7 @@
               </w:rPr>
               <w:t>Zam_Schedule</w:t>
             </w:r>
+            <w:proofErr w:type="spellEnd"/>
           </w:p>
         </w:tc>
         <w:tc>
@@ -1493,16 +1555,29 @@
                 <w14:ligatures w14:val="none"/>
               </w:rPr>
             </w:pPr>
-            <w:r>
-              <w:rPr>
-                <w:rFonts w:ascii="Arial" w:eastAsia="Times New Roman" w:hAnsi="Arial" w:cs="Arial"/>
-                <w:color w:val="000000"/>
-                <w:kern w:val="0"/>
-                <w:sz w:val="22"/>
-                <w:szCs w:val="22"/>
-                <w14:ligatures w14:val="none"/>
-              </w:rPr>
-              <w:t>varchar(15)</w:t>
+            <w:proofErr w:type="gramStart"/>
+            <w:r>
+              <w:rPr>
+                <w:rFonts w:ascii="Arial" w:eastAsia="Times New Roman" w:hAnsi="Arial" w:cs="Arial"/>
+                <w:color w:val="000000"/>
+                <w:kern w:val="0"/>
+                <w:sz w:val="22"/>
+                <w:szCs w:val="22"/>
+                <w14:ligatures w14:val="none"/>
+              </w:rPr>
+              <w:t>varchar(</w:t>
+            </w:r>
+            <w:proofErr w:type="gramEnd"/>
+            <w:r>
+              <w:rPr>
+                <w:rFonts w:ascii="Arial" w:eastAsia="Times New Roman" w:hAnsi="Arial" w:cs="Arial"/>
+                <w:color w:val="000000"/>
+                <w:kern w:val="0"/>
+                <w:sz w:val="22"/>
+                <w:szCs w:val="22"/>
+                <w14:ligatures w14:val="none"/>
+              </w:rPr>
+              <w:t>15)</w:t>
             </w:r>
           </w:p>
         </w:tc>
@@ -1565,6 +1640,7 @@
                 <w14:ligatures w14:val="none"/>
               </w:rPr>
             </w:pPr>
+            <w:proofErr w:type="spellStart"/>
             <w:r>
               <w:rPr>
                 <w:rFonts w:ascii="Arial" w:eastAsia="Times New Roman" w:hAnsi="Arial" w:cs="Arial"/>
@@ -1578,6 +1654,7 @@
               </w:rPr>
               <w:t>Zam_Maintenance</w:t>
             </w:r>
+            <w:proofErr w:type="spellEnd"/>
           </w:p>
         </w:tc>
         <w:tc>
@@ -1598,6 +1675,7 @@
                 <w14:ligatures w14:val="none"/>
               </w:rPr>
             </w:pPr>
+            <w:proofErr w:type="spellStart"/>
             <w:r>
               <w:rPr>
                 <w:rFonts w:ascii="Arial" w:eastAsia="Times New Roman" w:hAnsi="Arial" w:cs="Arial"/>
@@ -1609,6 +1687,7 @@
               </w:rPr>
               <w:t>Zam_Maintenance_ID</w:t>
             </w:r>
+            <w:proofErr w:type="spellEnd"/>
           </w:p>
         </w:tc>
         <w:tc>
@@ -1700,6 +1779,7 @@
                 <w14:ligatures w14:val="none"/>
               </w:rPr>
             </w:pPr>
+            <w:proofErr w:type="spellStart"/>
             <w:r>
               <w:rPr>
                 <w:rFonts w:ascii="Arial" w:eastAsia="Times New Roman" w:hAnsi="Arial" w:cs="Arial"/>
@@ -1713,6 +1793,7 @@
               </w:rPr>
               <w:t>Zam_Maintenance</w:t>
             </w:r>
+            <w:proofErr w:type="spellEnd"/>
           </w:p>
         </w:tc>
         <w:tc>
@@ -1732,6 +1813,7 @@
                 <w14:ligatures w14:val="none"/>
               </w:rPr>
             </w:pPr>
+            <w:proofErr w:type="spellStart"/>
             <w:r>
               <w:rPr>
                 <w:rFonts w:ascii="Arial" w:eastAsia="Times New Roman" w:hAnsi="Arial" w:cs="Arial"/>
@@ -1743,6 +1825,7 @@
               </w:rPr>
               <w:t>Zam_Maintenance_Date</w:t>
             </w:r>
+            <w:proofErr w:type="spellEnd"/>
           </w:p>
         </w:tc>
         <w:tc>
@@ -1832,6 +1915,7 @@
                 <w14:ligatures w14:val="none"/>
               </w:rPr>
             </w:pPr>
+            <w:proofErr w:type="spellStart"/>
             <w:r>
               <w:rPr>
                 <w:rFonts w:ascii="Arial" w:eastAsia="Times New Roman" w:hAnsi="Arial" w:cs="Arial"/>
@@ -1845,6 +1929,7 @@
               </w:rPr>
               <w:t>Zam_Maintenance</w:t>
             </w:r>
+            <w:proofErr w:type="spellEnd"/>
           </w:p>
         </w:tc>
         <w:tc>
@@ -1864,6 +1949,7 @@
                 <w14:ligatures w14:val="none"/>
               </w:rPr>
             </w:pPr>
+            <w:proofErr w:type="spellStart"/>
             <w:r>
               <w:rPr>
                 <w:rFonts w:ascii="Arial" w:hAnsi="Arial" w:cs="Arial"/>
@@ -1873,6 +1959,7 @@
               </w:rPr>
               <w:t>Maintenance_Done</w:t>
             </w:r>
+            <w:proofErr w:type="spellEnd"/>
           </w:p>
         </w:tc>
         <w:tc>
@@ -1892,16 +1979,29 @@
                 <w14:ligatures w14:val="none"/>
               </w:rPr>
             </w:pPr>
-            <w:r>
-              <w:rPr>
-                <w:rFonts w:ascii="Arial" w:eastAsia="Times New Roman" w:hAnsi="Arial" w:cs="Arial"/>
-                <w:color w:val="000000"/>
-                <w:kern w:val="0"/>
-                <w:sz w:val="22"/>
-                <w:szCs w:val="22"/>
-                <w14:ligatures w14:val="none"/>
-              </w:rPr>
-              <w:t>Varchar(20)</w:t>
+            <w:proofErr w:type="gramStart"/>
+            <w:r>
+              <w:rPr>
+                <w:rFonts w:ascii="Arial" w:eastAsia="Times New Roman" w:hAnsi="Arial" w:cs="Arial"/>
+                <w:color w:val="000000"/>
+                <w:kern w:val="0"/>
+                <w:sz w:val="22"/>
+                <w:szCs w:val="22"/>
+                <w14:ligatures w14:val="none"/>
+              </w:rPr>
+              <w:t>Varchar(</w:t>
+            </w:r>
+            <w:proofErr w:type="gramEnd"/>
+            <w:r>
+              <w:rPr>
+                <w:rFonts w:ascii="Arial" w:eastAsia="Times New Roman" w:hAnsi="Arial" w:cs="Arial"/>
+                <w:color w:val="000000"/>
+                <w:kern w:val="0"/>
+                <w:sz w:val="22"/>
+                <w:szCs w:val="22"/>
+                <w14:ligatures w14:val="none"/>
+              </w:rPr>
+              <w:t>20)</w:t>
             </w:r>
           </w:p>
         </w:tc>
@@ -1931,7 +2031,7 @@
                 <w:szCs w:val="22"/>
                 <w14:ligatures w14:val="none"/>
               </w:rPr>
-              <w:t>Text Field</w:t>
+              <w:t>Checkbox **</w:t>
             </w:r>
           </w:p>
         </w:tc>
@@ -1962,6 +2062,7 @@
                 <w14:ligatures w14:val="none"/>
               </w:rPr>
             </w:pPr>
+            <w:proofErr w:type="spellStart"/>
             <w:r>
               <w:rPr>
                 <w:rFonts w:ascii="Arial" w:eastAsia="Times New Roman" w:hAnsi="Arial" w:cs="Arial"/>
@@ -1975,6 +2076,7 @@
               </w:rPr>
               <w:t>Zam_Maintenance</w:t>
             </w:r>
+            <w:proofErr w:type="spellEnd"/>
           </w:p>
         </w:tc>
         <w:tc>
@@ -2024,16 +2126,29 @@
                 <w14:ligatures w14:val="none"/>
               </w:rPr>
             </w:pPr>
-            <w:r>
-              <w:rPr>
-                <w:rFonts w:ascii="Arial" w:eastAsia="Times New Roman" w:hAnsi="Arial" w:cs="Arial"/>
-                <w:color w:val="000000"/>
-                <w:kern w:val="0"/>
-                <w:sz w:val="22"/>
-                <w:szCs w:val="22"/>
-                <w14:ligatures w14:val="none"/>
-              </w:rPr>
-              <w:t>Varchar(15)</w:t>
+            <w:proofErr w:type="gramStart"/>
+            <w:r>
+              <w:rPr>
+                <w:rFonts w:ascii="Arial" w:eastAsia="Times New Roman" w:hAnsi="Arial" w:cs="Arial"/>
+                <w:color w:val="000000"/>
+                <w:kern w:val="0"/>
+                <w:sz w:val="22"/>
+                <w:szCs w:val="22"/>
+                <w14:ligatures w14:val="none"/>
+              </w:rPr>
+              <w:t>Varchar(</w:t>
+            </w:r>
+            <w:proofErr w:type="gramEnd"/>
+            <w:r>
+              <w:rPr>
+                <w:rFonts w:ascii="Arial" w:eastAsia="Times New Roman" w:hAnsi="Arial" w:cs="Arial"/>
+                <w:color w:val="000000"/>
+                <w:kern w:val="0"/>
+                <w:sz w:val="22"/>
+                <w:szCs w:val="22"/>
+                <w14:ligatures w14:val="none"/>
+              </w:rPr>
+              <w:t>15)</w:t>
             </w:r>
           </w:p>
         </w:tc>
@@ -2094,6 +2209,7 @@
                 <w14:ligatures w14:val="none"/>
               </w:rPr>
             </w:pPr>
+            <w:proofErr w:type="spellStart"/>
             <w:r>
               <w:rPr>
                 <w:rFonts w:ascii="Arial" w:eastAsia="Times New Roman" w:hAnsi="Arial" w:cs="Arial"/>
@@ -2107,6 +2223,7 @@
               </w:rPr>
               <w:t>Zam_Maintenance</w:t>
             </w:r>
+            <w:proofErr w:type="spellEnd"/>
           </w:p>
         </w:tc>
         <w:tc>
@@ -2226,6 +2343,7 @@
                 <w14:ligatures w14:val="none"/>
               </w:rPr>
             </w:pPr>
+            <w:proofErr w:type="spellStart"/>
             <w:r>
               <w:rPr>
                 <w:rFonts w:ascii="Arial" w:eastAsia="Times New Roman" w:hAnsi="Arial" w:cs="Arial"/>
@@ -2239,6 +2357,7 @@
               </w:rPr>
               <w:t>Zam_Maintenance</w:t>
             </w:r>
+            <w:proofErr w:type="spellEnd"/>
           </w:p>
         </w:tc>
         <w:tc>
@@ -2258,6 +2377,7 @@
                 <w14:ligatures w14:val="none"/>
               </w:rPr>
             </w:pPr>
+            <w:proofErr w:type="spellStart"/>
             <w:r>
               <w:rPr>
                 <w:rFonts w:ascii="Arial" w:eastAsia="Times New Roman" w:hAnsi="Arial" w:cs="Arial"/>
@@ -2269,6 +2389,7 @@
               </w:rPr>
               <w:t>Zamboni_ID</w:t>
             </w:r>
+            <w:proofErr w:type="spellEnd"/>
           </w:p>
         </w:tc>
         <w:tc>
@@ -2358,6 +2479,7 @@
                 <w14:ligatures w14:val="none"/>
               </w:rPr>
             </w:pPr>
+            <w:proofErr w:type="spellStart"/>
             <w:r>
               <w:rPr>
                 <w:rFonts w:ascii="Arial" w:eastAsia="Times New Roman" w:hAnsi="Arial" w:cs="Arial"/>
@@ -2371,6 +2493,7 @@
               </w:rPr>
               <w:t>Zam_Maintenance</w:t>
             </w:r>
+            <w:proofErr w:type="spellEnd"/>
           </w:p>
         </w:tc>
         <w:tc>
@@ -2390,6 +2513,7 @@
                 <w14:ligatures w14:val="none"/>
               </w:rPr>
             </w:pPr>
+            <w:proofErr w:type="spellStart"/>
             <w:r>
               <w:rPr>
                 <w:rFonts w:ascii="Arial" w:eastAsia="Times New Roman" w:hAnsi="Arial" w:cs="Arial"/>
@@ -2401,6 +2525,7 @@
               </w:rPr>
               <w:t>Worker_ID</w:t>
             </w:r>
+            <w:proofErr w:type="spellEnd"/>
           </w:p>
         </w:tc>
         <w:tc>
@@ -2565,6 +2690,7 @@
                 <w:szCs w:val="22"/>
               </w:rPr>
             </w:pPr>
+            <w:proofErr w:type="spellStart"/>
             <w:r>
               <w:rPr>
                 <w:rFonts w:ascii="Arial" w:hAnsi="Arial" w:cs="Arial"/>
@@ -2573,6 +2699,7 @@
               </w:rPr>
               <w:t>Rink_HVAC_Filter</w:t>
             </w:r>
+            <w:proofErr w:type="spellEnd"/>
           </w:p>
         </w:tc>
         <w:tc>
@@ -2587,6 +2714,7 @@
                 <w:szCs w:val="22"/>
               </w:rPr>
             </w:pPr>
+            <w:proofErr w:type="spellStart"/>
             <w:r>
               <w:rPr>
                 <w:rFonts w:ascii="Arial" w:hAnsi="Arial" w:cs="Arial"/>
@@ -2595,6 +2723,7 @@
               </w:rPr>
               <w:t>Rink_HVAC_Filter_ID</w:t>
             </w:r>
+            <w:proofErr w:type="spellEnd"/>
           </w:p>
         </w:tc>
         <w:tc>
@@ -2668,6 +2797,7 @@
                 <w14:ligatures w14:val="none"/>
               </w:rPr>
             </w:pPr>
+            <w:proofErr w:type="spellStart"/>
             <w:r>
               <w:rPr>
                 <w:rFonts w:ascii="Arial" w:hAnsi="Arial" w:cs="Arial"/>
@@ -2679,6 +2809,7 @@
               </w:rPr>
               <w:t>Rink_HVAC_Filter</w:t>
             </w:r>
+            <w:proofErr w:type="spellEnd"/>
           </w:p>
         </w:tc>
         <w:tc>
@@ -2698,6 +2829,7 @@
                 <w14:ligatures w14:val="none"/>
               </w:rPr>
             </w:pPr>
+            <w:proofErr w:type="spellStart"/>
             <w:r>
               <w:rPr>
                 <w:rFonts w:ascii="Arial" w:eastAsia="Times New Roman" w:hAnsi="Arial" w:cs="Arial"/>
@@ -2709,6 +2841,7 @@
               </w:rPr>
               <w:t>Rink_Change_Date</w:t>
             </w:r>
+            <w:proofErr w:type="spellEnd"/>
           </w:p>
         </w:tc>
         <w:tc>
@@ -2798,6 +2931,7 @@
                 <w14:ligatures w14:val="none"/>
               </w:rPr>
             </w:pPr>
+            <w:proofErr w:type="spellStart"/>
             <w:r>
               <w:rPr>
                 <w:rFonts w:ascii="Arial" w:eastAsia="Times New Roman" w:hAnsi="Arial" w:cs="Arial"/>
@@ -2811,6 +2945,7 @@
               </w:rPr>
               <w:t>Rink_HVAC_Filter</w:t>
             </w:r>
+            <w:proofErr w:type="spellEnd"/>
           </w:p>
         </w:tc>
         <w:tc>
@@ -2930,6 +3065,7 @@
                 <w14:ligatures w14:val="none"/>
               </w:rPr>
             </w:pPr>
+            <w:proofErr w:type="spellStart"/>
             <w:r>
               <w:rPr>
                 <w:rFonts w:ascii="Arial" w:eastAsia="Times New Roman" w:hAnsi="Arial" w:cs="Arial"/>
@@ -2943,6 +3079,7 @@
               </w:rPr>
               <w:t>Rink_HVAC_Filter</w:t>
             </w:r>
+            <w:proofErr w:type="spellEnd"/>
           </w:p>
         </w:tc>
         <w:tc>
@@ -2971,51 +3108,7 @@
                 <w:szCs w:val="22"/>
                 <w14:ligatures w14:val="none"/>
               </w:rPr>
-              <w:t>2</w:t>
-            </w:r>
-            <w:r>
-              <w:rPr>
-                <w:rFonts w:ascii="Arial" w:eastAsia="Times New Roman" w:hAnsi="Arial" w:cs="Arial"/>
-                <w:color w:val="000000"/>
-                <w:kern w:val="0"/>
-                <w:sz w:val="22"/>
-                <w:szCs w:val="22"/>
-                <w14:ligatures w14:val="none"/>
-              </w:rPr>
-              <w:t>4</w:t>
-            </w:r>
-            <w:r>
-              <w:rPr>
-                <w:rFonts w:ascii="Arial" w:eastAsia="Times New Roman" w:hAnsi="Arial" w:cs="Arial"/>
-                <w:color w:val="000000"/>
-                <w:kern w:val="0"/>
-                <w:sz w:val="22"/>
-                <w:szCs w:val="22"/>
-                <w14:ligatures w14:val="none"/>
-              </w:rPr>
-              <w:t>x2</w:t>
-            </w:r>
-            <w:r>
-              <w:rPr>
-                <w:rFonts w:ascii="Arial" w:eastAsia="Times New Roman" w:hAnsi="Arial" w:cs="Arial"/>
-                <w:color w:val="000000"/>
-                <w:kern w:val="0"/>
-                <w:sz w:val="22"/>
-                <w:szCs w:val="22"/>
-                <w14:ligatures w14:val="none"/>
-              </w:rPr>
-              <w:t>4</w:t>
-            </w:r>
-            <w:r>
-              <w:rPr>
-                <w:rFonts w:ascii="Arial" w:eastAsia="Times New Roman" w:hAnsi="Arial" w:cs="Arial"/>
-                <w:color w:val="000000"/>
-                <w:kern w:val="0"/>
-                <w:sz w:val="22"/>
-                <w:szCs w:val="22"/>
-                <w14:ligatures w14:val="none"/>
-              </w:rPr>
-              <w:t>_Changed</w:t>
+              <w:t>24x24_Changed</w:t>
             </w:r>
           </w:p>
         </w:tc>
@@ -3106,6 +3199,7 @@
                 <w14:ligatures w14:val="none"/>
               </w:rPr>
             </w:pPr>
+            <w:proofErr w:type="spellStart"/>
             <w:r>
               <w:rPr>
                 <w:rFonts w:ascii="Arial" w:eastAsia="Times New Roman" w:hAnsi="Arial" w:cs="Arial"/>
@@ -3119,6 +3213,7 @@
               </w:rPr>
               <w:t>Rink_HVAC_Filter</w:t>
             </w:r>
+            <w:proofErr w:type="spellEnd"/>
           </w:p>
         </w:tc>
         <w:tc>
@@ -3147,40 +3242,7 @@
                 <w:szCs w:val="22"/>
                 <w14:ligatures w14:val="none"/>
               </w:rPr>
-              <w:t>18</w:t>
-            </w:r>
-            <w:r>
-              <w:rPr>
-                <w:rFonts w:ascii="Arial" w:eastAsia="Times New Roman" w:hAnsi="Arial" w:cs="Arial"/>
-                <w:color w:val="000000"/>
-                <w:kern w:val="0"/>
-                <w:sz w:val="22"/>
-                <w:szCs w:val="22"/>
-                <w14:ligatures w14:val="none"/>
-              </w:rPr>
-              <w:t>x2</w:t>
-            </w:r>
-            <w:r>
-              <w:rPr>
-                <w:rFonts w:ascii="Arial" w:eastAsia="Times New Roman" w:hAnsi="Arial" w:cs="Arial"/>
-                <w:color w:val="000000"/>
-                <w:kern w:val="0"/>
-                <w:sz w:val="22"/>
-                <w:szCs w:val="22"/>
-                <w14:ligatures w14:val="none"/>
-              </w:rPr>
-              <w:t>4</w:t>
-            </w:r>
-            <w:r>
-              <w:rPr>
-                <w:rFonts w:ascii="Arial" w:eastAsia="Times New Roman" w:hAnsi="Arial" w:cs="Arial"/>
-                <w:color w:val="000000"/>
-                <w:kern w:val="0"/>
-                <w:sz w:val="22"/>
-                <w:szCs w:val="22"/>
-                <w14:ligatures w14:val="none"/>
-              </w:rPr>
-              <w:t>_Changed</w:t>
+              <w:t>18x24_Changed</w:t>
             </w:r>
           </w:p>
         </w:tc>
@@ -3271,6 +3333,7 @@
                 <w14:ligatures w14:val="none"/>
               </w:rPr>
             </w:pPr>
+            <w:proofErr w:type="spellStart"/>
             <w:r>
               <w:rPr>
                 <w:rFonts w:ascii="Arial" w:eastAsia="Times New Roman" w:hAnsi="Arial" w:cs="Arial"/>
@@ -3284,6 +3347,7 @@
               </w:rPr>
               <w:t>Rink_HVAC_Filter</w:t>
             </w:r>
+            <w:proofErr w:type="spellEnd"/>
           </w:p>
         </w:tc>
         <w:tc>
@@ -3403,6 +3467,7 @@
                 <w14:ligatures w14:val="none"/>
               </w:rPr>
             </w:pPr>
+            <w:proofErr w:type="spellStart"/>
             <w:r>
               <w:rPr>
                 <w:rFonts w:ascii="Arial" w:eastAsia="Times New Roman" w:hAnsi="Arial" w:cs="Arial"/>
@@ -3416,6 +3481,7 @@
               </w:rPr>
               <w:t>Rink_HVAC_Filter</w:t>
             </w:r>
+            <w:proofErr w:type="spellEnd"/>
           </w:p>
         </w:tc>
         <w:tc>
@@ -3535,6 +3601,7 @@
                 <w14:ligatures w14:val="none"/>
               </w:rPr>
             </w:pPr>
+            <w:proofErr w:type="spellStart"/>
             <w:r>
               <w:rPr>
                 <w:rFonts w:ascii="Arial" w:eastAsia="Times New Roman" w:hAnsi="Arial" w:cs="Arial"/>
@@ -3548,6 +3615,7 @@
               </w:rPr>
               <w:t>Rink_HVAC_Filter</w:t>
             </w:r>
+            <w:proofErr w:type="spellEnd"/>
           </w:p>
         </w:tc>
         <w:tc>
@@ -3667,6 +3735,7 @@
                 <w14:ligatures w14:val="none"/>
               </w:rPr>
             </w:pPr>
+            <w:proofErr w:type="spellStart"/>
             <w:r>
               <w:rPr>
                 <w:rFonts w:ascii="Arial" w:eastAsia="Times New Roman" w:hAnsi="Arial" w:cs="Arial"/>
@@ -3680,6 +3749,7 @@
               </w:rPr>
               <w:t>Rink_HVAC_Filter</w:t>
             </w:r>
+            <w:proofErr w:type="spellEnd"/>
           </w:p>
         </w:tc>
         <w:tc>
@@ -3729,16 +3799,29 @@
                 <w14:ligatures w14:val="none"/>
               </w:rPr>
             </w:pPr>
-            <w:r>
-              <w:rPr>
-                <w:rFonts w:ascii="Arial" w:eastAsia="Times New Roman" w:hAnsi="Arial" w:cs="Arial"/>
-                <w:color w:val="000000"/>
-                <w:kern w:val="0"/>
-                <w:sz w:val="22"/>
-                <w:szCs w:val="22"/>
-                <w14:ligatures w14:val="none"/>
-              </w:rPr>
-              <w:t>Varchar(15)</w:t>
+            <w:proofErr w:type="gramStart"/>
+            <w:r>
+              <w:rPr>
+                <w:rFonts w:ascii="Arial" w:eastAsia="Times New Roman" w:hAnsi="Arial" w:cs="Arial"/>
+                <w:color w:val="000000"/>
+                <w:kern w:val="0"/>
+                <w:sz w:val="22"/>
+                <w:szCs w:val="22"/>
+                <w14:ligatures w14:val="none"/>
+              </w:rPr>
+              <w:t>Varchar(</w:t>
+            </w:r>
+            <w:proofErr w:type="gramEnd"/>
+            <w:r>
+              <w:rPr>
+                <w:rFonts w:ascii="Arial" w:eastAsia="Times New Roman" w:hAnsi="Arial" w:cs="Arial"/>
+                <w:color w:val="000000"/>
+                <w:kern w:val="0"/>
+                <w:sz w:val="22"/>
+                <w:szCs w:val="22"/>
+                <w14:ligatures w14:val="none"/>
+              </w:rPr>
+              <w:t>15)</w:t>
             </w:r>
           </w:p>
         </w:tc>
@@ -3799,6 +3882,7 @@
                 <w14:ligatures w14:val="none"/>
               </w:rPr>
             </w:pPr>
+            <w:proofErr w:type="spellStart"/>
             <w:r>
               <w:rPr>
                 <w:rFonts w:ascii="Arial" w:eastAsia="Times New Roman" w:hAnsi="Arial" w:cs="Arial"/>
@@ -3812,6 +3896,7 @@
               </w:rPr>
               <w:t>Rink_HVAC_Filter</w:t>
             </w:r>
+            <w:proofErr w:type="spellEnd"/>
           </w:p>
         </w:tc>
         <w:tc>
@@ -3831,6 +3916,7 @@
                 <w14:ligatures w14:val="none"/>
               </w:rPr>
             </w:pPr>
+            <w:proofErr w:type="spellStart"/>
             <w:r>
               <w:rPr>
                 <w:rFonts w:ascii="Arial" w:eastAsia="Times New Roman" w:hAnsi="Arial" w:cs="Arial"/>
@@ -3842,6 +3928,7 @@
               </w:rPr>
               <w:t>Worker_ID</w:t>
             </w:r>
+            <w:proofErr w:type="spellEnd"/>
           </w:p>
         </w:tc>
         <w:tc>
@@ -4016,6 +4103,7 @@
                 <w:szCs w:val="22"/>
               </w:rPr>
             </w:pPr>
+            <w:proofErr w:type="spellStart"/>
             <w:r>
               <w:rPr>
                 <w:rFonts w:ascii="Arial" w:hAnsi="Arial" w:cs="Arial"/>
@@ -4024,6 +4112,7 @@
               </w:rPr>
               <w:t>Facility_HVAC_Filter</w:t>
             </w:r>
+            <w:proofErr w:type="spellEnd"/>
           </w:p>
         </w:tc>
         <w:tc>
@@ -4038,6 +4127,7 @@
                 <w:szCs w:val="22"/>
               </w:rPr>
             </w:pPr>
+            <w:proofErr w:type="spellStart"/>
             <w:r>
               <w:rPr>
                 <w:rFonts w:ascii="Arial" w:hAnsi="Arial" w:cs="Arial"/>
@@ -4054,6 +4144,7 @@
               </w:rPr>
               <w:t>_HVAC_Filter_ID</w:t>
             </w:r>
+            <w:proofErr w:type="spellEnd"/>
           </w:p>
         </w:tc>
         <w:tc>
@@ -4127,6 +4218,7 @@
                 <w14:ligatures w14:val="none"/>
               </w:rPr>
             </w:pPr>
+            <w:proofErr w:type="spellStart"/>
             <w:r>
               <w:rPr>
                 <w:rFonts w:ascii="Arial" w:hAnsi="Arial" w:cs="Arial"/>
@@ -4138,6 +4230,7 @@
               </w:rPr>
               <w:t>Facility_HVAC_Filter</w:t>
             </w:r>
+            <w:proofErr w:type="spellEnd"/>
           </w:p>
         </w:tc>
         <w:tc>
@@ -4157,6 +4250,7 @@
                 <w14:ligatures w14:val="none"/>
               </w:rPr>
             </w:pPr>
+            <w:proofErr w:type="spellStart"/>
             <w:r>
               <w:rPr>
                 <w:rFonts w:ascii="Arial" w:eastAsia="Times New Roman" w:hAnsi="Arial" w:cs="Arial"/>
@@ -4168,6 +4262,7 @@
               </w:rPr>
               <w:t>Rink_Change_Date</w:t>
             </w:r>
+            <w:proofErr w:type="spellEnd"/>
           </w:p>
         </w:tc>
         <w:tc>
@@ -4257,6 +4352,7 @@
                 <w14:ligatures w14:val="none"/>
               </w:rPr>
             </w:pPr>
+            <w:proofErr w:type="spellStart"/>
             <w:r>
               <w:rPr>
                 <w:rFonts w:ascii="Arial" w:eastAsia="Times New Roman" w:hAnsi="Arial" w:cs="Arial"/>
@@ -4270,6 +4366,7 @@
               </w:rPr>
               <w:t>Facility_HVAC_Filter</w:t>
             </w:r>
+            <w:proofErr w:type="spellEnd"/>
           </w:p>
         </w:tc>
         <w:tc>
@@ -4411,6 +4508,7 @@
                 <w14:ligatures w14:val="none"/>
               </w:rPr>
             </w:pPr>
+            <w:proofErr w:type="spellStart"/>
             <w:r>
               <w:rPr>
                 <w:rFonts w:ascii="Arial" w:eastAsia="Times New Roman" w:hAnsi="Arial" w:cs="Arial"/>
@@ -4424,6 +4522,7 @@
               </w:rPr>
               <w:t>Facility_HVAC_Filter</w:t>
             </w:r>
+            <w:proofErr w:type="spellEnd"/>
           </w:p>
         </w:tc>
         <w:tc>
@@ -4587,6 +4686,7 @@
                 <w14:ligatures w14:val="none"/>
               </w:rPr>
             </w:pPr>
+            <w:proofErr w:type="spellStart"/>
             <w:r>
               <w:rPr>
                 <w:rFonts w:ascii="Arial" w:eastAsia="Times New Roman" w:hAnsi="Arial" w:cs="Arial"/>
@@ -4600,6 +4700,7 @@
               </w:rPr>
               <w:t>Facility_HVAC_Filter</w:t>
             </w:r>
+            <w:proofErr w:type="spellEnd"/>
           </w:p>
         </w:tc>
         <w:tc>
@@ -4763,6 +4864,7 @@
                 <w14:ligatures w14:val="none"/>
               </w:rPr>
             </w:pPr>
+            <w:proofErr w:type="spellStart"/>
             <w:r>
               <w:rPr>
                 <w:rFonts w:ascii="Arial" w:eastAsia="Times New Roman" w:hAnsi="Arial" w:cs="Arial"/>
@@ -4776,6 +4878,7 @@
               </w:rPr>
               <w:t>Facility_HVAC_Filter</w:t>
             </w:r>
+            <w:proofErr w:type="spellEnd"/>
           </w:p>
         </w:tc>
         <w:tc>
@@ -4917,6 +5020,7 @@
                 <w14:ligatures w14:val="none"/>
               </w:rPr>
             </w:pPr>
+            <w:proofErr w:type="spellStart"/>
             <w:r>
               <w:rPr>
                 <w:rFonts w:ascii="Arial" w:eastAsia="Times New Roman" w:hAnsi="Arial" w:cs="Arial"/>
@@ -4930,6 +5034,7 @@
               </w:rPr>
               <w:t>Facility_HVAC_Filter</w:t>
             </w:r>
+            <w:proofErr w:type="spellEnd"/>
           </w:p>
         </w:tc>
         <w:tc>
@@ -5093,6 +5198,7 @@
                 <w14:ligatures w14:val="none"/>
               </w:rPr>
             </w:pPr>
+            <w:proofErr w:type="spellStart"/>
             <w:r>
               <w:rPr>
                 <w:rFonts w:ascii="Arial" w:eastAsia="Times New Roman" w:hAnsi="Arial" w:cs="Arial"/>
@@ -5106,6 +5212,7 @@
               </w:rPr>
               <w:t>Facility_HVAC_Filter</w:t>
             </w:r>
+            <w:proofErr w:type="spellEnd"/>
           </w:p>
         </w:tc>
         <w:tc>
@@ -5269,6 +5376,7 @@
                 <w14:ligatures w14:val="none"/>
               </w:rPr>
             </w:pPr>
+            <w:proofErr w:type="spellStart"/>
             <w:r>
               <w:rPr>
                 <w:rFonts w:ascii="Arial" w:eastAsia="Times New Roman" w:hAnsi="Arial" w:cs="Arial"/>
@@ -5282,6 +5390,7 @@
               </w:rPr>
               <w:t>Facility_HVAC_Filter</w:t>
             </w:r>
+            <w:proofErr w:type="spellEnd"/>
           </w:p>
         </w:tc>
         <w:tc>
@@ -5331,16 +5440,29 @@
                 <w14:ligatures w14:val="none"/>
               </w:rPr>
             </w:pPr>
-            <w:r>
-              <w:rPr>
-                <w:rFonts w:ascii="Arial" w:eastAsia="Times New Roman" w:hAnsi="Arial" w:cs="Arial"/>
-                <w:color w:val="000000"/>
-                <w:kern w:val="0"/>
-                <w:sz w:val="22"/>
-                <w:szCs w:val="22"/>
-                <w14:ligatures w14:val="none"/>
-              </w:rPr>
-              <w:t>Varchar(15)</w:t>
+            <w:proofErr w:type="gramStart"/>
+            <w:r>
+              <w:rPr>
+                <w:rFonts w:ascii="Arial" w:eastAsia="Times New Roman" w:hAnsi="Arial" w:cs="Arial"/>
+                <w:color w:val="000000"/>
+                <w:kern w:val="0"/>
+                <w:sz w:val="22"/>
+                <w:szCs w:val="22"/>
+                <w14:ligatures w14:val="none"/>
+              </w:rPr>
+              <w:t>Varchar(</w:t>
+            </w:r>
+            <w:proofErr w:type="gramEnd"/>
+            <w:r>
+              <w:rPr>
+                <w:rFonts w:ascii="Arial" w:eastAsia="Times New Roman" w:hAnsi="Arial" w:cs="Arial"/>
+                <w:color w:val="000000"/>
+                <w:kern w:val="0"/>
+                <w:sz w:val="22"/>
+                <w:szCs w:val="22"/>
+                <w14:ligatures w14:val="none"/>
+              </w:rPr>
+              <w:t>15)</w:t>
             </w:r>
           </w:p>
         </w:tc>
@@ -5401,6 +5523,7 @@
                 <w14:ligatures w14:val="none"/>
               </w:rPr>
             </w:pPr>
+            <w:proofErr w:type="spellStart"/>
             <w:r>
               <w:rPr>
                 <w:rFonts w:ascii="Arial" w:eastAsia="Times New Roman" w:hAnsi="Arial" w:cs="Arial"/>
@@ -5414,6 +5537,7 @@
               </w:rPr>
               <w:t>Facility_HVAC_Filter</w:t>
             </w:r>
+            <w:proofErr w:type="spellEnd"/>
           </w:p>
         </w:tc>
         <w:tc>
@@ -5433,6 +5557,7 @@
                 <w14:ligatures w14:val="none"/>
               </w:rPr>
             </w:pPr>
+            <w:proofErr w:type="spellStart"/>
             <w:r>
               <w:rPr>
                 <w:rFonts w:ascii="Arial" w:eastAsia="Times New Roman" w:hAnsi="Arial" w:cs="Arial"/>
@@ -5444,6 +5569,7 @@
               </w:rPr>
               <w:t>Worker_ID</w:t>
             </w:r>
+            <w:proofErr w:type="spellEnd"/>
           </w:p>
         </w:tc>
         <w:tc>
@@ -5608,6 +5734,7 @@
                 <w:szCs w:val="22"/>
               </w:rPr>
             </w:pPr>
+            <w:proofErr w:type="spellStart"/>
             <w:r>
               <w:rPr>
                 <w:rFonts w:ascii="Arial" w:hAnsi="Arial" w:cs="Arial"/>
@@ -5616,6 +5743,7 @@
               </w:rPr>
               <w:t>Ice_Maintenance</w:t>
             </w:r>
+            <w:proofErr w:type="spellEnd"/>
           </w:p>
         </w:tc>
         <w:tc>
@@ -5630,6 +5758,7 @@
                 <w:szCs w:val="22"/>
               </w:rPr>
             </w:pPr>
+            <w:proofErr w:type="spellStart"/>
             <w:r>
               <w:rPr>
                 <w:rFonts w:ascii="Arial" w:hAnsi="Arial" w:cs="Arial"/>
@@ -5638,6 +5767,7 @@
               </w:rPr>
               <w:t>Ice_Maintenance_ID</w:t>
             </w:r>
+            <w:proofErr w:type="spellEnd"/>
           </w:p>
         </w:tc>
         <w:tc>
@@ -5711,6 +5841,7 @@
                 <w14:ligatures w14:val="none"/>
               </w:rPr>
             </w:pPr>
+            <w:proofErr w:type="spellStart"/>
             <w:r>
               <w:rPr>
                 <w:rFonts w:ascii="Arial" w:hAnsi="Arial" w:cs="Arial"/>
@@ -5722,6 +5853,7 @@
               </w:rPr>
               <w:t>Ice_Maintenance</w:t>
             </w:r>
+            <w:proofErr w:type="spellEnd"/>
           </w:p>
         </w:tc>
         <w:tc>
@@ -5741,6 +5873,7 @@
                 <w14:ligatures w14:val="none"/>
               </w:rPr>
             </w:pPr>
+            <w:proofErr w:type="spellStart"/>
             <w:r>
               <w:rPr>
                 <w:rFonts w:ascii="Arial" w:eastAsia="Times New Roman" w:hAnsi="Arial" w:cs="Arial"/>
@@ -5752,6 +5885,7 @@
               </w:rPr>
               <w:t>Ice_Maintenance_Date</w:t>
             </w:r>
+            <w:proofErr w:type="spellEnd"/>
           </w:p>
         </w:tc>
         <w:tc>
@@ -5841,6 +5975,7 @@
                 <w14:ligatures w14:val="none"/>
               </w:rPr>
             </w:pPr>
+            <w:proofErr w:type="spellStart"/>
             <w:r>
               <w:rPr>
                 <w:rFonts w:ascii="Arial" w:eastAsia="Times New Roman" w:hAnsi="Arial" w:cs="Arial"/>
@@ -5854,6 +5989,7 @@
               </w:rPr>
               <w:t>Ice_Maintenance</w:t>
             </w:r>
+            <w:proofErr w:type="spellEnd"/>
           </w:p>
         </w:tc>
         <w:tc>
@@ -5903,16 +6039,29 @@
                 <w14:ligatures w14:val="none"/>
               </w:rPr>
             </w:pPr>
-            <w:r>
-              <w:rPr>
-                <w:rFonts w:ascii="Arial" w:eastAsia="Times New Roman" w:hAnsi="Arial" w:cs="Arial"/>
-                <w:color w:val="000000"/>
-                <w:kern w:val="0"/>
-                <w:sz w:val="22"/>
-                <w:szCs w:val="22"/>
-                <w14:ligatures w14:val="none"/>
-              </w:rPr>
-              <w:t>Bool</w:t>
+            <w:proofErr w:type="gramStart"/>
+            <w:r>
+              <w:rPr>
+                <w:rFonts w:ascii="Arial" w:eastAsia="Times New Roman" w:hAnsi="Arial" w:cs="Arial"/>
+                <w:color w:val="000000"/>
+                <w:kern w:val="0"/>
+                <w:sz w:val="22"/>
+                <w:szCs w:val="22"/>
+                <w14:ligatures w14:val="none"/>
+              </w:rPr>
+              <w:t>Varchar(</w:t>
+            </w:r>
+            <w:proofErr w:type="gramEnd"/>
+            <w:r>
+              <w:rPr>
+                <w:rFonts w:ascii="Arial" w:eastAsia="Times New Roman" w:hAnsi="Arial" w:cs="Arial"/>
+                <w:color w:val="000000"/>
+                <w:kern w:val="0"/>
+                <w:sz w:val="22"/>
+                <w:szCs w:val="22"/>
+                <w14:ligatures w14:val="none"/>
+              </w:rPr>
+              <w:t>10)</w:t>
             </w:r>
           </w:p>
         </w:tc>
@@ -5942,7 +6091,65 @@
                 <w:szCs w:val="22"/>
                 <w14:ligatures w14:val="none"/>
               </w:rPr>
-              <w:t>Yes/No Dropdown</w:t>
+              <w:t>Dropdown:</w:t>
+            </w:r>
+          </w:p>
+          <w:p>
+            <w:pPr>
+              <w:pStyle w:val="ListParagraph"/>
+              <w:numPr>
+                <w:ilvl w:val="0"/>
+                <w:numId w:val="4"/>
+              </w:numPr>
+              <w:cnfStyle w:val="000000000000" w:firstRow="0" w:lastRow="0" w:firstColumn="0" w:lastColumn="0" w:oddVBand="0" w:evenVBand="0" w:oddHBand="0" w:evenHBand="0" w:firstRowFirstColumn="0" w:firstRowLastColumn="0" w:lastRowFirstColumn="0" w:lastRowLastColumn="0"/>
+              <w:rPr>
+                <w:rFonts w:ascii="Arial" w:eastAsia="Times New Roman" w:hAnsi="Arial" w:cs="Arial"/>
+                <w:color w:val="000000"/>
+                <w:kern w:val="0"/>
+                <w:sz w:val="22"/>
+                <w:szCs w:val="22"/>
+                <w14:ligatures w14:val="none"/>
+              </w:rPr>
+            </w:pPr>
+            <w:r>
+              <w:rPr>
+                <w:rFonts w:ascii="Arial" w:eastAsia="Times New Roman" w:hAnsi="Arial" w:cs="Arial"/>
+                <w:color w:val="000000"/>
+                <w:kern w:val="0"/>
+                <w:sz w:val="22"/>
+                <w:szCs w:val="22"/>
+                <w14:ligatures w14:val="none"/>
+              </w:rPr>
+              <w:t>Yes</w:t>
+            </w:r>
+          </w:p>
+          <w:p>
+            <w:pPr>
+              <w:pStyle w:val="ListParagraph"/>
+              <w:numPr>
+                <w:ilvl w:val="0"/>
+                <w:numId w:val="4"/>
+              </w:numPr>
+              <w:cnfStyle w:val="000000000000" w:firstRow="0" w:lastRow="0" w:firstColumn="0" w:lastColumn="0" w:oddVBand="0" w:evenVBand="0" w:oddHBand="0" w:evenHBand="0" w:firstRowFirstColumn="0" w:firstRowLastColumn="0" w:lastRowFirstColumn="0" w:lastRowLastColumn="0"/>
+              <w:rPr>
+                <w:rFonts w:ascii="Arial" w:eastAsia="Times New Roman" w:hAnsi="Arial" w:cs="Arial"/>
+                <w:color w:val="000000"/>
+                <w:kern w:val="0"/>
+                <w:sz w:val="22"/>
+                <w:szCs w:val="22"/>
+                <w14:ligatures w14:val="none"/>
+              </w:rPr>
+            </w:pPr>
+            <w:r>
+              <w:rPr>
+                <w:rFonts w:ascii="Arial" w:eastAsia="Times New Roman" w:hAnsi="Arial" w:cs="Arial"/>
+                <w:color w:val="000000"/>
+                <w:kern w:val="0"/>
+                <w:sz w:val="22"/>
+                <w:szCs w:val="22"/>
+                <w14:ligatures w14:val="none"/>
+              </w:rPr>
+              <w:t>Corners</w:t>
             </w:r>
           </w:p>
         </w:tc>
@@ -5973,6 +6180,7 @@
                 <w14:ligatures w14:val="none"/>
               </w:rPr>
             </w:pPr>
+            <w:proofErr w:type="spellStart"/>
             <w:r>
               <w:rPr>
                 <w:rFonts w:ascii="Arial" w:eastAsia="Times New Roman" w:hAnsi="Arial" w:cs="Arial"/>
@@ -5986,6 +6194,7 @@
               </w:rPr>
               <w:t>Ice_Maintenance</w:t>
             </w:r>
+            <w:proofErr w:type="spellEnd"/>
           </w:p>
         </w:tc>
         <w:tc>
@@ -6105,6 +6314,7 @@
                 <w14:ligatures w14:val="none"/>
               </w:rPr>
             </w:pPr>
+            <w:proofErr w:type="spellStart"/>
             <w:r>
               <w:rPr>
                 <w:rFonts w:ascii="Arial" w:eastAsia="Times New Roman" w:hAnsi="Arial" w:cs="Arial"/>
@@ -6118,6 +6328,7 @@
               </w:rPr>
               <w:t>Ice_Maintenance</w:t>
             </w:r>
+            <w:proofErr w:type="spellEnd"/>
           </w:p>
         </w:tc>
         <w:tc>
@@ -6137,6 +6348,7 @@
                 <w14:ligatures w14:val="none"/>
               </w:rPr>
             </w:pPr>
+            <w:proofErr w:type="spellStart"/>
             <w:r>
               <w:rPr>
                 <w:rFonts w:ascii="Arial" w:eastAsia="Times New Roman" w:hAnsi="Arial" w:cs="Arial"/>
@@ -6148,6 +6360,7 @@
               </w:rPr>
               <w:t>Cross_Cut</w:t>
             </w:r>
+            <w:proofErr w:type="spellEnd"/>
           </w:p>
         </w:tc>
         <w:tc>
@@ -6237,6 +6450,7 @@
                 <w14:ligatures w14:val="none"/>
               </w:rPr>
             </w:pPr>
+            <w:proofErr w:type="spellStart"/>
             <w:r>
               <w:rPr>
                 <w:rFonts w:ascii="Arial" w:eastAsia="Times New Roman" w:hAnsi="Arial" w:cs="Arial"/>
@@ -6250,6 +6464,7 @@
               </w:rPr>
               <w:t>Ice_Maintenance</w:t>
             </w:r>
+            <w:proofErr w:type="spellEnd"/>
           </w:p>
         </w:tc>
         <w:tc>
@@ -6269,6 +6484,7 @@
                 <w14:ligatures w14:val="none"/>
               </w:rPr>
             </w:pPr>
+            <w:proofErr w:type="spellStart"/>
             <w:r>
               <w:rPr>
                 <w:rFonts w:ascii="Arial" w:eastAsia="Times New Roman" w:hAnsi="Arial" w:cs="Arial"/>
@@ -6280,6 +6496,7 @@
               </w:rPr>
               <w:t>Hand_Flood</w:t>
             </w:r>
+            <w:proofErr w:type="spellEnd"/>
           </w:p>
         </w:tc>
         <w:tc>
@@ -6369,6 +6586,7 @@
                 <w14:ligatures w14:val="none"/>
               </w:rPr>
             </w:pPr>
+            <w:proofErr w:type="spellStart"/>
             <w:r>
               <w:rPr>
                 <w:rFonts w:ascii="Arial" w:eastAsia="Times New Roman" w:hAnsi="Arial" w:cs="Arial"/>
@@ -6382,6 +6600,7 @@
               </w:rPr>
               <w:t>Ice_Maintenance</w:t>
             </w:r>
+            <w:proofErr w:type="spellEnd"/>
           </w:p>
         </w:tc>
         <w:tc>
@@ -6431,16 +6650,29 @@
                 <w14:ligatures w14:val="none"/>
               </w:rPr>
             </w:pPr>
-            <w:r>
-              <w:rPr>
-                <w:rFonts w:ascii="Arial" w:eastAsia="Times New Roman" w:hAnsi="Arial" w:cs="Arial"/>
-                <w:color w:val="000000"/>
-                <w:kern w:val="0"/>
-                <w:sz w:val="22"/>
-                <w:szCs w:val="22"/>
-                <w14:ligatures w14:val="none"/>
-              </w:rPr>
-              <w:t>Varchar(15)</w:t>
+            <w:proofErr w:type="gramStart"/>
+            <w:r>
+              <w:rPr>
+                <w:rFonts w:ascii="Arial" w:eastAsia="Times New Roman" w:hAnsi="Arial" w:cs="Arial"/>
+                <w:color w:val="000000"/>
+                <w:kern w:val="0"/>
+                <w:sz w:val="22"/>
+                <w:szCs w:val="22"/>
+                <w14:ligatures w14:val="none"/>
+              </w:rPr>
+              <w:t>Varchar(</w:t>
+            </w:r>
+            <w:proofErr w:type="gramEnd"/>
+            <w:r>
+              <w:rPr>
+                <w:rFonts w:ascii="Arial" w:eastAsia="Times New Roman" w:hAnsi="Arial" w:cs="Arial"/>
+                <w:color w:val="000000"/>
+                <w:kern w:val="0"/>
+                <w:sz w:val="22"/>
+                <w:szCs w:val="22"/>
+                <w14:ligatures w14:val="none"/>
+              </w:rPr>
+              <w:t>15)</w:t>
             </w:r>
           </w:p>
         </w:tc>
@@ -6501,6 +6733,7 @@
                 <w14:ligatures w14:val="none"/>
               </w:rPr>
             </w:pPr>
+            <w:proofErr w:type="spellStart"/>
             <w:r>
               <w:rPr>
                 <w:rFonts w:ascii="Arial" w:eastAsia="Times New Roman" w:hAnsi="Arial" w:cs="Arial"/>
@@ -6514,6 +6747,7 @@
               </w:rPr>
               <w:t>Ice_Maintenance</w:t>
             </w:r>
+            <w:proofErr w:type="spellEnd"/>
           </w:p>
         </w:tc>
         <w:tc>
@@ -6533,6 +6767,7 @@
                 <w14:ligatures w14:val="none"/>
               </w:rPr>
             </w:pPr>
+            <w:proofErr w:type="spellStart"/>
             <w:r>
               <w:rPr>
                 <w:rFonts w:ascii="Arial" w:eastAsia="Times New Roman" w:hAnsi="Arial" w:cs="Arial"/>
@@ -6544,6 +6779,7 @@
               </w:rPr>
               <w:t>Worker_ID</w:t>
             </w:r>
+            <w:proofErr w:type="spellEnd"/>
           </w:p>
         </w:tc>
         <w:tc>
@@ -6717,6 +6953,7 @@
                 <w:szCs w:val="22"/>
               </w:rPr>
             </w:pPr>
+            <w:proofErr w:type="spellStart"/>
             <w:r>
               <w:rPr>
                 <w:rFonts w:ascii="Arial" w:hAnsi="Arial" w:cs="Arial"/>
@@ -6725,6 +6962,7 @@
               </w:rPr>
               <w:t>Rink_Misc_Maintenance</w:t>
             </w:r>
+            <w:proofErr w:type="spellEnd"/>
           </w:p>
         </w:tc>
         <w:tc>
@@ -6739,6 +6977,7 @@
                 <w:szCs w:val="22"/>
               </w:rPr>
             </w:pPr>
+            <w:proofErr w:type="spellStart"/>
             <w:r>
               <w:rPr>
                 <w:rFonts w:ascii="Arial" w:hAnsi="Arial" w:cs="Arial"/>
@@ -6747,6 +6986,7 @@
               </w:rPr>
               <w:t>Rink_Misc_Maintenance_ID</w:t>
             </w:r>
+            <w:proofErr w:type="spellEnd"/>
           </w:p>
         </w:tc>
         <w:tc>
@@ -6820,6 +7060,7 @@
                 <w14:ligatures w14:val="none"/>
               </w:rPr>
             </w:pPr>
+            <w:proofErr w:type="spellStart"/>
             <w:r>
               <w:rPr>
                 <w:rFonts w:ascii="Arial" w:eastAsia="Times New Roman" w:hAnsi="Arial" w:cs="Arial"/>
@@ -6833,6 +7074,7 @@
               </w:rPr>
               <w:t>Rink_Misc_Maintenance</w:t>
             </w:r>
+            <w:proofErr w:type="spellEnd"/>
           </w:p>
         </w:tc>
         <w:tc>
@@ -6882,16 +7124,29 @@
                 <w14:ligatures w14:val="none"/>
               </w:rPr>
             </w:pPr>
-            <w:r>
-              <w:rPr>
-                <w:rFonts w:ascii="Arial" w:eastAsia="Times New Roman" w:hAnsi="Arial" w:cs="Arial"/>
-                <w:color w:val="000000"/>
-                <w:kern w:val="0"/>
-                <w:sz w:val="22"/>
-                <w:szCs w:val="22"/>
-                <w14:ligatures w14:val="none"/>
-              </w:rPr>
-              <w:t>Varchar(20)</w:t>
+            <w:proofErr w:type="gramStart"/>
+            <w:r>
+              <w:rPr>
+                <w:rFonts w:ascii="Arial" w:eastAsia="Times New Roman" w:hAnsi="Arial" w:cs="Arial"/>
+                <w:color w:val="000000"/>
+                <w:kern w:val="0"/>
+                <w:sz w:val="22"/>
+                <w:szCs w:val="22"/>
+                <w14:ligatures w14:val="none"/>
+              </w:rPr>
+              <w:t>Varchar(</w:t>
+            </w:r>
+            <w:proofErr w:type="gramEnd"/>
+            <w:r>
+              <w:rPr>
+                <w:rFonts w:ascii="Arial" w:eastAsia="Times New Roman" w:hAnsi="Arial" w:cs="Arial"/>
+                <w:color w:val="000000"/>
+                <w:kern w:val="0"/>
+                <w:sz w:val="22"/>
+                <w:szCs w:val="22"/>
+                <w14:ligatures w14:val="none"/>
+              </w:rPr>
+              <w:t>20)</w:t>
             </w:r>
           </w:p>
         </w:tc>
@@ -6921,7 +7176,7 @@
                 <w:szCs w:val="22"/>
                 <w14:ligatures w14:val="none"/>
               </w:rPr>
-              <w:t>???</w:t>
+              <w:t>Text Field</w:t>
             </w:r>
           </w:p>
         </w:tc>
@@ -6952,6 +7207,7 @@
                 <w14:ligatures w14:val="none"/>
               </w:rPr>
             </w:pPr>
+            <w:proofErr w:type="spellStart"/>
             <w:r>
               <w:rPr>
                 <w:rFonts w:ascii="Arial" w:eastAsia="Times New Roman" w:hAnsi="Arial" w:cs="Arial"/>
@@ -6965,6 +7221,7 @@
               </w:rPr>
               <w:t>Rink_Misc_Maintenance</w:t>
             </w:r>
+            <w:proofErr w:type="spellEnd"/>
           </w:p>
         </w:tc>
         <w:tc>
@@ -7014,16 +7271,29 @@
                 <w14:ligatures w14:val="none"/>
               </w:rPr>
             </w:pPr>
-            <w:r>
-              <w:rPr>
-                <w:rFonts w:ascii="Arial" w:eastAsia="Times New Roman" w:hAnsi="Arial" w:cs="Arial"/>
-                <w:color w:val="000000"/>
-                <w:kern w:val="0"/>
-                <w:sz w:val="22"/>
-                <w:szCs w:val="22"/>
-                <w14:ligatures w14:val="none"/>
-              </w:rPr>
-              <w:t>Varchar(20)</w:t>
+            <w:proofErr w:type="gramStart"/>
+            <w:r>
+              <w:rPr>
+                <w:rFonts w:ascii="Arial" w:eastAsia="Times New Roman" w:hAnsi="Arial" w:cs="Arial"/>
+                <w:color w:val="000000"/>
+                <w:kern w:val="0"/>
+                <w:sz w:val="22"/>
+                <w:szCs w:val="22"/>
+                <w14:ligatures w14:val="none"/>
+              </w:rPr>
+              <w:t>Varchar(</w:t>
+            </w:r>
+            <w:proofErr w:type="gramEnd"/>
+            <w:r>
+              <w:rPr>
+                <w:rFonts w:ascii="Arial" w:eastAsia="Times New Roman" w:hAnsi="Arial" w:cs="Arial"/>
+                <w:color w:val="000000"/>
+                <w:kern w:val="0"/>
+                <w:sz w:val="22"/>
+                <w:szCs w:val="22"/>
+                <w14:ligatures w14:val="none"/>
+              </w:rPr>
+              <w:t>20)</w:t>
             </w:r>
           </w:p>
         </w:tc>
@@ -7084,6 +7354,7 @@
                 <w14:ligatures w14:val="none"/>
               </w:rPr>
             </w:pPr>
+            <w:proofErr w:type="spellStart"/>
             <w:r>
               <w:rPr>
                 <w:rFonts w:ascii="Arial" w:eastAsia="Times New Roman" w:hAnsi="Arial" w:cs="Arial"/>
@@ -7097,6 +7368,7 @@
               </w:rPr>
               <w:t>Rink_Misc_Maintenance</w:t>
             </w:r>
+            <w:proofErr w:type="spellEnd"/>
           </w:p>
         </w:tc>
         <w:tc>
@@ -7116,6 +7388,7 @@
                 <w14:ligatures w14:val="none"/>
               </w:rPr>
             </w:pPr>
+            <w:proofErr w:type="spellStart"/>
             <w:r>
               <w:rPr>
                 <w:rFonts w:ascii="Arial" w:eastAsia="Times New Roman" w:hAnsi="Arial" w:cs="Arial"/>
@@ -7127,6 +7400,7 @@
               </w:rPr>
               <w:t>Worker_ID</w:t>
             </w:r>
+            <w:proofErr w:type="spellEnd"/>
           </w:p>
         </w:tc>
         <w:tc>
@@ -7227,7 +7501,6 @@
           <w:sz w:val="40"/>
           <w:szCs w:val="40"/>
         </w:rPr>
-        <w:lastRenderedPageBreak/>
         <w:t>Natural Gas Form</w:t>
       </w:r>
     </w:p>
@@ -7311,6 +7584,7 @@
                 <w:szCs w:val="22"/>
               </w:rPr>
             </w:pPr>
+            <w:proofErr w:type="spellStart"/>
             <w:r>
               <w:rPr>
                 <w:rFonts w:ascii="Arial" w:hAnsi="Arial" w:cs="Arial"/>
@@ -7319,6 +7593,7 @@
               </w:rPr>
               <w:t>Natural_Gas_Stats</w:t>
             </w:r>
+            <w:proofErr w:type="spellEnd"/>
           </w:p>
         </w:tc>
         <w:tc>
@@ -7333,6 +7608,7 @@
                 <w:szCs w:val="22"/>
               </w:rPr>
             </w:pPr>
+            <w:proofErr w:type="spellStart"/>
             <w:r>
               <w:rPr>
                 <w:rFonts w:ascii="Arial" w:hAnsi="Arial" w:cs="Arial"/>
@@ -7349,6 +7625,7 @@
               </w:rPr>
               <w:t>_ID</w:t>
             </w:r>
+            <w:proofErr w:type="spellEnd"/>
           </w:p>
         </w:tc>
         <w:tc>
@@ -7422,6 +7699,7 @@
                 <w14:ligatures w14:val="none"/>
               </w:rPr>
             </w:pPr>
+            <w:proofErr w:type="spellStart"/>
             <w:r>
               <w:rPr>
                 <w:rFonts w:ascii="Arial" w:eastAsia="Times New Roman" w:hAnsi="Arial" w:cs="Arial"/>
@@ -7435,6 +7713,7 @@
               </w:rPr>
               <w:t>Natural_Gas_Stats</w:t>
             </w:r>
+            <w:proofErr w:type="spellEnd"/>
           </w:p>
         </w:tc>
         <w:tc>
@@ -7454,6 +7733,7 @@
                 <w14:ligatures w14:val="none"/>
               </w:rPr>
             </w:pPr>
+            <w:proofErr w:type="spellStart"/>
             <w:r>
               <w:rPr>
                 <w:rFonts w:ascii="Arial" w:eastAsia="Times New Roman" w:hAnsi="Arial" w:cs="Arial"/>
@@ -7476,6 +7756,7 @@
               </w:rPr>
               <w:t>Billing_Date</w:t>
             </w:r>
+            <w:proofErr w:type="spellEnd"/>
           </w:p>
         </w:tc>
         <w:tc>
@@ -7565,6 +7846,7 @@
                 <w14:ligatures w14:val="none"/>
               </w:rPr>
             </w:pPr>
+            <w:proofErr w:type="spellStart"/>
             <w:r>
               <w:rPr>
                 <w:rFonts w:ascii="Arial" w:eastAsia="Times New Roman" w:hAnsi="Arial" w:cs="Arial"/>
@@ -7578,6 +7860,7 @@
               </w:rPr>
               <w:t>Natural_Gas_Stats</w:t>
             </w:r>
+            <w:proofErr w:type="spellEnd"/>
           </w:p>
         </w:tc>
         <w:tc>
@@ -7597,6 +7880,7 @@
                 <w14:ligatures w14:val="none"/>
               </w:rPr>
             </w:pPr>
+            <w:proofErr w:type="spellStart"/>
             <w:r>
               <w:rPr>
                 <w:rFonts w:ascii="Arial" w:eastAsia="Times New Roman" w:hAnsi="Arial" w:cs="Arial"/>
@@ -7619,6 +7903,7 @@
               </w:rPr>
               <w:t>Read_Date</w:t>
             </w:r>
+            <w:proofErr w:type="spellEnd"/>
           </w:p>
         </w:tc>
         <w:tc>
@@ -7708,6 +7993,7 @@
                 <w14:ligatures w14:val="none"/>
               </w:rPr>
             </w:pPr>
+            <w:proofErr w:type="spellStart"/>
             <w:r>
               <w:rPr>
                 <w:rFonts w:ascii="Arial" w:eastAsia="Times New Roman" w:hAnsi="Arial" w:cs="Arial"/>
@@ -7721,6 +8007,7 @@
               </w:rPr>
               <w:t>Natural_Gas_Stats</w:t>
             </w:r>
+            <w:proofErr w:type="spellEnd"/>
           </w:p>
         </w:tc>
         <w:tc>
@@ -7740,6 +8027,7 @@
                 <w14:ligatures w14:val="none"/>
               </w:rPr>
             </w:pPr>
+            <w:proofErr w:type="spellStart"/>
             <w:r>
               <w:rPr>
                 <w:rFonts w:ascii="Arial" w:eastAsia="Times New Roman" w:hAnsi="Arial" w:cs="Arial"/>
@@ -7762,6 +8050,7 @@
               </w:rPr>
               <w:t>Billing_Days</w:t>
             </w:r>
+            <w:proofErr w:type="spellEnd"/>
           </w:p>
         </w:tc>
         <w:tc>
@@ -7851,6 +8140,7 @@
                 <w14:ligatures w14:val="none"/>
               </w:rPr>
             </w:pPr>
+            <w:proofErr w:type="spellStart"/>
             <w:r>
               <w:rPr>
                 <w:rFonts w:ascii="Arial" w:eastAsia="Times New Roman" w:hAnsi="Arial" w:cs="Arial"/>
@@ -7864,6 +8154,7 @@
               </w:rPr>
               <w:t>Natural_Gas_Stats</w:t>
             </w:r>
+            <w:proofErr w:type="spellEnd"/>
           </w:p>
         </w:tc>
         <w:tc>
@@ -7883,6 +8174,7 @@
                 <w14:ligatures w14:val="none"/>
               </w:rPr>
             </w:pPr>
+            <w:proofErr w:type="spellStart"/>
             <w:r>
               <w:rPr>
                 <w:rFonts w:ascii="Arial" w:eastAsia="Times New Roman" w:hAnsi="Arial" w:cs="Arial"/>
@@ -7894,6 +8186,7 @@
               </w:rPr>
               <w:t>Other_Gas_Charges</w:t>
             </w:r>
+            <w:proofErr w:type="spellEnd"/>
           </w:p>
         </w:tc>
         <w:tc>
@@ -7913,16 +8206,29 @@
                 <w14:ligatures w14:val="none"/>
               </w:rPr>
             </w:pPr>
-            <w:r>
-              <w:rPr>
-                <w:rFonts w:ascii="Arial" w:eastAsia="Times New Roman" w:hAnsi="Arial" w:cs="Arial"/>
-                <w:color w:val="000000"/>
-                <w:kern w:val="0"/>
-                <w:sz w:val="22"/>
-                <w:szCs w:val="22"/>
-                <w14:ligatures w14:val="none"/>
-              </w:rPr>
-              <w:t>Decimal(10,2)</w:t>
+            <w:proofErr w:type="gramStart"/>
+            <w:r>
+              <w:rPr>
+                <w:rFonts w:ascii="Arial" w:eastAsia="Times New Roman" w:hAnsi="Arial" w:cs="Arial"/>
+                <w:color w:val="000000"/>
+                <w:kern w:val="0"/>
+                <w:sz w:val="22"/>
+                <w:szCs w:val="22"/>
+                <w14:ligatures w14:val="none"/>
+              </w:rPr>
+              <w:t>Decimal(</w:t>
+            </w:r>
+            <w:proofErr w:type="gramEnd"/>
+            <w:r>
+              <w:rPr>
+                <w:rFonts w:ascii="Arial" w:eastAsia="Times New Roman" w:hAnsi="Arial" w:cs="Arial"/>
+                <w:color w:val="000000"/>
+                <w:kern w:val="0"/>
+                <w:sz w:val="22"/>
+                <w:szCs w:val="22"/>
+                <w14:ligatures w14:val="none"/>
+              </w:rPr>
+              <w:t>10,2)</w:t>
             </w:r>
           </w:p>
         </w:tc>
@@ -7983,6 +8289,7 @@
                 <w14:ligatures w14:val="none"/>
               </w:rPr>
             </w:pPr>
+            <w:proofErr w:type="spellStart"/>
             <w:r>
               <w:rPr>
                 <w:rFonts w:ascii="Arial" w:eastAsia="Times New Roman" w:hAnsi="Arial" w:cs="Arial"/>
@@ -7996,6 +8303,7 @@
               </w:rPr>
               <w:t>Natural_Gas_Stats</w:t>
             </w:r>
+            <w:proofErr w:type="spellEnd"/>
           </w:p>
         </w:tc>
         <w:tc>
@@ -8015,6 +8323,7 @@
                 <w14:ligatures w14:val="none"/>
               </w:rPr>
             </w:pPr>
+            <w:proofErr w:type="spellStart"/>
             <w:r>
               <w:rPr>
                 <w:rFonts w:ascii="Arial" w:eastAsia="Times New Roman" w:hAnsi="Arial" w:cs="Arial"/>
@@ -8026,6 +8335,7 @@
               </w:rPr>
               <w:t>Previous_Balance_And_Adjustments_Gas</w:t>
             </w:r>
+            <w:proofErr w:type="spellEnd"/>
           </w:p>
         </w:tc>
         <w:tc>
@@ -8045,16 +8355,29 @@
                 <w14:ligatures w14:val="none"/>
               </w:rPr>
             </w:pPr>
-            <w:r>
-              <w:rPr>
-                <w:rFonts w:ascii="Arial" w:eastAsia="Times New Roman" w:hAnsi="Arial" w:cs="Arial"/>
-                <w:color w:val="000000"/>
-                <w:kern w:val="0"/>
-                <w:sz w:val="22"/>
-                <w:szCs w:val="22"/>
-                <w14:ligatures w14:val="none"/>
-              </w:rPr>
-              <w:t>Decimal(10,2)</w:t>
+            <w:proofErr w:type="gramStart"/>
+            <w:r>
+              <w:rPr>
+                <w:rFonts w:ascii="Arial" w:eastAsia="Times New Roman" w:hAnsi="Arial" w:cs="Arial"/>
+                <w:color w:val="000000"/>
+                <w:kern w:val="0"/>
+                <w:sz w:val="22"/>
+                <w:szCs w:val="22"/>
+                <w14:ligatures w14:val="none"/>
+              </w:rPr>
+              <w:t>Decimal(</w:t>
+            </w:r>
+            <w:proofErr w:type="gramEnd"/>
+            <w:r>
+              <w:rPr>
+                <w:rFonts w:ascii="Arial" w:eastAsia="Times New Roman" w:hAnsi="Arial" w:cs="Arial"/>
+                <w:color w:val="000000"/>
+                <w:kern w:val="0"/>
+                <w:sz w:val="22"/>
+                <w:szCs w:val="22"/>
+                <w14:ligatures w14:val="none"/>
+              </w:rPr>
+              <w:t>10,2)</w:t>
             </w:r>
           </w:p>
         </w:tc>
@@ -8115,6 +8438,7 @@
                 <w14:ligatures w14:val="none"/>
               </w:rPr>
             </w:pPr>
+            <w:proofErr w:type="spellStart"/>
             <w:r>
               <w:rPr>
                 <w:rFonts w:ascii="Arial" w:eastAsia="Times New Roman" w:hAnsi="Arial" w:cs="Arial"/>
@@ -8128,6 +8452,7 @@
               </w:rPr>
               <w:t>Natural_Gas_Stats</w:t>
             </w:r>
+            <w:proofErr w:type="spellEnd"/>
           </w:p>
         </w:tc>
         <w:tc>
@@ -8147,6 +8472,7 @@
                 <w14:ligatures w14:val="none"/>
               </w:rPr>
             </w:pPr>
+            <w:proofErr w:type="spellStart"/>
             <w:r>
               <w:rPr>
                 <w:rFonts w:ascii="Arial" w:eastAsia="Times New Roman" w:hAnsi="Arial" w:cs="Arial"/>
@@ -8158,6 +8484,7 @@
               </w:rPr>
               <w:t>Base_Gas_Cost</w:t>
             </w:r>
+            <w:proofErr w:type="spellEnd"/>
           </w:p>
         </w:tc>
         <w:tc>
@@ -8177,16 +8504,29 @@
                 <w14:ligatures w14:val="none"/>
               </w:rPr>
             </w:pPr>
-            <w:r>
-              <w:rPr>
-                <w:rFonts w:ascii="Arial" w:eastAsia="Times New Roman" w:hAnsi="Arial" w:cs="Arial"/>
-                <w:color w:val="000000"/>
-                <w:kern w:val="0"/>
-                <w:sz w:val="22"/>
-                <w:szCs w:val="22"/>
-                <w14:ligatures w14:val="none"/>
-              </w:rPr>
-              <w:t>Decimal(10,2)</w:t>
+            <w:proofErr w:type="gramStart"/>
+            <w:r>
+              <w:rPr>
+                <w:rFonts w:ascii="Arial" w:eastAsia="Times New Roman" w:hAnsi="Arial" w:cs="Arial"/>
+                <w:color w:val="000000"/>
+                <w:kern w:val="0"/>
+                <w:sz w:val="22"/>
+                <w:szCs w:val="22"/>
+                <w14:ligatures w14:val="none"/>
+              </w:rPr>
+              <w:t>Decimal(</w:t>
+            </w:r>
+            <w:proofErr w:type="gramEnd"/>
+            <w:r>
+              <w:rPr>
+                <w:rFonts w:ascii="Arial" w:eastAsia="Times New Roman" w:hAnsi="Arial" w:cs="Arial"/>
+                <w:color w:val="000000"/>
+                <w:kern w:val="0"/>
+                <w:sz w:val="22"/>
+                <w:szCs w:val="22"/>
+                <w14:ligatures w14:val="none"/>
+              </w:rPr>
+              <w:t>10,2)</w:t>
             </w:r>
           </w:p>
         </w:tc>
@@ -8247,6 +8587,7 @@
                 <w14:ligatures w14:val="none"/>
               </w:rPr>
             </w:pPr>
+            <w:proofErr w:type="spellStart"/>
             <w:r>
               <w:rPr>
                 <w:rFonts w:ascii="Arial" w:eastAsia="Times New Roman" w:hAnsi="Arial" w:cs="Arial"/>
@@ -8260,6 +8601,7 @@
               </w:rPr>
               <w:t>Natural_Gas_Stats</w:t>
             </w:r>
+            <w:proofErr w:type="spellEnd"/>
           </w:p>
         </w:tc>
         <w:tc>
@@ -8279,6 +8621,7 @@
                 <w14:ligatures w14:val="none"/>
               </w:rPr>
             </w:pPr>
+            <w:proofErr w:type="spellStart"/>
             <w:r>
               <w:rPr>
                 <w:rFonts w:ascii="Arial" w:eastAsia="Times New Roman" w:hAnsi="Arial" w:cs="Arial"/>
@@ -8290,6 +8633,7 @@
               </w:rPr>
               <w:t>Purchase_Gas_Adjustment</w:t>
             </w:r>
+            <w:proofErr w:type="spellEnd"/>
           </w:p>
         </w:tc>
         <w:tc>
@@ -8309,16 +8653,29 @@
                 <w14:ligatures w14:val="none"/>
               </w:rPr>
             </w:pPr>
-            <w:r>
-              <w:rPr>
-                <w:rFonts w:ascii="Arial" w:eastAsia="Times New Roman" w:hAnsi="Arial" w:cs="Arial"/>
-                <w:color w:val="000000"/>
-                <w:kern w:val="0"/>
-                <w:sz w:val="22"/>
-                <w:szCs w:val="22"/>
-                <w14:ligatures w14:val="none"/>
-              </w:rPr>
-              <w:t>Decimal(10,2)</w:t>
+            <w:proofErr w:type="gramStart"/>
+            <w:r>
+              <w:rPr>
+                <w:rFonts w:ascii="Arial" w:eastAsia="Times New Roman" w:hAnsi="Arial" w:cs="Arial"/>
+                <w:color w:val="000000"/>
+                <w:kern w:val="0"/>
+                <w:sz w:val="22"/>
+                <w:szCs w:val="22"/>
+                <w14:ligatures w14:val="none"/>
+              </w:rPr>
+              <w:t>Decimal(</w:t>
+            </w:r>
+            <w:proofErr w:type="gramEnd"/>
+            <w:r>
+              <w:rPr>
+                <w:rFonts w:ascii="Arial" w:eastAsia="Times New Roman" w:hAnsi="Arial" w:cs="Arial"/>
+                <w:color w:val="000000"/>
+                <w:kern w:val="0"/>
+                <w:sz w:val="22"/>
+                <w:szCs w:val="22"/>
+                <w14:ligatures w14:val="none"/>
+              </w:rPr>
+              <w:t>10,2)</w:t>
             </w:r>
           </w:p>
         </w:tc>
@@ -8379,6 +8736,7 @@
                 <w14:ligatures w14:val="none"/>
               </w:rPr>
             </w:pPr>
+            <w:proofErr w:type="spellStart"/>
             <w:r>
               <w:rPr>
                 <w:rFonts w:ascii="Arial" w:eastAsia="Times New Roman" w:hAnsi="Arial" w:cs="Arial"/>
@@ -8392,6 +8750,7 @@
               </w:rPr>
               <w:t>Natural_Gas_Stats</w:t>
             </w:r>
+            <w:proofErr w:type="spellEnd"/>
           </w:p>
         </w:tc>
         <w:tc>
@@ -8411,6 +8770,7 @@
                 <w14:ligatures w14:val="none"/>
               </w:rPr>
             </w:pPr>
+            <w:proofErr w:type="spellStart"/>
             <w:r>
               <w:rPr>
                 <w:rFonts w:ascii="Arial" w:eastAsia="Times New Roman" w:hAnsi="Arial" w:cs="Arial"/>
@@ -8422,6 +8782,7 @@
               </w:rPr>
               <w:t>Distribution_Charge</w:t>
             </w:r>
+            <w:proofErr w:type="spellEnd"/>
           </w:p>
         </w:tc>
         <w:tc>
@@ -8441,16 +8802,29 @@
                 <w14:ligatures w14:val="none"/>
               </w:rPr>
             </w:pPr>
-            <w:r>
-              <w:rPr>
-                <w:rFonts w:ascii="Arial" w:eastAsia="Times New Roman" w:hAnsi="Arial" w:cs="Arial"/>
-                <w:color w:val="000000"/>
-                <w:kern w:val="0"/>
-                <w:sz w:val="22"/>
-                <w:szCs w:val="22"/>
-                <w14:ligatures w14:val="none"/>
-              </w:rPr>
-              <w:t>Decimal(10,2)</w:t>
+            <w:proofErr w:type="gramStart"/>
+            <w:r>
+              <w:rPr>
+                <w:rFonts w:ascii="Arial" w:eastAsia="Times New Roman" w:hAnsi="Arial" w:cs="Arial"/>
+                <w:color w:val="000000"/>
+                <w:kern w:val="0"/>
+                <w:sz w:val="22"/>
+                <w:szCs w:val="22"/>
+                <w14:ligatures w14:val="none"/>
+              </w:rPr>
+              <w:t>Decimal(</w:t>
+            </w:r>
+            <w:proofErr w:type="gramEnd"/>
+            <w:r>
+              <w:rPr>
+                <w:rFonts w:ascii="Arial" w:eastAsia="Times New Roman" w:hAnsi="Arial" w:cs="Arial"/>
+                <w:color w:val="000000"/>
+                <w:kern w:val="0"/>
+                <w:sz w:val="22"/>
+                <w:szCs w:val="22"/>
+                <w14:ligatures w14:val="none"/>
+              </w:rPr>
+              <w:t>10,2)</w:t>
             </w:r>
           </w:p>
         </w:tc>
@@ -8511,6 +8885,7 @@
                 <w14:ligatures w14:val="none"/>
               </w:rPr>
             </w:pPr>
+            <w:proofErr w:type="spellStart"/>
             <w:r>
               <w:rPr>
                 <w:rFonts w:ascii="Arial" w:eastAsia="Times New Roman" w:hAnsi="Arial" w:cs="Arial"/>
@@ -8524,6 +8899,7 @@
               </w:rPr>
               <w:t>Natural_Gas_Stats</w:t>
             </w:r>
+            <w:proofErr w:type="spellEnd"/>
           </w:p>
         </w:tc>
         <w:tc>
@@ -8543,6 +8919,7 @@
                 <w14:ligatures w14:val="none"/>
               </w:rPr>
             </w:pPr>
+            <w:proofErr w:type="spellStart"/>
             <w:r>
               <w:rPr>
                 <w:rFonts w:ascii="Arial" w:eastAsia="Times New Roman" w:hAnsi="Arial" w:cs="Arial"/>
@@ -8554,6 +8931,7 @@
               </w:rPr>
               <w:t>Tax_Cost</w:t>
             </w:r>
+            <w:proofErr w:type="spellEnd"/>
           </w:p>
         </w:tc>
         <w:tc>
@@ -8573,16 +8951,29 @@
                 <w14:ligatures w14:val="none"/>
               </w:rPr>
             </w:pPr>
-            <w:r>
-              <w:rPr>
-                <w:rFonts w:ascii="Arial" w:eastAsia="Times New Roman" w:hAnsi="Arial" w:cs="Arial"/>
-                <w:color w:val="000000"/>
-                <w:kern w:val="0"/>
-                <w:sz w:val="22"/>
-                <w:szCs w:val="22"/>
-                <w14:ligatures w14:val="none"/>
-              </w:rPr>
-              <w:t>Decimal(10,2)</w:t>
+            <w:proofErr w:type="gramStart"/>
+            <w:r>
+              <w:rPr>
+                <w:rFonts w:ascii="Arial" w:eastAsia="Times New Roman" w:hAnsi="Arial" w:cs="Arial"/>
+                <w:color w:val="000000"/>
+                <w:kern w:val="0"/>
+                <w:sz w:val="22"/>
+                <w:szCs w:val="22"/>
+                <w14:ligatures w14:val="none"/>
+              </w:rPr>
+              <w:t>Decimal(</w:t>
+            </w:r>
+            <w:proofErr w:type="gramEnd"/>
+            <w:r>
+              <w:rPr>
+                <w:rFonts w:ascii="Arial" w:eastAsia="Times New Roman" w:hAnsi="Arial" w:cs="Arial"/>
+                <w:color w:val="000000"/>
+                <w:kern w:val="0"/>
+                <w:sz w:val="22"/>
+                <w:szCs w:val="22"/>
+                <w14:ligatures w14:val="none"/>
+              </w:rPr>
+              <w:t>10,2)</w:t>
             </w:r>
           </w:p>
         </w:tc>
@@ -8643,6 +9034,7 @@
                 <w14:ligatures w14:val="none"/>
               </w:rPr>
             </w:pPr>
+            <w:proofErr w:type="spellStart"/>
             <w:r>
               <w:rPr>
                 <w:rFonts w:ascii="Arial" w:eastAsia="Times New Roman" w:hAnsi="Arial" w:cs="Arial"/>
@@ -8656,6 +9048,7 @@
               </w:rPr>
               <w:t>Natural_Gas_Stats</w:t>
             </w:r>
+            <w:proofErr w:type="spellEnd"/>
           </w:p>
         </w:tc>
         <w:tc>
@@ -8675,6 +9068,7 @@
                 <w14:ligatures w14:val="none"/>
               </w:rPr>
             </w:pPr>
+            <w:proofErr w:type="spellStart"/>
             <w:r>
               <w:rPr>
                 <w:rFonts w:ascii="Arial" w:eastAsia="Times New Roman" w:hAnsi="Arial" w:cs="Arial"/>
@@ -8686,6 +9080,7 @@
               </w:rPr>
               <w:t>Natural_Gas_Used_Therms</w:t>
             </w:r>
+            <w:proofErr w:type="spellEnd"/>
           </w:p>
         </w:tc>
         <w:tc>
@@ -8705,38 +9100,29 @@
                 <w14:ligatures w14:val="none"/>
               </w:rPr>
             </w:pPr>
-            <w:r>
-              <w:rPr>
-                <w:rFonts w:ascii="Arial" w:eastAsia="Times New Roman" w:hAnsi="Arial" w:cs="Arial"/>
-                <w:color w:val="000000"/>
-                <w:kern w:val="0"/>
-                <w:sz w:val="22"/>
-                <w:szCs w:val="22"/>
-                <w14:ligatures w14:val="none"/>
-              </w:rPr>
-              <w:t>Decimal(10,</w:t>
-            </w:r>
-            <w:r>
-              <w:rPr>
-                <w:rFonts w:ascii="Arial" w:eastAsia="Times New Roman" w:hAnsi="Arial" w:cs="Arial"/>
-                <w:color w:val="000000"/>
-                <w:kern w:val="0"/>
-                <w:sz w:val="22"/>
-                <w:szCs w:val="22"/>
-                <w14:ligatures w14:val="none"/>
-              </w:rPr>
-              <w:t>1</w:t>
-            </w:r>
-            <w:r>
-              <w:rPr>
-                <w:rFonts w:ascii="Arial" w:eastAsia="Times New Roman" w:hAnsi="Arial" w:cs="Arial"/>
-                <w:color w:val="000000"/>
-                <w:kern w:val="0"/>
-                <w:sz w:val="22"/>
-                <w:szCs w:val="22"/>
-                <w14:ligatures w14:val="none"/>
-              </w:rPr>
-              <w:t>)</w:t>
+            <w:proofErr w:type="gramStart"/>
+            <w:r>
+              <w:rPr>
+                <w:rFonts w:ascii="Arial" w:eastAsia="Times New Roman" w:hAnsi="Arial" w:cs="Arial"/>
+                <w:color w:val="000000"/>
+                <w:kern w:val="0"/>
+                <w:sz w:val="22"/>
+                <w:szCs w:val="22"/>
+                <w14:ligatures w14:val="none"/>
+              </w:rPr>
+              <w:t>Decimal(</w:t>
+            </w:r>
+            <w:proofErr w:type="gramEnd"/>
+            <w:r>
+              <w:rPr>
+                <w:rFonts w:ascii="Arial" w:eastAsia="Times New Roman" w:hAnsi="Arial" w:cs="Arial"/>
+                <w:color w:val="000000"/>
+                <w:kern w:val="0"/>
+                <w:sz w:val="22"/>
+                <w:szCs w:val="22"/>
+                <w14:ligatures w14:val="none"/>
+              </w:rPr>
+              <w:t>10,1)</w:t>
             </w:r>
           </w:p>
         </w:tc>
@@ -8797,6 +9183,7 @@
                 <w14:ligatures w14:val="none"/>
               </w:rPr>
             </w:pPr>
+            <w:proofErr w:type="spellStart"/>
             <w:r>
               <w:rPr>
                 <w:rFonts w:ascii="Arial" w:eastAsia="Times New Roman" w:hAnsi="Arial" w:cs="Arial"/>
@@ -8810,6 +9197,7 @@
               </w:rPr>
               <w:t>Natural_Gas_Stats</w:t>
             </w:r>
+            <w:proofErr w:type="spellEnd"/>
           </w:p>
         </w:tc>
         <w:tc>
@@ -8829,6 +9217,7 @@
                 <w14:ligatures w14:val="none"/>
               </w:rPr>
             </w:pPr>
+            <w:proofErr w:type="spellStart"/>
             <w:r>
               <w:rPr>
                 <w:rFonts w:ascii="Arial" w:eastAsia="Times New Roman" w:hAnsi="Arial" w:cs="Arial"/>
@@ -8840,6 +9229,7 @@
               </w:rPr>
               <w:t>Gas_Heating_Degree_Days</w:t>
             </w:r>
+            <w:proofErr w:type="spellEnd"/>
           </w:p>
         </w:tc>
         <w:tc>
@@ -8927,6 +9317,7 @@
                 <w14:ligatures w14:val="none"/>
               </w:rPr>
             </w:pPr>
+            <w:proofErr w:type="spellStart"/>
             <w:r>
               <w:rPr>
                 <w:rFonts w:ascii="Arial" w:eastAsia="Times New Roman" w:hAnsi="Arial" w:cs="Arial"/>
@@ -8940,6 +9331,7 @@
               </w:rPr>
               <w:t>Natural_Gas_Stats</w:t>
             </w:r>
+            <w:proofErr w:type="spellEnd"/>
           </w:p>
         </w:tc>
         <w:tc>
@@ -8959,39 +9351,19 @@
                 <w14:ligatures w14:val="none"/>
               </w:rPr>
             </w:pPr>
-            <w:r>
-              <w:rPr>
-                <w:rFonts w:ascii="Arial" w:eastAsia="Times New Roman" w:hAnsi="Arial" w:cs="Arial"/>
-                <w:color w:val="000000"/>
-                <w:kern w:val="0"/>
-                <w:sz w:val="22"/>
-                <w:szCs w:val="22"/>
-                <w14:ligatures w14:val="none"/>
-              </w:rPr>
-              <w:t>Gas</w:t>
-            </w:r>
-            <w:r>
-              <w:rPr>
-                <w:rFonts w:ascii="Arial" w:eastAsia="Times New Roman" w:hAnsi="Arial" w:cs="Arial"/>
-                <w:color w:val="000000"/>
-                <w:kern w:val="0"/>
-                <w:sz w:val="22"/>
-                <w:szCs w:val="22"/>
-                <w14:ligatures w14:val="none"/>
-              </w:rPr>
-              <w:t>_Cooling</w:t>
-            </w:r>
-            <w:r>
-              <w:rPr>
-                <w:rFonts w:ascii="Arial" w:eastAsia="Times New Roman" w:hAnsi="Arial" w:cs="Arial"/>
-                <w:color w:val="000000"/>
-                <w:kern w:val="0"/>
-                <w:sz w:val="22"/>
-                <w:szCs w:val="22"/>
-                <w14:ligatures w14:val="none"/>
-              </w:rPr>
-              <w:t>_Degree_Days</w:t>
-            </w:r>
+            <w:proofErr w:type="spellStart"/>
+            <w:r>
+              <w:rPr>
+                <w:rFonts w:ascii="Arial" w:eastAsia="Times New Roman" w:hAnsi="Arial" w:cs="Arial"/>
+                <w:color w:val="000000"/>
+                <w:kern w:val="0"/>
+                <w:sz w:val="22"/>
+                <w:szCs w:val="22"/>
+                <w14:ligatures w14:val="none"/>
+              </w:rPr>
+              <w:t>Gas_Cooling_Degree_Days</w:t>
+            </w:r>
+            <w:proofErr w:type="spellEnd"/>
           </w:p>
         </w:tc>
         <w:tc>
@@ -9079,6 +9451,7 @@
                 <w14:ligatures w14:val="none"/>
               </w:rPr>
             </w:pPr>
+            <w:proofErr w:type="spellStart"/>
             <w:r>
               <w:rPr>
                 <w:rFonts w:ascii="Arial" w:eastAsia="Times New Roman" w:hAnsi="Arial" w:cs="Arial"/>
@@ -9092,6 +9465,7 @@
               </w:rPr>
               <w:t>Natural_Gas_Stats</w:t>
             </w:r>
+            <w:proofErr w:type="spellEnd"/>
           </w:p>
         </w:tc>
         <w:tc>
@@ -9111,6 +9485,7 @@
                 <w14:ligatures w14:val="none"/>
               </w:rPr>
             </w:pPr>
+            <w:proofErr w:type="spellStart"/>
             <w:r>
               <w:rPr>
                 <w:rFonts w:ascii="Arial" w:eastAsia="Times New Roman" w:hAnsi="Arial" w:cs="Arial"/>
@@ -9122,6 +9497,7 @@
               </w:rPr>
               <w:t>Worker_ID</w:t>
             </w:r>
+            <w:proofErr w:type="spellEnd"/>
           </w:p>
         </w:tc>
         <w:tc>
@@ -9315,6 +9691,7 @@
                 <w:szCs w:val="22"/>
               </w:rPr>
             </w:pPr>
+            <w:proofErr w:type="spellStart"/>
             <w:r>
               <w:rPr>
                 <w:rFonts w:ascii="Arial" w:hAnsi="Arial" w:cs="Arial"/>
@@ -9323,6 +9700,7 @@
               </w:rPr>
               <w:t>Electricity_Stats</w:t>
             </w:r>
+            <w:proofErr w:type="spellEnd"/>
           </w:p>
         </w:tc>
         <w:tc>
@@ -9337,6 +9715,7 @@
                 <w:szCs w:val="22"/>
               </w:rPr>
             </w:pPr>
+            <w:proofErr w:type="spellStart"/>
             <w:r>
               <w:rPr>
                 <w:rFonts w:ascii="Arial" w:hAnsi="Arial" w:cs="Arial"/>
@@ -9353,6 +9732,7 @@
               </w:rPr>
               <w:t>_ID</w:t>
             </w:r>
+            <w:proofErr w:type="spellEnd"/>
           </w:p>
         </w:tc>
         <w:tc>
@@ -9426,6 +9806,7 @@
                 <w14:ligatures w14:val="none"/>
               </w:rPr>
             </w:pPr>
+            <w:proofErr w:type="spellStart"/>
             <w:r>
               <w:rPr>
                 <w:rFonts w:ascii="Arial" w:eastAsia="Times New Roman" w:hAnsi="Arial" w:cs="Arial"/>
@@ -9439,6 +9820,7 @@
               </w:rPr>
               <w:t>Electricity_Stats</w:t>
             </w:r>
+            <w:proofErr w:type="spellEnd"/>
           </w:p>
         </w:tc>
         <w:tc>
@@ -9458,6 +9840,7 @@
                 <w14:ligatures w14:val="none"/>
               </w:rPr>
             </w:pPr>
+            <w:proofErr w:type="spellStart"/>
             <w:r>
               <w:rPr>
                 <w:rFonts w:ascii="Arial" w:eastAsia="Times New Roman" w:hAnsi="Arial" w:cs="Arial"/>
@@ -9469,6 +9852,7 @@
               </w:rPr>
               <w:t>Electricity_Billing_Date</w:t>
             </w:r>
+            <w:proofErr w:type="spellEnd"/>
           </w:p>
         </w:tc>
         <w:tc>
@@ -9558,6 +9942,7 @@
                 <w14:ligatures w14:val="none"/>
               </w:rPr>
             </w:pPr>
+            <w:proofErr w:type="spellStart"/>
             <w:r>
               <w:rPr>
                 <w:rFonts w:ascii="Arial" w:eastAsia="Times New Roman" w:hAnsi="Arial" w:cs="Arial"/>
@@ -9571,6 +9956,7 @@
               </w:rPr>
               <w:t>Electricity_Stats</w:t>
             </w:r>
+            <w:proofErr w:type="spellEnd"/>
           </w:p>
         </w:tc>
         <w:tc>
@@ -9590,6 +9976,7 @@
                 <w14:ligatures w14:val="none"/>
               </w:rPr>
             </w:pPr>
+            <w:proofErr w:type="spellStart"/>
             <w:r>
               <w:rPr>
                 <w:rFonts w:ascii="Arial" w:eastAsia="Times New Roman" w:hAnsi="Arial" w:cs="Arial"/>
@@ -9601,6 +9988,7 @@
               </w:rPr>
               <w:t>Electricity_Read_Date</w:t>
             </w:r>
+            <w:proofErr w:type="spellEnd"/>
           </w:p>
         </w:tc>
         <w:tc>
@@ -9690,6 +10078,7 @@
                 <w14:ligatures w14:val="none"/>
               </w:rPr>
             </w:pPr>
+            <w:proofErr w:type="spellStart"/>
             <w:r>
               <w:rPr>
                 <w:rFonts w:ascii="Arial" w:eastAsia="Times New Roman" w:hAnsi="Arial" w:cs="Arial"/>
@@ -9703,6 +10092,7 @@
               </w:rPr>
               <w:t>Electricity_Stats</w:t>
             </w:r>
+            <w:proofErr w:type="spellEnd"/>
           </w:p>
         </w:tc>
         <w:tc>
@@ -9722,6 +10112,7 @@
                 <w14:ligatures w14:val="none"/>
               </w:rPr>
             </w:pPr>
+            <w:proofErr w:type="spellStart"/>
             <w:r>
               <w:rPr>
                 <w:rFonts w:ascii="Arial" w:eastAsia="Times New Roman" w:hAnsi="Arial" w:cs="Arial"/>
@@ -9733,6 +10124,7 @@
               </w:rPr>
               <w:t>Electricity_Billing_Days</w:t>
             </w:r>
+            <w:proofErr w:type="spellEnd"/>
           </w:p>
         </w:tc>
         <w:tc>
@@ -9822,6 +10214,7 @@
                 <w14:ligatures w14:val="none"/>
               </w:rPr>
             </w:pPr>
+            <w:proofErr w:type="spellStart"/>
             <w:r>
               <w:rPr>
                 <w:rFonts w:ascii="Arial" w:eastAsia="Times New Roman" w:hAnsi="Arial" w:cs="Arial"/>
@@ -9835,6 +10228,7 @@
               </w:rPr>
               <w:t>Electricity_Stats</w:t>
             </w:r>
+            <w:proofErr w:type="spellEnd"/>
           </w:p>
         </w:tc>
         <w:tc>
@@ -9854,28 +10248,19 @@
                 <w14:ligatures w14:val="none"/>
               </w:rPr>
             </w:pPr>
-            <w:r>
-              <w:rPr>
-                <w:rFonts w:ascii="Arial" w:eastAsia="Times New Roman" w:hAnsi="Arial" w:cs="Arial"/>
-                <w:color w:val="000000"/>
-                <w:kern w:val="0"/>
-                <w:sz w:val="22"/>
-                <w:szCs w:val="22"/>
-                <w14:ligatures w14:val="none"/>
-              </w:rPr>
-              <w:t>On_Peak_Energy_Charge</w:t>
-            </w:r>
-            <w:r>
-              <w:rPr>
-                <w:rFonts w:ascii="Arial" w:eastAsia="Times New Roman" w:hAnsi="Arial" w:cs="Arial"/>
-                <w:color w:val="000000"/>
-                <w:kern w:val="0"/>
-                <w:sz w:val="22"/>
-                <w:szCs w:val="22"/>
-                <w14:ligatures w14:val="none"/>
-              </w:rPr>
-              <w:t>s</w:t>
-            </w:r>
+            <w:proofErr w:type="spellStart"/>
+            <w:r>
+              <w:rPr>
+                <w:rFonts w:ascii="Arial" w:eastAsia="Times New Roman" w:hAnsi="Arial" w:cs="Arial"/>
+                <w:color w:val="000000"/>
+                <w:kern w:val="0"/>
+                <w:sz w:val="22"/>
+                <w:szCs w:val="22"/>
+                <w14:ligatures w14:val="none"/>
+              </w:rPr>
+              <w:t>On_Peak_Energy_Charges</w:t>
+            </w:r>
+            <w:proofErr w:type="spellEnd"/>
           </w:p>
         </w:tc>
         <w:tc>
@@ -9895,16 +10280,29 @@
                 <w14:ligatures w14:val="none"/>
               </w:rPr>
             </w:pPr>
-            <w:r>
-              <w:rPr>
-                <w:rFonts w:ascii="Arial" w:eastAsia="Times New Roman" w:hAnsi="Arial" w:cs="Arial"/>
-                <w:color w:val="000000"/>
-                <w:kern w:val="0"/>
-                <w:sz w:val="22"/>
-                <w:szCs w:val="22"/>
-                <w14:ligatures w14:val="none"/>
-              </w:rPr>
-              <w:t>Decimal(10,2)</w:t>
+            <w:proofErr w:type="gramStart"/>
+            <w:r>
+              <w:rPr>
+                <w:rFonts w:ascii="Arial" w:eastAsia="Times New Roman" w:hAnsi="Arial" w:cs="Arial"/>
+                <w:color w:val="000000"/>
+                <w:kern w:val="0"/>
+                <w:sz w:val="22"/>
+                <w:szCs w:val="22"/>
+                <w14:ligatures w14:val="none"/>
+              </w:rPr>
+              <w:t>Decimal(</w:t>
+            </w:r>
+            <w:proofErr w:type="gramEnd"/>
+            <w:r>
+              <w:rPr>
+                <w:rFonts w:ascii="Arial" w:eastAsia="Times New Roman" w:hAnsi="Arial" w:cs="Arial"/>
+                <w:color w:val="000000"/>
+                <w:kern w:val="0"/>
+                <w:sz w:val="22"/>
+                <w:szCs w:val="22"/>
+                <w14:ligatures w14:val="none"/>
+              </w:rPr>
+              <w:t>10,2)</w:t>
             </w:r>
           </w:p>
         </w:tc>
@@ -9965,6 +10363,7 @@
                 <w14:ligatures w14:val="none"/>
               </w:rPr>
             </w:pPr>
+            <w:proofErr w:type="spellStart"/>
             <w:r>
               <w:rPr>
                 <w:rFonts w:ascii="Arial" w:eastAsia="Times New Roman" w:hAnsi="Arial" w:cs="Arial"/>
@@ -9978,6 +10377,7 @@
               </w:rPr>
               <w:t>Electricity_Stats</w:t>
             </w:r>
+            <w:proofErr w:type="spellEnd"/>
           </w:p>
         </w:tc>
         <w:tc>
@@ -9997,39 +10397,19 @@
                 <w14:ligatures w14:val="none"/>
               </w:rPr>
             </w:pPr>
-            <w:r>
-              <w:rPr>
-                <w:rFonts w:ascii="Arial" w:eastAsia="Times New Roman" w:hAnsi="Arial" w:cs="Arial"/>
-                <w:color w:val="000000"/>
-                <w:kern w:val="0"/>
-                <w:sz w:val="22"/>
-                <w:szCs w:val="22"/>
-                <w14:ligatures w14:val="none"/>
-              </w:rPr>
-              <w:t>Off</w:t>
-            </w:r>
-            <w:r>
-              <w:rPr>
-                <w:rFonts w:ascii="Arial" w:eastAsia="Times New Roman" w:hAnsi="Arial" w:cs="Arial"/>
-                <w:color w:val="000000"/>
-                <w:kern w:val="0"/>
-                <w:sz w:val="22"/>
-                <w:szCs w:val="22"/>
-                <w14:ligatures w14:val="none"/>
-              </w:rPr>
-              <w:t>_Peak_Energy_Charge</w:t>
-            </w:r>
-            <w:r>
-              <w:rPr>
-                <w:rFonts w:ascii="Arial" w:eastAsia="Times New Roman" w:hAnsi="Arial" w:cs="Arial"/>
-                <w:color w:val="000000"/>
-                <w:kern w:val="0"/>
-                <w:sz w:val="22"/>
-                <w:szCs w:val="22"/>
-                <w14:ligatures w14:val="none"/>
-              </w:rPr>
-              <w:t>s</w:t>
-            </w:r>
+            <w:proofErr w:type="spellStart"/>
+            <w:r>
+              <w:rPr>
+                <w:rFonts w:ascii="Arial" w:eastAsia="Times New Roman" w:hAnsi="Arial" w:cs="Arial"/>
+                <w:color w:val="000000"/>
+                <w:kern w:val="0"/>
+                <w:sz w:val="22"/>
+                <w:szCs w:val="22"/>
+                <w14:ligatures w14:val="none"/>
+              </w:rPr>
+              <w:t>Off_Peak_Energy_Charges</w:t>
+            </w:r>
+            <w:proofErr w:type="spellEnd"/>
           </w:p>
         </w:tc>
         <w:tc>
@@ -10049,16 +10429,29 @@
                 <w14:ligatures w14:val="none"/>
               </w:rPr>
             </w:pPr>
-            <w:r>
-              <w:rPr>
-                <w:rFonts w:ascii="Arial" w:eastAsia="Times New Roman" w:hAnsi="Arial" w:cs="Arial"/>
-                <w:color w:val="000000"/>
-                <w:kern w:val="0"/>
-                <w:sz w:val="22"/>
-                <w:szCs w:val="22"/>
-                <w14:ligatures w14:val="none"/>
-              </w:rPr>
-              <w:t>Decimal(10,2)</w:t>
+            <w:proofErr w:type="gramStart"/>
+            <w:r>
+              <w:rPr>
+                <w:rFonts w:ascii="Arial" w:eastAsia="Times New Roman" w:hAnsi="Arial" w:cs="Arial"/>
+                <w:color w:val="000000"/>
+                <w:kern w:val="0"/>
+                <w:sz w:val="22"/>
+                <w:szCs w:val="22"/>
+                <w14:ligatures w14:val="none"/>
+              </w:rPr>
+              <w:t>Decimal(</w:t>
+            </w:r>
+            <w:proofErr w:type="gramEnd"/>
+            <w:r>
+              <w:rPr>
+                <w:rFonts w:ascii="Arial" w:eastAsia="Times New Roman" w:hAnsi="Arial" w:cs="Arial"/>
+                <w:color w:val="000000"/>
+                <w:kern w:val="0"/>
+                <w:sz w:val="22"/>
+                <w:szCs w:val="22"/>
+                <w14:ligatures w14:val="none"/>
+              </w:rPr>
+              <w:t>10,2)</w:t>
             </w:r>
           </w:p>
         </w:tc>
@@ -10119,6 +10512,7 @@
                 <w14:ligatures w14:val="none"/>
               </w:rPr>
             </w:pPr>
+            <w:proofErr w:type="spellStart"/>
             <w:r>
               <w:rPr>
                 <w:rFonts w:ascii="Arial" w:eastAsia="Times New Roman" w:hAnsi="Arial" w:cs="Arial"/>
@@ -10132,6 +10526,7 @@
               </w:rPr>
               <w:t>Electricity_Stats</w:t>
             </w:r>
+            <w:proofErr w:type="spellEnd"/>
           </w:p>
         </w:tc>
         <w:tc>
@@ -10151,6 +10546,7 @@
                 <w14:ligatures w14:val="none"/>
               </w:rPr>
             </w:pPr>
+            <w:proofErr w:type="spellStart"/>
             <w:r>
               <w:rPr>
                 <w:rFonts w:ascii="Arial" w:eastAsia="Times New Roman" w:hAnsi="Arial" w:cs="Arial"/>
@@ -10162,6 +10558,7 @@
               </w:rPr>
               <w:t>System_Demand_Charges</w:t>
             </w:r>
+            <w:proofErr w:type="spellEnd"/>
           </w:p>
         </w:tc>
         <w:tc>
@@ -10181,16 +10578,29 @@
                 <w14:ligatures w14:val="none"/>
               </w:rPr>
             </w:pPr>
-            <w:r>
-              <w:rPr>
-                <w:rFonts w:ascii="Arial" w:eastAsia="Times New Roman" w:hAnsi="Arial" w:cs="Arial"/>
-                <w:color w:val="000000"/>
-                <w:kern w:val="0"/>
-                <w:sz w:val="22"/>
-                <w:szCs w:val="22"/>
-                <w14:ligatures w14:val="none"/>
-              </w:rPr>
-              <w:t>Decimal(10,2)</w:t>
+            <w:proofErr w:type="gramStart"/>
+            <w:r>
+              <w:rPr>
+                <w:rFonts w:ascii="Arial" w:eastAsia="Times New Roman" w:hAnsi="Arial" w:cs="Arial"/>
+                <w:color w:val="000000"/>
+                <w:kern w:val="0"/>
+                <w:sz w:val="22"/>
+                <w:szCs w:val="22"/>
+                <w14:ligatures w14:val="none"/>
+              </w:rPr>
+              <w:t>Decimal(</w:t>
+            </w:r>
+            <w:proofErr w:type="gramEnd"/>
+            <w:r>
+              <w:rPr>
+                <w:rFonts w:ascii="Arial" w:eastAsia="Times New Roman" w:hAnsi="Arial" w:cs="Arial"/>
+                <w:color w:val="000000"/>
+                <w:kern w:val="0"/>
+                <w:sz w:val="22"/>
+                <w:szCs w:val="22"/>
+                <w14:ligatures w14:val="none"/>
+              </w:rPr>
+              <w:t>10,2)</w:t>
             </w:r>
           </w:p>
         </w:tc>
@@ -10251,6 +10661,7 @@
                 <w14:ligatures w14:val="none"/>
               </w:rPr>
             </w:pPr>
+            <w:proofErr w:type="spellStart"/>
             <w:r>
               <w:rPr>
                 <w:rFonts w:ascii="Arial" w:eastAsia="Times New Roman" w:hAnsi="Arial" w:cs="Arial"/>
@@ -10264,6 +10675,7 @@
               </w:rPr>
               <w:t>Electricity_Stats</w:t>
             </w:r>
+            <w:proofErr w:type="spellEnd"/>
           </w:p>
         </w:tc>
         <w:tc>
@@ -10283,6 +10695,7 @@
                 <w14:ligatures w14:val="none"/>
               </w:rPr>
             </w:pPr>
+            <w:proofErr w:type="spellStart"/>
             <w:r>
               <w:rPr>
                 <w:rFonts w:ascii="Arial" w:eastAsia="Times New Roman" w:hAnsi="Arial" w:cs="Arial"/>
@@ -10294,6 +10707,7 @@
               </w:rPr>
               <w:t>Customer_Demand_Charges</w:t>
             </w:r>
+            <w:proofErr w:type="spellEnd"/>
           </w:p>
         </w:tc>
         <w:tc>
@@ -10313,16 +10727,29 @@
                 <w14:ligatures w14:val="none"/>
               </w:rPr>
             </w:pPr>
-            <w:r>
-              <w:rPr>
-                <w:rFonts w:ascii="Arial" w:eastAsia="Times New Roman" w:hAnsi="Arial" w:cs="Arial"/>
-                <w:color w:val="000000"/>
-                <w:kern w:val="0"/>
-                <w:sz w:val="22"/>
-                <w:szCs w:val="22"/>
-                <w14:ligatures w14:val="none"/>
-              </w:rPr>
-              <w:t>Decimal(10,2)</w:t>
+            <w:proofErr w:type="gramStart"/>
+            <w:r>
+              <w:rPr>
+                <w:rFonts w:ascii="Arial" w:eastAsia="Times New Roman" w:hAnsi="Arial" w:cs="Arial"/>
+                <w:color w:val="000000"/>
+                <w:kern w:val="0"/>
+                <w:sz w:val="22"/>
+                <w:szCs w:val="22"/>
+                <w14:ligatures w14:val="none"/>
+              </w:rPr>
+              <w:t>Decimal(</w:t>
+            </w:r>
+            <w:proofErr w:type="gramEnd"/>
+            <w:r>
+              <w:rPr>
+                <w:rFonts w:ascii="Arial" w:eastAsia="Times New Roman" w:hAnsi="Arial" w:cs="Arial"/>
+                <w:color w:val="000000"/>
+                <w:kern w:val="0"/>
+                <w:sz w:val="22"/>
+                <w:szCs w:val="22"/>
+                <w14:ligatures w14:val="none"/>
+              </w:rPr>
+              <w:t>10,2)</w:t>
             </w:r>
           </w:p>
         </w:tc>
@@ -10383,6 +10810,7 @@
                 <w14:ligatures w14:val="none"/>
               </w:rPr>
             </w:pPr>
+            <w:proofErr w:type="spellStart"/>
             <w:r>
               <w:rPr>
                 <w:rFonts w:ascii="Arial" w:eastAsia="Times New Roman" w:hAnsi="Arial" w:cs="Arial"/>
@@ -10396,6 +10824,7 @@
               </w:rPr>
               <w:t>Electricity_Stats</w:t>
             </w:r>
+            <w:proofErr w:type="spellEnd"/>
           </w:p>
         </w:tc>
         <w:tc>
@@ -10415,6 +10844,7 @@
                 <w14:ligatures w14:val="none"/>
               </w:rPr>
             </w:pPr>
+            <w:proofErr w:type="spellStart"/>
             <w:r>
               <w:rPr>
                 <w:rFonts w:ascii="Arial" w:eastAsia="Times New Roman" w:hAnsi="Arial" w:cs="Arial"/>
@@ -10426,6 +10856,7 @@
               </w:rPr>
               <w:t>Customer_Charge</w:t>
             </w:r>
+            <w:proofErr w:type="spellEnd"/>
           </w:p>
         </w:tc>
         <w:tc>
@@ -10515,6 +10946,7 @@
                 <w14:ligatures w14:val="none"/>
               </w:rPr>
             </w:pPr>
+            <w:proofErr w:type="spellStart"/>
             <w:r>
               <w:rPr>
                 <w:rFonts w:ascii="Arial" w:eastAsia="Times New Roman" w:hAnsi="Arial" w:cs="Arial"/>
@@ -10528,6 +10960,7 @@
               </w:rPr>
               <w:t>Electricity_Stats</w:t>
             </w:r>
+            <w:proofErr w:type="spellEnd"/>
           </w:p>
         </w:tc>
         <w:tc>
@@ -10547,6 +10980,7 @@
                 <w14:ligatures w14:val="none"/>
               </w:rPr>
             </w:pPr>
+            <w:proofErr w:type="spellStart"/>
             <w:r>
               <w:rPr>
                 <w:rFonts w:ascii="Arial" w:eastAsia="Times New Roman" w:hAnsi="Arial" w:cs="Arial"/>
@@ -10558,6 +10992,7 @@
               </w:rPr>
               <w:t>Other_Charges</w:t>
             </w:r>
+            <w:proofErr w:type="spellEnd"/>
           </w:p>
         </w:tc>
         <w:tc>
@@ -10577,16 +11012,29 @@
                 <w14:ligatures w14:val="none"/>
               </w:rPr>
             </w:pPr>
-            <w:r>
-              <w:rPr>
-                <w:rFonts w:ascii="Arial" w:eastAsia="Times New Roman" w:hAnsi="Arial" w:cs="Arial"/>
-                <w:color w:val="000000"/>
-                <w:kern w:val="0"/>
-                <w:sz w:val="22"/>
-                <w:szCs w:val="22"/>
-                <w14:ligatures w14:val="none"/>
-              </w:rPr>
-              <w:t>Decimal(10,2)</w:t>
+            <w:proofErr w:type="gramStart"/>
+            <w:r>
+              <w:rPr>
+                <w:rFonts w:ascii="Arial" w:eastAsia="Times New Roman" w:hAnsi="Arial" w:cs="Arial"/>
+                <w:color w:val="000000"/>
+                <w:kern w:val="0"/>
+                <w:sz w:val="22"/>
+                <w:szCs w:val="22"/>
+                <w14:ligatures w14:val="none"/>
+              </w:rPr>
+              <w:t>Decimal(</w:t>
+            </w:r>
+            <w:proofErr w:type="gramEnd"/>
+            <w:r>
+              <w:rPr>
+                <w:rFonts w:ascii="Arial" w:eastAsia="Times New Roman" w:hAnsi="Arial" w:cs="Arial"/>
+                <w:color w:val="000000"/>
+                <w:kern w:val="0"/>
+                <w:sz w:val="22"/>
+                <w:szCs w:val="22"/>
+                <w14:ligatures w14:val="none"/>
+              </w:rPr>
+              <w:t>10,2)</w:t>
             </w:r>
           </w:p>
         </w:tc>
@@ -10647,6 +11095,7 @@
                 <w14:ligatures w14:val="none"/>
               </w:rPr>
             </w:pPr>
+            <w:proofErr w:type="spellStart"/>
             <w:r>
               <w:rPr>
                 <w:rFonts w:ascii="Arial" w:eastAsia="Times New Roman" w:hAnsi="Arial" w:cs="Arial"/>
@@ -10660,6 +11109,7 @@
               </w:rPr>
               <w:t>Electricity_Stats</w:t>
             </w:r>
+            <w:proofErr w:type="spellEnd"/>
           </w:p>
         </w:tc>
         <w:tc>
@@ -10679,6 +11129,7 @@
                 <w14:ligatures w14:val="none"/>
               </w:rPr>
             </w:pPr>
+            <w:proofErr w:type="spellStart"/>
             <w:r>
               <w:rPr>
                 <w:rFonts w:ascii="Arial" w:eastAsia="Times New Roman" w:hAnsi="Arial" w:cs="Arial"/>
@@ -10690,6 +11141,7 @@
               </w:rPr>
               <w:t>Tax_Cost</w:t>
             </w:r>
+            <w:proofErr w:type="spellEnd"/>
           </w:p>
         </w:tc>
         <w:tc>
@@ -10709,16 +11161,29 @@
                 <w14:ligatures w14:val="none"/>
               </w:rPr>
             </w:pPr>
-            <w:r>
-              <w:rPr>
-                <w:rFonts w:ascii="Arial" w:eastAsia="Times New Roman" w:hAnsi="Arial" w:cs="Arial"/>
-                <w:color w:val="000000"/>
-                <w:kern w:val="0"/>
-                <w:sz w:val="22"/>
-                <w:szCs w:val="22"/>
-                <w14:ligatures w14:val="none"/>
-              </w:rPr>
-              <w:t>Decimal(10,2)</w:t>
+            <w:proofErr w:type="gramStart"/>
+            <w:r>
+              <w:rPr>
+                <w:rFonts w:ascii="Arial" w:eastAsia="Times New Roman" w:hAnsi="Arial" w:cs="Arial"/>
+                <w:color w:val="000000"/>
+                <w:kern w:val="0"/>
+                <w:sz w:val="22"/>
+                <w:szCs w:val="22"/>
+                <w14:ligatures w14:val="none"/>
+              </w:rPr>
+              <w:t>Decimal(</w:t>
+            </w:r>
+            <w:proofErr w:type="gramEnd"/>
+            <w:r>
+              <w:rPr>
+                <w:rFonts w:ascii="Arial" w:eastAsia="Times New Roman" w:hAnsi="Arial" w:cs="Arial"/>
+                <w:color w:val="000000"/>
+                <w:kern w:val="0"/>
+                <w:sz w:val="22"/>
+                <w:szCs w:val="22"/>
+                <w14:ligatures w14:val="none"/>
+              </w:rPr>
+              <w:t>10,2)</w:t>
             </w:r>
           </w:p>
         </w:tc>
@@ -10779,6 +11244,7 @@
                 <w14:ligatures w14:val="none"/>
               </w:rPr>
             </w:pPr>
+            <w:proofErr w:type="spellStart"/>
             <w:r>
               <w:rPr>
                 <w:rFonts w:ascii="Arial" w:eastAsia="Times New Roman" w:hAnsi="Arial" w:cs="Arial"/>
@@ -10792,6 +11258,7 @@
               </w:rPr>
               <w:t>Electricity_Stats</w:t>
             </w:r>
+            <w:proofErr w:type="spellEnd"/>
           </w:p>
         </w:tc>
         <w:tc>
@@ -10811,6 +11278,7 @@
                 <w14:ligatures w14:val="none"/>
               </w:rPr>
             </w:pPr>
+            <w:proofErr w:type="spellStart"/>
             <w:r>
               <w:rPr>
                 <w:rFonts w:ascii="Arial" w:eastAsia="Times New Roman" w:hAnsi="Arial" w:cs="Arial"/>
@@ -10822,6 +11290,7 @@
               </w:rPr>
               <w:t>Summary_Of_Other_Charges</w:t>
             </w:r>
+            <w:proofErr w:type="spellEnd"/>
           </w:p>
         </w:tc>
         <w:tc>
@@ -10841,16 +11310,29 @@
                 <w14:ligatures w14:val="none"/>
               </w:rPr>
             </w:pPr>
-            <w:r>
-              <w:rPr>
-                <w:rFonts w:ascii="Arial" w:eastAsia="Times New Roman" w:hAnsi="Arial" w:cs="Arial"/>
-                <w:color w:val="000000"/>
-                <w:kern w:val="0"/>
-                <w:sz w:val="22"/>
-                <w:szCs w:val="22"/>
-                <w14:ligatures w14:val="none"/>
-              </w:rPr>
-              <w:t>Decimal(10,2)</w:t>
+            <w:proofErr w:type="gramStart"/>
+            <w:r>
+              <w:rPr>
+                <w:rFonts w:ascii="Arial" w:eastAsia="Times New Roman" w:hAnsi="Arial" w:cs="Arial"/>
+                <w:color w:val="000000"/>
+                <w:kern w:val="0"/>
+                <w:sz w:val="22"/>
+                <w:szCs w:val="22"/>
+                <w14:ligatures w14:val="none"/>
+              </w:rPr>
+              <w:t>Decimal(</w:t>
+            </w:r>
+            <w:proofErr w:type="gramEnd"/>
+            <w:r>
+              <w:rPr>
+                <w:rFonts w:ascii="Arial" w:eastAsia="Times New Roman" w:hAnsi="Arial" w:cs="Arial"/>
+                <w:color w:val="000000"/>
+                <w:kern w:val="0"/>
+                <w:sz w:val="22"/>
+                <w:szCs w:val="22"/>
+                <w14:ligatures w14:val="none"/>
+              </w:rPr>
+              <w:t>10,2)</w:t>
             </w:r>
           </w:p>
         </w:tc>
@@ -10911,6 +11393,7 @@
                 <w14:ligatures w14:val="none"/>
               </w:rPr>
             </w:pPr>
+            <w:proofErr w:type="spellStart"/>
             <w:r>
               <w:rPr>
                 <w:rFonts w:ascii="Arial" w:eastAsia="Times New Roman" w:hAnsi="Arial" w:cs="Arial"/>
@@ -10924,6 +11407,7 @@
               </w:rPr>
               <w:t>Electricity_Stats</w:t>
             </w:r>
+            <w:proofErr w:type="spellEnd"/>
           </w:p>
         </w:tc>
         <w:tc>
@@ -10943,6 +11427,7 @@
                 <w14:ligatures w14:val="none"/>
               </w:rPr>
             </w:pPr>
+            <w:proofErr w:type="spellStart"/>
             <w:r>
               <w:rPr>
                 <w:rFonts w:ascii="Arial" w:eastAsia="Times New Roman" w:hAnsi="Arial" w:cs="Arial"/>
@@ -10954,6 +11439,7 @@
               </w:rPr>
               <w:t>Previous_Balance_And_Adjustments_Electric</w:t>
             </w:r>
+            <w:proofErr w:type="spellEnd"/>
           </w:p>
         </w:tc>
         <w:tc>
@@ -10973,16 +11459,29 @@
                 <w14:ligatures w14:val="none"/>
               </w:rPr>
             </w:pPr>
-            <w:r>
-              <w:rPr>
-                <w:rFonts w:ascii="Arial" w:eastAsia="Times New Roman" w:hAnsi="Arial" w:cs="Arial"/>
-                <w:color w:val="000000"/>
-                <w:kern w:val="0"/>
-                <w:sz w:val="22"/>
-                <w:szCs w:val="22"/>
-                <w14:ligatures w14:val="none"/>
-              </w:rPr>
-              <w:t>Decimal(10,2)</w:t>
+            <w:proofErr w:type="gramStart"/>
+            <w:r>
+              <w:rPr>
+                <w:rFonts w:ascii="Arial" w:eastAsia="Times New Roman" w:hAnsi="Arial" w:cs="Arial"/>
+                <w:color w:val="000000"/>
+                <w:kern w:val="0"/>
+                <w:sz w:val="22"/>
+                <w:szCs w:val="22"/>
+                <w14:ligatures w14:val="none"/>
+              </w:rPr>
+              <w:t>Decimal(</w:t>
+            </w:r>
+            <w:proofErr w:type="gramEnd"/>
+            <w:r>
+              <w:rPr>
+                <w:rFonts w:ascii="Arial" w:eastAsia="Times New Roman" w:hAnsi="Arial" w:cs="Arial"/>
+                <w:color w:val="000000"/>
+                <w:kern w:val="0"/>
+                <w:sz w:val="22"/>
+                <w:szCs w:val="22"/>
+                <w14:ligatures w14:val="none"/>
+              </w:rPr>
+              <w:t>10,2)</w:t>
             </w:r>
           </w:p>
         </w:tc>
@@ -11043,6 +11542,7 @@
                 <w14:ligatures w14:val="none"/>
               </w:rPr>
             </w:pPr>
+            <w:proofErr w:type="spellStart"/>
             <w:r>
               <w:rPr>
                 <w:rFonts w:ascii="Arial" w:eastAsia="Times New Roman" w:hAnsi="Arial" w:cs="Arial"/>
@@ -11056,6 +11556,7 @@
               </w:rPr>
               <w:t>Electricity_Stats</w:t>
             </w:r>
+            <w:proofErr w:type="spellEnd"/>
           </w:p>
         </w:tc>
         <w:tc>
@@ -11075,6 +11576,7 @@
                 <w14:ligatures w14:val="none"/>
               </w:rPr>
             </w:pPr>
+            <w:proofErr w:type="spellStart"/>
             <w:r>
               <w:rPr>
                 <w:rFonts w:ascii="Arial" w:eastAsia="Times New Roman" w:hAnsi="Arial" w:cs="Arial"/>
@@ -11086,6 +11588,7 @@
               </w:rPr>
               <w:t>On_Peak_Energy_Usage_kWh</w:t>
             </w:r>
+            <w:proofErr w:type="spellEnd"/>
           </w:p>
         </w:tc>
         <w:tc>
@@ -11175,6 +11678,7 @@
                 <w14:ligatures w14:val="none"/>
               </w:rPr>
             </w:pPr>
+            <w:proofErr w:type="spellStart"/>
             <w:r>
               <w:rPr>
                 <w:rFonts w:ascii="Arial" w:eastAsia="Times New Roman" w:hAnsi="Arial" w:cs="Arial"/>
@@ -11188,6 +11692,7 @@
               </w:rPr>
               <w:t>Electricity_Stats</w:t>
             </w:r>
+            <w:proofErr w:type="spellEnd"/>
           </w:p>
         </w:tc>
         <w:tc>
@@ -11207,6 +11712,7 @@
                 <w14:ligatures w14:val="none"/>
               </w:rPr>
             </w:pPr>
+            <w:proofErr w:type="spellStart"/>
             <w:r>
               <w:rPr>
                 <w:rFonts w:ascii="Arial" w:eastAsia="Times New Roman" w:hAnsi="Arial" w:cs="Arial"/>
@@ -11240,6 +11746,7 @@
               </w:rPr>
               <w:t>_Peak_Energy_Usage_kWh</w:t>
             </w:r>
+            <w:proofErr w:type="spellEnd"/>
           </w:p>
         </w:tc>
         <w:tc>
@@ -11329,6 +11836,7 @@
                 <w14:ligatures w14:val="none"/>
               </w:rPr>
             </w:pPr>
+            <w:proofErr w:type="spellStart"/>
             <w:r>
               <w:rPr>
                 <w:rFonts w:ascii="Arial" w:eastAsia="Times New Roman" w:hAnsi="Arial" w:cs="Arial"/>
@@ -11342,6 +11850,7 @@
               </w:rPr>
               <w:t>Electricity_Stats</w:t>
             </w:r>
+            <w:proofErr w:type="spellEnd"/>
           </w:p>
         </w:tc>
         <w:tc>
@@ -11361,6 +11870,7 @@
                 <w14:ligatures w14:val="none"/>
               </w:rPr>
             </w:pPr>
+            <w:proofErr w:type="spellStart"/>
             <w:r>
               <w:rPr>
                 <w:rFonts w:ascii="Arial" w:eastAsia="Times New Roman" w:hAnsi="Arial" w:cs="Arial"/>
@@ -11372,6 +11882,7 @@
               </w:rPr>
               <w:t>System_Demand_kW</w:t>
             </w:r>
+            <w:proofErr w:type="spellEnd"/>
           </w:p>
         </w:tc>
         <w:tc>
@@ -11461,6 +11972,7 @@
                 <w14:ligatures w14:val="none"/>
               </w:rPr>
             </w:pPr>
+            <w:proofErr w:type="spellStart"/>
             <w:r>
               <w:rPr>
                 <w:rFonts w:ascii="Arial" w:eastAsia="Times New Roman" w:hAnsi="Arial" w:cs="Arial"/>
@@ -11474,6 +11986,7 @@
               </w:rPr>
               <w:t>Electricity_Stats</w:t>
             </w:r>
+            <w:proofErr w:type="spellEnd"/>
           </w:p>
         </w:tc>
         <w:tc>
@@ -11493,6 +12006,7 @@
                 <w14:ligatures w14:val="none"/>
               </w:rPr>
             </w:pPr>
+            <w:proofErr w:type="spellStart"/>
             <w:r>
               <w:rPr>
                 <w:rFonts w:ascii="Arial" w:eastAsia="Times New Roman" w:hAnsi="Arial" w:cs="Arial"/>
@@ -11504,6 +12018,7 @@
               </w:rPr>
               <w:t>Electricity_Heating_Degree_Days</w:t>
             </w:r>
+            <w:proofErr w:type="spellEnd"/>
           </w:p>
         </w:tc>
         <w:tc>
@@ -11593,6 +12108,7 @@
                 <w14:ligatures w14:val="none"/>
               </w:rPr>
             </w:pPr>
+            <w:proofErr w:type="spellStart"/>
             <w:r>
               <w:rPr>
                 <w:rFonts w:ascii="Arial" w:eastAsia="Times New Roman" w:hAnsi="Arial" w:cs="Arial"/>
@@ -11606,6 +12122,7 @@
               </w:rPr>
               <w:t>Electricity_Stats</w:t>
             </w:r>
+            <w:proofErr w:type="spellEnd"/>
           </w:p>
         </w:tc>
         <w:tc>
@@ -11625,6 +12142,7 @@
                 <w14:ligatures w14:val="none"/>
               </w:rPr>
             </w:pPr>
+            <w:proofErr w:type="spellStart"/>
             <w:r>
               <w:rPr>
                 <w:rFonts w:ascii="Arial" w:eastAsia="Times New Roman" w:hAnsi="Arial" w:cs="Arial"/>
@@ -11658,6 +12176,7 @@
               </w:rPr>
               <w:t>_Degree_Days</w:t>
             </w:r>
+            <w:proofErr w:type="spellEnd"/>
           </w:p>
         </w:tc>
         <w:tc>
@@ -11747,6 +12266,7 @@
                 <w14:ligatures w14:val="none"/>
               </w:rPr>
             </w:pPr>
+            <w:proofErr w:type="spellStart"/>
             <w:r>
               <w:rPr>
                 <w:rFonts w:ascii="Arial" w:eastAsia="Times New Roman" w:hAnsi="Arial" w:cs="Arial"/>
@@ -11760,6 +12280,7 @@
               </w:rPr>
               <w:t>Electricity_Stats</w:t>
             </w:r>
+            <w:proofErr w:type="spellEnd"/>
           </w:p>
         </w:tc>
         <w:tc>
@@ -11779,6 +12300,7 @@
                 <w14:ligatures w14:val="none"/>
               </w:rPr>
             </w:pPr>
+            <w:proofErr w:type="spellStart"/>
             <w:r>
               <w:rPr>
                 <w:rFonts w:ascii="Arial" w:eastAsia="Times New Roman" w:hAnsi="Arial" w:cs="Arial"/>
@@ -11790,6 +12312,7 @@
               </w:rPr>
               <w:t>Worker_ID</w:t>
             </w:r>
+            <w:proofErr w:type="spellEnd"/>
           </w:p>
         </w:tc>
         <w:tc>
@@ -11861,6 +12384,3557 @@
           <w:bCs/>
           <w:sz w:val="40"/>
           <w:szCs w:val="40"/>
+        </w:rPr>
+      </w:pPr>
+    </w:p>
+    <w:p>
+      <w:pPr>
+        <w:rPr>
+          <w:b/>
+          <w:bCs/>
+          <w:sz w:val="40"/>
+          <w:szCs w:val="40"/>
+        </w:rPr>
+      </w:pPr>
+      <w:r>
+        <w:rPr>
+          <w:b/>
+          <w:bCs/>
+          <w:sz w:val="40"/>
+          <w:szCs w:val="40"/>
+        </w:rPr>
+        <w:br w:type="page"/>
+      </w:r>
+    </w:p>
+    <w:p>
+      <w:pPr>
+        <w:rPr>
+          <w:b/>
+          <w:bCs/>
+          <w:sz w:val="40"/>
+          <w:szCs w:val="40"/>
+        </w:rPr>
+      </w:pPr>
+      <w:r>
+        <w:rPr>
+          <w:b/>
+          <w:bCs/>
+          <w:sz w:val="40"/>
+          <w:szCs w:val="40"/>
+        </w:rPr>
+        <w:lastRenderedPageBreak/>
+        <w:t>Glycol Machine</w:t>
+      </w:r>
+    </w:p>
+    <w:tbl>
+      <w:tblPr>
+        <w:tblStyle w:val="GridTable1Light"/>
+        <w:tblW w:w="0" w:type="auto"/>
+        <w:tblLook w:val="0420" w:firstRow="1" w:lastRow="0" w:firstColumn="0" w:lastColumn="0" w:noHBand="0" w:noVBand="1"/>
+      </w:tblPr>
+      <w:tblGrid>
+        <w:gridCol w:w="1908"/>
+        <w:gridCol w:w="4117"/>
+        <w:gridCol w:w="1416"/>
+        <w:gridCol w:w="1909"/>
+      </w:tblGrid>
+      <w:tr>
+        <w:trPr>
+          <w:cnfStyle w:val="100000000000" w:firstRow="1" w:lastRow="0" w:firstColumn="0" w:lastColumn="0" w:oddVBand="0" w:evenVBand="0" w:oddHBand="0" w:evenHBand="0" w:firstRowFirstColumn="0" w:firstRowLastColumn="0" w:lastRowFirstColumn="0" w:lastRowLastColumn="0"/>
+        </w:trPr>
+        <w:tc>
+          <w:tcPr>
+            <w:tcW w:w="1908" w:type="dxa"/>
+          </w:tcPr>
+          <w:p>
+            <w:r>
+              <w:t>Source</w:t>
+            </w:r>
+            <w:r>
+              <w:rPr>
+                <w:b w:val="0"/>
+                <w:bCs w:val="0"/>
+              </w:rPr>
+              <w:t xml:space="preserve"> </w:t>
+            </w:r>
+            <w:r>
+              <w:t>Table</w:t>
+            </w:r>
+          </w:p>
+        </w:tc>
+        <w:tc>
+          <w:tcPr>
+            <w:tcW w:w="4117" w:type="dxa"/>
+          </w:tcPr>
+          <w:p>
+            <w:r>
+              <w:t>Source Column</w:t>
+            </w:r>
+          </w:p>
+        </w:tc>
+        <w:tc>
+          <w:tcPr>
+            <w:tcW w:w="1416" w:type="dxa"/>
+          </w:tcPr>
+          <w:p>
+            <w:r>
+              <w:t>Type</w:t>
+            </w:r>
+          </w:p>
+        </w:tc>
+        <w:tc>
+          <w:tcPr>
+            <w:tcW w:w="1909" w:type="dxa"/>
+          </w:tcPr>
+          <w:p>
+            <w:r>
+              <w:t>Input Type</w:t>
+            </w:r>
+          </w:p>
+        </w:tc>
+      </w:tr>
+      <w:tr>
+        <w:tc>
+          <w:tcPr>
+            <w:tcW w:w="1908" w:type="dxa"/>
+          </w:tcPr>
+          <w:p>
+            <w:pPr>
+              <w:rPr>
+                <w:rFonts w:ascii="Arial" w:hAnsi="Arial" w:cs="Arial"/>
+                <w:sz w:val="22"/>
+                <w:szCs w:val="22"/>
+              </w:rPr>
+            </w:pPr>
+            <w:proofErr w:type="spellStart"/>
+            <w:r>
+              <w:rPr>
+                <w:rFonts w:ascii="Arial" w:hAnsi="Arial" w:cs="Arial"/>
+                <w:sz w:val="22"/>
+                <w:szCs w:val="22"/>
+              </w:rPr>
+              <w:t>Glycol_Machine</w:t>
+            </w:r>
+            <w:proofErr w:type="spellEnd"/>
+          </w:p>
+        </w:tc>
+        <w:tc>
+          <w:tcPr>
+            <w:tcW w:w="4117" w:type="dxa"/>
+          </w:tcPr>
+          <w:p>
+            <w:pPr>
+              <w:rPr>
+                <w:rFonts w:ascii="Arial" w:hAnsi="Arial" w:cs="Arial"/>
+                <w:sz w:val="22"/>
+                <w:szCs w:val="22"/>
+              </w:rPr>
+            </w:pPr>
+            <w:proofErr w:type="spellStart"/>
+            <w:r>
+              <w:rPr>
+                <w:rFonts w:ascii="Arial" w:hAnsi="Arial" w:cs="Arial"/>
+                <w:sz w:val="22"/>
+                <w:szCs w:val="22"/>
+              </w:rPr>
+              <w:t>Glycol_Machine</w:t>
+            </w:r>
+            <w:r>
+              <w:rPr>
+                <w:rFonts w:ascii="Arial" w:hAnsi="Arial" w:cs="Arial"/>
+                <w:sz w:val="22"/>
+                <w:szCs w:val="22"/>
+              </w:rPr>
+              <w:t>_ID</w:t>
+            </w:r>
+            <w:proofErr w:type="spellEnd"/>
+          </w:p>
+        </w:tc>
+        <w:tc>
+          <w:tcPr>
+            <w:tcW w:w="1416" w:type="dxa"/>
+          </w:tcPr>
+          <w:p>
+            <w:pPr>
+              <w:rPr>
+                <w:rFonts w:ascii="Arial" w:hAnsi="Arial" w:cs="Arial"/>
+                <w:sz w:val="22"/>
+                <w:szCs w:val="22"/>
+              </w:rPr>
+            </w:pPr>
+            <w:r>
+              <w:rPr>
+                <w:rFonts w:ascii="Arial" w:hAnsi="Arial" w:cs="Arial"/>
+                <w:sz w:val="22"/>
+                <w:szCs w:val="22"/>
+              </w:rPr>
+              <w:t>Int</w:t>
+            </w:r>
+          </w:p>
+        </w:tc>
+        <w:tc>
+          <w:tcPr>
+            <w:tcW w:w="1909" w:type="dxa"/>
+          </w:tcPr>
+          <w:p>
+            <w:pPr>
+              <w:rPr>
+                <w:rFonts w:ascii="Arial" w:hAnsi="Arial" w:cs="Arial"/>
+                <w:sz w:val="22"/>
+                <w:szCs w:val="22"/>
+              </w:rPr>
+            </w:pPr>
+            <w:r>
+              <w:rPr>
+                <w:rFonts w:ascii="Arial" w:hAnsi="Arial" w:cs="Arial"/>
+                <w:sz w:val="22"/>
+                <w:szCs w:val="22"/>
+              </w:rPr>
+              <w:t>NA</w:t>
+            </w:r>
+          </w:p>
+        </w:tc>
+      </w:tr>
+      <w:tr>
+        <w:tblPrEx>
+          <w:tblLook w:val="04A0" w:firstRow="1" w:lastRow="0" w:firstColumn="1" w:lastColumn="0" w:noHBand="0" w:noVBand="1"/>
+        </w:tblPrEx>
+        <w:trPr>
+          <w:trHeight w:val="285"/>
+        </w:trPr>
+        <w:tc>
+          <w:tcPr>
+            <w:cnfStyle w:val="001000000000" w:firstRow="0" w:lastRow="0" w:firstColumn="1" w:lastColumn="0" w:oddVBand="0" w:evenVBand="0" w:oddHBand="0" w:evenHBand="0" w:firstRowFirstColumn="0" w:firstRowLastColumn="0" w:lastRowFirstColumn="0" w:lastRowLastColumn="0"/>
+            <w:tcW w:w="1908" w:type="dxa"/>
+            <w:noWrap/>
+          </w:tcPr>
+          <w:p>
+            <w:pPr>
+              <w:rPr>
+                <w:rFonts w:ascii="Arial" w:eastAsia="Times New Roman" w:hAnsi="Arial" w:cs="Arial"/>
+                <w:b w:val="0"/>
+                <w:bCs w:val="0"/>
+                <w:color w:val="000000"/>
+                <w:kern w:val="0"/>
+                <w:sz w:val="22"/>
+                <w:szCs w:val="22"/>
+                <w14:ligatures w14:val="none"/>
+              </w:rPr>
+            </w:pPr>
+            <w:proofErr w:type="spellStart"/>
+            <w:r>
+              <w:rPr>
+                <w:rFonts w:ascii="Arial" w:hAnsi="Arial" w:cs="Arial"/>
+                <w:b w:val="0"/>
+                <w:bCs w:val="0"/>
+                <w:sz w:val="22"/>
+                <w:szCs w:val="22"/>
+              </w:rPr>
+              <w:t>Glycol_Machine</w:t>
+            </w:r>
+            <w:proofErr w:type="spellEnd"/>
+          </w:p>
+        </w:tc>
+        <w:tc>
+          <w:tcPr>
+            <w:tcW w:w="4117" w:type="dxa"/>
+            <w:noWrap/>
+          </w:tcPr>
+          <w:p>
+            <w:pPr>
+              <w:cnfStyle w:val="000000000000" w:firstRow="0" w:lastRow="0" w:firstColumn="0" w:lastColumn="0" w:oddVBand="0" w:evenVBand="0" w:oddHBand="0" w:evenHBand="0" w:firstRowFirstColumn="0" w:firstRowLastColumn="0" w:lastRowFirstColumn="0" w:lastRowLastColumn="0"/>
+              <w:rPr>
+                <w:rFonts w:ascii="Arial" w:eastAsia="Times New Roman" w:hAnsi="Arial" w:cs="Arial"/>
+                <w:color w:val="000000"/>
+                <w:kern w:val="0"/>
+                <w:sz w:val="22"/>
+                <w:szCs w:val="22"/>
+                <w14:ligatures w14:val="none"/>
+              </w:rPr>
+            </w:pPr>
+            <w:proofErr w:type="spellStart"/>
+            <w:r>
+              <w:rPr>
+                <w:rFonts w:ascii="Arial" w:hAnsi="Arial" w:cs="Arial"/>
+                <w:sz w:val="22"/>
+                <w:szCs w:val="22"/>
+              </w:rPr>
+              <w:t>Glycol_Machine</w:t>
+            </w:r>
+            <w:r>
+              <w:rPr>
+                <w:rFonts w:ascii="Arial" w:hAnsi="Arial" w:cs="Arial"/>
+                <w:sz w:val="22"/>
+                <w:szCs w:val="22"/>
+              </w:rPr>
+              <w:t>_Date</w:t>
+            </w:r>
+            <w:proofErr w:type="spellEnd"/>
+          </w:p>
+        </w:tc>
+        <w:tc>
+          <w:tcPr>
+            <w:tcW w:w="1416" w:type="dxa"/>
+            <w:noWrap/>
+          </w:tcPr>
+          <w:p>
+            <w:pPr>
+              <w:cnfStyle w:val="000000000000" w:firstRow="0" w:lastRow="0" w:firstColumn="0" w:lastColumn="0" w:oddVBand="0" w:evenVBand="0" w:oddHBand="0" w:evenHBand="0" w:firstRowFirstColumn="0" w:firstRowLastColumn="0" w:lastRowFirstColumn="0" w:lastRowLastColumn="0"/>
+              <w:rPr>
+                <w:rFonts w:ascii="Arial" w:eastAsia="Times New Roman" w:hAnsi="Arial" w:cs="Arial"/>
+                <w:color w:val="000000"/>
+                <w:kern w:val="0"/>
+                <w:sz w:val="22"/>
+                <w:szCs w:val="22"/>
+                <w14:ligatures w14:val="none"/>
+              </w:rPr>
+            </w:pPr>
+            <w:r>
+              <w:rPr>
+                <w:rFonts w:ascii="Arial" w:eastAsia="Times New Roman" w:hAnsi="Arial" w:cs="Arial"/>
+                <w:color w:val="000000"/>
+                <w:kern w:val="0"/>
+                <w:sz w:val="22"/>
+                <w:szCs w:val="22"/>
+                <w14:ligatures w14:val="none"/>
+              </w:rPr>
+              <w:t>Date</w:t>
+            </w:r>
+          </w:p>
+        </w:tc>
+        <w:tc>
+          <w:tcPr>
+            <w:tcW w:w="1909" w:type="dxa"/>
+            <w:noWrap/>
+          </w:tcPr>
+          <w:p>
+            <w:pPr>
+              <w:cnfStyle w:val="000000000000" w:firstRow="0" w:lastRow="0" w:firstColumn="0" w:lastColumn="0" w:oddVBand="0" w:evenVBand="0" w:oddHBand="0" w:evenHBand="0" w:firstRowFirstColumn="0" w:firstRowLastColumn="0" w:lastRowFirstColumn="0" w:lastRowLastColumn="0"/>
+              <w:rPr>
+                <w:rFonts w:ascii="Arial" w:eastAsia="Times New Roman" w:hAnsi="Arial" w:cs="Arial"/>
+                <w:color w:val="000000"/>
+                <w:kern w:val="0"/>
+                <w:sz w:val="22"/>
+                <w:szCs w:val="22"/>
+                <w14:ligatures w14:val="none"/>
+              </w:rPr>
+            </w:pPr>
+            <w:r>
+              <w:rPr>
+                <w:rFonts w:ascii="Arial" w:eastAsia="Times New Roman" w:hAnsi="Arial" w:cs="Arial"/>
+                <w:color w:val="000000"/>
+                <w:kern w:val="0"/>
+                <w:sz w:val="22"/>
+                <w:szCs w:val="22"/>
+                <w14:ligatures w14:val="none"/>
+              </w:rPr>
+              <w:t>Calendar Date</w:t>
+            </w:r>
+          </w:p>
+        </w:tc>
+      </w:tr>
+      <w:tr>
+        <w:tblPrEx>
+          <w:tblLook w:val="04A0" w:firstRow="1" w:lastRow="0" w:firstColumn="1" w:lastColumn="0" w:noHBand="0" w:noVBand="1"/>
+        </w:tblPrEx>
+        <w:trPr>
+          <w:trHeight w:val="285"/>
+        </w:trPr>
+        <w:tc>
+          <w:tcPr>
+            <w:cnfStyle w:val="001000000000" w:firstRow="0" w:lastRow="0" w:firstColumn="1" w:lastColumn="0" w:oddVBand="0" w:evenVBand="0" w:oddHBand="0" w:evenHBand="0" w:firstRowFirstColumn="0" w:firstRowLastColumn="0" w:lastRowFirstColumn="0" w:lastRowLastColumn="0"/>
+            <w:tcW w:w="1908" w:type="dxa"/>
+            <w:noWrap/>
+          </w:tcPr>
+          <w:p>
+            <w:pPr>
+              <w:rPr>
+                <w:rFonts w:ascii="Arial" w:eastAsia="Times New Roman" w:hAnsi="Arial" w:cs="Arial"/>
+                <w:b w:val="0"/>
+                <w:bCs w:val="0"/>
+                <w:color w:val="000000"/>
+                <w:kern w:val="0"/>
+                <w:sz w:val="22"/>
+                <w:szCs w:val="22"/>
+                <w14:ligatures w14:val="none"/>
+              </w:rPr>
+            </w:pPr>
+            <w:proofErr w:type="spellStart"/>
+            <w:r>
+              <w:rPr>
+                <w:rFonts w:ascii="Arial" w:hAnsi="Arial" w:cs="Arial"/>
+                <w:b w:val="0"/>
+                <w:bCs w:val="0"/>
+                <w:sz w:val="22"/>
+                <w:szCs w:val="22"/>
+              </w:rPr>
+              <w:t>Glycol_Machine</w:t>
+            </w:r>
+            <w:proofErr w:type="spellEnd"/>
+          </w:p>
+        </w:tc>
+        <w:tc>
+          <w:tcPr>
+            <w:tcW w:w="4117" w:type="dxa"/>
+            <w:noWrap/>
+          </w:tcPr>
+          <w:p>
+            <w:pPr>
+              <w:cnfStyle w:val="000000000000" w:firstRow="0" w:lastRow="0" w:firstColumn="0" w:lastColumn="0" w:oddVBand="0" w:evenVBand="0" w:oddHBand="0" w:evenHBand="0" w:firstRowFirstColumn="0" w:firstRowLastColumn="0" w:lastRowFirstColumn="0" w:lastRowLastColumn="0"/>
+              <w:rPr>
+                <w:rFonts w:ascii="Arial" w:eastAsia="Times New Roman" w:hAnsi="Arial" w:cs="Arial"/>
+                <w:color w:val="000000"/>
+                <w:kern w:val="0"/>
+                <w:sz w:val="22"/>
+                <w:szCs w:val="22"/>
+                <w14:ligatures w14:val="none"/>
+              </w:rPr>
+            </w:pPr>
+            <w:proofErr w:type="spellStart"/>
+            <w:r>
+              <w:rPr>
+                <w:rFonts w:ascii="Arial" w:eastAsia="Times New Roman" w:hAnsi="Arial" w:cs="Arial"/>
+                <w:color w:val="000000"/>
+                <w:kern w:val="0"/>
+                <w:sz w:val="22"/>
+                <w:szCs w:val="22"/>
+                <w14:ligatures w14:val="none"/>
+              </w:rPr>
+              <w:t>Before_Pressure_Low_Threshold_PSI</w:t>
+            </w:r>
+            <w:proofErr w:type="spellEnd"/>
+          </w:p>
+        </w:tc>
+        <w:tc>
+          <w:tcPr>
+            <w:tcW w:w="1416" w:type="dxa"/>
+            <w:noWrap/>
+          </w:tcPr>
+          <w:p>
+            <w:pPr>
+              <w:cnfStyle w:val="000000000000" w:firstRow="0" w:lastRow="0" w:firstColumn="0" w:lastColumn="0" w:oddVBand="0" w:evenVBand="0" w:oddHBand="0" w:evenHBand="0" w:firstRowFirstColumn="0" w:firstRowLastColumn="0" w:lastRowFirstColumn="0" w:lastRowLastColumn="0"/>
+              <w:rPr>
+                <w:rFonts w:ascii="Arial" w:eastAsia="Times New Roman" w:hAnsi="Arial" w:cs="Arial"/>
+                <w:color w:val="000000"/>
+                <w:kern w:val="0"/>
+                <w:sz w:val="22"/>
+                <w:szCs w:val="22"/>
+                <w14:ligatures w14:val="none"/>
+              </w:rPr>
+            </w:pPr>
+            <w:r>
+              <w:rPr>
+                <w:rFonts w:ascii="Arial" w:eastAsia="Times New Roman" w:hAnsi="Arial" w:cs="Arial"/>
+                <w:color w:val="000000"/>
+                <w:kern w:val="0"/>
+                <w:sz w:val="22"/>
+                <w:szCs w:val="22"/>
+                <w14:ligatures w14:val="none"/>
+              </w:rPr>
+              <w:t>Int</w:t>
+            </w:r>
+          </w:p>
+        </w:tc>
+        <w:tc>
+          <w:tcPr>
+            <w:tcW w:w="1909" w:type="dxa"/>
+            <w:noWrap/>
+          </w:tcPr>
+          <w:p>
+            <w:pPr>
+              <w:cnfStyle w:val="000000000000" w:firstRow="0" w:lastRow="0" w:firstColumn="0" w:lastColumn="0" w:oddVBand="0" w:evenVBand="0" w:oddHBand="0" w:evenHBand="0" w:firstRowFirstColumn="0" w:firstRowLastColumn="0" w:lastRowFirstColumn="0" w:lastRowLastColumn="0"/>
+              <w:rPr>
+                <w:rFonts w:ascii="Arial" w:eastAsia="Times New Roman" w:hAnsi="Arial" w:cs="Arial"/>
+                <w:color w:val="000000"/>
+                <w:kern w:val="0"/>
+                <w:sz w:val="22"/>
+                <w:szCs w:val="22"/>
+                <w14:ligatures w14:val="none"/>
+              </w:rPr>
+            </w:pPr>
+            <w:r>
+              <w:rPr>
+                <w:rFonts w:ascii="Arial" w:eastAsia="Times New Roman" w:hAnsi="Arial" w:cs="Arial"/>
+                <w:color w:val="000000"/>
+                <w:kern w:val="0"/>
+                <w:sz w:val="22"/>
+                <w:szCs w:val="22"/>
+                <w14:ligatures w14:val="none"/>
+              </w:rPr>
+              <w:t>Number Field</w:t>
+            </w:r>
+          </w:p>
+        </w:tc>
+      </w:tr>
+      <w:tr>
+        <w:tblPrEx>
+          <w:tblLook w:val="04A0" w:firstRow="1" w:lastRow="0" w:firstColumn="1" w:lastColumn="0" w:noHBand="0" w:noVBand="1"/>
+        </w:tblPrEx>
+        <w:trPr>
+          <w:trHeight w:val="285"/>
+        </w:trPr>
+        <w:tc>
+          <w:tcPr>
+            <w:cnfStyle w:val="001000000000" w:firstRow="0" w:lastRow="0" w:firstColumn="1" w:lastColumn="0" w:oddVBand="0" w:evenVBand="0" w:oddHBand="0" w:evenHBand="0" w:firstRowFirstColumn="0" w:firstRowLastColumn="0" w:lastRowFirstColumn="0" w:lastRowLastColumn="0"/>
+            <w:tcW w:w="1908" w:type="dxa"/>
+            <w:noWrap/>
+          </w:tcPr>
+          <w:p>
+            <w:pPr>
+              <w:rPr>
+                <w:rFonts w:ascii="Arial" w:eastAsia="Times New Roman" w:hAnsi="Arial" w:cs="Arial"/>
+                <w:b w:val="0"/>
+                <w:bCs w:val="0"/>
+                <w:color w:val="000000"/>
+                <w:kern w:val="0"/>
+                <w:sz w:val="22"/>
+                <w:szCs w:val="22"/>
+                <w14:ligatures w14:val="none"/>
+              </w:rPr>
+            </w:pPr>
+            <w:proofErr w:type="spellStart"/>
+            <w:r>
+              <w:rPr>
+                <w:rFonts w:ascii="Arial" w:hAnsi="Arial" w:cs="Arial"/>
+                <w:b w:val="0"/>
+                <w:bCs w:val="0"/>
+                <w:sz w:val="22"/>
+                <w:szCs w:val="22"/>
+              </w:rPr>
+              <w:t>Glycol_Machine</w:t>
+            </w:r>
+            <w:proofErr w:type="spellEnd"/>
+          </w:p>
+        </w:tc>
+        <w:tc>
+          <w:tcPr>
+            <w:tcW w:w="4117" w:type="dxa"/>
+            <w:noWrap/>
+          </w:tcPr>
+          <w:p>
+            <w:pPr>
+              <w:cnfStyle w:val="000000000000" w:firstRow="0" w:lastRow="0" w:firstColumn="0" w:lastColumn="0" w:oddVBand="0" w:evenVBand="0" w:oddHBand="0" w:evenHBand="0" w:firstRowFirstColumn="0" w:firstRowLastColumn="0" w:lastRowFirstColumn="0" w:lastRowLastColumn="0"/>
+              <w:rPr>
+                <w:rFonts w:ascii="Arial" w:eastAsia="Times New Roman" w:hAnsi="Arial" w:cs="Arial"/>
+                <w:color w:val="000000"/>
+                <w:kern w:val="0"/>
+                <w:sz w:val="22"/>
+                <w:szCs w:val="22"/>
+                <w14:ligatures w14:val="none"/>
+              </w:rPr>
+            </w:pPr>
+            <w:proofErr w:type="spellStart"/>
+            <w:r>
+              <w:rPr>
+                <w:rFonts w:ascii="Arial" w:eastAsia="Times New Roman" w:hAnsi="Arial" w:cs="Arial"/>
+                <w:color w:val="000000"/>
+                <w:kern w:val="0"/>
+                <w:sz w:val="22"/>
+                <w:szCs w:val="22"/>
+                <w14:ligatures w14:val="none"/>
+              </w:rPr>
+              <w:t>Before_Pressure_High_Threshold_PSI</w:t>
+            </w:r>
+            <w:proofErr w:type="spellEnd"/>
+          </w:p>
+        </w:tc>
+        <w:tc>
+          <w:tcPr>
+            <w:tcW w:w="1416" w:type="dxa"/>
+            <w:noWrap/>
+          </w:tcPr>
+          <w:p>
+            <w:pPr>
+              <w:cnfStyle w:val="000000000000" w:firstRow="0" w:lastRow="0" w:firstColumn="0" w:lastColumn="0" w:oddVBand="0" w:evenVBand="0" w:oddHBand="0" w:evenHBand="0" w:firstRowFirstColumn="0" w:firstRowLastColumn="0" w:lastRowFirstColumn="0" w:lastRowLastColumn="0"/>
+              <w:rPr>
+                <w:rFonts w:ascii="Arial" w:eastAsia="Times New Roman" w:hAnsi="Arial" w:cs="Arial"/>
+                <w:color w:val="000000"/>
+                <w:kern w:val="0"/>
+                <w:sz w:val="22"/>
+                <w:szCs w:val="22"/>
+                <w14:ligatures w14:val="none"/>
+              </w:rPr>
+            </w:pPr>
+            <w:r>
+              <w:rPr>
+                <w:rFonts w:ascii="Arial" w:eastAsia="Times New Roman" w:hAnsi="Arial" w:cs="Arial"/>
+                <w:color w:val="000000"/>
+                <w:kern w:val="0"/>
+                <w:sz w:val="22"/>
+                <w:szCs w:val="22"/>
+                <w14:ligatures w14:val="none"/>
+              </w:rPr>
+              <w:t>Int</w:t>
+            </w:r>
+          </w:p>
+        </w:tc>
+        <w:tc>
+          <w:tcPr>
+            <w:tcW w:w="1909" w:type="dxa"/>
+            <w:noWrap/>
+          </w:tcPr>
+          <w:p>
+            <w:pPr>
+              <w:cnfStyle w:val="000000000000" w:firstRow="0" w:lastRow="0" w:firstColumn="0" w:lastColumn="0" w:oddVBand="0" w:evenVBand="0" w:oddHBand="0" w:evenHBand="0" w:firstRowFirstColumn="0" w:firstRowLastColumn="0" w:lastRowFirstColumn="0" w:lastRowLastColumn="0"/>
+              <w:rPr>
+                <w:rFonts w:ascii="Arial" w:eastAsia="Times New Roman" w:hAnsi="Arial" w:cs="Arial"/>
+                <w:color w:val="000000"/>
+                <w:kern w:val="0"/>
+                <w:sz w:val="22"/>
+                <w:szCs w:val="22"/>
+                <w14:ligatures w14:val="none"/>
+              </w:rPr>
+            </w:pPr>
+            <w:r>
+              <w:rPr>
+                <w:rFonts w:ascii="Arial" w:eastAsia="Times New Roman" w:hAnsi="Arial" w:cs="Arial"/>
+                <w:color w:val="000000"/>
+                <w:kern w:val="0"/>
+                <w:sz w:val="22"/>
+                <w:szCs w:val="22"/>
+                <w14:ligatures w14:val="none"/>
+              </w:rPr>
+              <w:t>Number Field</w:t>
+            </w:r>
+          </w:p>
+        </w:tc>
+      </w:tr>
+      <w:tr>
+        <w:tblPrEx>
+          <w:tblLook w:val="04A0" w:firstRow="1" w:lastRow="0" w:firstColumn="1" w:lastColumn="0" w:noHBand="0" w:noVBand="1"/>
+        </w:tblPrEx>
+        <w:trPr>
+          <w:trHeight w:val="285"/>
+        </w:trPr>
+        <w:tc>
+          <w:tcPr>
+            <w:cnfStyle w:val="001000000000" w:firstRow="0" w:lastRow="0" w:firstColumn="1" w:lastColumn="0" w:oddVBand="0" w:evenVBand="0" w:oddHBand="0" w:evenHBand="0" w:firstRowFirstColumn="0" w:firstRowLastColumn="0" w:lastRowFirstColumn="0" w:lastRowLastColumn="0"/>
+            <w:tcW w:w="1908" w:type="dxa"/>
+            <w:noWrap/>
+          </w:tcPr>
+          <w:p>
+            <w:pPr>
+              <w:rPr>
+                <w:rFonts w:ascii="Arial" w:eastAsia="Times New Roman" w:hAnsi="Arial" w:cs="Arial"/>
+                <w:b w:val="0"/>
+                <w:bCs w:val="0"/>
+                <w:color w:val="000000"/>
+                <w:kern w:val="0"/>
+                <w:sz w:val="22"/>
+                <w:szCs w:val="22"/>
+                <w14:ligatures w14:val="none"/>
+              </w:rPr>
+            </w:pPr>
+            <w:proofErr w:type="spellStart"/>
+            <w:r>
+              <w:rPr>
+                <w:rFonts w:ascii="Arial" w:hAnsi="Arial" w:cs="Arial"/>
+                <w:b w:val="0"/>
+                <w:bCs w:val="0"/>
+                <w:sz w:val="22"/>
+                <w:szCs w:val="22"/>
+              </w:rPr>
+              <w:t>Glycol_Machine</w:t>
+            </w:r>
+            <w:proofErr w:type="spellEnd"/>
+          </w:p>
+        </w:tc>
+        <w:tc>
+          <w:tcPr>
+            <w:tcW w:w="4117" w:type="dxa"/>
+            <w:noWrap/>
+          </w:tcPr>
+          <w:p>
+            <w:pPr>
+              <w:cnfStyle w:val="000000000000" w:firstRow="0" w:lastRow="0" w:firstColumn="0" w:lastColumn="0" w:oddVBand="0" w:evenVBand="0" w:oddHBand="0" w:evenHBand="0" w:firstRowFirstColumn="0" w:firstRowLastColumn="0" w:lastRowFirstColumn="0" w:lastRowLastColumn="0"/>
+              <w:rPr>
+                <w:rFonts w:ascii="Arial" w:eastAsia="Times New Roman" w:hAnsi="Arial" w:cs="Arial"/>
+                <w:color w:val="000000"/>
+                <w:kern w:val="0"/>
+                <w:sz w:val="22"/>
+                <w:szCs w:val="22"/>
+                <w14:ligatures w14:val="none"/>
+              </w:rPr>
+            </w:pPr>
+            <w:proofErr w:type="spellStart"/>
+            <w:r>
+              <w:rPr>
+                <w:rFonts w:ascii="Arial" w:eastAsia="Times New Roman" w:hAnsi="Arial" w:cs="Arial"/>
+                <w:color w:val="000000"/>
+                <w:kern w:val="0"/>
+                <w:sz w:val="22"/>
+                <w:szCs w:val="22"/>
+                <w14:ligatures w14:val="none"/>
+              </w:rPr>
+              <w:t>Before_Pressure_Operating_PSI</w:t>
+            </w:r>
+            <w:proofErr w:type="spellEnd"/>
+          </w:p>
+        </w:tc>
+        <w:tc>
+          <w:tcPr>
+            <w:tcW w:w="1416" w:type="dxa"/>
+            <w:noWrap/>
+          </w:tcPr>
+          <w:p>
+            <w:pPr>
+              <w:cnfStyle w:val="000000000000" w:firstRow="0" w:lastRow="0" w:firstColumn="0" w:lastColumn="0" w:oddVBand="0" w:evenVBand="0" w:oddHBand="0" w:evenHBand="0" w:firstRowFirstColumn="0" w:firstRowLastColumn="0" w:lastRowFirstColumn="0" w:lastRowLastColumn="0"/>
+              <w:rPr>
+                <w:rFonts w:ascii="Arial" w:eastAsia="Times New Roman" w:hAnsi="Arial" w:cs="Arial"/>
+                <w:color w:val="000000"/>
+                <w:kern w:val="0"/>
+                <w:sz w:val="22"/>
+                <w:szCs w:val="22"/>
+                <w14:ligatures w14:val="none"/>
+              </w:rPr>
+            </w:pPr>
+            <w:r>
+              <w:rPr>
+                <w:rFonts w:ascii="Arial" w:eastAsia="Times New Roman" w:hAnsi="Arial" w:cs="Arial"/>
+                <w:color w:val="000000"/>
+                <w:kern w:val="0"/>
+                <w:sz w:val="22"/>
+                <w:szCs w:val="22"/>
+                <w14:ligatures w14:val="none"/>
+              </w:rPr>
+              <w:t>Int</w:t>
+            </w:r>
+          </w:p>
+        </w:tc>
+        <w:tc>
+          <w:tcPr>
+            <w:tcW w:w="1909" w:type="dxa"/>
+            <w:noWrap/>
+          </w:tcPr>
+          <w:p>
+            <w:pPr>
+              <w:cnfStyle w:val="000000000000" w:firstRow="0" w:lastRow="0" w:firstColumn="0" w:lastColumn="0" w:oddVBand="0" w:evenVBand="0" w:oddHBand="0" w:evenHBand="0" w:firstRowFirstColumn="0" w:firstRowLastColumn="0" w:lastRowFirstColumn="0" w:lastRowLastColumn="0"/>
+              <w:rPr>
+                <w:rFonts w:ascii="Arial" w:eastAsia="Times New Roman" w:hAnsi="Arial" w:cs="Arial"/>
+                <w:color w:val="000000"/>
+                <w:kern w:val="0"/>
+                <w:sz w:val="22"/>
+                <w:szCs w:val="22"/>
+                <w14:ligatures w14:val="none"/>
+              </w:rPr>
+            </w:pPr>
+            <w:r>
+              <w:rPr>
+                <w:rFonts w:ascii="Arial" w:eastAsia="Times New Roman" w:hAnsi="Arial" w:cs="Arial"/>
+                <w:color w:val="000000"/>
+                <w:kern w:val="0"/>
+                <w:sz w:val="22"/>
+                <w:szCs w:val="22"/>
+                <w14:ligatures w14:val="none"/>
+              </w:rPr>
+              <w:t>Number Field</w:t>
+            </w:r>
+          </w:p>
+        </w:tc>
+      </w:tr>
+      <w:tr>
+        <w:tblPrEx>
+          <w:tblLook w:val="04A0" w:firstRow="1" w:lastRow="0" w:firstColumn="1" w:lastColumn="0" w:noHBand="0" w:noVBand="1"/>
+        </w:tblPrEx>
+        <w:trPr>
+          <w:trHeight w:val="285"/>
+        </w:trPr>
+        <w:tc>
+          <w:tcPr>
+            <w:cnfStyle w:val="001000000000" w:firstRow="0" w:lastRow="0" w:firstColumn="1" w:lastColumn="0" w:oddVBand="0" w:evenVBand="0" w:oddHBand="0" w:evenHBand="0" w:firstRowFirstColumn="0" w:firstRowLastColumn="0" w:lastRowFirstColumn="0" w:lastRowLastColumn="0"/>
+            <w:tcW w:w="1908" w:type="dxa"/>
+            <w:noWrap/>
+          </w:tcPr>
+          <w:p>
+            <w:pPr>
+              <w:rPr>
+                <w:rFonts w:ascii="Arial" w:eastAsia="Times New Roman" w:hAnsi="Arial" w:cs="Arial"/>
+                <w:b w:val="0"/>
+                <w:bCs w:val="0"/>
+                <w:color w:val="000000"/>
+                <w:kern w:val="0"/>
+                <w:sz w:val="22"/>
+                <w:szCs w:val="22"/>
+                <w14:ligatures w14:val="none"/>
+              </w:rPr>
+            </w:pPr>
+            <w:proofErr w:type="spellStart"/>
+            <w:r>
+              <w:rPr>
+                <w:rFonts w:ascii="Arial" w:hAnsi="Arial" w:cs="Arial"/>
+                <w:b w:val="0"/>
+                <w:bCs w:val="0"/>
+                <w:sz w:val="22"/>
+                <w:szCs w:val="22"/>
+              </w:rPr>
+              <w:t>Glycol_Machine</w:t>
+            </w:r>
+            <w:proofErr w:type="spellEnd"/>
+          </w:p>
+        </w:tc>
+        <w:tc>
+          <w:tcPr>
+            <w:tcW w:w="4117" w:type="dxa"/>
+            <w:noWrap/>
+          </w:tcPr>
+          <w:p>
+            <w:pPr>
+              <w:cnfStyle w:val="000000000000" w:firstRow="0" w:lastRow="0" w:firstColumn="0" w:lastColumn="0" w:oddVBand="0" w:evenVBand="0" w:oddHBand="0" w:evenHBand="0" w:firstRowFirstColumn="0" w:firstRowLastColumn="0" w:lastRowFirstColumn="0" w:lastRowLastColumn="0"/>
+              <w:rPr>
+                <w:rFonts w:ascii="Arial" w:eastAsia="Times New Roman" w:hAnsi="Arial" w:cs="Arial"/>
+                <w:color w:val="000000"/>
+                <w:kern w:val="0"/>
+                <w:sz w:val="22"/>
+                <w:szCs w:val="22"/>
+                <w14:ligatures w14:val="none"/>
+              </w:rPr>
+            </w:pPr>
+            <w:proofErr w:type="spellStart"/>
+            <w:r>
+              <w:rPr>
+                <w:rFonts w:ascii="Arial" w:eastAsia="Times New Roman" w:hAnsi="Arial" w:cs="Arial"/>
+                <w:color w:val="000000"/>
+                <w:kern w:val="0"/>
+                <w:sz w:val="22"/>
+                <w:szCs w:val="22"/>
+                <w14:ligatures w14:val="none"/>
+              </w:rPr>
+              <w:t>Before_Measure_Line</w:t>
+            </w:r>
+            <w:proofErr w:type="spellEnd"/>
+          </w:p>
+        </w:tc>
+        <w:tc>
+          <w:tcPr>
+            <w:tcW w:w="1416" w:type="dxa"/>
+            <w:noWrap/>
+          </w:tcPr>
+          <w:p>
+            <w:pPr>
+              <w:cnfStyle w:val="000000000000" w:firstRow="0" w:lastRow="0" w:firstColumn="0" w:lastColumn="0" w:oddVBand="0" w:evenVBand="0" w:oddHBand="0" w:evenHBand="0" w:firstRowFirstColumn="0" w:firstRowLastColumn="0" w:lastRowFirstColumn="0" w:lastRowLastColumn="0"/>
+              <w:rPr>
+                <w:rFonts w:ascii="Arial" w:eastAsia="Times New Roman" w:hAnsi="Arial" w:cs="Arial"/>
+                <w:color w:val="000000"/>
+                <w:kern w:val="0"/>
+                <w:sz w:val="22"/>
+                <w:szCs w:val="22"/>
+                <w14:ligatures w14:val="none"/>
+              </w:rPr>
+            </w:pPr>
+            <w:proofErr w:type="gramStart"/>
+            <w:r>
+              <w:rPr>
+                <w:rFonts w:ascii="Arial" w:eastAsia="Times New Roman" w:hAnsi="Arial" w:cs="Arial"/>
+                <w:color w:val="000000"/>
+                <w:kern w:val="0"/>
+                <w:sz w:val="22"/>
+                <w:szCs w:val="22"/>
+                <w14:ligatures w14:val="none"/>
+              </w:rPr>
+              <w:t>Varchar(</w:t>
+            </w:r>
+            <w:proofErr w:type="gramEnd"/>
+            <w:r>
+              <w:rPr>
+                <w:rFonts w:ascii="Arial" w:eastAsia="Times New Roman" w:hAnsi="Arial" w:cs="Arial"/>
+                <w:color w:val="000000"/>
+                <w:kern w:val="0"/>
+                <w:sz w:val="22"/>
+                <w:szCs w:val="22"/>
+                <w14:ligatures w14:val="none"/>
+              </w:rPr>
+              <w:t>10)</w:t>
+            </w:r>
+          </w:p>
+        </w:tc>
+        <w:tc>
+          <w:tcPr>
+            <w:tcW w:w="1909" w:type="dxa"/>
+            <w:noWrap/>
+          </w:tcPr>
+          <w:p>
+            <w:pPr>
+              <w:cnfStyle w:val="000000000000" w:firstRow="0" w:lastRow="0" w:firstColumn="0" w:lastColumn="0" w:oddVBand="0" w:evenVBand="0" w:oddHBand="0" w:evenHBand="0" w:firstRowFirstColumn="0" w:firstRowLastColumn="0" w:lastRowFirstColumn="0" w:lastRowLastColumn="0"/>
+              <w:rPr>
+                <w:rFonts w:ascii="Arial" w:eastAsia="Times New Roman" w:hAnsi="Arial" w:cs="Arial"/>
+                <w:color w:val="000000"/>
+                <w:kern w:val="0"/>
+                <w:sz w:val="22"/>
+                <w:szCs w:val="22"/>
+                <w14:ligatures w14:val="none"/>
+              </w:rPr>
+            </w:pPr>
+            <w:r>
+              <w:rPr>
+                <w:rFonts w:ascii="Arial" w:eastAsia="Times New Roman" w:hAnsi="Arial" w:cs="Arial"/>
+                <w:color w:val="000000"/>
+                <w:kern w:val="0"/>
+                <w:sz w:val="22"/>
+                <w:szCs w:val="22"/>
+                <w14:ligatures w14:val="none"/>
+              </w:rPr>
+              <w:t>Dropdown:</w:t>
+            </w:r>
+          </w:p>
+          <w:p>
+            <w:pPr>
+              <w:pStyle w:val="ListParagraph"/>
+              <w:numPr>
+                <w:ilvl w:val="0"/>
+                <w:numId w:val="5"/>
+              </w:numPr>
+              <w:cnfStyle w:val="000000000000" w:firstRow="0" w:lastRow="0" w:firstColumn="0" w:lastColumn="0" w:oddVBand="0" w:evenVBand="0" w:oddHBand="0" w:evenHBand="0" w:firstRowFirstColumn="0" w:firstRowLastColumn="0" w:lastRowFirstColumn="0" w:lastRowLastColumn="0"/>
+              <w:rPr>
+                <w:rFonts w:ascii="Arial" w:eastAsia="Times New Roman" w:hAnsi="Arial" w:cs="Arial"/>
+                <w:color w:val="000000"/>
+                <w:kern w:val="0"/>
+                <w:sz w:val="22"/>
+                <w:szCs w:val="22"/>
+                <w14:ligatures w14:val="none"/>
+              </w:rPr>
+            </w:pPr>
+            <w:r>
+              <w:rPr>
+                <w:rFonts w:ascii="Arial" w:eastAsia="Times New Roman" w:hAnsi="Arial" w:cs="Arial"/>
+                <w:color w:val="000000"/>
+                <w:kern w:val="0"/>
+                <w:sz w:val="22"/>
+                <w:szCs w:val="22"/>
+                <w14:ligatures w14:val="none"/>
+              </w:rPr>
+              <w:t>Above</w:t>
+            </w:r>
+          </w:p>
+          <w:p>
+            <w:pPr>
+              <w:pStyle w:val="ListParagraph"/>
+              <w:numPr>
+                <w:ilvl w:val="0"/>
+                <w:numId w:val="5"/>
+              </w:numPr>
+              <w:cnfStyle w:val="000000000000" w:firstRow="0" w:lastRow="0" w:firstColumn="0" w:lastColumn="0" w:oddVBand="0" w:evenVBand="0" w:oddHBand="0" w:evenHBand="0" w:firstRowFirstColumn="0" w:firstRowLastColumn="0" w:lastRowFirstColumn="0" w:lastRowLastColumn="0"/>
+              <w:rPr>
+                <w:rFonts w:ascii="Arial" w:eastAsia="Times New Roman" w:hAnsi="Arial" w:cs="Arial"/>
+                <w:color w:val="000000"/>
+                <w:kern w:val="0"/>
+                <w:sz w:val="22"/>
+                <w:szCs w:val="22"/>
+                <w14:ligatures w14:val="none"/>
+              </w:rPr>
+            </w:pPr>
+            <w:r>
+              <w:rPr>
+                <w:rFonts w:ascii="Arial" w:eastAsia="Times New Roman" w:hAnsi="Arial" w:cs="Arial"/>
+                <w:color w:val="000000"/>
+                <w:kern w:val="0"/>
+                <w:sz w:val="22"/>
+                <w:szCs w:val="22"/>
+                <w14:ligatures w14:val="none"/>
+              </w:rPr>
+              <w:t>Below</w:t>
+            </w:r>
+          </w:p>
+          <w:p>
+            <w:pPr>
+              <w:pStyle w:val="ListParagraph"/>
+              <w:numPr>
+                <w:ilvl w:val="0"/>
+                <w:numId w:val="5"/>
+              </w:numPr>
+              <w:cnfStyle w:val="000000000000" w:firstRow="0" w:lastRow="0" w:firstColumn="0" w:lastColumn="0" w:oddVBand="0" w:evenVBand="0" w:oddHBand="0" w:evenHBand="0" w:firstRowFirstColumn="0" w:firstRowLastColumn="0" w:lastRowFirstColumn="0" w:lastRowLastColumn="0"/>
+              <w:rPr>
+                <w:rFonts w:ascii="Arial" w:eastAsia="Times New Roman" w:hAnsi="Arial" w:cs="Arial"/>
+                <w:color w:val="000000"/>
+                <w:kern w:val="0"/>
+                <w:sz w:val="22"/>
+                <w:szCs w:val="22"/>
+                <w14:ligatures w14:val="none"/>
+              </w:rPr>
+            </w:pPr>
+            <w:r>
+              <w:rPr>
+                <w:rFonts w:ascii="Arial" w:eastAsia="Times New Roman" w:hAnsi="Arial" w:cs="Arial"/>
+                <w:color w:val="000000"/>
+                <w:kern w:val="0"/>
+                <w:sz w:val="22"/>
+                <w:szCs w:val="22"/>
+                <w14:ligatures w14:val="none"/>
+              </w:rPr>
+              <w:t>At</w:t>
+            </w:r>
+          </w:p>
+        </w:tc>
+      </w:tr>
+      <w:tr>
+        <w:tblPrEx>
+          <w:tblLook w:val="04A0" w:firstRow="1" w:lastRow="0" w:firstColumn="1" w:lastColumn="0" w:noHBand="0" w:noVBand="1"/>
+        </w:tblPrEx>
+        <w:trPr>
+          <w:trHeight w:val="285"/>
+        </w:trPr>
+        <w:tc>
+          <w:tcPr>
+            <w:cnfStyle w:val="001000000000" w:firstRow="0" w:lastRow="0" w:firstColumn="1" w:lastColumn="0" w:oddVBand="0" w:evenVBand="0" w:oddHBand="0" w:evenHBand="0" w:firstRowFirstColumn="0" w:firstRowLastColumn="0" w:lastRowFirstColumn="0" w:lastRowLastColumn="0"/>
+            <w:tcW w:w="1908" w:type="dxa"/>
+            <w:noWrap/>
+          </w:tcPr>
+          <w:p>
+            <w:pPr>
+              <w:rPr>
+                <w:rFonts w:ascii="Arial" w:eastAsia="Times New Roman" w:hAnsi="Arial" w:cs="Arial"/>
+                <w:b w:val="0"/>
+                <w:bCs w:val="0"/>
+                <w:color w:val="000000"/>
+                <w:kern w:val="0"/>
+                <w:sz w:val="22"/>
+                <w:szCs w:val="22"/>
+                <w14:ligatures w14:val="none"/>
+              </w:rPr>
+            </w:pPr>
+            <w:proofErr w:type="spellStart"/>
+            <w:r>
+              <w:rPr>
+                <w:rFonts w:ascii="Arial" w:hAnsi="Arial" w:cs="Arial"/>
+                <w:b w:val="0"/>
+                <w:bCs w:val="0"/>
+                <w:sz w:val="22"/>
+                <w:szCs w:val="22"/>
+              </w:rPr>
+              <w:t>Glycol_Machine</w:t>
+            </w:r>
+            <w:proofErr w:type="spellEnd"/>
+          </w:p>
+        </w:tc>
+        <w:tc>
+          <w:tcPr>
+            <w:tcW w:w="4117" w:type="dxa"/>
+            <w:noWrap/>
+          </w:tcPr>
+          <w:p>
+            <w:pPr>
+              <w:cnfStyle w:val="000000000000" w:firstRow="0" w:lastRow="0" w:firstColumn="0" w:lastColumn="0" w:oddVBand="0" w:evenVBand="0" w:oddHBand="0" w:evenHBand="0" w:firstRowFirstColumn="0" w:firstRowLastColumn="0" w:lastRowFirstColumn="0" w:lastRowLastColumn="0"/>
+              <w:rPr>
+                <w:rFonts w:ascii="Arial" w:eastAsia="Times New Roman" w:hAnsi="Arial" w:cs="Arial"/>
+                <w:color w:val="000000"/>
+                <w:kern w:val="0"/>
+                <w:sz w:val="22"/>
+                <w:szCs w:val="22"/>
+                <w14:ligatures w14:val="none"/>
+              </w:rPr>
+            </w:pPr>
+            <w:proofErr w:type="spellStart"/>
+            <w:r>
+              <w:rPr>
+                <w:rFonts w:ascii="Arial" w:eastAsia="Times New Roman" w:hAnsi="Arial" w:cs="Arial"/>
+                <w:color w:val="000000"/>
+                <w:kern w:val="0"/>
+                <w:sz w:val="22"/>
+                <w:szCs w:val="22"/>
+                <w14:ligatures w14:val="none"/>
+              </w:rPr>
+              <w:t>After_Pressure_Low_Threshold_PSI</w:t>
+            </w:r>
+            <w:proofErr w:type="spellEnd"/>
+          </w:p>
+        </w:tc>
+        <w:tc>
+          <w:tcPr>
+            <w:tcW w:w="1416" w:type="dxa"/>
+            <w:noWrap/>
+          </w:tcPr>
+          <w:p>
+            <w:pPr>
+              <w:cnfStyle w:val="000000000000" w:firstRow="0" w:lastRow="0" w:firstColumn="0" w:lastColumn="0" w:oddVBand="0" w:evenVBand="0" w:oddHBand="0" w:evenHBand="0" w:firstRowFirstColumn="0" w:firstRowLastColumn="0" w:lastRowFirstColumn="0" w:lastRowLastColumn="0"/>
+              <w:rPr>
+                <w:rFonts w:ascii="Arial" w:eastAsia="Times New Roman" w:hAnsi="Arial" w:cs="Arial"/>
+                <w:color w:val="000000"/>
+                <w:kern w:val="0"/>
+                <w:sz w:val="22"/>
+                <w:szCs w:val="22"/>
+                <w14:ligatures w14:val="none"/>
+              </w:rPr>
+            </w:pPr>
+            <w:r>
+              <w:rPr>
+                <w:rFonts w:ascii="Arial" w:eastAsia="Times New Roman" w:hAnsi="Arial" w:cs="Arial"/>
+                <w:color w:val="000000"/>
+                <w:kern w:val="0"/>
+                <w:sz w:val="22"/>
+                <w:szCs w:val="22"/>
+                <w14:ligatures w14:val="none"/>
+              </w:rPr>
+              <w:t>Int</w:t>
+            </w:r>
+          </w:p>
+        </w:tc>
+        <w:tc>
+          <w:tcPr>
+            <w:tcW w:w="1909" w:type="dxa"/>
+            <w:noWrap/>
+          </w:tcPr>
+          <w:p>
+            <w:pPr>
+              <w:cnfStyle w:val="000000000000" w:firstRow="0" w:lastRow="0" w:firstColumn="0" w:lastColumn="0" w:oddVBand="0" w:evenVBand="0" w:oddHBand="0" w:evenHBand="0" w:firstRowFirstColumn="0" w:firstRowLastColumn="0" w:lastRowFirstColumn="0" w:lastRowLastColumn="0"/>
+              <w:rPr>
+                <w:rFonts w:ascii="Arial" w:eastAsia="Times New Roman" w:hAnsi="Arial" w:cs="Arial"/>
+                <w:color w:val="000000"/>
+                <w:kern w:val="0"/>
+                <w:sz w:val="22"/>
+                <w:szCs w:val="22"/>
+                <w14:ligatures w14:val="none"/>
+              </w:rPr>
+            </w:pPr>
+            <w:r>
+              <w:rPr>
+                <w:rFonts w:ascii="Arial" w:eastAsia="Times New Roman" w:hAnsi="Arial" w:cs="Arial"/>
+                <w:color w:val="000000"/>
+                <w:kern w:val="0"/>
+                <w:sz w:val="22"/>
+                <w:szCs w:val="22"/>
+                <w14:ligatures w14:val="none"/>
+              </w:rPr>
+              <w:t>Number Field</w:t>
+            </w:r>
+          </w:p>
+        </w:tc>
+      </w:tr>
+      <w:tr>
+        <w:tblPrEx>
+          <w:tblLook w:val="04A0" w:firstRow="1" w:lastRow="0" w:firstColumn="1" w:lastColumn="0" w:noHBand="0" w:noVBand="1"/>
+        </w:tblPrEx>
+        <w:trPr>
+          <w:trHeight w:val="285"/>
+        </w:trPr>
+        <w:tc>
+          <w:tcPr>
+            <w:cnfStyle w:val="001000000000" w:firstRow="0" w:lastRow="0" w:firstColumn="1" w:lastColumn="0" w:oddVBand="0" w:evenVBand="0" w:oddHBand="0" w:evenHBand="0" w:firstRowFirstColumn="0" w:firstRowLastColumn="0" w:lastRowFirstColumn="0" w:lastRowLastColumn="0"/>
+            <w:tcW w:w="1908" w:type="dxa"/>
+            <w:noWrap/>
+          </w:tcPr>
+          <w:p>
+            <w:pPr>
+              <w:rPr>
+                <w:rFonts w:ascii="Arial" w:eastAsia="Times New Roman" w:hAnsi="Arial" w:cs="Arial"/>
+                <w:b w:val="0"/>
+                <w:bCs w:val="0"/>
+                <w:color w:val="000000"/>
+                <w:kern w:val="0"/>
+                <w:sz w:val="22"/>
+                <w:szCs w:val="22"/>
+                <w14:ligatures w14:val="none"/>
+              </w:rPr>
+            </w:pPr>
+            <w:proofErr w:type="spellStart"/>
+            <w:r>
+              <w:rPr>
+                <w:rFonts w:ascii="Arial" w:hAnsi="Arial" w:cs="Arial"/>
+                <w:b w:val="0"/>
+                <w:bCs w:val="0"/>
+                <w:sz w:val="22"/>
+                <w:szCs w:val="22"/>
+              </w:rPr>
+              <w:t>Glycol_Machine</w:t>
+            </w:r>
+            <w:proofErr w:type="spellEnd"/>
+          </w:p>
+        </w:tc>
+        <w:tc>
+          <w:tcPr>
+            <w:tcW w:w="4117" w:type="dxa"/>
+            <w:noWrap/>
+          </w:tcPr>
+          <w:p>
+            <w:pPr>
+              <w:cnfStyle w:val="000000000000" w:firstRow="0" w:lastRow="0" w:firstColumn="0" w:lastColumn="0" w:oddVBand="0" w:evenVBand="0" w:oddHBand="0" w:evenHBand="0" w:firstRowFirstColumn="0" w:firstRowLastColumn="0" w:lastRowFirstColumn="0" w:lastRowLastColumn="0"/>
+              <w:rPr>
+                <w:rFonts w:ascii="Arial" w:eastAsia="Times New Roman" w:hAnsi="Arial" w:cs="Arial"/>
+                <w:color w:val="000000"/>
+                <w:kern w:val="0"/>
+                <w:sz w:val="22"/>
+                <w:szCs w:val="22"/>
+                <w14:ligatures w14:val="none"/>
+              </w:rPr>
+            </w:pPr>
+            <w:proofErr w:type="spellStart"/>
+            <w:r>
+              <w:rPr>
+                <w:rFonts w:ascii="Arial" w:eastAsia="Times New Roman" w:hAnsi="Arial" w:cs="Arial"/>
+                <w:color w:val="000000"/>
+                <w:kern w:val="0"/>
+                <w:sz w:val="22"/>
+                <w:szCs w:val="22"/>
+                <w14:ligatures w14:val="none"/>
+              </w:rPr>
+              <w:t>After_Pressure_High_Threshold_PSI</w:t>
+            </w:r>
+            <w:proofErr w:type="spellEnd"/>
+          </w:p>
+        </w:tc>
+        <w:tc>
+          <w:tcPr>
+            <w:tcW w:w="1416" w:type="dxa"/>
+            <w:noWrap/>
+          </w:tcPr>
+          <w:p>
+            <w:pPr>
+              <w:cnfStyle w:val="000000000000" w:firstRow="0" w:lastRow="0" w:firstColumn="0" w:lastColumn="0" w:oddVBand="0" w:evenVBand="0" w:oddHBand="0" w:evenHBand="0" w:firstRowFirstColumn="0" w:firstRowLastColumn="0" w:lastRowFirstColumn="0" w:lastRowLastColumn="0"/>
+              <w:rPr>
+                <w:rFonts w:ascii="Arial" w:eastAsia="Times New Roman" w:hAnsi="Arial" w:cs="Arial"/>
+                <w:color w:val="000000"/>
+                <w:kern w:val="0"/>
+                <w:sz w:val="22"/>
+                <w:szCs w:val="22"/>
+                <w14:ligatures w14:val="none"/>
+              </w:rPr>
+            </w:pPr>
+            <w:r>
+              <w:rPr>
+                <w:rFonts w:ascii="Arial" w:eastAsia="Times New Roman" w:hAnsi="Arial" w:cs="Arial"/>
+                <w:color w:val="000000"/>
+                <w:kern w:val="0"/>
+                <w:sz w:val="22"/>
+                <w:szCs w:val="22"/>
+                <w14:ligatures w14:val="none"/>
+              </w:rPr>
+              <w:t>Int</w:t>
+            </w:r>
+          </w:p>
+        </w:tc>
+        <w:tc>
+          <w:tcPr>
+            <w:tcW w:w="1909" w:type="dxa"/>
+            <w:noWrap/>
+          </w:tcPr>
+          <w:p>
+            <w:pPr>
+              <w:cnfStyle w:val="000000000000" w:firstRow="0" w:lastRow="0" w:firstColumn="0" w:lastColumn="0" w:oddVBand="0" w:evenVBand="0" w:oddHBand="0" w:evenHBand="0" w:firstRowFirstColumn="0" w:firstRowLastColumn="0" w:lastRowFirstColumn="0" w:lastRowLastColumn="0"/>
+              <w:rPr>
+                <w:rFonts w:ascii="Arial" w:eastAsia="Times New Roman" w:hAnsi="Arial" w:cs="Arial"/>
+                <w:color w:val="000000"/>
+                <w:kern w:val="0"/>
+                <w:sz w:val="22"/>
+                <w:szCs w:val="22"/>
+                <w14:ligatures w14:val="none"/>
+              </w:rPr>
+            </w:pPr>
+            <w:r>
+              <w:rPr>
+                <w:rFonts w:ascii="Arial" w:eastAsia="Times New Roman" w:hAnsi="Arial" w:cs="Arial"/>
+                <w:color w:val="000000"/>
+                <w:kern w:val="0"/>
+                <w:sz w:val="22"/>
+                <w:szCs w:val="22"/>
+                <w14:ligatures w14:val="none"/>
+              </w:rPr>
+              <w:t>Number Field</w:t>
+            </w:r>
+          </w:p>
+        </w:tc>
+      </w:tr>
+      <w:tr>
+        <w:tblPrEx>
+          <w:tblLook w:val="04A0" w:firstRow="1" w:lastRow="0" w:firstColumn="1" w:lastColumn="0" w:noHBand="0" w:noVBand="1"/>
+        </w:tblPrEx>
+        <w:trPr>
+          <w:trHeight w:val="285"/>
+        </w:trPr>
+        <w:tc>
+          <w:tcPr>
+            <w:cnfStyle w:val="001000000000" w:firstRow="0" w:lastRow="0" w:firstColumn="1" w:lastColumn="0" w:oddVBand="0" w:evenVBand="0" w:oddHBand="0" w:evenHBand="0" w:firstRowFirstColumn="0" w:firstRowLastColumn="0" w:lastRowFirstColumn="0" w:lastRowLastColumn="0"/>
+            <w:tcW w:w="1908" w:type="dxa"/>
+            <w:noWrap/>
+          </w:tcPr>
+          <w:p>
+            <w:pPr>
+              <w:rPr>
+                <w:rFonts w:ascii="Arial" w:eastAsia="Times New Roman" w:hAnsi="Arial" w:cs="Arial"/>
+                <w:b w:val="0"/>
+                <w:bCs w:val="0"/>
+                <w:color w:val="000000"/>
+                <w:kern w:val="0"/>
+                <w:sz w:val="22"/>
+                <w:szCs w:val="22"/>
+                <w14:ligatures w14:val="none"/>
+              </w:rPr>
+            </w:pPr>
+            <w:proofErr w:type="spellStart"/>
+            <w:r>
+              <w:rPr>
+                <w:rFonts w:ascii="Arial" w:hAnsi="Arial" w:cs="Arial"/>
+                <w:b w:val="0"/>
+                <w:bCs w:val="0"/>
+                <w:sz w:val="22"/>
+                <w:szCs w:val="22"/>
+              </w:rPr>
+              <w:t>Glycol_Machine</w:t>
+            </w:r>
+            <w:proofErr w:type="spellEnd"/>
+          </w:p>
+        </w:tc>
+        <w:tc>
+          <w:tcPr>
+            <w:tcW w:w="4117" w:type="dxa"/>
+            <w:noWrap/>
+          </w:tcPr>
+          <w:p>
+            <w:pPr>
+              <w:cnfStyle w:val="000000000000" w:firstRow="0" w:lastRow="0" w:firstColumn="0" w:lastColumn="0" w:oddVBand="0" w:evenVBand="0" w:oddHBand="0" w:evenHBand="0" w:firstRowFirstColumn="0" w:firstRowLastColumn="0" w:lastRowFirstColumn="0" w:lastRowLastColumn="0"/>
+              <w:rPr>
+                <w:rFonts w:ascii="Arial" w:eastAsia="Times New Roman" w:hAnsi="Arial" w:cs="Arial"/>
+                <w:color w:val="000000"/>
+                <w:kern w:val="0"/>
+                <w:sz w:val="22"/>
+                <w:szCs w:val="22"/>
+                <w14:ligatures w14:val="none"/>
+              </w:rPr>
+            </w:pPr>
+            <w:proofErr w:type="spellStart"/>
+            <w:r>
+              <w:rPr>
+                <w:rFonts w:ascii="Arial" w:eastAsia="Times New Roman" w:hAnsi="Arial" w:cs="Arial"/>
+                <w:color w:val="000000"/>
+                <w:kern w:val="0"/>
+                <w:sz w:val="22"/>
+                <w:szCs w:val="22"/>
+                <w14:ligatures w14:val="none"/>
+              </w:rPr>
+              <w:t>After_Pressure_Operating_PSI</w:t>
+            </w:r>
+            <w:proofErr w:type="spellEnd"/>
+          </w:p>
+        </w:tc>
+        <w:tc>
+          <w:tcPr>
+            <w:tcW w:w="1416" w:type="dxa"/>
+            <w:noWrap/>
+          </w:tcPr>
+          <w:p>
+            <w:pPr>
+              <w:cnfStyle w:val="000000000000" w:firstRow="0" w:lastRow="0" w:firstColumn="0" w:lastColumn="0" w:oddVBand="0" w:evenVBand="0" w:oddHBand="0" w:evenHBand="0" w:firstRowFirstColumn="0" w:firstRowLastColumn="0" w:lastRowFirstColumn="0" w:lastRowLastColumn="0"/>
+              <w:rPr>
+                <w:rFonts w:ascii="Arial" w:eastAsia="Times New Roman" w:hAnsi="Arial" w:cs="Arial"/>
+                <w:color w:val="000000"/>
+                <w:kern w:val="0"/>
+                <w:sz w:val="22"/>
+                <w:szCs w:val="22"/>
+                <w14:ligatures w14:val="none"/>
+              </w:rPr>
+            </w:pPr>
+            <w:r>
+              <w:rPr>
+                <w:rFonts w:ascii="Arial" w:eastAsia="Times New Roman" w:hAnsi="Arial" w:cs="Arial"/>
+                <w:color w:val="000000"/>
+                <w:kern w:val="0"/>
+                <w:sz w:val="22"/>
+                <w:szCs w:val="22"/>
+                <w14:ligatures w14:val="none"/>
+              </w:rPr>
+              <w:t>Int</w:t>
+            </w:r>
+          </w:p>
+        </w:tc>
+        <w:tc>
+          <w:tcPr>
+            <w:tcW w:w="1909" w:type="dxa"/>
+            <w:noWrap/>
+          </w:tcPr>
+          <w:p>
+            <w:pPr>
+              <w:cnfStyle w:val="000000000000" w:firstRow="0" w:lastRow="0" w:firstColumn="0" w:lastColumn="0" w:oddVBand="0" w:evenVBand="0" w:oddHBand="0" w:evenHBand="0" w:firstRowFirstColumn="0" w:firstRowLastColumn="0" w:lastRowFirstColumn="0" w:lastRowLastColumn="0"/>
+              <w:rPr>
+                <w:rFonts w:ascii="Arial" w:eastAsia="Times New Roman" w:hAnsi="Arial" w:cs="Arial"/>
+                <w:color w:val="000000"/>
+                <w:kern w:val="0"/>
+                <w:sz w:val="22"/>
+                <w:szCs w:val="22"/>
+                <w14:ligatures w14:val="none"/>
+              </w:rPr>
+            </w:pPr>
+            <w:r>
+              <w:rPr>
+                <w:rFonts w:ascii="Arial" w:eastAsia="Times New Roman" w:hAnsi="Arial" w:cs="Arial"/>
+                <w:color w:val="000000"/>
+                <w:kern w:val="0"/>
+                <w:sz w:val="22"/>
+                <w:szCs w:val="22"/>
+                <w14:ligatures w14:val="none"/>
+              </w:rPr>
+              <w:t>Number Field</w:t>
+            </w:r>
+          </w:p>
+        </w:tc>
+      </w:tr>
+      <w:tr>
+        <w:tblPrEx>
+          <w:tblLook w:val="04A0" w:firstRow="1" w:lastRow="0" w:firstColumn="1" w:lastColumn="0" w:noHBand="0" w:noVBand="1"/>
+        </w:tblPrEx>
+        <w:trPr>
+          <w:trHeight w:val="285"/>
+        </w:trPr>
+        <w:tc>
+          <w:tcPr>
+            <w:cnfStyle w:val="001000000000" w:firstRow="0" w:lastRow="0" w:firstColumn="1" w:lastColumn="0" w:oddVBand="0" w:evenVBand="0" w:oddHBand="0" w:evenHBand="0" w:firstRowFirstColumn="0" w:firstRowLastColumn="0" w:lastRowFirstColumn="0" w:lastRowLastColumn="0"/>
+            <w:tcW w:w="1908" w:type="dxa"/>
+            <w:noWrap/>
+          </w:tcPr>
+          <w:p>
+            <w:pPr>
+              <w:rPr>
+                <w:rFonts w:ascii="Arial" w:eastAsia="Times New Roman" w:hAnsi="Arial" w:cs="Arial"/>
+                <w:b w:val="0"/>
+                <w:bCs w:val="0"/>
+                <w:color w:val="000000"/>
+                <w:kern w:val="0"/>
+                <w:sz w:val="22"/>
+                <w:szCs w:val="22"/>
+                <w14:ligatures w14:val="none"/>
+              </w:rPr>
+            </w:pPr>
+            <w:proofErr w:type="spellStart"/>
+            <w:r>
+              <w:rPr>
+                <w:rFonts w:ascii="Arial" w:hAnsi="Arial" w:cs="Arial"/>
+                <w:b w:val="0"/>
+                <w:bCs w:val="0"/>
+                <w:sz w:val="22"/>
+                <w:szCs w:val="22"/>
+              </w:rPr>
+              <w:t>Glycol_Machine</w:t>
+            </w:r>
+            <w:proofErr w:type="spellEnd"/>
+          </w:p>
+        </w:tc>
+        <w:tc>
+          <w:tcPr>
+            <w:tcW w:w="4117" w:type="dxa"/>
+            <w:noWrap/>
+          </w:tcPr>
+          <w:p>
+            <w:pPr>
+              <w:cnfStyle w:val="000000000000" w:firstRow="0" w:lastRow="0" w:firstColumn="0" w:lastColumn="0" w:oddVBand="0" w:evenVBand="0" w:oddHBand="0" w:evenHBand="0" w:firstRowFirstColumn="0" w:firstRowLastColumn="0" w:lastRowFirstColumn="0" w:lastRowLastColumn="0"/>
+              <w:rPr>
+                <w:rFonts w:ascii="Arial" w:eastAsia="Times New Roman" w:hAnsi="Arial" w:cs="Arial"/>
+                <w:color w:val="000000"/>
+                <w:kern w:val="0"/>
+                <w:sz w:val="22"/>
+                <w:szCs w:val="22"/>
+                <w14:ligatures w14:val="none"/>
+              </w:rPr>
+            </w:pPr>
+            <w:proofErr w:type="spellStart"/>
+            <w:r>
+              <w:rPr>
+                <w:rFonts w:ascii="Arial" w:eastAsia="Times New Roman" w:hAnsi="Arial" w:cs="Arial"/>
+                <w:color w:val="000000"/>
+                <w:kern w:val="0"/>
+                <w:sz w:val="22"/>
+                <w:szCs w:val="22"/>
+                <w14:ligatures w14:val="none"/>
+              </w:rPr>
+              <w:t>After_Measure_Line</w:t>
+            </w:r>
+            <w:proofErr w:type="spellEnd"/>
+          </w:p>
+        </w:tc>
+        <w:tc>
+          <w:tcPr>
+            <w:tcW w:w="1416" w:type="dxa"/>
+            <w:noWrap/>
+          </w:tcPr>
+          <w:p>
+            <w:pPr>
+              <w:cnfStyle w:val="000000000000" w:firstRow="0" w:lastRow="0" w:firstColumn="0" w:lastColumn="0" w:oddVBand="0" w:evenVBand="0" w:oddHBand="0" w:evenHBand="0" w:firstRowFirstColumn="0" w:firstRowLastColumn="0" w:lastRowFirstColumn="0" w:lastRowLastColumn="0"/>
+              <w:rPr>
+                <w:rFonts w:ascii="Arial" w:eastAsia="Times New Roman" w:hAnsi="Arial" w:cs="Arial"/>
+                <w:color w:val="000000"/>
+                <w:kern w:val="0"/>
+                <w:sz w:val="22"/>
+                <w:szCs w:val="22"/>
+                <w14:ligatures w14:val="none"/>
+              </w:rPr>
+            </w:pPr>
+            <w:proofErr w:type="gramStart"/>
+            <w:r>
+              <w:rPr>
+                <w:rFonts w:ascii="Arial" w:eastAsia="Times New Roman" w:hAnsi="Arial" w:cs="Arial"/>
+                <w:color w:val="000000"/>
+                <w:kern w:val="0"/>
+                <w:sz w:val="22"/>
+                <w:szCs w:val="22"/>
+                <w14:ligatures w14:val="none"/>
+              </w:rPr>
+              <w:t>Varchar(</w:t>
+            </w:r>
+            <w:proofErr w:type="gramEnd"/>
+            <w:r>
+              <w:rPr>
+                <w:rFonts w:ascii="Arial" w:eastAsia="Times New Roman" w:hAnsi="Arial" w:cs="Arial"/>
+                <w:color w:val="000000"/>
+                <w:kern w:val="0"/>
+                <w:sz w:val="22"/>
+                <w:szCs w:val="22"/>
+                <w14:ligatures w14:val="none"/>
+              </w:rPr>
+              <w:t>10)</w:t>
+            </w:r>
+          </w:p>
+        </w:tc>
+        <w:tc>
+          <w:tcPr>
+            <w:tcW w:w="1909" w:type="dxa"/>
+            <w:noWrap/>
+          </w:tcPr>
+          <w:p>
+            <w:pPr>
+              <w:cnfStyle w:val="000000000000" w:firstRow="0" w:lastRow="0" w:firstColumn="0" w:lastColumn="0" w:oddVBand="0" w:evenVBand="0" w:oddHBand="0" w:evenHBand="0" w:firstRowFirstColumn="0" w:firstRowLastColumn="0" w:lastRowFirstColumn="0" w:lastRowLastColumn="0"/>
+              <w:rPr>
+                <w:rFonts w:ascii="Arial" w:eastAsia="Times New Roman" w:hAnsi="Arial" w:cs="Arial"/>
+                <w:color w:val="000000"/>
+                <w:kern w:val="0"/>
+                <w:sz w:val="22"/>
+                <w:szCs w:val="22"/>
+                <w14:ligatures w14:val="none"/>
+              </w:rPr>
+            </w:pPr>
+            <w:r>
+              <w:rPr>
+                <w:rFonts w:ascii="Arial" w:eastAsia="Times New Roman" w:hAnsi="Arial" w:cs="Arial"/>
+                <w:color w:val="000000"/>
+                <w:kern w:val="0"/>
+                <w:sz w:val="22"/>
+                <w:szCs w:val="22"/>
+                <w14:ligatures w14:val="none"/>
+              </w:rPr>
+              <w:t>Dropdown:</w:t>
+            </w:r>
+          </w:p>
+          <w:p>
+            <w:pPr>
+              <w:pStyle w:val="ListParagraph"/>
+              <w:numPr>
+                <w:ilvl w:val="0"/>
+                <w:numId w:val="5"/>
+              </w:numPr>
+              <w:cnfStyle w:val="000000000000" w:firstRow="0" w:lastRow="0" w:firstColumn="0" w:lastColumn="0" w:oddVBand="0" w:evenVBand="0" w:oddHBand="0" w:evenHBand="0" w:firstRowFirstColumn="0" w:firstRowLastColumn="0" w:lastRowFirstColumn="0" w:lastRowLastColumn="0"/>
+              <w:rPr>
+                <w:rFonts w:ascii="Arial" w:eastAsia="Times New Roman" w:hAnsi="Arial" w:cs="Arial"/>
+                <w:color w:val="000000"/>
+                <w:kern w:val="0"/>
+                <w:sz w:val="22"/>
+                <w:szCs w:val="22"/>
+                <w14:ligatures w14:val="none"/>
+              </w:rPr>
+            </w:pPr>
+            <w:r>
+              <w:rPr>
+                <w:rFonts w:ascii="Arial" w:eastAsia="Times New Roman" w:hAnsi="Arial" w:cs="Arial"/>
+                <w:color w:val="000000"/>
+                <w:kern w:val="0"/>
+                <w:sz w:val="22"/>
+                <w:szCs w:val="22"/>
+                <w14:ligatures w14:val="none"/>
+              </w:rPr>
+              <w:t>Above</w:t>
+            </w:r>
+          </w:p>
+          <w:p>
+            <w:pPr>
+              <w:pStyle w:val="ListParagraph"/>
+              <w:numPr>
+                <w:ilvl w:val="0"/>
+                <w:numId w:val="5"/>
+              </w:numPr>
+              <w:cnfStyle w:val="000000000000" w:firstRow="0" w:lastRow="0" w:firstColumn="0" w:lastColumn="0" w:oddVBand="0" w:evenVBand="0" w:oddHBand="0" w:evenHBand="0" w:firstRowFirstColumn="0" w:firstRowLastColumn="0" w:lastRowFirstColumn="0" w:lastRowLastColumn="0"/>
+              <w:rPr>
+                <w:rFonts w:ascii="Arial" w:eastAsia="Times New Roman" w:hAnsi="Arial" w:cs="Arial"/>
+                <w:color w:val="000000"/>
+                <w:kern w:val="0"/>
+                <w:sz w:val="22"/>
+                <w:szCs w:val="22"/>
+                <w14:ligatures w14:val="none"/>
+              </w:rPr>
+            </w:pPr>
+            <w:r>
+              <w:rPr>
+                <w:rFonts w:ascii="Arial" w:eastAsia="Times New Roman" w:hAnsi="Arial" w:cs="Arial"/>
+                <w:color w:val="000000"/>
+                <w:kern w:val="0"/>
+                <w:sz w:val="22"/>
+                <w:szCs w:val="22"/>
+                <w14:ligatures w14:val="none"/>
+              </w:rPr>
+              <w:t>Below</w:t>
+            </w:r>
+          </w:p>
+          <w:p>
+            <w:pPr>
+              <w:pStyle w:val="ListParagraph"/>
+              <w:numPr>
+                <w:ilvl w:val="0"/>
+                <w:numId w:val="5"/>
+              </w:numPr>
+              <w:cnfStyle w:val="000000000000" w:firstRow="0" w:lastRow="0" w:firstColumn="0" w:lastColumn="0" w:oddVBand="0" w:evenVBand="0" w:oddHBand="0" w:evenHBand="0" w:firstRowFirstColumn="0" w:firstRowLastColumn="0" w:lastRowFirstColumn="0" w:lastRowLastColumn="0"/>
+              <w:rPr>
+                <w:rFonts w:ascii="Arial" w:eastAsia="Times New Roman" w:hAnsi="Arial" w:cs="Arial"/>
+                <w:color w:val="000000"/>
+                <w:kern w:val="0"/>
+                <w:sz w:val="22"/>
+                <w:szCs w:val="22"/>
+                <w14:ligatures w14:val="none"/>
+              </w:rPr>
+            </w:pPr>
+            <w:r>
+              <w:rPr>
+                <w:rFonts w:ascii="Arial" w:eastAsia="Times New Roman" w:hAnsi="Arial" w:cs="Arial"/>
+                <w:color w:val="000000"/>
+                <w:kern w:val="0"/>
+                <w:sz w:val="22"/>
+                <w:szCs w:val="22"/>
+                <w14:ligatures w14:val="none"/>
+              </w:rPr>
+              <w:t>At</w:t>
+            </w:r>
+          </w:p>
+        </w:tc>
+      </w:tr>
+      <w:tr>
+        <w:tblPrEx>
+          <w:tblLook w:val="04A0" w:firstRow="1" w:lastRow="0" w:firstColumn="1" w:lastColumn="0" w:noHBand="0" w:noVBand="1"/>
+        </w:tblPrEx>
+        <w:trPr>
+          <w:trHeight w:val="285"/>
+        </w:trPr>
+        <w:tc>
+          <w:tcPr>
+            <w:cnfStyle w:val="001000000000" w:firstRow="0" w:lastRow="0" w:firstColumn="1" w:lastColumn="0" w:oddVBand="0" w:evenVBand="0" w:oddHBand="0" w:evenHBand="0" w:firstRowFirstColumn="0" w:firstRowLastColumn="0" w:lastRowFirstColumn="0" w:lastRowLastColumn="0"/>
+            <w:tcW w:w="1908" w:type="dxa"/>
+            <w:noWrap/>
+          </w:tcPr>
+          <w:p>
+            <w:pPr>
+              <w:rPr>
+                <w:rFonts w:ascii="Arial" w:hAnsi="Arial" w:cs="Arial"/>
+                <w:b w:val="0"/>
+                <w:bCs w:val="0"/>
+                <w:sz w:val="22"/>
+                <w:szCs w:val="22"/>
+              </w:rPr>
+            </w:pPr>
+            <w:proofErr w:type="spellStart"/>
+            <w:r>
+              <w:rPr>
+                <w:rFonts w:ascii="Arial" w:hAnsi="Arial" w:cs="Arial"/>
+                <w:b w:val="0"/>
+                <w:bCs w:val="0"/>
+                <w:sz w:val="22"/>
+                <w:szCs w:val="22"/>
+              </w:rPr>
+              <w:t>Glycol_Machine</w:t>
+            </w:r>
+            <w:proofErr w:type="spellEnd"/>
+          </w:p>
+        </w:tc>
+        <w:tc>
+          <w:tcPr>
+            <w:tcW w:w="4117" w:type="dxa"/>
+            <w:noWrap/>
+          </w:tcPr>
+          <w:p>
+            <w:pPr>
+              <w:cnfStyle w:val="000000000000" w:firstRow="0" w:lastRow="0" w:firstColumn="0" w:lastColumn="0" w:oddVBand="0" w:evenVBand="0" w:oddHBand="0" w:evenHBand="0" w:firstRowFirstColumn="0" w:firstRowLastColumn="0" w:lastRowFirstColumn="0" w:lastRowLastColumn="0"/>
+              <w:rPr>
+                <w:rFonts w:ascii="Arial" w:eastAsia="Times New Roman" w:hAnsi="Arial" w:cs="Arial"/>
+                <w:color w:val="000000"/>
+                <w:kern w:val="0"/>
+                <w:sz w:val="22"/>
+                <w:szCs w:val="22"/>
+                <w14:ligatures w14:val="none"/>
+              </w:rPr>
+            </w:pPr>
+            <w:proofErr w:type="spellStart"/>
+            <w:r>
+              <w:rPr>
+                <w:rFonts w:ascii="Arial" w:eastAsia="Times New Roman" w:hAnsi="Arial" w:cs="Arial"/>
+                <w:color w:val="000000"/>
+                <w:kern w:val="0"/>
+                <w:sz w:val="22"/>
+                <w:szCs w:val="22"/>
+                <w14:ligatures w14:val="none"/>
+              </w:rPr>
+              <w:t>Gallons_Added</w:t>
+            </w:r>
+            <w:proofErr w:type="spellEnd"/>
+          </w:p>
+        </w:tc>
+        <w:tc>
+          <w:tcPr>
+            <w:tcW w:w="1416" w:type="dxa"/>
+            <w:noWrap/>
+          </w:tcPr>
+          <w:p>
+            <w:pPr>
+              <w:cnfStyle w:val="000000000000" w:firstRow="0" w:lastRow="0" w:firstColumn="0" w:lastColumn="0" w:oddVBand="0" w:evenVBand="0" w:oddHBand="0" w:evenHBand="0" w:firstRowFirstColumn="0" w:firstRowLastColumn="0" w:lastRowFirstColumn="0" w:lastRowLastColumn="0"/>
+              <w:rPr>
+                <w:rFonts w:ascii="Arial" w:eastAsia="Times New Roman" w:hAnsi="Arial" w:cs="Arial"/>
+                <w:color w:val="000000"/>
+                <w:kern w:val="0"/>
+                <w:sz w:val="22"/>
+                <w:szCs w:val="22"/>
+                <w14:ligatures w14:val="none"/>
+              </w:rPr>
+            </w:pPr>
+            <w:r>
+              <w:rPr>
+                <w:rFonts w:ascii="Arial" w:eastAsia="Times New Roman" w:hAnsi="Arial" w:cs="Arial"/>
+                <w:color w:val="000000"/>
+                <w:kern w:val="0"/>
+                <w:sz w:val="22"/>
+                <w:szCs w:val="22"/>
+                <w14:ligatures w14:val="none"/>
+              </w:rPr>
+              <w:t>Int</w:t>
+            </w:r>
+          </w:p>
+        </w:tc>
+        <w:tc>
+          <w:tcPr>
+            <w:tcW w:w="1909" w:type="dxa"/>
+            <w:noWrap/>
+          </w:tcPr>
+          <w:p>
+            <w:pPr>
+              <w:cnfStyle w:val="000000000000" w:firstRow="0" w:lastRow="0" w:firstColumn="0" w:lastColumn="0" w:oddVBand="0" w:evenVBand="0" w:oddHBand="0" w:evenHBand="0" w:firstRowFirstColumn="0" w:firstRowLastColumn="0" w:lastRowFirstColumn="0" w:lastRowLastColumn="0"/>
+              <w:rPr>
+                <w:rFonts w:ascii="Arial" w:eastAsia="Times New Roman" w:hAnsi="Arial" w:cs="Arial"/>
+                <w:color w:val="000000"/>
+                <w:kern w:val="0"/>
+                <w:sz w:val="22"/>
+                <w:szCs w:val="22"/>
+                <w14:ligatures w14:val="none"/>
+              </w:rPr>
+            </w:pPr>
+            <w:r>
+              <w:rPr>
+                <w:rFonts w:ascii="Arial" w:eastAsia="Times New Roman" w:hAnsi="Arial" w:cs="Arial"/>
+                <w:color w:val="000000"/>
+                <w:kern w:val="0"/>
+                <w:sz w:val="22"/>
+                <w:szCs w:val="22"/>
+                <w14:ligatures w14:val="none"/>
+              </w:rPr>
+              <w:t>Number Field</w:t>
+            </w:r>
+          </w:p>
+        </w:tc>
+      </w:tr>
+      <w:tr>
+        <w:tblPrEx>
+          <w:tblLook w:val="04A0" w:firstRow="1" w:lastRow="0" w:firstColumn="1" w:lastColumn="0" w:noHBand="0" w:noVBand="1"/>
+        </w:tblPrEx>
+        <w:trPr>
+          <w:trHeight w:val="285"/>
+        </w:trPr>
+        <w:tc>
+          <w:tcPr>
+            <w:cnfStyle w:val="001000000000" w:firstRow="0" w:lastRow="0" w:firstColumn="1" w:lastColumn="0" w:oddVBand="0" w:evenVBand="0" w:oddHBand="0" w:evenHBand="0" w:firstRowFirstColumn="0" w:firstRowLastColumn="0" w:lastRowFirstColumn="0" w:lastRowLastColumn="0"/>
+            <w:tcW w:w="1908" w:type="dxa"/>
+            <w:noWrap/>
+          </w:tcPr>
+          <w:p>
+            <w:pPr>
+              <w:rPr>
+                <w:rFonts w:ascii="Arial" w:hAnsi="Arial" w:cs="Arial"/>
+                <w:b w:val="0"/>
+                <w:bCs w:val="0"/>
+                <w:sz w:val="22"/>
+                <w:szCs w:val="22"/>
+              </w:rPr>
+            </w:pPr>
+            <w:proofErr w:type="spellStart"/>
+            <w:r>
+              <w:rPr>
+                <w:rFonts w:ascii="Arial" w:hAnsi="Arial" w:cs="Arial"/>
+                <w:b w:val="0"/>
+                <w:bCs w:val="0"/>
+                <w:sz w:val="22"/>
+                <w:szCs w:val="22"/>
+              </w:rPr>
+              <w:t>Glycol_Machine</w:t>
+            </w:r>
+            <w:proofErr w:type="spellEnd"/>
+          </w:p>
+        </w:tc>
+        <w:tc>
+          <w:tcPr>
+            <w:tcW w:w="4117" w:type="dxa"/>
+            <w:noWrap/>
+          </w:tcPr>
+          <w:p>
+            <w:pPr>
+              <w:cnfStyle w:val="000000000000" w:firstRow="0" w:lastRow="0" w:firstColumn="0" w:lastColumn="0" w:oddVBand="0" w:evenVBand="0" w:oddHBand="0" w:evenHBand="0" w:firstRowFirstColumn="0" w:firstRowLastColumn="0" w:lastRowFirstColumn="0" w:lastRowLastColumn="0"/>
+              <w:rPr>
+                <w:rFonts w:ascii="Arial" w:eastAsia="Times New Roman" w:hAnsi="Arial" w:cs="Arial"/>
+                <w:color w:val="000000"/>
+                <w:kern w:val="0"/>
+                <w:sz w:val="22"/>
+                <w:szCs w:val="22"/>
+                <w14:ligatures w14:val="none"/>
+              </w:rPr>
+            </w:pPr>
+            <w:r>
+              <w:rPr>
+                <w:rFonts w:ascii="Arial" w:eastAsia="Times New Roman" w:hAnsi="Arial" w:cs="Arial"/>
+                <w:color w:val="000000"/>
+                <w:kern w:val="0"/>
+                <w:sz w:val="22"/>
+                <w:szCs w:val="22"/>
+                <w14:ligatures w14:val="none"/>
+              </w:rPr>
+              <w:t>Notes</w:t>
+            </w:r>
+          </w:p>
+        </w:tc>
+        <w:tc>
+          <w:tcPr>
+            <w:tcW w:w="1416" w:type="dxa"/>
+            <w:noWrap/>
+          </w:tcPr>
+          <w:p>
+            <w:pPr>
+              <w:cnfStyle w:val="000000000000" w:firstRow="0" w:lastRow="0" w:firstColumn="0" w:lastColumn="0" w:oddVBand="0" w:evenVBand="0" w:oddHBand="0" w:evenHBand="0" w:firstRowFirstColumn="0" w:firstRowLastColumn="0" w:lastRowFirstColumn="0" w:lastRowLastColumn="0"/>
+              <w:rPr>
+                <w:rFonts w:ascii="Arial" w:eastAsia="Times New Roman" w:hAnsi="Arial" w:cs="Arial"/>
+                <w:color w:val="000000"/>
+                <w:kern w:val="0"/>
+                <w:sz w:val="22"/>
+                <w:szCs w:val="22"/>
+                <w14:ligatures w14:val="none"/>
+              </w:rPr>
+            </w:pPr>
+            <w:proofErr w:type="gramStart"/>
+            <w:r>
+              <w:rPr>
+                <w:rFonts w:ascii="Arial" w:eastAsia="Times New Roman" w:hAnsi="Arial" w:cs="Arial"/>
+                <w:color w:val="000000"/>
+                <w:kern w:val="0"/>
+                <w:sz w:val="22"/>
+                <w:szCs w:val="22"/>
+                <w14:ligatures w14:val="none"/>
+              </w:rPr>
+              <w:t>Varchar(</w:t>
+            </w:r>
+            <w:proofErr w:type="gramEnd"/>
+            <w:r>
+              <w:rPr>
+                <w:rFonts w:ascii="Arial" w:eastAsia="Times New Roman" w:hAnsi="Arial" w:cs="Arial"/>
+                <w:color w:val="000000"/>
+                <w:kern w:val="0"/>
+                <w:sz w:val="22"/>
+                <w:szCs w:val="22"/>
+                <w14:ligatures w14:val="none"/>
+              </w:rPr>
+              <w:t>20)</w:t>
+            </w:r>
+          </w:p>
+        </w:tc>
+        <w:tc>
+          <w:tcPr>
+            <w:tcW w:w="1909" w:type="dxa"/>
+            <w:noWrap/>
+          </w:tcPr>
+          <w:p>
+            <w:pPr>
+              <w:cnfStyle w:val="000000000000" w:firstRow="0" w:lastRow="0" w:firstColumn="0" w:lastColumn="0" w:oddVBand="0" w:evenVBand="0" w:oddHBand="0" w:evenHBand="0" w:firstRowFirstColumn="0" w:firstRowLastColumn="0" w:lastRowFirstColumn="0" w:lastRowLastColumn="0"/>
+              <w:rPr>
+                <w:rFonts w:ascii="Arial" w:eastAsia="Times New Roman" w:hAnsi="Arial" w:cs="Arial"/>
+                <w:color w:val="000000"/>
+                <w:kern w:val="0"/>
+                <w:sz w:val="22"/>
+                <w:szCs w:val="22"/>
+                <w14:ligatures w14:val="none"/>
+              </w:rPr>
+            </w:pPr>
+            <w:r>
+              <w:rPr>
+                <w:rFonts w:ascii="Arial" w:eastAsia="Times New Roman" w:hAnsi="Arial" w:cs="Arial"/>
+                <w:color w:val="000000"/>
+                <w:kern w:val="0"/>
+                <w:sz w:val="22"/>
+                <w:szCs w:val="22"/>
+                <w14:ligatures w14:val="none"/>
+              </w:rPr>
+              <w:t>Text Field</w:t>
+            </w:r>
+          </w:p>
+        </w:tc>
+      </w:tr>
+      <w:tr>
+        <w:tblPrEx>
+          <w:tblLook w:val="04A0" w:firstRow="1" w:lastRow="0" w:firstColumn="1" w:lastColumn="0" w:noHBand="0" w:noVBand="1"/>
+        </w:tblPrEx>
+        <w:trPr>
+          <w:trHeight w:val="285"/>
+        </w:trPr>
+        <w:tc>
+          <w:tcPr>
+            <w:cnfStyle w:val="001000000000" w:firstRow="0" w:lastRow="0" w:firstColumn="1" w:lastColumn="0" w:oddVBand="0" w:evenVBand="0" w:oddHBand="0" w:evenHBand="0" w:firstRowFirstColumn="0" w:firstRowLastColumn="0" w:lastRowFirstColumn="0" w:lastRowLastColumn="0"/>
+            <w:tcW w:w="1908" w:type="dxa"/>
+            <w:noWrap/>
+          </w:tcPr>
+          <w:p>
+            <w:pPr>
+              <w:rPr>
+                <w:rFonts w:ascii="Arial" w:hAnsi="Arial" w:cs="Arial"/>
+                <w:b w:val="0"/>
+                <w:bCs w:val="0"/>
+                <w:sz w:val="22"/>
+                <w:szCs w:val="22"/>
+              </w:rPr>
+            </w:pPr>
+            <w:proofErr w:type="spellStart"/>
+            <w:r>
+              <w:rPr>
+                <w:rFonts w:ascii="Arial" w:hAnsi="Arial" w:cs="Arial"/>
+                <w:b w:val="0"/>
+                <w:bCs w:val="0"/>
+                <w:sz w:val="22"/>
+                <w:szCs w:val="22"/>
+              </w:rPr>
+              <w:t>Glycol_Machine</w:t>
+            </w:r>
+            <w:proofErr w:type="spellEnd"/>
+          </w:p>
+        </w:tc>
+        <w:tc>
+          <w:tcPr>
+            <w:tcW w:w="4117" w:type="dxa"/>
+            <w:noWrap/>
+          </w:tcPr>
+          <w:p>
+            <w:pPr>
+              <w:cnfStyle w:val="000000000000" w:firstRow="0" w:lastRow="0" w:firstColumn="0" w:lastColumn="0" w:oddVBand="0" w:evenVBand="0" w:oddHBand="0" w:evenHBand="0" w:firstRowFirstColumn="0" w:firstRowLastColumn="0" w:lastRowFirstColumn="0" w:lastRowLastColumn="0"/>
+              <w:rPr>
+                <w:rFonts w:ascii="Arial" w:eastAsia="Times New Roman" w:hAnsi="Arial" w:cs="Arial"/>
+                <w:color w:val="000000"/>
+                <w:kern w:val="0"/>
+                <w:sz w:val="22"/>
+                <w:szCs w:val="22"/>
+                <w14:ligatures w14:val="none"/>
+              </w:rPr>
+            </w:pPr>
+            <w:proofErr w:type="spellStart"/>
+            <w:r>
+              <w:rPr>
+                <w:rFonts w:ascii="Arial" w:eastAsia="Times New Roman" w:hAnsi="Arial" w:cs="Arial"/>
+                <w:color w:val="000000"/>
+                <w:kern w:val="0"/>
+                <w:sz w:val="22"/>
+                <w:szCs w:val="22"/>
+                <w14:ligatures w14:val="none"/>
+              </w:rPr>
+              <w:t>Worker_ID</w:t>
+            </w:r>
+            <w:proofErr w:type="spellEnd"/>
+          </w:p>
+        </w:tc>
+        <w:tc>
+          <w:tcPr>
+            <w:tcW w:w="1416" w:type="dxa"/>
+            <w:noWrap/>
+          </w:tcPr>
+          <w:p>
+            <w:pPr>
+              <w:cnfStyle w:val="000000000000" w:firstRow="0" w:lastRow="0" w:firstColumn="0" w:lastColumn="0" w:oddVBand="0" w:evenVBand="0" w:oddHBand="0" w:evenHBand="0" w:firstRowFirstColumn="0" w:firstRowLastColumn="0" w:lastRowFirstColumn="0" w:lastRowLastColumn="0"/>
+              <w:rPr>
+                <w:rFonts w:ascii="Arial" w:eastAsia="Times New Roman" w:hAnsi="Arial" w:cs="Arial"/>
+                <w:color w:val="000000"/>
+                <w:kern w:val="0"/>
+                <w:sz w:val="22"/>
+                <w:szCs w:val="22"/>
+                <w14:ligatures w14:val="none"/>
+              </w:rPr>
+            </w:pPr>
+            <w:r>
+              <w:rPr>
+                <w:rFonts w:ascii="Arial" w:eastAsia="Times New Roman" w:hAnsi="Arial" w:cs="Arial"/>
+                <w:color w:val="000000"/>
+                <w:kern w:val="0"/>
+                <w:sz w:val="22"/>
+                <w:szCs w:val="22"/>
+                <w14:ligatures w14:val="none"/>
+              </w:rPr>
+              <w:t>Int</w:t>
+            </w:r>
+          </w:p>
+        </w:tc>
+        <w:tc>
+          <w:tcPr>
+            <w:tcW w:w="1909" w:type="dxa"/>
+            <w:noWrap/>
+          </w:tcPr>
+          <w:p>
+            <w:pPr>
+              <w:cnfStyle w:val="000000000000" w:firstRow="0" w:lastRow="0" w:firstColumn="0" w:lastColumn="0" w:oddVBand="0" w:evenVBand="0" w:oddHBand="0" w:evenHBand="0" w:firstRowFirstColumn="0" w:firstRowLastColumn="0" w:lastRowFirstColumn="0" w:lastRowLastColumn="0"/>
+              <w:rPr>
+                <w:rFonts w:ascii="Arial" w:eastAsia="Times New Roman" w:hAnsi="Arial" w:cs="Arial"/>
+                <w:color w:val="000000"/>
+                <w:kern w:val="0"/>
+                <w:sz w:val="22"/>
+                <w:szCs w:val="22"/>
+                <w14:ligatures w14:val="none"/>
+              </w:rPr>
+            </w:pPr>
+            <w:r>
+              <w:rPr>
+                <w:rFonts w:ascii="Arial" w:eastAsia="Times New Roman" w:hAnsi="Arial" w:cs="Arial"/>
+                <w:color w:val="000000"/>
+                <w:kern w:val="0"/>
+                <w:sz w:val="22"/>
+                <w:szCs w:val="22"/>
+                <w14:ligatures w14:val="none"/>
+              </w:rPr>
+              <w:t>NA</w:t>
+            </w:r>
+          </w:p>
+        </w:tc>
+      </w:tr>
+    </w:tbl>
+    <w:p>
+      <w:pPr>
+        <w:rPr>
+          <w:b/>
+          <w:bCs/>
+          <w:sz w:val="40"/>
+          <w:szCs w:val="40"/>
+        </w:rPr>
+      </w:pPr>
+    </w:p>
+    <w:p>
+      <w:pPr>
+        <w:rPr>
+          <w:b/>
+          <w:bCs/>
+          <w:sz w:val="28"/>
+          <w:szCs w:val="28"/>
+        </w:rPr>
+      </w:pPr>
+      <w:r>
+        <w:rPr>
+          <w:b/>
+          <w:bCs/>
+          <w:sz w:val="28"/>
+          <w:szCs w:val="28"/>
+        </w:rPr>
+        <w:t>**Checkbox for Maintenance Done</w:t>
+      </w:r>
+      <w:r>
+        <w:rPr>
+          <w:b/>
+          <w:bCs/>
+          <w:sz w:val="28"/>
+          <w:szCs w:val="28"/>
+        </w:rPr>
+        <w:t xml:space="preserve"> (From the Excel File)</w:t>
+      </w:r>
+      <w:r>
+        <w:rPr>
+          <w:b/>
+          <w:bCs/>
+          <w:sz w:val="28"/>
+          <w:szCs w:val="28"/>
+        </w:rPr>
+        <w:t>:</w:t>
+      </w:r>
+    </w:p>
+    <w:p>
+      <w:pPr>
+        <w:pStyle w:val="ListParagraph"/>
+        <w:numPr>
+          <w:ilvl w:val="0"/>
+          <w:numId w:val="6"/>
+        </w:numPr>
+        <w:rPr>
+          <w:b/>
+          <w:bCs/>
+        </w:rPr>
+      </w:pPr>
+      <w:r>
+        <w:rPr>
+          <w:b/>
+          <w:bCs/>
+        </w:rPr>
+        <w:t>New Tires</w:t>
+      </w:r>
+    </w:p>
+    <w:p>
+      <w:pPr>
+        <w:pStyle w:val="ListParagraph"/>
+        <w:numPr>
+          <w:ilvl w:val="0"/>
+          <w:numId w:val="6"/>
+        </w:numPr>
+        <w:rPr>
+          <w:b/>
+          <w:bCs/>
+        </w:rPr>
+      </w:pPr>
+      <w:r>
+        <w:rPr>
+          <w:b/>
+          <w:bCs/>
+        </w:rPr>
+        <w:t xml:space="preserve">New </w:t>
+      </w:r>
+      <w:proofErr w:type="gramStart"/>
+      <w:r>
+        <w:rPr>
+          <w:b/>
+          <w:bCs/>
+        </w:rPr>
+        <w:t>hoses</w:t>
+      </w:r>
+      <w:proofErr w:type="gramEnd"/>
+    </w:p>
+    <w:p>
+      <w:pPr>
+        <w:pStyle w:val="ListParagraph"/>
+        <w:numPr>
+          <w:ilvl w:val="0"/>
+          <w:numId w:val="6"/>
+        </w:numPr>
+        <w:rPr>
+          <w:b/>
+          <w:bCs/>
+        </w:rPr>
+      </w:pPr>
+      <w:r>
+        <w:rPr>
+          <w:b/>
+          <w:bCs/>
+        </w:rPr>
+        <w:t>New Pump</w:t>
+      </w:r>
+    </w:p>
+    <w:p>
+      <w:pPr>
+        <w:pStyle w:val="ListParagraph"/>
+        <w:numPr>
+          <w:ilvl w:val="0"/>
+          <w:numId w:val="6"/>
+        </w:numPr>
+        <w:rPr>
+          <w:b/>
+          <w:bCs/>
+        </w:rPr>
+      </w:pPr>
+      <w:r>
+        <w:rPr>
+          <w:b/>
+          <w:bCs/>
+        </w:rPr>
+        <w:t>Blade Change</w:t>
+      </w:r>
+    </w:p>
+    <w:p>
+      <w:pPr>
+        <w:pStyle w:val="ListParagraph"/>
+        <w:numPr>
+          <w:ilvl w:val="0"/>
+          <w:numId w:val="6"/>
+        </w:numPr>
+        <w:rPr>
+          <w:b/>
+          <w:bCs/>
+        </w:rPr>
+      </w:pPr>
+      <w:r>
+        <w:rPr>
+          <w:b/>
+          <w:bCs/>
+        </w:rPr>
+        <w:t>Grease</w:t>
+      </w:r>
+      <w:r>
+        <w:rPr>
+          <w:b/>
+          <w:bCs/>
+        </w:rPr>
+        <w:t xml:space="preserve"> Applied</w:t>
+      </w:r>
+    </w:p>
+    <w:p>
+      <w:pPr>
+        <w:pStyle w:val="ListParagraph"/>
+        <w:numPr>
+          <w:ilvl w:val="0"/>
+          <w:numId w:val="6"/>
+        </w:numPr>
+        <w:rPr>
+          <w:b/>
+          <w:bCs/>
+        </w:rPr>
+      </w:pPr>
+      <w:r>
+        <w:rPr>
+          <w:b/>
+          <w:bCs/>
+        </w:rPr>
+        <w:t>Oil Check</w:t>
+      </w:r>
+    </w:p>
+    <w:p>
+      <w:pPr>
+        <w:pStyle w:val="ListParagraph"/>
+        <w:numPr>
+          <w:ilvl w:val="0"/>
+          <w:numId w:val="6"/>
+        </w:numPr>
+        <w:rPr>
+          <w:b/>
+          <w:bCs/>
+        </w:rPr>
+      </w:pPr>
+      <w:r>
+        <w:rPr>
+          <w:b/>
+          <w:bCs/>
+        </w:rPr>
+        <w:t>Coolant Check</w:t>
+      </w:r>
+    </w:p>
+    <w:p>
+      <w:pPr>
+        <w:pStyle w:val="ListParagraph"/>
+        <w:numPr>
+          <w:ilvl w:val="0"/>
+          <w:numId w:val="6"/>
+        </w:numPr>
+        <w:rPr>
+          <w:b/>
+          <w:bCs/>
+        </w:rPr>
+      </w:pPr>
+      <w:r>
+        <w:rPr>
+          <w:b/>
+          <w:bCs/>
+        </w:rPr>
+        <w:t>Added Coolant</w:t>
+      </w:r>
+    </w:p>
+    <w:p>
+      <w:pPr>
+        <w:pStyle w:val="ListParagraph"/>
+        <w:numPr>
+          <w:ilvl w:val="0"/>
+          <w:numId w:val="6"/>
+        </w:numPr>
+        <w:rPr>
+          <w:b/>
+          <w:bCs/>
+        </w:rPr>
+      </w:pPr>
+      <w:r>
+        <w:rPr>
+          <w:b/>
+          <w:bCs/>
+        </w:rPr>
+        <w:t>Grease Points Serviced</w:t>
+      </w:r>
+    </w:p>
+    <w:p>
+      <w:pPr>
+        <w:pStyle w:val="ListParagraph"/>
+        <w:numPr>
+          <w:ilvl w:val="0"/>
+          <w:numId w:val="6"/>
+        </w:numPr>
+        <w:rPr>
+          <w:b/>
+          <w:bCs/>
+        </w:rPr>
+      </w:pPr>
+      <w:r>
+        <w:rPr>
+          <w:b/>
+          <w:bCs/>
+        </w:rPr>
+        <w:t>Elevator Chain</w:t>
+      </w:r>
+    </w:p>
+    <w:p>
+      <w:pPr>
+        <w:pStyle w:val="ListParagraph"/>
+        <w:numPr>
+          <w:ilvl w:val="0"/>
+          <w:numId w:val="6"/>
+        </w:numPr>
+        <w:rPr>
+          <w:b/>
+          <w:bCs/>
+        </w:rPr>
+      </w:pPr>
+      <w:r>
+        <w:rPr>
+          <w:b/>
+          <w:bCs/>
+        </w:rPr>
+        <w:t>Transmission Issue</w:t>
+      </w:r>
+    </w:p>
+    <w:p>
+      <w:pPr>
+        <w:pStyle w:val="ListParagraph"/>
+        <w:numPr>
+          <w:ilvl w:val="0"/>
+          <w:numId w:val="6"/>
+        </w:numPr>
+        <w:rPr>
+          <w:b/>
+          <w:bCs/>
+        </w:rPr>
+      </w:pPr>
+      <w:r>
+        <w:rPr>
+          <w:b/>
+          <w:bCs/>
+        </w:rPr>
+        <w:t>Engine Issue</w:t>
+      </w:r>
+    </w:p>
+    <w:p>
+      <w:pPr>
+        <w:rPr>
+          <w:b/>
+          <w:bCs/>
+        </w:rPr>
+      </w:pPr>
+    </w:p>
+    <w:p>
+      <w:pPr>
+        <w:rPr>
+          <w:b/>
+          <w:bCs/>
+        </w:rPr>
+      </w:pPr>
+    </w:p>
+    <w:p>
+      <w:pPr>
+        <w:rPr>
+          <w:b/>
+          <w:bCs/>
+        </w:rPr>
+      </w:pPr>
+      <w:r>
+        <w:rPr>
+          <w:b/>
+          <w:bCs/>
+        </w:rPr>
+        <w:lastRenderedPageBreak/>
+        <w:t xml:space="preserve">***Possible </w:t>
+      </w:r>
+      <w:r>
+        <w:rPr>
+          <w:b/>
+          <w:bCs/>
+        </w:rPr>
+        <w:t>Maintenance Checks and repairs</w:t>
+      </w:r>
+      <w:r>
+        <w:rPr>
+          <w:b/>
+          <w:bCs/>
+        </w:rPr>
+        <w:t>:</w:t>
+      </w:r>
+    </w:p>
+    <w:p>
+      <w:pPr>
+        <w:rPr>
+          <w:b/>
+          <w:bCs/>
+        </w:rPr>
+      </w:pPr>
+      <w:r>
+        <w:rPr>
+          <w:b/>
+          <w:bCs/>
+        </w:rPr>
+        <w:t>Engine</w:t>
+      </w:r>
+    </w:p>
+    <w:p>
+      <w:pPr>
+        <w:numPr>
+          <w:ilvl w:val="0"/>
+          <w:numId w:val="7"/>
+        </w:numPr>
+        <w:rPr>
+          <w:b/>
+          <w:bCs/>
+        </w:rPr>
+      </w:pPr>
+      <w:r>
+        <w:rPr>
+          <w:b/>
+          <w:bCs/>
+        </w:rPr>
+        <w:t xml:space="preserve">Oil Changed </w:t>
+      </w:r>
+    </w:p>
+    <w:p>
+      <w:pPr>
+        <w:numPr>
+          <w:ilvl w:val="0"/>
+          <w:numId w:val="7"/>
+        </w:numPr>
+        <w:rPr>
+          <w:b/>
+          <w:bCs/>
+        </w:rPr>
+      </w:pPr>
+      <w:r>
+        <w:rPr>
+          <w:b/>
+          <w:bCs/>
+        </w:rPr>
+        <w:t xml:space="preserve">Oil Checked </w:t>
+      </w:r>
+    </w:p>
+    <w:p>
+      <w:pPr>
+        <w:numPr>
+          <w:ilvl w:val="0"/>
+          <w:numId w:val="7"/>
+        </w:numPr>
+        <w:rPr>
+          <w:b/>
+          <w:bCs/>
+        </w:rPr>
+      </w:pPr>
+      <w:r>
+        <w:rPr>
+          <w:b/>
+          <w:bCs/>
+        </w:rPr>
+        <w:t xml:space="preserve">Oil Filter Replaced </w:t>
+      </w:r>
+    </w:p>
+    <w:p>
+      <w:pPr>
+        <w:numPr>
+          <w:ilvl w:val="0"/>
+          <w:numId w:val="7"/>
+        </w:numPr>
+        <w:rPr>
+          <w:b/>
+          <w:bCs/>
+        </w:rPr>
+      </w:pPr>
+      <w:r>
+        <w:rPr>
+          <w:b/>
+          <w:bCs/>
+        </w:rPr>
+        <w:t xml:space="preserve">Air Filter Replaced </w:t>
+      </w:r>
+    </w:p>
+    <w:p>
+      <w:pPr>
+        <w:numPr>
+          <w:ilvl w:val="0"/>
+          <w:numId w:val="7"/>
+        </w:numPr>
+        <w:rPr>
+          <w:b/>
+          <w:bCs/>
+        </w:rPr>
+      </w:pPr>
+      <w:r>
+        <w:rPr>
+          <w:b/>
+          <w:bCs/>
+        </w:rPr>
+        <w:t xml:space="preserve">Fuel Filter Replaced </w:t>
+      </w:r>
+    </w:p>
+    <w:p>
+      <w:pPr>
+        <w:numPr>
+          <w:ilvl w:val="0"/>
+          <w:numId w:val="7"/>
+        </w:numPr>
+        <w:rPr>
+          <w:b/>
+          <w:bCs/>
+        </w:rPr>
+      </w:pPr>
+      <w:r>
+        <w:rPr>
+          <w:b/>
+          <w:bCs/>
+        </w:rPr>
+        <w:t xml:space="preserve">Spark Plugs Replaced (gas/propane) </w:t>
+      </w:r>
+    </w:p>
+    <w:p>
+      <w:pPr>
+        <w:numPr>
+          <w:ilvl w:val="0"/>
+          <w:numId w:val="7"/>
+        </w:numPr>
+        <w:rPr>
+          <w:b/>
+          <w:bCs/>
+        </w:rPr>
+      </w:pPr>
+      <w:r>
+        <w:rPr>
+          <w:b/>
+          <w:bCs/>
+        </w:rPr>
+        <w:t xml:space="preserve">Battery Checked </w:t>
+      </w:r>
+    </w:p>
+    <w:p>
+      <w:pPr>
+        <w:numPr>
+          <w:ilvl w:val="0"/>
+          <w:numId w:val="7"/>
+        </w:numPr>
+        <w:rPr>
+          <w:b/>
+          <w:bCs/>
+        </w:rPr>
+      </w:pPr>
+      <w:r>
+        <w:rPr>
+          <w:b/>
+          <w:bCs/>
+        </w:rPr>
+        <w:t xml:space="preserve">Battery Replaced </w:t>
+      </w:r>
+    </w:p>
+    <w:p>
+      <w:pPr>
+        <w:numPr>
+          <w:ilvl w:val="0"/>
+          <w:numId w:val="7"/>
+        </w:numPr>
+        <w:rPr>
+          <w:b/>
+          <w:bCs/>
+        </w:rPr>
+      </w:pPr>
+      <w:r>
+        <w:rPr>
+          <w:b/>
+          <w:bCs/>
+        </w:rPr>
+        <w:t xml:space="preserve">Belts Replaced </w:t>
+      </w:r>
+    </w:p>
+    <w:p>
+      <w:pPr>
+        <w:rPr>
+          <w:b/>
+          <w:bCs/>
+        </w:rPr>
+      </w:pPr>
+      <w:r>
+        <w:rPr>
+          <w:b/>
+          <w:bCs/>
+        </w:rPr>
+        <w:t>Cooling System</w:t>
+      </w:r>
+    </w:p>
+    <w:p>
+      <w:pPr>
+        <w:numPr>
+          <w:ilvl w:val="0"/>
+          <w:numId w:val="8"/>
+        </w:numPr>
+        <w:rPr>
+          <w:b/>
+          <w:bCs/>
+        </w:rPr>
+      </w:pPr>
+      <w:r>
+        <w:rPr>
+          <w:b/>
+          <w:bCs/>
+        </w:rPr>
+        <w:t xml:space="preserve">Coolant Checked </w:t>
+      </w:r>
+    </w:p>
+    <w:p>
+      <w:pPr>
+        <w:numPr>
+          <w:ilvl w:val="0"/>
+          <w:numId w:val="8"/>
+        </w:numPr>
+        <w:rPr>
+          <w:b/>
+          <w:bCs/>
+        </w:rPr>
+      </w:pPr>
+      <w:r>
+        <w:rPr>
+          <w:b/>
+          <w:bCs/>
+        </w:rPr>
+        <w:t xml:space="preserve">Coolant Added </w:t>
+      </w:r>
+    </w:p>
+    <w:p>
+      <w:pPr>
+        <w:numPr>
+          <w:ilvl w:val="0"/>
+          <w:numId w:val="8"/>
+        </w:numPr>
+        <w:rPr>
+          <w:b/>
+          <w:bCs/>
+        </w:rPr>
+      </w:pPr>
+      <w:r>
+        <w:rPr>
+          <w:b/>
+          <w:bCs/>
+        </w:rPr>
+        <w:t xml:space="preserve">Coolant Changed </w:t>
+      </w:r>
+    </w:p>
+    <w:p>
+      <w:pPr>
+        <w:numPr>
+          <w:ilvl w:val="0"/>
+          <w:numId w:val="8"/>
+        </w:numPr>
+        <w:rPr>
+          <w:b/>
+          <w:bCs/>
+        </w:rPr>
+      </w:pPr>
+      <w:r>
+        <w:rPr>
+          <w:b/>
+          <w:bCs/>
+        </w:rPr>
+        <w:t xml:space="preserve">Radiator Cleaned </w:t>
+      </w:r>
+    </w:p>
+    <w:p>
+      <w:pPr>
+        <w:numPr>
+          <w:ilvl w:val="0"/>
+          <w:numId w:val="8"/>
+        </w:numPr>
+        <w:rPr>
+          <w:b/>
+          <w:bCs/>
+        </w:rPr>
+      </w:pPr>
+      <w:r>
+        <w:rPr>
+          <w:b/>
+          <w:bCs/>
+        </w:rPr>
+        <w:t xml:space="preserve">Water Pump Replaced </w:t>
+      </w:r>
+    </w:p>
+    <w:p>
+      <w:pPr>
+        <w:numPr>
+          <w:ilvl w:val="0"/>
+          <w:numId w:val="8"/>
+        </w:numPr>
+        <w:rPr>
+          <w:b/>
+          <w:bCs/>
+        </w:rPr>
+      </w:pPr>
+      <w:r>
+        <w:rPr>
+          <w:b/>
+          <w:bCs/>
+        </w:rPr>
+        <w:t xml:space="preserve">Hoses Replaced </w:t>
+      </w:r>
+    </w:p>
+    <w:p>
+      <w:pPr>
+        <w:rPr>
+          <w:b/>
+          <w:bCs/>
+        </w:rPr>
+      </w:pPr>
+      <w:r>
+        <w:rPr>
+          <w:b/>
+          <w:bCs/>
+        </w:rPr>
+        <w:t>Hydraulic System</w:t>
+      </w:r>
+    </w:p>
+    <w:p>
+      <w:pPr>
+        <w:numPr>
+          <w:ilvl w:val="0"/>
+          <w:numId w:val="9"/>
+        </w:numPr>
+        <w:rPr>
+          <w:b/>
+          <w:bCs/>
+        </w:rPr>
+      </w:pPr>
+      <w:r>
+        <w:rPr>
+          <w:b/>
+          <w:bCs/>
+        </w:rPr>
+        <w:t xml:space="preserve">Hydraulic Oil Checked </w:t>
+      </w:r>
+    </w:p>
+    <w:p>
+      <w:pPr>
+        <w:numPr>
+          <w:ilvl w:val="0"/>
+          <w:numId w:val="9"/>
+        </w:numPr>
+        <w:rPr>
+          <w:b/>
+          <w:bCs/>
+        </w:rPr>
+      </w:pPr>
+      <w:r>
+        <w:rPr>
+          <w:b/>
+          <w:bCs/>
+        </w:rPr>
+        <w:t xml:space="preserve">Hydraulic Oil Changed </w:t>
+      </w:r>
+    </w:p>
+    <w:p>
+      <w:pPr>
+        <w:numPr>
+          <w:ilvl w:val="0"/>
+          <w:numId w:val="9"/>
+        </w:numPr>
+        <w:rPr>
+          <w:b/>
+          <w:bCs/>
+        </w:rPr>
+      </w:pPr>
+      <w:r>
+        <w:rPr>
+          <w:b/>
+          <w:bCs/>
+        </w:rPr>
+        <w:t xml:space="preserve">Hydraulic Filter Replaced </w:t>
+      </w:r>
+    </w:p>
+    <w:p>
+      <w:pPr>
+        <w:numPr>
+          <w:ilvl w:val="0"/>
+          <w:numId w:val="9"/>
+        </w:numPr>
+        <w:rPr>
+          <w:b/>
+          <w:bCs/>
+        </w:rPr>
+      </w:pPr>
+      <w:r>
+        <w:rPr>
+          <w:b/>
+          <w:bCs/>
+        </w:rPr>
+        <w:t xml:space="preserve">Hydraulic Leak Repaired </w:t>
+      </w:r>
+    </w:p>
+    <w:p>
+      <w:pPr>
+        <w:rPr>
+          <w:b/>
+          <w:bCs/>
+        </w:rPr>
+      </w:pPr>
+      <w:r>
+        <w:rPr>
+          <w:b/>
+          <w:bCs/>
+        </w:rPr>
+        <w:t>Ice Making Components</w:t>
+      </w:r>
+    </w:p>
+    <w:p>
+      <w:pPr>
+        <w:numPr>
+          <w:ilvl w:val="0"/>
+          <w:numId w:val="10"/>
+        </w:numPr>
+        <w:rPr>
+          <w:b/>
+          <w:bCs/>
+        </w:rPr>
+      </w:pPr>
+      <w:r>
+        <w:rPr>
+          <w:b/>
+          <w:bCs/>
+        </w:rPr>
+        <w:t xml:space="preserve">Blade Changed </w:t>
+      </w:r>
+    </w:p>
+    <w:p>
+      <w:pPr>
+        <w:numPr>
+          <w:ilvl w:val="0"/>
+          <w:numId w:val="10"/>
+        </w:numPr>
+        <w:rPr>
+          <w:b/>
+          <w:bCs/>
+        </w:rPr>
+      </w:pPr>
+      <w:r>
+        <w:rPr>
+          <w:b/>
+          <w:bCs/>
+        </w:rPr>
+        <w:t xml:space="preserve">Blade Adjusted </w:t>
+      </w:r>
+    </w:p>
+    <w:p>
+      <w:pPr>
+        <w:numPr>
+          <w:ilvl w:val="0"/>
+          <w:numId w:val="10"/>
+        </w:numPr>
+        <w:rPr>
+          <w:b/>
+          <w:bCs/>
+        </w:rPr>
+      </w:pPr>
+      <w:r>
+        <w:rPr>
+          <w:b/>
+          <w:bCs/>
+        </w:rPr>
+        <w:lastRenderedPageBreak/>
+        <w:t xml:space="preserve">Blade Sharpened </w:t>
+      </w:r>
+    </w:p>
+    <w:p>
+      <w:pPr>
+        <w:numPr>
+          <w:ilvl w:val="0"/>
+          <w:numId w:val="10"/>
+        </w:numPr>
+        <w:rPr>
+          <w:b/>
+          <w:bCs/>
+        </w:rPr>
+      </w:pPr>
+      <w:r>
+        <w:rPr>
+          <w:b/>
+          <w:bCs/>
+        </w:rPr>
+        <w:t xml:space="preserve">Blade Holder Serviced </w:t>
+      </w:r>
+    </w:p>
+    <w:p>
+      <w:pPr>
+        <w:numPr>
+          <w:ilvl w:val="0"/>
+          <w:numId w:val="10"/>
+        </w:numPr>
+        <w:rPr>
+          <w:b/>
+          <w:bCs/>
+        </w:rPr>
+      </w:pPr>
+      <w:r>
+        <w:rPr>
+          <w:b/>
+          <w:bCs/>
+        </w:rPr>
+        <w:t xml:space="preserve">Towel Replaced </w:t>
+      </w:r>
+    </w:p>
+    <w:p>
+      <w:pPr>
+        <w:numPr>
+          <w:ilvl w:val="0"/>
+          <w:numId w:val="10"/>
+        </w:numPr>
+        <w:rPr>
+          <w:b/>
+          <w:bCs/>
+        </w:rPr>
+      </w:pPr>
+      <w:r>
+        <w:rPr>
+          <w:b/>
+          <w:bCs/>
+        </w:rPr>
+        <w:t xml:space="preserve">Wash Water Filter Cleaned </w:t>
+      </w:r>
+    </w:p>
+    <w:p>
+      <w:pPr>
+        <w:numPr>
+          <w:ilvl w:val="0"/>
+          <w:numId w:val="10"/>
+        </w:numPr>
+        <w:rPr>
+          <w:b/>
+          <w:bCs/>
+        </w:rPr>
+      </w:pPr>
+      <w:r>
+        <w:rPr>
+          <w:b/>
+          <w:bCs/>
+        </w:rPr>
+        <w:t xml:space="preserve">Water Nozzles Cleaned </w:t>
+      </w:r>
+    </w:p>
+    <w:p>
+      <w:pPr>
+        <w:rPr>
+          <w:b/>
+          <w:bCs/>
+        </w:rPr>
+      </w:pPr>
+      <w:r>
+        <w:rPr>
+          <w:b/>
+          <w:bCs/>
+        </w:rPr>
+        <w:t>Drive &amp; Chassis</w:t>
+      </w:r>
+    </w:p>
+    <w:p>
+      <w:pPr>
+        <w:numPr>
+          <w:ilvl w:val="0"/>
+          <w:numId w:val="11"/>
+        </w:numPr>
+        <w:rPr>
+          <w:b/>
+          <w:bCs/>
+        </w:rPr>
+      </w:pPr>
+      <w:r>
+        <w:rPr>
+          <w:b/>
+          <w:bCs/>
+        </w:rPr>
+        <w:t xml:space="preserve">New Tires </w:t>
+      </w:r>
+    </w:p>
+    <w:p>
+      <w:pPr>
+        <w:numPr>
+          <w:ilvl w:val="0"/>
+          <w:numId w:val="11"/>
+        </w:numPr>
+        <w:rPr>
+          <w:b/>
+          <w:bCs/>
+        </w:rPr>
+      </w:pPr>
+      <w:r>
+        <w:rPr>
+          <w:b/>
+          <w:bCs/>
+        </w:rPr>
+        <w:t xml:space="preserve">Tire Pressure Checked </w:t>
+      </w:r>
+    </w:p>
+    <w:p>
+      <w:pPr>
+        <w:numPr>
+          <w:ilvl w:val="0"/>
+          <w:numId w:val="11"/>
+        </w:numPr>
+        <w:rPr>
+          <w:b/>
+          <w:bCs/>
+        </w:rPr>
+      </w:pPr>
+      <w:r>
+        <w:rPr>
+          <w:b/>
+          <w:bCs/>
+        </w:rPr>
+        <w:t xml:space="preserve">Wheel Bearings Serviced </w:t>
+      </w:r>
+    </w:p>
+    <w:p>
+      <w:pPr>
+        <w:numPr>
+          <w:ilvl w:val="0"/>
+          <w:numId w:val="11"/>
+        </w:numPr>
+        <w:rPr>
+          <w:b/>
+          <w:bCs/>
+        </w:rPr>
+      </w:pPr>
+      <w:r>
+        <w:rPr>
+          <w:b/>
+          <w:bCs/>
+        </w:rPr>
+        <w:t xml:space="preserve">Grease Applied </w:t>
+      </w:r>
+    </w:p>
+    <w:p>
+      <w:pPr>
+        <w:numPr>
+          <w:ilvl w:val="0"/>
+          <w:numId w:val="11"/>
+        </w:numPr>
+        <w:rPr>
+          <w:b/>
+          <w:bCs/>
+        </w:rPr>
+      </w:pPr>
+      <w:r>
+        <w:rPr>
+          <w:b/>
+          <w:bCs/>
+        </w:rPr>
+        <w:t xml:space="preserve">Grease Points Serviced </w:t>
+      </w:r>
+    </w:p>
+    <w:p>
+      <w:pPr>
+        <w:numPr>
+          <w:ilvl w:val="0"/>
+          <w:numId w:val="11"/>
+        </w:numPr>
+        <w:rPr>
+          <w:b/>
+          <w:bCs/>
+        </w:rPr>
+      </w:pPr>
+      <w:r>
+        <w:rPr>
+          <w:b/>
+          <w:bCs/>
+        </w:rPr>
+        <w:t xml:space="preserve">Steering Adjusted </w:t>
+      </w:r>
+    </w:p>
+    <w:p>
+      <w:pPr>
+        <w:numPr>
+          <w:ilvl w:val="0"/>
+          <w:numId w:val="11"/>
+        </w:numPr>
+        <w:rPr>
+          <w:b/>
+          <w:bCs/>
+        </w:rPr>
+      </w:pPr>
+      <w:r>
+        <w:rPr>
+          <w:b/>
+          <w:bCs/>
+        </w:rPr>
+        <w:t xml:space="preserve">Brakes Serviced </w:t>
+      </w:r>
+    </w:p>
+    <w:p>
+      <w:pPr>
+        <w:rPr>
+          <w:b/>
+          <w:bCs/>
+        </w:rPr>
+      </w:pPr>
+      <w:r>
+        <w:rPr>
+          <w:b/>
+          <w:bCs/>
+        </w:rPr>
+        <w:t>Conveyor / Auger</w:t>
+      </w:r>
+    </w:p>
+    <w:p>
+      <w:pPr>
+        <w:numPr>
+          <w:ilvl w:val="0"/>
+          <w:numId w:val="12"/>
+        </w:numPr>
+        <w:rPr>
+          <w:b/>
+          <w:bCs/>
+        </w:rPr>
+      </w:pPr>
+      <w:r>
+        <w:rPr>
+          <w:b/>
+          <w:bCs/>
+        </w:rPr>
+        <w:t xml:space="preserve">Elevator Chain Serviced </w:t>
+      </w:r>
+    </w:p>
+    <w:p>
+      <w:pPr>
+        <w:numPr>
+          <w:ilvl w:val="0"/>
+          <w:numId w:val="12"/>
+        </w:numPr>
+        <w:rPr>
+          <w:b/>
+          <w:bCs/>
+        </w:rPr>
+      </w:pPr>
+      <w:r>
+        <w:rPr>
+          <w:b/>
+          <w:bCs/>
+        </w:rPr>
+        <w:t xml:space="preserve">Elevator Chain Adjusted </w:t>
+      </w:r>
+    </w:p>
+    <w:p>
+      <w:pPr>
+        <w:numPr>
+          <w:ilvl w:val="0"/>
+          <w:numId w:val="12"/>
+        </w:numPr>
+        <w:rPr>
+          <w:b/>
+          <w:bCs/>
+        </w:rPr>
+      </w:pPr>
+      <w:r>
+        <w:rPr>
+          <w:b/>
+          <w:bCs/>
+        </w:rPr>
+        <w:t xml:space="preserve">Chain Replaced </w:t>
+      </w:r>
+    </w:p>
+    <w:p>
+      <w:pPr>
+        <w:numPr>
+          <w:ilvl w:val="0"/>
+          <w:numId w:val="12"/>
+        </w:numPr>
+        <w:rPr>
+          <w:b/>
+          <w:bCs/>
+        </w:rPr>
+      </w:pPr>
+      <w:r>
+        <w:rPr>
+          <w:b/>
+          <w:bCs/>
+        </w:rPr>
+        <w:t xml:space="preserve">Bearings Replaced </w:t>
+      </w:r>
+    </w:p>
+    <w:p>
+      <w:pPr>
+        <w:numPr>
+          <w:ilvl w:val="0"/>
+          <w:numId w:val="12"/>
+        </w:numPr>
+        <w:rPr>
+          <w:b/>
+          <w:bCs/>
+        </w:rPr>
+      </w:pPr>
+      <w:r>
+        <w:rPr>
+          <w:b/>
+          <w:bCs/>
+        </w:rPr>
+        <w:t xml:space="preserve">Conveyor Inspected </w:t>
+      </w:r>
+    </w:p>
+    <w:p>
+      <w:pPr>
+        <w:rPr>
+          <w:b/>
+          <w:bCs/>
+        </w:rPr>
+      </w:pPr>
+      <w:r>
+        <w:rPr>
+          <w:b/>
+          <w:bCs/>
+        </w:rPr>
+        <w:t>Electrical</w:t>
+      </w:r>
+    </w:p>
+    <w:p>
+      <w:pPr>
+        <w:numPr>
+          <w:ilvl w:val="0"/>
+          <w:numId w:val="13"/>
+        </w:numPr>
+        <w:rPr>
+          <w:b/>
+          <w:bCs/>
+        </w:rPr>
+      </w:pPr>
+      <w:r>
+        <w:rPr>
+          <w:b/>
+          <w:bCs/>
+        </w:rPr>
+        <w:t xml:space="preserve">Lights Repaired </w:t>
+      </w:r>
+    </w:p>
+    <w:p>
+      <w:pPr>
+        <w:numPr>
+          <w:ilvl w:val="0"/>
+          <w:numId w:val="13"/>
+        </w:numPr>
+        <w:rPr>
+          <w:b/>
+          <w:bCs/>
+        </w:rPr>
+      </w:pPr>
+      <w:r>
+        <w:rPr>
+          <w:b/>
+          <w:bCs/>
+        </w:rPr>
+        <w:t xml:space="preserve">Warning Beacon Repaired </w:t>
+      </w:r>
+    </w:p>
+    <w:p>
+      <w:pPr>
+        <w:numPr>
+          <w:ilvl w:val="0"/>
+          <w:numId w:val="13"/>
+        </w:numPr>
+        <w:rPr>
+          <w:b/>
+          <w:bCs/>
+        </w:rPr>
+      </w:pPr>
+      <w:r>
+        <w:rPr>
+          <w:b/>
+          <w:bCs/>
+        </w:rPr>
+        <w:t xml:space="preserve">Wiring Repaired </w:t>
+      </w:r>
+    </w:p>
+    <w:p>
+      <w:pPr>
+        <w:numPr>
+          <w:ilvl w:val="0"/>
+          <w:numId w:val="13"/>
+        </w:numPr>
+        <w:rPr>
+          <w:b/>
+          <w:bCs/>
+        </w:rPr>
+      </w:pPr>
+      <w:r>
+        <w:rPr>
+          <w:b/>
+          <w:bCs/>
+        </w:rPr>
+        <w:t xml:space="preserve">Sensors Checked </w:t>
+      </w:r>
+    </w:p>
+    <w:p>
+      <w:pPr>
+        <w:numPr>
+          <w:ilvl w:val="0"/>
+          <w:numId w:val="13"/>
+        </w:numPr>
+        <w:rPr>
+          <w:b/>
+          <w:bCs/>
+        </w:rPr>
+      </w:pPr>
+      <w:r>
+        <w:rPr>
+          <w:b/>
+          <w:bCs/>
+        </w:rPr>
+        <w:t xml:space="preserve">Switches Replaced </w:t>
+      </w:r>
+    </w:p>
+    <w:p>
+      <w:pPr>
+        <w:rPr>
+          <w:b/>
+          <w:bCs/>
+        </w:rPr>
+      </w:pPr>
+      <w:r>
+        <w:rPr>
+          <w:b/>
+          <w:bCs/>
+        </w:rPr>
+        <w:t>Repairs / Issues</w:t>
+      </w:r>
+    </w:p>
+    <w:p>
+      <w:pPr>
+        <w:numPr>
+          <w:ilvl w:val="0"/>
+          <w:numId w:val="14"/>
+        </w:numPr>
+        <w:rPr>
+          <w:b/>
+          <w:bCs/>
+        </w:rPr>
+      </w:pPr>
+      <w:r>
+        <w:rPr>
+          <w:b/>
+          <w:bCs/>
+        </w:rPr>
+        <w:lastRenderedPageBreak/>
+        <w:t xml:space="preserve">Engine Issue </w:t>
+      </w:r>
+    </w:p>
+    <w:p>
+      <w:pPr>
+        <w:numPr>
+          <w:ilvl w:val="0"/>
+          <w:numId w:val="14"/>
+        </w:numPr>
+        <w:rPr>
+          <w:b/>
+          <w:bCs/>
+        </w:rPr>
+      </w:pPr>
+      <w:r>
+        <w:rPr>
+          <w:b/>
+          <w:bCs/>
+        </w:rPr>
+        <w:t xml:space="preserve">Transmission Issue </w:t>
+      </w:r>
+    </w:p>
+    <w:p>
+      <w:pPr>
+        <w:numPr>
+          <w:ilvl w:val="0"/>
+          <w:numId w:val="14"/>
+        </w:numPr>
+        <w:rPr>
+          <w:b/>
+          <w:bCs/>
+        </w:rPr>
+      </w:pPr>
+      <w:r>
+        <w:rPr>
+          <w:b/>
+          <w:bCs/>
+        </w:rPr>
+        <w:t xml:space="preserve">Hydraulic Issue </w:t>
+      </w:r>
+    </w:p>
+    <w:p>
+      <w:pPr>
+        <w:numPr>
+          <w:ilvl w:val="0"/>
+          <w:numId w:val="14"/>
+        </w:numPr>
+        <w:rPr>
+          <w:b/>
+          <w:bCs/>
+        </w:rPr>
+      </w:pPr>
+      <w:r>
+        <w:rPr>
+          <w:b/>
+          <w:bCs/>
+        </w:rPr>
+        <w:t xml:space="preserve">Electrical Issue </w:t>
+      </w:r>
+    </w:p>
+    <w:p>
+      <w:pPr>
+        <w:numPr>
+          <w:ilvl w:val="0"/>
+          <w:numId w:val="14"/>
+        </w:numPr>
+        <w:rPr>
+          <w:b/>
+          <w:bCs/>
+        </w:rPr>
+      </w:pPr>
+      <w:r>
+        <w:rPr>
+          <w:b/>
+          <w:bCs/>
+        </w:rPr>
+        <w:t xml:space="preserve">Cooling System Issue </w:t>
+      </w:r>
+    </w:p>
+    <w:p>
+      <w:pPr>
+        <w:numPr>
+          <w:ilvl w:val="0"/>
+          <w:numId w:val="14"/>
+        </w:numPr>
+        <w:rPr>
+          <w:b/>
+          <w:bCs/>
+        </w:rPr>
+      </w:pPr>
+      <w:r>
+        <w:rPr>
+          <w:b/>
+          <w:bCs/>
+        </w:rPr>
+        <w:t xml:space="preserve">Water System Issue </w:t>
+      </w:r>
+    </w:p>
+    <w:p>
+      <w:pPr>
+        <w:numPr>
+          <w:ilvl w:val="0"/>
+          <w:numId w:val="14"/>
+        </w:numPr>
+        <w:rPr>
+          <w:b/>
+          <w:bCs/>
+        </w:rPr>
+      </w:pPr>
+      <w:r>
+        <w:rPr>
+          <w:b/>
+          <w:bCs/>
+        </w:rPr>
+        <w:t xml:space="preserve">Leak Repaired </w:t>
+      </w:r>
+    </w:p>
+    <w:p>
+      <w:pPr>
+        <w:numPr>
+          <w:ilvl w:val="0"/>
+          <w:numId w:val="14"/>
+        </w:numPr>
+        <w:rPr>
+          <w:b/>
+          <w:bCs/>
+        </w:rPr>
+      </w:pPr>
+      <w:r>
+        <w:rPr>
+          <w:b/>
+          <w:bCs/>
+        </w:rPr>
+        <w:t xml:space="preserve">Other Repair </w:t>
+      </w:r>
+    </w:p>
+    <w:p>
+      <w:pPr>
+        <w:rPr>
+          <w:b/>
+          <w:bCs/>
+        </w:rPr>
+      </w:pPr>
+      <w:r>
+        <w:rPr>
+          <w:b/>
+          <w:bCs/>
+        </w:rPr>
+        <w:t>Inspection</w:t>
+      </w:r>
+    </w:p>
+    <w:p>
+      <w:pPr>
+        <w:numPr>
+          <w:ilvl w:val="0"/>
+          <w:numId w:val="15"/>
+        </w:numPr>
+        <w:rPr>
+          <w:b/>
+          <w:bCs/>
+        </w:rPr>
+      </w:pPr>
+      <w:r>
+        <w:rPr>
+          <w:b/>
+          <w:bCs/>
+        </w:rPr>
+        <w:t xml:space="preserve">Annual Inspection </w:t>
+      </w:r>
+    </w:p>
+    <w:p>
+      <w:pPr>
+        <w:numPr>
+          <w:ilvl w:val="0"/>
+          <w:numId w:val="15"/>
+        </w:numPr>
+        <w:rPr>
+          <w:b/>
+          <w:bCs/>
+        </w:rPr>
+      </w:pPr>
+      <w:r>
+        <w:rPr>
+          <w:b/>
+          <w:bCs/>
+        </w:rPr>
+        <w:t xml:space="preserve">Safety Inspection </w:t>
+      </w:r>
+    </w:p>
+    <w:p>
+      <w:pPr>
+        <w:numPr>
+          <w:ilvl w:val="0"/>
+          <w:numId w:val="15"/>
+        </w:numPr>
+        <w:rPr>
+          <w:b/>
+          <w:bCs/>
+        </w:rPr>
+      </w:pPr>
+      <w:r>
+        <w:rPr>
+          <w:b/>
+          <w:bCs/>
+        </w:rPr>
+        <w:t xml:space="preserve">Test Drive Completed </w:t>
+      </w:r>
+    </w:p>
+    <w:p>
+      <w:pPr>
+        <w:numPr>
+          <w:ilvl w:val="0"/>
+          <w:numId w:val="15"/>
+        </w:numPr>
+        <w:rPr>
+          <w:b/>
+          <w:bCs/>
+        </w:rPr>
+      </w:pPr>
+      <w:r>
+        <w:rPr>
+          <w:b/>
+          <w:bCs/>
+        </w:rPr>
+        <w:t>Machine Cleaned</w:t>
+      </w:r>
+    </w:p>
+    <w:p>
+      <w:pPr>
+        <w:rPr>
+          <w:b/>
+          <w:bCs/>
         </w:rPr>
       </w:pPr>
     </w:p>
@@ -11927,6 +16001,155 @@
 <file path=word/numbering.xml><?xml version="1.0" encoding="utf-8"?>
 <w:numbering xmlns:wpc="http://schemas.microsoft.com/office/word/2010/wordprocessingCanvas" xmlns:cx="http://schemas.microsoft.com/office/drawing/2014/chartex" xmlns:cx1="http://schemas.microsoft.com/office/drawing/2015/9/8/chartex" xmlns:cx2="http://schemas.microsoft.com/office/drawing/2015/10/21/chartex" xmlns:cx3="http://schemas.microsoft.com/office/drawing/2016/5/9/chartex" xmlns:cx4="http://schemas.microsoft.com/office/drawing/2016/5/10/chartex" xmlns:cx5="http://schemas.microsoft.com/office/drawing/2016/5/11/chartex" xmlns:cx6="http://schemas.microsoft.com/office/drawing/2016/5/12/chartex" xmlns:cx7="http://schemas.microsoft.com/office/drawing/2016/5/13/chartex" xmlns:cx8="http://schemas.microsoft.com/office/drawing/2016/5/14/chartex" xmlns:mc="http://schemas.openxmlformats.org/markup-compatibility/2006" xmlns:aink="http://schemas.microsoft.com/office/drawing/2016/ink" xmlns:am3d="http://schemas.microsoft.com/office/drawing/2017/model3d" xmlns:o="urn:schemas-microsoft-com:office:office" xmlns:oel="http://schemas.microsoft.com/office/2019/extlst" xmlns:r="http://schemas.openxmlformats.org/officeDocument/2006/relationships" xmlns:m="http://schemas.openxmlformats.org/officeDocument/2006/math" xmlns:v="urn:schemas-microsoft-com:vml" xmlns:wp14="http://schemas.microsoft.com/office/word/2010/wordprocessingDrawing" xmlns:wp="http://schemas.openxmlformats.org/drawingml/2006/wordprocessingDrawing" xmlns:w10="urn:schemas-microsoft-com:office:word" xmlns:w="http://schemas.openxmlformats.org/wordprocessingml/2006/main" xmlns:w14="http://schemas.microsoft.com/office/word/2010/wordml" xmlns:w15="http://schemas.microsoft.com/office/word/2012/wordml" xmlns:w16cex="http://schemas.microsoft.com/office/word/2018/wordml/cex" xmlns:w16cid="http://schemas.microsoft.com/office/word/2016/wordml/cid" xmlns:w16="http://schemas.microsoft.com/office/word/2018/wordml" xmlns:w16du="http://schemas.microsoft.com/office/word/2023/wordml/word16du" xmlns:w16sdtdh="http://schemas.microsoft.com/office/word/2020/wordml/sdtdatahash" xmlns:w16sdtfl="http://schemas.microsoft.com/office/word/2024/wordml/sdtformatlock" xmlns:w16se="http://schemas.microsoft.com/office/word/2015/wordml/symex" xmlns:wpg="http://schemas.microsoft.com/office/word/2010/wordprocessingGroup" xmlns:wpi="http://schemas.microsoft.com/office/word/2010/wordprocessingInk" xmlns:wne="http://schemas.microsoft.com/office/word/2006/wordml" xmlns:wps="http://schemas.microsoft.com/office/word/2010/wordprocessingShape" mc:Ignorable="w14 w15 w16se w16cid w16 w16cex w16sdtdh w16sdtfl w16du wp14">
   <w:abstractNum w:abstractNumId="0" w15:restartNumberingAfterBreak="0">
+    <w:nsid w:val="08F26A98"/>
+    <w:multiLevelType w:val="multilevel"/>
+    <w:tmpl w:val="49F46A4C"/>
+    <w:lvl w:ilvl="0">
+      <w:start w:val="1"/>
+      <w:numFmt w:val="bullet"/>
+      <w:lvlText w:val=""/>
+      <w:lvlJc w:val="left"/>
+      <w:pPr>
+        <w:tabs>
+          <w:tab w:val="num" w:pos="720"/>
+        </w:tabs>
+        <w:ind w:left="720" w:hanging="360"/>
+      </w:pPr>
+      <w:rPr>
+        <w:rFonts w:ascii="Symbol" w:hAnsi="Symbol" w:hint="default"/>
+        <w:sz w:val="20"/>
+      </w:rPr>
+    </w:lvl>
+    <w:lvl w:ilvl="1" w:tentative="1">
+      <w:start w:val="1"/>
+      <w:numFmt w:val="bullet"/>
+      <w:lvlText w:val="o"/>
+      <w:lvlJc w:val="left"/>
+      <w:pPr>
+        <w:tabs>
+          <w:tab w:val="num" w:pos="1440"/>
+        </w:tabs>
+        <w:ind w:left="1440" w:hanging="360"/>
+      </w:pPr>
+      <w:rPr>
+        <w:rFonts w:ascii="Courier New" w:hAnsi="Courier New" w:hint="default"/>
+        <w:sz w:val="20"/>
+      </w:rPr>
+    </w:lvl>
+    <w:lvl w:ilvl="2" w:tentative="1">
+      <w:start w:val="1"/>
+      <w:numFmt w:val="bullet"/>
+      <w:lvlText w:val=""/>
+      <w:lvlJc w:val="left"/>
+      <w:pPr>
+        <w:tabs>
+          <w:tab w:val="num" w:pos="2160"/>
+        </w:tabs>
+        <w:ind w:left="2160" w:hanging="360"/>
+      </w:pPr>
+      <w:rPr>
+        <w:rFonts w:ascii="Wingdings" w:hAnsi="Wingdings" w:hint="default"/>
+        <w:sz w:val="20"/>
+      </w:rPr>
+    </w:lvl>
+    <w:lvl w:ilvl="3" w:tentative="1">
+      <w:start w:val="1"/>
+      <w:numFmt w:val="bullet"/>
+      <w:lvlText w:val=""/>
+      <w:lvlJc w:val="left"/>
+      <w:pPr>
+        <w:tabs>
+          <w:tab w:val="num" w:pos="2880"/>
+        </w:tabs>
+        <w:ind w:left="2880" w:hanging="360"/>
+      </w:pPr>
+      <w:rPr>
+        <w:rFonts w:ascii="Wingdings" w:hAnsi="Wingdings" w:hint="default"/>
+        <w:sz w:val="20"/>
+      </w:rPr>
+    </w:lvl>
+    <w:lvl w:ilvl="4" w:tentative="1">
+      <w:start w:val="1"/>
+      <w:numFmt w:val="bullet"/>
+      <w:lvlText w:val=""/>
+      <w:lvlJc w:val="left"/>
+      <w:pPr>
+        <w:tabs>
+          <w:tab w:val="num" w:pos="3600"/>
+        </w:tabs>
+        <w:ind w:left="3600" w:hanging="360"/>
+      </w:pPr>
+      <w:rPr>
+        <w:rFonts w:ascii="Wingdings" w:hAnsi="Wingdings" w:hint="default"/>
+        <w:sz w:val="20"/>
+      </w:rPr>
+    </w:lvl>
+    <w:lvl w:ilvl="5" w:tentative="1">
+      <w:start w:val="1"/>
+      <w:numFmt w:val="bullet"/>
+      <w:lvlText w:val=""/>
+      <w:lvlJc w:val="left"/>
+      <w:pPr>
+        <w:tabs>
+          <w:tab w:val="num" w:pos="4320"/>
+        </w:tabs>
+        <w:ind w:left="4320" w:hanging="360"/>
+      </w:pPr>
+      <w:rPr>
+        <w:rFonts w:ascii="Wingdings" w:hAnsi="Wingdings" w:hint="default"/>
+        <w:sz w:val="20"/>
+      </w:rPr>
+    </w:lvl>
+    <w:lvl w:ilvl="6" w:tentative="1">
+      <w:start w:val="1"/>
+      <w:numFmt w:val="bullet"/>
+      <w:lvlText w:val=""/>
+      <w:lvlJc w:val="left"/>
+      <w:pPr>
+        <w:tabs>
+          <w:tab w:val="num" w:pos="5040"/>
+        </w:tabs>
+        <w:ind w:left="5040" w:hanging="360"/>
+      </w:pPr>
+      <w:rPr>
+        <w:rFonts w:ascii="Wingdings" w:hAnsi="Wingdings" w:hint="default"/>
+        <w:sz w:val="20"/>
+      </w:rPr>
+    </w:lvl>
+    <w:lvl w:ilvl="7" w:tentative="1">
+      <w:start w:val="1"/>
+      <w:numFmt w:val="bullet"/>
+      <w:lvlText w:val=""/>
+      <w:lvlJc w:val="left"/>
+      <w:pPr>
+        <w:tabs>
+          <w:tab w:val="num" w:pos="5760"/>
+        </w:tabs>
+        <w:ind w:left="5760" w:hanging="360"/>
+      </w:pPr>
+      <w:rPr>
+        <w:rFonts w:ascii="Wingdings" w:hAnsi="Wingdings" w:hint="default"/>
+        <w:sz w:val="20"/>
+      </w:rPr>
+    </w:lvl>
+    <w:lvl w:ilvl="8" w:tentative="1">
+      <w:start w:val="1"/>
+      <w:numFmt w:val="bullet"/>
+      <w:lvlText w:val=""/>
+      <w:lvlJc w:val="left"/>
+      <w:pPr>
+        <w:tabs>
+          <w:tab w:val="num" w:pos="6480"/>
+        </w:tabs>
+        <w:ind w:left="6480" w:hanging="360"/>
+      </w:pPr>
+      <w:rPr>
+        <w:rFonts w:ascii="Wingdings" w:hAnsi="Wingdings" w:hint="default"/>
+        <w:sz w:val="20"/>
+      </w:rPr>
+    </w:lvl>
+  </w:abstractNum>
+  <w:abstractNum w:abstractNumId="1" w15:restartNumberingAfterBreak="0">
     <w:nsid w:val="12805A96"/>
     <w:multiLevelType w:val="hybridMultilevel"/>
     <w:tmpl w:val="082E28E0"/>
@@ -12039,7 +16262,7 @@
       </w:rPr>
     </w:lvl>
   </w:abstractNum>
-  <w:abstractNum w:abstractNumId="1" w15:restartNumberingAfterBreak="0">
+  <w:abstractNum w:abstractNumId="2" w15:restartNumberingAfterBreak="0">
     <w:nsid w:val="1A667B94"/>
     <w:multiLevelType w:val="hybridMultilevel"/>
     <w:tmpl w:val="7DC459C8"/>
@@ -12152,7 +16375,716 @@
       </w:rPr>
     </w:lvl>
   </w:abstractNum>
-  <w:abstractNum w:abstractNumId="2" w15:restartNumberingAfterBreak="0">
+  <w:abstractNum w:abstractNumId="3" w15:restartNumberingAfterBreak="0">
+    <w:nsid w:val="28A03E07"/>
+    <w:multiLevelType w:val="multilevel"/>
+    <w:tmpl w:val="CC660A0C"/>
+    <w:lvl w:ilvl="0">
+      <w:start w:val="1"/>
+      <w:numFmt w:val="bullet"/>
+      <w:lvlText w:val=""/>
+      <w:lvlJc w:val="left"/>
+      <w:pPr>
+        <w:tabs>
+          <w:tab w:val="num" w:pos="720"/>
+        </w:tabs>
+        <w:ind w:left="720" w:hanging="360"/>
+      </w:pPr>
+      <w:rPr>
+        <w:rFonts w:ascii="Symbol" w:hAnsi="Symbol" w:hint="default"/>
+        <w:sz w:val="20"/>
+      </w:rPr>
+    </w:lvl>
+    <w:lvl w:ilvl="1" w:tentative="1">
+      <w:start w:val="1"/>
+      <w:numFmt w:val="bullet"/>
+      <w:lvlText w:val="o"/>
+      <w:lvlJc w:val="left"/>
+      <w:pPr>
+        <w:tabs>
+          <w:tab w:val="num" w:pos="1440"/>
+        </w:tabs>
+        <w:ind w:left="1440" w:hanging="360"/>
+      </w:pPr>
+      <w:rPr>
+        <w:rFonts w:ascii="Courier New" w:hAnsi="Courier New" w:hint="default"/>
+        <w:sz w:val="20"/>
+      </w:rPr>
+    </w:lvl>
+    <w:lvl w:ilvl="2" w:tentative="1">
+      <w:start w:val="1"/>
+      <w:numFmt w:val="bullet"/>
+      <w:lvlText w:val=""/>
+      <w:lvlJc w:val="left"/>
+      <w:pPr>
+        <w:tabs>
+          <w:tab w:val="num" w:pos="2160"/>
+        </w:tabs>
+        <w:ind w:left="2160" w:hanging="360"/>
+      </w:pPr>
+      <w:rPr>
+        <w:rFonts w:ascii="Wingdings" w:hAnsi="Wingdings" w:hint="default"/>
+        <w:sz w:val="20"/>
+      </w:rPr>
+    </w:lvl>
+    <w:lvl w:ilvl="3" w:tentative="1">
+      <w:start w:val="1"/>
+      <w:numFmt w:val="bullet"/>
+      <w:lvlText w:val=""/>
+      <w:lvlJc w:val="left"/>
+      <w:pPr>
+        <w:tabs>
+          <w:tab w:val="num" w:pos="2880"/>
+        </w:tabs>
+        <w:ind w:left="2880" w:hanging="360"/>
+      </w:pPr>
+      <w:rPr>
+        <w:rFonts w:ascii="Wingdings" w:hAnsi="Wingdings" w:hint="default"/>
+        <w:sz w:val="20"/>
+      </w:rPr>
+    </w:lvl>
+    <w:lvl w:ilvl="4" w:tentative="1">
+      <w:start w:val="1"/>
+      <w:numFmt w:val="bullet"/>
+      <w:lvlText w:val=""/>
+      <w:lvlJc w:val="left"/>
+      <w:pPr>
+        <w:tabs>
+          <w:tab w:val="num" w:pos="3600"/>
+        </w:tabs>
+        <w:ind w:left="3600" w:hanging="360"/>
+      </w:pPr>
+      <w:rPr>
+        <w:rFonts w:ascii="Wingdings" w:hAnsi="Wingdings" w:hint="default"/>
+        <w:sz w:val="20"/>
+      </w:rPr>
+    </w:lvl>
+    <w:lvl w:ilvl="5" w:tentative="1">
+      <w:start w:val="1"/>
+      <w:numFmt w:val="bullet"/>
+      <w:lvlText w:val=""/>
+      <w:lvlJc w:val="left"/>
+      <w:pPr>
+        <w:tabs>
+          <w:tab w:val="num" w:pos="4320"/>
+        </w:tabs>
+        <w:ind w:left="4320" w:hanging="360"/>
+      </w:pPr>
+      <w:rPr>
+        <w:rFonts w:ascii="Wingdings" w:hAnsi="Wingdings" w:hint="default"/>
+        <w:sz w:val="20"/>
+      </w:rPr>
+    </w:lvl>
+    <w:lvl w:ilvl="6" w:tentative="1">
+      <w:start w:val="1"/>
+      <w:numFmt w:val="bullet"/>
+      <w:lvlText w:val=""/>
+      <w:lvlJc w:val="left"/>
+      <w:pPr>
+        <w:tabs>
+          <w:tab w:val="num" w:pos="5040"/>
+        </w:tabs>
+        <w:ind w:left="5040" w:hanging="360"/>
+      </w:pPr>
+      <w:rPr>
+        <w:rFonts w:ascii="Wingdings" w:hAnsi="Wingdings" w:hint="default"/>
+        <w:sz w:val="20"/>
+      </w:rPr>
+    </w:lvl>
+    <w:lvl w:ilvl="7" w:tentative="1">
+      <w:start w:val="1"/>
+      <w:numFmt w:val="bullet"/>
+      <w:lvlText w:val=""/>
+      <w:lvlJc w:val="left"/>
+      <w:pPr>
+        <w:tabs>
+          <w:tab w:val="num" w:pos="5760"/>
+        </w:tabs>
+        <w:ind w:left="5760" w:hanging="360"/>
+      </w:pPr>
+      <w:rPr>
+        <w:rFonts w:ascii="Wingdings" w:hAnsi="Wingdings" w:hint="default"/>
+        <w:sz w:val="20"/>
+      </w:rPr>
+    </w:lvl>
+    <w:lvl w:ilvl="8" w:tentative="1">
+      <w:start w:val="1"/>
+      <w:numFmt w:val="bullet"/>
+      <w:lvlText w:val=""/>
+      <w:lvlJc w:val="left"/>
+      <w:pPr>
+        <w:tabs>
+          <w:tab w:val="num" w:pos="6480"/>
+        </w:tabs>
+        <w:ind w:left="6480" w:hanging="360"/>
+      </w:pPr>
+      <w:rPr>
+        <w:rFonts w:ascii="Wingdings" w:hAnsi="Wingdings" w:hint="default"/>
+        <w:sz w:val="20"/>
+      </w:rPr>
+    </w:lvl>
+  </w:abstractNum>
+  <w:abstractNum w:abstractNumId="4" w15:restartNumberingAfterBreak="0">
+    <w:nsid w:val="2F5D46FC"/>
+    <w:multiLevelType w:val="multilevel"/>
+    <w:tmpl w:val="FC98E89A"/>
+    <w:lvl w:ilvl="0">
+      <w:start w:val="1"/>
+      <w:numFmt w:val="bullet"/>
+      <w:lvlText w:val=""/>
+      <w:lvlJc w:val="left"/>
+      <w:pPr>
+        <w:tabs>
+          <w:tab w:val="num" w:pos="720"/>
+        </w:tabs>
+        <w:ind w:left="720" w:hanging="360"/>
+      </w:pPr>
+      <w:rPr>
+        <w:rFonts w:ascii="Symbol" w:hAnsi="Symbol" w:hint="default"/>
+        <w:sz w:val="20"/>
+      </w:rPr>
+    </w:lvl>
+    <w:lvl w:ilvl="1" w:tentative="1">
+      <w:start w:val="1"/>
+      <w:numFmt w:val="bullet"/>
+      <w:lvlText w:val="o"/>
+      <w:lvlJc w:val="left"/>
+      <w:pPr>
+        <w:tabs>
+          <w:tab w:val="num" w:pos="1440"/>
+        </w:tabs>
+        <w:ind w:left="1440" w:hanging="360"/>
+      </w:pPr>
+      <w:rPr>
+        <w:rFonts w:ascii="Courier New" w:hAnsi="Courier New" w:hint="default"/>
+        <w:sz w:val="20"/>
+      </w:rPr>
+    </w:lvl>
+    <w:lvl w:ilvl="2" w:tentative="1">
+      <w:start w:val="1"/>
+      <w:numFmt w:val="bullet"/>
+      <w:lvlText w:val=""/>
+      <w:lvlJc w:val="left"/>
+      <w:pPr>
+        <w:tabs>
+          <w:tab w:val="num" w:pos="2160"/>
+        </w:tabs>
+        <w:ind w:left="2160" w:hanging="360"/>
+      </w:pPr>
+      <w:rPr>
+        <w:rFonts w:ascii="Wingdings" w:hAnsi="Wingdings" w:hint="default"/>
+        <w:sz w:val="20"/>
+      </w:rPr>
+    </w:lvl>
+    <w:lvl w:ilvl="3" w:tentative="1">
+      <w:start w:val="1"/>
+      <w:numFmt w:val="bullet"/>
+      <w:lvlText w:val=""/>
+      <w:lvlJc w:val="left"/>
+      <w:pPr>
+        <w:tabs>
+          <w:tab w:val="num" w:pos="2880"/>
+        </w:tabs>
+        <w:ind w:left="2880" w:hanging="360"/>
+      </w:pPr>
+      <w:rPr>
+        <w:rFonts w:ascii="Wingdings" w:hAnsi="Wingdings" w:hint="default"/>
+        <w:sz w:val="20"/>
+      </w:rPr>
+    </w:lvl>
+    <w:lvl w:ilvl="4" w:tentative="1">
+      <w:start w:val="1"/>
+      <w:numFmt w:val="bullet"/>
+      <w:lvlText w:val=""/>
+      <w:lvlJc w:val="left"/>
+      <w:pPr>
+        <w:tabs>
+          <w:tab w:val="num" w:pos="3600"/>
+        </w:tabs>
+        <w:ind w:left="3600" w:hanging="360"/>
+      </w:pPr>
+      <w:rPr>
+        <w:rFonts w:ascii="Wingdings" w:hAnsi="Wingdings" w:hint="default"/>
+        <w:sz w:val="20"/>
+      </w:rPr>
+    </w:lvl>
+    <w:lvl w:ilvl="5" w:tentative="1">
+      <w:start w:val="1"/>
+      <w:numFmt w:val="bullet"/>
+      <w:lvlText w:val=""/>
+      <w:lvlJc w:val="left"/>
+      <w:pPr>
+        <w:tabs>
+          <w:tab w:val="num" w:pos="4320"/>
+        </w:tabs>
+        <w:ind w:left="4320" w:hanging="360"/>
+      </w:pPr>
+      <w:rPr>
+        <w:rFonts w:ascii="Wingdings" w:hAnsi="Wingdings" w:hint="default"/>
+        <w:sz w:val="20"/>
+      </w:rPr>
+    </w:lvl>
+    <w:lvl w:ilvl="6" w:tentative="1">
+      <w:start w:val="1"/>
+      <w:numFmt w:val="bullet"/>
+      <w:lvlText w:val=""/>
+      <w:lvlJc w:val="left"/>
+      <w:pPr>
+        <w:tabs>
+          <w:tab w:val="num" w:pos="5040"/>
+        </w:tabs>
+        <w:ind w:left="5040" w:hanging="360"/>
+      </w:pPr>
+      <w:rPr>
+        <w:rFonts w:ascii="Wingdings" w:hAnsi="Wingdings" w:hint="default"/>
+        <w:sz w:val="20"/>
+      </w:rPr>
+    </w:lvl>
+    <w:lvl w:ilvl="7" w:tentative="1">
+      <w:start w:val="1"/>
+      <w:numFmt w:val="bullet"/>
+      <w:lvlText w:val=""/>
+      <w:lvlJc w:val="left"/>
+      <w:pPr>
+        <w:tabs>
+          <w:tab w:val="num" w:pos="5760"/>
+        </w:tabs>
+        <w:ind w:left="5760" w:hanging="360"/>
+      </w:pPr>
+      <w:rPr>
+        <w:rFonts w:ascii="Wingdings" w:hAnsi="Wingdings" w:hint="default"/>
+        <w:sz w:val="20"/>
+      </w:rPr>
+    </w:lvl>
+    <w:lvl w:ilvl="8" w:tentative="1">
+      <w:start w:val="1"/>
+      <w:numFmt w:val="bullet"/>
+      <w:lvlText w:val=""/>
+      <w:lvlJc w:val="left"/>
+      <w:pPr>
+        <w:tabs>
+          <w:tab w:val="num" w:pos="6480"/>
+        </w:tabs>
+        <w:ind w:left="6480" w:hanging="360"/>
+      </w:pPr>
+      <w:rPr>
+        <w:rFonts w:ascii="Wingdings" w:hAnsi="Wingdings" w:hint="default"/>
+        <w:sz w:val="20"/>
+      </w:rPr>
+    </w:lvl>
+  </w:abstractNum>
+  <w:abstractNum w:abstractNumId="5" w15:restartNumberingAfterBreak="0">
+    <w:nsid w:val="36FF0AC1"/>
+    <w:multiLevelType w:val="multilevel"/>
+    <w:tmpl w:val="91D8B598"/>
+    <w:lvl w:ilvl="0">
+      <w:start w:val="1"/>
+      <w:numFmt w:val="bullet"/>
+      <w:lvlText w:val=""/>
+      <w:lvlJc w:val="left"/>
+      <w:pPr>
+        <w:tabs>
+          <w:tab w:val="num" w:pos="720"/>
+        </w:tabs>
+        <w:ind w:left="720" w:hanging="360"/>
+      </w:pPr>
+      <w:rPr>
+        <w:rFonts w:ascii="Symbol" w:hAnsi="Symbol" w:hint="default"/>
+        <w:sz w:val="20"/>
+      </w:rPr>
+    </w:lvl>
+    <w:lvl w:ilvl="1" w:tentative="1">
+      <w:start w:val="1"/>
+      <w:numFmt w:val="bullet"/>
+      <w:lvlText w:val="o"/>
+      <w:lvlJc w:val="left"/>
+      <w:pPr>
+        <w:tabs>
+          <w:tab w:val="num" w:pos="1440"/>
+        </w:tabs>
+        <w:ind w:left="1440" w:hanging="360"/>
+      </w:pPr>
+      <w:rPr>
+        <w:rFonts w:ascii="Courier New" w:hAnsi="Courier New" w:hint="default"/>
+        <w:sz w:val="20"/>
+      </w:rPr>
+    </w:lvl>
+    <w:lvl w:ilvl="2" w:tentative="1">
+      <w:start w:val="1"/>
+      <w:numFmt w:val="bullet"/>
+      <w:lvlText w:val=""/>
+      <w:lvlJc w:val="left"/>
+      <w:pPr>
+        <w:tabs>
+          <w:tab w:val="num" w:pos="2160"/>
+        </w:tabs>
+        <w:ind w:left="2160" w:hanging="360"/>
+      </w:pPr>
+      <w:rPr>
+        <w:rFonts w:ascii="Wingdings" w:hAnsi="Wingdings" w:hint="default"/>
+        <w:sz w:val="20"/>
+      </w:rPr>
+    </w:lvl>
+    <w:lvl w:ilvl="3" w:tentative="1">
+      <w:start w:val="1"/>
+      <w:numFmt w:val="bullet"/>
+      <w:lvlText w:val=""/>
+      <w:lvlJc w:val="left"/>
+      <w:pPr>
+        <w:tabs>
+          <w:tab w:val="num" w:pos="2880"/>
+        </w:tabs>
+        <w:ind w:left="2880" w:hanging="360"/>
+      </w:pPr>
+      <w:rPr>
+        <w:rFonts w:ascii="Wingdings" w:hAnsi="Wingdings" w:hint="default"/>
+        <w:sz w:val="20"/>
+      </w:rPr>
+    </w:lvl>
+    <w:lvl w:ilvl="4" w:tentative="1">
+      <w:start w:val="1"/>
+      <w:numFmt w:val="bullet"/>
+      <w:lvlText w:val=""/>
+      <w:lvlJc w:val="left"/>
+      <w:pPr>
+        <w:tabs>
+          <w:tab w:val="num" w:pos="3600"/>
+        </w:tabs>
+        <w:ind w:left="3600" w:hanging="360"/>
+      </w:pPr>
+      <w:rPr>
+        <w:rFonts w:ascii="Wingdings" w:hAnsi="Wingdings" w:hint="default"/>
+        <w:sz w:val="20"/>
+      </w:rPr>
+    </w:lvl>
+    <w:lvl w:ilvl="5" w:tentative="1">
+      <w:start w:val="1"/>
+      <w:numFmt w:val="bullet"/>
+      <w:lvlText w:val=""/>
+      <w:lvlJc w:val="left"/>
+      <w:pPr>
+        <w:tabs>
+          <w:tab w:val="num" w:pos="4320"/>
+        </w:tabs>
+        <w:ind w:left="4320" w:hanging="360"/>
+      </w:pPr>
+      <w:rPr>
+        <w:rFonts w:ascii="Wingdings" w:hAnsi="Wingdings" w:hint="default"/>
+        <w:sz w:val="20"/>
+      </w:rPr>
+    </w:lvl>
+    <w:lvl w:ilvl="6" w:tentative="1">
+      <w:start w:val="1"/>
+      <w:numFmt w:val="bullet"/>
+      <w:lvlText w:val=""/>
+      <w:lvlJc w:val="left"/>
+      <w:pPr>
+        <w:tabs>
+          <w:tab w:val="num" w:pos="5040"/>
+        </w:tabs>
+        <w:ind w:left="5040" w:hanging="360"/>
+      </w:pPr>
+      <w:rPr>
+        <w:rFonts w:ascii="Wingdings" w:hAnsi="Wingdings" w:hint="default"/>
+        <w:sz w:val="20"/>
+      </w:rPr>
+    </w:lvl>
+    <w:lvl w:ilvl="7" w:tentative="1">
+      <w:start w:val="1"/>
+      <w:numFmt w:val="bullet"/>
+      <w:lvlText w:val=""/>
+      <w:lvlJc w:val="left"/>
+      <w:pPr>
+        <w:tabs>
+          <w:tab w:val="num" w:pos="5760"/>
+        </w:tabs>
+        <w:ind w:left="5760" w:hanging="360"/>
+      </w:pPr>
+      <w:rPr>
+        <w:rFonts w:ascii="Wingdings" w:hAnsi="Wingdings" w:hint="default"/>
+        <w:sz w:val="20"/>
+      </w:rPr>
+    </w:lvl>
+    <w:lvl w:ilvl="8" w:tentative="1">
+      <w:start w:val="1"/>
+      <w:numFmt w:val="bullet"/>
+      <w:lvlText w:val=""/>
+      <w:lvlJc w:val="left"/>
+      <w:pPr>
+        <w:tabs>
+          <w:tab w:val="num" w:pos="6480"/>
+        </w:tabs>
+        <w:ind w:left="6480" w:hanging="360"/>
+      </w:pPr>
+      <w:rPr>
+        <w:rFonts w:ascii="Wingdings" w:hAnsi="Wingdings" w:hint="default"/>
+        <w:sz w:val="20"/>
+      </w:rPr>
+    </w:lvl>
+  </w:abstractNum>
+  <w:abstractNum w:abstractNumId="6" w15:restartNumberingAfterBreak="0">
+    <w:nsid w:val="3FCA6638"/>
+    <w:multiLevelType w:val="hybridMultilevel"/>
+    <w:tmpl w:val="660684F6"/>
+    <w:lvl w:ilvl="0" w:tplc="04090001">
+      <w:start w:val="1"/>
+      <w:numFmt w:val="bullet"/>
+      <w:lvlText w:val=""/>
+      <w:lvlJc w:val="left"/>
+      <w:pPr>
+        <w:ind w:left="720" w:hanging="360"/>
+      </w:pPr>
+      <w:rPr>
+        <w:rFonts w:ascii="Symbol" w:hAnsi="Symbol" w:hint="default"/>
+      </w:rPr>
+    </w:lvl>
+    <w:lvl w:ilvl="1" w:tplc="04090003" w:tentative="1">
+      <w:start w:val="1"/>
+      <w:numFmt w:val="bullet"/>
+      <w:lvlText w:val="o"/>
+      <w:lvlJc w:val="left"/>
+      <w:pPr>
+        <w:ind w:left="1440" w:hanging="360"/>
+      </w:pPr>
+      <w:rPr>
+        <w:rFonts w:ascii="Courier New" w:hAnsi="Courier New" w:cs="Courier New" w:hint="default"/>
+      </w:rPr>
+    </w:lvl>
+    <w:lvl w:ilvl="2" w:tplc="04090005" w:tentative="1">
+      <w:start w:val="1"/>
+      <w:numFmt w:val="bullet"/>
+      <w:lvlText w:val=""/>
+      <w:lvlJc w:val="left"/>
+      <w:pPr>
+        <w:ind w:left="2160" w:hanging="360"/>
+      </w:pPr>
+      <w:rPr>
+        <w:rFonts w:ascii="Wingdings" w:hAnsi="Wingdings" w:hint="default"/>
+      </w:rPr>
+    </w:lvl>
+    <w:lvl w:ilvl="3" w:tplc="04090001" w:tentative="1">
+      <w:start w:val="1"/>
+      <w:numFmt w:val="bullet"/>
+      <w:lvlText w:val=""/>
+      <w:lvlJc w:val="left"/>
+      <w:pPr>
+        <w:ind w:left="2880" w:hanging="360"/>
+      </w:pPr>
+      <w:rPr>
+        <w:rFonts w:ascii="Symbol" w:hAnsi="Symbol" w:hint="default"/>
+      </w:rPr>
+    </w:lvl>
+    <w:lvl w:ilvl="4" w:tplc="04090003" w:tentative="1">
+      <w:start w:val="1"/>
+      <w:numFmt w:val="bullet"/>
+      <w:lvlText w:val="o"/>
+      <w:lvlJc w:val="left"/>
+      <w:pPr>
+        <w:ind w:left="3600" w:hanging="360"/>
+      </w:pPr>
+      <w:rPr>
+        <w:rFonts w:ascii="Courier New" w:hAnsi="Courier New" w:cs="Courier New" w:hint="default"/>
+      </w:rPr>
+    </w:lvl>
+    <w:lvl w:ilvl="5" w:tplc="04090005" w:tentative="1">
+      <w:start w:val="1"/>
+      <w:numFmt w:val="bullet"/>
+      <w:lvlText w:val=""/>
+      <w:lvlJc w:val="left"/>
+      <w:pPr>
+        <w:ind w:left="4320" w:hanging="360"/>
+      </w:pPr>
+      <w:rPr>
+        <w:rFonts w:ascii="Wingdings" w:hAnsi="Wingdings" w:hint="default"/>
+      </w:rPr>
+    </w:lvl>
+    <w:lvl w:ilvl="6" w:tplc="04090001" w:tentative="1">
+      <w:start w:val="1"/>
+      <w:numFmt w:val="bullet"/>
+      <w:lvlText w:val=""/>
+      <w:lvlJc w:val="left"/>
+      <w:pPr>
+        <w:ind w:left="5040" w:hanging="360"/>
+      </w:pPr>
+      <w:rPr>
+        <w:rFonts w:ascii="Symbol" w:hAnsi="Symbol" w:hint="default"/>
+      </w:rPr>
+    </w:lvl>
+    <w:lvl w:ilvl="7" w:tplc="04090003" w:tentative="1">
+      <w:start w:val="1"/>
+      <w:numFmt w:val="bullet"/>
+      <w:lvlText w:val="o"/>
+      <w:lvlJc w:val="left"/>
+      <w:pPr>
+        <w:ind w:left="5760" w:hanging="360"/>
+      </w:pPr>
+      <w:rPr>
+        <w:rFonts w:ascii="Courier New" w:hAnsi="Courier New" w:cs="Courier New" w:hint="default"/>
+      </w:rPr>
+    </w:lvl>
+    <w:lvl w:ilvl="8" w:tplc="04090005" w:tentative="1">
+      <w:start w:val="1"/>
+      <w:numFmt w:val="bullet"/>
+      <w:lvlText w:val=""/>
+      <w:lvlJc w:val="left"/>
+      <w:pPr>
+        <w:ind w:left="6480" w:hanging="360"/>
+      </w:pPr>
+      <w:rPr>
+        <w:rFonts w:ascii="Wingdings" w:hAnsi="Wingdings" w:hint="default"/>
+      </w:rPr>
+    </w:lvl>
+  </w:abstractNum>
+  <w:abstractNum w:abstractNumId="7" w15:restartNumberingAfterBreak="0">
+    <w:nsid w:val="47E31C3F"/>
+    <w:multiLevelType w:val="multilevel"/>
+    <w:tmpl w:val="B8147454"/>
+    <w:lvl w:ilvl="0">
+      <w:start w:val="1"/>
+      <w:numFmt w:val="bullet"/>
+      <w:lvlText w:val=""/>
+      <w:lvlJc w:val="left"/>
+      <w:pPr>
+        <w:tabs>
+          <w:tab w:val="num" w:pos="720"/>
+        </w:tabs>
+        <w:ind w:left="720" w:hanging="360"/>
+      </w:pPr>
+      <w:rPr>
+        <w:rFonts w:ascii="Symbol" w:hAnsi="Symbol" w:hint="default"/>
+        <w:sz w:val="20"/>
+      </w:rPr>
+    </w:lvl>
+    <w:lvl w:ilvl="1" w:tentative="1">
+      <w:start w:val="1"/>
+      <w:numFmt w:val="bullet"/>
+      <w:lvlText w:val="o"/>
+      <w:lvlJc w:val="left"/>
+      <w:pPr>
+        <w:tabs>
+          <w:tab w:val="num" w:pos="1440"/>
+        </w:tabs>
+        <w:ind w:left="1440" w:hanging="360"/>
+      </w:pPr>
+      <w:rPr>
+        <w:rFonts w:ascii="Courier New" w:hAnsi="Courier New" w:hint="default"/>
+        <w:sz w:val="20"/>
+      </w:rPr>
+    </w:lvl>
+    <w:lvl w:ilvl="2" w:tentative="1">
+      <w:start w:val="1"/>
+      <w:numFmt w:val="bullet"/>
+      <w:lvlText w:val=""/>
+      <w:lvlJc w:val="left"/>
+      <w:pPr>
+        <w:tabs>
+          <w:tab w:val="num" w:pos="2160"/>
+        </w:tabs>
+        <w:ind w:left="2160" w:hanging="360"/>
+      </w:pPr>
+      <w:rPr>
+        <w:rFonts w:ascii="Wingdings" w:hAnsi="Wingdings" w:hint="default"/>
+        <w:sz w:val="20"/>
+      </w:rPr>
+    </w:lvl>
+    <w:lvl w:ilvl="3" w:tentative="1">
+      <w:start w:val="1"/>
+      <w:numFmt w:val="bullet"/>
+      <w:lvlText w:val=""/>
+      <w:lvlJc w:val="left"/>
+      <w:pPr>
+        <w:tabs>
+          <w:tab w:val="num" w:pos="2880"/>
+        </w:tabs>
+        <w:ind w:left="2880" w:hanging="360"/>
+      </w:pPr>
+      <w:rPr>
+        <w:rFonts w:ascii="Wingdings" w:hAnsi="Wingdings" w:hint="default"/>
+        <w:sz w:val="20"/>
+      </w:rPr>
+    </w:lvl>
+    <w:lvl w:ilvl="4" w:tentative="1">
+      <w:start w:val="1"/>
+      <w:numFmt w:val="bullet"/>
+      <w:lvlText w:val=""/>
+      <w:lvlJc w:val="left"/>
+      <w:pPr>
+        <w:tabs>
+          <w:tab w:val="num" w:pos="3600"/>
+        </w:tabs>
+        <w:ind w:left="3600" w:hanging="360"/>
+      </w:pPr>
+      <w:rPr>
+        <w:rFonts w:ascii="Wingdings" w:hAnsi="Wingdings" w:hint="default"/>
+        <w:sz w:val="20"/>
+      </w:rPr>
+    </w:lvl>
+    <w:lvl w:ilvl="5" w:tentative="1">
+      <w:start w:val="1"/>
+      <w:numFmt w:val="bullet"/>
+      <w:lvlText w:val=""/>
+      <w:lvlJc w:val="left"/>
+      <w:pPr>
+        <w:tabs>
+          <w:tab w:val="num" w:pos="4320"/>
+        </w:tabs>
+        <w:ind w:left="4320" w:hanging="360"/>
+      </w:pPr>
+      <w:rPr>
+        <w:rFonts w:ascii="Wingdings" w:hAnsi="Wingdings" w:hint="default"/>
+        <w:sz w:val="20"/>
+      </w:rPr>
+    </w:lvl>
+    <w:lvl w:ilvl="6" w:tentative="1">
+      <w:start w:val="1"/>
+      <w:numFmt w:val="bullet"/>
+      <w:lvlText w:val=""/>
+      <w:lvlJc w:val="left"/>
+      <w:pPr>
+        <w:tabs>
+          <w:tab w:val="num" w:pos="5040"/>
+        </w:tabs>
+        <w:ind w:left="5040" w:hanging="360"/>
+      </w:pPr>
+      <w:rPr>
+        <w:rFonts w:ascii="Wingdings" w:hAnsi="Wingdings" w:hint="default"/>
+        <w:sz w:val="20"/>
+      </w:rPr>
+    </w:lvl>
+    <w:lvl w:ilvl="7" w:tentative="1">
+      <w:start w:val="1"/>
+      <w:numFmt w:val="bullet"/>
+      <w:lvlText w:val=""/>
+      <w:lvlJc w:val="left"/>
+      <w:pPr>
+        <w:tabs>
+          <w:tab w:val="num" w:pos="5760"/>
+        </w:tabs>
+        <w:ind w:left="5760" w:hanging="360"/>
+      </w:pPr>
+      <w:rPr>
+        <w:rFonts w:ascii="Wingdings" w:hAnsi="Wingdings" w:hint="default"/>
+        <w:sz w:val="20"/>
+      </w:rPr>
+    </w:lvl>
+    <w:lvl w:ilvl="8" w:tentative="1">
+      <w:start w:val="1"/>
+      <w:numFmt w:val="bullet"/>
+      <w:lvlText w:val=""/>
+      <w:lvlJc w:val="left"/>
+      <w:pPr>
+        <w:tabs>
+          <w:tab w:val="num" w:pos="6480"/>
+        </w:tabs>
+        <w:ind w:left="6480" w:hanging="360"/>
+      </w:pPr>
+      <w:rPr>
+        <w:rFonts w:ascii="Wingdings" w:hAnsi="Wingdings" w:hint="default"/>
+        <w:sz w:val="20"/>
+      </w:rPr>
+    </w:lvl>
+  </w:abstractNum>
+  <w:abstractNum w:abstractNumId="8" w15:restartNumberingAfterBreak="0">
     <w:nsid w:val="526E16A6"/>
     <w:multiLevelType w:val="hybridMultilevel"/>
     <w:tmpl w:val="4A8A1298"/>
@@ -12238,14 +17170,872 @@
       </w:pPr>
     </w:lvl>
   </w:abstractNum>
+  <w:abstractNum w:abstractNumId="9" w15:restartNumberingAfterBreak="0">
+    <w:nsid w:val="592653F5"/>
+    <w:multiLevelType w:val="hybridMultilevel"/>
+    <w:tmpl w:val="E2F8C746"/>
+    <w:lvl w:ilvl="0" w:tplc="04090001">
+      <w:start w:val="1"/>
+      <w:numFmt w:val="bullet"/>
+      <w:lvlText w:val=""/>
+      <w:lvlJc w:val="left"/>
+      <w:pPr>
+        <w:ind w:left="720" w:hanging="360"/>
+      </w:pPr>
+      <w:rPr>
+        <w:rFonts w:ascii="Symbol" w:hAnsi="Symbol" w:hint="default"/>
+      </w:rPr>
+    </w:lvl>
+    <w:lvl w:ilvl="1" w:tplc="04090003" w:tentative="1">
+      <w:start w:val="1"/>
+      <w:numFmt w:val="bullet"/>
+      <w:lvlText w:val="o"/>
+      <w:lvlJc w:val="left"/>
+      <w:pPr>
+        <w:ind w:left="1440" w:hanging="360"/>
+      </w:pPr>
+      <w:rPr>
+        <w:rFonts w:ascii="Courier New" w:hAnsi="Courier New" w:cs="Courier New" w:hint="default"/>
+      </w:rPr>
+    </w:lvl>
+    <w:lvl w:ilvl="2" w:tplc="04090005" w:tentative="1">
+      <w:start w:val="1"/>
+      <w:numFmt w:val="bullet"/>
+      <w:lvlText w:val=""/>
+      <w:lvlJc w:val="left"/>
+      <w:pPr>
+        <w:ind w:left="2160" w:hanging="360"/>
+      </w:pPr>
+      <w:rPr>
+        <w:rFonts w:ascii="Wingdings" w:hAnsi="Wingdings" w:hint="default"/>
+      </w:rPr>
+    </w:lvl>
+    <w:lvl w:ilvl="3" w:tplc="04090001" w:tentative="1">
+      <w:start w:val="1"/>
+      <w:numFmt w:val="bullet"/>
+      <w:lvlText w:val=""/>
+      <w:lvlJc w:val="left"/>
+      <w:pPr>
+        <w:ind w:left="2880" w:hanging="360"/>
+      </w:pPr>
+      <w:rPr>
+        <w:rFonts w:ascii="Symbol" w:hAnsi="Symbol" w:hint="default"/>
+      </w:rPr>
+    </w:lvl>
+    <w:lvl w:ilvl="4" w:tplc="04090003" w:tentative="1">
+      <w:start w:val="1"/>
+      <w:numFmt w:val="bullet"/>
+      <w:lvlText w:val="o"/>
+      <w:lvlJc w:val="left"/>
+      <w:pPr>
+        <w:ind w:left="3600" w:hanging="360"/>
+      </w:pPr>
+      <w:rPr>
+        <w:rFonts w:ascii="Courier New" w:hAnsi="Courier New" w:cs="Courier New" w:hint="default"/>
+      </w:rPr>
+    </w:lvl>
+    <w:lvl w:ilvl="5" w:tplc="04090005" w:tentative="1">
+      <w:start w:val="1"/>
+      <w:numFmt w:val="bullet"/>
+      <w:lvlText w:val=""/>
+      <w:lvlJc w:val="left"/>
+      <w:pPr>
+        <w:ind w:left="4320" w:hanging="360"/>
+      </w:pPr>
+      <w:rPr>
+        <w:rFonts w:ascii="Wingdings" w:hAnsi="Wingdings" w:hint="default"/>
+      </w:rPr>
+    </w:lvl>
+    <w:lvl w:ilvl="6" w:tplc="04090001" w:tentative="1">
+      <w:start w:val="1"/>
+      <w:numFmt w:val="bullet"/>
+      <w:lvlText w:val=""/>
+      <w:lvlJc w:val="left"/>
+      <w:pPr>
+        <w:ind w:left="5040" w:hanging="360"/>
+      </w:pPr>
+      <w:rPr>
+        <w:rFonts w:ascii="Symbol" w:hAnsi="Symbol" w:hint="default"/>
+      </w:rPr>
+    </w:lvl>
+    <w:lvl w:ilvl="7" w:tplc="04090003" w:tentative="1">
+      <w:start w:val="1"/>
+      <w:numFmt w:val="bullet"/>
+      <w:lvlText w:val="o"/>
+      <w:lvlJc w:val="left"/>
+      <w:pPr>
+        <w:ind w:left="5760" w:hanging="360"/>
+      </w:pPr>
+      <w:rPr>
+        <w:rFonts w:ascii="Courier New" w:hAnsi="Courier New" w:cs="Courier New" w:hint="default"/>
+      </w:rPr>
+    </w:lvl>
+    <w:lvl w:ilvl="8" w:tplc="04090005" w:tentative="1">
+      <w:start w:val="1"/>
+      <w:numFmt w:val="bullet"/>
+      <w:lvlText w:val=""/>
+      <w:lvlJc w:val="left"/>
+      <w:pPr>
+        <w:ind w:left="6480" w:hanging="360"/>
+      </w:pPr>
+      <w:rPr>
+        <w:rFonts w:ascii="Wingdings" w:hAnsi="Wingdings" w:hint="default"/>
+      </w:rPr>
+    </w:lvl>
+  </w:abstractNum>
+  <w:abstractNum w:abstractNumId="10" w15:restartNumberingAfterBreak="0">
+    <w:nsid w:val="5A2E6642"/>
+    <w:multiLevelType w:val="multilevel"/>
+    <w:tmpl w:val="9D1E1EEC"/>
+    <w:lvl w:ilvl="0">
+      <w:start w:val="1"/>
+      <w:numFmt w:val="bullet"/>
+      <w:lvlText w:val=""/>
+      <w:lvlJc w:val="left"/>
+      <w:pPr>
+        <w:tabs>
+          <w:tab w:val="num" w:pos="720"/>
+        </w:tabs>
+        <w:ind w:left="720" w:hanging="360"/>
+      </w:pPr>
+      <w:rPr>
+        <w:rFonts w:ascii="Symbol" w:hAnsi="Symbol" w:hint="default"/>
+        <w:sz w:val="20"/>
+      </w:rPr>
+    </w:lvl>
+    <w:lvl w:ilvl="1" w:tentative="1">
+      <w:start w:val="1"/>
+      <w:numFmt w:val="bullet"/>
+      <w:lvlText w:val="o"/>
+      <w:lvlJc w:val="left"/>
+      <w:pPr>
+        <w:tabs>
+          <w:tab w:val="num" w:pos="1440"/>
+        </w:tabs>
+        <w:ind w:left="1440" w:hanging="360"/>
+      </w:pPr>
+      <w:rPr>
+        <w:rFonts w:ascii="Courier New" w:hAnsi="Courier New" w:hint="default"/>
+        <w:sz w:val="20"/>
+      </w:rPr>
+    </w:lvl>
+    <w:lvl w:ilvl="2" w:tentative="1">
+      <w:start w:val="1"/>
+      <w:numFmt w:val="bullet"/>
+      <w:lvlText w:val=""/>
+      <w:lvlJc w:val="left"/>
+      <w:pPr>
+        <w:tabs>
+          <w:tab w:val="num" w:pos="2160"/>
+        </w:tabs>
+        <w:ind w:left="2160" w:hanging="360"/>
+      </w:pPr>
+      <w:rPr>
+        <w:rFonts w:ascii="Wingdings" w:hAnsi="Wingdings" w:hint="default"/>
+        <w:sz w:val="20"/>
+      </w:rPr>
+    </w:lvl>
+    <w:lvl w:ilvl="3" w:tentative="1">
+      <w:start w:val="1"/>
+      <w:numFmt w:val="bullet"/>
+      <w:lvlText w:val=""/>
+      <w:lvlJc w:val="left"/>
+      <w:pPr>
+        <w:tabs>
+          <w:tab w:val="num" w:pos="2880"/>
+        </w:tabs>
+        <w:ind w:left="2880" w:hanging="360"/>
+      </w:pPr>
+      <w:rPr>
+        <w:rFonts w:ascii="Wingdings" w:hAnsi="Wingdings" w:hint="default"/>
+        <w:sz w:val="20"/>
+      </w:rPr>
+    </w:lvl>
+    <w:lvl w:ilvl="4" w:tentative="1">
+      <w:start w:val="1"/>
+      <w:numFmt w:val="bullet"/>
+      <w:lvlText w:val=""/>
+      <w:lvlJc w:val="left"/>
+      <w:pPr>
+        <w:tabs>
+          <w:tab w:val="num" w:pos="3600"/>
+        </w:tabs>
+        <w:ind w:left="3600" w:hanging="360"/>
+      </w:pPr>
+      <w:rPr>
+        <w:rFonts w:ascii="Wingdings" w:hAnsi="Wingdings" w:hint="default"/>
+        <w:sz w:val="20"/>
+      </w:rPr>
+    </w:lvl>
+    <w:lvl w:ilvl="5" w:tentative="1">
+      <w:start w:val="1"/>
+      <w:numFmt w:val="bullet"/>
+      <w:lvlText w:val=""/>
+      <w:lvlJc w:val="left"/>
+      <w:pPr>
+        <w:tabs>
+          <w:tab w:val="num" w:pos="4320"/>
+        </w:tabs>
+        <w:ind w:left="4320" w:hanging="360"/>
+      </w:pPr>
+      <w:rPr>
+        <w:rFonts w:ascii="Wingdings" w:hAnsi="Wingdings" w:hint="default"/>
+        <w:sz w:val="20"/>
+      </w:rPr>
+    </w:lvl>
+    <w:lvl w:ilvl="6" w:tentative="1">
+      <w:start w:val="1"/>
+      <w:numFmt w:val="bullet"/>
+      <w:lvlText w:val=""/>
+      <w:lvlJc w:val="left"/>
+      <w:pPr>
+        <w:tabs>
+          <w:tab w:val="num" w:pos="5040"/>
+        </w:tabs>
+        <w:ind w:left="5040" w:hanging="360"/>
+      </w:pPr>
+      <w:rPr>
+        <w:rFonts w:ascii="Wingdings" w:hAnsi="Wingdings" w:hint="default"/>
+        <w:sz w:val="20"/>
+      </w:rPr>
+    </w:lvl>
+    <w:lvl w:ilvl="7" w:tentative="1">
+      <w:start w:val="1"/>
+      <w:numFmt w:val="bullet"/>
+      <w:lvlText w:val=""/>
+      <w:lvlJc w:val="left"/>
+      <w:pPr>
+        <w:tabs>
+          <w:tab w:val="num" w:pos="5760"/>
+        </w:tabs>
+        <w:ind w:left="5760" w:hanging="360"/>
+      </w:pPr>
+      <w:rPr>
+        <w:rFonts w:ascii="Wingdings" w:hAnsi="Wingdings" w:hint="default"/>
+        <w:sz w:val="20"/>
+      </w:rPr>
+    </w:lvl>
+    <w:lvl w:ilvl="8" w:tentative="1">
+      <w:start w:val="1"/>
+      <w:numFmt w:val="bullet"/>
+      <w:lvlText w:val=""/>
+      <w:lvlJc w:val="left"/>
+      <w:pPr>
+        <w:tabs>
+          <w:tab w:val="num" w:pos="6480"/>
+        </w:tabs>
+        <w:ind w:left="6480" w:hanging="360"/>
+      </w:pPr>
+      <w:rPr>
+        <w:rFonts w:ascii="Wingdings" w:hAnsi="Wingdings" w:hint="default"/>
+        <w:sz w:val="20"/>
+      </w:rPr>
+    </w:lvl>
+  </w:abstractNum>
+  <w:abstractNum w:abstractNumId="11" w15:restartNumberingAfterBreak="0">
+    <w:nsid w:val="66324C36"/>
+    <w:multiLevelType w:val="multilevel"/>
+    <w:tmpl w:val="0DA26A80"/>
+    <w:lvl w:ilvl="0">
+      <w:start w:val="1"/>
+      <w:numFmt w:val="bullet"/>
+      <w:lvlText w:val=""/>
+      <w:lvlJc w:val="left"/>
+      <w:pPr>
+        <w:tabs>
+          <w:tab w:val="num" w:pos="720"/>
+        </w:tabs>
+        <w:ind w:left="720" w:hanging="360"/>
+      </w:pPr>
+      <w:rPr>
+        <w:rFonts w:ascii="Symbol" w:hAnsi="Symbol" w:hint="default"/>
+        <w:sz w:val="20"/>
+      </w:rPr>
+    </w:lvl>
+    <w:lvl w:ilvl="1" w:tentative="1">
+      <w:start w:val="1"/>
+      <w:numFmt w:val="bullet"/>
+      <w:lvlText w:val="o"/>
+      <w:lvlJc w:val="left"/>
+      <w:pPr>
+        <w:tabs>
+          <w:tab w:val="num" w:pos="1440"/>
+        </w:tabs>
+        <w:ind w:left="1440" w:hanging="360"/>
+      </w:pPr>
+      <w:rPr>
+        <w:rFonts w:ascii="Courier New" w:hAnsi="Courier New" w:hint="default"/>
+        <w:sz w:val="20"/>
+      </w:rPr>
+    </w:lvl>
+    <w:lvl w:ilvl="2" w:tentative="1">
+      <w:start w:val="1"/>
+      <w:numFmt w:val="bullet"/>
+      <w:lvlText w:val=""/>
+      <w:lvlJc w:val="left"/>
+      <w:pPr>
+        <w:tabs>
+          <w:tab w:val="num" w:pos="2160"/>
+        </w:tabs>
+        <w:ind w:left="2160" w:hanging="360"/>
+      </w:pPr>
+      <w:rPr>
+        <w:rFonts w:ascii="Wingdings" w:hAnsi="Wingdings" w:hint="default"/>
+        <w:sz w:val="20"/>
+      </w:rPr>
+    </w:lvl>
+    <w:lvl w:ilvl="3" w:tentative="1">
+      <w:start w:val="1"/>
+      <w:numFmt w:val="bullet"/>
+      <w:lvlText w:val=""/>
+      <w:lvlJc w:val="left"/>
+      <w:pPr>
+        <w:tabs>
+          <w:tab w:val="num" w:pos="2880"/>
+        </w:tabs>
+        <w:ind w:left="2880" w:hanging="360"/>
+      </w:pPr>
+      <w:rPr>
+        <w:rFonts w:ascii="Wingdings" w:hAnsi="Wingdings" w:hint="default"/>
+        <w:sz w:val="20"/>
+      </w:rPr>
+    </w:lvl>
+    <w:lvl w:ilvl="4" w:tentative="1">
+      <w:start w:val="1"/>
+      <w:numFmt w:val="bullet"/>
+      <w:lvlText w:val=""/>
+      <w:lvlJc w:val="left"/>
+      <w:pPr>
+        <w:tabs>
+          <w:tab w:val="num" w:pos="3600"/>
+        </w:tabs>
+        <w:ind w:left="3600" w:hanging="360"/>
+      </w:pPr>
+      <w:rPr>
+        <w:rFonts w:ascii="Wingdings" w:hAnsi="Wingdings" w:hint="default"/>
+        <w:sz w:val="20"/>
+      </w:rPr>
+    </w:lvl>
+    <w:lvl w:ilvl="5" w:tentative="1">
+      <w:start w:val="1"/>
+      <w:numFmt w:val="bullet"/>
+      <w:lvlText w:val=""/>
+      <w:lvlJc w:val="left"/>
+      <w:pPr>
+        <w:tabs>
+          <w:tab w:val="num" w:pos="4320"/>
+        </w:tabs>
+        <w:ind w:left="4320" w:hanging="360"/>
+      </w:pPr>
+      <w:rPr>
+        <w:rFonts w:ascii="Wingdings" w:hAnsi="Wingdings" w:hint="default"/>
+        <w:sz w:val="20"/>
+      </w:rPr>
+    </w:lvl>
+    <w:lvl w:ilvl="6" w:tentative="1">
+      <w:start w:val="1"/>
+      <w:numFmt w:val="bullet"/>
+      <w:lvlText w:val=""/>
+      <w:lvlJc w:val="left"/>
+      <w:pPr>
+        <w:tabs>
+          <w:tab w:val="num" w:pos="5040"/>
+        </w:tabs>
+        <w:ind w:left="5040" w:hanging="360"/>
+      </w:pPr>
+      <w:rPr>
+        <w:rFonts w:ascii="Wingdings" w:hAnsi="Wingdings" w:hint="default"/>
+        <w:sz w:val="20"/>
+      </w:rPr>
+    </w:lvl>
+    <w:lvl w:ilvl="7" w:tentative="1">
+      <w:start w:val="1"/>
+      <w:numFmt w:val="bullet"/>
+      <w:lvlText w:val=""/>
+      <w:lvlJc w:val="left"/>
+      <w:pPr>
+        <w:tabs>
+          <w:tab w:val="num" w:pos="5760"/>
+        </w:tabs>
+        <w:ind w:left="5760" w:hanging="360"/>
+      </w:pPr>
+      <w:rPr>
+        <w:rFonts w:ascii="Wingdings" w:hAnsi="Wingdings" w:hint="default"/>
+        <w:sz w:val="20"/>
+      </w:rPr>
+    </w:lvl>
+    <w:lvl w:ilvl="8" w:tentative="1">
+      <w:start w:val="1"/>
+      <w:numFmt w:val="bullet"/>
+      <w:lvlText w:val=""/>
+      <w:lvlJc w:val="left"/>
+      <w:pPr>
+        <w:tabs>
+          <w:tab w:val="num" w:pos="6480"/>
+        </w:tabs>
+        <w:ind w:left="6480" w:hanging="360"/>
+      </w:pPr>
+      <w:rPr>
+        <w:rFonts w:ascii="Wingdings" w:hAnsi="Wingdings" w:hint="default"/>
+        <w:sz w:val="20"/>
+      </w:rPr>
+    </w:lvl>
+  </w:abstractNum>
+  <w:abstractNum w:abstractNumId="12" w15:restartNumberingAfterBreak="0">
+    <w:nsid w:val="66C4476E"/>
+    <w:multiLevelType w:val="multilevel"/>
+    <w:tmpl w:val="09FA2CC2"/>
+    <w:lvl w:ilvl="0">
+      <w:start w:val="1"/>
+      <w:numFmt w:val="bullet"/>
+      <w:lvlText w:val=""/>
+      <w:lvlJc w:val="left"/>
+      <w:pPr>
+        <w:tabs>
+          <w:tab w:val="num" w:pos="720"/>
+        </w:tabs>
+        <w:ind w:left="720" w:hanging="360"/>
+      </w:pPr>
+      <w:rPr>
+        <w:rFonts w:ascii="Symbol" w:hAnsi="Symbol" w:hint="default"/>
+        <w:sz w:val="20"/>
+      </w:rPr>
+    </w:lvl>
+    <w:lvl w:ilvl="1" w:tentative="1">
+      <w:start w:val="1"/>
+      <w:numFmt w:val="bullet"/>
+      <w:lvlText w:val="o"/>
+      <w:lvlJc w:val="left"/>
+      <w:pPr>
+        <w:tabs>
+          <w:tab w:val="num" w:pos="1440"/>
+        </w:tabs>
+        <w:ind w:left="1440" w:hanging="360"/>
+      </w:pPr>
+      <w:rPr>
+        <w:rFonts w:ascii="Courier New" w:hAnsi="Courier New" w:hint="default"/>
+        <w:sz w:val="20"/>
+      </w:rPr>
+    </w:lvl>
+    <w:lvl w:ilvl="2" w:tentative="1">
+      <w:start w:val="1"/>
+      <w:numFmt w:val="bullet"/>
+      <w:lvlText w:val=""/>
+      <w:lvlJc w:val="left"/>
+      <w:pPr>
+        <w:tabs>
+          <w:tab w:val="num" w:pos="2160"/>
+        </w:tabs>
+        <w:ind w:left="2160" w:hanging="360"/>
+      </w:pPr>
+      <w:rPr>
+        <w:rFonts w:ascii="Wingdings" w:hAnsi="Wingdings" w:hint="default"/>
+        <w:sz w:val="20"/>
+      </w:rPr>
+    </w:lvl>
+    <w:lvl w:ilvl="3" w:tentative="1">
+      <w:start w:val="1"/>
+      <w:numFmt w:val="bullet"/>
+      <w:lvlText w:val=""/>
+      <w:lvlJc w:val="left"/>
+      <w:pPr>
+        <w:tabs>
+          <w:tab w:val="num" w:pos="2880"/>
+        </w:tabs>
+        <w:ind w:left="2880" w:hanging="360"/>
+      </w:pPr>
+      <w:rPr>
+        <w:rFonts w:ascii="Wingdings" w:hAnsi="Wingdings" w:hint="default"/>
+        <w:sz w:val="20"/>
+      </w:rPr>
+    </w:lvl>
+    <w:lvl w:ilvl="4" w:tentative="1">
+      <w:start w:val="1"/>
+      <w:numFmt w:val="bullet"/>
+      <w:lvlText w:val=""/>
+      <w:lvlJc w:val="left"/>
+      <w:pPr>
+        <w:tabs>
+          <w:tab w:val="num" w:pos="3600"/>
+        </w:tabs>
+        <w:ind w:left="3600" w:hanging="360"/>
+      </w:pPr>
+      <w:rPr>
+        <w:rFonts w:ascii="Wingdings" w:hAnsi="Wingdings" w:hint="default"/>
+        <w:sz w:val="20"/>
+      </w:rPr>
+    </w:lvl>
+    <w:lvl w:ilvl="5" w:tentative="1">
+      <w:start w:val="1"/>
+      <w:numFmt w:val="bullet"/>
+      <w:lvlText w:val=""/>
+      <w:lvlJc w:val="left"/>
+      <w:pPr>
+        <w:tabs>
+          <w:tab w:val="num" w:pos="4320"/>
+        </w:tabs>
+        <w:ind w:left="4320" w:hanging="360"/>
+      </w:pPr>
+      <w:rPr>
+        <w:rFonts w:ascii="Wingdings" w:hAnsi="Wingdings" w:hint="default"/>
+        <w:sz w:val="20"/>
+      </w:rPr>
+    </w:lvl>
+    <w:lvl w:ilvl="6" w:tentative="1">
+      <w:start w:val="1"/>
+      <w:numFmt w:val="bullet"/>
+      <w:lvlText w:val=""/>
+      <w:lvlJc w:val="left"/>
+      <w:pPr>
+        <w:tabs>
+          <w:tab w:val="num" w:pos="5040"/>
+        </w:tabs>
+        <w:ind w:left="5040" w:hanging="360"/>
+      </w:pPr>
+      <w:rPr>
+        <w:rFonts w:ascii="Wingdings" w:hAnsi="Wingdings" w:hint="default"/>
+        <w:sz w:val="20"/>
+      </w:rPr>
+    </w:lvl>
+    <w:lvl w:ilvl="7" w:tentative="1">
+      <w:start w:val="1"/>
+      <w:numFmt w:val="bullet"/>
+      <w:lvlText w:val=""/>
+      <w:lvlJc w:val="left"/>
+      <w:pPr>
+        <w:tabs>
+          <w:tab w:val="num" w:pos="5760"/>
+        </w:tabs>
+        <w:ind w:left="5760" w:hanging="360"/>
+      </w:pPr>
+      <w:rPr>
+        <w:rFonts w:ascii="Wingdings" w:hAnsi="Wingdings" w:hint="default"/>
+        <w:sz w:val="20"/>
+      </w:rPr>
+    </w:lvl>
+    <w:lvl w:ilvl="8" w:tentative="1">
+      <w:start w:val="1"/>
+      <w:numFmt w:val="bullet"/>
+      <w:lvlText w:val=""/>
+      <w:lvlJc w:val="left"/>
+      <w:pPr>
+        <w:tabs>
+          <w:tab w:val="num" w:pos="6480"/>
+        </w:tabs>
+        <w:ind w:left="6480" w:hanging="360"/>
+      </w:pPr>
+      <w:rPr>
+        <w:rFonts w:ascii="Wingdings" w:hAnsi="Wingdings" w:hint="default"/>
+        <w:sz w:val="20"/>
+      </w:rPr>
+    </w:lvl>
+  </w:abstractNum>
+  <w:abstractNum w:abstractNumId="13" w15:restartNumberingAfterBreak="0">
+    <w:nsid w:val="755B652A"/>
+    <w:multiLevelType w:val="hybridMultilevel"/>
+    <w:tmpl w:val="9646756A"/>
+    <w:lvl w:ilvl="0" w:tplc="04090001">
+      <w:start w:val="1"/>
+      <w:numFmt w:val="bullet"/>
+      <w:lvlText w:val=""/>
+      <w:lvlJc w:val="left"/>
+      <w:pPr>
+        <w:ind w:left="720" w:hanging="360"/>
+      </w:pPr>
+      <w:rPr>
+        <w:rFonts w:ascii="Symbol" w:hAnsi="Symbol" w:hint="default"/>
+      </w:rPr>
+    </w:lvl>
+    <w:lvl w:ilvl="1" w:tplc="04090003" w:tentative="1">
+      <w:start w:val="1"/>
+      <w:numFmt w:val="bullet"/>
+      <w:lvlText w:val="o"/>
+      <w:lvlJc w:val="left"/>
+      <w:pPr>
+        <w:ind w:left="1440" w:hanging="360"/>
+      </w:pPr>
+      <w:rPr>
+        <w:rFonts w:ascii="Courier New" w:hAnsi="Courier New" w:cs="Courier New" w:hint="default"/>
+      </w:rPr>
+    </w:lvl>
+    <w:lvl w:ilvl="2" w:tplc="04090005" w:tentative="1">
+      <w:start w:val="1"/>
+      <w:numFmt w:val="bullet"/>
+      <w:lvlText w:val=""/>
+      <w:lvlJc w:val="left"/>
+      <w:pPr>
+        <w:ind w:left="2160" w:hanging="360"/>
+      </w:pPr>
+      <w:rPr>
+        <w:rFonts w:ascii="Wingdings" w:hAnsi="Wingdings" w:hint="default"/>
+      </w:rPr>
+    </w:lvl>
+    <w:lvl w:ilvl="3" w:tplc="04090001" w:tentative="1">
+      <w:start w:val="1"/>
+      <w:numFmt w:val="bullet"/>
+      <w:lvlText w:val=""/>
+      <w:lvlJc w:val="left"/>
+      <w:pPr>
+        <w:ind w:left="2880" w:hanging="360"/>
+      </w:pPr>
+      <w:rPr>
+        <w:rFonts w:ascii="Symbol" w:hAnsi="Symbol" w:hint="default"/>
+      </w:rPr>
+    </w:lvl>
+    <w:lvl w:ilvl="4" w:tplc="04090003" w:tentative="1">
+      <w:start w:val="1"/>
+      <w:numFmt w:val="bullet"/>
+      <w:lvlText w:val="o"/>
+      <w:lvlJc w:val="left"/>
+      <w:pPr>
+        <w:ind w:left="3600" w:hanging="360"/>
+      </w:pPr>
+      <w:rPr>
+        <w:rFonts w:ascii="Courier New" w:hAnsi="Courier New" w:cs="Courier New" w:hint="default"/>
+      </w:rPr>
+    </w:lvl>
+    <w:lvl w:ilvl="5" w:tplc="04090005" w:tentative="1">
+      <w:start w:val="1"/>
+      <w:numFmt w:val="bullet"/>
+      <w:lvlText w:val=""/>
+      <w:lvlJc w:val="left"/>
+      <w:pPr>
+        <w:ind w:left="4320" w:hanging="360"/>
+      </w:pPr>
+      <w:rPr>
+        <w:rFonts w:ascii="Wingdings" w:hAnsi="Wingdings" w:hint="default"/>
+      </w:rPr>
+    </w:lvl>
+    <w:lvl w:ilvl="6" w:tplc="04090001" w:tentative="1">
+      <w:start w:val="1"/>
+      <w:numFmt w:val="bullet"/>
+      <w:lvlText w:val=""/>
+      <w:lvlJc w:val="left"/>
+      <w:pPr>
+        <w:ind w:left="5040" w:hanging="360"/>
+      </w:pPr>
+      <w:rPr>
+        <w:rFonts w:ascii="Symbol" w:hAnsi="Symbol" w:hint="default"/>
+      </w:rPr>
+    </w:lvl>
+    <w:lvl w:ilvl="7" w:tplc="04090003" w:tentative="1">
+      <w:start w:val="1"/>
+      <w:numFmt w:val="bullet"/>
+      <w:lvlText w:val="o"/>
+      <w:lvlJc w:val="left"/>
+      <w:pPr>
+        <w:ind w:left="5760" w:hanging="360"/>
+      </w:pPr>
+      <w:rPr>
+        <w:rFonts w:ascii="Courier New" w:hAnsi="Courier New" w:cs="Courier New" w:hint="default"/>
+      </w:rPr>
+    </w:lvl>
+    <w:lvl w:ilvl="8" w:tplc="04090005" w:tentative="1">
+      <w:start w:val="1"/>
+      <w:numFmt w:val="bullet"/>
+      <w:lvlText w:val=""/>
+      <w:lvlJc w:val="left"/>
+      <w:pPr>
+        <w:ind w:left="6480" w:hanging="360"/>
+      </w:pPr>
+      <w:rPr>
+        <w:rFonts w:ascii="Wingdings" w:hAnsi="Wingdings" w:hint="default"/>
+      </w:rPr>
+    </w:lvl>
+  </w:abstractNum>
+  <w:abstractNum w:abstractNumId="14" w15:restartNumberingAfterBreak="0">
+    <w:nsid w:val="7A1676FC"/>
+    <w:multiLevelType w:val="multilevel"/>
+    <w:tmpl w:val="0644B7E0"/>
+    <w:lvl w:ilvl="0">
+      <w:start w:val="1"/>
+      <w:numFmt w:val="bullet"/>
+      <w:lvlText w:val=""/>
+      <w:lvlJc w:val="left"/>
+      <w:pPr>
+        <w:tabs>
+          <w:tab w:val="num" w:pos="720"/>
+        </w:tabs>
+        <w:ind w:left="720" w:hanging="360"/>
+      </w:pPr>
+      <w:rPr>
+        <w:rFonts w:ascii="Symbol" w:hAnsi="Symbol" w:hint="default"/>
+        <w:sz w:val="20"/>
+      </w:rPr>
+    </w:lvl>
+    <w:lvl w:ilvl="1" w:tentative="1">
+      <w:start w:val="1"/>
+      <w:numFmt w:val="bullet"/>
+      <w:lvlText w:val="o"/>
+      <w:lvlJc w:val="left"/>
+      <w:pPr>
+        <w:tabs>
+          <w:tab w:val="num" w:pos="1440"/>
+        </w:tabs>
+        <w:ind w:left="1440" w:hanging="360"/>
+      </w:pPr>
+      <w:rPr>
+        <w:rFonts w:ascii="Courier New" w:hAnsi="Courier New" w:hint="default"/>
+        <w:sz w:val="20"/>
+      </w:rPr>
+    </w:lvl>
+    <w:lvl w:ilvl="2" w:tentative="1">
+      <w:start w:val="1"/>
+      <w:numFmt w:val="bullet"/>
+      <w:lvlText w:val=""/>
+      <w:lvlJc w:val="left"/>
+      <w:pPr>
+        <w:tabs>
+          <w:tab w:val="num" w:pos="2160"/>
+        </w:tabs>
+        <w:ind w:left="2160" w:hanging="360"/>
+      </w:pPr>
+      <w:rPr>
+        <w:rFonts w:ascii="Wingdings" w:hAnsi="Wingdings" w:hint="default"/>
+        <w:sz w:val="20"/>
+      </w:rPr>
+    </w:lvl>
+    <w:lvl w:ilvl="3" w:tentative="1">
+      <w:start w:val="1"/>
+      <w:numFmt w:val="bullet"/>
+      <w:lvlText w:val=""/>
+      <w:lvlJc w:val="left"/>
+      <w:pPr>
+        <w:tabs>
+          <w:tab w:val="num" w:pos="2880"/>
+        </w:tabs>
+        <w:ind w:left="2880" w:hanging="360"/>
+      </w:pPr>
+      <w:rPr>
+        <w:rFonts w:ascii="Wingdings" w:hAnsi="Wingdings" w:hint="default"/>
+        <w:sz w:val="20"/>
+      </w:rPr>
+    </w:lvl>
+    <w:lvl w:ilvl="4" w:tentative="1">
+      <w:start w:val="1"/>
+      <w:numFmt w:val="bullet"/>
+      <w:lvlText w:val=""/>
+      <w:lvlJc w:val="left"/>
+      <w:pPr>
+        <w:tabs>
+          <w:tab w:val="num" w:pos="3600"/>
+        </w:tabs>
+        <w:ind w:left="3600" w:hanging="360"/>
+      </w:pPr>
+      <w:rPr>
+        <w:rFonts w:ascii="Wingdings" w:hAnsi="Wingdings" w:hint="default"/>
+        <w:sz w:val="20"/>
+      </w:rPr>
+    </w:lvl>
+    <w:lvl w:ilvl="5" w:tentative="1">
+      <w:start w:val="1"/>
+      <w:numFmt w:val="bullet"/>
+      <w:lvlText w:val=""/>
+      <w:lvlJc w:val="left"/>
+      <w:pPr>
+        <w:tabs>
+          <w:tab w:val="num" w:pos="4320"/>
+        </w:tabs>
+        <w:ind w:left="4320" w:hanging="360"/>
+      </w:pPr>
+      <w:rPr>
+        <w:rFonts w:ascii="Wingdings" w:hAnsi="Wingdings" w:hint="default"/>
+        <w:sz w:val="20"/>
+      </w:rPr>
+    </w:lvl>
+    <w:lvl w:ilvl="6" w:tentative="1">
+      <w:start w:val="1"/>
+      <w:numFmt w:val="bullet"/>
+      <w:lvlText w:val=""/>
+      <w:lvlJc w:val="left"/>
+      <w:pPr>
+        <w:tabs>
+          <w:tab w:val="num" w:pos="5040"/>
+        </w:tabs>
+        <w:ind w:left="5040" w:hanging="360"/>
+      </w:pPr>
+      <w:rPr>
+        <w:rFonts w:ascii="Wingdings" w:hAnsi="Wingdings" w:hint="default"/>
+        <w:sz w:val="20"/>
+      </w:rPr>
+    </w:lvl>
+    <w:lvl w:ilvl="7" w:tentative="1">
+      <w:start w:val="1"/>
+      <w:numFmt w:val="bullet"/>
+      <w:lvlText w:val=""/>
+      <w:lvlJc w:val="left"/>
+      <w:pPr>
+        <w:tabs>
+          <w:tab w:val="num" w:pos="5760"/>
+        </w:tabs>
+        <w:ind w:left="5760" w:hanging="360"/>
+      </w:pPr>
+      <w:rPr>
+        <w:rFonts w:ascii="Wingdings" w:hAnsi="Wingdings" w:hint="default"/>
+        <w:sz w:val="20"/>
+      </w:rPr>
+    </w:lvl>
+    <w:lvl w:ilvl="8" w:tentative="1">
+      <w:start w:val="1"/>
+      <w:numFmt w:val="bullet"/>
+      <w:lvlText w:val=""/>
+      <w:lvlJc w:val="left"/>
+      <w:pPr>
+        <w:tabs>
+          <w:tab w:val="num" w:pos="6480"/>
+        </w:tabs>
+        <w:ind w:left="6480" w:hanging="360"/>
+      </w:pPr>
+      <w:rPr>
+        <w:rFonts w:ascii="Wingdings" w:hAnsi="Wingdings" w:hint="default"/>
+        <w:sz w:val="20"/>
+      </w:rPr>
+    </w:lvl>
+  </w:abstractNum>
   <w:num w:numId="1" w16cid:durableId="862203541">
+    <w:abstractNumId w:val="8"/>
+  </w:num>
+  <w:num w:numId="2" w16cid:durableId="491338148">
+    <w:abstractNumId w:val="1"/>
+  </w:num>
+  <w:num w:numId="3" w16cid:durableId="584385899">
     <w:abstractNumId w:val="2"/>
   </w:num>
-  <w:num w:numId="2" w16cid:durableId="491338148">
+  <w:num w:numId="4" w16cid:durableId="1099179445">
+    <w:abstractNumId w:val="6"/>
+  </w:num>
+  <w:num w:numId="5" w16cid:durableId="1467435174">
+    <w:abstractNumId w:val="9"/>
+  </w:num>
+  <w:num w:numId="6" w16cid:durableId="829056256">
+    <w:abstractNumId w:val="13"/>
+  </w:num>
+  <w:num w:numId="7" w16cid:durableId="1540125984">
+    <w:abstractNumId w:val="14"/>
+  </w:num>
+  <w:num w:numId="8" w16cid:durableId="207689489">
+    <w:abstractNumId w:val="4"/>
+  </w:num>
+  <w:num w:numId="9" w16cid:durableId="1601716123">
+    <w:abstractNumId w:val="3"/>
+  </w:num>
+  <w:num w:numId="10" w16cid:durableId="1672024677">
+    <w:abstractNumId w:val="10"/>
+  </w:num>
+  <w:num w:numId="11" w16cid:durableId="494227432">
+    <w:abstractNumId w:val="11"/>
+  </w:num>
+  <w:num w:numId="12" w16cid:durableId="115683342">
+    <w:abstractNumId w:val="5"/>
+  </w:num>
+  <w:num w:numId="13" w16cid:durableId="690112836">
+    <w:abstractNumId w:val="7"/>
+  </w:num>
+  <w:num w:numId="14" w16cid:durableId="962809937">
+    <w:abstractNumId w:val="12"/>
+  </w:num>
+  <w:num w:numId="15" w16cid:durableId="836115304">
     <w:abstractNumId w:val="0"/>
-  </w:num>
-  <w:num w:numId="3" w16cid:durableId="584385899">
-    <w:abstractNumId w:val="1"/>
   </w:num>
 </w:numbering>
 </file>

--- a/Building Data Schematics.docx
+++ b/Building Data Schematics.docx
@@ -1,6 +1,6 @@
 
 <file path=word/document.xml><?xml version="1.0" encoding="utf-8"?>
-<w:document xmlns:wpc="http://schemas.microsoft.com/office/word/2010/wordprocessingCanvas" xmlns:cx="http://schemas.microsoft.com/office/drawing/2014/chartex" xmlns:cx1="http://schemas.microsoft.com/office/drawing/2015/9/8/chartex" xmlns:cx2="http://schemas.microsoft.com/office/drawing/2015/10/21/chartex" xmlns:cx3="http://schemas.microsoft.com/office/drawing/2016/5/9/chartex" xmlns:cx4="http://schemas.microsoft.com/office/drawing/2016/5/10/chartex" xmlns:cx5="http://schemas.microsoft.com/office/drawing/2016/5/11/chartex" xmlns:cx6="http://schemas.microsoft.com/office/drawing/2016/5/12/chartex" xmlns:cx7="http://schemas.microsoft.com/office/drawing/2016/5/13/chartex" xmlns:cx8="http://schemas.microsoft.com/office/drawing/2016/5/14/chartex" xmlns:mc="http://schemas.openxmlformats.org/markup-compatibility/2006" xmlns:aink="http://schemas.microsoft.com/office/drawing/2016/ink" xmlns:am3d="http://schemas.microsoft.com/office/drawing/2017/model3d" xmlns:o="urn:schemas-microsoft-com:office:office" xmlns:oel="http://schemas.microsoft.com/office/2019/extlst" xmlns:r="http://schemas.openxmlformats.org/officeDocument/2006/relationships" xmlns:m="http://schemas.openxmlformats.org/officeDocument/2006/math" xmlns:v="urn:schemas-microsoft-com:vml" xmlns:wp14="http://schemas.microsoft.com/office/word/2010/wordprocessingDrawing" xmlns:wp="http://schemas.openxmlformats.org/drawingml/2006/wordprocessingDrawing" xmlns:w10="urn:schemas-microsoft-com:office:word" xmlns:w="http://schemas.openxmlformats.org/wordprocessingml/2006/main" xmlns:w14="http://schemas.microsoft.com/office/word/2010/wordml" xmlns:w15="http://schemas.microsoft.com/office/word/2012/wordml" xmlns:w16cex="http://schemas.microsoft.com/office/word/2018/wordml/cex" xmlns:w16cid="http://schemas.microsoft.com/office/word/2016/wordml/cid" xmlns:w16="http://schemas.microsoft.com/office/word/2018/wordml" xmlns:w16du="http://schemas.microsoft.com/office/word/2023/wordml/word16du" xmlns:w16sdtdh="http://schemas.microsoft.com/office/word/2020/wordml/sdtdatahash" xmlns:w16sdtfl="http://schemas.microsoft.com/office/word/2024/wordml/sdtformatlock" xmlns:w16se="http://schemas.microsoft.com/office/word/2015/wordml/symex" xmlns:wpg="http://schemas.microsoft.com/office/word/2010/wordprocessingGroup" xmlns:wpi="http://schemas.microsoft.com/office/word/2010/wordprocessingInk" xmlns:wne="http://schemas.microsoft.com/office/word/2006/wordml" xmlns:wps="http://schemas.microsoft.com/office/word/2010/wordprocessingShape" mc:Ignorable="w14 w15 w16se w16cid w16 w16cex w16sdtdh w16sdtfl w16du wp14">
+<w:document xmlns:wpc="http://schemas.microsoft.com/office/word/2010/wordprocessingCanvas" xmlns:cx="http://schemas.microsoft.com/office/drawing/2014/chartex" xmlns:cx1="http://schemas.microsoft.com/office/drawing/2015/9/8/chartex" xmlns:cx2="http://schemas.microsoft.com/office/drawing/2015/10/21/chartex" xmlns:cx3="http://schemas.microsoft.com/office/drawing/2016/5/9/chartex" xmlns:cx4="http://schemas.microsoft.com/office/drawing/2016/5/10/chartex" xmlns:cx5="http://schemas.microsoft.com/office/drawing/2016/5/11/chartex" xmlns:cx6="http://schemas.microsoft.com/office/drawing/2016/5/12/chartex" xmlns:cx7="http://schemas.microsoft.com/office/drawing/2016/5/13/chartex" xmlns:cx8="http://schemas.microsoft.com/office/drawing/2016/5/14/chartex" xmlns:mc="http://schemas.openxmlformats.org/markup-compatibility/2006" xmlns:aink="http://schemas.microsoft.com/office/drawing/2016/ink" xmlns:am3d="http://schemas.microsoft.com/office/drawing/2017/model3d" xmlns:o="urn:schemas-microsoft-com:office:office" xmlns:oel="http://schemas.microsoft.com/office/2019/extlst" xmlns:r="http://schemas.openxmlformats.org/officeDocument/2006/relationships" xmlns:m="http://schemas.openxmlformats.org/officeDocument/2006/math" xmlns:v="urn:schemas-microsoft-com:vml" xmlns:wp14="http://schemas.microsoft.com/office/word/2010/wordprocessingDrawing" xmlns:wp="http://schemas.openxmlformats.org/drawingml/2006/wordprocessingDrawing" xmlns:w10="urn:schemas-microsoft-com:office:word" xmlns:w="http://schemas.openxmlformats.org/wordprocessingml/2006/main" xmlns:w14="http://schemas.microsoft.com/office/word/2010/wordml" xmlns:w15="http://schemas.microsoft.com/office/word/2012/wordml" xmlns:w16cei="http://schemas.microsoft.com/office/word/2026/wordml/cei" xmlns:w16cex="http://schemas.microsoft.com/office/word/2018/wordml/cex" xmlns:w16cid="http://schemas.microsoft.com/office/word/2016/wordml/cid" xmlns:w16="http://schemas.microsoft.com/office/word/2018/wordml" xmlns:w16du="http://schemas.microsoft.com/office/word/2023/wordml/word16du" xmlns:w16sdtdh="http://schemas.microsoft.com/office/word/2020/wordml/sdtdatahash" xmlns:w16sdtfl="http://schemas.microsoft.com/office/word/2024/wordml/sdtformatlock" xmlns:w16se="http://schemas.microsoft.com/office/word/2015/wordml/symex" xmlns:wpg="http://schemas.microsoft.com/office/word/2010/wordprocessingGroup" xmlns:wpi="http://schemas.microsoft.com/office/word/2010/wordprocessingInk" xmlns:wne="http://schemas.microsoft.com/office/word/2006/wordml" xmlns:wps="http://schemas.microsoft.com/office/word/2010/wordprocessingShape" mc:Ignorable="w14 w15 w16se w16cid w16 w16cex w16sdtdh w16sdtfl w16du wp14">
   <w:body>
     <w:tbl>
       <w:tblPr>
@@ -294,6 +294,45 @@
               </w:rPr>
               <w:t>Calendar Date</w:t>
             </w:r>
+            <w:r>
+              <w:rPr>
+                <w:rFonts w:ascii="Arial" w:eastAsia="Times New Roman" w:hAnsi="Arial" w:cs="Arial"/>
+                <w:color w:val="000000"/>
+                <w:kern w:val="0"/>
+                <w:sz w:val="22"/>
+                <w:szCs w:val="22"/>
+                <w14:ligatures w14:val="none"/>
+              </w:rPr>
+              <w:t xml:space="preserve"> </w:t>
+            </w:r>
+          </w:p>
+          <w:p>
+            <w:pPr>
+              <w:cnfStyle w:val="000000000000" w:firstRow="0" w:lastRow="0" w:firstColumn="0" w:lastColumn="0" w:oddVBand="0" w:evenVBand="0" w:oddHBand="0" w:evenHBand="0" w:firstRowFirstColumn="0" w:firstRowLastColumn="0" w:lastRowFirstColumn="0" w:lastRowLastColumn="0"/>
+              <w:rPr>
+                <w:rFonts w:ascii="Arial" w:eastAsia="Times New Roman" w:hAnsi="Arial" w:cs="Arial"/>
+                <w:b/>
+                <w:bCs/>
+                <w:color w:val="000000"/>
+                <w:kern w:val="0"/>
+                <w:sz w:val="22"/>
+                <w:szCs w:val="22"/>
+                <w14:ligatures w14:val="none"/>
+              </w:rPr>
+            </w:pPr>
+            <w:r>
+              <w:rPr>
+                <w:rFonts w:ascii="Arial" w:eastAsia="Times New Roman" w:hAnsi="Arial" w:cs="Arial"/>
+                <w:b/>
+                <w:bCs/>
+                <w:color w:val="000000"/>
+                <w:kern w:val="0"/>
+                <w:sz w:val="22"/>
+                <w:szCs w:val="22"/>
+                <w14:ligatures w14:val="none"/>
+              </w:rPr>
+              <w:t>Required</w:t>
+            </w:r>
           </w:p>
         </w:tc>
       </w:tr>
@@ -583,6 +622,34 @@
                 <w14:ligatures w14:val="none"/>
               </w:rPr>
               <w:t xml:space="preserve"> 1-16</w:t>
+            </w:r>
+          </w:p>
+          <w:p>
+            <w:pPr>
+              <w:cnfStyle w:val="000000000000" w:firstRow="0" w:lastRow="0" w:firstColumn="0" w:lastColumn="0" w:oddVBand="0" w:evenVBand="0" w:oddHBand="0" w:evenHBand="0" w:firstRowFirstColumn="0" w:firstRowLastColumn="0" w:lastRowFirstColumn="0" w:lastRowLastColumn="0"/>
+              <w:rPr>
+                <w:rFonts w:ascii="Arial" w:eastAsia="Times New Roman" w:hAnsi="Arial" w:cs="Arial"/>
+                <w:b/>
+                <w:bCs/>
+                <w:color w:val="000000"/>
+                <w:kern w:val="0"/>
+                <w:sz w:val="22"/>
+                <w:szCs w:val="22"/>
+                <w14:ligatures w14:val="none"/>
+              </w:rPr>
+            </w:pPr>
+            <w:r>
+              <w:rPr>
+                <w:rFonts w:ascii="Arial" w:eastAsia="Times New Roman" w:hAnsi="Arial" w:cs="Arial"/>
+                <w:b/>
+                <w:bCs/>
+                <w:color w:val="000000"/>
+                <w:kern w:val="0"/>
+                <w:sz w:val="22"/>
+                <w:szCs w:val="22"/>
+                <w14:ligatures w14:val="none"/>
+              </w:rPr>
+              <w:t>Required</w:t>
             </w:r>
           </w:p>
         </w:tc>
@@ -1022,29 +1089,16 @@
                 <w14:ligatures w14:val="none"/>
               </w:rPr>
             </w:pPr>
-            <w:proofErr w:type="gramStart"/>
-            <w:r>
-              <w:rPr>
-                <w:rFonts w:ascii="Arial" w:eastAsia="Times New Roman" w:hAnsi="Arial" w:cs="Arial"/>
-                <w:color w:val="000000"/>
-                <w:kern w:val="0"/>
-                <w:sz w:val="22"/>
-                <w:szCs w:val="22"/>
-                <w14:ligatures w14:val="none"/>
-              </w:rPr>
-              <w:t>varchar(</w:t>
-            </w:r>
-            <w:proofErr w:type="gramEnd"/>
-            <w:r>
-              <w:rPr>
-                <w:rFonts w:ascii="Arial" w:eastAsia="Times New Roman" w:hAnsi="Arial" w:cs="Arial"/>
-                <w:color w:val="000000"/>
-                <w:kern w:val="0"/>
-                <w:sz w:val="22"/>
-                <w:szCs w:val="22"/>
-                <w14:ligatures w14:val="none"/>
-              </w:rPr>
-              <w:t>10)</w:t>
+            <w:r>
+              <w:rPr>
+                <w:rFonts w:ascii="Arial" w:eastAsia="Times New Roman" w:hAnsi="Arial" w:cs="Arial"/>
+                <w:color w:val="000000"/>
+                <w:kern w:val="0"/>
+                <w:sz w:val="22"/>
+                <w:szCs w:val="22"/>
+                <w14:ligatures w14:val="none"/>
+              </w:rPr>
+              <w:t>varchar(10)</w:t>
             </w:r>
           </w:p>
         </w:tc>
@@ -1166,19 +1220,45 @@
                 <w14:ligatures w14:val="none"/>
               </w:rPr>
             </w:pPr>
-            <w:proofErr w:type="spellStart"/>
-            <w:r>
-              <w:rPr>
-                <w:rFonts w:ascii="Arial" w:eastAsia="Times New Roman" w:hAnsi="Arial" w:cs="Arial"/>
-                <w:color w:val="000000"/>
-                <w:kern w:val="0"/>
-                <w:sz w:val="22"/>
-                <w:szCs w:val="22"/>
-                <w14:ligatures w14:val="none"/>
-              </w:rPr>
-              <w:t>Qualiity</w:t>
-            </w:r>
-            <w:proofErr w:type="spellEnd"/>
+            <w:r>
+              <w:rPr>
+                <w:rFonts w:ascii="Arial" w:eastAsia="Times New Roman" w:hAnsi="Arial" w:cs="Arial"/>
+                <w:color w:val="000000"/>
+                <w:kern w:val="0"/>
+                <w:sz w:val="22"/>
+                <w:szCs w:val="22"/>
+                <w14:ligatures w14:val="none"/>
+              </w:rPr>
+              <w:t>Quality</w:t>
+            </w:r>
+          </w:p>
+          <w:p>
+            <w:pPr>
+              <w:cnfStyle w:val="000000000000" w:firstRow="0" w:lastRow="0" w:firstColumn="0" w:lastColumn="0" w:oddVBand="0" w:evenVBand="0" w:oddHBand="0" w:evenHBand="0" w:firstRowFirstColumn="0" w:firstRowLastColumn="0" w:lastRowFirstColumn="0" w:lastRowLastColumn="0"/>
+              <w:rPr>
+                <w:rFonts w:ascii="Arial" w:eastAsia="Times New Roman" w:hAnsi="Arial" w:cs="Arial"/>
+                <w:b/>
+                <w:bCs/>
+                <w:color w:val="000000"/>
+                <w:kern w:val="0"/>
+                <w:sz w:val="22"/>
+                <w:szCs w:val="22"/>
+                <w14:ligatures w14:val="none"/>
+              </w:rPr>
+            </w:pPr>
+            <w:r>
+              <w:rPr>
+                <w:rFonts w:ascii="Arial" w:eastAsia="Times New Roman" w:hAnsi="Arial" w:cs="Arial"/>
+                <w:b/>
+                <w:bCs/>
+                <w:color w:val="000000"/>
+                <w:kern w:val="0"/>
+                <w:sz w:val="22"/>
+                <w:szCs w:val="22"/>
+                <w14:ligatures w14:val="none"/>
+              </w:rPr>
+              <w:t>Required</w:t>
+            </w:r>
           </w:p>
         </w:tc>
       </w:tr>
@@ -1460,6 +1540,34 @@
               <w:t>Calendar Date</w:t>
             </w:r>
           </w:p>
+          <w:p>
+            <w:pPr>
+              <w:cnfStyle w:val="000000000000" w:firstRow="0" w:lastRow="0" w:firstColumn="0" w:lastColumn="0" w:oddVBand="0" w:evenVBand="0" w:oddHBand="0" w:evenHBand="0" w:firstRowFirstColumn="0" w:firstRowLastColumn="0" w:lastRowFirstColumn="0" w:lastRowLastColumn="0"/>
+              <w:rPr>
+                <w:rFonts w:ascii="Arial" w:eastAsia="Times New Roman" w:hAnsi="Arial" w:cs="Arial"/>
+                <w:b/>
+                <w:bCs/>
+                <w:color w:val="000000"/>
+                <w:kern w:val="0"/>
+                <w:sz w:val="22"/>
+                <w:szCs w:val="22"/>
+                <w14:ligatures w14:val="none"/>
+              </w:rPr>
+            </w:pPr>
+            <w:r>
+              <w:rPr>
+                <w:rFonts w:ascii="Arial" w:eastAsia="Times New Roman" w:hAnsi="Arial" w:cs="Arial"/>
+                <w:b/>
+                <w:bCs/>
+                <w:color w:val="000000"/>
+                <w:kern w:val="0"/>
+                <w:sz w:val="22"/>
+                <w:szCs w:val="22"/>
+                <w14:ligatures w14:val="none"/>
+              </w:rPr>
+              <w:t>Required</w:t>
+            </w:r>
+          </w:p>
         </w:tc>
       </w:tr>
       <w:tr>
@@ -1555,29 +1663,16 @@
                 <w14:ligatures w14:val="none"/>
               </w:rPr>
             </w:pPr>
-            <w:proofErr w:type="gramStart"/>
-            <w:r>
-              <w:rPr>
-                <w:rFonts w:ascii="Arial" w:eastAsia="Times New Roman" w:hAnsi="Arial" w:cs="Arial"/>
-                <w:color w:val="000000"/>
-                <w:kern w:val="0"/>
-                <w:sz w:val="22"/>
-                <w:szCs w:val="22"/>
-                <w14:ligatures w14:val="none"/>
-              </w:rPr>
-              <w:t>varchar(</w:t>
-            </w:r>
-            <w:proofErr w:type="gramEnd"/>
-            <w:r>
-              <w:rPr>
-                <w:rFonts w:ascii="Arial" w:eastAsia="Times New Roman" w:hAnsi="Arial" w:cs="Arial"/>
-                <w:color w:val="000000"/>
-                <w:kern w:val="0"/>
-                <w:sz w:val="22"/>
-                <w:szCs w:val="22"/>
-                <w14:ligatures w14:val="none"/>
-              </w:rPr>
-              <w:t>15)</w:t>
+            <w:r>
+              <w:rPr>
+                <w:rFonts w:ascii="Arial" w:eastAsia="Times New Roman" w:hAnsi="Arial" w:cs="Arial"/>
+                <w:color w:val="000000"/>
+                <w:kern w:val="0"/>
+                <w:sz w:val="22"/>
+                <w:szCs w:val="22"/>
+                <w14:ligatures w14:val="none"/>
+              </w:rPr>
+              <w:t>varchar(15)</w:t>
             </w:r>
           </w:p>
         </w:tc>
@@ -1887,6 +1982,34 @@
               <w:t>Calendar Date</w:t>
             </w:r>
           </w:p>
+          <w:p>
+            <w:pPr>
+              <w:cnfStyle w:val="000000000000" w:firstRow="0" w:lastRow="0" w:firstColumn="0" w:lastColumn="0" w:oddVBand="0" w:evenVBand="0" w:oddHBand="0" w:evenHBand="0" w:firstRowFirstColumn="0" w:firstRowLastColumn="0" w:lastRowFirstColumn="0" w:lastRowLastColumn="0"/>
+              <w:rPr>
+                <w:rFonts w:ascii="Arial" w:eastAsia="Times New Roman" w:hAnsi="Arial" w:cs="Arial"/>
+                <w:b/>
+                <w:bCs/>
+                <w:color w:val="000000"/>
+                <w:kern w:val="0"/>
+                <w:sz w:val="22"/>
+                <w:szCs w:val="22"/>
+                <w14:ligatures w14:val="none"/>
+              </w:rPr>
+            </w:pPr>
+            <w:r>
+              <w:rPr>
+                <w:rFonts w:ascii="Arial" w:eastAsia="Times New Roman" w:hAnsi="Arial" w:cs="Arial"/>
+                <w:b/>
+                <w:bCs/>
+                <w:color w:val="000000"/>
+                <w:kern w:val="0"/>
+                <w:sz w:val="22"/>
+                <w:szCs w:val="22"/>
+                <w14:ligatures w14:val="none"/>
+              </w:rPr>
+              <w:t>Required</w:t>
+            </w:r>
+          </w:p>
         </w:tc>
       </w:tr>
       <w:tr>
@@ -1979,29 +2102,16 @@
                 <w14:ligatures w14:val="none"/>
               </w:rPr>
             </w:pPr>
-            <w:proofErr w:type="gramStart"/>
-            <w:r>
-              <w:rPr>
-                <w:rFonts w:ascii="Arial" w:eastAsia="Times New Roman" w:hAnsi="Arial" w:cs="Arial"/>
-                <w:color w:val="000000"/>
-                <w:kern w:val="0"/>
-                <w:sz w:val="22"/>
-                <w:szCs w:val="22"/>
-                <w14:ligatures w14:val="none"/>
-              </w:rPr>
-              <w:t>Varchar(</w:t>
-            </w:r>
-            <w:proofErr w:type="gramEnd"/>
-            <w:r>
-              <w:rPr>
-                <w:rFonts w:ascii="Arial" w:eastAsia="Times New Roman" w:hAnsi="Arial" w:cs="Arial"/>
-                <w:color w:val="000000"/>
-                <w:kern w:val="0"/>
-                <w:sz w:val="22"/>
-                <w:szCs w:val="22"/>
-                <w14:ligatures w14:val="none"/>
-              </w:rPr>
-              <w:t>20)</w:t>
+            <w:r>
+              <w:rPr>
+                <w:rFonts w:ascii="Arial" w:eastAsia="Times New Roman" w:hAnsi="Arial" w:cs="Arial"/>
+                <w:color w:val="000000"/>
+                <w:kern w:val="0"/>
+                <w:sz w:val="22"/>
+                <w:szCs w:val="22"/>
+                <w14:ligatures w14:val="none"/>
+              </w:rPr>
+              <w:t>Varchar(20)</w:t>
             </w:r>
           </w:p>
         </w:tc>
@@ -2032,6 +2142,34 @@
                 <w14:ligatures w14:val="none"/>
               </w:rPr>
               <w:t>Checkbox **</w:t>
+            </w:r>
+          </w:p>
+          <w:p>
+            <w:pPr>
+              <w:cnfStyle w:val="000000000000" w:firstRow="0" w:lastRow="0" w:firstColumn="0" w:lastColumn="0" w:oddVBand="0" w:evenVBand="0" w:oddHBand="0" w:evenHBand="0" w:firstRowFirstColumn="0" w:firstRowLastColumn="0" w:lastRowFirstColumn="0" w:lastRowLastColumn="0"/>
+              <w:rPr>
+                <w:rFonts w:ascii="Arial" w:eastAsia="Times New Roman" w:hAnsi="Arial" w:cs="Arial"/>
+                <w:b/>
+                <w:bCs/>
+                <w:color w:val="000000"/>
+                <w:kern w:val="0"/>
+                <w:sz w:val="22"/>
+                <w:szCs w:val="22"/>
+                <w14:ligatures w14:val="none"/>
+              </w:rPr>
+            </w:pPr>
+            <w:r>
+              <w:rPr>
+                <w:rFonts w:ascii="Arial" w:eastAsia="Times New Roman" w:hAnsi="Arial" w:cs="Arial"/>
+                <w:b/>
+                <w:bCs/>
+                <w:color w:val="000000"/>
+                <w:kern w:val="0"/>
+                <w:sz w:val="22"/>
+                <w:szCs w:val="22"/>
+                <w14:ligatures w14:val="none"/>
+              </w:rPr>
+              <w:t>Required</w:t>
             </w:r>
           </w:p>
         </w:tc>
@@ -2126,29 +2264,16 @@
                 <w14:ligatures w14:val="none"/>
               </w:rPr>
             </w:pPr>
-            <w:proofErr w:type="gramStart"/>
-            <w:r>
-              <w:rPr>
-                <w:rFonts w:ascii="Arial" w:eastAsia="Times New Roman" w:hAnsi="Arial" w:cs="Arial"/>
-                <w:color w:val="000000"/>
-                <w:kern w:val="0"/>
-                <w:sz w:val="22"/>
-                <w:szCs w:val="22"/>
-                <w14:ligatures w14:val="none"/>
-              </w:rPr>
-              <w:t>Varchar(</w:t>
-            </w:r>
-            <w:proofErr w:type="gramEnd"/>
-            <w:r>
-              <w:rPr>
-                <w:rFonts w:ascii="Arial" w:eastAsia="Times New Roman" w:hAnsi="Arial" w:cs="Arial"/>
-                <w:color w:val="000000"/>
-                <w:kern w:val="0"/>
-                <w:sz w:val="22"/>
-                <w:szCs w:val="22"/>
-                <w14:ligatures w14:val="none"/>
-              </w:rPr>
-              <w:t>15)</w:t>
+            <w:r>
+              <w:rPr>
+                <w:rFonts w:ascii="Arial" w:eastAsia="Times New Roman" w:hAnsi="Arial" w:cs="Arial"/>
+                <w:color w:val="000000"/>
+                <w:kern w:val="0"/>
+                <w:sz w:val="22"/>
+                <w:szCs w:val="22"/>
+                <w14:ligatures w14:val="none"/>
+              </w:rPr>
+              <w:t>Varchar(15)</w:t>
             </w:r>
           </w:p>
         </w:tc>
@@ -2315,6 +2440,32 @@
               <w:t>Number Input</w:t>
             </w:r>
           </w:p>
+          <w:p>
+            <w:pPr>
+              <w:cnfStyle w:val="000000000000" w:firstRow="0" w:lastRow="0" w:firstColumn="0" w:lastColumn="0" w:oddVBand="0" w:evenVBand="0" w:oddHBand="0" w:evenHBand="0" w:firstRowFirstColumn="0" w:firstRowLastColumn="0" w:lastRowFirstColumn="0" w:lastRowLastColumn="0"/>
+              <w:rPr>
+                <w:rFonts w:ascii="Arial" w:eastAsia="Times New Roman" w:hAnsi="Arial" w:cs="Arial"/>
+                <w:color w:val="000000"/>
+                <w:kern w:val="0"/>
+                <w:sz w:val="22"/>
+                <w:szCs w:val="22"/>
+                <w14:ligatures w14:val="none"/>
+              </w:rPr>
+            </w:pPr>
+            <w:r>
+              <w:rPr>
+                <w:rFonts w:ascii="Arial" w:eastAsia="Times New Roman" w:hAnsi="Arial" w:cs="Arial"/>
+                <w:b/>
+                <w:bCs/>
+                <w:color w:val="000000"/>
+                <w:kern w:val="0"/>
+                <w:sz w:val="22"/>
+                <w:szCs w:val="22"/>
+                <w14:ligatures w14:val="none"/>
+              </w:rPr>
+              <w:t>Required</w:t>
+            </w:r>
+          </w:p>
         </w:tc>
       </w:tr>
       <w:tr>
@@ -2590,6 +2741,12 @@
         </w:tc>
       </w:tr>
     </w:tbl>
+    <w:p/>
+    <w:p>
+      <w:r>
+        <w:br w:type="page"/>
+      </w:r>
+    </w:p>
     <w:p/>
     <w:p>
       <w:pPr>
@@ -2903,6 +3060,32 @@
               <w:t>Calendar Date</w:t>
             </w:r>
           </w:p>
+          <w:p>
+            <w:pPr>
+              <w:cnfStyle w:val="000000000000" w:firstRow="0" w:lastRow="0" w:firstColumn="0" w:lastColumn="0" w:oddVBand="0" w:evenVBand="0" w:oddHBand="0" w:evenHBand="0" w:firstRowFirstColumn="0" w:firstRowLastColumn="0" w:lastRowFirstColumn="0" w:lastRowLastColumn="0"/>
+              <w:rPr>
+                <w:rFonts w:ascii="Arial" w:eastAsia="Times New Roman" w:hAnsi="Arial" w:cs="Arial"/>
+                <w:color w:val="000000"/>
+                <w:kern w:val="0"/>
+                <w:sz w:val="22"/>
+                <w:szCs w:val="22"/>
+                <w14:ligatures w14:val="none"/>
+              </w:rPr>
+            </w:pPr>
+            <w:r>
+              <w:rPr>
+                <w:rFonts w:ascii="Arial" w:eastAsia="Times New Roman" w:hAnsi="Arial" w:cs="Arial"/>
+                <w:b/>
+                <w:bCs/>
+                <w:color w:val="000000"/>
+                <w:kern w:val="0"/>
+                <w:sz w:val="22"/>
+                <w:szCs w:val="22"/>
+                <w14:ligatures w14:val="none"/>
+              </w:rPr>
+              <w:t>Required</w:t>
+            </w:r>
+          </w:p>
         </w:tc>
       </w:tr>
       <w:tr>
@@ -3037,6 +3220,32 @@
               <w:t>Yes/No Dropdown</w:t>
             </w:r>
           </w:p>
+          <w:p>
+            <w:pPr>
+              <w:cnfStyle w:val="000000000000" w:firstRow="0" w:lastRow="0" w:firstColumn="0" w:lastColumn="0" w:oddVBand="0" w:evenVBand="0" w:oddHBand="0" w:evenHBand="0" w:firstRowFirstColumn="0" w:firstRowLastColumn="0" w:lastRowFirstColumn="0" w:lastRowLastColumn="0"/>
+              <w:rPr>
+                <w:rFonts w:ascii="Arial" w:eastAsia="Times New Roman" w:hAnsi="Arial" w:cs="Arial"/>
+                <w:color w:val="000000"/>
+                <w:kern w:val="0"/>
+                <w:sz w:val="22"/>
+                <w:szCs w:val="22"/>
+                <w14:ligatures w14:val="none"/>
+              </w:rPr>
+            </w:pPr>
+            <w:r>
+              <w:rPr>
+                <w:rFonts w:ascii="Arial" w:eastAsia="Times New Roman" w:hAnsi="Arial" w:cs="Arial"/>
+                <w:b/>
+                <w:bCs/>
+                <w:color w:val="000000"/>
+                <w:kern w:val="0"/>
+                <w:sz w:val="22"/>
+                <w:szCs w:val="22"/>
+                <w14:ligatures w14:val="none"/>
+              </w:rPr>
+              <w:t>Required</w:t>
+            </w:r>
+          </w:p>
         </w:tc>
       </w:tr>
       <w:tr>
@@ -3171,6 +3380,32 @@
               <w:t>Yes/No Dropdown</w:t>
             </w:r>
           </w:p>
+          <w:p>
+            <w:pPr>
+              <w:cnfStyle w:val="000000000000" w:firstRow="0" w:lastRow="0" w:firstColumn="0" w:lastColumn="0" w:oddVBand="0" w:evenVBand="0" w:oddHBand="0" w:evenHBand="0" w:firstRowFirstColumn="0" w:firstRowLastColumn="0" w:lastRowFirstColumn="0" w:lastRowLastColumn="0"/>
+              <w:rPr>
+                <w:rFonts w:ascii="Arial" w:eastAsia="Times New Roman" w:hAnsi="Arial" w:cs="Arial"/>
+                <w:color w:val="000000"/>
+                <w:kern w:val="0"/>
+                <w:sz w:val="22"/>
+                <w:szCs w:val="22"/>
+                <w14:ligatures w14:val="none"/>
+              </w:rPr>
+            </w:pPr>
+            <w:r>
+              <w:rPr>
+                <w:rFonts w:ascii="Arial" w:eastAsia="Times New Roman" w:hAnsi="Arial" w:cs="Arial"/>
+                <w:b/>
+                <w:bCs/>
+                <w:color w:val="000000"/>
+                <w:kern w:val="0"/>
+                <w:sz w:val="22"/>
+                <w:szCs w:val="22"/>
+                <w14:ligatures w14:val="none"/>
+              </w:rPr>
+              <w:t>Required</w:t>
+            </w:r>
+          </w:p>
         </w:tc>
       </w:tr>
       <w:tr>
@@ -3305,6 +3540,32 @@
               <w:t>Yes/No Dropdown</w:t>
             </w:r>
           </w:p>
+          <w:p>
+            <w:pPr>
+              <w:cnfStyle w:val="000000000000" w:firstRow="0" w:lastRow="0" w:firstColumn="0" w:lastColumn="0" w:oddVBand="0" w:evenVBand="0" w:oddHBand="0" w:evenHBand="0" w:firstRowFirstColumn="0" w:firstRowLastColumn="0" w:lastRowFirstColumn="0" w:lastRowLastColumn="0"/>
+              <w:rPr>
+                <w:rFonts w:ascii="Arial" w:eastAsia="Times New Roman" w:hAnsi="Arial" w:cs="Arial"/>
+                <w:color w:val="000000"/>
+                <w:kern w:val="0"/>
+                <w:sz w:val="22"/>
+                <w:szCs w:val="22"/>
+                <w14:ligatures w14:val="none"/>
+              </w:rPr>
+            </w:pPr>
+            <w:r>
+              <w:rPr>
+                <w:rFonts w:ascii="Arial" w:eastAsia="Times New Roman" w:hAnsi="Arial" w:cs="Arial"/>
+                <w:b/>
+                <w:bCs/>
+                <w:color w:val="000000"/>
+                <w:kern w:val="0"/>
+                <w:sz w:val="22"/>
+                <w:szCs w:val="22"/>
+                <w14:ligatures w14:val="none"/>
+              </w:rPr>
+              <w:t>Required</w:t>
+            </w:r>
+          </w:p>
         </w:tc>
       </w:tr>
       <w:tr>
@@ -3799,29 +4060,16 @@
                 <w14:ligatures w14:val="none"/>
               </w:rPr>
             </w:pPr>
-            <w:proofErr w:type="gramStart"/>
-            <w:r>
-              <w:rPr>
-                <w:rFonts w:ascii="Arial" w:eastAsia="Times New Roman" w:hAnsi="Arial" w:cs="Arial"/>
-                <w:color w:val="000000"/>
-                <w:kern w:val="0"/>
-                <w:sz w:val="22"/>
-                <w:szCs w:val="22"/>
-                <w14:ligatures w14:val="none"/>
-              </w:rPr>
-              <w:t>Varchar(</w:t>
-            </w:r>
-            <w:proofErr w:type="gramEnd"/>
-            <w:r>
-              <w:rPr>
-                <w:rFonts w:ascii="Arial" w:eastAsia="Times New Roman" w:hAnsi="Arial" w:cs="Arial"/>
-                <w:color w:val="000000"/>
-                <w:kern w:val="0"/>
-                <w:sz w:val="22"/>
-                <w:szCs w:val="22"/>
-                <w14:ligatures w14:val="none"/>
-              </w:rPr>
-              <w:t>15)</w:t>
+            <w:r>
+              <w:rPr>
+                <w:rFonts w:ascii="Arial" w:eastAsia="Times New Roman" w:hAnsi="Arial" w:cs="Arial"/>
+                <w:color w:val="000000"/>
+                <w:kern w:val="0"/>
+                <w:sz w:val="22"/>
+                <w:szCs w:val="22"/>
+                <w14:ligatures w14:val="none"/>
+              </w:rPr>
+              <w:t>Varchar(15)</w:t>
             </w:r>
           </w:p>
         </w:tc>
@@ -4324,6 +4572,32 @@
               <w:t>Calendar Date</w:t>
             </w:r>
           </w:p>
+          <w:p>
+            <w:pPr>
+              <w:cnfStyle w:val="000000000000" w:firstRow="0" w:lastRow="0" w:firstColumn="0" w:lastColumn="0" w:oddVBand="0" w:evenVBand="0" w:oddHBand="0" w:evenHBand="0" w:firstRowFirstColumn="0" w:firstRowLastColumn="0" w:lastRowFirstColumn="0" w:lastRowLastColumn="0"/>
+              <w:rPr>
+                <w:rFonts w:ascii="Arial" w:eastAsia="Times New Roman" w:hAnsi="Arial" w:cs="Arial"/>
+                <w:color w:val="000000"/>
+                <w:kern w:val="0"/>
+                <w:sz w:val="22"/>
+                <w:szCs w:val="22"/>
+                <w14:ligatures w14:val="none"/>
+              </w:rPr>
+            </w:pPr>
+            <w:r>
+              <w:rPr>
+                <w:rFonts w:ascii="Arial" w:eastAsia="Times New Roman" w:hAnsi="Arial" w:cs="Arial"/>
+                <w:b/>
+                <w:bCs/>
+                <w:color w:val="000000"/>
+                <w:kern w:val="0"/>
+                <w:sz w:val="22"/>
+                <w:szCs w:val="22"/>
+                <w14:ligatures w14:val="none"/>
+              </w:rPr>
+              <w:t>Required</w:t>
+            </w:r>
+          </w:p>
         </w:tc>
       </w:tr>
       <w:tr>
@@ -4480,6 +4754,32 @@
               <w:t>Yes/No Dropdown</w:t>
             </w:r>
           </w:p>
+          <w:p>
+            <w:pPr>
+              <w:cnfStyle w:val="000000000000" w:firstRow="0" w:lastRow="0" w:firstColumn="0" w:lastColumn="0" w:oddVBand="0" w:evenVBand="0" w:oddHBand="0" w:evenHBand="0" w:firstRowFirstColumn="0" w:firstRowLastColumn="0" w:lastRowFirstColumn="0" w:lastRowLastColumn="0"/>
+              <w:rPr>
+                <w:rFonts w:ascii="Arial" w:eastAsia="Times New Roman" w:hAnsi="Arial" w:cs="Arial"/>
+                <w:color w:val="000000"/>
+                <w:kern w:val="0"/>
+                <w:sz w:val="22"/>
+                <w:szCs w:val="22"/>
+                <w14:ligatures w14:val="none"/>
+              </w:rPr>
+            </w:pPr>
+            <w:r>
+              <w:rPr>
+                <w:rFonts w:ascii="Arial" w:eastAsia="Times New Roman" w:hAnsi="Arial" w:cs="Arial"/>
+                <w:b/>
+                <w:bCs/>
+                <w:color w:val="000000"/>
+                <w:kern w:val="0"/>
+                <w:sz w:val="22"/>
+                <w:szCs w:val="22"/>
+                <w14:ligatures w14:val="none"/>
+              </w:rPr>
+              <w:t>Required</w:t>
+            </w:r>
+          </w:p>
         </w:tc>
       </w:tr>
       <w:tr>
@@ -4658,6 +4958,32 @@
               <w:t>Yes/No Dropdown</w:t>
             </w:r>
           </w:p>
+          <w:p>
+            <w:pPr>
+              <w:cnfStyle w:val="000000000000" w:firstRow="0" w:lastRow="0" w:firstColumn="0" w:lastColumn="0" w:oddVBand="0" w:evenVBand="0" w:oddHBand="0" w:evenHBand="0" w:firstRowFirstColumn="0" w:firstRowLastColumn="0" w:lastRowFirstColumn="0" w:lastRowLastColumn="0"/>
+              <w:rPr>
+                <w:rFonts w:ascii="Arial" w:eastAsia="Times New Roman" w:hAnsi="Arial" w:cs="Arial"/>
+                <w:color w:val="000000"/>
+                <w:kern w:val="0"/>
+                <w:sz w:val="22"/>
+                <w:szCs w:val="22"/>
+                <w14:ligatures w14:val="none"/>
+              </w:rPr>
+            </w:pPr>
+            <w:r>
+              <w:rPr>
+                <w:rFonts w:ascii="Arial" w:eastAsia="Times New Roman" w:hAnsi="Arial" w:cs="Arial"/>
+                <w:b/>
+                <w:bCs/>
+                <w:color w:val="000000"/>
+                <w:kern w:val="0"/>
+                <w:sz w:val="22"/>
+                <w:szCs w:val="22"/>
+                <w14:ligatures w14:val="none"/>
+              </w:rPr>
+              <w:t>Required</w:t>
+            </w:r>
+          </w:p>
         </w:tc>
       </w:tr>
       <w:tr>
@@ -4836,6 +5162,32 @@
               <w:t>Yes/No Dropdown</w:t>
             </w:r>
           </w:p>
+          <w:p>
+            <w:pPr>
+              <w:cnfStyle w:val="000000000000" w:firstRow="0" w:lastRow="0" w:firstColumn="0" w:lastColumn="0" w:oddVBand="0" w:evenVBand="0" w:oddHBand="0" w:evenHBand="0" w:firstRowFirstColumn="0" w:firstRowLastColumn="0" w:lastRowFirstColumn="0" w:lastRowLastColumn="0"/>
+              <w:rPr>
+                <w:rFonts w:ascii="Arial" w:eastAsia="Times New Roman" w:hAnsi="Arial" w:cs="Arial"/>
+                <w:color w:val="000000"/>
+                <w:kern w:val="0"/>
+                <w:sz w:val="22"/>
+                <w:szCs w:val="22"/>
+                <w14:ligatures w14:val="none"/>
+              </w:rPr>
+            </w:pPr>
+            <w:r>
+              <w:rPr>
+                <w:rFonts w:ascii="Arial" w:eastAsia="Times New Roman" w:hAnsi="Arial" w:cs="Arial"/>
+                <w:b/>
+                <w:bCs/>
+                <w:color w:val="000000"/>
+                <w:kern w:val="0"/>
+                <w:sz w:val="22"/>
+                <w:szCs w:val="22"/>
+                <w14:ligatures w14:val="none"/>
+              </w:rPr>
+              <w:t>Required</w:t>
+            </w:r>
+          </w:p>
         </w:tc>
       </w:tr>
       <w:tr>
@@ -5440,29 +5792,16 @@
                 <w14:ligatures w14:val="none"/>
               </w:rPr>
             </w:pPr>
-            <w:proofErr w:type="gramStart"/>
-            <w:r>
-              <w:rPr>
-                <w:rFonts w:ascii="Arial" w:eastAsia="Times New Roman" w:hAnsi="Arial" w:cs="Arial"/>
-                <w:color w:val="000000"/>
-                <w:kern w:val="0"/>
-                <w:sz w:val="22"/>
-                <w:szCs w:val="22"/>
-                <w14:ligatures w14:val="none"/>
-              </w:rPr>
-              <w:t>Varchar(</w:t>
-            </w:r>
-            <w:proofErr w:type="gramEnd"/>
-            <w:r>
-              <w:rPr>
-                <w:rFonts w:ascii="Arial" w:eastAsia="Times New Roman" w:hAnsi="Arial" w:cs="Arial"/>
-                <w:color w:val="000000"/>
-                <w:kern w:val="0"/>
-                <w:sz w:val="22"/>
-                <w:szCs w:val="22"/>
-                <w14:ligatures w14:val="none"/>
-              </w:rPr>
-              <w:t>15)</w:t>
+            <w:r>
+              <w:rPr>
+                <w:rFonts w:ascii="Arial" w:eastAsia="Times New Roman" w:hAnsi="Arial" w:cs="Arial"/>
+                <w:color w:val="000000"/>
+                <w:kern w:val="0"/>
+                <w:sz w:val="22"/>
+                <w:szCs w:val="22"/>
+                <w14:ligatures w14:val="none"/>
+              </w:rPr>
+              <w:t>Varchar(15)</w:t>
             </w:r>
           </w:p>
         </w:tc>
@@ -5651,6 +5990,26 @@
           <w:sz w:val="40"/>
           <w:szCs w:val="40"/>
         </w:rPr>
+        <w:br w:type="page"/>
+      </w:r>
+    </w:p>
+    <w:p>
+      <w:pPr>
+        <w:rPr>
+          <w:b/>
+          <w:bCs/>
+          <w:sz w:val="40"/>
+          <w:szCs w:val="40"/>
+        </w:rPr>
+      </w:pPr>
+      <w:r>
+        <w:rPr>
+          <w:b/>
+          <w:bCs/>
+          <w:sz w:val="40"/>
+          <w:szCs w:val="40"/>
+        </w:rPr>
+        <w:lastRenderedPageBreak/>
         <w:t>Ice Maintenance Form</w:t>
       </w:r>
     </w:p>
@@ -5947,6 +6306,32 @@
               <w:t>Calendar Date</w:t>
             </w:r>
           </w:p>
+          <w:p>
+            <w:pPr>
+              <w:cnfStyle w:val="000000000000" w:firstRow="0" w:lastRow="0" w:firstColumn="0" w:lastColumn="0" w:oddVBand="0" w:evenVBand="0" w:oddHBand="0" w:evenHBand="0" w:firstRowFirstColumn="0" w:firstRowLastColumn="0" w:lastRowFirstColumn="0" w:lastRowLastColumn="0"/>
+              <w:rPr>
+                <w:rFonts w:ascii="Arial" w:eastAsia="Times New Roman" w:hAnsi="Arial" w:cs="Arial"/>
+                <w:color w:val="000000"/>
+                <w:kern w:val="0"/>
+                <w:sz w:val="22"/>
+                <w:szCs w:val="22"/>
+                <w14:ligatures w14:val="none"/>
+              </w:rPr>
+            </w:pPr>
+            <w:r>
+              <w:rPr>
+                <w:rFonts w:ascii="Arial" w:eastAsia="Times New Roman" w:hAnsi="Arial" w:cs="Arial"/>
+                <w:b/>
+                <w:bCs/>
+                <w:color w:val="000000"/>
+                <w:kern w:val="0"/>
+                <w:sz w:val="22"/>
+                <w:szCs w:val="22"/>
+                <w14:ligatures w14:val="none"/>
+              </w:rPr>
+              <w:t>Required</w:t>
+            </w:r>
+          </w:p>
         </w:tc>
       </w:tr>
       <w:tr>
@@ -6039,29 +6424,16 @@
                 <w14:ligatures w14:val="none"/>
               </w:rPr>
             </w:pPr>
-            <w:proofErr w:type="gramStart"/>
-            <w:r>
-              <w:rPr>
-                <w:rFonts w:ascii="Arial" w:eastAsia="Times New Roman" w:hAnsi="Arial" w:cs="Arial"/>
-                <w:color w:val="000000"/>
-                <w:kern w:val="0"/>
-                <w:sz w:val="22"/>
-                <w:szCs w:val="22"/>
-                <w14:ligatures w14:val="none"/>
-              </w:rPr>
-              <w:t>Varchar(</w:t>
-            </w:r>
-            <w:proofErr w:type="gramEnd"/>
-            <w:r>
-              <w:rPr>
-                <w:rFonts w:ascii="Arial" w:eastAsia="Times New Roman" w:hAnsi="Arial" w:cs="Arial"/>
-                <w:color w:val="000000"/>
-                <w:kern w:val="0"/>
-                <w:sz w:val="22"/>
-                <w:szCs w:val="22"/>
-                <w14:ligatures w14:val="none"/>
-              </w:rPr>
-              <w:t>10)</w:t>
+            <w:r>
+              <w:rPr>
+                <w:rFonts w:ascii="Arial" w:eastAsia="Times New Roman" w:hAnsi="Arial" w:cs="Arial"/>
+                <w:color w:val="000000"/>
+                <w:kern w:val="0"/>
+                <w:sz w:val="22"/>
+                <w:szCs w:val="22"/>
+                <w14:ligatures w14:val="none"/>
+              </w:rPr>
+              <w:t>Varchar(10)</w:t>
             </w:r>
           </w:p>
         </w:tc>
@@ -6150,6 +6522,32 @@
                 <w14:ligatures w14:val="none"/>
               </w:rPr>
               <w:t>Corners</w:t>
+            </w:r>
+          </w:p>
+          <w:p>
+            <w:pPr>
+              <w:cnfStyle w:val="000000000000" w:firstRow="0" w:lastRow="0" w:firstColumn="0" w:lastColumn="0" w:oddVBand="0" w:evenVBand="0" w:oddHBand="0" w:evenHBand="0" w:firstRowFirstColumn="0" w:firstRowLastColumn="0" w:lastRowFirstColumn="0" w:lastRowLastColumn="0"/>
+              <w:rPr>
+                <w:rFonts w:ascii="Arial" w:eastAsia="Times New Roman" w:hAnsi="Arial" w:cs="Arial"/>
+                <w:color w:val="000000"/>
+                <w:kern w:val="0"/>
+                <w:sz w:val="22"/>
+                <w:szCs w:val="22"/>
+                <w14:ligatures w14:val="none"/>
+              </w:rPr>
+            </w:pPr>
+            <w:r>
+              <w:rPr>
+                <w:rFonts w:ascii="Arial" w:eastAsia="Times New Roman" w:hAnsi="Arial" w:cs="Arial"/>
+                <w:b/>
+                <w:bCs/>
+                <w:color w:val="000000"/>
+                <w:kern w:val="0"/>
+                <w:sz w:val="22"/>
+                <w:szCs w:val="22"/>
+                <w14:ligatures w14:val="none"/>
+              </w:rPr>
+              <w:t>Required</w:t>
             </w:r>
           </w:p>
         </w:tc>
@@ -6286,6 +6684,32 @@
               <w:t>Yes/No Dropdown</w:t>
             </w:r>
           </w:p>
+          <w:p>
+            <w:pPr>
+              <w:cnfStyle w:val="000000000000" w:firstRow="0" w:lastRow="0" w:firstColumn="0" w:lastColumn="0" w:oddVBand="0" w:evenVBand="0" w:oddHBand="0" w:evenHBand="0" w:firstRowFirstColumn="0" w:firstRowLastColumn="0" w:lastRowFirstColumn="0" w:lastRowLastColumn="0"/>
+              <w:rPr>
+                <w:rFonts w:ascii="Arial" w:eastAsia="Times New Roman" w:hAnsi="Arial" w:cs="Arial"/>
+                <w:color w:val="000000"/>
+                <w:kern w:val="0"/>
+                <w:sz w:val="22"/>
+                <w:szCs w:val="22"/>
+                <w14:ligatures w14:val="none"/>
+              </w:rPr>
+            </w:pPr>
+            <w:r>
+              <w:rPr>
+                <w:rFonts w:ascii="Arial" w:eastAsia="Times New Roman" w:hAnsi="Arial" w:cs="Arial"/>
+                <w:b/>
+                <w:bCs/>
+                <w:color w:val="000000"/>
+                <w:kern w:val="0"/>
+                <w:sz w:val="22"/>
+                <w:szCs w:val="22"/>
+                <w14:ligatures w14:val="none"/>
+              </w:rPr>
+              <w:t>Required</w:t>
+            </w:r>
+          </w:p>
         </w:tc>
       </w:tr>
       <w:tr>
@@ -6422,6 +6846,32 @@
               <w:t>Yes/No Dropdown</w:t>
             </w:r>
           </w:p>
+          <w:p>
+            <w:pPr>
+              <w:cnfStyle w:val="000000000000" w:firstRow="0" w:lastRow="0" w:firstColumn="0" w:lastColumn="0" w:oddVBand="0" w:evenVBand="0" w:oddHBand="0" w:evenHBand="0" w:firstRowFirstColumn="0" w:firstRowLastColumn="0" w:lastRowFirstColumn="0" w:lastRowLastColumn="0"/>
+              <w:rPr>
+                <w:rFonts w:ascii="Arial" w:eastAsia="Times New Roman" w:hAnsi="Arial" w:cs="Arial"/>
+                <w:color w:val="000000"/>
+                <w:kern w:val="0"/>
+                <w:sz w:val="22"/>
+                <w:szCs w:val="22"/>
+                <w14:ligatures w14:val="none"/>
+              </w:rPr>
+            </w:pPr>
+            <w:r>
+              <w:rPr>
+                <w:rFonts w:ascii="Arial" w:eastAsia="Times New Roman" w:hAnsi="Arial" w:cs="Arial"/>
+                <w:b/>
+                <w:bCs/>
+                <w:color w:val="000000"/>
+                <w:kern w:val="0"/>
+                <w:sz w:val="22"/>
+                <w:szCs w:val="22"/>
+                <w14:ligatures w14:val="none"/>
+              </w:rPr>
+              <w:t>Required</w:t>
+            </w:r>
+          </w:p>
         </w:tc>
       </w:tr>
       <w:tr>
@@ -6558,6 +7008,32 @@
               <w:t>Yes/No Dropdown</w:t>
             </w:r>
           </w:p>
+          <w:p>
+            <w:pPr>
+              <w:cnfStyle w:val="000000000000" w:firstRow="0" w:lastRow="0" w:firstColumn="0" w:lastColumn="0" w:oddVBand="0" w:evenVBand="0" w:oddHBand="0" w:evenHBand="0" w:firstRowFirstColumn="0" w:firstRowLastColumn="0" w:lastRowFirstColumn="0" w:lastRowLastColumn="0"/>
+              <w:rPr>
+                <w:rFonts w:ascii="Arial" w:eastAsia="Times New Roman" w:hAnsi="Arial" w:cs="Arial"/>
+                <w:color w:val="000000"/>
+                <w:kern w:val="0"/>
+                <w:sz w:val="22"/>
+                <w:szCs w:val="22"/>
+                <w14:ligatures w14:val="none"/>
+              </w:rPr>
+            </w:pPr>
+            <w:r>
+              <w:rPr>
+                <w:rFonts w:ascii="Arial" w:eastAsia="Times New Roman" w:hAnsi="Arial" w:cs="Arial"/>
+                <w:b/>
+                <w:bCs/>
+                <w:color w:val="000000"/>
+                <w:kern w:val="0"/>
+                <w:sz w:val="22"/>
+                <w:szCs w:val="22"/>
+                <w14:ligatures w14:val="none"/>
+              </w:rPr>
+              <w:t>Required</w:t>
+            </w:r>
+          </w:p>
         </w:tc>
       </w:tr>
       <w:tr>
@@ -6650,29 +7126,16 @@
                 <w14:ligatures w14:val="none"/>
               </w:rPr>
             </w:pPr>
-            <w:proofErr w:type="gramStart"/>
-            <w:r>
-              <w:rPr>
-                <w:rFonts w:ascii="Arial" w:eastAsia="Times New Roman" w:hAnsi="Arial" w:cs="Arial"/>
-                <w:color w:val="000000"/>
-                <w:kern w:val="0"/>
-                <w:sz w:val="22"/>
-                <w:szCs w:val="22"/>
-                <w14:ligatures w14:val="none"/>
-              </w:rPr>
-              <w:t>Varchar(</w:t>
-            </w:r>
-            <w:proofErr w:type="gramEnd"/>
-            <w:r>
-              <w:rPr>
-                <w:rFonts w:ascii="Arial" w:eastAsia="Times New Roman" w:hAnsi="Arial" w:cs="Arial"/>
-                <w:color w:val="000000"/>
-                <w:kern w:val="0"/>
-                <w:sz w:val="22"/>
-                <w:szCs w:val="22"/>
-                <w14:ligatures w14:val="none"/>
-              </w:rPr>
-              <w:t>15)</w:t>
+            <w:r>
+              <w:rPr>
+                <w:rFonts w:ascii="Arial" w:eastAsia="Times New Roman" w:hAnsi="Arial" w:cs="Arial"/>
+                <w:color w:val="000000"/>
+                <w:kern w:val="0"/>
+                <w:sz w:val="22"/>
+                <w:szCs w:val="22"/>
+                <w14:ligatures w14:val="none"/>
+              </w:rPr>
+              <w:t>Varchar(15)</w:t>
             </w:r>
           </w:p>
         </w:tc>
@@ -6880,10 +7343,10 @@
         <w:tblLook w:val="0420" w:firstRow="1" w:lastRow="0" w:firstColumn="0" w:lastColumn="0" w:noHBand="0" w:noVBand="1"/>
       </w:tblPr>
       <w:tblGrid>
-        <w:gridCol w:w="2613"/>
-        <w:gridCol w:w="2979"/>
-        <w:gridCol w:w="1784"/>
-        <w:gridCol w:w="1974"/>
+        <w:gridCol w:w="2664"/>
+        <w:gridCol w:w="3203"/>
+        <w:gridCol w:w="1566"/>
+        <w:gridCol w:w="1917"/>
       </w:tblGrid>
       <w:tr>
         <w:trPr>
@@ -6891,7 +7354,7 @@
         </w:trPr>
         <w:tc>
           <w:tcPr>
-            <w:tcW w:w="2610" w:type="dxa"/>
+            <w:tcW w:w="2664" w:type="dxa"/>
           </w:tcPr>
           <w:p>
             <w:r>
@@ -6911,7 +7374,7 @@
         </w:tc>
         <w:tc>
           <w:tcPr>
-            <w:tcW w:w="2980" w:type="dxa"/>
+            <w:tcW w:w="3203" w:type="dxa"/>
           </w:tcPr>
           <w:p>
             <w:r>
@@ -6921,7 +7384,7 @@
         </w:tc>
         <w:tc>
           <w:tcPr>
-            <w:tcW w:w="1785" w:type="dxa"/>
+            <w:tcW w:w="1566" w:type="dxa"/>
           </w:tcPr>
           <w:p>
             <w:r>
@@ -6931,7 +7394,7 @@
         </w:tc>
         <w:tc>
           <w:tcPr>
-            <w:tcW w:w="1975" w:type="dxa"/>
+            <w:tcW w:w="1917" w:type="dxa"/>
           </w:tcPr>
           <w:p>
             <w:r>
@@ -6943,7 +7406,7 @@
       <w:tr>
         <w:tc>
           <w:tcPr>
-            <w:tcW w:w="2610" w:type="dxa"/>
+            <w:tcW w:w="2664" w:type="dxa"/>
           </w:tcPr>
           <w:p>
             <w:pPr>
@@ -6967,7 +7430,7 @@
         </w:tc>
         <w:tc>
           <w:tcPr>
-            <w:tcW w:w="2980" w:type="dxa"/>
+            <w:tcW w:w="3203" w:type="dxa"/>
           </w:tcPr>
           <w:p>
             <w:pPr>
@@ -6991,7 +7454,7 @@
         </w:tc>
         <w:tc>
           <w:tcPr>
-            <w:tcW w:w="1785" w:type="dxa"/>
+            <w:tcW w:w="1566" w:type="dxa"/>
           </w:tcPr>
           <w:p>
             <w:pPr>
@@ -7013,7 +7476,7 @@
         </w:tc>
         <w:tc>
           <w:tcPr>
-            <w:tcW w:w="1975" w:type="dxa"/>
+            <w:tcW w:w="1917" w:type="dxa"/>
           </w:tcPr>
           <w:p>
             <w:pPr>
@@ -7030,6 +7493,130 @@
                 <w:szCs w:val="22"/>
               </w:rPr>
               <w:t>NA</w:t>
+            </w:r>
+          </w:p>
+        </w:tc>
+      </w:tr>
+      <w:tr>
+        <w:tc>
+          <w:tcPr>
+            <w:tcW w:w="2664" w:type="dxa"/>
+          </w:tcPr>
+          <w:p>
+            <w:pPr>
+              <w:rPr>
+                <w:rFonts w:ascii="Arial" w:hAnsi="Arial" w:cs="Arial"/>
+                <w:sz w:val="22"/>
+                <w:szCs w:val="22"/>
+              </w:rPr>
+            </w:pPr>
+            <w:proofErr w:type="spellStart"/>
+            <w:r>
+              <w:rPr>
+                <w:rFonts w:ascii="Arial" w:hAnsi="Arial" w:cs="Arial"/>
+                <w:sz w:val="22"/>
+                <w:szCs w:val="22"/>
+              </w:rPr>
+              <w:t>Rink_Misc_Maintenance</w:t>
+            </w:r>
+            <w:proofErr w:type="spellEnd"/>
+          </w:p>
+        </w:tc>
+        <w:tc>
+          <w:tcPr>
+            <w:tcW w:w="3203" w:type="dxa"/>
+          </w:tcPr>
+          <w:p>
+            <w:pPr>
+              <w:rPr>
+                <w:rFonts w:ascii="Arial" w:hAnsi="Arial" w:cs="Arial"/>
+                <w:sz w:val="22"/>
+                <w:szCs w:val="22"/>
+              </w:rPr>
+            </w:pPr>
+            <w:proofErr w:type="spellStart"/>
+            <w:r>
+              <w:rPr>
+                <w:rFonts w:ascii="Arial" w:hAnsi="Arial" w:cs="Arial"/>
+                <w:sz w:val="22"/>
+                <w:szCs w:val="22"/>
+              </w:rPr>
+              <w:t>Rink_Misc_Maintenance</w:t>
+            </w:r>
+            <w:r>
+              <w:rPr>
+                <w:rFonts w:ascii="Arial" w:hAnsi="Arial" w:cs="Arial"/>
+                <w:sz w:val="22"/>
+                <w:szCs w:val="22"/>
+              </w:rPr>
+              <w:t>_Date</w:t>
+            </w:r>
+            <w:proofErr w:type="spellEnd"/>
+          </w:p>
+        </w:tc>
+        <w:tc>
+          <w:tcPr>
+            <w:tcW w:w="1566" w:type="dxa"/>
+          </w:tcPr>
+          <w:p>
+            <w:pPr>
+              <w:rPr>
+                <w:rFonts w:ascii="Arial" w:hAnsi="Arial" w:cs="Arial"/>
+                <w:sz w:val="22"/>
+                <w:szCs w:val="22"/>
+              </w:rPr>
+            </w:pPr>
+            <w:r>
+              <w:rPr>
+                <w:rFonts w:ascii="Arial" w:hAnsi="Arial" w:cs="Arial"/>
+                <w:sz w:val="22"/>
+                <w:szCs w:val="22"/>
+              </w:rPr>
+              <w:t>Date</w:t>
+            </w:r>
+          </w:p>
+        </w:tc>
+        <w:tc>
+          <w:tcPr>
+            <w:tcW w:w="1917" w:type="dxa"/>
+          </w:tcPr>
+          <w:p>
+            <w:pPr>
+              <w:rPr>
+                <w:rFonts w:ascii="Arial" w:hAnsi="Arial" w:cs="Arial"/>
+                <w:sz w:val="22"/>
+                <w:szCs w:val="22"/>
+              </w:rPr>
+            </w:pPr>
+            <w:r>
+              <w:rPr>
+                <w:rFonts w:ascii="Arial" w:hAnsi="Arial" w:cs="Arial"/>
+                <w:sz w:val="22"/>
+                <w:szCs w:val="22"/>
+              </w:rPr>
+              <w:t>Calendar Date</w:t>
+            </w:r>
+          </w:p>
+          <w:p>
+            <w:pPr>
+              <w:rPr>
+                <w:rFonts w:ascii="Arial" w:hAnsi="Arial" w:cs="Arial"/>
+                <w:sz w:val="22"/>
+                <w:szCs w:val="22"/>
+              </w:rPr>
+            </w:pPr>
+            <w:r>
+              <w:rPr>
+                <w:rFonts w:ascii="Arial" w:eastAsia="Times New Roman" w:hAnsi="Arial" w:cs="Arial"/>
+                <w:b/>
+                <w:bCs/>
+                <w:color w:val="000000"/>
+                <w:kern w:val="0"/>
+                <w:sz w:val="22"/>
+                <w:szCs w:val="22"/>
+                <w14:ligatures w14:val="none"/>
+              </w:rPr>
+              <w:t>Required</w:t>
             </w:r>
           </w:p>
         </w:tc>
@@ -7044,7 +7631,7 @@
         <w:tc>
           <w:tcPr>
             <w:cnfStyle w:val="001000000000" w:firstRow="0" w:lastRow="0" w:firstColumn="1" w:lastColumn="0" w:oddVBand="0" w:evenVBand="0" w:oddHBand="0" w:evenHBand="0" w:firstRowFirstColumn="0" w:firstRowLastColumn="0" w:lastRowFirstColumn="0" w:lastRowLastColumn="0"/>
-            <w:tcW w:w="2610" w:type="dxa"/>
+            <w:tcW w:w="2664" w:type="dxa"/>
             <w:noWrap/>
           </w:tcPr>
           <w:p>
@@ -7079,7 +7666,7 @@
         </w:tc>
         <w:tc>
           <w:tcPr>
-            <w:tcW w:w="2980" w:type="dxa"/>
+            <w:tcW w:w="3203" w:type="dxa"/>
             <w:noWrap/>
           </w:tcPr>
           <w:p>
@@ -7109,50 +7696,37 @@
         </w:tc>
         <w:tc>
           <w:tcPr>
-            <w:tcW w:w="1785" w:type="dxa"/>
-            <w:noWrap/>
-          </w:tcPr>
-          <w:p>
-            <w:pPr>
-              <w:cnfStyle w:val="000000000000" w:firstRow="0" w:lastRow="0" w:firstColumn="0" w:lastColumn="0" w:oddVBand="0" w:evenVBand="0" w:oddHBand="0" w:evenHBand="0" w:firstRowFirstColumn="0" w:firstRowLastColumn="0" w:lastRowFirstColumn="0" w:lastRowLastColumn="0"/>
-              <w:rPr>
-                <w:rFonts w:ascii="Arial" w:eastAsia="Times New Roman" w:hAnsi="Arial" w:cs="Arial"/>
-                <w:color w:val="000000"/>
-                <w:kern w:val="0"/>
-                <w:sz w:val="22"/>
-                <w:szCs w:val="22"/>
-                <w14:ligatures w14:val="none"/>
-              </w:rPr>
-            </w:pPr>
-            <w:proofErr w:type="gramStart"/>
-            <w:r>
-              <w:rPr>
-                <w:rFonts w:ascii="Arial" w:eastAsia="Times New Roman" w:hAnsi="Arial" w:cs="Arial"/>
-                <w:color w:val="000000"/>
-                <w:kern w:val="0"/>
-                <w:sz w:val="22"/>
-                <w:szCs w:val="22"/>
-                <w14:ligatures w14:val="none"/>
-              </w:rPr>
-              <w:t>Varchar(</w:t>
-            </w:r>
-            <w:proofErr w:type="gramEnd"/>
-            <w:r>
-              <w:rPr>
-                <w:rFonts w:ascii="Arial" w:eastAsia="Times New Roman" w:hAnsi="Arial" w:cs="Arial"/>
-                <w:color w:val="000000"/>
-                <w:kern w:val="0"/>
-                <w:sz w:val="22"/>
-                <w:szCs w:val="22"/>
-                <w14:ligatures w14:val="none"/>
-              </w:rPr>
-              <w:t>20)</w:t>
-            </w:r>
-          </w:p>
-        </w:tc>
-        <w:tc>
-          <w:tcPr>
-            <w:tcW w:w="1975" w:type="dxa"/>
+            <w:tcW w:w="1566" w:type="dxa"/>
+            <w:noWrap/>
+          </w:tcPr>
+          <w:p>
+            <w:pPr>
+              <w:cnfStyle w:val="000000000000" w:firstRow="0" w:lastRow="0" w:firstColumn="0" w:lastColumn="0" w:oddVBand="0" w:evenVBand="0" w:oddHBand="0" w:evenHBand="0" w:firstRowFirstColumn="0" w:firstRowLastColumn="0" w:lastRowFirstColumn="0" w:lastRowLastColumn="0"/>
+              <w:rPr>
+                <w:rFonts w:ascii="Arial" w:eastAsia="Times New Roman" w:hAnsi="Arial" w:cs="Arial"/>
+                <w:color w:val="000000"/>
+                <w:kern w:val="0"/>
+                <w:sz w:val="22"/>
+                <w:szCs w:val="22"/>
+                <w14:ligatures w14:val="none"/>
+              </w:rPr>
+            </w:pPr>
+            <w:r>
+              <w:rPr>
+                <w:rFonts w:ascii="Arial" w:eastAsia="Times New Roman" w:hAnsi="Arial" w:cs="Arial"/>
+                <w:color w:val="000000"/>
+                <w:kern w:val="0"/>
+                <w:sz w:val="22"/>
+                <w:szCs w:val="22"/>
+                <w14:ligatures w14:val="none"/>
+              </w:rPr>
+              <w:t>Varchar(20)</w:t>
+            </w:r>
+          </w:p>
+        </w:tc>
+        <w:tc>
+          <w:tcPr>
+            <w:tcW w:w="1917" w:type="dxa"/>
             <w:noWrap/>
           </w:tcPr>
           <w:p>
@@ -7191,7 +7765,7 @@
         <w:tc>
           <w:tcPr>
             <w:cnfStyle w:val="001000000000" w:firstRow="0" w:lastRow="0" w:firstColumn="1" w:lastColumn="0" w:oddVBand="0" w:evenVBand="0" w:oddHBand="0" w:evenHBand="0" w:firstRowFirstColumn="0" w:firstRowLastColumn="0" w:lastRowFirstColumn="0" w:lastRowLastColumn="0"/>
-            <w:tcW w:w="2610" w:type="dxa"/>
+            <w:tcW w:w="2664" w:type="dxa"/>
             <w:noWrap/>
           </w:tcPr>
           <w:p>
@@ -7226,7 +7800,7 @@
         </w:tc>
         <w:tc>
           <w:tcPr>
-            <w:tcW w:w="2980" w:type="dxa"/>
+            <w:tcW w:w="3203" w:type="dxa"/>
             <w:noWrap/>
           </w:tcPr>
           <w:p>
@@ -7256,50 +7830,37 @@
         </w:tc>
         <w:tc>
           <w:tcPr>
-            <w:tcW w:w="1785" w:type="dxa"/>
-            <w:noWrap/>
-          </w:tcPr>
-          <w:p>
-            <w:pPr>
-              <w:cnfStyle w:val="000000000000" w:firstRow="0" w:lastRow="0" w:firstColumn="0" w:lastColumn="0" w:oddVBand="0" w:evenVBand="0" w:oddHBand="0" w:evenHBand="0" w:firstRowFirstColumn="0" w:firstRowLastColumn="0" w:lastRowFirstColumn="0" w:lastRowLastColumn="0"/>
-              <w:rPr>
-                <w:rFonts w:ascii="Arial" w:eastAsia="Times New Roman" w:hAnsi="Arial" w:cs="Arial"/>
-                <w:color w:val="000000"/>
-                <w:kern w:val="0"/>
-                <w:sz w:val="22"/>
-                <w:szCs w:val="22"/>
-                <w14:ligatures w14:val="none"/>
-              </w:rPr>
-            </w:pPr>
-            <w:proofErr w:type="gramStart"/>
-            <w:r>
-              <w:rPr>
-                <w:rFonts w:ascii="Arial" w:eastAsia="Times New Roman" w:hAnsi="Arial" w:cs="Arial"/>
-                <w:color w:val="000000"/>
-                <w:kern w:val="0"/>
-                <w:sz w:val="22"/>
-                <w:szCs w:val="22"/>
-                <w14:ligatures w14:val="none"/>
-              </w:rPr>
-              <w:t>Varchar(</w:t>
-            </w:r>
-            <w:proofErr w:type="gramEnd"/>
-            <w:r>
-              <w:rPr>
-                <w:rFonts w:ascii="Arial" w:eastAsia="Times New Roman" w:hAnsi="Arial" w:cs="Arial"/>
-                <w:color w:val="000000"/>
-                <w:kern w:val="0"/>
-                <w:sz w:val="22"/>
-                <w:szCs w:val="22"/>
-                <w14:ligatures w14:val="none"/>
-              </w:rPr>
-              <w:t>20)</w:t>
-            </w:r>
-          </w:p>
-        </w:tc>
-        <w:tc>
-          <w:tcPr>
-            <w:tcW w:w="1975" w:type="dxa"/>
+            <w:tcW w:w="1566" w:type="dxa"/>
+            <w:noWrap/>
+          </w:tcPr>
+          <w:p>
+            <w:pPr>
+              <w:cnfStyle w:val="000000000000" w:firstRow="0" w:lastRow="0" w:firstColumn="0" w:lastColumn="0" w:oddVBand="0" w:evenVBand="0" w:oddHBand="0" w:evenHBand="0" w:firstRowFirstColumn="0" w:firstRowLastColumn="0" w:lastRowFirstColumn="0" w:lastRowLastColumn="0"/>
+              <w:rPr>
+                <w:rFonts w:ascii="Arial" w:eastAsia="Times New Roman" w:hAnsi="Arial" w:cs="Arial"/>
+                <w:color w:val="000000"/>
+                <w:kern w:val="0"/>
+                <w:sz w:val="22"/>
+                <w:szCs w:val="22"/>
+                <w14:ligatures w14:val="none"/>
+              </w:rPr>
+            </w:pPr>
+            <w:r>
+              <w:rPr>
+                <w:rFonts w:ascii="Arial" w:eastAsia="Times New Roman" w:hAnsi="Arial" w:cs="Arial"/>
+                <w:color w:val="000000"/>
+                <w:kern w:val="0"/>
+                <w:sz w:val="22"/>
+                <w:szCs w:val="22"/>
+                <w14:ligatures w14:val="none"/>
+              </w:rPr>
+              <w:t>Varchar(20)</w:t>
+            </w:r>
+          </w:p>
+        </w:tc>
+        <w:tc>
+          <w:tcPr>
+            <w:tcW w:w="1917" w:type="dxa"/>
             <w:noWrap/>
           </w:tcPr>
           <w:p>
@@ -7338,7 +7899,7 @@
         <w:tc>
           <w:tcPr>
             <w:cnfStyle w:val="001000000000" w:firstRow="0" w:lastRow="0" w:firstColumn="1" w:lastColumn="0" w:oddVBand="0" w:evenVBand="0" w:oddHBand="0" w:evenHBand="0" w:firstRowFirstColumn="0" w:firstRowLastColumn="0" w:lastRowFirstColumn="0" w:lastRowLastColumn="0"/>
-            <w:tcW w:w="2610" w:type="dxa"/>
+            <w:tcW w:w="2664" w:type="dxa"/>
             <w:noWrap/>
           </w:tcPr>
           <w:p>
@@ -7373,7 +7934,7 @@
         </w:tc>
         <w:tc>
           <w:tcPr>
-            <w:tcW w:w="2980" w:type="dxa"/>
+            <w:tcW w:w="3203" w:type="dxa"/>
             <w:noWrap/>
           </w:tcPr>
           <w:p>
@@ -7405,7 +7966,7 @@
         </w:tc>
         <w:tc>
           <w:tcPr>
-            <w:tcW w:w="1785" w:type="dxa"/>
+            <w:tcW w:w="1566" w:type="dxa"/>
             <w:noWrap/>
           </w:tcPr>
           <w:p>
@@ -7435,7 +7996,7 @@
         </w:tc>
         <w:tc>
           <w:tcPr>
-            <w:tcW w:w="1975" w:type="dxa"/>
+            <w:tcW w:w="1917" w:type="dxa"/>
             <w:noWrap/>
           </w:tcPr>
           <w:p>
@@ -7474,6 +8035,25 @@
           <w:szCs w:val="40"/>
         </w:rPr>
       </w:pPr>
+    </w:p>
+    <w:p>
+      <w:pPr>
+        <w:rPr>
+          <w:b/>
+          <w:bCs/>
+          <w:sz w:val="40"/>
+          <w:szCs w:val="40"/>
+        </w:rPr>
+      </w:pPr>
+      <w:r>
+        <w:rPr>
+          <w:b/>
+          <w:bCs/>
+          <w:sz w:val="40"/>
+          <w:szCs w:val="40"/>
+        </w:rPr>
+        <w:br w:type="page"/>
+      </w:r>
     </w:p>
     <w:p>
       <w:pPr>
@@ -7818,6 +8398,32 @@
               <w:t>Calander Date</w:t>
             </w:r>
           </w:p>
+          <w:p>
+            <w:pPr>
+              <w:cnfStyle w:val="000000000000" w:firstRow="0" w:lastRow="0" w:firstColumn="0" w:lastColumn="0" w:oddVBand="0" w:evenVBand="0" w:oddHBand="0" w:evenHBand="0" w:firstRowFirstColumn="0" w:firstRowLastColumn="0" w:lastRowFirstColumn="0" w:lastRowLastColumn="0"/>
+              <w:rPr>
+                <w:rFonts w:ascii="Arial" w:eastAsia="Times New Roman" w:hAnsi="Arial" w:cs="Arial"/>
+                <w:color w:val="000000"/>
+                <w:kern w:val="0"/>
+                <w:sz w:val="22"/>
+                <w:szCs w:val="22"/>
+                <w14:ligatures w14:val="none"/>
+              </w:rPr>
+            </w:pPr>
+            <w:r>
+              <w:rPr>
+                <w:rFonts w:ascii="Arial" w:eastAsia="Times New Roman" w:hAnsi="Arial" w:cs="Arial"/>
+                <w:b/>
+                <w:bCs/>
+                <w:color w:val="000000"/>
+                <w:kern w:val="0"/>
+                <w:sz w:val="22"/>
+                <w:szCs w:val="22"/>
+                <w14:ligatures w14:val="none"/>
+              </w:rPr>
+              <w:t>Required</w:t>
+            </w:r>
+          </w:p>
         </w:tc>
       </w:tr>
       <w:tr>
@@ -7965,6 +8571,32 @@
               <w:t>Calander Date</w:t>
             </w:r>
           </w:p>
+          <w:p>
+            <w:pPr>
+              <w:cnfStyle w:val="000000000000" w:firstRow="0" w:lastRow="0" w:firstColumn="0" w:lastColumn="0" w:oddVBand="0" w:evenVBand="0" w:oddHBand="0" w:evenHBand="0" w:firstRowFirstColumn="0" w:firstRowLastColumn="0" w:lastRowFirstColumn="0" w:lastRowLastColumn="0"/>
+              <w:rPr>
+                <w:rFonts w:ascii="Arial" w:eastAsia="Times New Roman" w:hAnsi="Arial" w:cs="Arial"/>
+                <w:color w:val="000000"/>
+                <w:kern w:val="0"/>
+                <w:sz w:val="22"/>
+                <w:szCs w:val="22"/>
+                <w14:ligatures w14:val="none"/>
+              </w:rPr>
+            </w:pPr>
+            <w:r>
+              <w:rPr>
+                <w:rFonts w:ascii="Arial" w:eastAsia="Times New Roman" w:hAnsi="Arial" w:cs="Arial"/>
+                <w:b/>
+                <w:bCs/>
+                <w:color w:val="000000"/>
+                <w:kern w:val="0"/>
+                <w:sz w:val="22"/>
+                <w:szCs w:val="22"/>
+                <w14:ligatures w14:val="none"/>
+              </w:rPr>
+              <w:t>Required</w:t>
+            </w:r>
+          </w:p>
         </w:tc>
       </w:tr>
       <w:tr>
@@ -8112,6 +8744,32 @@
               <w:t>Number Field</w:t>
             </w:r>
           </w:p>
+          <w:p>
+            <w:pPr>
+              <w:cnfStyle w:val="000000000000" w:firstRow="0" w:lastRow="0" w:firstColumn="0" w:lastColumn="0" w:oddVBand="0" w:evenVBand="0" w:oddHBand="0" w:evenHBand="0" w:firstRowFirstColumn="0" w:firstRowLastColumn="0" w:lastRowFirstColumn="0" w:lastRowLastColumn="0"/>
+              <w:rPr>
+                <w:rFonts w:ascii="Arial" w:eastAsia="Times New Roman" w:hAnsi="Arial" w:cs="Arial"/>
+                <w:color w:val="000000"/>
+                <w:kern w:val="0"/>
+                <w:sz w:val="22"/>
+                <w:szCs w:val="22"/>
+                <w14:ligatures w14:val="none"/>
+              </w:rPr>
+            </w:pPr>
+            <w:r>
+              <w:rPr>
+                <w:rFonts w:ascii="Arial" w:eastAsia="Times New Roman" w:hAnsi="Arial" w:cs="Arial"/>
+                <w:b/>
+                <w:bCs/>
+                <w:color w:val="000000"/>
+                <w:kern w:val="0"/>
+                <w:sz w:val="22"/>
+                <w:szCs w:val="22"/>
+                <w14:ligatures w14:val="none"/>
+              </w:rPr>
+              <w:t>Required</w:t>
+            </w:r>
+          </w:p>
         </w:tc>
       </w:tr>
       <w:tr>
@@ -8206,29 +8864,16 @@
                 <w14:ligatures w14:val="none"/>
               </w:rPr>
             </w:pPr>
-            <w:proofErr w:type="gramStart"/>
-            <w:r>
-              <w:rPr>
-                <w:rFonts w:ascii="Arial" w:eastAsia="Times New Roman" w:hAnsi="Arial" w:cs="Arial"/>
-                <w:color w:val="000000"/>
-                <w:kern w:val="0"/>
-                <w:sz w:val="22"/>
-                <w:szCs w:val="22"/>
-                <w14:ligatures w14:val="none"/>
-              </w:rPr>
-              <w:t>Decimal(</w:t>
-            </w:r>
-            <w:proofErr w:type="gramEnd"/>
-            <w:r>
-              <w:rPr>
-                <w:rFonts w:ascii="Arial" w:eastAsia="Times New Roman" w:hAnsi="Arial" w:cs="Arial"/>
-                <w:color w:val="000000"/>
-                <w:kern w:val="0"/>
-                <w:sz w:val="22"/>
-                <w:szCs w:val="22"/>
-                <w14:ligatures w14:val="none"/>
-              </w:rPr>
-              <w:t>10,2)</w:t>
+            <w:r>
+              <w:rPr>
+                <w:rFonts w:ascii="Arial" w:eastAsia="Times New Roman" w:hAnsi="Arial" w:cs="Arial"/>
+                <w:color w:val="000000"/>
+                <w:kern w:val="0"/>
+                <w:sz w:val="22"/>
+                <w:szCs w:val="22"/>
+                <w14:ligatures w14:val="none"/>
+              </w:rPr>
+              <w:t>Decimal(10,2)</w:t>
             </w:r>
           </w:p>
         </w:tc>
@@ -8259,6 +8904,32 @@
                 <w14:ligatures w14:val="none"/>
               </w:rPr>
               <w:t>Number Field</w:t>
+            </w:r>
+          </w:p>
+          <w:p>
+            <w:pPr>
+              <w:cnfStyle w:val="000000000000" w:firstRow="0" w:lastRow="0" w:firstColumn="0" w:lastColumn="0" w:oddVBand="0" w:evenVBand="0" w:oddHBand="0" w:evenHBand="0" w:firstRowFirstColumn="0" w:firstRowLastColumn="0" w:lastRowFirstColumn="0" w:lastRowLastColumn="0"/>
+              <w:rPr>
+                <w:rFonts w:ascii="Arial" w:eastAsia="Times New Roman" w:hAnsi="Arial" w:cs="Arial"/>
+                <w:color w:val="000000"/>
+                <w:kern w:val="0"/>
+                <w:sz w:val="22"/>
+                <w:szCs w:val="22"/>
+                <w14:ligatures w14:val="none"/>
+              </w:rPr>
+            </w:pPr>
+            <w:r>
+              <w:rPr>
+                <w:rFonts w:ascii="Arial" w:eastAsia="Times New Roman" w:hAnsi="Arial" w:cs="Arial"/>
+                <w:b/>
+                <w:bCs/>
+                <w:color w:val="000000"/>
+                <w:kern w:val="0"/>
+                <w:sz w:val="22"/>
+                <w:szCs w:val="22"/>
+                <w14:ligatures w14:val="none"/>
+              </w:rPr>
+              <w:t>Required</w:t>
             </w:r>
           </w:p>
         </w:tc>
@@ -8355,29 +9026,16 @@
                 <w14:ligatures w14:val="none"/>
               </w:rPr>
             </w:pPr>
-            <w:proofErr w:type="gramStart"/>
-            <w:r>
-              <w:rPr>
-                <w:rFonts w:ascii="Arial" w:eastAsia="Times New Roman" w:hAnsi="Arial" w:cs="Arial"/>
-                <w:color w:val="000000"/>
-                <w:kern w:val="0"/>
-                <w:sz w:val="22"/>
-                <w:szCs w:val="22"/>
-                <w14:ligatures w14:val="none"/>
-              </w:rPr>
-              <w:t>Decimal(</w:t>
-            </w:r>
-            <w:proofErr w:type="gramEnd"/>
-            <w:r>
-              <w:rPr>
-                <w:rFonts w:ascii="Arial" w:eastAsia="Times New Roman" w:hAnsi="Arial" w:cs="Arial"/>
-                <w:color w:val="000000"/>
-                <w:kern w:val="0"/>
-                <w:sz w:val="22"/>
-                <w:szCs w:val="22"/>
-                <w14:ligatures w14:val="none"/>
-              </w:rPr>
-              <w:t>10,2)</w:t>
+            <w:r>
+              <w:rPr>
+                <w:rFonts w:ascii="Arial" w:eastAsia="Times New Roman" w:hAnsi="Arial" w:cs="Arial"/>
+                <w:color w:val="000000"/>
+                <w:kern w:val="0"/>
+                <w:sz w:val="22"/>
+                <w:szCs w:val="22"/>
+                <w14:ligatures w14:val="none"/>
+              </w:rPr>
+              <w:t>Decimal(10,2)</w:t>
             </w:r>
           </w:p>
         </w:tc>
@@ -8408,6 +9066,32 @@
                 <w14:ligatures w14:val="none"/>
               </w:rPr>
               <w:t>Number Field</w:t>
+            </w:r>
+          </w:p>
+          <w:p>
+            <w:pPr>
+              <w:cnfStyle w:val="000000000000" w:firstRow="0" w:lastRow="0" w:firstColumn="0" w:lastColumn="0" w:oddVBand="0" w:evenVBand="0" w:oddHBand="0" w:evenHBand="0" w:firstRowFirstColumn="0" w:firstRowLastColumn="0" w:lastRowFirstColumn="0" w:lastRowLastColumn="0"/>
+              <w:rPr>
+                <w:rFonts w:ascii="Arial" w:eastAsia="Times New Roman" w:hAnsi="Arial" w:cs="Arial"/>
+                <w:color w:val="000000"/>
+                <w:kern w:val="0"/>
+                <w:sz w:val="22"/>
+                <w:szCs w:val="22"/>
+                <w14:ligatures w14:val="none"/>
+              </w:rPr>
+            </w:pPr>
+            <w:r>
+              <w:rPr>
+                <w:rFonts w:ascii="Arial" w:eastAsia="Times New Roman" w:hAnsi="Arial" w:cs="Arial"/>
+                <w:b/>
+                <w:bCs/>
+                <w:color w:val="000000"/>
+                <w:kern w:val="0"/>
+                <w:sz w:val="22"/>
+                <w:szCs w:val="22"/>
+                <w14:ligatures w14:val="none"/>
+              </w:rPr>
+              <w:t>Required</w:t>
             </w:r>
           </w:p>
         </w:tc>
@@ -8504,29 +9188,16 @@
                 <w14:ligatures w14:val="none"/>
               </w:rPr>
             </w:pPr>
-            <w:proofErr w:type="gramStart"/>
-            <w:r>
-              <w:rPr>
-                <w:rFonts w:ascii="Arial" w:eastAsia="Times New Roman" w:hAnsi="Arial" w:cs="Arial"/>
-                <w:color w:val="000000"/>
-                <w:kern w:val="0"/>
-                <w:sz w:val="22"/>
-                <w:szCs w:val="22"/>
-                <w14:ligatures w14:val="none"/>
-              </w:rPr>
-              <w:t>Decimal(</w:t>
-            </w:r>
-            <w:proofErr w:type="gramEnd"/>
-            <w:r>
-              <w:rPr>
-                <w:rFonts w:ascii="Arial" w:eastAsia="Times New Roman" w:hAnsi="Arial" w:cs="Arial"/>
-                <w:color w:val="000000"/>
-                <w:kern w:val="0"/>
-                <w:sz w:val="22"/>
-                <w:szCs w:val="22"/>
-                <w14:ligatures w14:val="none"/>
-              </w:rPr>
-              <w:t>10,2)</w:t>
+            <w:r>
+              <w:rPr>
+                <w:rFonts w:ascii="Arial" w:eastAsia="Times New Roman" w:hAnsi="Arial" w:cs="Arial"/>
+                <w:color w:val="000000"/>
+                <w:kern w:val="0"/>
+                <w:sz w:val="22"/>
+                <w:szCs w:val="22"/>
+                <w14:ligatures w14:val="none"/>
+              </w:rPr>
+              <w:t>Decimal(10,2)</w:t>
             </w:r>
           </w:p>
         </w:tc>
@@ -8557,6 +9228,32 @@
                 <w14:ligatures w14:val="none"/>
               </w:rPr>
               <w:t>Number Field</w:t>
+            </w:r>
+          </w:p>
+          <w:p>
+            <w:pPr>
+              <w:cnfStyle w:val="000000000000" w:firstRow="0" w:lastRow="0" w:firstColumn="0" w:lastColumn="0" w:oddVBand="0" w:evenVBand="0" w:oddHBand="0" w:evenHBand="0" w:firstRowFirstColumn="0" w:firstRowLastColumn="0" w:lastRowFirstColumn="0" w:lastRowLastColumn="0"/>
+              <w:rPr>
+                <w:rFonts w:ascii="Arial" w:eastAsia="Times New Roman" w:hAnsi="Arial" w:cs="Arial"/>
+                <w:color w:val="000000"/>
+                <w:kern w:val="0"/>
+                <w:sz w:val="22"/>
+                <w:szCs w:val="22"/>
+                <w14:ligatures w14:val="none"/>
+              </w:rPr>
+            </w:pPr>
+            <w:r>
+              <w:rPr>
+                <w:rFonts w:ascii="Arial" w:eastAsia="Times New Roman" w:hAnsi="Arial" w:cs="Arial"/>
+                <w:b/>
+                <w:bCs/>
+                <w:color w:val="000000"/>
+                <w:kern w:val="0"/>
+                <w:sz w:val="22"/>
+                <w:szCs w:val="22"/>
+                <w14:ligatures w14:val="none"/>
+              </w:rPr>
+              <w:t>Required</w:t>
             </w:r>
           </w:p>
         </w:tc>
@@ -8653,29 +9350,16 @@
                 <w14:ligatures w14:val="none"/>
               </w:rPr>
             </w:pPr>
-            <w:proofErr w:type="gramStart"/>
-            <w:r>
-              <w:rPr>
-                <w:rFonts w:ascii="Arial" w:eastAsia="Times New Roman" w:hAnsi="Arial" w:cs="Arial"/>
-                <w:color w:val="000000"/>
-                <w:kern w:val="0"/>
-                <w:sz w:val="22"/>
-                <w:szCs w:val="22"/>
-                <w14:ligatures w14:val="none"/>
-              </w:rPr>
-              <w:t>Decimal(</w:t>
-            </w:r>
-            <w:proofErr w:type="gramEnd"/>
-            <w:r>
-              <w:rPr>
-                <w:rFonts w:ascii="Arial" w:eastAsia="Times New Roman" w:hAnsi="Arial" w:cs="Arial"/>
-                <w:color w:val="000000"/>
-                <w:kern w:val="0"/>
-                <w:sz w:val="22"/>
-                <w:szCs w:val="22"/>
-                <w14:ligatures w14:val="none"/>
-              </w:rPr>
-              <w:t>10,2)</w:t>
+            <w:r>
+              <w:rPr>
+                <w:rFonts w:ascii="Arial" w:eastAsia="Times New Roman" w:hAnsi="Arial" w:cs="Arial"/>
+                <w:color w:val="000000"/>
+                <w:kern w:val="0"/>
+                <w:sz w:val="22"/>
+                <w:szCs w:val="22"/>
+                <w14:ligatures w14:val="none"/>
+              </w:rPr>
+              <w:t>Decimal(10,2)</w:t>
             </w:r>
           </w:p>
         </w:tc>
@@ -8706,6 +9390,32 @@
                 <w14:ligatures w14:val="none"/>
               </w:rPr>
               <w:t>Number Field</w:t>
+            </w:r>
+          </w:p>
+          <w:p>
+            <w:pPr>
+              <w:cnfStyle w:val="000000000000" w:firstRow="0" w:lastRow="0" w:firstColumn="0" w:lastColumn="0" w:oddVBand="0" w:evenVBand="0" w:oddHBand="0" w:evenHBand="0" w:firstRowFirstColumn="0" w:firstRowLastColumn="0" w:lastRowFirstColumn="0" w:lastRowLastColumn="0"/>
+              <w:rPr>
+                <w:rFonts w:ascii="Arial" w:eastAsia="Times New Roman" w:hAnsi="Arial" w:cs="Arial"/>
+                <w:color w:val="000000"/>
+                <w:kern w:val="0"/>
+                <w:sz w:val="22"/>
+                <w:szCs w:val="22"/>
+                <w14:ligatures w14:val="none"/>
+              </w:rPr>
+            </w:pPr>
+            <w:r>
+              <w:rPr>
+                <w:rFonts w:ascii="Arial" w:eastAsia="Times New Roman" w:hAnsi="Arial" w:cs="Arial"/>
+                <w:b/>
+                <w:bCs/>
+                <w:color w:val="000000"/>
+                <w:kern w:val="0"/>
+                <w:sz w:val="22"/>
+                <w:szCs w:val="22"/>
+                <w14:ligatures w14:val="none"/>
+              </w:rPr>
+              <w:t>Required</w:t>
             </w:r>
           </w:p>
         </w:tc>
@@ -8802,29 +9512,16 @@
                 <w14:ligatures w14:val="none"/>
               </w:rPr>
             </w:pPr>
-            <w:proofErr w:type="gramStart"/>
-            <w:r>
-              <w:rPr>
-                <w:rFonts w:ascii="Arial" w:eastAsia="Times New Roman" w:hAnsi="Arial" w:cs="Arial"/>
-                <w:color w:val="000000"/>
-                <w:kern w:val="0"/>
-                <w:sz w:val="22"/>
-                <w:szCs w:val="22"/>
-                <w14:ligatures w14:val="none"/>
-              </w:rPr>
-              <w:t>Decimal(</w:t>
-            </w:r>
-            <w:proofErr w:type="gramEnd"/>
-            <w:r>
-              <w:rPr>
-                <w:rFonts w:ascii="Arial" w:eastAsia="Times New Roman" w:hAnsi="Arial" w:cs="Arial"/>
-                <w:color w:val="000000"/>
-                <w:kern w:val="0"/>
-                <w:sz w:val="22"/>
-                <w:szCs w:val="22"/>
-                <w14:ligatures w14:val="none"/>
-              </w:rPr>
-              <w:t>10,2)</w:t>
+            <w:r>
+              <w:rPr>
+                <w:rFonts w:ascii="Arial" w:eastAsia="Times New Roman" w:hAnsi="Arial" w:cs="Arial"/>
+                <w:color w:val="000000"/>
+                <w:kern w:val="0"/>
+                <w:sz w:val="22"/>
+                <w:szCs w:val="22"/>
+                <w14:ligatures w14:val="none"/>
+              </w:rPr>
+              <w:t>Decimal(10,2)</w:t>
             </w:r>
           </w:p>
         </w:tc>
@@ -8855,6 +9552,32 @@
                 <w14:ligatures w14:val="none"/>
               </w:rPr>
               <w:t>Number Field</w:t>
+            </w:r>
+          </w:p>
+          <w:p>
+            <w:pPr>
+              <w:cnfStyle w:val="000000000000" w:firstRow="0" w:lastRow="0" w:firstColumn="0" w:lastColumn="0" w:oddVBand="0" w:evenVBand="0" w:oddHBand="0" w:evenHBand="0" w:firstRowFirstColumn="0" w:firstRowLastColumn="0" w:lastRowFirstColumn="0" w:lastRowLastColumn="0"/>
+              <w:rPr>
+                <w:rFonts w:ascii="Arial" w:eastAsia="Times New Roman" w:hAnsi="Arial" w:cs="Arial"/>
+                <w:color w:val="000000"/>
+                <w:kern w:val="0"/>
+                <w:sz w:val="22"/>
+                <w:szCs w:val="22"/>
+                <w14:ligatures w14:val="none"/>
+              </w:rPr>
+            </w:pPr>
+            <w:r>
+              <w:rPr>
+                <w:rFonts w:ascii="Arial" w:eastAsia="Times New Roman" w:hAnsi="Arial" w:cs="Arial"/>
+                <w:b/>
+                <w:bCs/>
+                <w:color w:val="000000"/>
+                <w:kern w:val="0"/>
+                <w:sz w:val="22"/>
+                <w:szCs w:val="22"/>
+                <w14:ligatures w14:val="none"/>
+              </w:rPr>
+              <w:t>Required</w:t>
             </w:r>
           </w:p>
         </w:tc>
@@ -8951,29 +9674,16 @@
                 <w14:ligatures w14:val="none"/>
               </w:rPr>
             </w:pPr>
-            <w:proofErr w:type="gramStart"/>
-            <w:r>
-              <w:rPr>
-                <w:rFonts w:ascii="Arial" w:eastAsia="Times New Roman" w:hAnsi="Arial" w:cs="Arial"/>
-                <w:color w:val="000000"/>
-                <w:kern w:val="0"/>
-                <w:sz w:val="22"/>
-                <w:szCs w:val="22"/>
-                <w14:ligatures w14:val="none"/>
-              </w:rPr>
-              <w:t>Decimal(</w:t>
-            </w:r>
-            <w:proofErr w:type="gramEnd"/>
-            <w:r>
-              <w:rPr>
-                <w:rFonts w:ascii="Arial" w:eastAsia="Times New Roman" w:hAnsi="Arial" w:cs="Arial"/>
-                <w:color w:val="000000"/>
-                <w:kern w:val="0"/>
-                <w:sz w:val="22"/>
-                <w:szCs w:val="22"/>
-                <w14:ligatures w14:val="none"/>
-              </w:rPr>
-              <w:t>10,2)</w:t>
+            <w:r>
+              <w:rPr>
+                <w:rFonts w:ascii="Arial" w:eastAsia="Times New Roman" w:hAnsi="Arial" w:cs="Arial"/>
+                <w:color w:val="000000"/>
+                <w:kern w:val="0"/>
+                <w:sz w:val="22"/>
+                <w:szCs w:val="22"/>
+                <w14:ligatures w14:val="none"/>
+              </w:rPr>
+              <w:t>Decimal(10,2)</w:t>
             </w:r>
           </w:p>
         </w:tc>
@@ -9004,6 +9714,32 @@
                 <w14:ligatures w14:val="none"/>
               </w:rPr>
               <w:t>Number Field</w:t>
+            </w:r>
+          </w:p>
+          <w:p>
+            <w:pPr>
+              <w:cnfStyle w:val="000000000000" w:firstRow="0" w:lastRow="0" w:firstColumn="0" w:lastColumn="0" w:oddVBand="0" w:evenVBand="0" w:oddHBand="0" w:evenHBand="0" w:firstRowFirstColumn="0" w:firstRowLastColumn="0" w:lastRowFirstColumn="0" w:lastRowLastColumn="0"/>
+              <w:rPr>
+                <w:rFonts w:ascii="Arial" w:eastAsia="Times New Roman" w:hAnsi="Arial" w:cs="Arial"/>
+                <w:color w:val="000000"/>
+                <w:kern w:val="0"/>
+                <w:sz w:val="22"/>
+                <w:szCs w:val="22"/>
+                <w14:ligatures w14:val="none"/>
+              </w:rPr>
+            </w:pPr>
+            <w:r>
+              <w:rPr>
+                <w:rFonts w:ascii="Arial" w:eastAsia="Times New Roman" w:hAnsi="Arial" w:cs="Arial"/>
+                <w:b/>
+                <w:bCs/>
+                <w:color w:val="000000"/>
+                <w:kern w:val="0"/>
+                <w:sz w:val="22"/>
+                <w:szCs w:val="22"/>
+                <w14:ligatures w14:val="none"/>
+              </w:rPr>
+              <w:t>Required</w:t>
             </w:r>
           </w:p>
         </w:tc>
@@ -9100,29 +9836,16 @@
                 <w14:ligatures w14:val="none"/>
               </w:rPr>
             </w:pPr>
-            <w:proofErr w:type="gramStart"/>
-            <w:r>
-              <w:rPr>
-                <w:rFonts w:ascii="Arial" w:eastAsia="Times New Roman" w:hAnsi="Arial" w:cs="Arial"/>
-                <w:color w:val="000000"/>
-                <w:kern w:val="0"/>
-                <w:sz w:val="22"/>
-                <w:szCs w:val="22"/>
-                <w14:ligatures w14:val="none"/>
-              </w:rPr>
-              <w:t>Decimal(</w:t>
-            </w:r>
-            <w:proofErr w:type="gramEnd"/>
-            <w:r>
-              <w:rPr>
-                <w:rFonts w:ascii="Arial" w:eastAsia="Times New Roman" w:hAnsi="Arial" w:cs="Arial"/>
-                <w:color w:val="000000"/>
-                <w:kern w:val="0"/>
-                <w:sz w:val="22"/>
-                <w:szCs w:val="22"/>
-                <w14:ligatures w14:val="none"/>
-              </w:rPr>
-              <w:t>10,1)</w:t>
+            <w:r>
+              <w:rPr>
+                <w:rFonts w:ascii="Arial" w:eastAsia="Times New Roman" w:hAnsi="Arial" w:cs="Arial"/>
+                <w:color w:val="000000"/>
+                <w:kern w:val="0"/>
+                <w:sz w:val="22"/>
+                <w:szCs w:val="22"/>
+                <w14:ligatures w14:val="none"/>
+              </w:rPr>
+              <w:t>Decimal(10,1)</w:t>
             </w:r>
           </w:p>
         </w:tc>
@@ -9153,6 +9876,32 @@
                 <w14:ligatures w14:val="none"/>
               </w:rPr>
               <w:t>Number Field</w:t>
+            </w:r>
+          </w:p>
+          <w:p>
+            <w:pPr>
+              <w:cnfStyle w:val="000000000000" w:firstRow="0" w:lastRow="0" w:firstColumn="0" w:lastColumn="0" w:oddVBand="0" w:evenVBand="0" w:oddHBand="0" w:evenHBand="0" w:firstRowFirstColumn="0" w:firstRowLastColumn="0" w:lastRowFirstColumn="0" w:lastRowLastColumn="0"/>
+              <w:rPr>
+                <w:rFonts w:ascii="Arial" w:eastAsia="Times New Roman" w:hAnsi="Arial" w:cs="Arial"/>
+                <w:color w:val="000000"/>
+                <w:kern w:val="0"/>
+                <w:sz w:val="22"/>
+                <w:szCs w:val="22"/>
+                <w14:ligatures w14:val="none"/>
+              </w:rPr>
+            </w:pPr>
+            <w:r>
+              <w:rPr>
+                <w:rFonts w:ascii="Arial" w:eastAsia="Times New Roman" w:hAnsi="Arial" w:cs="Arial"/>
+                <w:b/>
+                <w:bCs/>
+                <w:color w:val="000000"/>
+                <w:kern w:val="0"/>
+                <w:sz w:val="22"/>
+                <w:szCs w:val="22"/>
+                <w14:ligatures w14:val="none"/>
+              </w:rPr>
+              <w:t>Required</w:t>
             </w:r>
           </w:p>
         </w:tc>
@@ -9291,6 +10040,32 @@
               <w:t>Number Field</w:t>
             </w:r>
           </w:p>
+          <w:p>
+            <w:pPr>
+              <w:cnfStyle w:val="000000000000" w:firstRow="0" w:lastRow="0" w:firstColumn="0" w:lastColumn="0" w:oddVBand="0" w:evenVBand="0" w:oddHBand="0" w:evenHBand="0" w:firstRowFirstColumn="0" w:firstRowLastColumn="0" w:lastRowFirstColumn="0" w:lastRowLastColumn="0"/>
+              <w:rPr>
+                <w:rFonts w:ascii="Arial" w:eastAsia="Times New Roman" w:hAnsi="Arial" w:cs="Arial"/>
+                <w:color w:val="000000"/>
+                <w:kern w:val="0"/>
+                <w:sz w:val="22"/>
+                <w:szCs w:val="22"/>
+                <w14:ligatures w14:val="none"/>
+              </w:rPr>
+            </w:pPr>
+            <w:r>
+              <w:rPr>
+                <w:rFonts w:ascii="Arial" w:eastAsia="Times New Roman" w:hAnsi="Arial" w:cs="Arial"/>
+                <w:b/>
+                <w:bCs/>
+                <w:color w:val="000000"/>
+                <w:kern w:val="0"/>
+                <w:sz w:val="22"/>
+                <w:szCs w:val="22"/>
+                <w14:ligatures w14:val="none"/>
+              </w:rPr>
+              <w:t>Required</w:t>
+            </w:r>
+          </w:p>
         </w:tc>
       </w:tr>
       <w:tr>
@@ -9423,6 +10198,32 @@
                 <w14:ligatures w14:val="none"/>
               </w:rPr>
               <w:t>Number Field</w:t>
+            </w:r>
+          </w:p>
+          <w:p>
+            <w:pPr>
+              <w:cnfStyle w:val="000000000000" w:firstRow="0" w:lastRow="0" w:firstColumn="0" w:lastColumn="0" w:oddVBand="0" w:evenVBand="0" w:oddHBand="0" w:evenHBand="0" w:firstRowFirstColumn="0" w:firstRowLastColumn="0" w:lastRowFirstColumn="0" w:lastRowLastColumn="0"/>
+              <w:rPr>
+                <w:rFonts w:ascii="Arial" w:eastAsia="Times New Roman" w:hAnsi="Arial" w:cs="Arial"/>
+                <w:color w:val="000000"/>
+                <w:kern w:val="0"/>
+                <w:sz w:val="22"/>
+                <w:szCs w:val="22"/>
+                <w14:ligatures w14:val="none"/>
+              </w:rPr>
+            </w:pPr>
+            <w:r>
+              <w:rPr>
+                <w:rFonts w:ascii="Arial" w:eastAsia="Times New Roman" w:hAnsi="Arial" w:cs="Arial"/>
+                <w:b/>
+                <w:bCs/>
+                <w:color w:val="000000"/>
+                <w:kern w:val="0"/>
+                <w:sz w:val="22"/>
+                <w:szCs w:val="22"/>
+                <w14:ligatures w14:val="none"/>
+              </w:rPr>
+              <w:t>Required</w:t>
             </w:r>
           </w:p>
         </w:tc>
@@ -9590,16 +10391,6 @@
         </w:rPr>
         <w:br w:type="page"/>
       </w:r>
-    </w:p>
-    <w:p>
-      <w:pPr>
-        <w:rPr>
-          <w:b/>
-          <w:bCs/>
-          <w:sz w:val="40"/>
-          <w:szCs w:val="40"/>
-        </w:rPr>
-      </w:pPr>
       <w:r>
         <w:rPr>
           <w:b/>
@@ -10280,29 +11071,16 @@
                 <w14:ligatures w14:val="none"/>
               </w:rPr>
             </w:pPr>
-            <w:proofErr w:type="gramStart"/>
-            <w:r>
-              <w:rPr>
-                <w:rFonts w:ascii="Arial" w:eastAsia="Times New Roman" w:hAnsi="Arial" w:cs="Arial"/>
-                <w:color w:val="000000"/>
-                <w:kern w:val="0"/>
-                <w:sz w:val="22"/>
-                <w:szCs w:val="22"/>
-                <w14:ligatures w14:val="none"/>
-              </w:rPr>
-              <w:t>Decimal(</w:t>
-            </w:r>
-            <w:proofErr w:type="gramEnd"/>
-            <w:r>
-              <w:rPr>
-                <w:rFonts w:ascii="Arial" w:eastAsia="Times New Roman" w:hAnsi="Arial" w:cs="Arial"/>
-                <w:color w:val="000000"/>
-                <w:kern w:val="0"/>
-                <w:sz w:val="22"/>
-                <w:szCs w:val="22"/>
-                <w14:ligatures w14:val="none"/>
-              </w:rPr>
-              <w:t>10,2)</w:t>
+            <w:r>
+              <w:rPr>
+                <w:rFonts w:ascii="Arial" w:eastAsia="Times New Roman" w:hAnsi="Arial" w:cs="Arial"/>
+                <w:color w:val="000000"/>
+                <w:kern w:val="0"/>
+                <w:sz w:val="22"/>
+                <w:szCs w:val="22"/>
+                <w14:ligatures w14:val="none"/>
+              </w:rPr>
+              <w:t>Decimal(10,2)</w:t>
             </w:r>
           </w:p>
         </w:tc>
@@ -10429,29 +11207,16 @@
                 <w14:ligatures w14:val="none"/>
               </w:rPr>
             </w:pPr>
-            <w:proofErr w:type="gramStart"/>
-            <w:r>
-              <w:rPr>
-                <w:rFonts w:ascii="Arial" w:eastAsia="Times New Roman" w:hAnsi="Arial" w:cs="Arial"/>
-                <w:color w:val="000000"/>
-                <w:kern w:val="0"/>
-                <w:sz w:val="22"/>
-                <w:szCs w:val="22"/>
-                <w14:ligatures w14:val="none"/>
-              </w:rPr>
-              <w:t>Decimal(</w:t>
-            </w:r>
-            <w:proofErr w:type="gramEnd"/>
-            <w:r>
-              <w:rPr>
-                <w:rFonts w:ascii="Arial" w:eastAsia="Times New Roman" w:hAnsi="Arial" w:cs="Arial"/>
-                <w:color w:val="000000"/>
-                <w:kern w:val="0"/>
-                <w:sz w:val="22"/>
-                <w:szCs w:val="22"/>
-                <w14:ligatures w14:val="none"/>
-              </w:rPr>
-              <w:t>10,2)</w:t>
+            <w:r>
+              <w:rPr>
+                <w:rFonts w:ascii="Arial" w:eastAsia="Times New Roman" w:hAnsi="Arial" w:cs="Arial"/>
+                <w:color w:val="000000"/>
+                <w:kern w:val="0"/>
+                <w:sz w:val="22"/>
+                <w:szCs w:val="22"/>
+                <w14:ligatures w14:val="none"/>
+              </w:rPr>
+              <w:t>Decimal(10,2)</w:t>
             </w:r>
           </w:p>
         </w:tc>
@@ -10578,29 +11343,16 @@
                 <w14:ligatures w14:val="none"/>
               </w:rPr>
             </w:pPr>
-            <w:proofErr w:type="gramStart"/>
-            <w:r>
-              <w:rPr>
-                <w:rFonts w:ascii="Arial" w:eastAsia="Times New Roman" w:hAnsi="Arial" w:cs="Arial"/>
-                <w:color w:val="000000"/>
-                <w:kern w:val="0"/>
-                <w:sz w:val="22"/>
-                <w:szCs w:val="22"/>
-                <w14:ligatures w14:val="none"/>
-              </w:rPr>
-              <w:t>Decimal(</w:t>
-            </w:r>
-            <w:proofErr w:type="gramEnd"/>
-            <w:r>
-              <w:rPr>
-                <w:rFonts w:ascii="Arial" w:eastAsia="Times New Roman" w:hAnsi="Arial" w:cs="Arial"/>
-                <w:color w:val="000000"/>
-                <w:kern w:val="0"/>
-                <w:sz w:val="22"/>
-                <w:szCs w:val="22"/>
-                <w14:ligatures w14:val="none"/>
-              </w:rPr>
-              <w:t>10,2)</w:t>
+            <w:r>
+              <w:rPr>
+                <w:rFonts w:ascii="Arial" w:eastAsia="Times New Roman" w:hAnsi="Arial" w:cs="Arial"/>
+                <w:color w:val="000000"/>
+                <w:kern w:val="0"/>
+                <w:sz w:val="22"/>
+                <w:szCs w:val="22"/>
+                <w14:ligatures w14:val="none"/>
+              </w:rPr>
+              <w:t>Decimal(10,2)</w:t>
             </w:r>
           </w:p>
         </w:tc>
@@ -10727,29 +11479,16 @@
                 <w14:ligatures w14:val="none"/>
               </w:rPr>
             </w:pPr>
-            <w:proofErr w:type="gramStart"/>
-            <w:r>
-              <w:rPr>
-                <w:rFonts w:ascii="Arial" w:eastAsia="Times New Roman" w:hAnsi="Arial" w:cs="Arial"/>
-                <w:color w:val="000000"/>
-                <w:kern w:val="0"/>
-                <w:sz w:val="22"/>
-                <w:szCs w:val="22"/>
-                <w14:ligatures w14:val="none"/>
-              </w:rPr>
-              <w:t>Decimal(</w:t>
-            </w:r>
-            <w:proofErr w:type="gramEnd"/>
-            <w:r>
-              <w:rPr>
-                <w:rFonts w:ascii="Arial" w:eastAsia="Times New Roman" w:hAnsi="Arial" w:cs="Arial"/>
-                <w:color w:val="000000"/>
-                <w:kern w:val="0"/>
-                <w:sz w:val="22"/>
-                <w:szCs w:val="22"/>
-                <w14:ligatures w14:val="none"/>
-              </w:rPr>
-              <w:t>10,2)</w:t>
+            <w:r>
+              <w:rPr>
+                <w:rFonts w:ascii="Arial" w:eastAsia="Times New Roman" w:hAnsi="Arial" w:cs="Arial"/>
+                <w:color w:val="000000"/>
+                <w:kern w:val="0"/>
+                <w:sz w:val="22"/>
+                <w:szCs w:val="22"/>
+                <w14:ligatures w14:val="none"/>
+              </w:rPr>
+              <w:t>Decimal(10,2)</w:t>
             </w:r>
           </w:p>
         </w:tc>
@@ -11012,29 +11751,16 @@
                 <w14:ligatures w14:val="none"/>
               </w:rPr>
             </w:pPr>
-            <w:proofErr w:type="gramStart"/>
-            <w:r>
-              <w:rPr>
-                <w:rFonts w:ascii="Arial" w:eastAsia="Times New Roman" w:hAnsi="Arial" w:cs="Arial"/>
-                <w:color w:val="000000"/>
-                <w:kern w:val="0"/>
-                <w:sz w:val="22"/>
-                <w:szCs w:val="22"/>
-                <w14:ligatures w14:val="none"/>
-              </w:rPr>
-              <w:t>Decimal(</w:t>
-            </w:r>
-            <w:proofErr w:type="gramEnd"/>
-            <w:r>
-              <w:rPr>
-                <w:rFonts w:ascii="Arial" w:eastAsia="Times New Roman" w:hAnsi="Arial" w:cs="Arial"/>
-                <w:color w:val="000000"/>
-                <w:kern w:val="0"/>
-                <w:sz w:val="22"/>
-                <w:szCs w:val="22"/>
-                <w14:ligatures w14:val="none"/>
-              </w:rPr>
-              <w:t>10,2)</w:t>
+            <w:r>
+              <w:rPr>
+                <w:rFonts w:ascii="Arial" w:eastAsia="Times New Roman" w:hAnsi="Arial" w:cs="Arial"/>
+                <w:color w:val="000000"/>
+                <w:kern w:val="0"/>
+                <w:sz w:val="22"/>
+                <w:szCs w:val="22"/>
+                <w14:ligatures w14:val="none"/>
+              </w:rPr>
+              <w:t>Decimal(10,2)</w:t>
             </w:r>
           </w:p>
         </w:tc>
@@ -11161,29 +11887,16 @@
                 <w14:ligatures w14:val="none"/>
               </w:rPr>
             </w:pPr>
-            <w:proofErr w:type="gramStart"/>
-            <w:r>
-              <w:rPr>
-                <w:rFonts w:ascii="Arial" w:eastAsia="Times New Roman" w:hAnsi="Arial" w:cs="Arial"/>
-                <w:color w:val="000000"/>
-                <w:kern w:val="0"/>
-                <w:sz w:val="22"/>
-                <w:szCs w:val="22"/>
-                <w14:ligatures w14:val="none"/>
-              </w:rPr>
-              <w:t>Decimal(</w:t>
-            </w:r>
-            <w:proofErr w:type="gramEnd"/>
-            <w:r>
-              <w:rPr>
-                <w:rFonts w:ascii="Arial" w:eastAsia="Times New Roman" w:hAnsi="Arial" w:cs="Arial"/>
-                <w:color w:val="000000"/>
-                <w:kern w:val="0"/>
-                <w:sz w:val="22"/>
-                <w:szCs w:val="22"/>
-                <w14:ligatures w14:val="none"/>
-              </w:rPr>
-              <w:t>10,2)</w:t>
+            <w:r>
+              <w:rPr>
+                <w:rFonts w:ascii="Arial" w:eastAsia="Times New Roman" w:hAnsi="Arial" w:cs="Arial"/>
+                <w:color w:val="000000"/>
+                <w:kern w:val="0"/>
+                <w:sz w:val="22"/>
+                <w:szCs w:val="22"/>
+                <w14:ligatures w14:val="none"/>
+              </w:rPr>
+              <w:t>Decimal(10,2)</w:t>
             </w:r>
           </w:p>
         </w:tc>
@@ -11310,29 +12023,16 @@
                 <w14:ligatures w14:val="none"/>
               </w:rPr>
             </w:pPr>
-            <w:proofErr w:type="gramStart"/>
-            <w:r>
-              <w:rPr>
-                <w:rFonts w:ascii="Arial" w:eastAsia="Times New Roman" w:hAnsi="Arial" w:cs="Arial"/>
-                <w:color w:val="000000"/>
-                <w:kern w:val="0"/>
-                <w:sz w:val="22"/>
-                <w:szCs w:val="22"/>
-                <w14:ligatures w14:val="none"/>
-              </w:rPr>
-              <w:t>Decimal(</w:t>
-            </w:r>
-            <w:proofErr w:type="gramEnd"/>
-            <w:r>
-              <w:rPr>
-                <w:rFonts w:ascii="Arial" w:eastAsia="Times New Roman" w:hAnsi="Arial" w:cs="Arial"/>
-                <w:color w:val="000000"/>
-                <w:kern w:val="0"/>
-                <w:sz w:val="22"/>
-                <w:szCs w:val="22"/>
-                <w14:ligatures w14:val="none"/>
-              </w:rPr>
-              <w:t>10,2)</w:t>
+            <w:r>
+              <w:rPr>
+                <w:rFonts w:ascii="Arial" w:eastAsia="Times New Roman" w:hAnsi="Arial" w:cs="Arial"/>
+                <w:color w:val="000000"/>
+                <w:kern w:val="0"/>
+                <w:sz w:val="22"/>
+                <w:szCs w:val="22"/>
+                <w14:ligatures w14:val="none"/>
+              </w:rPr>
+              <w:t>Decimal(10,2)</w:t>
             </w:r>
           </w:p>
         </w:tc>
@@ -11459,29 +12159,16 @@
                 <w14:ligatures w14:val="none"/>
               </w:rPr>
             </w:pPr>
-            <w:proofErr w:type="gramStart"/>
-            <w:r>
-              <w:rPr>
-                <w:rFonts w:ascii="Arial" w:eastAsia="Times New Roman" w:hAnsi="Arial" w:cs="Arial"/>
-                <w:color w:val="000000"/>
-                <w:kern w:val="0"/>
-                <w:sz w:val="22"/>
-                <w:szCs w:val="22"/>
-                <w14:ligatures w14:val="none"/>
-              </w:rPr>
-              <w:t>Decimal(</w:t>
-            </w:r>
-            <w:proofErr w:type="gramEnd"/>
-            <w:r>
-              <w:rPr>
-                <w:rFonts w:ascii="Arial" w:eastAsia="Times New Roman" w:hAnsi="Arial" w:cs="Arial"/>
-                <w:color w:val="000000"/>
-                <w:kern w:val="0"/>
-                <w:sz w:val="22"/>
-                <w:szCs w:val="22"/>
-                <w14:ligatures w14:val="none"/>
-              </w:rPr>
-              <w:t>10,2)</w:t>
+            <w:r>
+              <w:rPr>
+                <w:rFonts w:ascii="Arial" w:eastAsia="Times New Roman" w:hAnsi="Arial" w:cs="Arial"/>
+                <w:color w:val="000000"/>
+                <w:kern w:val="0"/>
+                <w:sz w:val="22"/>
+                <w:szCs w:val="22"/>
+                <w14:ligatures w14:val="none"/>
+              </w:rPr>
+              <w:t>Decimal(10,2)</w:t>
             </w:r>
           </w:p>
         </w:tc>
@@ -12537,15 +13224,7 @@
                 <w:sz w:val="22"/>
                 <w:szCs w:val="22"/>
               </w:rPr>
-              <w:t>Glycol_Machine</w:t>
-            </w:r>
-            <w:r>
-              <w:rPr>
-                <w:rFonts w:ascii="Arial" w:hAnsi="Arial" w:cs="Arial"/>
-                <w:sz w:val="22"/>
-                <w:szCs w:val="22"/>
-              </w:rPr>
-              <w:t>_ID</w:t>
+              <w:t>Glycol_Machine_ID</w:t>
             </w:r>
             <w:proofErr w:type="spellEnd"/>
           </w:p>
@@ -12800,7 +13479,7 @@
                 <w:szCs w:val="22"/>
                 <w14:ligatures w14:val="none"/>
               </w:rPr>
-              <w:t>Before_Pressure_Low_Threshold_PSI</w:t>
+              <w:t>Before_Pressure_Return_PSI</w:t>
             </w:r>
             <w:proofErr w:type="spellEnd"/>
           </w:p>
@@ -12933,7 +13612,7 @@
                 <w:szCs w:val="22"/>
                 <w14:ligatures w14:val="none"/>
               </w:rPr>
-              <w:t>Before_Pressure_High_Threshold_PSI</w:t>
+              <w:t>Before_Pressure_Out_PSI</w:t>
             </w:r>
             <w:proofErr w:type="spellEnd"/>
           </w:p>
@@ -13066,7 +13745,7 @@
                 <w:szCs w:val="22"/>
                 <w14:ligatures w14:val="none"/>
               </w:rPr>
-              <w:t>Before_Pressure_Operating_PSI</w:t>
+              <w:t>Before_Measure_Line</w:t>
             </w:r>
             <w:proofErr w:type="spellEnd"/>
           </w:p>
@@ -13097,7 +13776,7 @@
                 <w:szCs w:val="22"/>
                 <w14:ligatures w14:val="none"/>
               </w:rPr>
-              <w:t>Int</w:t>
+              <w:t>Varchar(10)</w:t>
             </w:r>
           </w:p>
         </w:tc>
@@ -13127,7 +13806,94 @@
                 <w:szCs w:val="22"/>
                 <w14:ligatures w14:val="none"/>
               </w:rPr>
-              <w:t>Number Field</w:t>
+              <w:t>Dropdown:</w:t>
+            </w:r>
+          </w:p>
+          <w:p>
+            <w:pPr>
+              <w:pStyle w:val="ListParagraph"/>
+              <w:numPr>
+                <w:ilvl w:val="0"/>
+                <w:numId w:val="5"/>
+              </w:numPr>
+              <w:cnfStyle w:val="000000000000" w:firstRow="0" w:lastRow="0" w:firstColumn="0" w:lastColumn="0" w:oddVBand="0" w:evenVBand="0" w:oddHBand="0" w:evenHBand="0" w:firstRowFirstColumn="0" w:firstRowLastColumn="0" w:lastRowFirstColumn="0" w:lastRowLastColumn="0"/>
+              <w:rPr>
+                <w:rFonts w:ascii="Arial" w:eastAsia="Times New Roman" w:hAnsi="Arial" w:cs="Arial"/>
+                <w:color w:val="000000"/>
+                <w:kern w:val="0"/>
+                <w:sz w:val="22"/>
+                <w:szCs w:val="22"/>
+                <w14:ligatures w14:val="none"/>
+              </w:rPr>
+            </w:pPr>
+            <w:r>
+              <w:rPr>
+                <w:rFonts w:ascii="Arial" w:eastAsia="Times New Roman" w:hAnsi="Arial" w:cs="Arial"/>
+                <w:color w:val="000000"/>
+                <w:kern w:val="0"/>
+                <w:sz w:val="22"/>
+                <w:szCs w:val="22"/>
+                <w14:ligatures w14:val="none"/>
+              </w:rPr>
+              <w:t>Above</w:t>
+            </w:r>
+          </w:p>
+          <w:p>
+            <w:pPr>
+              <w:pStyle w:val="ListParagraph"/>
+              <w:numPr>
+                <w:ilvl w:val="0"/>
+                <w:numId w:val="5"/>
+              </w:numPr>
+              <w:cnfStyle w:val="000000000000" w:firstRow="0" w:lastRow="0" w:firstColumn="0" w:lastColumn="0" w:oddVBand="0" w:evenVBand="0" w:oddHBand="0" w:evenHBand="0" w:firstRowFirstColumn="0" w:firstRowLastColumn="0" w:lastRowFirstColumn="0" w:lastRowLastColumn="0"/>
+              <w:rPr>
+                <w:rFonts w:ascii="Arial" w:eastAsia="Times New Roman" w:hAnsi="Arial" w:cs="Arial"/>
+                <w:color w:val="000000"/>
+                <w:kern w:val="0"/>
+                <w:sz w:val="22"/>
+                <w:szCs w:val="22"/>
+                <w14:ligatures w14:val="none"/>
+              </w:rPr>
+            </w:pPr>
+            <w:r>
+              <w:rPr>
+                <w:rFonts w:ascii="Arial" w:eastAsia="Times New Roman" w:hAnsi="Arial" w:cs="Arial"/>
+                <w:color w:val="000000"/>
+                <w:kern w:val="0"/>
+                <w:sz w:val="22"/>
+                <w:szCs w:val="22"/>
+                <w14:ligatures w14:val="none"/>
+              </w:rPr>
+              <w:t>Below</w:t>
+            </w:r>
+          </w:p>
+          <w:p>
+            <w:pPr>
+              <w:pStyle w:val="ListParagraph"/>
+              <w:numPr>
+                <w:ilvl w:val="0"/>
+                <w:numId w:val="5"/>
+              </w:numPr>
+              <w:cnfStyle w:val="000000000000" w:firstRow="0" w:lastRow="0" w:firstColumn="0" w:lastColumn="0" w:oddVBand="0" w:evenVBand="0" w:oddHBand="0" w:evenHBand="0" w:firstRowFirstColumn="0" w:firstRowLastColumn="0" w:lastRowFirstColumn="0" w:lastRowLastColumn="0"/>
+              <w:rPr>
+                <w:rFonts w:ascii="Arial" w:eastAsia="Times New Roman" w:hAnsi="Arial" w:cs="Arial"/>
+                <w:color w:val="000000"/>
+                <w:kern w:val="0"/>
+                <w:sz w:val="22"/>
+                <w:szCs w:val="22"/>
+                <w14:ligatures w14:val="none"/>
+              </w:rPr>
+            </w:pPr>
+            <w:r>
+              <w:rPr>
+                <w:rFonts w:ascii="Arial" w:eastAsia="Times New Roman" w:hAnsi="Arial" w:cs="Arial"/>
+                <w:color w:val="000000"/>
+                <w:kern w:val="0"/>
+                <w:sz w:val="22"/>
+                <w:szCs w:val="22"/>
+                <w14:ligatures w14:val="none"/>
+              </w:rPr>
+              <w:t>At</w:t>
             </w:r>
           </w:p>
         </w:tc>
@@ -13199,7 +13965,7 @@
                 <w:szCs w:val="22"/>
                 <w14:ligatures w14:val="none"/>
               </w:rPr>
-              <w:t>Before_Measure_Line</w:t>
+              <w:t>After_Pressure_Return_PSI</w:t>
             </w:r>
             <w:proofErr w:type="spellEnd"/>
           </w:p>
@@ -13221,29 +13987,16 @@
                 <w14:ligatures w14:val="none"/>
               </w:rPr>
             </w:pPr>
-            <w:proofErr w:type="gramStart"/>
-            <w:r>
-              <w:rPr>
-                <w:rFonts w:ascii="Arial" w:eastAsia="Times New Roman" w:hAnsi="Arial" w:cs="Arial"/>
-                <w:color w:val="000000"/>
-                <w:kern w:val="0"/>
-                <w:sz w:val="22"/>
-                <w:szCs w:val="22"/>
-                <w14:ligatures w14:val="none"/>
-              </w:rPr>
-              <w:t>Varchar(</w:t>
-            </w:r>
-            <w:proofErr w:type="gramEnd"/>
-            <w:r>
-              <w:rPr>
-                <w:rFonts w:ascii="Arial" w:eastAsia="Times New Roman" w:hAnsi="Arial" w:cs="Arial"/>
-                <w:color w:val="000000"/>
-                <w:kern w:val="0"/>
-                <w:sz w:val="22"/>
-                <w:szCs w:val="22"/>
-                <w14:ligatures w14:val="none"/>
-              </w:rPr>
-              <w:t>10)</w:t>
+            <w:r>
+              <w:rPr>
+                <w:rFonts w:ascii="Arial" w:eastAsia="Times New Roman" w:hAnsi="Arial" w:cs="Arial"/>
+                <w:color w:val="000000"/>
+                <w:kern w:val="0"/>
+                <w:sz w:val="22"/>
+                <w:szCs w:val="22"/>
+                <w14:ligatures w14:val="none"/>
+              </w:rPr>
+              <w:t>Int</w:t>
             </w:r>
           </w:p>
         </w:tc>
@@ -13273,94 +14026,7 @@
                 <w:szCs w:val="22"/>
                 <w14:ligatures w14:val="none"/>
               </w:rPr>
-              <w:t>Dropdown:</w:t>
-            </w:r>
-          </w:p>
-          <w:p>
-            <w:pPr>
-              <w:pStyle w:val="ListParagraph"/>
-              <w:numPr>
-                <w:ilvl w:val="0"/>
-                <w:numId w:val="5"/>
-              </w:numPr>
-              <w:cnfStyle w:val="000000000000" w:firstRow="0" w:lastRow="0" w:firstColumn="0" w:lastColumn="0" w:oddVBand="0" w:evenVBand="0" w:oddHBand="0" w:evenHBand="0" w:firstRowFirstColumn="0" w:firstRowLastColumn="0" w:lastRowFirstColumn="0" w:lastRowLastColumn="0"/>
-              <w:rPr>
-                <w:rFonts w:ascii="Arial" w:eastAsia="Times New Roman" w:hAnsi="Arial" w:cs="Arial"/>
-                <w:color w:val="000000"/>
-                <w:kern w:val="0"/>
-                <w:sz w:val="22"/>
-                <w:szCs w:val="22"/>
-                <w14:ligatures w14:val="none"/>
-              </w:rPr>
-            </w:pPr>
-            <w:r>
-              <w:rPr>
-                <w:rFonts w:ascii="Arial" w:eastAsia="Times New Roman" w:hAnsi="Arial" w:cs="Arial"/>
-                <w:color w:val="000000"/>
-                <w:kern w:val="0"/>
-                <w:sz w:val="22"/>
-                <w:szCs w:val="22"/>
-                <w14:ligatures w14:val="none"/>
-              </w:rPr>
-              <w:t>Above</w:t>
-            </w:r>
-          </w:p>
-          <w:p>
-            <w:pPr>
-              <w:pStyle w:val="ListParagraph"/>
-              <w:numPr>
-                <w:ilvl w:val="0"/>
-                <w:numId w:val="5"/>
-              </w:numPr>
-              <w:cnfStyle w:val="000000000000" w:firstRow="0" w:lastRow="0" w:firstColumn="0" w:lastColumn="0" w:oddVBand="0" w:evenVBand="0" w:oddHBand="0" w:evenHBand="0" w:firstRowFirstColumn="0" w:firstRowLastColumn="0" w:lastRowFirstColumn="0" w:lastRowLastColumn="0"/>
-              <w:rPr>
-                <w:rFonts w:ascii="Arial" w:eastAsia="Times New Roman" w:hAnsi="Arial" w:cs="Arial"/>
-                <w:color w:val="000000"/>
-                <w:kern w:val="0"/>
-                <w:sz w:val="22"/>
-                <w:szCs w:val="22"/>
-                <w14:ligatures w14:val="none"/>
-              </w:rPr>
-            </w:pPr>
-            <w:r>
-              <w:rPr>
-                <w:rFonts w:ascii="Arial" w:eastAsia="Times New Roman" w:hAnsi="Arial" w:cs="Arial"/>
-                <w:color w:val="000000"/>
-                <w:kern w:val="0"/>
-                <w:sz w:val="22"/>
-                <w:szCs w:val="22"/>
-                <w14:ligatures w14:val="none"/>
-              </w:rPr>
-              <w:t>Below</w:t>
-            </w:r>
-          </w:p>
-          <w:p>
-            <w:pPr>
-              <w:pStyle w:val="ListParagraph"/>
-              <w:numPr>
-                <w:ilvl w:val="0"/>
-                <w:numId w:val="5"/>
-              </w:numPr>
-              <w:cnfStyle w:val="000000000000" w:firstRow="0" w:lastRow="0" w:firstColumn="0" w:lastColumn="0" w:oddVBand="0" w:evenVBand="0" w:oddHBand="0" w:evenHBand="0" w:firstRowFirstColumn="0" w:firstRowLastColumn="0" w:lastRowFirstColumn="0" w:lastRowLastColumn="0"/>
-              <w:rPr>
-                <w:rFonts w:ascii="Arial" w:eastAsia="Times New Roman" w:hAnsi="Arial" w:cs="Arial"/>
-                <w:color w:val="000000"/>
-                <w:kern w:val="0"/>
-                <w:sz w:val="22"/>
-                <w:szCs w:val="22"/>
-                <w14:ligatures w14:val="none"/>
-              </w:rPr>
-            </w:pPr>
-            <w:r>
-              <w:rPr>
-                <w:rFonts w:ascii="Arial" w:eastAsia="Times New Roman" w:hAnsi="Arial" w:cs="Arial"/>
-                <w:color w:val="000000"/>
-                <w:kern w:val="0"/>
-                <w:sz w:val="22"/>
-                <w:szCs w:val="22"/>
-                <w14:ligatures w14:val="none"/>
-              </w:rPr>
-              <w:t>At</w:t>
+              <w:t>Number Field</w:t>
             </w:r>
           </w:p>
         </w:tc>
@@ -13432,7 +14098,7 @@
                 <w:szCs w:val="22"/>
                 <w14:ligatures w14:val="none"/>
               </w:rPr>
-              <w:t>After_Pressure_Low_Threshold_PSI</w:t>
+              <w:t>After_Pressure_Out_PSI</w:t>
             </w:r>
             <w:proofErr w:type="spellEnd"/>
           </w:p>
@@ -13565,7 +14231,7 @@
                 <w:szCs w:val="22"/>
                 <w14:ligatures w14:val="none"/>
               </w:rPr>
-              <w:t>After_Pressure_High_Threshold_PSI</w:t>
+              <w:t>After_Measure_Line</w:t>
             </w:r>
             <w:proofErr w:type="spellEnd"/>
           </w:p>
@@ -13596,7 +14262,7 @@
                 <w:szCs w:val="22"/>
                 <w14:ligatures w14:val="none"/>
               </w:rPr>
-              <w:t>Int</w:t>
+              <w:t>Varchar(10)</w:t>
             </w:r>
           </w:p>
         </w:tc>
@@ -13626,7 +14292,94 @@
                 <w:szCs w:val="22"/>
                 <w14:ligatures w14:val="none"/>
               </w:rPr>
-              <w:t>Number Field</w:t>
+              <w:t>Dropdown:</w:t>
+            </w:r>
+          </w:p>
+          <w:p>
+            <w:pPr>
+              <w:pStyle w:val="ListParagraph"/>
+              <w:numPr>
+                <w:ilvl w:val="0"/>
+                <w:numId w:val="5"/>
+              </w:numPr>
+              <w:cnfStyle w:val="000000000000" w:firstRow="0" w:lastRow="0" w:firstColumn="0" w:lastColumn="0" w:oddVBand="0" w:evenVBand="0" w:oddHBand="0" w:evenHBand="0" w:firstRowFirstColumn="0" w:firstRowLastColumn="0" w:lastRowFirstColumn="0" w:lastRowLastColumn="0"/>
+              <w:rPr>
+                <w:rFonts w:ascii="Arial" w:eastAsia="Times New Roman" w:hAnsi="Arial" w:cs="Arial"/>
+                <w:color w:val="000000"/>
+                <w:kern w:val="0"/>
+                <w:sz w:val="22"/>
+                <w:szCs w:val="22"/>
+                <w14:ligatures w14:val="none"/>
+              </w:rPr>
+            </w:pPr>
+            <w:r>
+              <w:rPr>
+                <w:rFonts w:ascii="Arial" w:eastAsia="Times New Roman" w:hAnsi="Arial" w:cs="Arial"/>
+                <w:color w:val="000000"/>
+                <w:kern w:val="0"/>
+                <w:sz w:val="22"/>
+                <w:szCs w:val="22"/>
+                <w14:ligatures w14:val="none"/>
+              </w:rPr>
+              <w:t>Above</w:t>
+            </w:r>
+          </w:p>
+          <w:p>
+            <w:pPr>
+              <w:pStyle w:val="ListParagraph"/>
+              <w:numPr>
+                <w:ilvl w:val="0"/>
+                <w:numId w:val="5"/>
+              </w:numPr>
+              <w:cnfStyle w:val="000000000000" w:firstRow="0" w:lastRow="0" w:firstColumn="0" w:lastColumn="0" w:oddVBand="0" w:evenVBand="0" w:oddHBand="0" w:evenHBand="0" w:firstRowFirstColumn="0" w:firstRowLastColumn="0" w:lastRowFirstColumn="0" w:lastRowLastColumn="0"/>
+              <w:rPr>
+                <w:rFonts w:ascii="Arial" w:eastAsia="Times New Roman" w:hAnsi="Arial" w:cs="Arial"/>
+                <w:color w:val="000000"/>
+                <w:kern w:val="0"/>
+                <w:sz w:val="22"/>
+                <w:szCs w:val="22"/>
+                <w14:ligatures w14:val="none"/>
+              </w:rPr>
+            </w:pPr>
+            <w:r>
+              <w:rPr>
+                <w:rFonts w:ascii="Arial" w:eastAsia="Times New Roman" w:hAnsi="Arial" w:cs="Arial"/>
+                <w:color w:val="000000"/>
+                <w:kern w:val="0"/>
+                <w:sz w:val="22"/>
+                <w:szCs w:val="22"/>
+                <w14:ligatures w14:val="none"/>
+              </w:rPr>
+              <w:t>Below</w:t>
+            </w:r>
+          </w:p>
+          <w:p>
+            <w:pPr>
+              <w:pStyle w:val="ListParagraph"/>
+              <w:numPr>
+                <w:ilvl w:val="0"/>
+                <w:numId w:val="5"/>
+              </w:numPr>
+              <w:cnfStyle w:val="000000000000" w:firstRow="0" w:lastRow="0" w:firstColumn="0" w:lastColumn="0" w:oddVBand="0" w:evenVBand="0" w:oddHBand="0" w:evenHBand="0" w:firstRowFirstColumn="0" w:firstRowLastColumn="0" w:lastRowFirstColumn="0" w:lastRowLastColumn="0"/>
+              <w:rPr>
+                <w:rFonts w:ascii="Arial" w:eastAsia="Times New Roman" w:hAnsi="Arial" w:cs="Arial"/>
+                <w:color w:val="000000"/>
+                <w:kern w:val="0"/>
+                <w:sz w:val="22"/>
+                <w:szCs w:val="22"/>
+                <w14:ligatures w14:val="none"/>
+              </w:rPr>
+            </w:pPr>
+            <w:r>
+              <w:rPr>
+                <w:rFonts w:ascii="Arial" w:eastAsia="Times New Roman" w:hAnsi="Arial" w:cs="Arial"/>
+                <w:color w:val="000000"/>
+                <w:kern w:val="0"/>
+                <w:sz w:val="22"/>
+                <w:szCs w:val="22"/>
+                <w14:ligatures w14:val="none"/>
+              </w:rPr>
+              <w:t>At</w:t>
             </w:r>
           </w:p>
         </w:tc>
@@ -13698,7 +14451,7 @@
                 <w:szCs w:val="22"/>
                 <w14:ligatures w14:val="none"/>
               </w:rPr>
-              <w:t>After_Pressure_Operating_PSI</w:t>
+              <w:t>Gallons_Added</w:t>
             </w:r>
             <w:proofErr w:type="spellEnd"/>
           </w:p>
@@ -13821,19 +14574,17 @@
                 <w14:ligatures w14:val="none"/>
               </w:rPr>
             </w:pPr>
-            <w:proofErr w:type="spellStart"/>
-            <w:r>
-              <w:rPr>
-                <w:rFonts w:ascii="Arial" w:eastAsia="Times New Roman" w:hAnsi="Arial" w:cs="Arial"/>
-                <w:color w:val="000000"/>
-                <w:kern w:val="0"/>
-                <w:sz w:val="22"/>
-                <w:szCs w:val="22"/>
-                <w14:ligatures w14:val="none"/>
-              </w:rPr>
-              <w:t>After_Measure_Line</w:t>
-            </w:r>
-            <w:proofErr w:type="spellEnd"/>
+            <w:r>
+              <w:rPr>
+                <w:rFonts w:ascii="Arial" w:eastAsia="Times New Roman" w:hAnsi="Arial" w:cs="Arial"/>
+                <w:color w:val="000000"/>
+                <w:kern w:val="0"/>
+                <w:sz w:val="22"/>
+                <w:szCs w:val="22"/>
+                <w14:ligatures w14:val="none"/>
+              </w:rPr>
+              <w:t>Notes</w:t>
+            </w:r>
           </w:p>
         </w:tc>
         <w:tc>
@@ -13853,387 +14604,16 @@
                 <w14:ligatures w14:val="none"/>
               </w:rPr>
             </w:pPr>
-            <w:proofErr w:type="gramStart"/>
-            <w:r>
-              <w:rPr>
-                <w:rFonts w:ascii="Arial" w:eastAsia="Times New Roman" w:hAnsi="Arial" w:cs="Arial"/>
-                <w:color w:val="000000"/>
-                <w:kern w:val="0"/>
-                <w:sz w:val="22"/>
-                <w:szCs w:val="22"/>
-                <w14:ligatures w14:val="none"/>
-              </w:rPr>
-              <w:t>Varchar(</w:t>
-            </w:r>
-            <w:proofErr w:type="gramEnd"/>
-            <w:r>
-              <w:rPr>
-                <w:rFonts w:ascii="Arial" w:eastAsia="Times New Roman" w:hAnsi="Arial" w:cs="Arial"/>
-                <w:color w:val="000000"/>
-                <w:kern w:val="0"/>
-                <w:sz w:val="22"/>
-                <w:szCs w:val="22"/>
-                <w14:ligatures w14:val="none"/>
-              </w:rPr>
-              <w:t>10)</w:t>
-            </w:r>
-          </w:p>
-        </w:tc>
-        <w:tc>
-          <w:tcPr>
-            <w:tcW w:w="1909" w:type="dxa"/>
-            <w:noWrap/>
-          </w:tcPr>
-          <w:p>
-            <w:pPr>
-              <w:cnfStyle w:val="000000000000" w:firstRow="0" w:lastRow="0" w:firstColumn="0" w:lastColumn="0" w:oddVBand="0" w:evenVBand="0" w:oddHBand="0" w:evenHBand="0" w:firstRowFirstColumn="0" w:firstRowLastColumn="0" w:lastRowFirstColumn="0" w:lastRowLastColumn="0"/>
-              <w:rPr>
-                <w:rFonts w:ascii="Arial" w:eastAsia="Times New Roman" w:hAnsi="Arial" w:cs="Arial"/>
-                <w:color w:val="000000"/>
-                <w:kern w:val="0"/>
-                <w:sz w:val="22"/>
-                <w:szCs w:val="22"/>
-                <w14:ligatures w14:val="none"/>
-              </w:rPr>
-            </w:pPr>
-            <w:r>
-              <w:rPr>
-                <w:rFonts w:ascii="Arial" w:eastAsia="Times New Roman" w:hAnsi="Arial" w:cs="Arial"/>
-                <w:color w:val="000000"/>
-                <w:kern w:val="0"/>
-                <w:sz w:val="22"/>
-                <w:szCs w:val="22"/>
-                <w14:ligatures w14:val="none"/>
-              </w:rPr>
-              <w:t>Dropdown:</w:t>
-            </w:r>
-          </w:p>
-          <w:p>
-            <w:pPr>
-              <w:pStyle w:val="ListParagraph"/>
-              <w:numPr>
-                <w:ilvl w:val="0"/>
-                <w:numId w:val="5"/>
-              </w:numPr>
-              <w:cnfStyle w:val="000000000000" w:firstRow="0" w:lastRow="0" w:firstColumn="0" w:lastColumn="0" w:oddVBand="0" w:evenVBand="0" w:oddHBand="0" w:evenHBand="0" w:firstRowFirstColumn="0" w:firstRowLastColumn="0" w:lastRowFirstColumn="0" w:lastRowLastColumn="0"/>
-              <w:rPr>
-                <w:rFonts w:ascii="Arial" w:eastAsia="Times New Roman" w:hAnsi="Arial" w:cs="Arial"/>
-                <w:color w:val="000000"/>
-                <w:kern w:val="0"/>
-                <w:sz w:val="22"/>
-                <w:szCs w:val="22"/>
-                <w14:ligatures w14:val="none"/>
-              </w:rPr>
-            </w:pPr>
-            <w:r>
-              <w:rPr>
-                <w:rFonts w:ascii="Arial" w:eastAsia="Times New Roman" w:hAnsi="Arial" w:cs="Arial"/>
-                <w:color w:val="000000"/>
-                <w:kern w:val="0"/>
-                <w:sz w:val="22"/>
-                <w:szCs w:val="22"/>
-                <w14:ligatures w14:val="none"/>
-              </w:rPr>
-              <w:t>Above</w:t>
-            </w:r>
-          </w:p>
-          <w:p>
-            <w:pPr>
-              <w:pStyle w:val="ListParagraph"/>
-              <w:numPr>
-                <w:ilvl w:val="0"/>
-                <w:numId w:val="5"/>
-              </w:numPr>
-              <w:cnfStyle w:val="000000000000" w:firstRow="0" w:lastRow="0" w:firstColumn="0" w:lastColumn="0" w:oddVBand="0" w:evenVBand="0" w:oddHBand="0" w:evenHBand="0" w:firstRowFirstColumn="0" w:firstRowLastColumn="0" w:lastRowFirstColumn="0" w:lastRowLastColumn="0"/>
-              <w:rPr>
-                <w:rFonts w:ascii="Arial" w:eastAsia="Times New Roman" w:hAnsi="Arial" w:cs="Arial"/>
-                <w:color w:val="000000"/>
-                <w:kern w:val="0"/>
-                <w:sz w:val="22"/>
-                <w:szCs w:val="22"/>
-                <w14:ligatures w14:val="none"/>
-              </w:rPr>
-            </w:pPr>
-            <w:r>
-              <w:rPr>
-                <w:rFonts w:ascii="Arial" w:eastAsia="Times New Roman" w:hAnsi="Arial" w:cs="Arial"/>
-                <w:color w:val="000000"/>
-                <w:kern w:val="0"/>
-                <w:sz w:val="22"/>
-                <w:szCs w:val="22"/>
-                <w14:ligatures w14:val="none"/>
-              </w:rPr>
-              <w:t>Below</w:t>
-            </w:r>
-          </w:p>
-          <w:p>
-            <w:pPr>
-              <w:pStyle w:val="ListParagraph"/>
-              <w:numPr>
-                <w:ilvl w:val="0"/>
-                <w:numId w:val="5"/>
-              </w:numPr>
-              <w:cnfStyle w:val="000000000000" w:firstRow="0" w:lastRow="0" w:firstColumn="0" w:lastColumn="0" w:oddVBand="0" w:evenVBand="0" w:oddHBand="0" w:evenHBand="0" w:firstRowFirstColumn="0" w:firstRowLastColumn="0" w:lastRowFirstColumn="0" w:lastRowLastColumn="0"/>
-              <w:rPr>
-                <w:rFonts w:ascii="Arial" w:eastAsia="Times New Roman" w:hAnsi="Arial" w:cs="Arial"/>
-                <w:color w:val="000000"/>
-                <w:kern w:val="0"/>
-                <w:sz w:val="22"/>
-                <w:szCs w:val="22"/>
-                <w14:ligatures w14:val="none"/>
-              </w:rPr>
-            </w:pPr>
-            <w:r>
-              <w:rPr>
-                <w:rFonts w:ascii="Arial" w:eastAsia="Times New Roman" w:hAnsi="Arial" w:cs="Arial"/>
-                <w:color w:val="000000"/>
-                <w:kern w:val="0"/>
-                <w:sz w:val="22"/>
-                <w:szCs w:val="22"/>
-                <w14:ligatures w14:val="none"/>
-              </w:rPr>
-              <w:t>At</w:t>
-            </w:r>
-          </w:p>
-        </w:tc>
-      </w:tr>
-      <w:tr>
-        <w:tblPrEx>
-          <w:tblLook w:val="04A0" w:firstRow="1" w:lastRow="0" w:firstColumn="1" w:lastColumn="0" w:noHBand="0" w:noVBand="1"/>
-        </w:tblPrEx>
-        <w:trPr>
-          <w:trHeight w:val="285"/>
-        </w:trPr>
-        <w:tc>
-          <w:tcPr>
-            <w:cnfStyle w:val="001000000000" w:firstRow="0" w:lastRow="0" w:firstColumn="1" w:lastColumn="0" w:oddVBand="0" w:evenVBand="0" w:oddHBand="0" w:evenHBand="0" w:firstRowFirstColumn="0" w:firstRowLastColumn="0" w:lastRowFirstColumn="0" w:lastRowLastColumn="0"/>
-            <w:tcW w:w="1908" w:type="dxa"/>
-            <w:noWrap/>
-          </w:tcPr>
-          <w:p>
-            <w:pPr>
-              <w:rPr>
-                <w:rFonts w:ascii="Arial" w:hAnsi="Arial" w:cs="Arial"/>
-                <w:b w:val="0"/>
-                <w:bCs w:val="0"/>
-                <w:sz w:val="22"/>
-                <w:szCs w:val="22"/>
-              </w:rPr>
-            </w:pPr>
-            <w:proofErr w:type="spellStart"/>
-            <w:r>
-              <w:rPr>
-                <w:rFonts w:ascii="Arial" w:hAnsi="Arial" w:cs="Arial"/>
-                <w:b w:val="0"/>
-                <w:bCs w:val="0"/>
-                <w:sz w:val="22"/>
-                <w:szCs w:val="22"/>
-              </w:rPr>
-              <w:t>Glycol_Machine</w:t>
-            </w:r>
-            <w:proofErr w:type="spellEnd"/>
-          </w:p>
-        </w:tc>
-        <w:tc>
-          <w:tcPr>
-            <w:tcW w:w="4117" w:type="dxa"/>
-            <w:noWrap/>
-          </w:tcPr>
-          <w:p>
-            <w:pPr>
-              <w:cnfStyle w:val="000000000000" w:firstRow="0" w:lastRow="0" w:firstColumn="0" w:lastColumn="0" w:oddVBand="0" w:evenVBand="0" w:oddHBand="0" w:evenHBand="0" w:firstRowFirstColumn="0" w:firstRowLastColumn="0" w:lastRowFirstColumn="0" w:lastRowLastColumn="0"/>
-              <w:rPr>
-                <w:rFonts w:ascii="Arial" w:eastAsia="Times New Roman" w:hAnsi="Arial" w:cs="Arial"/>
-                <w:color w:val="000000"/>
-                <w:kern w:val="0"/>
-                <w:sz w:val="22"/>
-                <w:szCs w:val="22"/>
-                <w14:ligatures w14:val="none"/>
-              </w:rPr>
-            </w:pPr>
-            <w:proofErr w:type="spellStart"/>
-            <w:r>
-              <w:rPr>
-                <w:rFonts w:ascii="Arial" w:eastAsia="Times New Roman" w:hAnsi="Arial" w:cs="Arial"/>
-                <w:color w:val="000000"/>
-                <w:kern w:val="0"/>
-                <w:sz w:val="22"/>
-                <w:szCs w:val="22"/>
-                <w14:ligatures w14:val="none"/>
-              </w:rPr>
-              <w:t>Gallons_Added</w:t>
-            </w:r>
-            <w:proofErr w:type="spellEnd"/>
-          </w:p>
-        </w:tc>
-        <w:tc>
-          <w:tcPr>
-            <w:tcW w:w="1416" w:type="dxa"/>
-            <w:noWrap/>
-          </w:tcPr>
-          <w:p>
-            <w:pPr>
-              <w:cnfStyle w:val="000000000000" w:firstRow="0" w:lastRow="0" w:firstColumn="0" w:lastColumn="0" w:oddVBand="0" w:evenVBand="0" w:oddHBand="0" w:evenHBand="0" w:firstRowFirstColumn="0" w:firstRowLastColumn="0" w:lastRowFirstColumn="0" w:lastRowLastColumn="0"/>
-              <w:rPr>
-                <w:rFonts w:ascii="Arial" w:eastAsia="Times New Roman" w:hAnsi="Arial" w:cs="Arial"/>
-                <w:color w:val="000000"/>
-                <w:kern w:val="0"/>
-                <w:sz w:val="22"/>
-                <w:szCs w:val="22"/>
-                <w14:ligatures w14:val="none"/>
-              </w:rPr>
-            </w:pPr>
-            <w:r>
-              <w:rPr>
-                <w:rFonts w:ascii="Arial" w:eastAsia="Times New Roman" w:hAnsi="Arial" w:cs="Arial"/>
-                <w:color w:val="000000"/>
-                <w:kern w:val="0"/>
-                <w:sz w:val="22"/>
-                <w:szCs w:val="22"/>
-                <w14:ligatures w14:val="none"/>
-              </w:rPr>
-              <w:t>Int</w:t>
-            </w:r>
-          </w:p>
-        </w:tc>
-        <w:tc>
-          <w:tcPr>
-            <w:tcW w:w="1909" w:type="dxa"/>
-            <w:noWrap/>
-          </w:tcPr>
-          <w:p>
-            <w:pPr>
-              <w:cnfStyle w:val="000000000000" w:firstRow="0" w:lastRow="0" w:firstColumn="0" w:lastColumn="0" w:oddVBand="0" w:evenVBand="0" w:oddHBand="0" w:evenHBand="0" w:firstRowFirstColumn="0" w:firstRowLastColumn="0" w:lastRowFirstColumn="0" w:lastRowLastColumn="0"/>
-              <w:rPr>
-                <w:rFonts w:ascii="Arial" w:eastAsia="Times New Roman" w:hAnsi="Arial" w:cs="Arial"/>
-                <w:color w:val="000000"/>
-                <w:kern w:val="0"/>
-                <w:sz w:val="22"/>
-                <w:szCs w:val="22"/>
-                <w14:ligatures w14:val="none"/>
-              </w:rPr>
-            </w:pPr>
-            <w:r>
-              <w:rPr>
-                <w:rFonts w:ascii="Arial" w:eastAsia="Times New Roman" w:hAnsi="Arial" w:cs="Arial"/>
-                <w:color w:val="000000"/>
-                <w:kern w:val="0"/>
-                <w:sz w:val="22"/>
-                <w:szCs w:val="22"/>
-                <w14:ligatures w14:val="none"/>
-              </w:rPr>
-              <w:t>Number Field</w:t>
-            </w:r>
-          </w:p>
-        </w:tc>
-      </w:tr>
-      <w:tr>
-        <w:tblPrEx>
-          <w:tblLook w:val="04A0" w:firstRow="1" w:lastRow="0" w:firstColumn="1" w:lastColumn="0" w:noHBand="0" w:noVBand="1"/>
-        </w:tblPrEx>
-        <w:trPr>
-          <w:trHeight w:val="285"/>
-        </w:trPr>
-        <w:tc>
-          <w:tcPr>
-            <w:cnfStyle w:val="001000000000" w:firstRow="0" w:lastRow="0" w:firstColumn="1" w:lastColumn="0" w:oddVBand="0" w:evenVBand="0" w:oddHBand="0" w:evenHBand="0" w:firstRowFirstColumn="0" w:firstRowLastColumn="0" w:lastRowFirstColumn="0" w:lastRowLastColumn="0"/>
-            <w:tcW w:w="1908" w:type="dxa"/>
-            <w:noWrap/>
-          </w:tcPr>
-          <w:p>
-            <w:pPr>
-              <w:rPr>
-                <w:rFonts w:ascii="Arial" w:hAnsi="Arial" w:cs="Arial"/>
-                <w:b w:val="0"/>
-                <w:bCs w:val="0"/>
-                <w:sz w:val="22"/>
-                <w:szCs w:val="22"/>
-              </w:rPr>
-            </w:pPr>
-            <w:proofErr w:type="spellStart"/>
-            <w:r>
-              <w:rPr>
-                <w:rFonts w:ascii="Arial" w:hAnsi="Arial" w:cs="Arial"/>
-                <w:b w:val="0"/>
-                <w:bCs w:val="0"/>
-                <w:sz w:val="22"/>
-                <w:szCs w:val="22"/>
-              </w:rPr>
-              <w:t>Glycol_Machine</w:t>
-            </w:r>
-            <w:proofErr w:type="spellEnd"/>
-          </w:p>
-        </w:tc>
-        <w:tc>
-          <w:tcPr>
-            <w:tcW w:w="4117" w:type="dxa"/>
-            <w:noWrap/>
-          </w:tcPr>
-          <w:p>
-            <w:pPr>
-              <w:cnfStyle w:val="000000000000" w:firstRow="0" w:lastRow="0" w:firstColumn="0" w:lastColumn="0" w:oddVBand="0" w:evenVBand="0" w:oddHBand="0" w:evenHBand="0" w:firstRowFirstColumn="0" w:firstRowLastColumn="0" w:lastRowFirstColumn="0" w:lastRowLastColumn="0"/>
-              <w:rPr>
-                <w:rFonts w:ascii="Arial" w:eastAsia="Times New Roman" w:hAnsi="Arial" w:cs="Arial"/>
-                <w:color w:val="000000"/>
-                <w:kern w:val="0"/>
-                <w:sz w:val="22"/>
-                <w:szCs w:val="22"/>
-                <w14:ligatures w14:val="none"/>
-              </w:rPr>
-            </w:pPr>
-            <w:r>
-              <w:rPr>
-                <w:rFonts w:ascii="Arial" w:eastAsia="Times New Roman" w:hAnsi="Arial" w:cs="Arial"/>
-                <w:color w:val="000000"/>
-                <w:kern w:val="0"/>
-                <w:sz w:val="22"/>
-                <w:szCs w:val="22"/>
-                <w14:ligatures w14:val="none"/>
-              </w:rPr>
-              <w:t>Notes</w:t>
-            </w:r>
-          </w:p>
-        </w:tc>
-        <w:tc>
-          <w:tcPr>
-            <w:tcW w:w="1416" w:type="dxa"/>
-            <w:noWrap/>
-          </w:tcPr>
-          <w:p>
-            <w:pPr>
-              <w:cnfStyle w:val="000000000000" w:firstRow="0" w:lastRow="0" w:firstColumn="0" w:lastColumn="0" w:oddVBand="0" w:evenVBand="0" w:oddHBand="0" w:evenHBand="0" w:firstRowFirstColumn="0" w:firstRowLastColumn="0" w:lastRowFirstColumn="0" w:lastRowLastColumn="0"/>
-              <w:rPr>
-                <w:rFonts w:ascii="Arial" w:eastAsia="Times New Roman" w:hAnsi="Arial" w:cs="Arial"/>
-                <w:color w:val="000000"/>
-                <w:kern w:val="0"/>
-                <w:sz w:val="22"/>
-                <w:szCs w:val="22"/>
-                <w14:ligatures w14:val="none"/>
-              </w:rPr>
-            </w:pPr>
-            <w:proofErr w:type="gramStart"/>
-            <w:r>
-              <w:rPr>
-                <w:rFonts w:ascii="Arial" w:eastAsia="Times New Roman" w:hAnsi="Arial" w:cs="Arial"/>
-                <w:color w:val="000000"/>
-                <w:kern w:val="0"/>
-                <w:sz w:val="22"/>
-                <w:szCs w:val="22"/>
-                <w14:ligatures w14:val="none"/>
-              </w:rPr>
-              <w:t>Varchar(</w:t>
-            </w:r>
-            <w:proofErr w:type="gramEnd"/>
-            <w:r>
-              <w:rPr>
-                <w:rFonts w:ascii="Arial" w:eastAsia="Times New Roman" w:hAnsi="Arial" w:cs="Arial"/>
-                <w:color w:val="000000"/>
-                <w:kern w:val="0"/>
-                <w:sz w:val="22"/>
-                <w:szCs w:val="22"/>
-                <w14:ligatures w14:val="none"/>
-              </w:rPr>
-              <w:t>20)</w:t>
+            <w:r>
+              <w:rPr>
+                <w:rFonts w:ascii="Arial" w:eastAsia="Times New Roman" w:hAnsi="Arial" w:cs="Arial"/>
+                <w:color w:val="000000"/>
+                <w:kern w:val="0"/>
+                <w:sz w:val="22"/>
+                <w:szCs w:val="22"/>
+                <w14:ligatures w14:val="none"/>
+              </w:rPr>
+              <w:t>Varchar(20)</w:t>
             </w:r>
           </w:p>
         </w:tc>
@@ -14483,17 +14863,8 @@
           <w:b/>
           <w:bCs/>
         </w:rPr>
-        <w:t xml:space="preserve">New </w:t>
+        <w:t>New hoses</w:t>
       </w:r>
-      <w:proofErr w:type="gramStart"/>
-      <w:r>
-        <w:rPr>
-          <w:b/>
-          <w:bCs/>
-        </w:rPr>
-        <w:t>hoses</w:t>
-      </w:r>
-      <w:proofErr w:type="gramEnd"/>
     </w:p>
     <w:p>
       <w:pPr>
@@ -14730,7 +15101,6 @@
           <w:b/>
           <w:bCs/>
         </w:rPr>
-        <w:lastRenderedPageBreak/>
         <w:t xml:space="preserve">***Possible </w:t>
       </w:r>
       <w:r>
@@ -14760,6 +15130,7 @@
           <w:b/>
           <w:bCs/>
         </w:rPr>
+        <w:lastRenderedPageBreak/>
         <w:t>Engine</w:t>
       </w:r>
     </w:p>
@@ -15223,7 +15594,6 @@
           <w:b/>
           <w:bCs/>
         </w:rPr>
-        <w:lastRenderedPageBreak/>
         <w:t xml:space="preserve">Blade Sharpened </w:t>
       </w:r>
     </w:p>
@@ -15243,6 +15613,7 @@
           <w:b/>
           <w:bCs/>
         </w:rPr>
+        <w:lastRenderedPageBreak/>
         <w:t xml:space="preserve">Blade Holder Serviced </w:t>
       </w:r>
     </w:p>
@@ -15702,7 +16073,6 @@
           <w:b/>
           <w:bCs/>
         </w:rPr>
-        <w:lastRenderedPageBreak/>
         <w:t xml:space="preserve">Engine Issue </w:t>
       </w:r>
     </w:p>
@@ -15722,6 +16092,7 @@
           <w:b/>
           <w:bCs/>
         </w:rPr>
+        <w:lastRenderedPageBreak/>
         <w:t xml:space="preserve">Transmission Issue </w:t>
       </w:r>
     </w:p>
@@ -15949,7 +16320,7 @@
 </file>
 
 <file path=word/endnotes.xml><?xml version="1.0" encoding="utf-8"?>
-<w:endnotes xmlns:wpc="http://schemas.microsoft.com/office/word/2010/wordprocessingCanvas" xmlns:cx="http://schemas.microsoft.com/office/drawing/2014/chartex" xmlns:cx1="http://schemas.microsoft.com/office/drawing/2015/9/8/chartex" xmlns:cx2="http://schemas.microsoft.com/office/drawing/2015/10/21/chartex" xmlns:cx3="http://schemas.microsoft.com/office/drawing/2016/5/9/chartex" xmlns:cx4="http://schemas.microsoft.com/office/drawing/2016/5/10/chartex" xmlns:cx5="http://schemas.microsoft.com/office/drawing/2016/5/11/chartex" xmlns:cx6="http://schemas.microsoft.com/office/drawing/2016/5/12/chartex" xmlns:cx7="http://schemas.microsoft.com/office/drawing/2016/5/13/chartex" xmlns:cx8="http://schemas.microsoft.com/office/drawing/2016/5/14/chartex" xmlns:mc="http://schemas.openxmlformats.org/markup-compatibility/2006" xmlns:aink="http://schemas.microsoft.com/office/drawing/2016/ink" xmlns:am3d="http://schemas.microsoft.com/office/drawing/2017/model3d" xmlns:o="urn:schemas-microsoft-com:office:office" xmlns:oel="http://schemas.microsoft.com/office/2019/extlst" xmlns:r="http://schemas.openxmlformats.org/officeDocument/2006/relationships" xmlns:m="http://schemas.openxmlformats.org/officeDocument/2006/math" xmlns:v="urn:schemas-microsoft-com:vml" xmlns:wp14="http://schemas.microsoft.com/office/word/2010/wordprocessingDrawing" xmlns:wp="http://schemas.openxmlformats.org/drawingml/2006/wordprocessingDrawing" xmlns:w10="urn:schemas-microsoft-com:office:word" xmlns:w="http://schemas.openxmlformats.org/wordprocessingml/2006/main" xmlns:w14="http://schemas.microsoft.com/office/word/2010/wordml" xmlns:w15="http://schemas.microsoft.com/office/word/2012/wordml" xmlns:w16cex="http://schemas.microsoft.com/office/word/2018/wordml/cex" xmlns:w16cid="http://schemas.microsoft.com/office/word/2016/wordml/cid" xmlns:w16="http://schemas.microsoft.com/office/word/2018/wordml" xmlns:w16du="http://schemas.microsoft.com/office/word/2023/wordml/word16du" xmlns:w16sdtdh="http://schemas.microsoft.com/office/word/2020/wordml/sdtdatahash" xmlns:w16sdtfl="http://schemas.microsoft.com/office/word/2024/wordml/sdtformatlock" xmlns:w16se="http://schemas.microsoft.com/office/word/2015/wordml/symex" xmlns:wpg="http://schemas.microsoft.com/office/word/2010/wordprocessingGroup" xmlns:wpi="http://schemas.microsoft.com/office/word/2010/wordprocessingInk" xmlns:wne="http://schemas.microsoft.com/office/word/2006/wordml" xmlns:wps="http://schemas.microsoft.com/office/word/2010/wordprocessingShape" mc:Ignorable="w14 w15 w16se w16cid w16 w16cex w16sdtdh w16sdtfl w16du wp14">
+<w:endnotes xmlns:wpc="http://schemas.microsoft.com/office/word/2010/wordprocessingCanvas" xmlns:cx="http://schemas.microsoft.com/office/drawing/2014/chartex" xmlns:cx1="http://schemas.microsoft.com/office/drawing/2015/9/8/chartex" xmlns:cx2="http://schemas.microsoft.com/office/drawing/2015/10/21/chartex" xmlns:cx3="http://schemas.microsoft.com/office/drawing/2016/5/9/chartex" xmlns:cx4="http://schemas.microsoft.com/office/drawing/2016/5/10/chartex" xmlns:cx5="http://schemas.microsoft.com/office/drawing/2016/5/11/chartex" xmlns:cx6="http://schemas.microsoft.com/office/drawing/2016/5/12/chartex" xmlns:cx7="http://schemas.microsoft.com/office/drawing/2016/5/13/chartex" xmlns:cx8="http://schemas.microsoft.com/office/drawing/2016/5/14/chartex" xmlns:mc="http://schemas.openxmlformats.org/markup-compatibility/2006" xmlns:aink="http://schemas.microsoft.com/office/drawing/2016/ink" xmlns:am3d="http://schemas.microsoft.com/office/drawing/2017/model3d" xmlns:o="urn:schemas-microsoft-com:office:office" xmlns:oel="http://schemas.microsoft.com/office/2019/extlst" xmlns:r="http://schemas.openxmlformats.org/officeDocument/2006/relationships" xmlns:m="http://schemas.openxmlformats.org/officeDocument/2006/math" xmlns:v="urn:schemas-microsoft-com:vml" xmlns:wp14="http://schemas.microsoft.com/office/word/2010/wordprocessingDrawing" xmlns:wp="http://schemas.openxmlformats.org/drawingml/2006/wordprocessingDrawing" xmlns:w10="urn:schemas-microsoft-com:office:word" xmlns:w="http://schemas.openxmlformats.org/wordprocessingml/2006/main" xmlns:w14="http://schemas.microsoft.com/office/word/2010/wordml" xmlns:w15="http://schemas.microsoft.com/office/word/2012/wordml" xmlns:w16cei="http://schemas.microsoft.com/office/word/2026/wordml/cei" xmlns:w16cex="http://schemas.microsoft.com/office/word/2018/wordml/cex" xmlns:w16cid="http://schemas.microsoft.com/office/word/2016/wordml/cid" xmlns:w16="http://schemas.microsoft.com/office/word/2018/wordml" xmlns:w16du="http://schemas.microsoft.com/office/word/2023/wordml/word16du" xmlns:w16sdtdh="http://schemas.microsoft.com/office/word/2020/wordml/sdtdatahash" xmlns:w16sdtfl="http://schemas.microsoft.com/office/word/2024/wordml/sdtformatlock" xmlns:w16se="http://schemas.microsoft.com/office/word/2015/wordml/symex" xmlns:wpg="http://schemas.microsoft.com/office/word/2010/wordprocessingGroup" xmlns:wpi="http://schemas.microsoft.com/office/word/2010/wordprocessingInk" xmlns:wne="http://schemas.microsoft.com/office/word/2006/wordml" xmlns:wps="http://schemas.microsoft.com/office/word/2010/wordprocessingShape" mc:Ignorable="w14 w15 w16se w16cid w16 w16cex w16sdtdh w16sdtfl w16du wp14">
   <w:endnote w:type="separator" w:id="-1">
     <w:p>
       <w:pPr>
@@ -15974,7 +16345,7 @@
 </file>
 
 <file path=word/footnotes.xml><?xml version="1.0" encoding="utf-8"?>
-<w:footnotes xmlns:wpc="http://schemas.microsoft.com/office/word/2010/wordprocessingCanvas" xmlns:cx="http://schemas.microsoft.com/office/drawing/2014/chartex" xmlns:cx1="http://schemas.microsoft.com/office/drawing/2015/9/8/chartex" xmlns:cx2="http://schemas.microsoft.com/office/drawing/2015/10/21/chartex" xmlns:cx3="http://schemas.microsoft.com/office/drawing/2016/5/9/chartex" xmlns:cx4="http://schemas.microsoft.com/office/drawing/2016/5/10/chartex" xmlns:cx5="http://schemas.microsoft.com/office/drawing/2016/5/11/chartex" xmlns:cx6="http://schemas.microsoft.com/office/drawing/2016/5/12/chartex" xmlns:cx7="http://schemas.microsoft.com/office/drawing/2016/5/13/chartex" xmlns:cx8="http://schemas.microsoft.com/office/drawing/2016/5/14/chartex" xmlns:mc="http://schemas.openxmlformats.org/markup-compatibility/2006" xmlns:aink="http://schemas.microsoft.com/office/drawing/2016/ink" xmlns:am3d="http://schemas.microsoft.com/office/drawing/2017/model3d" xmlns:o="urn:schemas-microsoft-com:office:office" xmlns:oel="http://schemas.microsoft.com/office/2019/extlst" xmlns:r="http://schemas.openxmlformats.org/officeDocument/2006/relationships" xmlns:m="http://schemas.openxmlformats.org/officeDocument/2006/math" xmlns:v="urn:schemas-microsoft-com:vml" xmlns:wp14="http://schemas.microsoft.com/office/word/2010/wordprocessingDrawing" xmlns:wp="http://schemas.openxmlformats.org/drawingml/2006/wordprocessingDrawing" xmlns:w10="urn:schemas-microsoft-com:office:word" xmlns:w="http://schemas.openxmlformats.org/wordprocessingml/2006/main" xmlns:w14="http://schemas.microsoft.com/office/word/2010/wordml" xmlns:w15="http://schemas.microsoft.com/office/word/2012/wordml" xmlns:w16cex="http://schemas.microsoft.com/office/word/2018/wordml/cex" xmlns:w16cid="http://schemas.microsoft.com/office/word/2016/wordml/cid" xmlns:w16="http://schemas.microsoft.com/office/word/2018/wordml" xmlns:w16du="http://schemas.microsoft.com/office/word/2023/wordml/word16du" xmlns:w16sdtdh="http://schemas.microsoft.com/office/word/2020/wordml/sdtdatahash" xmlns:w16sdtfl="http://schemas.microsoft.com/office/word/2024/wordml/sdtformatlock" xmlns:w16se="http://schemas.microsoft.com/office/word/2015/wordml/symex" xmlns:wpg="http://schemas.microsoft.com/office/word/2010/wordprocessingGroup" xmlns:wpi="http://schemas.microsoft.com/office/word/2010/wordprocessingInk" xmlns:wne="http://schemas.microsoft.com/office/word/2006/wordml" xmlns:wps="http://schemas.microsoft.com/office/word/2010/wordprocessingShape" mc:Ignorable="w14 w15 w16se w16cid w16 w16cex w16sdtdh w16sdtfl w16du wp14">
+<w:footnotes xmlns:wpc="http://schemas.microsoft.com/office/word/2010/wordprocessingCanvas" xmlns:cx="http://schemas.microsoft.com/office/drawing/2014/chartex" xmlns:cx1="http://schemas.microsoft.com/office/drawing/2015/9/8/chartex" xmlns:cx2="http://schemas.microsoft.com/office/drawing/2015/10/21/chartex" xmlns:cx3="http://schemas.microsoft.com/office/drawing/2016/5/9/chartex" xmlns:cx4="http://schemas.microsoft.com/office/drawing/2016/5/10/chartex" xmlns:cx5="http://schemas.microsoft.com/office/drawing/2016/5/11/chartex" xmlns:cx6="http://schemas.microsoft.com/office/drawing/2016/5/12/chartex" xmlns:cx7="http://schemas.microsoft.com/office/drawing/2016/5/13/chartex" xmlns:cx8="http://schemas.microsoft.com/office/drawing/2016/5/14/chartex" xmlns:mc="http://schemas.openxmlformats.org/markup-compatibility/2006" xmlns:aink="http://schemas.microsoft.com/office/drawing/2016/ink" xmlns:am3d="http://schemas.microsoft.com/office/drawing/2017/model3d" xmlns:o="urn:schemas-microsoft-com:office:office" xmlns:oel="http://schemas.microsoft.com/office/2019/extlst" xmlns:r="http://schemas.openxmlformats.org/officeDocument/2006/relationships" xmlns:m="http://schemas.openxmlformats.org/officeDocument/2006/math" xmlns:v="urn:schemas-microsoft-com:vml" xmlns:wp14="http://schemas.microsoft.com/office/word/2010/wordprocessingDrawing" xmlns:wp="http://schemas.openxmlformats.org/drawingml/2006/wordprocessingDrawing" xmlns:w10="urn:schemas-microsoft-com:office:word" xmlns:w="http://schemas.openxmlformats.org/wordprocessingml/2006/main" xmlns:w14="http://schemas.microsoft.com/office/word/2010/wordml" xmlns:w15="http://schemas.microsoft.com/office/word/2012/wordml" xmlns:w16cei="http://schemas.microsoft.com/office/word/2026/wordml/cei" xmlns:w16cex="http://schemas.microsoft.com/office/word/2018/wordml/cex" xmlns:w16cid="http://schemas.microsoft.com/office/word/2016/wordml/cid" xmlns:w16="http://schemas.microsoft.com/office/word/2018/wordml" xmlns:w16du="http://schemas.microsoft.com/office/word/2023/wordml/word16du" xmlns:w16sdtdh="http://schemas.microsoft.com/office/word/2020/wordml/sdtdatahash" xmlns:w16sdtfl="http://schemas.microsoft.com/office/word/2024/wordml/sdtformatlock" xmlns:w16se="http://schemas.microsoft.com/office/word/2015/wordml/symex" xmlns:wpg="http://schemas.microsoft.com/office/word/2010/wordprocessingGroup" xmlns:wpi="http://schemas.microsoft.com/office/word/2010/wordprocessingInk" xmlns:wne="http://schemas.microsoft.com/office/word/2006/wordml" xmlns:wps="http://schemas.microsoft.com/office/word/2010/wordprocessingShape" mc:Ignorable="w14 w15 w16se w16cid w16 w16cex w16sdtdh w16sdtfl w16du wp14">
   <w:footnote w:type="separator" w:id="-1">
     <w:p>
       <w:pPr>
@@ -15999,7 +16370,7 @@
 </file>
 
 <file path=word/numbering.xml><?xml version="1.0" encoding="utf-8"?>
-<w:numbering xmlns:wpc="http://schemas.microsoft.com/office/word/2010/wordprocessingCanvas" xmlns:cx="http://schemas.microsoft.com/office/drawing/2014/chartex" xmlns:cx1="http://schemas.microsoft.com/office/drawing/2015/9/8/chartex" xmlns:cx2="http://schemas.microsoft.com/office/drawing/2015/10/21/chartex" xmlns:cx3="http://schemas.microsoft.com/office/drawing/2016/5/9/chartex" xmlns:cx4="http://schemas.microsoft.com/office/drawing/2016/5/10/chartex" xmlns:cx5="http://schemas.microsoft.com/office/drawing/2016/5/11/chartex" xmlns:cx6="http://schemas.microsoft.com/office/drawing/2016/5/12/chartex" xmlns:cx7="http://schemas.microsoft.com/office/drawing/2016/5/13/chartex" xmlns:cx8="http://schemas.microsoft.com/office/drawing/2016/5/14/chartex" xmlns:mc="http://schemas.openxmlformats.org/markup-compatibility/2006" xmlns:aink="http://schemas.microsoft.com/office/drawing/2016/ink" xmlns:am3d="http://schemas.microsoft.com/office/drawing/2017/model3d" xmlns:o="urn:schemas-microsoft-com:office:office" xmlns:oel="http://schemas.microsoft.com/office/2019/extlst" xmlns:r="http://schemas.openxmlformats.org/officeDocument/2006/relationships" xmlns:m="http://schemas.openxmlformats.org/officeDocument/2006/math" xmlns:v="urn:schemas-microsoft-com:vml" xmlns:wp14="http://schemas.microsoft.com/office/word/2010/wordprocessingDrawing" xmlns:wp="http://schemas.openxmlformats.org/drawingml/2006/wordprocessingDrawing" xmlns:w10="urn:schemas-microsoft-com:office:word" xmlns:w="http://schemas.openxmlformats.org/wordprocessingml/2006/main" xmlns:w14="http://schemas.microsoft.com/office/word/2010/wordml" xmlns:w15="http://schemas.microsoft.com/office/word/2012/wordml" xmlns:w16cex="http://schemas.microsoft.com/office/word/2018/wordml/cex" xmlns:w16cid="http://schemas.microsoft.com/office/word/2016/wordml/cid" xmlns:w16="http://schemas.microsoft.com/office/word/2018/wordml" xmlns:w16du="http://schemas.microsoft.com/office/word/2023/wordml/word16du" xmlns:w16sdtdh="http://schemas.microsoft.com/office/word/2020/wordml/sdtdatahash" xmlns:w16sdtfl="http://schemas.microsoft.com/office/word/2024/wordml/sdtformatlock" xmlns:w16se="http://schemas.microsoft.com/office/word/2015/wordml/symex" xmlns:wpg="http://schemas.microsoft.com/office/word/2010/wordprocessingGroup" xmlns:wpi="http://schemas.microsoft.com/office/word/2010/wordprocessingInk" xmlns:wne="http://schemas.microsoft.com/office/word/2006/wordml" xmlns:wps="http://schemas.microsoft.com/office/word/2010/wordprocessingShape" mc:Ignorable="w14 w15 w16se w16cid w16 w16cex w16sdtdh w16sdtfl w16du wp14">
+<w:numbering xmlns:wpc="http://schemas.microsoft.com/office/word/2010/wordprocessingCanvas" xmlns:cx="http://schemas.microsoft.com/office/drawing/2014/chartex" xmlns:cx1="http://schemas.microsoft.com/office/drawing/2015/9/8/chartex" xmlns:cx2="http://schemas.microsoft.com/office/drawing/2015/10/21/chartex" xmlns:cx3="http://schemas.microsoft.com/office/drawing/2016/5/9/chartex" xmlns:cx4="http://schemas.microsoft.com/office/drawing/2016/5/10/chartex" xmlns:cx5="http://schemas.microsoft.com/office/drawing/2016/5/11/chartex" xmlns:cx6="http://schemas.microsoft.com/office/drawing/2016/5/12/chartex" xmlns:cx7="http://schemas.microsoft.com/office/drawing/2016/5/13/chartex" xmlns:cx8="http://schemas.microsoft.com/office/drawing/2016/5/14/chartex" xmlns:mc="http://schemas.openxmlformats.org/markup-compatibility/2006" xmlns:aink="http://schemas.microsoft.com/office/drawing/2016/ink" xmlns:am3d="http://schemas.microsoft.com/office/drawing/2017/model3d" xmlns:o="urn:schemas-microsoft-com:office:office" xmlns:oel="http://schemas.microsoft.com/office/2019/extlst" xmlns:r="http://schemas.openxmlformats.org/officeDocument/2006/relationships" xmlns:m="http://schemas.openxmlformats.org/officeDocument/2006/math" xmlns:v="urn:schemas-microsoft-com:vml" xmlns:wp14="http://schemas.microsoft.com/office/word/2010/wordprocessingDrawing" xmlns:wp="http://schemas.openxmlformats.org/drawingml/2006/wordprocessingDrawing" xmlns:w10="urn:schemas-microsoft-com:office:word" xmlns:w="http://schemas.openxmlformats.org/wordprocessingml/2006/main" xmlns:w14="http://schemas.microsoft.com/office/word/2010/wordml" xmlns:w15="http://schemas.microsoft.com/office/word/2012/wordml" xmlns:w16cei="http://schemas.microsoft.com/office/word/2026/wordml/cei" xmlns:w16cex="http://schemas.microsoft.com/office/word/2018/wordml/cex" xmlns:w16cid="http://schemas.microsoft.com/office/word/2016/wordml/cid" xmlns:w16="http://schemas.microsoft.com/office/word/2018/wordml" xmlns:w16du="http://schemas.microsoft.com/office/word/2023/wordml/word16du" xmlns:w16sdtdh="http://schemas.microsoft.com/office/word/2020/wordml/sdtdatahash" xmlns:w16sdtfl="http://schemas.microsoft.com/office/word/2024/wordml/sdtformatlock" xmlns:w16se="http://schemas.microsoft.com/office/word/2015/wordml/symex" xmlns:wpg="http://schemas.microsoft.com/office/word/2010/wordprocessingGroup" xmlns:wpi="http://schemas.microsoft.com/office/word/2010/wordprocessingInk" xmlns:wne="http://schemas.microsoft.com/office/word/2006/wordml" xmlns:wps="http://schemas.microsoft.com/office/word/2010/wordprocessingShape" mc:Ignorable="w14 w15 w16se w16cid w16 w16cex w16sdtdh w16sdtfl w16du wp14">
   <w:abstractNum w:abstractNumId="0" w15:restartNumberingAfterBreak="0">
     <w:nsid w:val="08F26A98"/>
     <w:multiLevelType w:val="multilevel"/>

--- a/Building Data Schematics.docx
+++ b/Building Data Schematics.docx
@@ -83,7 +83,6 @@
                 <w:szCs w:val="22"/>
               </w:rPr>
             </w:pPr>
-            <w:proofErr w:type="spellStart"/>
             <w:r>
               <w:rPr>
                 <w:rFonts w:ascii="Arial" w:hAnsi="Arial" w:cs="Arial"/>
@@ -92,7 +91,6 @@
               </w:rPr>
               <w:t>Ice_Depth_Readings</w:t>
             </w:r>
-            <w:proofErr w:type="spellEnd"/>
           </w:p>
         </w:tc>
         <w:tc>
@@ -107,7 +105,6 @@
                 <w:szCs w:val="22"/>
               </w:rPr>
             </w:pPr>
-            <w:proofErr w:type="spellStart"/>
             <w:r>
               <w:rPr>
                 <w:rFonts w:ascii="Arial" w:hAnsi="Arial" w:cs="Arial"/>
@@ -116,7 +113,6 @@
               </w:rPr>
               <w:t>Reading_ID</w:t>
             </w:r>
-            <w:proofErr w:type="spellEnd"/>
           </w:p>
         </w:tc>
         <w:tc>
@@ -190,7 +186,6 @@
                 <w14:ligatures w14:val="none"/>
               </w:rPr>
             </w:pPr>
-            <w:proofErr w:type="spellStart"/>
             <w:r>
               <w:rPr>
                 <w:rFonts w:ascii="Arial" w:hAnsi="Arial" w:cs="Arial"/>
@@ -201,7 +196,6 @@
               </w:rPr>
               <w:t>Ice_Depth_Readings</w:t>
             </w:r>
-            <w:proofErr w:type="spellEnd"/>
           </w:p>
         </w:tc>
         <w:tc>
@@ -221,7 +215,6 @@
                 <w14:ligatures w14:val="none"/>
               </w:rPr>
             </w:pPr>
-            <w:proofErr w:type="spellStart"/>
             <w:r>
               <w:rPr>
                 <w:rFonts w:ascii="Arial" w:eastAsia="Times New Roman" w:hAnsi="Arial" w:cs="Arial"/>
@@ -233,7 +226,6 @@
               </w:rPr>
               <w:t>Reading_Date</w:t>
             </w:r>
-            <w:proofErr w:type="spellEnd"/>
           </w:p>
         </w:tc>
         <w:tc>
@@ -362,7 +354,6 @@
                 <w14:ligatures w14:val="none"/>
               </w:rPr>
             </w:pPr>
-            <w:proofErr w:type="spellStart"/>
             <w:r>
               <w:rPr>
                 <w:rFonts w:ascii="Arial" w:hAnsi="Arial" w:cs="Arial"/>
@@ -373,7 +364,6 @@
               </w:rPr>
               <w:t>Ice_Depth_Readings</w:t>
             </w:r>
-            <w:proofErr w:type="spellEnd"/>
           </w:p>
         </w:tc>
         <w:tc>
@@ -393,7 +383,6 @@
                 <w14:ligatures w14:val="none"/>
               </w:rPr>
             </w:pPr>
-            <w:proofErr w:type="spellStart"/>
             <w:r>
               <w:rPr>
                 <w:rFonts w:ascii="Arial" w:eastAsia="Times New Roman" w:hAnsi="Arial" w:cs="Arial"/>
@@ -405,7 +394,6 @@
               </w:rPr>
               <w:t>Zone_ID</w:t>
             </w:r>
-            <w:proofErr w:type="spellEnd"/>
           </w:p>
         </w:tc>
         <w:tc>
@@ -425,7 +413,6 @@
                 <w14:ligatures w14:val="none"/>
               </w:rPr>
             </w:pPr>
-            <w:proofErr w:type="spellStart"/>
             <w:r>
               <w:rPr>
                 <w:rFonts w:ascii="Arial" w:eastAsia="Times New Roman" w:hAnsi="Arial" w:cs="Arial"/>
@@ -437,7 +424,6 @@
               </w:rPr>
               <w:t>TinyInt</w:t>
             </w:r>
-            <w:proofErr w:type="spellEnd"/>
           </w:p>
         </w:tc>
         <w:tc>
@@ -497,7 +483,6 @@
                 <w14:ligatures w14:val="none"/>
               </w:rPr>
             </w:pPr>
-            <w:proofErr w:type="spellStart"/>
             <w:r>
               <w:rPr>
                 <w:rFonts w:ascii="Arial" w:hAnsi="Arial" w:cs="Arial"/>
@@ -508,7 +493,6 @@
               </w:rPr>
               <w:t>Ice_Depth_Readings</w:t>
             </w:r>
-            <w:proofErr w:type="spellEnd"/>
           </w:p>
         </w:tc>
         <w:tc>
@@ -528,7 +512,6 @@
                 <w14:ligatures w14:val="none"/>
               </w:rPr>
             </w:pPr>
-            <w:proofErr w:type="spellStart"/>
             <w:r>
               <w:rPr>
                 <w:rFonts w:ascii="Arial" w:eastAsia="Times New Roman" w:hAnsi="Arial" w:cs="Arial"/>
@@ -540,7 +523,6 @@
               </w:rPr>
               <w:t>Ice_Depth</w:t>
             </w:r>
-            <w:proofErr w:type="spellEnd"/>
           </w:p>
         </w:tc>
         <w:tc>
@@ -680,7 +662,6 @@
                 <w14:ligatures w14:val="none"/>
               </w:rPr>
             </w:pPr>
-            <w:proofErr w:type="spellStart"/>
             <w:r>
               <w:rPr>
                 <w:rFonts w:ascii="Arial" w:hAnsi="Arial" w:cs="Arial"/>
@@ -691,7 +672,6 @@
               </w:rPr>
               <w:t>Ice_Depth_Readings</w:t>
             </w:r>
-            <w:proofErr w:type="spellEnd"/>
           </w:p>
         </w:tc>
         <w:tc>
@@ -711,7 +691,6 @@
                 <w14:ligatures w14:val="none"/>
               </w:rPr>
             </w:pPr>
-            <w:proofErr w:type="spellStart"/>
             <w:r>
               <w:rPr>
                 <w:rFonts w:ascii="Arial" w:eastAsia="Times New Roman" w:hAnsi="Arial" w:cs="Arial"/>
@@ -723,7 +702,6 @@
               </w:rPr>
               <w:t>Worker_ID</w:t>
             </w:r>
-            <w:proofErr w:type="spellEnd"/>
           </w:p>
         </w:tc>
         <w:tc>
@@ -932,7 +910,6 @@
                 <w:szCs w:val="22"/>
               </w:rPr>
             </w:pPr>
-            <w:proofErr w:type="spellStart"/>
             <w:r>
               <w:rPr>
                 <w:rFonts w:ascii="Arial" w:eastAsia="Times New Roman" w:hAnsi="Arial" w:cs="Arial"/>
@@ -944,7 +921,6 @@
               </w:rPr>
               <w:t>Zamboni_ID</w:t>
             </w:r>
-            <w:proofErr w:type="spellEnd"/>
           </w:p>
         </w:tc>
         <w:tc>
@@ -1089,16 +1065,29 @@
                 <w14:ligatures w14:val="none"/>
               </w:rPr>
             </w:pPr>
-            <w:r>
-              <w:rPr>
-                <w:rFonts w:ascii="Arial" w:eastAsia="Times New Roman" w:hAnsi="Arial" w:cs="Arial"/>
-                <w:color w:val="000000"/>
-                <w:kern w:val="0"/>
-                <w:sz w:val="22"/>
-                <w:szCs w:val="22"/>
-                <w14:ligatures w14:val="none"/>
-              </w:rPr>
-              <w:t>varchar(10)</w:t>
+            <w:proofErr w:type="gramStart"/>
+            <w:r>
+              <w:rPr>
+                <w:rFonts w:ascii="Arial" w:eastAsia="Times New Roman" w:hAnsi="Arial" w:cs="Arial"/>
+                <w:color w:val="000000"/>
+                <w:kern w:val="0"/>
+                <w:sz w:val="22"/>
+                <w:szCs w:val="22"/>
+                <w14:ligatures w14:val="none"/>
+              </w:rPr>
+              <w:t>varchar(</w:t>
+            </w:r>
+            <w:proofErr w:type="gramEnd"/>
+            <w:r>
+              <w:rPr>
+                <w:rFonts w:ascii="Arial" w:eastAsia="Times New Roman" w:hAnsi="Arial" w:cs="Arial"/>
+                <w:color w:val="000000"/>
+                <w:kern w:val="0"/>
+                <w:sz w:val="22"/>
+                <w:szCs w:val="22"/>
+                <w14:ligatures w14:val="none"/>
+              </w:rPr>
+              <w:t>10)</w:t>
             </w:r>
           </w:p>
         </w:tc>
@@ -1120,19 +1109,17 @@
                 <w14:ligatures w14:val="none"/>
               </w:rPr>
             </w:pPr>
-            <w:proofErr w:type="spellStart"/>
-            <w:r>
-              <w:rPr>
-                <w:rFonts w:ascii="Arial" w:eastAsia="Times New Roman" w:hAnsi="Arial" w:cs="Arial"/>
-                <w:color w:val="000000"/>
-                <w:kern w:val="0"/>
-                <w:sz w:val="22"/>
-                <w:szCs w:val="22"/>
-                <w14:ligatures w14:val="none"/>
-              </w:rPr>
-              <w:t>DropDown</w:t>
-            </w:r>
-            <w:proofErr w:type="spellEnd"/>
+            <w:r>
+              <w:rPr>
+                <w:rFonts w:ascii="Arial" w:eastAsia="Times New Roman" w:hAnsi="Arial" w:cs="Arial"/>
+                <w:color w:val="000000"/>
+                <w:kern w:val="0"/>
+                <w:sz w:val="22"/>
+                <w:szCs w:val="22"/>
+                <w14:ligatures w14:val="none"/>
+              </w:rPr>
+              <w:t>Checkbox</w:t>
+            </w:r>
             <w:r>
               <w:rPr>
                 <w:rFonts w:ascii="Arial" w:eastAsia="Times New Roman" w:hAnsi="Arial" w:cs="Arial"/>
@@ -1289,7 +1276,6 @@
                 <w14:ligatures w14:val="none"/>
               </w:rPr>
             </w:pPr>
-            <w:proofErr w:type="spellStart"/>
             <w:r>
               <w:rPr>
                 <w:rFonts w:ascii="Arial" w:eastAsia="Times New Roman" w:hAnsi="Arial" w:cs="Arial"/>
@@ -1303,7 +1289,6 @@
               </w:rPr>
               <w:t>Zam_Schedule</w:t>
             </w:r>
-            <w:proofErr w:type="spellEnd"/>
           </w:p>
         </w:tc>
         <w:tc>
@@ -1324,7 +1309,6 @@
                 <w14:ligatures w14:val="none"/>
               </w:rPr>
             </w:pPr>
-            <w:proofErr w:type="spellStart"/>
             <w:r>
               <w:rPr>
                 <w:rFonts w:ascii="Arial" w:eastAsia="Times New Roman" w:hAnsi="Arial" w:cs="Arial"/>
@@ -1336,7 +1320,6 @@
               </w:rPr>
               <w:t>Zam_Schedule_ID</w:t>
             </w:r>
-            <w:proofErr w:type="spellEnd"/>
           </w:p>
         </w:tc>
         <w:tc>
@@ -1429,7 +1412,6 @@
                 <w14:ligatures w14:val="none"/>
               </w:rPr>
             </w:pPr>
-            <w:proofErr w:type="spellStart"/>
             <w:r>
               <w:rPr>
                 <w:rFonts w:ascii="Arial" w:eastAsia="Times New Roman" w:hAnsi="Arial" w:cs="Arial"/>
@@ -1443,7 +1425,6 @@
               </w:rPr>
               <w:t>Zam_Schedule</w:t>
             </w:r>
-            <w:proofErr w:type="spellEnd"/>
           </w:p>
         </w:tc>
         <w:tc>
@@ -1464,7 +1445,6 @@
                 <w14:ligatures w14:val="none"/>
               </w:rPr>
             </w:pPr>
-            <w:proofErr w:type="spellStart"/>
             <w:r>
               <w:rPr>
                 <w:rFonts w:ascii="Arial" w:eastAsia="Times New Roman" w:hAnsi="Arial" w:cs="Arial"/>
@@ -1476,7 +1456,6 @@
               </w:rPr>
               <w:t>Zam_Schedule_Date</w:t>
             </w:r>
-            <w:proofErr w:type="spellEnd"/>
           </w:p>
         </w:tc>
         <w:tc>
@@ -1597,7 +1576,6 @@
                 <w14:ligatures w14:val="none"/>
               </w:rPr>
             </w:pPr>
-            <w:proofErr w:type="spellStart"/>
             <w:r>
               <w:rPr>
                 <w:rFonts w:ascii="Arial" w:eastAsia="Times New Roman" w:hAnsi="Arial" w:cs="Arial"/>
@@ -1611,7 +1589,6 @@
               </w:rPr>
               <w:t>Zam_Schedule</w:t>
             </w:r>
-            <w:proofErr w:type="spellEnd"/>
           </w:p>
         </w:tc>
         <w:tc>
@@ -1663,16 +1640,29 @@
                 <w14:ligatures w14:val="none"/>
               </w:rPr>
             </w:pPr>
-            <w:r>
-              <w:rPr>
-                <w:rFonts w:ascii="Arial" w:eastAsia="Times New Roman" w:hAnsi="Arial" w:cs="Arial"/>
-                <w:color w:val="000000"/>
-                <w:kern w:val="0"/>
-                <w:sz w:val="22"/>
-                <w:szCs w:val="22"/>
-                <w14:ligatures w14:val="none"/>
-              </w:rPr>
-              <w:t>varchar(15)</w:t>
+            <w:proofErr w:type="gramStart"/>
+            <w:r>
+              <w:rPr>
+                <w:rFonts w:ascii="Arial" w:eastAsia="Times New Roman" w:hAnsi="Arial" w:cs="Arial"/>
+                <w:color w:val="000000"/>
+                <w:kern w:val="0"/>
+                <w:sz w:val="22"/>
+                <w:szCs w:val="22"/>
+                <w14:ligatures w14:val="none"/>
+              </w:rPr>
+              <w:t>varchar(</w:t>
+            </w:r>
+            <w:proofErr w:type="gramEnd"/>
+            <w:r>
+              <w:rPr>
+                <w:rFonts w:ascii="Arial" w:eastAsia="Times New Roman" w:hAnsi="Arial" w:cs="Arial"/>
+                <w:color w:val="000000"/>
+                <w:kern w:val="0"/>
+                <w:sz w:val="22"/>
+                <w:szCs w:val="22"/>
+                <w14:ligatures w14:val="none"/>
+              </w:rPr>
+              <w:t>15)</w:t>
             </w:r>
           </w:p>
         </w:tc>
@@ -1735,7 +1725,6 @@
                 <w14:ligatures w14:val="none"/>
               </w:rPr>
             </w:pPr>
-            <w:proofErr w:type="spellStart"/>
             <w:r>
               <w:rPr>
                 <w:rFonts w:ascii="Arial" w:eastAsia="Times New Roman" w:hAnsi="Arial" w:cs="Arial"/>
@@ -1749,7 +1738,6 @@
               </w:rPr>
               <w:t>Zam_Maintenance</w:t>
             </w:r>
-            <w:proofErr w:type="spellEnd"/>
           </w:p>
         </w:tc>
         <w:tc>
@@ -1770,7 +1758,6 @@
                 <w14:ligatures w14:val="none"/>
               </w:rPr>
             </w:pPr>
-            <w:proofErr w:type="spellStart"/>
             <w:r>
               <w:rPr>
                 <w:rFonts w:ascii="Arial" w:eastAsia="Times New Roman" w:hAnsi="Arial" w:cs="Arial"/>
@@ -1782,7 +1769,6 @@
               </w:rPr>
               <w:t>Zam_Maintenance_ID</w:t>
             </w:r>
-            <w:proofErr w:type="spellEnd"/>
           </w:p>
         </w:tc>
         <w:tc>
@@ -1874,7 +1860,6 @@
                 <w14:ligatures w14:val="none"/>
               </w:rPr>
             </w:pPr>
-            <w:proofErr w:type="spellStart"/>
             <w:r>
               <w:rPr>
                 <w:rFonts w:ascii="Arial" w:eastAsia="Times New Roman" w:hAnsi="Arial" w:cs="Arial"/>
@@ -1888,7 +1873,6 @@
               </w:rPr>
               <w:t>Zam_Maintenance</w:t>
             </w:r>
-            <w:proofErr w:type="spellEnd"/>
           </w:p>
         </w:tc>
         <w:tc>
@@ -1908,7 +1892,6 @@
                 <w14:ligatures w14:val="none"/>
               </w:rPr>
             </w:pPr>
-            <w:proofErr w:type="spellStart"/>
             <w:r>
               <w:rPr>
                 <w:rFonts w:ascii="Arial" w:eastAsia="Times New Roman" w:hAnsi="Arial" w:cs="Arial"/>
@@ -1920,7 +1903,6 @@
               </w:rPr>
               <w:t>Zam_Maintenance_Date</w:t>
             </w:r>
-            <w:proofErr w:type="spellEnd"/>
           </w:p>
         </w:tc>
         <w:tc>
@@ -2038,7 +2020,6 @@
                 <w14:ligatures w14:val="none"/>
               </w:rPr>
             </w:pPr>
-            <w:proofErr w:type="spellStart"/>
             <w:r>
               <w:rPr>
                 <w:rFonts w:ascii="Arial" w:eastAsia="Times New Roman" w:hAnsi="Arial" w:cs="Arial"/>
@@ -2052,7 +2033,6 @@
               </w:rPr>
               <w:t>Zam_Maintenance</w:t>
             </w:r>
-            <w:proofErr w:type="spellEnd"/>
           </w:p>
         </w:tc>
         <w:tc>
@@ -2072,7 +2052,6 @@
                 <w14:ligatures w14:val="none"/>
               </w:rPr>
             </w:pPr>
-            <w:proofErr w:type="spellStart"/>
             <w:r>
               <w:rPr>
                 <w:rFonts w:ascii="Arial" w:hAnsi="Arial" w:cs="Arial"/>
@@ -2082,7 +2061,6 @@
               </w:rPr>
               <w:t>Maintenance_Done</w:t>
             </w:r>
-            <w:proofErr w:type="spellEnd"/>
           </w:p>
         </w:tc>
         <w:tc>
@@ -2102,16 +2080,29 @@
                 <w14:ligatures w14:val="none"/>
               </w:rPr>
             </w:pPr>
-            <w:r>
-              <w:rPr>
-                <w:rFonts w:ascii="Arial" w:eastAsia="Times New Roman" w:hAnsi="Arial" w:cs="Arial"/>
-                <w:color w:val="000000"/>
-                <w:kern w:val="0"/>
-                <w:sz w:val="22"/>
-                <w:szCs w:val="22"/>
-                <w14:ligatures w14:val="none"/>
-              </w:rPr>
-              <w:t>Varchar(20)</w:t>
+            <w:proofErr w:type="gramStart"/>
+            <w:r>
+              <w:rPr>
+                <w:rFonts w:ascii="Arial" w:eastAsia="Times New Roman" w:hAnsi="Arial" w:cs="Arial"/>
+                <w:color w:val="000000"/>
+                <w:kern w:val="0"/>
+                <w:sz w:val="22"/>
+                <w:szCs w:val="22"/>
+                <w14:ligatures w14:val="none"/>
+              </w:rPr>
+              <w:t>Varchar(</w:t>
+            </w:r>
+            <w:proofErr w:type="gramEnd"/>
+            <w:r>
+              <w:rPr>
+                <w:rFonts w:ascii="Arial" w:eastAsia="Times New Roman" w:hAnsi="Arial" w:cs="Arial"/>
+                <w:color w:val="000000"/>
+                <w:kern w:val="0"/>
+                <w:sz w:val="22"/>
+                <w:szCs w:val="22"/>
+                <w14:ligatures w14:val="none"/>
+              </w:rPr>
+              <w:t>20)</w:t>
             </w:r>
           </w:p>
         </w:tc>
@@ -2200,7 +2191,6 @@
                 <w14:ligatures w14:val="none"/>
               </w:rPr>
             </w:pPr>
-            <w:proofErr w:type="spellStart"/>
             <w:r>
               <w:rPr>
                 <w:rFonts w:ascii="Arial" w:eastAsia="Times New Roman" w:hAnsi="Arial" w:cs="Arial"/>
@@ -2214,7 +2204,6 @@
               </w:rPr>
               <w:t>Zam_Maintenance</w:t>
             </w:r>
-            <w:proofErr w:type="spellEnd"/>
           </w:p>
         </w:tc>
         <w:tc>
@@ -2264,16 +2253,29 @@
                 <w14:ligatures w14:val="none"/>
               </w:rPr>
             </w:pPr>
-            <w:r>
-              <w:rPr>
-                <w:rFonts w:ascii="Arial" w:eastAsia="Times New Roman" w:hAnsi="Arial" w:cs="Arial"/>
-                <w:color w:val="000000"/>
-                <w:kern w:val="0"/>
-                <w:sz w:val="22"/>
-                <w:szCs w:val="22"/>
-                <w14:ligatures w14:val="none"/>
-              </w:rPr>
-              <w:t>Varchar(15)</w:t>
+            <w:proofErr w:type="gramStart"/>
+            <w:r>
+              <w:rPr>
+                <w:rFonts w:ascii="Arial" w:eastAsia="Times New Roman" w:hAnsi="Arial" w:cs="Arial"/>
+                <w:color w:val="000000"/>
+                <w:kern w:val="0"/>
+                <w:sz w:val="22"/>
+                <w:szCs w:val="22"/>
+                <w14:ligatures w14:val="none"/>
+              </w:rPr>
+              <w:t>Varchar(</w:t>
+            </w:r>
+            <w:proofErr w:type="gramEnd"/>
+            <w:r>
+              <w:rPr>
+                <w:rFonts w:ascii="Arial" w:eastAsia="Times New Roman" w:hAnsi="Arial" w:cs="Arial"/>
+                <w:color w:val="000000"/>
+                <w:kern w:val="0"/>
+                <w:sz w:val="22"/>
+                <w:szCs w:val="22"/>
+                <w14:ligatures w14:val="none"/>
+              </w:rPr>
+              <w:t>15)</w:t>
             </w:r>
           </w:p>
         </w:tc>
@@ -2334,7 +2336,6 @@
                 <w14:ligatures w14:val="none"/>
               </w:rPr>
             </w:pPr>
-            <w:proofErr w:type="spellStart"/>
             <w:r>
               <w:rPr>
                 <w:rFonts w:ascii="Arial" w:eastAsia="Times New Roman" w:hAnsi="Arial" w:cs="Arial"/>
@@ -2348,7 +2349,6 @@
               </w:rPr>
               <w:t>Zam_Maintenance</w:t>
             </w:r>
-            <w:proofErr w:type="spellEnd"/>
           </w:p>
         </w:tc>
         <w:tc>
@@ -2494,7 +2494,6 @@
                 <w14:ligatures w14:val="none"/>
               </w:rPr>
             </w:pPr>
-            <w:proofErr w:type="spellStart"/>
             <w:r>
               <w:rPr>
                 <w:rFonts w:ascii="Arial" w:eastAsia="Times New Roman" w:hAnsi="Arial" w:cs="Arial"/>
@@ -2508,7 +2507,6 @@
               </w:rPr>
               <w:t>Zam_Maintenance</w:t>
             </w:r>
-            <w:proofErr w:type="spellEnd"/>
           </w:p>
         </w:tc>
         <w:tc>
@@ -2528,7 +2526,6 @@
                 <w14:ligatures w14:val="none"/>
               </w:rPr>
             </w:pPr>
-            <w:proofErr w:type="spellStart"/>
             <w:r>
               <w:rPr>
                 <w:rFonts w:ascii="Arial" w:eastAsia="Times New Roman" w:hAnsi="Arial" w:cs="Arial"/>
@@ -2540,7 +2537,6 @@
               </w:rPr>
               <w:t>Zamboni_ID</w:t>
             </w:r>
-            <w:proofErr w:type="spellEnd"/>
           </w:p>
         </w:tc>
         <w:tc>
@@ -2630,7 +2626,6 @@
                 <w14:ligatures w14:val="none"/>
               </w:rPr>
             </w:pPr>
-            <w:proofErr w:type="spellStart"/>
             <w:r>
               <w:rPr>
                 <w:rFonts w:ascii="Arial" w:eastAsia="Times New Roman" w:hAnsi="Arial" w:cs="Arial"/>
@@ -2644,7 +2639,6 @@
               </w:rPr>
               <w:t>Zam_Maintenance</w:t>
             </w:r>
-            <w:proofErr w:type="spellEnd"/>
           </w:p>
         </w:tc>
         <w:tc>
@@ -2664,7 +2658,6 @@
                 <w14:ligatures w14:val="none"/>
               </w:rPr>
             </w:pPr>
-            <w:proofErr w:type="spellStart"/>
             <w:r>
               <w:rPr>
                 <w:rFonts w:ascii="Arial" w:eastAsia="Times New Roman" w:hAnsi="Arial" w:cs="Arial"/>
@@ -2676,7 +2669,6 @@
               </w:rPr>
               <w:t>Worker_ID</w:t>
             </w:r>
-            <w:proofErr w:type="spellEnd"/>
           </w:p>
         </w:tc>
         <w:tc>
@@ -2847,7 +2839,6 @@
                 <w:szCs w:val="22"/>
               </w:rPr>
             </w:pPr>
-            <w:proofErr w:type="spellStart"/>
             <w:r>
               <w:rPr>
                 <w:rFonts w:ascii="Arial" w:hAnsi="Arial" w:cs="Arial"/>
@@ -2856,7 +2847,6 @@
               </w:rPr>
               <w:t>Rink_HVAC_Filter</w:t>
             </w:r>
-            <w:proofErr w:type="spellEnd"/>
           </w:p>
         </w:tc>
         <w:tc>
@@ -2871,7 +2861,6 @@
                 <w:szCs w:val="22"/>
               </w:rPr>
             </w:pPr>
-            <w:proofErr w:type="spellStart"/>
             <w:r>
               <w:rPr>
                 <w:rFonts w:ascii="Arial" w:hAnsi="Arial" w:cs="Arial"/>
@@ -2880,7 +2869,6 @@
               </w:rPr>
               <w:t>Rink_HVAC_Filter_ID</w:t>
             </w:r>
-            <w:proofErr w:type="spellEnd"/>
           </w:p>
         </w:tc>
         <w:tc>
@@ -2954,7 +2942,6 @@
                 <w14:ligatures w14:val="none"/>
               </w:rPr>
             </w:pPr>
-            <w:proofErr w:type="spellStart"/>
             <w:r>
               <w:rPr>
                 <w:rFonts w:ascii="Arial" w:hAnsi="Arial" w:cs="Arial"/>
@@ -2966,7 +2953,6 @@
               </w:rPr>
               <w:t>Rink_HVAC_Filter</w:t>
             </w:r>
-            <w:proofErr w:type="spellEnd"/>
           </w:p>
         </w:tc>
         <w:tc>
@@ -2986,7 +2972,6 @@
                 <w14:ligatures w14:val="none"/>
               </w:rPr>
             </w:pPr>
-            <w:proofErr w:type="spellStart"/>
             <w:r>
               <w:rPr>
                 <w:rFonts w:ascii="Arial" w:eastAsia="Times New Roman" w:hAnsi="Arial" w:cs="Arial"/>
@@ -2998,7 +2983,6 @@
               </w:rPr>
               <w:t>Rink_Change_Date</w:t>
             </w:r>
-            <w:proofErr w:type="spellEnd"/>
           </w:p>
         </w:tc>
         <w:tc>
@@ -3114,7 +3098,6 @@
                 <w14:ligatures w14:val="none"/>
               </w:rPr>
             </w:pPr>
-            <w:proofErr w:type="spellStart"/>
             <w:r>
               <w:rPr>
                 <w:rFonts w:ascii="Arial" w:eastAsia="Times New Roman" w:hAnsi="Arial" w:cs="Arial"/>
@@ -3128,7 +3111,6 @@
               </w:rPr>
               <w:t>Rink_HVAC_Filter</w:t>
             </w:r>
-            <w:proofErr w:type="spellEnd"/>
           </w:p>
         </w:tc>
         <w:tc>
@@ -3274,7 +3256,6 @@
                 <w14:ligatures w14:val="none"/>
               </w:rPr>
             </w:pPr>
-            <w:proofErr w:type="spellStart"/>
             <w:r>
               <w:rPr>
                 <w:rFonts w:ascii="Arial" w:eastAsia="Times New Roman" w:hAnsi="Arial" w:cs="Arial"/>
@@ -3288,7 +3269,6 @@
               </w:rPr>
               <w:t>Rink_HVAC_Filter</w:t>
             </w:r>
-            <w:proofErr w:type="spellEnd"/>
           </w:p>
         </w:tc>
         <w:tc>
@@ -3434,7 +3414,6 @@
                 <w14:ligatures w14:val="none"/>
               </w:rPr>
             </w:pPr>
-            <w:proofErr w:type="spellStart"/>
             <w:r>
               <w:rPr>
                 <w:rFonts w:ascii="Arial" w:eastAsia="Times New Roman" w:hAnsi="Arial" w:cs="Arial"/>
@@ -3448,7 +3427,6 @@
               </w:rPr>
               <w:t>Rink_HVAC_Filter</w:t>
             </w:r>
-            <w:proofErr w:type="spellEnd"/>
           </w:p>
         </w:tc>
         <w:tc>
@@ -3594,7 +3572,6 @@
                 <w14:ligatures w14:val="none"/>
               </w:rPr>
             </w:pPr>
-            <w:proofErr w:type="spellStart"/>
             <w:r>
               <w:rPr>
                 <w:rFonts w:ascii="Arial" w:eastAsia="Times New Roman" w:hAnsi="Arial" w:cs="Arial"/>
@@ -3608,7 +3585,6 @@
               </w:rPr>
               <w:t>Rink_HVAC_Filter</w:t>
             </w:r>
-            <w:proofErr w:type="spellEnd"/>
           </w:p>
         </w:tc>
         <w:tc>
@@ -3728,7 +3704,6 @@
                 <w14:ligatures w14:val="none"/>
               </w:rPr>
             </w:pPr>
-            <w:proofErr w:type="spellStart"/>
             <w:r>
               <w:rPr>
                 <w:rFonts w:ascii="Arial" w:eastAsia="Times New Roman" w:hAnsi="Arial" w:cs="Arial"/>
@@ -3742,7 +3717,6 @@
               </w:rPr>
               <w:t>Rink_HVAC_Filter</w:t>
             </w:r>
-            <w:proofErr w:type="spellEnd"/>
           </w:p>
         </w:tc>
         <w:tc>
@@ -3862,7 +3836,6 @@
                 <w14:ligatures w14:val="none"/>
               </w:rPr>
             </w:pPr>
-            <w:proofErr w:type="spellStart"/>
             <w:r>
               <w:rPr>
                 <w:rFonts w:ascii="Arial" w:eastAsia="Times New Roman" w:hAnsi="Arial" w:cs="Arial"/>
@@ -3876,7 +3849,6 @@
               </w:rPr>
               <w:t>Rink_HVAC_Filter</w:t>
             </w:r>
-            <w:proofErr w:type="spellEnd"/>
           </w:p>
         </w:tc>
         <w:tc>
@@ -3996,7 +3968,6 @@
                 <w14:ligatures w14:val="none"/>
               </w:rPr>
             </w:pPr>
-            <w:proofErr w:type="spellStart"/>
             <w:r>
               <w:rPr>
                 <w:rFonts w:ascii="Arial" w:eastAsia="Times New Roman" w:hAnsi="Arial" w:cs="Arial"/>
@@ -4010,7 +3981,6 @@
               </w:rPr>
               <w:t>Rink_HVAC_Filter</w:t>
             </w:r>
-            <w:proofErr w:type="spellEnd"/>
           </w:p>
         </w:tc>
         <w:tc>
@@ -4060,16 +4030,29 @@
                 <w14:ligatures w14:val="none"/>
               </w:rPr>
             </w:pPr>
-            <w:r>
-              <w:rPr>
-                <w:rFonts w:ascii="Arial" w:eastAsia="Times New Roman" w:hAnsi="Arial" w:cs="Arial"/>
-                <w:color w:val="000000"/>
-                <w:kern w:val="0"/>
-                <w:sz w:val="22"/>
-                <w:szCs w:val="22"/>
-                <w14:ligatures w14:val="none"/>
-              </w:rPr>
-              <w:t>Varchar(15)</w:t>
+            <w:proofErr w:type="gramStart"/>
+            <w:r>
+              <w:rPr>
+                <w:rFonts w:ascii="Arial" w:eastAsia="Times New Roman" w:hAnsi="Arial" w:cs="Arial"/>
+                <w:color w:val="000000"/>
+                <w:kern w:val="0"/>
+                <w:sz w:val="22"/>
+                <w:szCs w:val="22"/>
+                <w14:ligatures w14:val="none"/>
+              </w:rPr>
+              <w:t>Varchar(</w:t>
+            </w:r>
+            <w:proofErr w:type="gramEnd"/>
+            <w:r>
+              <w:rPr>
+                <w:rFonts w:ascii="Arial" w:eastAsia="Times New Roman" w:hAnsi="Arial" w:cs="Arial"/>
+                <w:color w:val="000000"/>
+                <w:kern w:val="0"/>
+                <w:sz w:val="22"/>
+                <w:szCs w:val="22"/>
+                <w14:ligatures w14:val="none"/>
+              </w:rPr>
+              <w:t>15)</w:t>
             </w:r>
           </w:p>
         </w:tc>
@@ -4130,7 +4113,6 @@
                 <w14:ligatures w14:val="none"/>
               </w:rPr>
             </w:pPr>
-            <w:proofErr w:type="spellStart"/>
             <w:r>
               <w:rPr>
                 <w:rFonts w:ascii="Arial" w:eastAsia="Times New Roman" w:hAnsi="Arial" w:cs="Arial"/>
@@ -4144,7 +4126,6 @@
               </w:rPr>
               <w:t>Rink_HVAC_Filter</w:t>
             </w:r>
-            <w:proofErr w:type="spellEnd"/>
           </w:p>
         </w:tc>
         <w:tc>
@@ -4164,7 +4145,6 @@
                 <w14:ligatures w14:val="none"/>
               </w:rPr>
             </w:pPr>
-            <w:proofErr w:type="spellStart"/>
             <w:r>
               <w:rPr>
                 <w:rFonts w:ascii="Arial" w:eastAsia="Times New Roman" w:hAnsi="Arial" w:cs="Arial"/>
@@ -4176,7 +4156,6 @@
               </w:rPr>
               <w:t>Worker_ID</w:t>
             </w:r>
-            <w:proofErr w:type="spellEnd"/>
           </w:p>
         </w:tc>
         <w:tc>
@@ -4351,7 +4330,6 @@
                 <w:szCs w:val="22"/>
               </w:rPr>
             </w:pPr>
-            <w:proofErr w:type="spellStart"/>
             <w:r>
               <w:rPr>
                 <w:rFonts w:ascii="Arial" w:hAnsi="Arial" w:cs="Arial"/>
@@ -4360,7 +4338,6 @@
               </w:rPr>
               <w:t>Facility_HVAC_Filter</w:t>
             </w:r>
-            <w:proofErr w:type="spellEnd"/>
           </w:p>
         </w:tc>
         <w:tc>
@@ -4375,7 +4352,6 @@
                 <w:szCs w:val="22"/>
               </w:rPr>
             </w:pPr>
-            <w:proofErr w:type="spellStart"/>
             <w:r>
               <w:rPr>
                 <w:rFonts w:ascii="Arial" w:hAnsi="Arial" w:cs="Arial"/>
@@ -4392,7 +4368,6 @@
               </w:rPr>
               <w:t>_HVAC_Filter_ID</w:t>
             </w:r>
-            <w:proofErr w:type="spellEnd"/>
           </w:p>
         </w:tc>
         <w:tc>
@@ -4466,7 +4441,6 @@
                 <w14:ligatures w14:val="none"/>
               </w:rPr>
             </w:pPr>
-            <w:proofErr w:type="spellStart"/>
             <w:r>
               <w:rPr>
                 <w:rFonts w:ascii="Arial" w:hAnsi="Arial" w:cs="Arial"/>
@@ -4478,7 +4452,6 @@
               </w:rPr>
               <w:t>Facility_HVAC_Filter</w:t>
             </w:r>
-            <w:proofErr w:type="spellEnd"/>
           </w:p>
         </w:tc>
         <w:tc>
@@ -4498,7 +4471,6 @@
                 <w14:ligatures w14:val="none"/>
               </w:rPr>
             </w:pPr>
-            <w:proofErr w:type="spellStart"/>
             <w:r>
               <w:rPr>
                 <w:rFonts w:ascii="Arial" w:eastAsia="Times New Roman" w:hAnsi="Arial" w:cs="Arial"/>
@@ -4510,7 +4482,6 @@
               </w:rPr>
               <w:t>Rink_Change_Date</w:t>
             </w:r>
-            <w:proofErr w:type="spellEnd"/>
           </w:p>
         </w:tc>
         <w:tc>
@@ -4626,7 +4597,6 @@
                 <w14:ligatures w14:val="none"/>
               </w:rPr>
             </w:pPr>
-            <w:proofErr w:type="spellStart"/>
             <w:r>
               <w:rPr>
                 <w:rFonts w:ascii="Arial" w:eastAsia="Times New Roman" w:hAnsi="Arial" w:cs="Arial"/>
@@ -4640,7 +4610,6 @@
               </w:rPr>
               <w:t>Facility_HVAC_Filter</w:t>
             </w:r>
-            <w:proofErr w:type="spellEnd"/>
           </w:p>
         </w:tc>
         <w:tc>
@@ -4808,7 +4777,6 @@
                 <w14:ligatures w14:val="none"/>
               </w:rPr>
             </w:pPr>
-            <w:proofErr w:type="spellStart"/>
             <w:r>
               <w:rPr>
                 <w:rFonts w:ascii="Arial" w:eastAsia="Times New Roman" w:hAnsi="Arial" w:cs="Arial"/>
@@ -4822,7 +4790,6 @@
               </w:rPr>
               <w:t>Facility_HVAC_Filter</w:t>
             </w:r>
-            <w:proofErr w:type="spellEnd"/>
           </w:p>
         </w:tc>
         <w:tc>
@@ -5012,7 +4979,6 @@
                 <w14:ligatures w14:val="none"/>
               </w:rPr>
             </w:pPr>
-            <w:proofErr w:type="spellStart"/>
             <w:r>
               <w:rPr>
                 <w:rFonts w:ascii="Arial" w:eastAsia="Times New Roman" w:hAnsi="Arial" w:cs="Arial"/>
@@ -5026,7 +4992,6 @@
               </w:rPr>
               <w:t>Facility_HVAC_Filter</w:t>
             </w:r>
-            <w:proofErr w:type="spellEnd"/>
           </w:p>
         </w:tc>
         <w:tc>
@@ -5216,7 +5181,6 @@
                 <w14:ligatures w14:val="none"/>
               </w:rPr>
             </w:pPr>
-            <w:proofErr w:type="spellStart"/>
             <w:r>
               <w:rPr>
                 <w:rFonts w:ascii="Arial" w:eastAsia="Times New Roman" w:hAnsi="Arial" w:cs="Arial"/>
@@ -5230,7 +5194,6 @@
               </w:rPr>
               <w:t>Facility_HVAC_Filter</w:t>
             </w:r>
-            <w:proofErr w:type="spellEnd"/>
           </w:p>
         </w:tc>
         <w:tc>
@@ -5372,7 +5335,6 @@
                 <w14:ligatures w14:val="none"/>
               </w:rPr>
             </w:pPr>
-            <w:proofErr w:type="spellStart"/>
             <w:r>
               <w:rPr>
                 <w:rFonts w:ascii="Arial" w:eastAsia="Times New Roman" w:hAnsi="Arial" w:cs="Arial"/>
@@ -5386,7 +5348,6 @@
               </w:rPr>
               <w:t>Facility_HVAC_Filter</w:t>
             </w:r>
-            <w:proofErr w:type="spellEnd"/>
           </w:p>
         </w:tc>
         <w:tc>
@@ -5550,7 +5511,6 @@
                 <w14:ligatures w14:val="none"/>
               </w:rPr>
             </w:pPr>
-            <w:proofErr w:type="spellStart"/>
             <w:r>
               <w:rPr>
                 <w:rFonts w:ascii="Arial" w:eastAsia="Times New Roman" w:hAnsi="Arial" w:cs="Arial"/>
@@ -5564,7 +5524,6 @@
               </w:rPr>
               <w:t>Facility_HVAC_Filter</w:t>
             </w:r>
-            <w:proofErr w:type="spellEnd"/>
           </w:p>
         </w:tc>
         <w:tc>
@@ -5728,7 +5687,6 @@
                 <w14:ligatures w14:val="none"/>
               </w:rPr>
             </w:pPr>
-            <w:proofErr w:type="spellStart"/>
             <w:r>
               <w:rPr>
                 <w:rFonts w:ascii="Arial" w:eastAsia="Times New Roman" w:hAnsi="Arial" w:cs="Arial"/>
@@ -5742,7 +5700,6 @@
               </w:rPr>
               <w:t>Facility_HVAC_Filter</w:t>
             </w:r>
-            <w:proofErr w:type="spellEnd"/>
           </w:p>
         </w:tc>
         <w:tc>
@@ -5792,16 +5749,29 @@
                 <w14:ligatures w14:val="none"/>
               </w:rPr>
             </w:pPr>
-            <w:r>
-              <w:rPr>
-                <w:rFonts w:ascii="Arial" w:eastAsia="Times New Roman" w:hAnsi="Arial" w:cs="Arial"/>
-                <w:color w:val="000000"/>
-                <w:kern w:val="0"/>
-                <w:sz w:val="22"/>
-                <w:szCs w:val="22"/>
-                <w14:ligatures w14:val="none"/>
-              </w:rPr>
-              <w:t>Varchar(15)</w:t>
+            <w:proofErr w:type="gramStart"/>
+            <w:r>
+              <w:rPr>
+                <w:rFonts w:ascii="Arial" w:eastAsia="Times New Roman" w:hAnsi="Arial" w:cs="Arial"/>
+                <w:color w:val="000000"/>
+                <w:kern w:val="0"/>
+                <w:sz w:val="22"/>
+                <w:szCs w:val="22"/>
+                <w14:ligatures w14:val="none"/>
+              </w:rPr>
+              <w:t>Varchar(</w:t>
+            </w:r>
+            <w:proofErr w:type="gramEnd"/>
+            <w:r>
+              <w:rPr>
+                <w:rFonts w:ascii="Arial" w:eastAsia="Times New Roman" w:hAnsi="Arial" w:cs="Arial"/>
+                <w:color w:val="000000"/>
+                <w:kern w:val="0"/>
+                <w:sz w:val="22"/>
+                <w:szCs w:val="22"/>
+                <w14:ligatures w14:val="none"/>
+              </w:rPr>
+              <w:t>15)</w:t>
             </w:r>
           </w:p>
         </w:tc>
@@ -5862,7 +5832,6 @@
                 <w14:ligatures w14:val="none"/>
               </w:rPr>
             </w:pPr>
-            <w:proofErr w:type="spellStart"/>
             <w:r>
               <w:rPr>
                 <w:rFonts w:ascii="Arial" w:eastAsia="Times New Roman" w:hAnsi="Arial" w:cs="Arial"/>
@@ -5876,7 +5845,6 @@
               </w:rPr>
               <w:t>Facility_HVAC_Filter</w:t>
             </w:r>
-            <w:proofErr w:type="spellEnd"/>
           </w:p>
         </w:tc>
         <w:tc>
@@ -5896,7 +5864,6 @@
                 <w14:ligatures w14:val="none"/>
               </w:rPr>
             </w:pPr>
-            <w:proofErr w:type="spellStart"/>
             <w:r>
               <w:rPr>
                 <w:rFonts w:ascii="Arial" w:eastAsia="Times New Roman" w:hAnsi="Arial" w:cs="Arial"/>
@@ -5908,7 +5875,6 @@
               </w:rPr>
               <w:t>Worker_ID</w:t>
             </w:r>
-            <w:proofErr w:type="spellEnd"/>
           </w:p>
         </w:tc>
         <w:tc>
@@ -6093,7 +6059,6 @@
                 <w:szCs w:val="22"/>
               </w:rPr>
             </w:pPr>
-            <w:proofErr w:type="spellStart"/>
             <w:r>
               <w:rPr>
                 <w:rFonts w:ascii="Arial" w:hAnsi="Arial" w:cs="Arial"/>
@@ -6102,7 +6067,6 @@
               </w:rPr>
               <w:t>Ice_Maintenance</w:t>
             </w:r>
-            <w:proofErr w:type="spellEnd"/>
           </w:p>
         </w:tc>
         <w:tc>
@@ -6117,7 +6081,6 @@
                 <w:szCs w:val="22"/>
               </w:rPr>
             </w:pPr>
-            <w:proofErr w:type="spellStart"/>
             <w:r>
               <w:rPr>
                 <w:rFonts w:ascii="Arial" w:hAnsi="Arial" w:cs="Arial"/>
@@ -6126,7 +6089,6 @@
               </w:rPr>
               <w:t>Ice_Maintenance_ID</w:t>
             </w:r>
-            <w:proofErr w:type="spellEnd"/>
           </w:p>
         </w:tc>
         <w:tc>
@@ -6200,7 +6162,6 @@
                 <w14:ligatures w14:val="none"/>
               </w:rPr>
             </w:pPr>
-            <w:proofErr w:type="spellStart"/>
             <w:r>
               <w:rPr>
                 <w:rFonts w:ascii="Arial" w:hAnsi="Arial" w:cs="Arial"/>
@@ -6212,7 +6173,6 @@
               </w:rPr>
               <w:t>Ice_Maintenance</w:t>
             </w:r>
-            <w:proofErr w:type="spellEnd"/>
           </w:p>
         </w:tc>
         <w:tc>
@@ -6232,7 +6192,6 @@
                 <w14:ligatures w14:val="none"/>
               </w:rPr>
             </w:pPr>
-            <w:proofErr w:type="spellStart"/>
             <w:r>
               <w:rPr>
                 <w:rFonts w:ascii="Arial" w:eastAsia="Times New Roman" w:hAnsi="Arial" w:cs="Arial"/>
@@ -6244,7 +6203,6 @@
               </w:rPr>
               <w:t>Ice_Maintenance_Date</w:t>
             </w:r>
-            <w:proofErr w:type="spellEnd"/>
           </w:p>
         </w:tc>
         <w:tc>
@@ -6360,7 +6318,6 @@
                 <w14:ligatures w14:val="none"/>
               </w:rPr>
             </w:pPr>
-            <w:proofErr w:type="spellStart"/>
             <w:r>
               <w:rPr>
                 <w:rFonts w:ascii="Arial" w:eastAsia="Times New Roman" w:hAnsi="Arial" w:cs="Arial"/>
@@ -6374,7 +6331,6 @@
               </w:rPr>
               <w:t>Ice_Maintenance</w:t>
             </w:r>
-            <w:proofErr w:type="spellEnd"/>
           </w:p>
         </w:tc>
         <w:tc>
@@ -6424,16 +6380,29 @@
                 <w14:ligatures w14:val="none"/>
               </w:rPr>
             </w:pPr>
-            <w:r>
-              <w:rPr>
-                <w:rFonts w:ascii="Arial" w:eastAsia="Times New Roman" w:hAnsi="Arial" w:cs="Arial"/>
-                <w:color w:val="000000"/>
-                <w:kern w:val="0"/>
-                <w:sz w:val="22"/>
-                <w:szCs w:val="22"/>
-                <w14:ligatures w14:val="none"/>
-              </w:rPr>
-              <w:t>Varchar(10)</w:t>
+            <w:proofErr w:type="gramStart"/>
+            <w:r>
+              <w:rPr>
+                <w:rFonts w:ascii="Arial" w:eastAsia="Times New Roman" w:hAnsi="Arial" w:cs="Arial"/>
+                <w:color w:val="000000"/>
+                <w:kern w:val="0"/>
+                <w:sz w:val="22"/>
+                <w:szCs w:val="22"/>
+                <w14:ligatures w14:val="none"/>
+              </w:rPr>
+              <w:t>Varchar(</w:t>
+            </w:r>
+            <w:proofErr w:type="gramEnd"/>
+            <w:r>
+              <w:rPr>
+                <w:rFonts w:ascii="Arial" w:eastAsia="Times New Roman" w:hAnsi="Arial" w:cs="Arial"/>
+                <w:color w:val="000000"/>
+                <w:kern w:val="0"/>
+                <w:sz w:val="22"/>
+                <w:szCs w:val="22"/>
+                <w14:ligatures w14:val="none"/>
+              </w:rPr>
+              <w:t>10)</w:t>
             </w:r>
           </w:p>
         </w:tc>
@@ -6526,17 +6495,36 @@
           </w:p>
           <w:p>
             <w:pPr>
-              <w:cnfStyle w:val="000000000000" w:firstRow="0" w:lastRow="0" w:firstColumn="0" w:lastColumn="0" w:oddVBand="0" w:evenVBand="0" w:oddHBand="0" w:evenHBand="0" w:firstRowFirstColumn="0" w:firstRowLastColumn="0" w:lastRowFirstColumn="0" w:lastRowLastColumn="0"/>
-              <w:rPr>
-                <w:rFonts w:ascii="Arial" w:eastAsia="Times New Roman" w:hAnsi="Arial" w:cs="Arial"/>
-                <w:color w:val="000000"/>
-                <w:kern w:val="0"/>
-                <w:sz w:val="22"/>
-                <w:szCs w:val="22"/>
-                <w14:ligatures w14:val="none"/>
-              </w:rPr>
-            </w:pPr>
-            <w:r>
+              <w:pStyle w:val="ListParagraph"/>
+              <w:numPr>
+                <w:ilvl w:val="0"/>
+                <w:numId w:val="4"/>
+              </w:numPr>
+              <w:cnfStyle w:val="000000000000" w:firstRow="0" w:lastRow="0" w:firstColumn="0" w:lastColumn="0" w:oddVBand="0" w:evenVBand="0" w:oddHBand="0" w:evenHBand="0" w:firstRowFirstColumn="0" w:firstRowLastColumn="0" w:lastRowFirstColumn="0" w:lastRowLastColumn="0"/>
+              <w:rPr>
+                <w:rFonts w:ascii="Arial" w:eastAsia="Times New Roman" w:hAnsi="Arial" w:cs="Arial"/>
+                <w:color w:val="000000"/>
+                <w:kern w:val="0"/>
+                <w:sz w:val="22"/>
+                <w:szCs w:val="22"/>
+                <w14:ligatures w14:val="none"/>
+              </w:rPr>
+            </w:pPr>
+            <w:r>
+              <w:rPr>
+                <w:rFonts w:ascii="Arial" w:eastAsia="Times New Roman" w:hAnsi="Arial" w:cs="Arial"/>
+                <w:color w:val="000000"/>
+                <w:kern w:val="0"/>
+                <w:sz w:val="22"/>
+                <w:szCs w:val="22"/>
+                <w14:ligatures w14:val="none"/>
+              </w:rPr>
+              <w:t>NA</w:t>
+            </w:r>
+          </w:p>
+          <w:p>
+            <w:pPr>
+              <w:cnfStyle w:val="000000000000" w:firstRow="0" w:lastRow="0" w:firstColumn="0" w:lastColumn="0" w:oddVBand="0" w:evenVBand="0" w:oddHBand="0" w:evenHBand="0" w:firstRowFirstColumn="0" w:firstRowLastColumn="0" w:lastRowFirstColumn="0" w:lastRowLastColumn="0"/>
               <w:rPr>
                 <w:rFonts w:ascii="Arial" w:eastAsia="Times New Roman" w:hAnsi="Arial" w:cs="Arial"/>
                 <w:b/>
@@ -6547,7 +6535,43 @@
                 <w:szCs w:val="22"/>
                 <w14:ligatures w14:val="none"/>
               </w:rPr>
+            </w:pPr>
+            <w:r>
+              <w:rPr>
+                <w:rFonts w:ascii="Arial" w:eastAsia="Times New Roman" w:hAnsi="Arial" w:cs="Arial"/>
+                <w:b/>
+                <w:bCs/>
+                <w:color w:val="000000"/>
+                <w:kern w:val="0"/>
+                <w:sz w:val="22"/>
+                <w:szCs w:val="22"/>
+                <w14:ligatures w14:val="none"/>
+              </w:rPr>
               <w:t>Required</w:t>
+            </w:r>
+          </w:p>
+          <w:p>
+            <w:pPr>
+              <w:cnfStyle w:val="000000000000" w:firstRow="0" w:lastRow="0" w:firstColumn="0" w:lastColumn="0" w:oddVBand="0" w:evenVBand="0" w:oddHBand="0" w:evenHBand="0" w:firstRowFirstColumn="0" w:firstRowLastColumn="0" w:lastRowFirstColumn="0" w:lastRowLastColumn="0"/>
+              <w:rPr>
+                <w:rFonts w:ascii="Arial" w:eastAsia="Times New Roman" w:hAnsi="Arial" w:cs="Arial"/>
+                <w:color w:val="000000"/>
+                <w:kern w:val="0"/>
+                <w:sz w:val="22"/>
+                <w:szCs w:val="22"/>
+                <w14:ligatures w14:val="none"/>
+              </w:rPr>
+            </w:pPr>
+            <w:r>
+              <w:rPr>
+                <w:rFonts w:ascii="Arial" w:eastAsia="Times New Roman" w:hAnsi="Arial" w:cs="Arial"/>
+                <w:color w:val="000000"/>
+                <w:kern w:val="0"/>
+                <w:sz w:val="22"/>
+                <w:szCs w:val="22"/>
+                <w14:ligatures w14:val="none"/>
+              </w:rPr>
+              <w:t>If NA make all other dropdown as NA</w:t>
             </w:r>
           </w:p>
         </w:tc>
@@ -6578,7 +6602,6 @@
                 <w14:ligatures w14:val="none"/>
               </w:rPr>
             </w:pPr>
-            <w:proofErr w:type="spellStart"/>
             <w:r>
               <w:rPr>
                 <w:rFonts w:ascii="Arial" w:eastAsia="Times New Roman" w:hAnsi="Arial" w:cs="Arial"/>
@@ -6592,7 +6615,6 @@
               </w:rPr>
               <w:t>Ice_Maintenance</w:t>
             </w:r>
-            <w:proofErr w:type="spellEnd"/>
           </w:p>
         </w:tc>
         <w:tc>
@@ -6642,16 +6664,29 @@
                 <w14:ligatures w14:val="none"/>
               </w:rPr>
             </w:pPr>
-            <w:r>
-              <w:rPr>
-                <w:rFonts w:ascii="Arial" w:eastAsia="Times New Roman" w:hAnsi="Arial" w:cs="Arial"/>
-                <w:color w:val="000000"/>
-                <w:kern w:val="0"/>
-                <w:sz w:val="22"/>
-                <w:szCs w:val="22"/>
-                <w14:ligatures w14:val="none"/>
-              </w:rPr>
-              <w:t>Bool</w:t>
+            <w:proofErr w:type="gramStart"/>
+            <w:r>
+              <w:rPr>
+                <w:rFonts w:ascii="Arial" w:eastAsia="Times New Roman" w:hAnsi="Arial" w:cs="Arial"/>
+                <w:color w:val="000000"/>
+                <w:kern w:val="0"/>
+                <w:sz w:val="22"/>
+                <w:szCs w:val="22"/>
+                <w14:ligatures w14:val="none"/>
+              </w:rPr>
+              <w:t>Varchar(</w:t>
+            </w:r>
+            <w:proofErr w:type="gramEnd"/>
+            <w:r>
+              <w:rPr>
+                <w:rFonts w:ascii="Arial" w:eastAsia="Times New Roman" w:hAnsi="Arial" w:cs="Arial"/>
+                <w:color w:val="000000"/>
+                <w:kern w:val="0"/>
+                <w:sz w:val="22"/>
+                <w:szCs w:val="22"/>
+                <w14:ligatures w14:val="none"/>
+              </w:rPr>
+              <w:t>10)</w:t>
             </w:r>
           </w:p>
         </w:tc>
@@ -6681,7 +6716,29 @@
                 <w:szCs w:val="22"/>
                 <w14:ligatures w14:val="none"/>
               </w:rPr>
-              <w:t>Yes/No Dropdown</w:t>
+              <w:t>Yes/No</w:t>
+            </w:r>
+            <w:r>
+              <w:rPr>
+                <w:rFonts w:ascii="Arial" w:eastAsia="Times New Roman" w:hAnsi="Arial" w:cs="Arial"/>
+                <w:color w:val="000000"/>
+                <w:kern w:val="0"/>
+                <w:sz w:val="22"/>
+                <w:szCs w:val="22"/>
+                <w14:ligatures w14:val="none"/>
+              </w:rPr>
+              <w:t>/NA</w:t>
+            </w:r>
+            <w:r>
+              <w:rPr>
+                <w:rFonts w:ascii="Arial" w:eastAsia="Times New Roman" w:hAnsi="Arial" w:cs="Arial"/>
+                <w:color w:val="000000"/>
+                <w:kern w:val="0"/>
+                <w:sz w:val="22"/>
+                <w:szCs w:val="22"/>
+                <w14:ligatures w14:val="none"/>
+              </w:rPr>
+              <w:t xml:space="preserve"> Dropdown</w:t>
             </w:r>
           </w:p>
           <w:p>
@@ -6738,7 +6795,6 @@
                 <w14:ligatures w14:val="none"/>
               </w:rPr>
             </w:pPr>
-            <w:proofErr w:type="spellStart"/>
             <w:r>
               <w:rPr>
                 <w:rFonts w:ascii="Arial" w:eastAsia="Times New Roman" w:hAnsi="Arial" w:cs="Arial"/>
@@ -6752,7 +6808,6 @@
               </w:rPr>
               <w:t>Ice_Maintenance</w:t>
             </w:r>
-            <w:proofErr w:type="spellEnd"/>
           </w:p>
         </w:tc>
         <w:tc>
@@ -6772,7 +6827,6 @@
                 <w14:ligatures w14:val="none"/>
               </w:rPr>
             </w:pPr>
-            <w:proofErr w:type="spellStart"/>
             <w:r>
               <w:rPr>
                 <w:rFonts w:ascii="Arial" w:eastAsia="Times New Roman" w:hAnsi="Arial" w:cs="Arial"/>
@@ -6784,7 +6838,6 @@
               </w:rPr>
               <w:t>Cross_Cut</w:t>
             </w:r>
-            <w:proofErr w:type="spellEnd"/>
           </w:p>
         </w:tc>
         <w:tc>
@@ -6804,16 +6857,29 @@
                 <w14:ligatures w14:val="none"/>
               </w:rPr>
             </w:pPr>
-            <w:r>
-              <w:rPr>
-                <w:rFonts w:ascii="Arial" w:eastAsia="Times New Roman" w:hAnsi="Arial" w:cs="Arial"/>
-                <w:color w:val="000000"/>
-                <w:kern w:val="0"/>
-                <w:sz w:val="22"/>
-                <w:szCs w:val="22"/>
-                <w14:ligatures w14:val="none"/>
-              </w:rPr>
-              <w:t>Bool</w:t>
+            <w:proofErr w:type="gramStart"/>
+            <w:r>
+              <w:rPr>
+                <w:rFonts w:ascii="Arial" w:eastAsia="Times New Roman" w:hAnsi="Arial" w:cs="Arial"/>
+                <w:color w:val="000000"/>
+                <w:kern w:val="0"/>
+                <w:sz w:val="22"/>
+                <w:szCs w:val="22"/>
+                <w14:ligatures w14:val="none"/>
+              </w:rPr>
+              <w:t>Varchar(</w:t>
+            </w:r>
+            <w:proofErr w:type="gramEnd"/>
+            <w:r>
+              <w:rPr>
+                <w:rFonts w:ascii="Arial" w:eastAsia="Times New Roman" w:hAnsi="Arial" w:cs="Arial"/>
+                <w:color w:val="000000"/>
+                <w:kern w:val="0"/>
+                <w:sz w:val="22"/>
+                <w:szCs w:val="22"/>
+                <w14:ligatures w14:val="none"/>
+              </w:rPr>
+              <w:t>10)</w:t>
             </w:r>
           </w:p>
         </w:tc>
@@ -6843,7 +6909,29 @@
                 <w:szCs w:val="22"/>
                 <w14:ligatures w14:val="none"/>
               </w:rPr>
-              <w:t>Yes/No Dropdown</w:t>
+              <w:t>Yes/No</w:t>
+            </w:r>
+            <w:r>
+              <w:rPr>
+                <w:rFonts w:ascii="Arial" w:eastAsia="Times New Roman" w:hAnsi="Arial" w:cs="Arial"/>
+                <w:color w:val="000000"/>
+                <w:kern w:val="0"/>
+                <w:sz w:val="22"/>
+                <w:szCs w:val="22"/>
+                <w14:ligatures w14:val="none"/>
+              </w:rPr>
+              <w:t>/NA</w:t>
+            </w:r>
+            <w:r>
+              <w:rPr>
+                <w:rFonts w:ascii="Arial" w:eastAsia="Times New Roman" w:hAnsi="Arial" w:cs="Arial"/>
+                <w:color w:val="000000"/>
+                <w:kern w:val="0"/>
+                <w:sz w:val="22"/>
+                <w:szCs w:val="22"/>
+                <w14:ligatures w14:val="none"/>
+              </w:rPr>
+              <w:t xml:space="preserve"> Dropdown</w:t>
             </w:r>
           </w:p>
           <w:p>
@@ -6900,7 +6988,6 @@
                 <w14:ligatures w14:val="none"/>
               </w:rPr>
             </w:pPr>
-            <w:proofErr w:type="spellStart"/>
             <w:r>
               <w:rPr>
                 <w:rFonts w:ascii="Arial" w:eastAsia="Times New Roman" w:hAnsi="Arial" w:cs="Arial"/>
@@ -6914,7 +7001,6 @@
               </w:rPr>
               <w:t>Ice_Maintenance</w:t>
             </w:r>
-            <w:proofErr w:type="spellEnd"/>
           </w:p>
         </w:tc>
         <w:tc>
@@ -6934,7 +7020,6 @@
                 <w14:ligatures w14:val="none"/>
               </w:rPr>
             </w:pPr>
-            <w:proofErr w:type="spellStart"/>
             <w:r>
               <w:rPr>
                 <w:rFonts w:ascii="Arial" w:eastAsia="Times New Roman" w:hAnsi="Arial" w:cs="Arial"/>
@@ -6946,7 +7031,6 @@
               </w:rPr>
               <w:t>Hand_Flood</w:t>
             </w:r>
-            <w:proofErr w:type="spellEnd"/>
           </w:p>
         </w:tc>
         <w:tc>
@@ -6966,16 +7050,29 @@
                 <w14:ligatures w14:val="none"/>
               </w:rPr>
             </w:pPr>
-            <w:r>
-              <w:rPr>
-                <w:rFonts w:ascii="Arial" w:eastAsia="Times New Roman" w:hAnsi="Arial" w:cs="Arial"/>
-                <w:color w:val="000000"/>
-                <w:kern w:val="0"/>
-                <w:sz w:val="22"/>
-                <w:szCs w:val="22"/>
-                <w14:ligatures w14:val="none"/>
-              </w:rPr>
-              <w:t>Bool</w:t>
+            <w:proofErr w:type="gramStart"/>
+            <w:r>
+              <w:rPr>
+                <w:rFonts w:ascii="Arial" w:eastAsia="Times New Roman" w:hAnsi="Arial" w:cs="Arial"/>
+                <w:color w:val="000000"/>
+                <w:kern w:val="0"/>
+                <w:sz w:val="22"/>
+                <w:szCs w:val="22"/>
+                <w14:ligatures w14:val="none"/>
+              </w:rPr>
+              <w:t>Varchar(</w:t>
+            </w:r>
+            <w:proofErr w:type="gramEnd"/>
+            <w:r>
+              <w:rPr>
+                <w:rFonts w:ascii="Arial" w:eastAsia="Times New Roman" w:hAnsi="Arial" w:cs="Arial"/>
+                <w:color w:val="000000"/>
+                <w:kern w:val="0"/>
+                <w:sz w:val="22"/>
+                <w:szCs w:val="22"/>
+                <w14:ligatures w14:val="none"/>
+              </w:rPr>
+              <w:t>10)</w:t>
             </w:r>
           </w:p>
         </w:tc>
@@ -7005,7 +7102,29 @@
                 <w:szCs w:val="22"/>
                 <w14:ligatures w14:val="none"/>
               </w:rPr>
-              <w:t>Yes/No Dropdown</w:t>
+              <w:t>Yes/No</w:t>
+            </w:r>
+            <w:r>
+              <w:rPr>
+                <w:rFonts w:ascii="Arial" w:eastAsia="Times New Roman" w:hAnsi="Arial" w:cs="Arial"/>
+                <w:color w:val="000000"/>
+                <w:kern w:val="0"/>
+                <w:sz w:val="22"/>
+                <w:szCs w:val="22"/>
+                <w14:ligatures w14:val="none"/>
+              </w:rPr>
+              <w:t>/NA</w:t>
+            </w:r>
+            <w:r>
+              <w:rPr>
+                <w:rFonts w:ascii="Arial" w:eastAsia="Times New Roman" w:hAnsi="Arial" w:cs="Arial"/>
+                <w:color w:val="000000"/>
+                <w:kern w:val="0"/>
+                <w:sz w:val="22"/>
+                <w:szCs w:val="22"/>
+                <w14:ligatures w14:val="none"/>
+              </w:rPr>
+              <w:t xml:space="preserve"> Dropdown</w:t>
             </w:r>
           </w:p>
           <w:p>
@@ -7062,7 +7181,6 @@
                 <w14:ligatures w14:val="none"/>
               </w:rPr>
             </w:pPr>
-            <w:proofErr w:type="spellStart"/>
             <w:r>
               <w:rPr>
                 <w:rFonts w:ascii="Arial" w:eastAsia="Times New Roman" w:hAnsi="Arial" w:cs="Arial"/>
@@ -7076,7 +7194,6 @@
               </w:rPr>
               <w:t>Ice_Maintenance</w:t>
             </w:r>
-            <w:proofErr w:type="spellEnd"/>
           </w:p>
         </w:tc>
         <w:tc>
@@ -7126,16 +7243,29 @@
                 <w14:ligatures w14:val="none"/>
               </w:rPr>
             </w:pPr>
-            <w:r>
-              <w:rPr>
-                <w:rFonts w:ascii="Arial" w:eastAsia="Times New Roman" w:hAnsi="Arial" w:cs="Arial"/>
-                <w:color w:val="000000"/>
-                <w:kern w:val="0"/>
-                <w:sz w:val="22"/>
-                <w:szCs w:val="22"/>
-                <w14:ligatures w14:val="none"/>
-              </w:rPr>
-              <w:t>Varchar(15)</w:t>
+            <w:proofErr w:type="gramStart"/>
+            <w:r>
+              <w:rPr>
+                <w:rFonts w:ascii="Arial" w:eastAsia="Times New Roman" w:hAnsi="Arial" w:cs="Arial"/>
+                <w:color w:val="000000"/>
+                <w:kern w:val="0"/>
+                <w:sz w:val="22"/>
+                <w:szCs w:val="22"/>
+                <w14:ligatures w14:val="none"/>
+              </w:rPr>
+              <w:t>Varchar(</w:t>
+            </w:r>
+            <w:proofErr w:type="gramEnd"/>
+            <w:r>
+              <w:rPr>
+                <w:rFonts w:ascii="Arial" w:eastAsia="Times New Roman" w:hAnsi="Arial" w:cs="Arial"/>
+                <w:color w:val="000000"/>
+                <w:kern w:val="0"/>
+                <w:sz w:val="22"/>
+                <w:szCs w:val="22"/>
+                <w14:ligatures w14:val="none"/>
+              </w:rPr>
+              <w:t>15)</w:t>
             </w:r>
           </w:p>
         </w:tc>
@@ -7166,6 +7296,30 @@
                 <w14:ligatures w14:val="none"/>
               </w:rPr>
               <w:t>Text Field</w:t>
+            </w:r>
+          </w:p>
+          <w:p>
+            <w:pPr>
+              <w:cnfStyle w:val="000000000000" w:firstRow="0" w:lastRow="0" w:firstColumn="0" w:lastColumn="0" w:oddVBand="0" w:evenVBand="0" w:oddHBand="0" w:evenHBand="0" w:firstRowFirstColumn="0" w:firstRowLastColumn="0" w:lastRowFirstColumn="0" w:lastRowLastColumn="0"/>
+              <w:rPr>
+                <w:rFonts w:ascii="Arial" w:eastAsia="Times New Roman" w:hAnsi="Arial" w:cs="Arial"/>
+                <w:color w:val="000000"/>
+                <w:kern w:val="0"/>
+                <w:sz w:val="22"/>
+                <w:szCs w:val="22"/>
+                <w14:ligatures w14:val="none"/>
+              </w:rPr>
+            </w:pPr>
+            <w:r>
+              <w:rPr>
+                <w:rFonts w:ascii="Arial" w:eastAsia="Times New Roman" w:hAnsi="Arial" w:cs="Arial"/>
+                <w:color w:val="000000"/>
+                <w:kern w:val="0"/>
+                <w:sz w:val="22"/>
+                <w:szCs w:val="22"/>
+                <w14:ligatures w14:val="none"/>
+              </w:rPr>
+              <w:t>Required if NA</w:t>
             </w:r>
           </w:p>
         </w:tc>
@@ -7196,7 +7350,6 @@
                 <w14:ligatures w14:val="none"/>
               </w:rPr>
             </w:pPr>
-            <w:proofErr w:type="spellStart"/>
             <w:r>
               <w:rPr>
                 <w:rFonts w:ascii="Arial" w:eastAsia="Times New Roman" w:hAnsi="Arial" w:cs="Arial"/>
@@ -7210,7 +7363,6 @@
               </w:rPr>
               <w:t>Ice_Maintenance</w:t>
             </w:r>
-            <w:proofErr w:type="spellEnd"/>
           </w:p>
         </w:tc>
         <w:tc>
@@ -7230,7 +7382,6 @@
                 <w14:ligatures w14:val="none"/>
               </w:rPr>
             </w:pPr>
-            <w:proofErr w:type="spellStart"/>
             <w:r>
               <w:rPr>
                 <w:rFonts w:ascii="Arial" w:eastAsia="Times New Roman" w:hAnsi="Arial" w:cs="Arial"/>
@@ -7242,7 +7393,6 @@
               </w:rPr>
               <w:t>Worker_ID</w:t>
             </w:r>
-            <w:proofErr w:type="spellEnd"/>
           </w:p>
         </w:tc>
         <w:tc>
@@ -7416,7 +7566,6 @@
                 <w:szCs w:val="22"/>
               </w:rPr>
             </w:pPr>
-            <w:proofErr w:type="spellStart"/>
             <w:r>
               <w:rPr>
                 <w:rFonts w:ascii="Arial" w:hAnsi="Arial" w:cs="Arial"/>
@@ -7425,7 +7574,6 @@
               </w:rPr>
               <w:t>Rink_Misc_Maintenance</w:t>
             </w:r>
-            <w:proofErr w:type="spellEnd"/>
           </w:p>
         </w:tc>
         <w:tc>
@@ -7440,7 +7588,6 @@
                 <w:szCs w:val="22"/>
               </w:rPr>
             </w:pPr>
-            <w:proofErr w:type="spellStart"/>
             <w:r>
               <w:rPr>
                 <w:rFonts w:ascii="Arial" w:hAnsi="Arial" w:cs="Arial"/>
@@ -7449,7 +7596,6 @@
               </w:rPr>
               <w:t>Rink_Misc_Maintenance_ID</w:t>
             </w:r>
-            <w:proofErr w:type="spellEnd"/>
           </w:p>
         </w:tc>
         <w:tc>
@@ -7510,7 +7656,6 @@
                 <w:szCs w:val="22"/>
               </w:rPr>
             </w:pPr>
-            <w:proofErr w:type="spellStart"/>
             <w:r>
               <w:rPr>
                 <w:rFonts w:ascii="Arial" w:hAnsi="Arial" w:cs="Arial"/>
@@ -7519,7 +7664,6 @@
               </w:rPr>
               <w:t>Rink_Misc_Maintenance</w:t>
             </w:r>
-            <w:proofErr w:type="spellEnd"/>
           </w:p>
         </w:tc>
         <w:tc>
@@ -7534,7 +7678,6 @@
                 <w:szCs w:val="22"/>
               </w:rPr>
             </w:pPr>
-            <w:proofErr w:type="spellStart"/>
             <w:r>
               <w:rPr>
                 <w:rFonts w:ascii="Arial" w:hAnsi="Arial" w:cs="Arial"/>
@@ -7551,7 +7694,6 @@
               </w:rPr>
               <w:t>_Date</w:t>
             </w:r>
-            <w:proofErr w:type="spellEnd"/>
           </w:p>
         </w:tc>
         <w:tc>
@@ -7647,7 +7789,6 @@
                 <w14:ligatures w14:val="none"/>
               </w:rPr>
             </w:pPr>
-            <w:proofErr w:type="spellStart"/>
             <w:r>
               <w:rPr>
                 <w:rFonts w:ascii="Arial" w:eastAsia="Times New Roman" w:hAnsi="Arial" w:cs="Arial"/>
@@ -7661,7 +7802,6 @@
               </w:rPr>
               <w:t>Rink_Misc_Maintenance</w:t>
             </w:r>
-            <w:proofErr w:type="spellEnd"/>
           </w:p>
         </w:tc>
         <w:tc>
@@ -7711,16 +7851,29 @@
                 <w14:ligatures w14:val="none"/>
               </w:rPr>
             </w:pPr>
-            <w:r>
-              <w:rPr>
-                <w:rFonts w:ascii="Arial" w:eastAsia="Times New Roman" w:hAnsi="Arial" w:cs="Arial"/>
-                <w:color w:val="000000"/>
-                <w:kern w:val="0"/>
-                <w:sz w:val="22"/>
-                <w:szCs w:val="22"/>
-                <w14:ligatures w14:val="none"/>
-              </w:rPr>
-              <w:t>Varchar(20)</w:t>
+            <w:proofErr w:type="gramStart"/>
+            <w:r>
+              <w:rPr>
+                <w:rFonts w:ascii="Arial" w:eastAsia="Times New Roman" w:hAnsi="Arial" w:cs="Arial"/>
+                <w:color w:val="000000"/>
+                <w:kern w:val="0"/>
+                <w:sz w:val="22"/>
+                <w:szCs w:val="22"/>
+                <w14:ligatures w14:val="none"/>
+              </w:rPr>
+              <w:t>Varchar(</w:t>
+            </w:r>
+            <w:proofErr w:type="gramEnd"/>
+            <w:r>
+              <w:rPr>
+                <w:rFonts w:ascii="Arial" w:eastAsia="Times New Roman" w:hAnsi="Arial" w:cs="Arial"/>
+                <w:color w:val="000000"/>
+                <w:kern w:val="0"/>
+                <w:sz w:val="22"/>
+                <w:szCs w:val="22"/>
+                <w14:ligatures w14:val="none"/>
+              </w:rPr>
+              <w:t>20)</w:t>
             </w:r>
           </w:p>
         </w:tc>
@@ -7781,7 +7934,6 @@
                 <w14:ligatures w14:val="none"/>
               </w:rPr>
             </w:pPr>
-            <w:proofErr w:type="spellStart"/>
             <w:r>
               <w:rPr>
                 <w:rFonts w:ascii="Arial" w:eastAsia="Times New Roman" w:hAnsi="Arial" w:cs="Arial"/>
@@ -7795,7 +7947,6 @@
               </w:rPr>
               <w:t>Rink_Misc_Maintenance</w:t>
             </w:r>
-            <w:proofErr w:type="spellEnd"/>
           </w:p>
         </w:tc>
         <w:tc>
@@ -7845,16 +7996,29 @@
                 <w14:ligatures w14:val="none"/>
               </w:rPr>
             </w:pPr>
-            <w:r>
-              <w:rPr>
-                <w:rFonts w:ascii="Arial" w:eastAsia="Times New Roman" w:hAnsi="Arial" w:cs="Arial"/>
-                <w:color w:val="000000"/>
-                <w:kern w:val="0"/>
-                <w:sz w:val="22"/>
-                <w:szCs w:val="22"/>
-                <w14:ligatures w14:val="none"/>
-              </w:rPr>
-              <w:t>Varchar(20)</w:t>
+            <w:proofErr w:type="gramStart"/>
+            <w:r>
+              <w:rPr>
+                <w:rFonts w:ascii="Arial" w:eastAsia="Times New Roman" w:hAnsi="Arial" w:cs="Arial"/>
+                <w:color w:val="000000"/>
+                <w:kern w:val="0"/>
+                <w:sz w:val="22"/>
+                <w:szCs w:val="22"/>
+                <w14:ligatures w14:val="none"/>
+              </w:rPr>
+              <w:t>Varchar(</w:t>
+            </w:r>
+            <w:proofErr w:type="gramEnd"/>
+            <w:r>
+              <w:rPr>
+                <w:rFonts w:ascii="Arial" w:eastAsia="Times New Roman" w:hAnsi="Arial" w:cs="Arial"/>
+                <w:color w:val="000000"/>
+                <w:kern w:val="0"/>
+                <w:sz w:val="22"/>
+                <w:szCs w:val="22"/>
+                <w14:ligatures w14:val="none"/>
+              </w:rPr>
+              <w:t>20)</w:t>
             </w:r>
           </w:p>
         </w:tc>
@@ -7915,7 +8079,6 @@
                 <w14:ligatures w14:val="none"/>
               </w:rPr>
             </w:pPr>
-            <w:proofErr w:type="spellStart"/>
             <w:r>
               <w:rPr>
                 <w:rFonts w:ascii="Arial" w:eastAsia="Times New Roman" w:hAnsi="Arial" w:cs="Arial"/>
@@ -7929,7 +8092,6 @@
               </w:rPr>
               <w:t>Rink_Misc_Maintenance</w:t>
             </w:r>
-            <w:proofErr w:type="spellEnd"/>
           </w:p>
         </w:tc>
         <w:tc>
@@ -7949,7 +8111,6 @@
                 <w14:ligatures w14:val="none"/>
               </w:rPr>
             </w:pPr>
-            <w:proofErr w:type="spellStart"/>
             <w:r>
               <w:rPr>
                 <w:rFonts w:ascii="Arial" w:eastAsia="Times New Roman" w:hAnsi="Arial" w:cs="Arial"/>
@@ -7961,7 +8122,6 @@
               </w:rPr>
               <w:t>Worker_ID</w:t>
             </w:r>
-            <w:proofErr w:type="spellEnd"/>
           </w:p>
         </w:tc>
         <w:tc>
@@ -8082,6 +8242,25 @@
           <w:szCs w:val="40"/>
         </w:rPr>
         <w:t>Natural Gas Form</w:t>
+      </w:r>
+    </w:p>
+    <w:p>
+      <w:pPr>
+        <w:rPr>
+          <w:b/>
+          <w:bCs/>
+          <w:sz w:val="28"/>
+          <w:szCs w:val="28"/>
+        </w:rPr>
+      </w:pPr>
+      <w:r>
+        <w:rPr>
+          <w:b/>
+          <w:bCs/>
+          <w:sz w:val="28"/>
+          <w:szCs w:val="28"/>
+        </w:rPr>
+        <w:t>**Make them all required</w:t>
       </w:r>
     </w:p>
     <w:tbl>
@@ -8164,7 +8343,6 @@
                 <w:szCs w:val="22"/>
               </w:rPr>
             </w:pPr>
-            <w:proofErr w:type="spellStart"/>
             <w:r>
               <w:rPr>
                 <w:rFonts w:ascii="Arial" w:hAnsi="Arial" w:cs="Arial"/>
@@ -8173,7 +8351,6 @@
               </w:rPr>
               <w:t>Natural_Gas_Stats</w:t>
             </w:r>
-            <w:proofErr w:type="spellEnd"/>
           </w:p>
         </w:tc>
         <w:tc>
@@ -8188,7 +8365,6 @@
                 <w:szCs w:val="22"/>
               </w:rPr>
             </w:pPr>
-            <w:proofErr w:type="spellStart"/>
             <w:r>
               <w:rPr>
                 <w:rFonts w:ascii="Arial" w:hAnsi="Arial" w:cs="Arial"/>
@@ -8205,7 +8381,6 @@
               </w:rPr>
               <w:t>_ID</w:t>
             </w:r>
-            <w:proofErr w:type="spellEnd"/>
           </w:p>
         </w:tc>
         <w:tc>
@@ -8279,7 +8454,6 @@
                 <w14:ligatures w14:val="none"/>
               </w:rPr>
             </w:pPr>
-            <w:proofErr w:type="spellStart"/>
             <w:r>
               <w:rPr>
                 <w:rFonts w:ascii="Arial" w:eastAsia="Times New Roman" w:hAnsi="Arial" w:cs="Arial"/>
@@ -8293,7 +8467,6 @@
               </w:rPr>
               <w:t>Natural_Gas_Stats</w:t>
             </w:r>
-            <w:proofErr w:type="spellEnd"/>
           </w:p>
         </w:tc>
         <w:tc>
@@ -8313,7 +8486,6 @@
                 <w14:ligatures w14:val="none"/>
               </w:rPr>
             </w:pPr>
-            <w:proofErr w:type="spellStart"/>
             <w:r>
               <w:rPr>
                 <w:rFonts w:ascii="Arial" w:eastAsia="Times New Roman" w:hAnsi="Arial" w:cs="Arial"/>
@@ -8336,7 +8508,6 @@
               </w:rPr>
               <w:t>Billing_Date</w:t>
             </w:r>
-            <w:proofErr w:type="spellEnd"/>
           </w:p>
         </w:tc>
         <w:tc>
@@ -8452,7 +8623,6 @@
                 <w14:ligatures w14:val="none"/>
               </w:rPr>
             </w:pPr>
-            <w:proofErr w:type="spellStart"/>
             <w:r>
               <w:rPr>
                 <w:rFonts w:ascii="Arial" w:eastAsia="Times New Roman" w:hAnsi="Arial" w:cs="Arial"/>
@@ -8466,7 +8636,6 @@
               </w:rPr>
               <w:t>Natural_Gas_Stats</w:t>
             </w:r>
-            <w:proofErr w:type="spellEnd"/>
           </w:p>
         </w:tc>
         <w:tc>
@@ -8486,7 +8655,6 @@
                 <w14:ligatures w14:val="none"/>
               </w:rPr>
             </w:pPr>
-            <w:proofErr w:type="spellStart"/>
             <w:r>
               <w:rPr>
                 <w:rFonts w:ascii="Arial" w:eastAsia="Times New Roman" w:hAnsi="Arial" w:cs="Arial"/>
@@ -8509,7 +8677,6 @@
               </w:rPr>
               <w:t>Read_Date</w:t>
             </w:r>
-            <w:proofErr w:type="spellEnd"/>
           </w:p>
         </w:tc>
         <w:tc>
@@ -8625,7 +8792,6 @@
                 <w14:ligatures w14:val="none"/>
               </w:rPr>
             </w:pPr>
-            <w:proofErr w:type="spellStart"/>
             <w:r>
               <w:rPr>
                 <w:rFonts w:ascii="Arial" w:eastAsia="Times New Roman" w:hAnsi="Arial" w:cs="Arial"/>
@@ -8639,7 +8805,6 @@
               </w:rPr>
               <w:t>Natural_Gas_Stats</w:t>
             </w:r>
-            <w:proofErr w:type="spellEnd"/>
           </w:p>
         </w:tc>
         <w:tc>
@@ -8659,7 +8824,6 @@
                 <w14:ligatures w14:val="none"/>
               </w:rPr>
             </w:pPr>
-            <w:proofErr w:type="spellStart"/>
             <w:r>
               <w:rPr>
                 <w:rFonts w:ascii="Arial" w:eastAsia="Times New Roman" w:hAnsi="Arial" w:cs="Arial"/>
@@ -8682,7 +8846,6 @@
               </w:rPr>
               <w:t>Billing_Days</w:t>
             </w:r>
-            <w:proofErr w:type="spellEnd"/>
           </w:p>
         </w:tc>
         <w:tc>
@@ -8798,7 +8961,6 @@
                 <w14:ligatures w14:val="none"/>
               </w:rPr>
             </w:pPr>
-            <w:proofErr w:type="spellStart"/>
             <w:r>
               <w:rPr>
                 <w:rFonts w:ascii="Arial" w:eastAsia="Times New Roman" w:hAnsi="Arial" w:cs="Arial"/>
@@ -8812,7 +8974,6 @@
               </w:rPr>
               <w:t>Natural_Gas_Stats</w:t>
             </w:r>
-            <w:proofErr w:type="spellEnd"/>
           </w:p>
         </w:tc>
         <w:tc>
@@ -8832,7 +8993,6 @@
                 <w14:ligatures w14:val="none"/>
               </w:rPr>
             </w:pPr>
-            <w:proofErr w:type="spellStart"/>
             <w:r>
               <w:rPr>
                 <w:rFonts w:ascii="Arial" w:eastAsia="Times New Roman" w:hAnsi="Arial" w:cs="Arial"/>
@@ -8844,7 +9004,6 @@
               </w:rPr>
               <w:t>Other_Gas_Charges</w:t>
             </w:r>
-            <w:proofErr w:type="spellEnd"/>
           </w:p>
         </w:tc>
         <w:tc>
@@ -8864,16 +9023,29 @@
                 <w14:ligatures w14:val="none"/>
               </w:rPr>
             </w:pPr>
-            <w:r>
-              <w:rPr>
-                <w:rFonts w:ascii="Arial" w:eastAsia="Times New Roman" w:hAnsi="Arial" w:cs="Arial"/>
-                <w:color w:val="000000"/>
-                <w:kern w:val="0"/>
-                <w:sz w:val="22"/>
-                <w:szCs w:val="22"/>
-                <w14:ligatures w14:val="none"/>
-              </w:rPr>
-              <w:t>Decimal(10,2)</w:t>
+            <w:proofErr w:type="gramStart"/>
+            <w:r>
+              <w:rPr>
+                <w:rFonts w:ascii="Arial" w:eastAsia="Times New Roman" w:hAnsi="Arial" w:cs="Arial"/>
+                <w:color w:val="000000"/>
+                <w:kern w:val="0"/>
+                <w:sz w:val="22"/>
+                <w:szCs w:val="22"/>
+                <w14:ligatures w14:val="none"/>
+              </w:rPr>
+              <w:t>Decimal(</w:t>
+            </w:r>
+            <w:proofErr w:type="gramEnd"/>
+            <w:r>
+              <w:rPr>
+                <w:rFonts w:ascii="Arial" w:eastAsia="Times New Roman" w:hAnsi="Arial" w:cs="Arial"/>
+                <w:color w:val="000000"/>
+                <w:kern w:val="0"/>
+                <w:sz w:val="22"/>
+                <w:szCs w:val="22"/>
+                <w14:ligatures w14:val="none"/>
+              </w:rPr>
+              <w:t>10,2)</w:t>
             </w:r>
           </w:p>
         </w:tc>
@@ -8960,7 +9132,6 @@
                 <w14:ligatures w14:val="none"/>
               </w:rPr>
             </w:pPr>
-            <w:proofErr w:type="spellStart"/>
             <w:r>
               <w:rPr>
                 <w:rFonts w:ascii="Arial" w:eastAsia="Times New Roman" w:hAnsi="Arial" w:cs="Arial"/>
@@ -8974,7 +9145,6 @@
               </w:rPr>
               <w:t>Natural_Gas_Stats</w:t>
             </w:r>
-            <w:proofErr w:type="spellEnd"/>
           </w:p>
         </w:tc>
         <w:tc>
@@ -8994,7 +9164,6 @@
                 <w14:ligatures w14:val="none"/>
               </w:rPr>
             </w:pPr>
-            <w:proofErr w:type="spellStart"/>
             <w:r>
               <w:rPr>
                 <w:rFonts w:ascii="Arial" w:eastAsia="Times New Roman" w:hAnsi="Arial" w:cs="Arial"/>
@@ -9006,7 +9175,6 @@
               </w:rPr>
               <w:t>Previous_Balance_And_Adjustments_Gas</w:t>
             </w:r>
-            <w:proofErr w:type="spellEnd"/>
           </w:p>
         </w:tc>
         <w:tc>
@@ -9026,16 +9194,29 @@
                 <w14:ligatures w14:val="none"/>
               </w:rPr>
             </w:pPr>
-            <w:r>
-              <w:rPr>
-                <w:rFonts w:ascii="Arial" w:eastAsia="Times New Roman" w:hAnsi="Arial" w:cs="Arial"/>
-                <w:color w:val="000000"/>
-                <w:kern w:val="0"/>
-                <w:sz w:val="22"/>
-                <w:szCs w:val="22"/>
-                <w14:ligatures w14:val="none"/>
-              </w:rPr>
-              <w:t>Decimal(10,2)</w:t>
+            <w:proofErr w:type="gramStart"/>
+            <w:r>
+              <w:rPr>
+                <w:rFonts w:ascii="Arial" w:eastAsia="Times New Roman" w:hAnsi="Arial" w:cs="Arial"/>
+                <w:color w:val="000000"/>
+                <w:kern w:val="0"/>
+                <w:sz w:val="22"/>
+                <w:szCs w:val="22"/>
+                <w14:ligatures w14:val="none"/>
+              </w:rPr>
+              <w:t>Decimal(</w:t>
+            </w:r>
+            <w:proofErr w:type="gramEnd"/>
+            <w:r>
+              <w:rPr>
+                <w:rFonts w:ascii="Arial" w:eastAsia="Times New Roman" w:hAnsi="Arial" w:cs="Arial"/>
+                <w:color w:val="000000"/>
+                <w:kern w:val="0"/>
+                <w:sz w:val="22"/>
+                <w:szCs w:val="22"/>
+                <w14:ligatures w14:val="none"/>
+              </w:rPr>
+              <w:t>10,2)</w:t>
             </w:r>
           </w:p>
         </w:tc>
@@ -9122,7 +9303,6 @@
                 <w14:ligatures w14:val="none"/>
               </w:rPr>
             </w:pPr>
-            <w:proofErr w:type="spellStart"/>
             <w:r>
               <w:rPr>
                 <w:rFonts w:ascii="Arial" w:eastAsia="Times New Roman" w:hAnsi="Arial" w:cs="Arial"/>
@@ -9136,7 +9316,6 @@
               </w:rPr>
               <w:t>Natural_Gas_Stats</w:t>
             </w:r>
-            <w:proofErr w:type="spellEnd"/>
           </w:p>
         </w:tc>
         <w:tc>
@@ -9156,7 +9335,6 @@
                 <w14:ligatures w14:val="none"/>
               </w:rPr>
             </w:pPr>
-            <w:proofErr w:type="spellStart"/>
             <w:r>
               <w:rPr>
                 <w:rFonts w:ascii="Arial" w:eastAsia="Times New Roman" w:hAnsi="Arial" w:cs="Arial"/>
@@ -9168,7 +9346,6 @@
               </w:rPr>
               <w:t>Base_Gas_Cost</w:t>
             </w:r>
-            <w:proofErr w:type="spellEnd"/>
           </w:p>
         </w:tc>
         <w:tc>
@@ -9188,16 +9365,29 @@
                 <w14:ligatures w14:val="none"/>
               </w:rPr>
             </w:pPr>
-            <w:r>
-              <w:rPr>
-                <w:rFonts w:ascii="Arial" w:eastAsia="Times New Roman" w:hAnsi="Arial" w:cs="Arial"/>
-                <w:color w:val="000000"/>
-                <w:kern w:val="0"/>
-                <w:sz w:val="22"/>
-                <w:szCs w:val="22"/>
-                <w14:ligatures w14:val="none"/>
-              </w:rPr>
-              <w:t>Decimal(10,2)</w:t>
+            <w:proofErr w:type="gramStart"/>
+            <w:r>
+              <w:rPr>
+                <w:rFonts w:ascii="Arial" w:eastAsia="Times New Roman" w:hAnsi="Arial" w:cs="Arial"/>
+                <w:color w:val="000000"/>
+                <w:kern w:val="0"/>
+                <w:sz w:val="22"/>
+                <w:szCs w:val="22"/>
+                <w14:ligatures w14:val="none"/>
+              </w:rPr>
+              <w:t>Decimal(</w:t>
+            </w:r>
+            <w:proofErr w:type="gramEnd"/>
+            <w:r>
+              <w:rPr>
+                <w:rFonts w:ascii="Arial" w:eastAsia="Times New Roman" w:hAnsi="Arial" w:cs="Arial"/>
+                <w:color w:val="000000"/>
+                <w:kern w:val="0"/>
+                <w:sz w:val="22"/>
+                <w:szCs w:val="22"/>
+                <w14:ligatures w14:val="none"/>
+              </w:rPr>
+              <w:t>10,2)</w:t>
             </w:r>
           </w:p>
         </w:tc>
@@ -9284,7 +9474,6 @@
                 <w14:ligatures w14:val="none"/>
               </w:rPr>
             </w:pPr>
-            <w:proofErr w:type="spellStart"/>
             <w:r>
               <w:rPr>
                 <w:rFonts w:ascii="Arial" w:eastAsia="Times New Roman" w:hAnsi="Arial" w:cs="Arial"/>
@@ -9298,7 +9487,6 @@
               </w:rPr>
               <w:t>Natural_Gas_Stats</w:t>
             </w:r>
-            <w:proofErr w:type="spellEnd"/>
           </w:p>
         </w:tc>
         <w:tc>
@@ -9318,7 +9506,6 @@
                 <w14:ligatures w14:val="none"/>
               </w:rPr>
             </w:pPr>
-            <w:proofErr w:type="spellStart"/>
             <w:r>
               <w:rPr>
                 <w:rFonts w:ascii="Arial" w:eastAsia="Times New Roman" w:hAnsi="Arial" w:cs="Arial"/>
@@ -9330,7 +9517,6 @@
               </w:rPr>
               <w:t>Purchase_Gas_Adjustment</w:t>
             </w:r>
-            <w:proofErr w:type="spellEnd"/>
           </w:p>
         </w:tc>
         <w:tc>
@@ -9350,16 +9536,29 @@
                 <w14:ligatures w14:val="none"/>
               </w:rPr>
             </w:pPr>
-            <w:r>
-              <w:rPr>
-                <w:rFonts w:ascii="Arial" w:eastAsia="Times New Roman" w:hAnsi="Arial" w:cs="Arial"/>
-                <w:color w:val="000000"/>
-                <w:kern w:val="0"/>
-                <w:sz w:val="22"/>
-                <w:szCs w:val="22"/>
-                <w14:ligatures w14:val="none"/>
-              </w:rPr>
-              <w:t>Decimal(10,2)</w:t>
+            <w:proofErr w:type="gramStart"/>
+            <w:r>
+              <w:rPr>
+                <w:rFonts w:ascii="Arial" w:eastAsia="Times New Roman" w:hAnsi="Arial" w:cs="Arial"/>
+                <w:color w:val="000000"/>
+                <w:kern w:val="0"/>
+                <w:sz w:val="22"/>
+                <w:szCs w:val="22"/>
+                <w14:ligatures w14:val="none"/>
+              </w:rPr>
+              <w:t>Decimal(</w:t>
+            </w:r>
+            <w:proofErr w:type="gramEnd"/>
+            <w:r>
+              <w:rPr>
+                <w:rFonts w:ascii="Arial" w:eastAsia="Times New Roman" w:hAnsi="Arial" w:cs="Arial"/>
+                <w:color w:val="000000"/>
+                <w:kern w:val="0"/>
+                <w:sz w:val="22"/>
+                <w:szCs w:val="22"/>
+                <w14:ligatures w14:val="none"/>
+              </w:rPr>
+              <w:t>10,2)</w:t>
             </w:r>
           </w:p>
         </w:tc>
@@ -9446,7 +9645,6 @@
                 <w14:ligatures w14:val="none"/>
               </w:rPr>
             </w:pPr>
-            <w:proofErr w:type="spellStart"/>
             <w:r>
               <w:rPr>
                 <w:rFonts w:ascii="Arial" w:eastAsia="Times New Roman" w:hAnsi="Arial" w:cs="Arial"/>
@@ -9460,7 +9658,6 @@
               </w:rPr>
               <w:t>Natural_Gas_Stats</w:t>
             </w:r>
-            <w:proofErr w:type="spellEnd"/>
           </w:p>
         </w:tc>
         <w:tc>
@@ -9480,7 +9677,6 @@
                 <w14:ligatures w14:val="none"/>
               </w:rPr>
             </w:pPr>
-            <w:proofErr w:type="spellStart"/>
             <w:r>
               <w:rPr>
                 <w:rFonts w:ascii="Arial" w:eastAsia="Times New Roman" w:hAnsi="Arial" w:cs="Arial"/>
@@ -9492,7 +9688,6 @@
               </w:rPr>
               <w:t>Distribution_Charge</w:t>
             </w:r>
-            <w:proofErr w:type="spellEnd"/>
           </w:p>
         </w:tc>
         <w:tc>
@@ -9512,16 +9707,29 @@
                 <w14:ligatures w14:val="none"/>
               </w:rPr>
             </w:pPr>
-            <w:r>
-              <w:rPr>
-                <w:rFonts w:ascii="Arial" w:eastAsia="Times New Roman" w:hAnsi="Arial" w:cs="Arial"/>
-                <w:color w:val="000000"/>
-                <w:kern w:val="0"/>
-                <w:sz w:val="22"/>
-                <w:szCs w:val="22"/>
-                <w14:ligatures w14:val="none"/>
-              </w:rPr>
-              <w:t>Decimal(10,2)</w:t>
+            <w:proofErr w:type="gramStart"/>
+            <w:r>
+              <w:rPr>
+                <w:rFonts w:ascii="Arial" w:eastAsia="Times New Roman" w:hAnsi="Arial" w:cs="Arial"/>
+                <w:color w:val="000000"/>
+                <w:kern w:val="0"/>
+                <w:sz w:val="22"/>
+                <w:szCs w:val="22"/>
+                <w14:ligatures w14:val="none"/>
+              </w:rPr>
+              <w:t>Decimal(</w:t>
+            </w:r>
+            <w:proofErr w:type="gramEnd"/>
+            <w:r>
+              <w:rPr>
+                <w:rFonts w:ascii="Arial" w:eastAsia="Times New Roman" w:hAnsi="Arial" w:cs="Arial"/>
+                <w:color w:val="000000"/>
+                <w:kern w:val="0"/>
+                <w:sz w:val="22"/>
+                <w:szCs w:val="22"/>
+                <w14:ligatures w14:val="none"/>
+              </w:rPr>
+              <w:t>10,2)</w:t>
             </w:r>
           </w:p>
         </w:tc>
@@ -9608,7 +9816,6 @@
                 <w14:ligatures w14:val="none"/>
               </w:rPr>
             </w:pPr>
-            <w:proofErr w:type="spellStart"/>
             <w:r>
               <w:rPr>
                 <w:rFonts w:ascii="Arial" w:eastAsia="Times New Roman" w:hAnsi="Arial" w:cs="Arial"/>
@@ -9622,7 +9829,6 @@
               </w:rPr>
               <w:t>Natural_Gas_Stats</w:t>
             </w:r>
-            <w:proofErr w:type="spellEnd"/>
           </w:p>
         </w:tc>
         <w:tc>
@@ -9642,7 +9848,6 @@
                 <w14:ligatures w14:val="none"/>
               </w:rPr>
             </w:pPr>
-            <w:proofErr w:type="spellStart"/>
             <w:r>
               <w:rPr>
                 <w:rFonts w:ascii="Arial" w:eastAsia="Times New Roman" w:hAnsi="Arial" w:cs="Arial"/>
@@ -9654,7 +9859,6 @@
               </w:rPr>
               <w:t>Tax_Cost</w:t>
             </w:r>
-            <w:proofErr w:type="spellEnd"/>
           </w:p>
         </w:tc>
         <w:tc>
@@ -9674,16 +9878,29 @@
                 <w14:ligatures w14:val="none"/>
               </w:rPr>
             </w:pPr>
-            <w:r>
-              <w:rPr>
-                <w:rFonts w:ascii="Arial" w:eastAsia="Times New Roman" w:hAnsi="Arial" w:cs="Arial"/>
-                <w:color w:val="000000"/>
-                <w:kern w:val="0"/>
-                <w:sz w:val="22"/>
-                <w:szCs w:val="22"/>
-                <w14:ligatures w14:val="none"/>
-              </w:rPr>
-              <w:t>Decimal(10,2)</w:t>
+            <w:proofErr w:type="gramStart"/>
+            <w:r>
+              <w:rPr>
+                <w:rFonts w:ascii="Arial" w:eastAsia="Times New Roman" w:hAnsi="Arial" w:cs="Arial"/>
+                <w:color w:val="000000"/>
+                <w:kern w:val="0"/>
+                <w:sz w:val="22"/>
+                <w:szCs w:val="22"/>
+                <w14:ligatures w14:val="none"/>
+              </w:rPr>
+              <w:t>Decimal(</w:t>
+            </w:r>
+            <w:proofErr w:type="gramEnd"/>
+            <w:r>
+              <w:rPr>
+                <w:rFonts w:ascii="Arial" w:eastAsia="Times New Roman" w:hAnsi="Arial" w:cs="Arial"/>
+                <w:color w:val="000000"/>
+                <w:kern w:val="0"/>
+                <w:sz w:val="22"/>
+                <w:szCs w:val="22"/>
+                <w14:ligatures w14:val="none"/>
+              </w:rPr>
+              <w:t>10,2)</w:t>
             </w:r>
           </w:p>
         </w:tc>
@@ -9770,7 +9987,6 @@
                 <w14:ligatures w14:val="none"/>
               </w:rPr>
             </w:pPr>
-            <w:proofErr w:type="spellStart"/>
             <w:r>
               <w:rPr>
                 <w:rFonts w:ascii="Arial" w:eastAsia="Times New Roman" w:hAnsi="Arial" w:cs="Arial"/>
@@ -9784,7 +10000,6 @@
               </w:rPr>
               <w:t>Natural_Gas_Stats</w:t>
             </w:r>
-            <w:proofErr w:type="spellEnd"/>
           </w:p>
         </w:tc>
         <w:tc>
@@ -9804,7 +10019,6 @@
                 <w14:ligatures w14:val="none"/>
               </w:rPr>
             </w:pPr>
-            <w:proofErr w:type="spellStart"/>
             <w:r>
               <w:rPr>
                 <w:rFonts w:ascii="Arial" w:eastAsia="Times New Roman" w:hAnsi="Arial" w:cs="Arial"/>
@@ -9816,7 +10030,6 @@
               </w:rPr>
               <w:t>Natural_Gas_Used_Therms</w:t>
             </w:r>
-            <w:proofErr w:type="spellEnd"/>
           </w:p>
         </w:tc>
         <w:tc>
@@ -9836,16 +10049,29 @@
                 <w14:ligatures w14:val="none"/>
               </w:rPr>
             </w:pPr>
-            <w:r>
-              <w:rPr>
-                <w:rFonts w:ascii="Arial" w:eastAsia="Times New Roman" w:hAnsi="Arial" w:cs="Arial"/>
-                <w:color w:val="000000"/>
-                <w:kern w:val="0"/>
-                <w:sz w:val="22"/>
-                <w:szCs w:val="22"/>
-                <w14:ligatures w14:val="none"/>
-              </w:rPr>
-              <w:t>Decimal(10,1)</w:t>
+            <w:proofErr w:type="gramStart"/>
+            <w:r>
+              <w:rPr>
+                <w:rFonts w:ascii="Arial" w:eastAsia="Times New Roman" w:hAnsi="Arial" w:cs="Arial"/>
+                <w:color w:val="000000"/>
+                <w:kern w:val="0"/>
+                <w:sz w:val="22"/>
+                <w:szCs w:val="22"/>
+                <w14:ligatures w14:val="none"/>
+              </w:rPr>
+              <w:t>Decimal(</w:t>
+            </w:r>
+            <w:proofErr w:type="gramEnd"/>
+            <w:r>
+              <w:rPr>
+                <w:rFonts w:ascii="Arial" w:eastAsia="Times New Roman" w:hAnsi="Arial" w:cs="Arial"/>
+                <w:color w:val="000000"/>
+                <w:kern w:val="0"/>
+                <w:sz w:val="22"/>
+                <w:szCs w:val="22"/>
+                <w14:ligatures w14:val="none"/>
+              </w:rPr>
+              <w:t>10,1)</w:t>
             </w:r>
           </w:p>
         </w:tc>
@@ -9932,7 +10158,6 @@
                 <w14:ligatures w14:val="none"/>
               </w:rPr>
             </w:pPr>
-            <w:proofErr w:type="spellStart"/>
             <w:r>
               <w:rPr>
                 <w:rFonts w:ascii="Arial" w:eastAsia="Times New Roman" w:hAnsi="Arial" w:cs="Arial"/>
@@ -9946,7 +10171,6 @@
               </w:rPr>
               <w:t>Natural_Gas_Stats</w:t>
             </w:r>
-            <w:proofErr w:type="spellEnd"/>
           </w:p>
         </w:tc>
         <w:tc>
@@ -9966,7 +10190,6 @@
                 <w14:ligatures w14:val="none"/>
               </w:rPr>
             </w:pPr>
-            <w:proofErr w:type="spellStart"/>
             <w:r>
               <w:rPr>
                 <w:rFonts w:ascii="Arial" w:eastAsia="Times New Roman" w:hAnsi="Arial" w:cs="Arial"/>
@@ -9978,7 +10201,6 @@
               </w:rPr>
               <w:t>Gas_Heating_Degree_Days</w:t>
             </w:r>
-            <w:proofErr w:type="spellEnd"/>
           </w:p>
         </w:tc>
         <w:tc>
@@ -10092,7 +10314,6 @@
                 <w14:ligatures w14:val="none"/>
               </w:rPr>
             </w:pPr>
-            <w:proofErr w:type="spellStart"/>
             <w:r>
               <w:rPr>
                 <w:rFonts w:ascii="Arial" w:eastAsia="Times New Roman" w:hAnsi="Arial" w:cs="Arial"/>
@@ -10106,7 +10327,6 @@
               </w:rPr>
               <w:t>Natural_Gas_Stats</w:t>
             </w:r>
-            <w:proofErr w:type="spellEnd"/>
           </w:p>
         </w:tc>
         <w:tc>
@@ -10126,7 +10346,6 @@
                 <w14:ligatures w14:val="none"/>
               </w:rPr>
             </w:pPr>
-            <w:proofErr w:type="spellStart"/>
             <w:r>
               <w:rPr>
                 <w:rFonts w:ascii="Arial" w:eastAsia="Times New Roman" w:hAnsi="Arial" w:cs="Arial"/>
@@ -10138,7 +10357,6 @@
               </w:rPr>
               <w:t>Gas_Cooling_Degree_Days</w:t>
             </w:r>
-            <w:proofErr w:type="spellEnd"/>
           </w:p>
         </w:tc>
         <w:tc>
@@ -10252,7 +10470,6 @@
                 <w14:ligatures w14:val="none"/>
               </w:rPr>
             </w:pPr>
-            <w:proofErr w:type="spellStart"/>
             <w:r>
               <w:rPr>
                 <w:rFonts w:ascii="Arial" w:eastAsia="Times New Roman" w:hAnsi="Arial" w:cs="Arial"/>
@@ -10266,7 +10483,6 @@
               </w:rPr>
               <w:t>Natural_Gas_Stats</w:t>
             </w:r>
-            <w:proofErr w:type="spellEnd"/>
           </w:p>
         </w:tc>
         <w:tc>
@@ -10286,7 +10502,6 @@
                 <w14:ligatures w14:val="none"/>
               </w:rPr>
             </w:pPr>
-            <w:proofErr w:type="spellStart"/>
             <w:r>
               <w:rPr>
                 <w:rFonts w:ascii="Arial" w:eastAsia="Times New Roman" w:hAnsi="Arial" w:cs="Arial"/>
@@ -10298,7 +10513,6 @@
               </w:rPr>
               <w:t>Worker_ID</w:t>
             </w:r>
-            <w:proofErr w:type="spellEnd"/>
           </w:p>
         </w:tc>
         <w:tc>
@@ -10402,6 +10616,25 @@
         <w:t>Electricity Form</w:t>
       </w:r>
     </w:p>
+    <w:p>
+      <w:pPr>
+        <w:rPr>
+          <w:b/>
+          <w:bCs/>
+          <w:sz w:val="28"/>
+          <w:szCs w:val="28"/>
+        </w:rPr>
+      </w:pPr>
+      <w:r>
+        <w:rPr>
+          <w:b/>
+          <w:bCs/>
+          <w:sz w:val="28"/>
+          <w:szCs w:val="28"/>
+        </w:rPr>
+        <w:t>**Make them all required</w:t>
+      </w:r>
+    </w:p>
     <w:tbl>
       <w:tblPr>
         <w:tblStyle w:val="GridTable1Light"/>
@@ -10482,7 +10715,6 @@
                 <w:szCs w:val="22"/>
               </w:rPr>
             </w:pPr>
-            <w:proofErr w:type="spellStart"/>
             <w:r>
               <w:rPr>
                 <w:rFonts w:ascii="Arial" w:hAnsi="Arial" w:cs="Arial"/>
@@ -10491,7 +10723,6 @@
               </w:rPr>
               <w:t>Electricity_Stats</w:t>
             </w:r>
-            <w:proofErr w:type="spellEnd"/>
           </w:p>
         </w:tc>
         <w:tc>
@@ -10506,7 +10737,6 @@
                 <w:szCs w:val="22"/>
               </w:rPr>
             </w:pPr>
-            <w:proofErr w:type="spellStart"/>
             <w:r>
               <w:rPr>
                 <w:rFonts w:ascii="Arial" w:hAnsi="Arial" w:cs="Arial"/>
@@ -10523,7 +10753,6 @@
               </w:rPr>
               <w:t>_ID</w:t>
             </w:r>
-            <w:proofErr w:type="spellEnd"/>
           </w:p>
         </w:tc>
         <w:tc>
@@ -10597,7 +10826,6 @@
                 <w14:ligatures w14:val="none"/>
               </w:rPr>
             </w:pPr>
-            <w:proofErr w:type="spellStart"/>
             <w:r>
               <w:rPr>
                 <w:rFonts w:ascii="Arial" w:eastAsia="Times New Roman" w:hAnsi="Arial" w:cs="Arial"/>
@@ -10611,7 +10839,6 @@
               </w:rPr>
               <w:t>Electricity_Stats</w:t>
             </w:r>
-            <w:proofErr w:type="spellEnd"/>
           </w:p>
         </w:tc>
         <w:tc>
@@ -10631,7 +10858,6 @@
                 <w14:ligatures w14:val="none"/>
               </w:rPr>
             </w:pPr>
-            <w:proofErr w:type="spellStart"/>
             <w:r>
               <w:rPr>
                 <w:rFonts w:ascii="Arial" w:eastAsia="Times New Roman" w:hAnsi="Arial" w:cs="Arial"/>
@@ -10643,7 +10869,6 @@
               </w:rPr>
               <w:t>Electricity_Billing_Date</w:t>
             </w:r>
-            <w:proofErr w:type="spellEnd"/>
           </w:p>
         </w:tc>
         <w:tc>
@@ -10733,7 +10958,6 @@
                 <w14:ligatures w14:val="none"/>
               </w:rPr>
             </w:pPr>
-            <w:proofErr w:type="spellStart"/>
             <w:r>
               <w:rPr>
                 <w:rFonts w:ascii="Arial" w:eastAsia="Times New Roman" w:hAnsi="Arial" w:cs="Arial"/>
@@ -10747,7 +10971,6 @@
               </w:rPr>
               <w:t>Electricity_Stats</w:t>
             </w:r>
-            <w:proofErr w:type="spellEnd"/>
           </w:p>
         </w:tc>
         <w:tc>
@@ -10767,7 +10990,6 @@
                 <w14:ligatures w14:val="none"/>
               </w:rPr>
             </w:pPr>
-            <w:proofErr w:type="spellStart"/>
             <w:r>
               <w:rPr>
                 <w:rFonts w:ascii="Arial" w:eastAsia="Times New Roman" w:hAnsi="Arial" w:cs="Arial"/>
@@ -10779,7 +11001,6 @@
               </w:rPr>
               <w:t>Electricity_Read_Date</w:t>
             </w:r>
-            <w:proofErr w:type="spellEnd"/>
           </w:p>
         </w:tc>
         <w:tc>
@@ -10869,7 +11090,6 @@
                 <w14:ligatures w14:val="none"/>
               </w:rPr>
             </w:pPr>
-            <w:proofErr w:type="spellStart"/>
             <w:r>
               <w:rPr>
                 <w:rFonts w:ascii="Arial" w:eastAsia="Times New Roman" w:hAnsi="Arial" w:cs="Arial"/>
@@ -10883,7 +11103,6 @@
               </w:rPr>
               <w:t>Electricity_Stats</w:t>
             </w:r>
-            <w:proofErr w:type="spellEnd"/>
           </w:p>
         </w:tc>
         <w:tc>
@@ -10903,7 +11122,6 @@
                 <w14:ligatures w14:val="none"/>
               </w:rPr>
             </w:pPr>
-            <w:proofErr w:type="spellStart"/>
             <w:r>
               <w:rPr>
                 <w:rFonts w:ascii="Arial" w:eastAsia="Times New Roman" w:hAnsi="Arial" w:cs="Arial"/>
@@ -10915,7 +11133,6 @@
               </w:rPr>
               <w:t>Electricity_Billing_Days</w:t>
             </w:r>
-            <w:proofErr w:type="spellEnd"/>
           </w:p>
         </w:tc>
         <w:tc>
@@ -11005,7 +11222,6 @@
                 <w14:ligatures w14:val="none"/>
               </w:rPr>
             </w:pPr>
-            <w:proofErr w:type="spellStart"/>
             <w:r>
               <w:rPr>
                 <w:rFonts w:ascii="Arial" w:eastAsia="Times New Roman" w:hAnsi="Arial" w:cs="Arial"/>
@@ -11019,7 +11235,6 @@
               </w:rPr>
               <w:t>Electricity_Stats</w:t>
             </w:r>
-            <w:proofErr w:type="spellEnd"/>
           </w:p>
         </w:tc>
         <w:tc>
@@ -11039,7 +11254,6 @@
                 <w14:ligatures w14:val="none"/>
               </w:rPr>
             </w:pPr>
-            <w:proofErr w:type="spellStart"/>
             <w:r>
               <w:rPr>
                 <w:rFonts w:ascii="Arial" w:eastAsia="Times New Roman" w:hAnsi="Arial" w:cs="Arial"/>
@@ -11051,7 +11265,6 @@
               </w:rPr>
               <w:t>On_Peak_Energy_Charges</w:t>
             </w:r>
-            <w:proofErr w:type="spellEnd"/>
           </w:p>
         </w:tc>
         <w:tc>
@@ -11071,16 +11284,29 @@
                 <w14:ligatures w14:val="none"/>
               </w:rPr>
             </w:pPr>
-            <w:r>
-              <w:rPr>
-                <w:rFonts w:ascii="Arial" w:eastAsia="Times New Roman" w:hAnsi="Arial" w:cs="Arial"/>
-                <w:color w:val="000000"/>
-                <w:kern w:val="0"/>
-                <w:sz w:val="22"/>
-                <w:szCs w:val="22"/>
-                <w14:ligatures w14:val="none"/>
-              </w:rPr>
-              <w:t>Decimal(10,2)</w:t>
+            <w:proofErr w:type="gramStart"/>
+            <w:r>
+              <w:rPr>
+                <w:rFonts w:ascii="Arial" w:eastAsia="Times New Roman" w:hAnsi="Arial" w:cs="Arial"/>
+                <w:color w:val="000000"/>
+                <w:kern w:val="0"/>
+                <w:sz w:val="22"/>
+                <w:szCs w:val="22"/>
+                <w14:ligatures w14:val="none"/>
+              </w:rPr>
+              <w:t>Decimal(</w:t>
+            </w:r>
+            <w:proofErr w:type="gramEnd"/>
+            <w:r>
+              <w:rPr>
+                <w:rFonts w:ascii="Arial" w:eastAsia="Times New Roman" w:hAnsi="Arial" w:cs="Arial"/>
+                <w:color w:val="000000"/>
+                <w:kern w:val="0"/>
+                <w:sz w:val="22"/>
+                <w:szCs w:val="22"/>
+                <w14:ligatures w14:val="none"/>
+              </w:rPr>
+              <w:t>10,2)</w:t>
             </w:r>
           </w:p>
         </w:tc>
@@ -11141,7 +11367,6 @@
                 <w14:ligatures w14:val="none"/>
               </w:rPr>
             </w:pPr>
-            <w:proofErr w:type="spellStart"/>
             <w:r>
               <w:rPr>
                 <w:rFonts w:ascii="Arial" w:eastAsia="Times New Roman" w:hAnsi="Arial" w:cs="Arial"/>
@@ -11155,7 +11380,6 @@
               </w:rPr>
               <w:t>Electricity_Stats</w:t>
             </w:r>
-            <w:proofErr w:type="spellEnd"/>
           </w:p>
         </w:tc>
         <w:tc>
@@ -11175,7 +11399,6 @@
                 <w14:ligatures w14:val="none"/>
               </w:rPr>
             </w:pPr>
-            <w:proofErr w:type="spellStart"/>
             <w:r>
               <w:rPr>
                 <w:rFonts w:ascii="Arial" w:eastAsia="Times New Roman" w:hAnsi="Arial" w:cs="Arial"/>
@@ -11187,7 +11410,6 @@
               </w:rPr>
               <w:t>Off_Peak_Energy_Charges</w:t>
             </w:r>
-            <w:proofErr w:type="spellEnd"/>
           </w:p>
         </w:tc>
         <w:tc>
@@ -11207,16 +11429,29 @@
                 <w14:ligatures w14:val="none"/>
               </w:rPr>
             </w:pPr>
-            <w:r>
-              <w:rPr>
-                <w:rFonts w:ascii="Arial" w:eastAsia="Times New Roman" w:hAnsi="Arial" w:cs="Arial"/>
-                <w:color w:val="000000"/>
-                <w:kern w:val="0"/>
-                <w:sz w:val="22"/>
-                <w:szCs w:val="22"/>
-                <w14:ligatures w14:val="none"/>
-              </w:rPr>
-              <w:t>Decimal(10,2)</w:t>
+            <w:proofErr w:type="gramStart"/>
+            <w:r>
+              <w:rPr>
+                <w:rFonts w:ascii="Arial" w:eastAsia="Times New Roman" w:hAnsi="Arial" w:cs="Arial"/>
+                <w:color w:val="000000"/>
+                <w:kern w:val="0"/>
+                <w:sz w:val="22"/>
+                <w:szCs w:val="22"/>
+                <w14:ligatures w14:val="none"/>
+              </w:rPr>
+              <w:t>Decimal(</w:t>
+            </w:r>
+            <w:proofErr w:type="gramEnd"/>
+            <w:r>
+              <w:rPr>
+                <w:rFonts w:ascii="Arial" w:eastAsia="Times New Roman" w:hAnsi="Arial" w:cs="Arial"/>
+                <w:color w:val="000000"/>
+                <w:kern w:val="0"/>
+                <w:sz w:val="22"/>
+                <w:szCs w:val="22"/>
+                <w14:ligatures w14:val="none"/>
+              </w:rPr>
+              <w:t>10,2)</w:t>
             </w:r>
           </w:p>
         </w:tc>
@@ -11277,7 +11512,6 @@
                 <w14:ligatures w14:val="none"/>
               </w:rPr>
             </w:pPr>
-            <w:proofErr w:type="spellStart"/>
             <w:r>
               <w:rPr>
                 <w:rFonts w:ascii="Arial" w:eastAsia="Times New Roman" w:hAnsi="Arial" w:cs="Arial"/>
@@ -11291,7 +11525,6 @@
               </w:rPr>
               <w:t>Electricity_Stats</w:t>
             </w:r>
-            <w:proofErr w:type="spellEnd"/>
           </w:p>
         </w:tc>
         <w:tc>
@@ -11311,7 +11544,6 @@
                 <w14:ligatures w14:val="none"/>
               </w:rPr>
             </w:pPr>
-            <w:proofErr w:type="spellStart"/>
             <w:r>
               <w:rPr>
                 <w:rFonts w:ascii="Arial" w:eastAsia="Times New Roman" w:hAnsi="Arial" w:cs="Arial"/>
@@ -11323,7 +11555,6 @@
               </w:rPr>
               <w:t>System_Demand_Charges</w:t>
             </w:r>
-            <w:proofErr w:type="spellEnd"/>
           </w:p>
         </w:tc>
         <w:tc>
@@ -11343,16 +11574,29 @@
                 <w14:ligatures w14:val="none"/>
               </w:rPr>
             </w:pPr>
-            <w:r>
-              <w:rPr>
-                <w:rFonts w:ascii="Arial" w:eastAsia="Times New Roman" w:hAnsi="Arial" w:cs="Arial"/>
-                <w:color w:val="000000"/>
-                <w:kern w:val="0"/>
-                <w:sz w:val="22"/>
-                <w:szCs w:val="22"/>
-                <w14:ligatures w14:val="none"/>
-              </w:rPr>
-              <w:t>Decimal(10,2)</w:t>
+            <w:proofErr w:type="gramStart"/>
+            <w:r>
+              <w:rPr>
+                <w:rFonts w:ascii="Arial" w:eastAsia="Times New Roman" w:hAnsi="Arial" w:cs="Arial"/>
+                <w:color w:val="000000"/>
+                <w:kern w:val="0"/>
+                <w:sz w:val="22"/>
+                <w:szCs w:val="22"/>
+                <w14:ligatures w14:val="none"/>
+              </w:rPr>
+              <w:t>Decimal(</w:t>
+            </w:r>
+            <w:proofErr w:type="gramEnd"/>
+            <w:r>
+              <w:rPr>
+                <w:rFonts w:ascii="Arial" w:eastAsia="Times New Roman" w:hAnsi="Arial" w:cs="Arial"/>
+                <w:color w:val="000000"/>
+                <w:kern w:val="0"/>
+                <w:sz w:val="22"/>
+                <w:szCs w:val="22"/>
+                <w14:ligatures w14:val="none"/>
+              </w:rPr>
+              <w:t>10,2)</w:t>
             </w:r>
           </w:p>
         </w:tc>
@@ -11413,7 +11657,6 @@
                 <w14:ligatures w14:val="none"/>
               </w:rPr>
             </w:pPr>
-            <w:proofErr w:type="spellStart"/>
             <w:r>
               <w:rPr>
                 <w:rFonts w:ascii="Arial" w:eastAsia="Times New Roman" w:hAnsi="Arial" w:cs="Arial"/>
@@ -11427,7 +11670,6 @@
               </w:rPr>
               <w:t>Electricity_Stats</w:t>
             </w:r>
-            <w:proofErr w:type="spellEnd"/>
           </w:p>
         </w:tc>
         <w:tc>
@@ -11447,7 +11689,6 @@
                 <w14:ligatures w14:val="none"/>
               </w:rPr>
             </w:pPr>
-            <w:proofErr w:type="spellStart"/>
             <w:r>
               <w:rPr>
                 <w:rFonts w:ascii="Arial" w:eastAsia="Times New Roman" w:hAnsi="Arial" w:cs="Arial"/>
@@ -11459,7 +11700,6 @@
               </w:rPr>
               <w:t>Customer_Demand_Charges</w:t>
             </w:r>
-            <w:proofErr w:type="spellEnd"/>
           </w:p>
         </w:tc>
         <w:tc>
@@ -11479,16 +11719,29 @@
                 <w14:ligatures w14:val="none"/>
               </w:rPr>
             </w:pPr>
-            <w:r>
-              <w:rPr>
-                <w:rFonts w:ascii="Arial" w:eastAsia="Times New Roman" w:hAnsi="Arial" w:cs="Arial"/>
-                <w:color w:val="000000"/>
-                <w:kern w:val="0"/>
-                <w:sz w:val="22"/>
-                <w:szCs w:val="22"/>
-                <w14:ligatures w14:val="none"/>
-              </w:rPr>
-              <w:t>Decimal(10,2)</w:t>
+            <w:proofErr w:type="gramStart"/>
+            <w:r>
+              <w:rPr>
+                <w:rFonts w:ascii="Arial" w:eastAsia="Times New Roman" w:hAnsi="Arial" w:cs="Arial"/>
+                <w:color w:val="000000"/>
+                <w:kern w:val="0"/>
+                <w:sz w:val="22"/>
+                <w:szCs w:val="22"/>
+                <w14:ligatures w14:val="none"/>
+              </w:rPr>
+              <w:t>Decimal(</w:t>
+            </w:r>
+            <w:proofErr w:type="gramEnd"/>
+            <w:r>
+              <w:rPr>
+                <w:rFonts w:ascii="Arial" w:eastAsia="Times New Roman" w:hAnsi="Arial" w:cs="Arial"/>
+                <w:color w:val="000000"/>
+                <w:kern w:val="0"/>
+                <w:sz w:val="22"/>
+                <w:szCs w:val="22"/>
+                <w14:ligatures w14:val="none"/>
+              </w:rPr>
+              <w:t>10,2)</w:t>
             </w:r>
           </w:p>
         </w:tc>
@@ -11549,7 +11802,6 @@
                 <w14:ligatures w14:val="none"/>
               </w:rPr>
             </w:pPr>
-            <w:proofErr w:type="spellStart"/>
             <w:r>
               <w:rPr>
                 <w:rFonts w:ascii="Arial" w:eastAsia="Times New Roman" w:hAnsi="Arial" w:cs="Arial"/>
@@ -11563,7 +11815,6 @@
               </w:rPr>
               <w:t>Electricity_Stats</w:t>
             </w:r>
-            <w:proofErr w:type="spellEnd"/>
           </w:p>
         </w:tc>
         <w:tc>
@@ -11583,7 +11834,6 @@
                 <w14:ligatures w14:val="none"/>
               </w:rPr>
             </w:pPr>
-            <w:proofErr w:type="spellStart"/>
             <w:r>
               <w:rPr>
                 <w:rFonts w:ascii="Arial" w:eastAsia="Times New Roman" w:hAnsi="Arial" w:cs="Arial"/>
@@ -11595,7 +11845,6 @@
               </w:rPr>
               <w:t>Customer_Charge</w:t>
             </w:r>
-            <w:proofErr w:type="spellEnd"/>
           </w:p>
         </w:tc>
         <w:tc>
@@ -11685,7 +11934,6 @@
                 <w14:ligatures w14:val="none"/>
               </w:rPr>
             </w:pPr>
-            <w:proofErr w:type="spellStart"/>
             <w:r>
               <w:rPr>
                 <w:rFonts w:ascii="Arial" w:eastAsia="Times New Roman" w:hAnsi="Arial" w:cs="Arial"/>
@@ -11699,7 +11947,6 @@
               </w:rPr>
               <w:t>Electricity_Stats</w:t>
             </w:r>
-            <w:proofErr w:type="spellEnd"/>
           </w:p>
         </w:tc>
         <w:tc>
@@ -11719,7 +11966,6 @@
                 <w14:ligatures w14:val="none"/>
               </w:rPr>
             </w:pPr>
-            <w:proofErr w:type="spellStart"/>
             <w:r>
               <w:rPr>
                 <w:rFonts w:ascii="Arial" w:eastAsia="Times New Roman" w:hAnsi="Arial" w:cs="Arial"/>
@@ -11731,7 +11977,6 @@
               </w:rPr>
               <w:t>Other_Charges</w:t>
             </w:r>
-            <w:proofErr w:type="spellEnd"/>
           </w:p>
         </w:tc>
         <w:tc>
@@ -11751,16 +11996,29 @@
                 <w14:ligatures w14:val="none"/>
               </w:rPr>
             </w:pPr>
-            <w:r>
-              <w:rPr>
-                <w:rFonts w:ascii="Arial" w:eastAsia="Times New Roman" w:hAnsi="Arial" w:cs="Arial"/>
-                <w:color w:val="000000"/>
-                <w:kern w:val="0"/>
-                <w:sz w:val="22"/>
-                <w:szCs w:val="22"/>
-                <w14:ligatures w14:val="none"/>
-              </w:rPr>
-              <w:t>Decimal(10,2)</w:t>
+            <w:proofErr w:type="gramStart"/>
+            <w:r>
+              <w:rPr>
+                <w:rFonts w:ascii="Arial" w:eastAsia="Times New Roman" w:hAnsi="Arial" w:cs="Arial"/>
+                <w:color w:val="000000"/>
+                <w:kern w:val="0"/>
+                <w:sz w:val="22"/>
+                <w:szCs w:val="22"/>
+                <w14:ligatures w14:val="none"/>
+              </w:rPr>
+              <w:t>Decimal(</w:t>
+            </w:r>
+            <w:proofErr w:type="gramEnd"/>
+            <w:r>
+              <w:rPr>
+                <w:rFonts w:ascii="Arial" w:eastAsia="Times New Roman" w:hAnsi="Arial" w:cs="Arial"/>
+                <w:color w:val="000000"/>
+                <w:kern w:val="0"/>
+                <w:sz w:val="22"/>
+                <w:szCs w:val="22"/>
+                <w14:ligatures w14:val="none"/>
+              </w:rPr>
+              <w:t>10,2)</w:t>
             </w:r>
           </w:p>
         </w:tc>
@@ -11821,7 +12079,6 @@
                 <w14:ligatures w14:val="none"/>
               </w:rPr>
             </w:pPr>
-            <w:proofErr w:type="spellStart"/>
             <w:r>
               <w:rPr>
                 <w:rFonts w:ascii="Arial" w:eastAsia="Times New Roman" w:hAnsi="Arial" w:cs="Arial"/>
@@ -11835,7 +12092,6 @@
               </w:rPr>
               <w:t>Electricity_Stats</w:t>
             </w:r>
-            <w:proofErr w:type="spellEnd"/>
           </w:p>
         </w:tc>
         <w:tc>
@@ -11855,7 +12111,6 @@
                 <w14:ligatures w14:val="none"/>
               </w:rPr>
             </w:pPr>
-            <w:proofErr w:type="spellStart"/>
             <w:r>
               <w:rPr>
                 <w:rFonts w:ascii="Arial" w:eastAsia="Times New Roman" w:hAnsi="Arial" w:cs="Arial"/>
@@ -11867,7 +12122,6 @@
               </w:rPr>
               <w:t>Tax_Cost</w:t>
             </w:r>
-            <w:proofErr w:type="spellEnd"/>
           </w:p>
         </w:tc>
         <w:tc>
@@ -11887,16 +12141,29 @@
                 <w14:ligatures w14:val="none"/>
               </w:rPr>
             </w:pPr>
-            <w:r>
-              <w:rPr>
-                <w:rFonts w:ascii="Arial" w:eastAsia="Times New Roman" w:hAnsi="Arial" w:cs="Arial"/>
-                <w:color w:val="000000"/>
-                <w:kern w:val="0"/>
-                <w:sz w:val="22"/>
-                <w:szCs w:val="22"/>
-                <w14:ligatures w14:val="none"/>
-              </w:rPr>
-              <w:t>Decimal(10,2)</w:t>
+            <w:proofErr w:type="gramStart"/>
+            <w:r>
+              <w:rPr>
+                <w:rFonts w:ascii="Arial" w:eastAsia="Times New Roman" w:hAnsi="Arial" w:cs="Arial"/>
+                <w:color w:val="000000"/>
+                <w:kern w:val="0"/>
+                <w:sz w:val="22"/>
+                <w:szCs w:val="22"/>
+                <w14:ligatures w14:val="none"/>
+              </w:rPr>
+              <w:t>Decimal(</w:t>
+            </w:r>
+            <w:proofErr w:type="gramEnd"/>
+            <w:r>
+              <w:rPr>
+                <w:rFonts w:ascii="Arial" w:eastAsia="Times New Roman" w:hAnsi="Arial" w:cs="Arial"/>
+                <w:color w:val="000000"/>
+                <w:kern w:val="0"/>
+                <w:sz w:val="22"/>
+                <w:szCs w:val="22"/>
+                <w14:ligatures w14:val="none"/>
+              </w:rPr>
+              <w:t>10,2)</w:t>
             </w:r>
           </w:p>
         </w:tc>
@@ -11957,7 +12224,6 @@
                 <w14:ligatures w14:val="none"/>
               </w:rPr>
             </w:pPr>
-            <w:proofErr w:type="spellStart"/>
             <w:r>
               <w:rPr>
                 <w:rFonts w:ascii="Arial" w:eastAsia="Times New Roman" w:hAnsi="Arial" w:cs="Arial"/>
@@ -11971,7 +12237,6 @@
               </w:rPr>
               <w:t>Electricity_Stats</w:t>
             </w:r>
-            <w:proofErr w:type="spellEnd"/>
           </w:p>
         </w:tc>
         <w:tc>
@@ -11991,7 +12256,6 @@
                 <w14:ligatures w14:val="none"/>
               </w:rPr>
             </w:pPr>
-            <w:proofErr w:type="spellStart"/>
             <w:r>
               <w:rPr>
                 <w:rFonts w:ascii="Arial" w:eastAsia="Times New Roman" w:hAnsi="Arial" w:cs="Arial"/>
@@ -12003,7 +12267,6 @@
               </w:rPr>
               <w:t>Summary_Of_Other_Charges</w:t>
             </w:r>
-            <w:proofErr w:type="spellEnd"/>
           </w:p>
         </w:tc>
         <w:tc>
@@ -12023,16 +12286,29 @@
                 <w14:ligatures w14:val="none"/>
               </w:rPr>
             </w:pPr>
-            <w:r>
-              <w:rPr>
-                <w:rFonts w:ascii="Arial" w:eastAsia="Times New Roman" w:hAnsi="Arial" w:cs="Arial"/>
-                <w:color w:val="000000"/>
-                <w:kern w:val="0"/>
-                <w:sz w:val="22"/>
-                <w:szCs w:val="22"/>
-                <w14:ligatures w14:val="none"/>
-              </w:rPr>
-              <w:t>Decimal(10,2)</w:t>
+            <w:proofErr w:type="gramStart"/>
+            <w:r>
+              <w:rPr>
+                <w:rFonts w:ascii="Arial" w:eastAsia="Times New Roman" w:hAnsi="Arial" w:cs="Arial"/>
+                <w:color w:val="000000"/>
+                <w:kern w:val="0"/>
+                <w:sz w:val="22"/>
+                <w:szCs w:val="22"/>
+                <w14:ligatures w14:val="none"/>
+              </w:rPr>
+              <w:t>Decimal(</w:t>
+            </w:r>
+            <w:proofErr w:type="gramEnd"/>
+            <w:r>
+              <w:rPr>
+                <w:rFonts w:ascii="Arial" w:eastAsia="Times New Roman" w:hAnsi="Arial" w:cs="Arial"/>
+                <w:color w:val="000000"/>
+                <w:kern w:val="0"/>
+                <w:sz w:val="22"/>
+                <w:szCs w:val="22"/>
+                <w14:ligatures w14:val="none"/>
+              </w:rPr>
+              <w:t>10,2)</w:t>
             </w:r>
           </w:p>
         </w:tc>
@@ -12093,7 +12369,6 @@
                 <w14:ligatures w14:val="none"/>
               </w:rPr>
             </w:pPr>
-            <w:proofErr w:type="spellStart"/>
             <w:r>
               <w:rPr>
                 <w:rFonts w:ascii="Arial" w:eastAsia="Times New Roman" w:hAnsi="Arial" w:cs="Arial"/>
@@ -12107,7 +12382,6 @@
               </w:rPr>
               <w:t>Electricity_Stats</w:t>
             </w:r>
-            <w:proofErr w:type="spellEnd"/>
           </w:p>
         </w:tc>
         <w:tc>
@@ -12127,7 +12401,6 @@
                 <w14:ligatures w14:val="none"/>
               </w:rPr>
             </w:pPr>
-            <w:proofErr w:type="spellStart"/>
             <w:r>
               <w:rPr>
                 <w:rFonts w:ascii="Arial" w:eastAsia="Times New Roman" w:hAnsi="Arial" w:cs="Arial"/>
@@ -12139,7 +12412,6 @@
               </w:rPr>
               <w:t>Previous_Balance_And_Adjustments_Electric</w:t>
             </w:r>
-            <w:proofErr w:type="spellEnd"/>
           </w:p>
         </w:tc>
         <w:tc>
@@ -12159,16 +12431,29 @@
                 <w14:ligatures w14:val="none"/>
               </w:rPr>
             </w:pPr>
-            <w:r>
-              <w:rPr>
-                <w:rFonts w:ascii="Arial" w:eastAsia="Times New Roman" w:hAnsi="Arial" w:cs="Arial"/>
-                <w:color w:val="000000"/>
-                <w:kern w:val="0"/>
-                <w:sz w:val="22"/>
-                <w:szCs w:val="22"/>
-                <w14:ligatures w14:val="none"/>
-              </w:rPr>
-              <w:t>Decimal(10,2)</w:t>
+            <w:proofErr w:type="gramStart"/>
+            <w:r>
+              <w:rPr>
+                <w:rFonts w:ascii="Arial" w:eastAsia="Times New Roman" w:hAnsi="Arial" w:cs="Arial"/>
+                <w:color w:val="000000"/>
+                <w:kern w:val="0"/>
+                <w:sz w:val="22"/>
+                <w:szCs w:val="22"/>
+                <w14:ligatures w14:val="none"/>
+              </w:rPr>
+              <w:t>Decimal(</w:t>
+            </w:r>
+            <w:proofErr w:type="gramEnd"/>
+            <w:r>
+              <w:rPr>
+                <w:rFonts w:ascii="Arial" w:eastAsia="Times New Roman" w:hAnsi="Arial" w:cs="Arial"/>
+                <w:color w:val="000000"/>
+                <w:kern w:val="0"/>
+                <w:sz w:val="22"/>
+                <w:szCs w:val="22"/>
+                <w14:ligatures w14:val="none"/>
+              </w:rPr>
+              <w:t>10,2)</w:t>
             </w:r>
           </w:p>
         </w:tc>
@@ -12229,7 +12514,6 @@
                 <w14:ligatures w14:val="none"/>
               </w:rPr>
             </w:pPr>
-            <w:proofErr w:type="spellStart"/>
             <w:r>
               <w:rPr>
                 <w:rFonts w:ascii="Arial" w:eastAsia="Times New Roman" w:hAnsi="Arial" w:cs="Arial"/>
@@ -12243,7 +12527,6 @@
               </w:rPr>
               <w:t>Electricity_Stats</w:t>
             </w:r>
-            <w:proofErr w:type="spellEnd"/>
           </w:p>
         </w:tc>
         <w:tc>
@@ -12263,7 +12546,6 @@
                 <w14:ligatures w14:val="none"/>
               </w:rPr>
             </w:pPr>
-            <w:proofErr w:type="spellStart"/>
             <w:r>
               <w:rPr>
                 <w:rFonts w:ascii="Arial" w:eastAsia="Times New Roman" w:hAnsi="Arial" w:cs="Arial"/>
@@ -12275,7 +12557,6 @@
               </w:rPr>
               <w:t>On_Peak_Energy_Usage_kWh</w:t>
             </w:r>
-            <w:proofErr w:type="spellEnd"/>
           </w:p>
         </w:tc>
         <w:tc>
@@ -12365,7 +12646,6 @@
                 <w14:ligatures w14:val="none"/>
               </w:rPr>
             </w:pPr>
-            <w:proofErr w:type="spellStart"/>
             <w:r>
               <w:rPr>
                 <w:rFonts w:ascii="Arial" w:eastAsia="Times New Roman" w:hAnsi="Arial" w:cs="Arial"/>
@@ -12379,7 +12659,6 @@
               </w:rPr>
               <w:t>Electricity_Stats</w:t>
             </w:r>
-            <w:proofErr w:type="spellEnd"/>
           </w:p>
         </w:tc>
         <w:tc>
@@ -12399,7 +12678,6 @@
                 <w14:ligatures w14:val="none"/>
               </w:rPr>
             </w:pPr>
-            <w:proofErr w:type="spellStart"/>
             <w:r>
               <w:rPr>
                 <w:rFonts w:ascii="Arial" w:eastAsia="Times New Roman" w:hAnsi="Arial" w:cs="Arial"/>
@@ -12433,7 +12711,6 @@
               </w:rPr>
               <w:t>_Peak_Energy_Usage_kWh</w:t>
             </w:r>
-            <w:proofErr w:type="spellEnd"/>
           </w:p>
         </w:tc>
         <w:tc>
@@ -12523,7 +12800,6 @@
                 <w14:ligatures w14:val="none"/>
               </w:rPr>
             </w:pPr>
-            <w:proofErr w:type="spellStart"/>
             <w:r>
               <w:rPr>
                 <w:rFonts w:ascii="Arial" w:eastAsia="Times New Roman" w:hAnsi="Arial" w:cs="Arial"/>
@@ -12537,7 +12813,6 @@
               </w:rPr>
               <w:t>Electricity_Stats</w:t>
             </w:r>
-            <w:proofErr w:type="spellEnd"/>
           </w:p>
         </w:tc>
         <w:tc>
@@ -12557,7 +12832,6 @@
                 <w14:ligatures w14:val="none"/>
               </w:rPr>
             </w:pPr>
-            <w:proofErr w:type="spellStart"/>
             <w:r>
               <w:rPr>
                 <w:rFonts w:ascii="Arial" w:eastAsia="Times New Roman" w:hAnsi="Arial" w:cs="Arial"/>
@@ -12569,7 +12843,6 @@
               </w:rPr>
               <w:t>System_Demand_kW</w:t>
             </w:r>
-            <w:proofErr w:type="spellEnd"/>
           </w:p>
         </w:tc>
         <w:tc>
@@ -12659,7 +12932,6 @@
                 <w14:ligatures w14:val="none"/>
               </w:rPr>
             </w:pPr>
-            <w:proofErr w:type="spellStart"/>
             <w:r>
               <w:rPr>
                 <w:rFonts w:ascii="Arial" w:eastAsia="Times New Roman" w:hAnsi="Arial" w:cs="Arial"/>
@@ -12673,7 +12945,6 @@
               </w:rPr>
               <w:t>Electricity_Stats</w:t>
             </w:r>
-            <w:proofErr w:type="spellEnd"/>
           </w:p>
         </w:tc>
         <w:tc>
@@ -12693,7 +12964,6 @@
                 <w14:ligatures w14:val="none"/>
               </w:rPr>
             </w:pPr>
-            <w:proofErr w:type="spellStart"/>
             <w:r>
               <w:rPr>
                 <w:rFonts w:ascii="Arial" w:eastAsia="Times New Roman" w:hAnsi="Arial" w:cs="Arial"/>
@@ -12705,7 +12975,6 @@
               </w:rPr>
               <w:t>Electricity_Heating_Degree_Days</w:t>
             </w:r>
-            <w:proofErr w:type="spellEnd"/>
           </w:p>
         </w:tc>
         <w:tc>
@@ -12795,7 +13064,6 @@
                 <w14:ligatures w14:val="none"/>
               </w:rPr>
             </w:pPr>
-            <w:proofErr w:type="spellStart"/>
             <w:r>
               <w:rPr>
                 <w:rFonts w:ascii="Arial" w:eastAsia="Times New Roman" w:hAnsi="Arial" w:cs="Arial"/>
@@ -12809,7 +13077,6 @@
               </w:rPr>
               <w:t>Electricity_Stats</w:t>
             </w:r>
-            <w:proofErr w:type="spellEnd"/>
           </w:p>
         </w:tc>
         <w:tc>
@@ -12829,7 +13096,6 @@
                 <w14:ligatures w14:val="none"/>
               </w:rPr>
             </w:pPr>
-            <w:proofErr w:type="spellStart"/>
             <w:r>
               <w:rPr>
                 <w:rFonts w:ascii="Arial" w:eastAsia="Times New Roman" w:hAnsi="Arial" w:cs="Arial"/>
@@ -12863,7 +13129,6 @@
               </w:rPr>
               <w:t>_Degree_Days</w:t>
             </w:r>
-            <w:proofErr w:type="spellEnd"/>
           </w:p>
         </w:tc>
         <w:tc>
@@ -12953,7 +13218,6 @@
                 <w14:ligatures w14:val="none"/>
               </w:rPr>
             </w:pPr>
-            <w:proofErr w:type="spellStart"/>
             <w:r>
               <w:rPr>
                 <w:rFonts w:ascii="Arial" w:eastAsia="Times New Roman" w:hAnsi="Arial" w:cs="Arial"/>
@@ -12967,7 +13231,6 @@
               </w:rPr>
               <w:t>Electricity_Stats</w:t>
             </w:r>
-            <w:proofErr w:type="spellEnd"/>
           </w:p>
         </w:tc>
         <w:tc>
@@ -12987,7 +13250,6 @@
                 <w14:ligatures w14:val="none"/>
               </w:rPr>
             </w:pPr>
-            <w:proofErr w:type="spellStart"/>
             <w:r>
               <w:rPr>
                 <w:rFonts w:ascii="Arial" w:eastAsia="Times New Roman" w:hAnsi="Arial" w:cs="Arial"/>
@@ -12999,7 +13261,6 @@
               </w:rPr>
               <w:t>Worker_ID</w:t>
             </w:r>
-            <w:proofErr w:type="spellEnd"/>
           </w:p>
         </w:tc>
         <w:tc>
@@ -13193,7 +13454,6 @@
                 <w:szCs w:val="22"/>
               </w:rPr>
             </w:pPr>
-            <w:proofErr w:type="spellStart"/>
             <w:r>
               <w:rPr>
                 <w:rFonts w:ascii="Arial" w:hAnsi="Arial" w:cs="Arial"/>
@@ -13202,7 +13462,6 @@
               </w:rPr>
               <w:t>Glycol_Machine</w:t>
             </w:r>
-            <w:proofErr w:type="spellEnd"/>
           </w:p>
         </w:tc>
         <w:tc>
@@ -13217,7 +13476,6 @@
                 <w:szCs w:val="22"/>
               </w:rPr>
             </w:pPr>
-            <w:proofErr w:type="spellStart"/>
             <w:r>
               <w:rPr>
                 <w:rFonts w:ascii="Arial" w:hAnsi="Arial" w:cs="Arial"/>
@@ -13226,7 +13484,6 @@
               </w:rPr>
               <w:t>Glycol_Machine_ID</w:t>
             </w:r>
-            <w:proofErr w:type="spellEnd"/>
           </w:p>
         </w:tc>
         <w:tc>
@@ -13300,7 +13557,6 @@
                 <w14:ligatures w14:val="none"/>
               </w:rPr>
             </w:pPr>
-            <w:proofErr w:type="spellStart"/>
             <w:r>
               <w:rPr>
                 <w:rFonts w:ascii="Arial" w:hAnsi="Arial" w:cs="Arial"/>
@@ -13311,7 +13567,6 @@
               </w:rPr>
               <w:t>Glycol_Machine</w:t>
             </w:r>
-            <w:proofErr w:type="spellEnd"/>
           </w:p>
         </w:tc>
         <w:tc>
@@ -13331,7 +13586,6 @@
                 <w14:ligatures w14:val="none"/>
               </w:rPr>
             </w:pPr>
-            <w:proofErr w:type="spellStart"/>
             <w:r>
               <w:rPr>
                 <w:rFonts w:ascii="Arial" w:hAnsi="Arial" w:cs="Arial"/>
@@ -13348,7 +13602,6 @@
               </w:rPr>
               <w:t>_Date</w:t>
             </w:r>
-            <w:proofErr w:type="spellEnd"/>
           </w:p>
         </w:tc>
         <w:tc>
@@ -13438,7 +13691,6 @@
                 <w14:ligatures w14:val="none"/>
               </w:rPr>
             </w:pPr>
-            <w:proofErr w:type="spellStart"/>
             <w:r>
               <w:rPr>
                 <w:rFonts w:ascii="Arial" w:hAnsi="Arial" w:cs="Arial"/>
@@ -13449,7 +13701,6 @@
               </w:rPr>
               <w:t>Glycol_Machine</w:t>
             </w:r>
-            <w:proofErr w:type="spellEnd"/>
           </w:p>
         </w:tc>
         <w:tc>
@@ -13469,7 +13720,6 @@
                 <w14:ligatures w14:val="none"/>
               </w:rPr>
             </w:pPr>
-            <w:proofErr w:type="spellStart"/>
             <w:r>
               <w:rPr>
                 <w:rFonts w:ascii="Arial" w:eastAsia="Times New Roman" w:hAnsi="Arial" w:cs="Arial"/>
@@ -13481,7 +13731,6 @@
               </w:rPr>
               <w:t>Before_Pressure_Return_PSI</w:t>
             </w:r>
-            <w:proofErr w:type="spellEnd"/>
           </w:p>
         </w:tc>
         <w:tc>
@@ -13571,7 +13820,6 @@
                 <w14:ligatures w14:val="none"/>
               </w:rPr>
             </w:pPr>
-            <w:proofErr w:type="spellStart"/>
             <w:r>
               <w:rPr>
                 <w:rFonts w:ascii="Arial" w:hAnsi="Arial" w:cs="Arial"/>
@@ -13582,7 +13830,6 @@
               </w:rPr>
               <w:t>Glycol_Machine</w:t>
             </w:r>
-            <w:proofErr w:type="spellEnd"/>
           </w:p>
         </w:tc>
         <w:tc>
@@ -13602,7 +13849,6 @@
                 <w14:ligatures w14:val="none"/>
               </w:rPr>
             </w:pPr>
-            <w:proofErr w:type="spellStart"/>
             <w:r>
               <w:rPr>
                 <w:rFonts w:ascii="Arial" w:eastAsia="Times New Roman" w:hAnsi="Arial" w:cs="Arial"/>
@@ -13614,7 +13860,6 @@
               </w:rPr>
               <w:t>Before_Pressure_Out_PSI</w:t>
             </w:r>
-            <w:proofErr w:type="spellEnd"/>
           </w:p>
         </w:tc>
         <w:tc>
@@ -13704,7 +13949,6 @@
                 <w14:ligatures w14:val="none"/>
               </w:rPr>
             </w:pPr>
-            <w:proofErr w:type="spellStart"/>
             <w:r>
               <w:rPr>
                 <w:rFonts w:ascii="Arial" w:hAnsi="Arial" w:cs="Arial"/>
@@ -13715,7 +13959,6 @@
               </w:rPr>
               <w:t>Glycol_Machine</w:t>
             </w:r>
-            <w:proofErr w:type="spellEnd"/>
           </w:p>
         </w:tc>
         <w:tc>
@@ -13735,7 +13978,6 @@
                 <w14:ligatures w14:val="none"/>
               </w:rPr>
             </w:pPr>
-            <w:proofErr w:type="spellStart"/>
             <w:r>
               <w:rPr>
                 <w:rFonts w:ascii="Arial" w:eastAsia="Times New Roman" w:hAnsi="Arial" w:cs="Arial"/>
@@ -13747,7 +13989,6 @@
               </w:rPr>
               <w:t>Before_Measure_Line</w:t>
             </w:r>
-            <w:proofErr w:type="spellEnd"/>
           </w:p>
         </w:tc>
         <w:tc>
@@ -13767,16 +14008,29 @@
                 <w14:ligatures w14:val="none"/>
               </w:rPr>
             </w:pPr>
-            <w:r>
-              <w:rPr>
-                <w:rFonts w:ascii="Arial" w:eastAsia="Times New Roman" w:hAnsi="Arial" w:cs="Arial"/>
-                <w:color w:val="000000"/>
-                <w:kern w:val="0"/>
-                <w:sz w:val="22"/>
-                <w:szCs w:val="22"/>
-                <w14:ligatures w14:val="none"/>
-              </w:rPr>
-              <w:t>Varchar(10)</w:t>
+            <w:proofErr w:type="gramStart"/>
+            <w:r>
+              <w:rPr>
+                <w:rFonts w:ascii="Arial" w:eastAsia="Times New Roman" w:hAnsi="Arial" w:cs="Arial"/>
+                <w:color w:val="000000"/>
+                <w:kern w:val="0"/>
+                <w:sz w:val="22"/>
+                <w:szCs w:val="22"/>
+                <w14:ligatures w14:val="none"/>
+              </w:rPr>
+              <w:t>Varchar(</w:t>
+            </w:r>
+            <w:proofErr w:type="gramEnd"/>
+            <w:r>
+              <w:rPr>
+                <w:rFonts w:ascii="Arial" w:eastAsia="Times New Roman" w:hAnsi="Arial" w:cs="Arial"/>
+                <w:color w:val="000000"/>
+                <w:kern w:val="0"/>
+                <w:sz w:val="22"/>
+                <w:szCs w:val="22"/>
+                <w14:ligatures w14:val="none"/>
+              </w:rPr>
+              <w:t>10)</w:t>
             </w:r>
           </w:p>
         </w:tc>
@@ -13924,7 +14178,6 @@
                 <w14:ligatures w14:val="none"/>
               </w:rPr>
             </w:pPr>
-            <w:proofErr w:type="spellStart"/>
             <w:r>
               <w:rPr>
                 <w:rFonts w:ascii="Arial" w:hAnsi="Arial" w:cs="Arial"/>
@@ -13935,7 +14188,6 @@
               </w:rPr>
               <w:t>Glycol_Machine</w:t>
             </w:r>
-            <w:proofErr w:type="spellEnd"/>
           </w:p>
         </w:tc>
         <w:tc>
@@ -13955,7 +14207,6 @@
                 <w14:ligatures w14:val="none"/>
               </w:rPr>
             </w:pPr>
-            <w:proofErr w:type="spellStart"/>
             <w:r>
               <w:rPr>
                 <w:rFonts w:ascii="Arial" w:eastAsia="Times New Roman" w:hAnsi="Arial" w:cs="Arial"/>
@@ -13967,7 +14218,6 @@
               </w:rPr>
               <w:t>After_Pressure_Return_PSI</w:t>
             </w:r>
-            <w:proofErr w:type="spellEnd"/>
           </w:p>
         </w:tc>
         <w:tc>
@@ -14057,7 +14307,6 @@
                 <w14:ligatures w14:val="none"/>
               </w:rPr>
             </w:pPr>
-            <w:proofErr w:type="spellStart"/>
             <w:r>
               <w:rPr>
                 <w:rFonts w:ascii="Arial" w:hAnsi="Arial" w:cs="Arial"/>
@@ -14068,7 +14317,6 @@
               </w:rPr>
               <w:t>Glycol_Machine</w:t>
             </w:r>
-            <w:proofErr w:type="spellEnd"/>
           </w:p>
         </w:tc>
         <w:tc>
@@ -14088,7 +14336,6 @@
                 <w14:ligatures w14:val="none"/>
               </w:rPr>
             </w:pPr>
-            <w:proofErr w:type="spellStart"/>
             <w:r>
               <w:rPr>
                 <w:rFonts w:ascii="Arial" w:eastAsia="Times New Roman" w:hAnsi="Arial" w:cs="Arial"/>
@@ -14100,7 +14347,6 @@
               </w:rPr>
               <w:t>After_Pressure_Out_PSI</w:t>
             </w:r>
-            <w:proofErr w:type="spellEnd"/>
           </w:p>
         </w:tc>
         <w:tc>
@@ -14190,7 +14436,6 @@
                 <w14:ligatures w14:val="none"/>
               </w:rPr>
             </w:pPr>
-            <w:proofErr w:type="spellStart"/>
             <w:r>
               <w:rPr>
                 <w:rFonts w:ascii="Arial" w:hAnsi="Arial" w:cs="Arial"/>
@@ -14201,7 +14446,6 @@
               </w:rPr>
               <w:t>Glycol_Machine</w:t>
             </w:r>
-            <w:proofErr w:type="spellEnd"/>
           </w:p>
         </w:tc>
         <w:tc>
@@ -14221,7 +14465,6 @@
                 <w14:ligatures w14:val="none"/>
               </w:rPr>
             </w:pPr>
-            <w:proofErr w:type="spellStart"/>
             <w:r>
               <w:rPr>
                 <w:rFonts w:ascii="Arial" w:eastAsia="Times New Roman" w:hAnsi="Arial" w:cs="Arial"/>
@@ -14233,7 +14476,6 @@
               </w:rPr>
               <w:t>After_Measure_Line</w:t>
             </w:r>
-            <w:proofErr w:type="spellEnd"/>
           </w:p>
         </w:tc>
         <w:tc>
@@ -14253,16 +14495,29 @@
                 <w14:ligatures w14:val="none"/>
               </w:rPr>
             </w:pPr>
-            <w:r>
-              <w:rPr>
-                <w:rFonts w:ascii="Arial" w:eastAsia="Times New Roman" w:hAnsi="Arial" w:cs="Arial"/>
-                <w:color w:val="000000"/>
-                <w:kern w:val="0"/>
-                <w:sz w:val="22"/>
-                <w:szCs w:val="22"/>
-                <w14:ligatures w14:val="none"/>
-              </w:rPr>
-              <w:t>Varchar(10)</w:t>
+            <w:proofErr w:type="gramStart"/>
+            <w:r>
+              <w:rPr>
+                <w:rFonts w:ascii="Arial" w:eastAsia="Times New Roman" w:hAnsi="Arial" w:cs="Arial"/>
+                <w:color w:val="000000"/>
+                <w:kern w:val="0"/>
+                <w:sz w:val="22"/>
+                <w:szCs w:val="22"/>
+                <w14:ligatures w14:val="none"/>
+              </w:rPr>
+              <w:t>Varchar(</w:t>
+            </w:r>
+            <w:proofErr w:type="gramEnd"/>
+            <w:r>
+              <w:rPr>
+                <w:rFonts w:ascii="Arial" w:eastAsia="Times New Roman" w:hAnsi="Arial" w:cs="Arial"/>
+                <w:color w:val="000000"/>
+                <w:kern w:val="0"/>
+                <w:sz w:val="22"/>
+                <w:szCs w:val="22"/>
+                <w14:ligatures w14:val="none"/>
+              </w:rPr>
+              <w:t>10)</w:t>
             </w:r>
           </w:p>
         </w:tc>
@@ -14410,7 +14665,6 @@
                 <w14:ligatures w14:val="none"/>
               </w:rPr>
             </w:pPr>
-            <w:proofErr w:type="spellStart"/>
             <w:r>
               <w:rPr>
                 <w:rFonts w:ascii="Arial" w:hAnsi="Arial" w:cs="Arial"/>
@@ -14421,7 +14675,6 @@
               </w:rPr>
               <w:t>Glycol_Machine</w:t>
             </w:r>
-            <w:proofErr w:type="spellEnd"/>
           </w:p>
         </w:tc>
         <w:tc>
@@ -14441,7 +14694,6 @@
                 <w14:ligatures w14:val="none"/>
               </w:rPr>
             </w:pPr>
-            <w:proofErr w:type="spellStart"/>
             <w:r>
               <w:rPr>
                 <w:rFonts w:ascii="Arial" w:eastAsia="Times New Roman" w:hAnsi="Arial" w:cs="Arial"/>
@@ -14453,7 +14705,6 @@
               </w:rPr>
               <w:t>Gallons_Added</w:t>
             </w:r>
-            <w:proofErr w:type="spellEnd"/>
           </w:p>
         </w:tc>
         <w:tc>
@@ -14543,7 +14794,6 @@
                 <w14:ligatures w14:val="none"/>
               </w:rPr>
             </w:pPr>
-            <w:proofErr w:type="spellStart"/>
             <w:r>
               <w:rPr>
                 <w:rFonts w:ascii="Arial" w:hAnsi="Arial" w:cs="Arial"/>
@@ -14554,7 +14804,6 @@
               </w:rPr>
               <w:t>Glycol_Machine</w:t>
             </w:r>
-            <w:proofErr w:type="spellEnd"/>
           </w:p>
         </w:tc>
         <w:tc>
@@ -14604,16 +14853,29 @@
                 <w14:ligatures w14:val="none"/>
               </w:rPr>
             </w:pPr>
-            <w:r>
-              <w:rPr>
-                <w:rFonts w:ascii="Arial" w:eastAsia="Times New Roman" w:hAnsi="Arial" w:cs="Arial"/>
-                <w:color w:val="000000"/>
-                <w:kern w:val="0"/>
-                <w:sz w:val="22"/>
-                <w:szCs w:val="22"/>
-                <w14:ligatures w14:val="none"/>
-              </w:rPr>
-              <w:t>Varchar(20)</w:t>
+            <w:proofErr w:type="gramStart"/>
+            <w:r>
+              <w:rPr>
+                <w:rFonts w:ascii="Arial" w:eastAsia="Times New Roman" w:hAnsi="Arial" w:cs="Arial"/>
+                <w:color w:val="000000"/>
+                <w:kern w:val="0"/>
+                <w:sz w:val="22"/>
+                <w:szCs w:val="22"/>
+                <w14:ligatures w14:val="none"/>
+              </w:rPr>
+              <w:t>Varchar(</w:t>
+            </w:r>
+            <w:proofErr w:type="gramEnd"/>
+            <w:r>
+              <w:rPr>
+                <w:rFonts w:ascii="Arial" w:eastAsia="Times New Roman" w:hAnsi="Arial" w:cs="Arial"/>
+                <w:color w:val="000000"/>
+                <w:kern w:val="0"/>
+                <w:sz w:val="22"/>
+                <w:szCs w:val="22"/>
+                <w14:ligatures w14:val="none"/>
+              </w:rPr>
+              <w:t>20)</w:t>
             </w:r>
           </w:p>
         </w:tc>
@@ -14671,7 +14933,6 @@
                 <w:szCs w:val="22"/>
               </w:rPr>
             </w:pPr>
-            <w:proofErr w:type="spellStart"/>
             <w:r>
               <w:rPr>
                 <w:rFonts w:ascii="Arial" w:hAnsi="Arial" w:cs="Arial"/>
@@ -14682,7 +14943,6 @@
               </w:rPr>
               <w:t>Glycol_Machine</w:t>
             </w:r>
-            <w:proofErr w:type="spellEnd"/>
           </w:p>
         </w:tc>
         <w:tc>
@@ -14702,7 +14962,6 @@
                 <w14:ligatures w14:val="none"/>
               </w:rPr>
             </w:pPr>
-            <w:proofErr w:type="spellStart"/>
             <w:r>
               <w:rPr>
                 <w:rFonts w:ascii="Arial" w:eastAsia="Times New Roman" w:hAnsi="Arial" w:cs="Arial"/>
@@ -14714,7 +14973,6 @@
               </w:rPr>
               <w:t>Worker_ID</w:t>
             </w:r>
-            <w:proofErr w:type="spellEnd"/>
           </w:p>
         </w:tc>
         <w:tc>
@@ -14863,8 +15121,17 @@
           <w:b/>
           <w:bCs/>
         </w:rPr>
-        <w:t>New hoses</w:t>
+        <w:t xml:space="preserve">New </w:t>
       </w:r>
+      <w:proofErr w:type="gramStart"/>
+      <w:r>
+        <w:rPr>
+          <w:b/>
+          <w:bCs/>
+        </w:rPr>
+        <w:t>hoses</w:t>
+      </w:r>
+      <w:proofErr w:type="gramEnd"/>
     </w:p>
     <w:p>
       <w:pPr>
@@ -19014,6 +19281,7 @@
   <w:style w:type="character" w:default="1" w:styleId="DefaultParagraphFont">
     <w:name w:val="Default Paragraph Font"/>
     <w:uiPriority w:val="1"/>
+    <w:semiHidden/>
     <w:unhideWhenUsed/>
   </w:style>
   <w:style w:type="table" w:default="1" w:styleId="TableNormal">

--- a/Building Data Schematics.docx
+++ b/Building Data Schematics.docx
@@ -83,6 +83,7 @@
                 <w:szCs w:val="22"/>
               </w:rPr>
             </w:pPr>
+            <w:proofErr w:type="spellStart"/>
             <w:r>
               <w:rPr>
                 <w:rFonts w:ascii="Arial" w:hAnsi="Arial" w:cs="Arial"/>
@@ -91,6 +92,7 @@
               </w:rPr>
               <w:t>Ice_Depth_Readings</w:t>
             </w:r>
+            <w:proofErr w:type="spellEnd"/>
           </w:p>
         </w:tc>
         <w:tc>
@@ -105,6 +107,7 @@
                 <w:szCs w:val="22"/>
               </w:rPr>
             </w:pPr>
+            <w:proofErr w:type="spellStart"/>
             <w:r>
               <w:rPr>
                 <w:rFonts w:ascii="Arial" w:hAnsi="Arial" w:cs="Arial"/>
@@ -113,6 +116,7 @@
               </w:rPr>
               <w:t>Reading_ID</w:t>
             </w:r>
+            <w:proofErr w:type="spellEnd"/>
           </w:p>
         </w:tc>
         <w:tc>
@@ -186,6 +190,7 @@
                 <w14:ligatures w14:val="none"/>
               </w:rPr>
             </w:pPr>
+            <w:proofErr w:type="spellStart"/>
             <w:r>
               <w:rPr>
                 <w:rFonts w:ascii="Arial" w:hAnsi="Arial" w:cs="Arial"/>
@@ -196,6 +201,7 @@
               </w:rPr>
               <w:t>Ice_Depth_Readings</w:t>
             </w:r>
+            <w:proofErr w:type="spellEnd"/>
           </w:p>
         </w:tc>
         <w:tc>
@@ -215,6 +221,7 @@
                 <w14:ligatures w14:val="none"/>
               </w:rPr>
             </w:pPr>
+            <w:proofErr w:type="spellStart"/>
             <w:r>
               <w:rPr>
                 <w:rFonts w:ascii="Arial" w:eastAsia="Times New Roman" w:hAnsi="Arial" w:cs="Arial"/>
@@ -226,6 +233,7 @@
               </w:rPr>
               <w:t>Reading_Date</w:t>
             </w:r>
+            <w:proofErr w:type="spellEnd"/>
           </w:p>
         </w:tc>
         <w:tc>
@@ -354,6 +362,7 @@
                 <w14:ligatures w14:val="none"/>
               </w:rPr>
             </w:pPr>
+            <w:proofErr w:type="spellStart"/>
             <w:r>
               <w:rPr>
                 <w:rFonts w:ascii="Arial" w:hAnsi="Arial" w:cs="Arial"/>
@@ -364,6 +373,7 @@
               </w:rPr>
               <w:t>Ice_Depth_Readings</w:t>
             </w:r>
+            <w:proofErr w:type="spellEnd"/>
           </w:p>
         </w:tc>
         <w:tc>
@@ -383,6 +393,7 @@
                 <w14:ligatures w14:val="none"/>
               </w:rPr>
             </w:pPr>
+            <w:proofErr w:type="spellStart"/>
             <w:r>
               <w:rPr>
                 <w:rFonts w:ascii="Arial" w:eastAsia="Times New Roman" w:hAnsi="Arial" w:cs="Arial"/>
@@ -394,6 +405,7 @@
               </w:rPr>
               <w:t>Zone_ID</w:t>
             </w:r>
+            <w:proofErr w:type="spellEnd"/>
           </w:p>
         </w:tc>
         <w:tc>
@@ -413,6 +425,7 @@
                 <w14:ligatures w14:val="none"/>
               </w:rPr>
             </w:pPr>
+            <w:proofErr w:type="spellStart"/>
             <w:r>
               <w:rPr>
                 <w:rFonts w:ascii="Arial" w:eastAsia="Times New Roman" w:hAnsi="Arial" w:cs="Arial"/>
@@ -424,6 +437,7 @@
               </w:rPr>
               <w:t>TinyInt</w:t>
             </w:r>
+            <w:proofErr w:type="spellEnd"/>
           </w:p>
         </w:tc>
         <w:tc>
@@ -453,6 +467,17 @@
                 <w14:ligatures w14:val="none"/>
               </w:rPr>
               <w:t>NA</w:t>
+            </w:r>
+            <w:r>
+              <w:rPr>
+                <w:rFonts w:ascii="Arial" w:eastAsia="Times New Roman" w:hAnsi="Arial" w:cs="Arial"/>
+                <w:color w:val="000000"/>
+                <w:kern w:val="0"/>
+                <w:sz w:val="22"/>
+                <w:szCs w:val="22"/>
+                <w14:ligatures w14:val="none"/>
+              </w:rPr>
+              <w:t xml:space="preserve"> (Just stores the numbers from 1-16)</w:t>
             </w:r>
           </w:p>
         </w:tc>
@@ -483,6 +508,7 @@
                 <w14:ligatures w14:val="none"/>
               </w:rPr>
             </w:pPr>
+            <w:proofErr w:type="spellStart"/>
             <w:r>
               <w:rPr>
                 <w:rFonts w:ascii="Arial" w:hAnsi="Arial" w:cs="Arial"/>
@@ -493,6 +519,7 @@
               </w:rPr>
               <w:t>Ice_Depth_Readings</w:t>
             </w:r>
+            <w:proofErr w:type="spellEnd"/>
           </w:p>
         </w:tc>
         <w:tc>
@@ -512,6 +539,7 @@
                 <w14:ligatures w14:val="none"/>
               </w:rPr>
             </w:pPr>
+            <w:proofErr w:type="spellStart"/>
             <w:r>
               <w:rPr>
                 <w:rFonts w:ascii="Arial" w:eastAsia="Times New Roman" w:hAnsi="Arial" w:cs="Arial"/>
@@ -523,6 +551,7 @@
               </w:rPr>
               <w:t>Ice_Depth</w:t>
             </w:r>
+            <w:proofErr w:type="spellEnd"/>
           </w:p>
         </w:tc>
         <w:tc>
@@ -592,7 +621,18 @@
                 <w:szCs w:val="22"/>
                 <w14:ligatures w14:val="none"/>
               </w:rPr>
-              <w:t xml:space="preserve"> Input</w:t>
+              <w:t xml:space="preserve"> </w:t>
+            </w:r>
+            <w:r>
+              <w:rPr>
+                <w:rFonts w:ascii="Arial" w:eastAsia="Times New Roman" w:hAnsi="Arial" w:cs="Arial"/>
+                <w:color w:val="000000"/>
+                <w:kern w:val="0"/>
+                <w:sz w:val="22"/>
+                <w:szCs w:val="22"/>
+                <w14:ligatures w14:val="none"/>
+              </w:rPr>
+              <w:t>Input</w:t>
             </w:r>
             <w:r>
               <w:rPr>
@@ -662,6 +702,7 @@
                 <w14:ligatures w14:val="none"/>
               </w:rPr>
             </w:pPr>
+            <w:proofErr w:type="spellStart"/>
             <w:r>
               <w:rPr>
                 <w:rFonts w:ascii="Arial" w:hAnsi="Arial" w:cs="Arial"/>
@@ -672,6 +713,7 @@
               </w:rPr>
               <w:t>Ice_Depth_Readings</w:t>
             </w:r>
+            <w:proofErr w:type="spellEnd"/>
           </w:p>
         </w:tc>
         <w:tc>
@@ -691,6 +733,7 @@
                 <w14:ligatures w14:val="none"/>
               </w:rPr>
             </w:pPr>
+            <w:proofErr w:type="spellStart"/>
             <w:r>
               <w:rPr>
                 <w:rFonts w:ascii="Arial" w:eastAsia="Times New Roman" w:hAnsi="Arial" w:cs="Arial"/>
@@ -702,6 +745,7 @@
               </w:rPr>
               <w:t>Worker_ID</w:t>
             </w:r>
+            <w:proofErr w:type="spellEnd"/>
           </w:p>
         </w:tc>
         <w:tc>
@@ -786,6 +830,851 @@
       </w:r>
     </w:p>
     <w:p/>
+    <w:p/>
+    <w:p>
+      <w:pPr>
+        <w:rPr>
+          <w:b/>
+          <w:bCs/>
+          <w:sz w:val="40"/>
+          <w:szCs w:val="40"/>
+        </w:rPr>
+      </w:pPr>
+      <w:r>
+        <w:rPr>
+          <w:b/>
+          <w:bCs/>
+          <w:sz w:val="40"/>
+          <w:szCs w:val="40"/>
+        </w:rPr>
+        <w:t>Rink Temp and Humidity Form</w:t>
+      </w:r>
+    </w:p>
+    <w:tbl>
+      <w:tblPr>
+        <w:tblStyle w:val="GridTable1Light"/>
+        <w:tblW w:w="0" w:type="auto"/>
+        <w:tblLook w:val="0420" w:firstRow="1" w:lastRow="0" w:firstColumn="0" w:lastColumn="0" w:noHBand="0" w:noVBand="1"/>
+      </w:tblPr>
+      <w:tblGrid>
+        <w:gridCol w:w="2414"/>
+        <w:gridCol w:w="2981"/>
+        <w:gridCol w:w="1698"/>
+        <w:gridCol w:w="2257"/>
+      </w:tblGrid>
+      <w:tr>
+        <w:trPr>
+          <w:cnfStyle w:val="100000000000" w:firstRow="1" w:lastRow="0" w:firstColumn="0" w:lastColumn="0" w:oddVBand="0" w:evenVBand="0" w:oddHBand="0" w:evenHBand="0" w:firstRowFirstColumn="0" w:firstRowLastColumn="0" w:lastRowFirstColumn="0" w:lastRowLastColumn="0"/>
+        </w:trPr>
+        <w:tc>
+          <w:tcPr>
+            <w:tcW w:w="2414" w:type="dxa"/>
+          </w:tcPr>
+          <w:p>
+            <w:r>
+              <w:t>Source</w:t>
+            </w:r>
+            <w:r>
+              <w:rPr>
+                <w:b w:val="0"/>
+                <w:bCs w:val="0"/>
+              </w:rPr>
+              <w:t xml:space="preserve"> </w:t>
+            </w:r>
+            <w:r>
+              <w:t>Table</w:t>
+            </w:r>
+          </w:p>
+        </w:tc>
+        <w:tc>
+          <w:tcPr>
+            <w:tcW w:w="2981" w:type="dxa"/>
+          </w:tcPr>
+          <w:p>
+            <w:r>
+              <w:t>Source Column</w:t>
+            </w:r>
+          </w:p>
+        </w:tc>
+        <w:tc>
+          <w:tcPr>
+            <w:tcW w:w="1698" w:type="dxa"/>
+          </w:tcPr>
+          <w:p>
+            <w:r>
+              <w:t>Type</w:t>
+            </w:r>
+          </w:p>
+        </w:tc>
+        <w:tc>
+          <w:tcPr>
+            <w:tcW w:w="2257" w:type="dxa"/>
+          </w:tcPr>
+          <w:p>
+            <w:r>
+              <w:t>Input Type</w:t>
+            </w:r>
+          </w:p>
+        </w:tc>
+      </w:tr>
+      <w:tr>
+        <w:tc>
+          <w:tcPr>
+            <w:tcW w:w="2414" w:type="dxa"/>
+          </w:tcPr>
+          <w:p>
+            <w:pPr>
+              <w:rPr>
+                <w:rFonts w:ascii="Arial" w:hAnsi="Arial" w:cs="Arial"/>
+                <w:sz w:val="22"/>
+                <w:szCs w:val="22"/>
+              </w:rPr>
+            </w:pPr>
+            <w:proofErr w:type="spellStart"/>
+            <w:r>
+              <w:rPr>
+                <w:rFonts w:ascii="Arial" w:eastAsia="Times New Roman" w:hAnsi="Arial" w:cs="Arial"/>
+                <w:color w:val="000000"/>
+                <w:kern w:val="0"/>
+                <w:sz w:val="22"/>
+                <w:szCs w:val="22"/>
+                <w14:ligatures w14:val="none"/>
+              </w:rPr>
+              <w:t>Rink_Temp_Humidity</w:t>
+            </w:r>
+            <w:proofErr w:type="spellEnd"/>
+          </w:p>
+        </w:tc>
+        <w:tc>
+          <w:tcPr>
+            <w:tcW w:w="2981" w:type="dxa"/>
+          </w:tcPr>
+          <w:p>
+            <w:pPr>
+              <w:rPr>
+                <w:rFonts w:ascii="Arial" w:eastAsia="Times New Roman" w:hAnsi="Arial" w:cs="Arial"/>
+                <w:color w:val="000000"/>
+                <w:kern w:val="0"/>
+                <w:sz w:val="22"/>
+                <w:szCs w:val="22"/>
+                <w14:ligatures w14:val="none"/>
+              </w:rPr>
+            </w:pPr>
+            <w:proofErr w:type="spellStart"/>
+            <w:r>
+              <w:rPr>
+                <w:rFonts w:ascii="Arial" w:eastAsia="Times New Roman" w:hAnsi="Arial" w:cs="Arial"/>
+                <w:color w:val="000000"/>
+                <w:kern w:val="0"/>
+                <w:sz w:val="22"/>
+                <w:szCs w:val="22"/>
+                <w14:ligatures w14:val="none"/>
+              </w:rPr>
+              <w:t>Rink_Temp_Humidity_ID</w:t>
+            </w:r>
+            <w:proofErr w:type="spellEnd"/>
+          </w:p>
+        </w:tc>
+        <w:tc>
+          <w:tcPr>
+            <w:tcW w:w="1698" w:type="dxa"/>
+          </w:tcPr>
+          <w:p>
+            <w:pPr>
+              <w:rPr>
+                <w:rFonts w:ascii="Arial" w:hAnsi="Arial" w:cs="Arial"/>
+                <w:sz w:val="22"/>
+                <w:szCs w:val="22"/>
+              </w:rPr>
+            </w:pPr>
+            <w:r>
+              <w:rPr>
+                <w:rFonts w:ascii="Arial" w:eastAsia="Times New Roman" w:hAnsi="Arial" w:cs="Arial"/>
+                <w:color w:val="000000"/>
+                <w:kern w:val="0"/>
+                <w:sz w:val="22"/>
+                <w:szCs w:val="22"/>
+                <w14:ligatures w14:val="none"/>
+              </w:rPr>
+              <w:t>Int</w:t>
+            </w:r>
+          </w:p>
+        </w:tc>
+        <w:tc>
+          <w:tcPr>
+            <w:tcW w:w="2257" w:type="dxa"/>
+          </w:tcPr>
+          <w:p>
+            <w:pPr>
+              <w:rPr>
+                <w:rFonts w:ascii="Arial" w:hAnsi="Arial" w:cs="Arial"/>
+                <w:sz w:val="22"/>
+                <w:szCs w:val="22"/>
+              </w:rPr>
+            </w:pPr>
+            <w:r>
+              <w:rPr>
+                <w:rFonts w:ascii="Arial" w:eastAsia="Times New Roman" w:hAnsi="Arial" w:cs="Arial"/>
+                <w:color w:val="000000"/>
+                <w:kern w:val="0"/>
+                <w:sz w:val="22"/>
+                <w:szCs w:val="22"/>
+                <w14:ligatures w14:val="none"/>
+              </w:rPr>
+              <w:t>NA</w:t>
+            </w:r>
+          </w:p>
+        </w:tc>
+      </w:tr>
+      <w:tr>
+        <w:tblPrEx>
+          <w:tblLook w:val="04A0" w:firstRow="1" w:lastRow="0" w:firstColumn="1" w:lastColumn="0" w:noHBand="0" w:noVBand="1"/>
+        </w:tblPrEx>
+        <w:trPr>
+          <w:trHeight w:val="285"/>
+        </w:trPr>
+        <w:tc>
+          <w:tcPr>
+            <w:cnfStyle w:val="001000000000" w:firstRow="0" w:lastRow="0" w:firstColumn="1" w:lastColumn="0" w:oddVBand="0" w:evenVBand="0" w:oddHBand="0" w:evenHBand="0" w:firstRowFirstColumn="0" w:firstRowLastColumn="0" w:lastRowFirstColumn="0" w:lastRowLastColumn="0"/>
+            <w:tcW w:w="2414" w:type="dxa"/>
+            <w:noWrap/>
+            <w:hideMark/>
+          </w:tcPr>
+          <w:p>
+            <w:pPr>
+              <w:rPr>
+                <w:rFonts w:ascii="Arial" w:eastAsia="Times New Roman" w:hAnsi="Arial" w:cs="Arial"/>
+                <w:b w:val="0"/>
+                <w:bCs w:val="0"/>
+                <w:color w:val="000000"/>
+                <w:kern w:val="0"/>
+                <w:sz w:val="22"/>
+                <w:szCs w:val="22"/>
+                <w14:ligatures w14:val="none"/>
+              </w:rPr>
+            </w:pPr>
+            <w:proofErr w:type="spellStart"/>
+            <w:r>
+              <w:rPr>
+                <w:rFonts w:ascii="Arial" w:eastAsia="Times New Roman" w:hAnsi="Arial" w:cs="Arial"/>
+                <w:b w:val="0"/>
+                <w:bCs w:val="0"/>
+                <w:color w:val="000000"/>
+                <w:kern w:val="0"/>
+                <w:sz w:val="22"/>
+                <w:szCs w:val="22"/>
+                <w14:ligatures w14:val="none"/>
+              </w:rPr>
+              <w:t>Rink_Temp_Humidity</w:t>
+            </w:r>
+            <w:proofErr w:type="spellEnd"/>
+          </w:p>
+        </w:tc>
+        <w:tc>
+          <w:tcPr>
+            <w:tcW w:w="2981" w:type="dxa"/>
+            <w:noWrap/>
+            <w:hideMark/>
+          </w:tcPr>
+          <w:p>
+            <w:pPr>
+              <w:cnfStyle w:val="000000000000" w:firstRow="0" w:lastRow="0" w:firstColumn="0" w:lastColumn="0" w:oddVBand="0" w:evenVBand="0" w:oddHBand="0" w:evenHBand="0" w:firstRowFirstColumn="0" w:firstRowLastColumn="0" w:lastRowFirstColumn="0" w:lastRowLastColumn="0"/>
+              <w:rPr>
+                <w:rFonts w:ascii="Arial" w:eastAsia="Times New Roman" w:hAnsi="Arial" w:cs="Arial"/>
+                <w:color w:val="000000"/>
+                <w:kern w:val="0"/>
+                <w:sz w:val="22"/>
+                <w:szCs w:val="22"/>
+                <w14:ligatures w14:val="none"/>
+              </w:rPr>
+            </w:pPr>
+            <w:proofErr w:type="spellStart"/>
+            <w:r>
+              <w:rPr>
+                <w:rFonts w:ascii="Arial" w:eastAsia="Times New Roman" w:hAnsi="Arial" w:cs="Arial"/>
+                <w:color w:val="000000"/>
+                <w:kern w:val="0"/>
+                <w:sz w:val="22"/>
+                <w:szCs w:val="22"/>
+                <w14:ligatures w14:val="none"/>
+              </w:rPr>
+              <w:t>Rink_Temp_Humidity_Date</w:t>
+            </w:r>
+            <w:proofErr w:type="spellEnd"/>
+          </w:p>
+        </w:tc>
+        <w:tc>
+          <w:tcPr>
+            <w:tcW w:w="1698" w:type="dxa"/>
+            <w:noWrap/>
+            <w:hideMark/>
+          </w:tcPr>
+          <w:p>
+            <w:pPr>
+              <w:cnfStyle w:val="000000000000" w:firstRow="0" w:lastRow="0" w:firstColumn="0" w:lastColumn="0" w:oddVBand="0" w:evenVBand="0" w:oddHBand="0" w:evenHBand="0" w:firstRowFirstColumn="0" w:firstRowLastColumn="0" w:lastRowFirstColumn="0" w:lastRowLastColumn="0"/>
+              <w:rPr>
+                <w:rFonts w:ascii="Arial" w:eastAsia="Times New Roman" w:hAnsi="Arial" w:cs="Arial"/>
+                <w:color w:val="000000"/>
+                <w:kern w:val="0"/>
+                <w:sz w:val="22"/>
+                <w:szCs w:val="22"/>
+                <w14:ligatures w14:val="none"/>
+              </w:rPr>
+            </w:pPr>
+            <w:r>
+              <w:rPr>
+                <w:rFonts w:ascii="Arial" w:eastAsia="Times New Roman" w:hAnsi="Arial" w:cs="Arial"/>
+                <w:color w:val="000000"/>
+                <w:kern w:val="0"/>
+                <w:sz w:val="22"/>
+                <w:szCs w:val="22"/>
+                <w14:ligatures w14:val="none"/>
+              </w:rPr>
+              <w:t>Date</w:t>
+            </w:r>
+          </w:p>
+        </w:tc>
+        <w:tc>
+          <w:tcPr>
+            <w:tcW w:w="2257" w:type="dxa"/>
+            <w:noWrap/>
+            <w:hideMark/>
+          </w:tcPr>
+          <w:p>
+            <w:pPr>
+              <w:cnfStyle w:val="000000000000" w:firstRow="0" w:lastRow="0" w:firstColumn="0" w:lastColumn="0" w:oddVBand="0" w:evenVBand="0" w:oddHBand="0" w:evenHBand="0" w:firstRowFirstColumn="0" w:firstRowLastColumn="0" w:lastRowFirstColumn="0" w:lastRowLastColumn="0"/>
+              <w:rPr>
+                <w:rFonts w:ascii="Arial" w:eastAsia="Times New Roman" w:hAnsi="Arial" w:cs="Arial"/>
+                <w:color w:val="000000"/>
+                <w:kern w:val="0"/>
+                <w:sz w:val="22"/>
+                <w:szCs w:val="22"/>
+                <w14:ligatures w14:val="none"/>
+              </w:rPr>
+            </w:pPr>
+            <w:r>
+              <w:rPr>
+                <w:rFonts w:ascii="Arial" w:eastAsia="Times New Roman" w:hAnsi="Arial" w:cs="Arial"/>
+                <w:color w:val="000000"/>
+                <w:kern w:val="0"/>
+                <w:sz w:val="22"/>
+                <w:szCs w:val="22"/>
+                <w14:ligatures w14:val="none"/>
+              </w:rPr>
+              <w:t>Calendar Date</w:t>
+            </w:r>
+          </w:p>
+          <w:p>
+            <w:pPr>
+              <w:cnfStyle w:val="000000000000" w:firstRow="0" w:lastRow="0" w:firstColumn="0" w:lastColumn="0" w:oddVBand="0" w:evenVBand="0" w:oddHBand="0" w:evenHBand="0" w:firstRowFirstColumn="0" w:firstRowLastColumn="0" w:lastRowFirstColumn="0" w:lastRowLastColumn="0"/>
+              <w:rPr>
+                <w:rFonts w:ascii="Arial" w:eastAsia="Times New Roman" w:hAnsi="Arial" w:cs="Arial"/>
+                <w:b/>
+                <w:bCs/>
+                <w:color w:val="000000"/>
+                <w:kern w:val="0"/>
+                <w:sz w:val="22"/>
+                <w:szCs w:val="22"/>
+                <w14:ligatures w14:val="none"/>
+              </w:rPr>
+            </w:pPr>
+            <w:r>
+              <w:rPr>
+                <w:rFonts w:ascii="Arial" w:eastAsia="Times New Roman" w:hAnsi="Arial" w:cs="Arial"/>
+                <w:b/>
+                <w:bCs/>
+                <w:color w:val="000000"/>
+                <w:kern w:val="0"/>
+                <w:sz w:val="22"/>
+                <w:szCs w:val="22"/>
+                <w14:ligatures w14:val="none"/>
+              </w:rPr>
+              <w:t>Required</w:t>
+            </w:r>
+          </w:p>
+        </w:tc>
+      </w:tr>
+      <w:tr>
+        <w:tblPrEx>
+          <w:tblLook w:val="04A0" w:firstRow="1" w:lastRow="0" w:firstColumn="1" w:lastColumn="0" w:noHBand="0" w:noVBand="1"/>
+        </w:tblPrEx>
+        <w:trPr>
+          <w:trHeight w:val="285"/>
+        </w:trPr>
+        <w:tc>
+          <w:tcPr>
+            <w:cnfStyle w:val="001000000000" w:firstRow="0" w:lastRow="0" w:firstColumn="1" w:lastColumn="0" w:oddVBand="0" w:evenVBand="0" w:oddHBand="0" w:evenHBand="0" w:firstRowFirstColumn="0" w:firstRowLastColumn="0" w:lastRowFirstColumn="0" w:lastRowLastColumn="0"/>
+            <w:tcW w:w="2414" w:type="dxa"/>
+            <w:noWrap/>
+            <w:hideMark/>
+          </w:tcPr>
+          <w:p>
+            <w:pPr>
+              <w:rPr>
+                <w:rFonts w:ascii="Arial" w:eastAsia="Times New Roman" w:hAnsi="Arial" w:cs="Arial"/>
+                <w:b w:val="0"/>
+                <w:bCs w:val="0"/>
+                <w:color w:val="000000"/>
+                <w:kern w:val="0"/>
+                <w:sz w:val="22"/>
+                <w:szCs w:val="22"/>
+                <w14:ligatures w14:val="none"/>
+              </w:rPr>
+            </w:pPr>
+            <w:proofErr w:type="spellStart"/>
+            <w:r>
+              <w:rPr>
+                <w:rFonts w:ascii="Arial" w:eastAsia="Times New Roman" w:hAnsi="Arial" w:cs="Arial"/>
+                <w:b w:val="0"/>
+                <w:bCs w:val="0"/>
+                <w:color w:val="000000"/>
+                <w:kern w:val="0"/>
+                <w:sz w:val="22"/>
+                <w:szCs w:val="22"/>
+                <w14:ligatures w14:val="none"/>
+              </w:rPr>
+              <w:t>Rink_Temp_Humidity</w:t>
+            </w:r>
+            <w:proofErr w:type="spellEnd"/>
+          </w:p>
+        </w:tc>
+        <w:tc>
+          <w:tcPr>
+            <w:tcW w:w="2981" w:type="dxa"/>
+            <w:noWrap/>
+            <w:hideMark/>
+          </w:tcPr>
+          <w:p>
+            <w:pPr>
+              <w:cnfStyle w:val="000000000000" w:firstRow="0" w:lastRow="0" w:firstColumn="0" w:lastColumn="0" w:oddVBand="0" w:evenVBand="0" w:oddHBand="0" w:evenHBand="0" w:firstRowFirstColumn="0" w:firstRowLastColumn="0" w:lastRowFirstColumn="0" w:lastRowLastColumn="0"/>
+              <w:rPr>
+                <w:rFonts w:ascii="Arial" w:eastAsia="Times New Roman" w:hAnsi="Arial" w:cs="Arial"/>
+                <w:color w:val="000000"/>
+                <w:kern w:val="0"/>
+                <w:sz w:val="22"/>
+                <w:szCs w:val="22"/>
+                <w14:ligatures w14:val="none"/>
+              </w:rPr>
+            </w:pPr>
+            <w:r>
+              <w:rPr>
+                <w:rFonts w:ascii="Arial" w:eastAsia="Times New Roman" w:hAnsi="Arial" w:cs="Arial"/>
+                <w:color w:val="000000"/>
+                <w:kern w:val="0"/>
+                <w:sz w:val="22"/>
+                <w:szCs w:val="22"/>
+                <w14:ligatures w14:val="none"/>
+              </w:rPr>
+              <w:t>Temperature</w:t>
+            </w:r>
+          </w:p>
+        </w:tc>
+        <w:tc>
+          <w:tcPr>
+            <w:tcW w:w="1698" w:type="dxa"/>
+            <w:noWrap/>
+            <w:hideMark/>
+          </w:tcPr>
+          <w:p>
+            <w:pPr>
+              <w:cnfStyle w:val="000000000000" w:firstRow="0" w:lastRow="0" w:firstColumn="0" w:lastColumn="0" w:oddVBand="0" w:evenVBand="0" w:oddHBand="0" w:evenHBand="0" w:firstRowFirstColumn="0" w:firstRowLastColumn="0" w:lastRowFirstColumn="0" w:lastRowLastColumn="0"/>
+              <w:rPr>
+                <w:rFonts w:ascii="Arial" w:eastAsia="Times New Roman" w:hAnsi="Arial" w:cs="Arial"/>
+                <w:color w:val="000000"/>
+                <w:kern w:val="0"/>
+                <w:sz w:val="22"/>
+                <w:szCs w:val="22"/>
+                <w14:ligatures w14:val="none"/>
+              </w:rPr>
+            </w:pPr>
+            <w:r>
+              <w:rPr>
+                <w:rFonts w:ascii="Arial" w:eastAsia="Times New Roman" w:hAnsi="Arial" w:cs="Arial"/>
+                <w:color w:val="000000"/>
+                <w:kern w:val="0"/>
+                <w:sz w:val="22"/>
+                <w:szCs w:val="22"/>
+                <w14:ligatures w14:val="none"/>
+              </w:rPr>
+              <w:t>Int</w:t>
+            </w:r>
+          </w:p>
+        </w:tc>
+        <w:tc>
+          <w:tcPr>
+            <w:tcW w:w="2257" w:type="dxa"/>
+            <w:noWrap/>
+            <w:hideMark/>
+          </w:tcPr>
+          <w:p>
+            <w:pPr>
+              <w:cnfStyle w:val="000000000000" w:firstRow="0" w:lastRow="0" w:firstColumn="0" w:lastColumn="0" w:oddVBand="0" w:evenVBand="0" w:oddHBand="0" w:evenHBand="0" w:firstRowFirstColumn="0" w:firstRowLastColumn="0" w:lastRowFirstColumn="0" w:lastRowLastColumn="0"/>
+              <w:rPr>
+                <w:rFonts w:ascii="Arial" w:eastAsia="Times New Roman" w:hAnsi="Arial" w:cs="Arial"/>
+                <w:color w:val="000000"/>
+                <w:kern w:val="0"/>
+                <w:sz w:val="22"/>
+                <w:szCs w:val="22"/>
+                <w14:ligatures w14:val="none"/>
+              </w:rPr>
+            </w:pPr>
+            <w:r>
+              <w:rPr>
+                <w:rFonts w:ascii="Arial" w:eastAsia="Times New Roman" w:hAnsi="Arial" w:cs="Arial"/>
+                <w:color w:val="000000"/>
+                <w:kern w:val="0"/>
+                <w:sz w:val="22"/>
+                <w:szCs w:val="22"/>
+                <w14:ligatures w14:val="none"/>
+              </w:rPr>
+              <w:t>Number Input</w:t>
+            </w:r>
+          </w:p>
+          <w:p>
+            <w:pPr>
+              <w:cnfStyle w:val="000000000000" w:firstRow="0" w:lastRow="0" w:firstColumn="0" w:lastColumn="0" w:oddVBand="0" w:evenVBand="0" w:oddHBand="0" w:evenHBand="0" w:firstRowFirstColumn="0" w:firstRowLastColumn="0" w:lastRowFirstColumn="0" w:lastRowLastColumn="0"/>
+              <w:rPr>
+                <w:rFonts w:ascii="Arial" w:eastAsia="Times New Roman" w:hAnsi="Arial" w:cs="Arial"/>
+                <w:b/>
+                <w:bCs/>
+                <w:color w:val="000000"/>
+                <w:kern w:val="0"/>
+                <w:sz w:val="22"/>
+                <w:szCs w:val="22"/>
+                <w14:ligatures w14:val="none"/>
+              </w:rPr>
+            </w:pPr>
+            <w:r>
+              <w:rPr>
+                <w:rFonts w:ascii="Arial" w:eastAsia="Times New Roman" w:hAnsi="Arial" w:cs="Arial"/>
+                <w:b/>
+                <w:bCs/>
+                <w:color w:val="000000"/>
+                <w:kern w:val="0"/>
+                <w:sz w:val="22"/>
+                <w:szCs w:val="22"/>
+                <w14:ligatures w14:val="none"/>
+              </w:rPr>
+              <w:t>Required</w:t>
+            </w:r>
+          </w:p>
+        </w:tc>
+      </w:tr>
+      <w:tr>
+        <w:tblPrEx>
+          <w:tblLook w:val="04A0" w:firstRow="1" w:lastRow="0" w:firstColumn="1" w:lastColumn="0" w:noHBand="0" w:noVBand="1"/>
+        </w:tblPrEx>
+        <w:trPr>
+          <w:trHeight w:val="285"/>
+        </w:trPr>
+        <w:tc>
+          <w:tcPr>
+            <w:cnfStyle w:val="001000000000" w:firstRow="0" w:lastRow="0" w:firstColumn="1" w:lastColumn="0" w:oddVBand="0" w:evenVBand="0" w:oddHBand="0" w:evenHBand="0" w:firstRowFirstColumn="0" w:firstRowLastColumn="0" w:lastRowFirstColumn="0" w:lastRowLastColumn="0"/>
+            <w:tcW w:w="2414" w:type="dxa"/>
+            <w:noWrap/>
+            <w:hideMark/>
+          </w:tcPr>
+          <w:p>
+            <w:pPr>
+              <w:rPr>
+                <w:rFonts w:ascii="Arial" w:eastAsia="Times New Roman" w:hAnsi="Arial" w:cs="Arial"/>
+                <w:b w:val="0"/>
+                <w:bCs w:val="0"/>
+                <w:color w:val="000000"/>
+                <w:kern w:val="0"/>
+                <w:sz w:val="22"/>
+                <w:szCs w:val="22"/>
+                <w14:ligatures w14:val="none"/>
+              </w:rPr>
+            </w:pPr>
+            <w:proofErr w:type="spellStart"/>
+            <w:r>
+              <w:rPr>
+                <w:rFonts w:ascii="Arial" w:eastAsia="Times New Roman" w:hAnsi="Arial" w:cs="Arial"/>
+                <w:b w:val="0"/>
+                <w:bCs w:val="0"/>
+                <w:color w:val="000000"/>
+                <w:kern w:val="0"/>
+                <w:sz w:val="22"/>
+                <w:szCs w:val="22"/>
+                <w14:ligatures w14:val="none"/>
+              </w:rPr>
+              <w:t>Rink_Temp_Humidity</w:t>
+            </w:r>
+            <w:proofErr w:type="spellEnd"/>
+          </w:p>
+        </w:tc>
+        <w:tc>
+          <w:tcPr>
+            <w:tcW w:w="2981" w:type="dxa"/>
+            <w:noWrap/>
+            <w:hideMark/>
+          </w:tcPr>
+          <w:p>
+            <w:pPr>
+              <w:cnfStyle w:val="000000000000" w:firstRow="0" w:lastRow="0" w:firstColumn="0" w:lastColumn="0" w:oddVBand="0" w:evenVBand="0" w:oddHBand="0" w:evenHBand="0" w:firstRowFirstColumn="0" w:firstRowLastColumn="0" w:lastRowFirstColumn="0" w:lastRowLastColumn="0"/>
+              <w:rPr>
+                <w:rFonts w:ascii="Arial" w:eastAsia="Times New Roman" w:hAnsi="Arial" w:cs="Arial"/>
+                <w:color w:val="000000"/>
+                <w:kern w:val="0"/>
+                <w:sz w:val="22"/>
+                <w:szCs w:val="22"/>
+                <w14:ligatures w14:val="none"/>
+              </w:rPr>
+            </w:pPr>
+            <w:r>
+              <w:rPr>
+                <w:rFonts w:ascii="Arial" w:eastAsia="Times New Roman" w:hAnsi="Arial" w:cs="Arial"/>
+                <w:color w:val="000000"/>
+                <w:kern w:val="0"/>
+                <w:sz w:val="22"/>
+                <w:szCs w:val="22"/>
+                <w14:ligatures w14:val="none"/>
+              </w:rPr>
+              <w:t>Humidity</w:t>
+            </w:r>
+          </w:p>
+        </w:tc>
+        <w:tc>
+          <w:tcPr>
+            <w:tcW w:w="1698" w:type="dxa"/>
+            <w:noWrap/>
+            <w:hideMark/>
+          </w:tcPr>
+          <w:p>
+            <w:pPr>
+              <w:cnfStyle w:val="000000000000" w:firstRow="0" w:lastRow="0" w:firstColumn="0" w:lastColumn="0" w:oddVBand="0" w:evenVBand="0" w:oddHBand="0" w:evenHBand="0" w:firstRowFirstColumn="0" w:firstRowLastColumn="0" w:lastRowFirstColumn="0" w:lastRowLastColumn="0"/>
+              <w:rPr>
+                <w:rFonts w:ascii="Arial" w:eastAsia="Times New Roman" w:hAnsi="Arial" w:cs="Arial"/>
+                <w:color w:val="000000"/>
+                <w:kern w:val="0"/>
+                <w:sz w:val="22"/>
+                <w:szCs w:val="22"/>
+                <w14:ligatures w14:val="none"/>
+              </w:rPr>
+            </w:pPr>
+            <w:r>
+              <w:rPr>
+                <w:rFonts w:ascii="Arial" w:eastAsia="Times New Roman" w:hAnsi="Arial" w:cs="Arial"/>
+                <w:color w:val="000000"/>
+                <w:kern w:val="0"/>
+                <w:sz w:val="22"/>
+                <w:szCs w:val="22"/>
+                <w14:ligatures w14:val="none"/>
+              </w:rPr>
+              <w:t>Int</w:t>
+            </w:r>
+          </w:p>
+        </w:tc>
+        <w:tc>
+          <w:tcPr>
+            <w:tcW w:w="2257" w:type="dxa"/>
+            <w:noWrap/>
+            <w:hideMark/>
+          </w:tcPr>
+          <w:p>
+            <w:pPr>
+              <w:cnfStyle w:val="000000000000" w:firstRow="0" w:lastRow="0" w:firstColumn="0" w:lastColumn="0" w:oddVBand="0" w:evenVBand="0" w:oddHBand="0" w:evenHBand="0" w:firstRowFirstColumn="0" w:firstRowLastColumn="0" w:lastRowFirstColumn="0" w:lastRowLastColumn="0"/>
+              <w:rPr>
+                <w:rFonts w:ascii="Arial" w:eastAsia="Times New Roman" w:hAnsi="Arial" w:cs="Arial"/>
+                <w:color w:val="000000"/>
+                <w:kern w:val="0"/>
+                <w:sz w:val="22"/>
+                <w:szCs w:val="22"/>
+                <w14:ligatures w14:val="none"/>
+              </w:rPr>
+            </w:pPr>
+            <w:r>
+              <w:rPr>
+                <w:rFonts w:ascii="Arial" w:eastAsia="Times New Roman" w:hAnsi="Arial" w:cs="Arial"/>
+                <w:color w:val="000000"/>
+                <w:kern w:val="0"/>
+                <w:sz w:val="22"/>
+                <w:szCs w:val="22"/>
+                <w14:ligatures w14:val="none"/>
+              </w:rPr>
+              <w:t>Number Input</w:t>
+            </w:r>
+          </w:p>
+          <w:p>
+            <w:pPr>
+              <w:cnfStyle w:val="000000000000" w:firstRow="0" w:lastRow="0" w:firstColumn="0" w:lastColumn="0" w:oddVBand="0" w:evenVBand="0" w:oddHBand="0" w:evenHBand="0" w:firstRowFirstColumn="0" w:firstRowLastColumn="0" w:lastRowFirstColumn="0" w:lastRowLastColumn="0"/>
+              <w:rPr>
+                <w:rFonts w:ascii="Arial" w:eastAsia="Times New Roman" w:hAnsi="Arial" w:cs="Arial"/>
+                <w:b/>
+                <w:bCs/>
+                <w:color w:val="000000"/>
+                <w:kern w:val="0"/>
+                <w:sz w:val="22"/>
+                <w:szCs w:val="22"/>
+                <w14:ligatures w14:val="none"/>
+              </w:rPr>
+            </w:pPr>
+            <w:r>
+              <w:rPr>
+                <w:rFonts w:ascii="Arial" w:eastAsia="Times New Roman" w:hAnsi="Arial" w:cs="Arial"/>
+                <w:b/>
+                <w:bCs/>
+                <w:color w:val="000000"/>
+                <w:kern w:val="0"/>
+                <w:sz w:val="22"/>
+                <w:szCs w:val="22"/>
+                <w14:ligatures w14:val="none"/>
+              </w:rPr>
+              <w:t>Required</w:t>
+            </w:r>
+          </w:p>
+        </w:tc>
+      </w:tr>
+      <w:tr>
+        <w:tblPrEx>
+          <w:tblLook w:val="04A0" w:firstRow="1" w:lastRow="0" w:firstColumn="1" w:lastColumn="0" w:noHBand="0" w:noVBand="1"/>
+        </w:tblPrEx>
+        <w:trPr>
+          <w:trHeight w:val="285"/>
+        </w:trPr>
+        <w:tc>
+          <w:tcPr>
+            <w:cnfStyle w:val="001000000000" w:firstRow="0" w:lastRow="0" w:firstColumn="1" w:lastColumn="0" w:oddVBand="0" w:evenVBand="0" w:oddHBand="0" w:evenHBand="0" w:firstRowFirstColumn="0" w:firstRowLastColumn="0" w:lastRowFirstColumn="0" w:lastRowLastColumn="0"/>
+            <w:tcW w:w="2414" w:type="dxa"/>
+            <w:noWrap/>
+            <w:hideMark/>
+          </w:tcPr>
+          <w:p>
+            <w:pPr>
+              <w:rPr>
+                <w:rFonts w:ascii="Arial" w:eastAsia="Times New Roman" w:hAnsi="Arial" w:cs="Arial"/>
+                <w:b w:val="0"/>
+                <w:bCs w:val="0"/>
+                <w:color w:val="000000"/>
+                <w:kern w:val="0"/>
+                <w:sz w:val="22"/>
+                <w:szCs w:val="22"/>
+                <w14:ligatures w14:val="none"/>
+              </w:rPr>
+            </w:pPr>
+            <w:proofErr w:type="spellStart"/>
+            <w:r>
+              <w:rPr>
+                <w:rFonts w:ascii="Arial" w:eastAsia="Times New Roman" w:hAnsi="Arial" w:cs="Arial"/>
+                <w:b w:val="0"/>
+                <w:bCs w:val="0"/>
+                <w:color w:val="000000"/>
+                <w:kern w:val="0"/>
+                <w:sz w:val="22"/>
+                <w:szCs w:val="22"/>
+                <w14:ligatures w14:val="none"/>
+              </w:rPr>
+              <w:t>Rink_Temp_Humidity</w:t>
+            </w:r>
+            <w:proofErr w:type="spellEnd"/>
+          </w:p>
+        </w:tc>
+        <w:tc>
+          <w:tcPr>
+            <w:tcW w:w="2981" w:type="dxa"/>
+            <w:noWrap/>
+            <w:hideMark/>
+          </w:tcPr>
+          <w:p>
+            <w:pPr>
+              <w:cnfStyle w:val="000000000000" w:firstRow="0" w:lastRow="0" w:firstColumn="0" w:lastColumn="0" w:oddVBand="0" w:evenVBand="0" w:oddHBand="0" w:evenHBand="0" w:firstRowFirstColumn="0" w:firstRowLastColumn="0" w:lastRowFirstColumn="0" w:lastRowLastColumn="0"/>
+              <w:rPr>
+                <w:rFonts w:ascii="Arial" w:eastAsia="Times New Roman" w:hAnsi="Arial" w:cs="Arial"/>
+                <w:color w:val="000000"/>
+                <w:kern w:val="0"/>
+                <w:sz w:val="22"/>
+                <w:szCs w:val="22"/>
+                <w14:ligatures w14:val="none"/>
+              </w:rPr>
+            </w:pPr>
+            <w:proofErr w:type="spellStart"/>
+            <w:r>
+              <w:rPr>
+                <w:rFonts w:ascii="Arial" w:eastAsia="Times New Roman" w:hAnsi="Arial" w:cs="Arial"/>
+                <w:color w:val="000000"/>
+                <w:kern w:val="0"/>
+                <w:sz w:val="22"/>
+                <w:szCs w:val="22"/>
+                <w14:ligatures w14:val="none"/>
+              </w:rPr>
+              <w:t>Worker_ID</w:t>
+            </w:r>
+            <w:proofErr w:type="spellEnd"/>
+          </w:p>
+        </w:tc>
+        <w:tc>
+          <w:tcPr>
+            <w:tcW w:w="1698" w:type="dxa"/>
+            <w:noWrap/>
+            <w:hideMark/>
+          </w:tcPr>
+          <w:p>
+            <w:pPr>
+              <w:cnfStyle w:val="000000000000" w:firstRow="0" w:lastRow="0" w:firstColumn="0" w:lastColumn="0" w:oddVBand="0" w:evenVBand="0" w:oddHBand="0" w:evenHBand="0" w:firstRowFirstColumn="0" w:firstRowLastColumn="0" w:lastRowFirstColumn="0" w:lastRowLastColumn="0"/>
+              <w:rPr>
+                <w:rFonts w:ascii="Arial" w:eastAsia="Times New Roman" w:hAnsi="Arial" w:cs="Arial"/>
+                <w:color w:val="000000"/>
+                <w:kern w:val="0"/>
+                <w:sz w:val="22"/>
+                <w:szCs w:val="22"/>
+                <w14:ligatures w14:val="none"/>
+              </w:rPr>
+            </w:pPr>
+            <w:r>
+              <w:rPr>
+                <w:rFonts w:ascii="Arial" w:eastAsia="Times New Roman" w:hAnsi="Arial" w:cs="Arial"/>
+                <w:color w:val="000000"/>
+                <w:kern w:val="0"/>
+                <w:sz w:val="22"/>
+                <w:szCs w:val="22"/>
+                <w14:ligatures w14:val="none"/>
+              </w:rPr>
+              <w:t>Int</w:t>
+            </w:r>
+          </w:p>
+        </w:tc>
+        <w:tc>
+          <w:tcPr>
+            <w:tcW w:w="2257" w:type="dxa"/>
+            <w:noWrap/>
+            <w:hideMark/>
+          </w:tcPr>
+          <w:p>
+            <w:pPr>
+              <w:cnfStyle w:val="000000000000" w:firstRow="0" w:lastRow="0" w:firstColumn="0" w:lastColumn="0" w:oddVBand="0" w:evenVBand="0" w:oddHBand="0" w:evenHBand="0" w:firstRowFirstColumn="0" w:firstRowLastColumn="0" w:lastRowFirstColumn="0" w:lastRowLastColumn="0"/>
+              <w:rPr>
+                <w:rFonts w:ascii="Arial" w:eastAsia="Times New Roman" w:hAnsi="Arial" w:cs="Arial"/>
+                <w:color w:val="000000"/>
+                <w:kern w:val="0"/>
+                <w:sz w:val="22"/>
+                <w:szCs w:val="22"/>
+                <w14:ligatures w14:val="none"/>
+              </w:rPr>
+            </w:pPr>
+            <w:r>
+              <w:rPr>
+                <w:rFonts w:ascii="Arial" w:eastAsia="Times New Roman" w:hAnsi="Arial" w:cs="Arial"/>
+                <w:color w:val="000000"/>
+                <w:kern w:val="0"/>
+                <w:sz w:val="22"/>
+                <w:szCs w:val="22"/>
+                <w14:ligatures w14:val="none"/>
+              </w:rPr>
+              <w:t>NA</w:t>
+            </w:r>
+          </w:p>
+        </w:tc>
+      </w:tr>
+    </w:tbl>
+    <w:p>
+      <w:pPr>
+        <w:rPr>
+          <w:sz w:val="40"/>
+          <w:szCs w:val="40"/>
+        </w:rPr>
+      </w:pPr>
+    </w:p>
     <w:p>
       <w:pPr>
         <w:rPr>
@@ -910,6 +1799,7 @@
                 <w:szCs w:val="22"/>
               </w:rPr>
             </w:pPr>
+            <w:proofErr w:type="spellStart"/>
             <w:r>
               <w:rPr>
                 <w:rFonts w:ascii="Arial" w:eastAsia="Times New Roman" w:hAnsi="Arial" w:cs="Arial"/>
@@ -921,6 +1811,7 @@
               </w:rPr>
               <w:t>Zamboni_ID</w:t>
             </w:r>
+            <w:proofErr w:type="spellEnd"/>
           </w:p>
         </w:tc>
         <w:tc>
@@ -1276,6 +2167,7 @@
                 <w14:ligatures w14:val="none"/>
               </w:rPr>
             </w:pPr>
+            <w:proofErr w:type="spellStart"/>
             <w:r>
               <w:rPr>
                 <w:rFonts w:ascii="Arial" w:eastAsia="Times New Roman" w:hAnsi="Arial" w:cs="Arial"/>
@@ -1289,6 +2181,7 @@
               </w:rPr>
               <w:t>Zam_Schedule</w:t>
             </w:r>
+            <w:proofErr w:type="spellEnd"/>
           </w:p>
         </w:tc>
         <w:tc>
@@ -1309,6 +2202,7 @@
                 <w14:ligatures w14:val="none"/>
               </w:rPr>
             </w:pPr>
+            <w:proofErr w:type="spellStart"/>
             <w:r>
               <w:rPr>
                 <w:rFonts w:ascii="Arial" w:eastAsia="Times New Roman" w:hAnsi="Arial" w:cs="Arial"/>
@@ -1320,6 +2214,7 @@
               </w:rPr>
               <w:t>Zam_Schedule_ID</w:t>
             </w:r>
+            <w:proofErr w:type="spellEnd"/>
           </w:p>
         </w:tc>
         <w:tc>
@@ -1412,6 +2307,7 @@
                 <w14:ligatures w14:val="none"/>
               </w:rPr>
             </w:pPr>
+            <w:proofErr w:type="spellStart"/>
             <w:r>
               <w:rPr>
                 <w:rFonts w:ascii="Arial" w:eastAsia="Times New Roman" w:hAnsi="Arial" w:cs="Arial"/>
@@ -1425,6 +2321,7 @@
               </w:rPr>
               <w:t>Zam_Schedule</w:t>
             </w:r>
+            <w:proofErr w:type="spellEnd"/>
           </w:p>
         </w:tc>
         <w:tc>
@@ -1445,6 +2342,7 @@
                 <w14:ligatures w14:val="none"/>
               </w:rPr>
             </w:pPr>
+            <w:proofErr w:type="spellStart"/>
             <w:r>
               <w:rPr>
                 <w:rFonts w:ascii="Arial" w:eastAsia="Times New Roman" w:hAnsi="Arial" w:cs="Arial"/>
@@ -1456,6 +2354,7 @@
               </w:rPr>
               <w:t>Zam_Schedule_Date</w:t>
             </w:r>
+            <w:proofErr w:type="spellEnd"/>
           </w:p>
         </w:tc>
         <w:tc>
@@ -1576,6 +2475,7 @@
                 <w14:ligatures w14:val="none"/>
               </w:rPr>
             </w:pPr>
+            <w:proofErr w:type="spellStart"/>
             <w:r>
               <w:rPr>
                 <w:rFonts w:ascii="Arial" w:eastAsia="Times New Roman" w:hAnsi="Arial" w:cs="Arial"/>
@@ -1589,6 +2489,7 @@
               </w:rPr>
               <w:t>Zam_Schedule</w:t>
             </w:r>
+            <w:proofErr w:type="spellEnd"/>
           </w:p>
         </w:tc>
         <w:tc>
@@ -1710,10 +2611,20 @@
             <w:cnfStyle w:val="001000000000" w:firstRow="0" w:lastRow="0" w:firstColumn="1" w:lastColumn="0" w:oddVBand="0" w:evenVBand="0" w:oddHBand="0" w:evenHBand="0" w:firstRowFirstColumn="0" w:firstRowLastColumn="0" w:lastRowFirstColumn="0" w:lastRowLastColumn="0"/>
             <w:tcW w:w="2336" w:type="dxa"/>
             <w:noWrap/>
-            <w:hideMark/>
-          </w:tcPr>
-          <w:p>
-            <w:pPr>
+          </w:tcPr>
+          <w:p>
+            <w:pPr>
+              <w:rPr>
+                <w:rFonts w:ascii="Arial" w:eastAsia="Times New Roman" w:hAnsi="Arial" w:cs="Arial"/>
+                <w:color w:val="000000"/>
+                <w:kern w:val="0"/>
+                <w:sz w:val="22"/>
+                <w:szCs w:val="22"/>
+                <w14:ligatures w14:val="none"/>
+              </w:rPr>
+            </w:pPr>
+            <w:proofErr w:type="spellStart"/>
+            <w:r>
               <w:rPr>
                 <w:rFonts w:ascii="Arial" w:eastAsia="Times New Roman" w:hAnsi="Arial" w:cs="Arial"/>
                 <w:b w:val="0"/>
@@ -1724,58 +2635,47 @@
                 <w:szCs w:val="22"/>
                 <w14:ligatures w14:val="none"/>
               </w:rPr>
-            </w:pPr>
-            <w:r>
-              <w:rPr>
-                <w:rFonts w:ascii="Arial" w:eastAsia="Times New Roman" w:hAnsi="Arial" w:cs="Arial"/>
-                <w:b w:val="0"/>
-                <w:bCs w:val="0"/>
-                <w:color w:val="000000"/>
-                <w:kern w:val="0"/>
-                <w:sz w:val="22"/>
-                <w:szCs w:val="22"/>
-                <w14:ligatures w14:val="none"/>
-              </w:rPr>
-              <w:t>Zam_Maintenance</w:t>
-            </w:r>
+              <w:t>Zam_Schedule</w:t>
+            </w:r>
+            <w:proofErr w:type="spellEnd"/>
           </w:p>
         </w:tc>
         <w:tc>
           <w:tcPr>
             <w:tcW w:w="2789" w:type="dxa"/>
             <w:noWrap/>
-            <w:hideMark/>
-          </w:tcPr>
-          <w:p>
-            <w:pPr>
-              <w:cnfStyle w:val="000000000000" w:firstRow="0" w:lastRow="0" w:firstColumn="0" w:lastColumn="0" w:oddVBand="0" w:evenVBand="0" w:oddHBand="0" w:evenHBand="0" w:firstRowFirstColumn="0" w:firstRowLastColumn="0" w:lastRowFirstColumn="0" w:lastRowLastColumn="0"/>
-              <w:rPr>
-                <w:rFonts w:ascii="Arial" w:eastAsia="Times New Roman" w:hAnsi="Arial" w:cs="Arial"/>
-                <w:color w:val="000000"/>
-                <w:kern w:val="0"/>
-                <w:sz w:val="22"/>
-                <w:szCs w:val="22"/>
-                <w14:ligatures w14:val="none"/>
-              </w:rPr>
-            </w:pPr>
-            <w:r>
-              <w:rPr>
-                <w:rFonts w:ascii="Arial" w:eastAsia="Times New Roman" w:hAnsi="Arial" w:cs="Arial"/>
-                <w:color w:val="000000"/>
-                <w:kern w:val="0"/>
-                <w:sz w:val="22"/>
-                <w:szCs w:val="22"/>
-                <w14:ligatures w14:val="none"/>
-              </w:rPr>
-              <w:t>Zam_Maintenance_ID</w:t>
-            </w:r>
+          </w:tcPr>
+          <w:p>
+            <w:pPr>
+              <w:cnfStyle w:val="000000000000" w:firstRow="0" w:lastRow="0" w:firstColumn="0" w:lastColumn="0" w:oddVBand="0" w:evenVBand="0" w:oddHBand="0" w:evenHBand="0" w:firstRowFirstColumn="0" w:firstRowLastColumn="0" w:lastRowFirstColumn="0" w:lastRowLastColumn="0"/>
+              <w:rPr>
+                <w:rFonts w:ascii="Arial" w:eastAsia="Times New Roman" w:hAnsi="Arial" w:cs="Arial"/>
+                <w:color w:val="000000"/>
+                <w:kern w:val="0"/>
+                <w:sz w:val="22"/>
+                <w:szCs w:val="22"/>
+                <w14:ligatures w14:val="none"/>
+              </w:rPr>
+            </w:pPr>
+            <w:proofErr w:type="spellStart"/>
+            <w:r>
+              <w:rPr>
+                <w:rFonts w:ascii="Arial" w:eastAsia="Times New Roman" w:hAnsi="Arial" w:cs="Arial"/>
+                <w:color w:val="000000"/>
+                <w:kern w:val="0"/>
+                <w:sz w:val="22"/>
+                <w:szCs w:val="22"/>
+                <w14:ligatures w14:val="none"/>
+              </w:rPr>
+              <w:t>Zamboni_ID</w:t>
+            </w:r>
+            <w:proofErr w:type="spellEnd"/>
           </w:p>
         </w:tc>
         <w:tc>
           <w:tcPr>
             <w:tcW w:w="1888" w:type="dxa"/>
             <w:noWrap/>
-            <w:hideMark/>
           </w:tcPr>
           <w:p>
             <w:pPr>
@@ -1806,30 +2706,29 @@
           <w:tcPr>
             <w:tcW w:w="2337" w:type="dxa"/>
             <w:noWrap/>
-            <w:hideMark/>
-          </w:tcPr>
-          <w:p>
-            <w:pPr>
-              <w:cnfStyle w:val="000000000000" w:firstRow="0" w:lastRow="0" w:firstColumn="0" w:lastColumn="0" w:oddVBand="0" w:evenVBand="0" w:oddHBand="0" w:evenHBand="0" w:firstRowFirstColumn="0" w:firstRowLastColumn="0" w:lastRowFirstColumn="0" w:lastRowLastColumn="0"/>
-              <w:rPr>
-                <w:rFonts w:ascii="Arial" w:eastAsia="Times New Roman" w:hAnsi="Arial" w:cs="Arial"/>
-                <w:color w:val="000000"/>
-                <w:kern w:val="0"/>
-                <w:sz w:val="22"/>
-                <w:szCs w:val="22"/>
-                <w14:ligatures w14:val="none"/>
-              </w:rPr>
-            </w:pPr>
-            <w:r>
-              <w:rPr>
-                <w:rFonts w:ascii="Arial" w:eastAsia="Times New Roman" w:hAnsi="Arial" w:cs="Arial"/>
-                <w:color w:val="000000"/>
-                <w:kern w:val="0"/>
-                <w:sz w:val="22"/>
-                <w:szCs w:val="22"/>
-                <w14:ligatures w14:val="none"/>
-              </w:rPr>
-              <w:t>NA</w:t>
+          </w:tcPr>
+          <w:p>
+            <w:pPr>
+              <w:cnfStyle w:val="000000000000" w:firstRow="0" w:lastRow="0" w:firstColumn="0" w:lastColumn="0" w:oddVBand="0" w:evenVBand="0" w:oddHBand="0" w:evenHBand="0" w:firstRowFirstColumn="0" w:firstRowLastColumn="0" w:lastRowFirstColumn="0" w:lastRowLastColumn="0"/>
+              <w:rPr>
+                <w:rFonts w:ascii="Arial" w:eastAsia="Times New Roman" w:hAnsi="Arial" w:cs="Arial"/>
+                <w:color w:val="000000"/>
+                <w:kern w:val="0"/>
+                <w:sz w:val="22"/>
+                <w:szCs w:val="22"/>
+                <w14:ligatures w14:val="none"/>
+              </w:rPr>
+            </w:pPr>
+            <w:r>
+              <w:rPr>
+                <w:rFonts w:ascii="Arial" w:eastAsia="Times New Roman" w:hAnsi="Arial" w:cs="Arial"/>
+                <w:color w:val="000000"/>
+                <w:kern w:val="0"/>
+                <w:sz w:val="22"/>
+                <w:szCs w:val="22"/>
+                <w14:ligatures w14:val="none"/>
+              </w:rPr>
+              <w:t>Choose the Zamboni used from Zamboni table</w:t>
             </w:r>
           </w:p>
         </w:tc>
@@ -1846,6 +2745,7 @@
             <w:cnfStyle w:val="001000000000" w:firstRow="0" w:lastRow="0" w:firstColumn="1" w:lastColumn="0" w:oddVBand="0" w:evenVBand="0" w:oddHBand="0" w:evenHBand="0" w:firstRowFirstColumn="0" w:firstRowLastColumn="0" w:lastRowFirstColumn="0" w:lastRowLastColumn="0"/>
             <w:tcW w:w="2336" w:type="dxa"/>
             <w:noWrap/>
+            <w:hideMark/>
           </w:tcPr>
           <w:p>
             <w:pPr>
@@ -1860,6 +2760,7 @@
                 <w14:ligatures w14:val="none"/>
               </w:rPr>
             </w:pPr>
+            <w:proofErr w:type="spellStart"/>
             <w:r>
               <w:rPr>
                 <w:rFonts w:ascii="Arial" w:eastAsia="Times New Roman" w:hAnsi="Arial" w:cs="Arial"/>
@@ -1873,65 +2774,70 @@
               </w:rPr>
               <w:t>Zam_Maintenance</w:t>
             </w:r>
+            <w:proofErr w:type="spellEnd"/>
           </w:p>
         </w:tc>
         <w:tc>
           <w:tcPr>
             <w:tcW w:w="2789" w:type="dxa"/>
             <w:noWrap/>
-          </w:tcPr>
-          <w:p>
-            <w:pPr>
-              <w:cnfStyle w:val="000000000000" w:firstRow="0" w:lastRow="0" w:firstColumn="0" w:lastColumn="0" w:oddVBand="0" w:evenVBand="0" w:oddHBand="0" w:evenHBand="0" w:firstRowFirstColumn="0" w:firstRowLastColumn="0" w:lastRowFirstColumn="0" w:lastRowLastColumn="0"/>
-              <w:rPr>
-                <w:rFonts w:ascii="Arial" w:eastAsia="Times New Roman" w:hAnsi="Arial" w:cs="Arial"/>
-                <w:color w:val="000000"/>
-                <w:kern w:val="0"/>
-                <w:sz w:val="22"/>
-                <w:szCs w:val="22"/>
-                <w14:ligatures w14:val="none"/>
-              </w:rPr>
-            </w:pPr>
-            <w:r>
-              <w:rPr>
-                <w:rFonts w:ascii="Arial" w:eastAsia="Times New Roman" w:hAnsi="Arial" w:cs="Arial"/>
-                <w:color w:val="000000"/>
-                <w:kern w:val="0"/>
-                <w:sz w:val="22"/>
-                <w:szCs w:val="22"/>
-                <w14:ligatures w14:val="none"/>
-              </w:rPr>
-              <w:t>Zam_Maintenance_Date</w:t>
-            </w:r>
+            <w:hideMark/>
+          </w:tcPr>
+          <w:p>
+            <w:pPr>
+              <w:cnfStyle w:val="000000000000" w:firstRow="0" w:lastRow="0" w:firstColumn="0" w:lastColumn="0" w:oddVBand="0" w:evenVBand="0" w:oddHBand="0" w:evenHBand="0" w:firstRowFirstColumn="0" w:firstRowLastColumn="0" w:lastRowFirstColumn="0" w:lastRowLastColumn="0"/>
+              <w:rPr>
+                <w:rFonts w:ascii="Arial" w:eastAsia="Times New Roman" w:hAnsi="Arial" w:cs="Arial"/>
+                <w:color w:val="000000"/>
+                <w:kern w:val="0"/>
+                <w:sz w:val="22"/>
+                <w:szCs w:val="22"/>
+                <w14:ligatures w14:val="none"/>
+              </w:rPr>
+            </w:pPr>
+            <w:proofErr w:type="spellStart"/>
+            <w:r>
+              <w:rPr>
+                <w:rFonts w:ascii="Arial" w:eastAsia="Times New Roman" w:hAnsi="Arial" w:cs="Arial"/>
+                <w:color w:val="000000"/>
+                <w:kern w:val="0"/>
+                <w:sz w:val="22"/>
+                <w:szCs w:val="22"/>
+                <w14:ligatures w14:val="none"/>
+              </w:rPr>
+              <w:t>Zam_Maintenance_ID</w:t>
+            </w:r>
+            <w:proofErr w:type="spellEnd"/>
           </w:p>
         </w:tc>
         <w:tc>
           <w:tcPr>
             <w:tcW w:w="1888" w:type="dxa"/>
             <w:noWrap/>
-          </w:tcPr>
-          <w:p>
-            <w:pPr>
-              <w:cnfStyle w:val="000000000000" w:firstRow="0" w:lastRow="0" w:firstColumn="0" w:lastColumn="0" w:oddVBand="0" w:evenVBand="0" w:oddHBand="0" w:evenHBand="0" w:firstRowFirstColumn="0" w:firstRowLastColumn="0" w:lastRowFirstColumn="0" w:lastRowLastColumn="0"/>
-              <w:rPr>
-                <w:rFonts w:ascii="Arial" w:eastAsia="Times New Roman" w:hAnsi="Arial" w:cs="Arial"/>
-                <w:color w:val="000000"/>
-                <w:kern w:val="0"/>
-                <w:sz w:val="22"/>
-                <w:szCs w:val="22"/>
-                <w14:ligatures w14:val="none"/>
-              </w:rPr>
-            </w:pPr>
-            <w:r>
-              <w:rPr>
-                <w:rFonts w:ascii="Arial" w:eastAsia="Times New Roman" w:hAnsi="Arial" w:cs="Arial"/>
-                <w:color w:val="000000"/>
-                <w:kern w:val="0"/>
-                <w:sz w:val="22"/>
-                <w:szCs w:val="22"/>
-                <w14:ligatures w14:val="none"/>
-              </w:rPr>
-              <w:t>Date</w:t>
+            <w:hideMark/>
+          </w:tcPr>
+          <w:p>
+            <w:pPr>
+              <w:cnfStyle w:val="000000000000" w:firstRow="0" w:lastRow="0" w:firstColumn="0" w:lastColumn="0" w:oddVBand="0" w:evenVBand="0" w:oddHBand="0" w:evenHBand="0" w:firstRowFirstColumn="0" w:firstRowLastColumn="0" w:lastRowFirstColumn="0" w:lastRowLastColumn="0"/>
+              <w:rPr>
+                <w:rFonts w:ascii="Arial" w:eastAsia="Times New Roman" w:hAnsi="Arial" w:cs="Arial"/>
+                <w:color w:val="000000"/>
+                <w:kern w:val="0"/>
+                <w:sz w:val="22"/>
+                <w:szCs w:val="22"/>
+                <w14:ligatures w14:val="none"/>
+              </w:rPr>
+            </w:pPr>
+            <w:r>
+              <w:rPr>
+                <w:rFonts w:ascii="Arial" w:eastAsia="Times New Roman" w:hAnsi="Arial" w:cs="Arial"/>
+                <w:color w:val="000000"/>
+                <w:kern w:val="0"/>
+                <w:sz w:val="22"/>
+                <w:szCs w:val="22"/>
+                <w14:ligatures w14:val="none"/>
+              </w:rPr>
+              <w:t>Int</w:t>
             </w:r>
           </w:p>
         </w:tc>
@@ -1939,57 +2845,30 @@
           <w:tcPr>
             <w:tcW w:w="2337" w:type="dxa"/>
             <w:noWrap/>
-          </w:tcPr>
-          <w:p>
-            <w:pPr>
-              <w:cnfStyle w:val="000000000000" w:firstRow="0" w:lastRow="0" w:firstColumn="0" w:lastColumn="0" w:oddVBand="0" w:evenVBand="0" w:oddHBand="0" w:evenHBand="0" w:firstRowFirstColumn="0" w:firstRowLastColumn="0" w:lastRowFirstColumn="0" w:lastRowLastColumn="0"/>
-              <w:rPr>
-                <w:rFonts w:ascii="Arial" w:eastAsia="Times New Roman" w:hAnsi="Arial" w:cs="Arial"/>
-                <w:color w:val="000000"/>
-                <w:kern w:val="0"/>
-                <w:sz w:val="22"/>
-                <w:szCs w:val="22"/>
-                <w14:ligatures w14:val="none"/>
-              </w:rPr>
-            </w:pPr>
-            <w:r>
-              <w:rPr>
-                <w:rFonts w:ascii="Arial" w:eastAsia="Times New Roman" w:hAnsi="Arial" w:cs="Arial"/>
-                <w:color w:val="000000"/>
-                <w:kern w:val="0"/>
-                <w:sz w:val="22"/>
-                <w:szCs w:val="22"/>
-                <w14:ligatures w14:val="none"/>
-              </w:rPr>
-              <w:t>Calendar Date</w:t>
-            </w:r>
-          </w:p>
-          <w:p>
-            <w:pPr>
-              <w:cnfStyle w:val="000000000000" w:firstRow="0" w:lastRow="0" w:firstColumn="0" w:lastColumn="0" w:oddVBand="0" w:evenVBand="0" w:oddHBand="0" w:evenHBand="0" w:firstRowFirstColumn="0" w:firstRowLastColumn="0" w:lastRowFirstColumn="0" w:lastRowLastColumn="0"/>
-              <w:rPr>
-                <w:rFonts w:ascii="Arial" w:eastAsia="Times New Roman" w:hAnsi="Arial" w:cs="Arial"/>
-                <w:b/>
-                <w:bCs/>
-                <w:color w:val="000000"/>
-                <w:kern w:val="0"/>
-                <w:sz w:val="22"/>
-                <w:szCs w:val="22"/>
-                <w14:ligatures w14:val="none"/>
-              </w:rPr>
-            </w:pPr>
-            <w:r>
-              <w:rPr>
-                <w:rFonts w:ascii="Arial" w:eastAsia="Times New Roman" w:hAnsi="Arial" w:cs="Arial"/>
-                <w:b/>
-                <w:bCs/>
-                <w:color w:val="000000"/>
-                <w:kern w:val="0"/>
-                <w:sz w:val="22"/>
-                <w:szCs w:val="22"/>
-                <w14:ligatures w14:val="none"/>
-              </w:rPr>
-              <w:t>Required</w:t>
+            <w:hideMark/>
+          </w:tcPr>
+          <w:p>
+            <w:pPr>
+              <w:cnfStyle w:val="000000000000" w:firstRow="0" w:lastRow="0" w:firstColumn="0" w:lastColumn="0" w:oddVBand="0" w:evenVBand="0" w:oddHBand="0" w:evenHBand="0" w:firstRowFirstColumn="0" w:firstRowLastColumn="0" w:lastRowFirstColumn="0" w:lastRowLastColumn="0"/>
+              <w:rPr>
+                <w:rFonts w:ascii="Arial" w:eastAsia="Times New Roman" w:hAnsi="Arial" w:cs="Arial"/>
+                <w:color w:val="000000"/>
+                <w:kern w:val="0"/>
+                <w:sz w:val="22"/>
+                <w:szCs w:val="22"/>
+                <w14:ligatures w14:val="none"/>
+              </w:rPr>
+            </w:pPr>
+            <w:r>
+              <w:rPr>
+                <w:rFonts w:ascii="Arial" w:eastAsia="Times New Roman" w:hAnsi="Arial" w:cs="Arial"/>
+                <w:color w:val="000000"/>
+                <w:kern w:val="0"/>
+                <w:sz w:val="22"/>
+                <w:szCs w:val="22"/>
+                <w14:ligatures w14:val="none"/>
+              </w:rPr>
+              <w:t>NA</w:t>
             </w:r>
           </w:p>
         </w:tc>
@@ -2020,6 +2899,7 @@
                 <w14:ligatures w14:val="none"/>
               </w:rPr>
             </w:pPr>
+            <w:proofErr w:type="spellStart"/>
             <w:r>
               <w:rPr>
                 <w:rFonts w:ascii="Arial" w:eastAsia="Times New Roman" w:hAnsi="Arial" w:cs="Arial"/>
@@ -2031,8 +2911,10 @@
                 <w:szCs w:val="22"/>
                 <w14:ligatures w14:val="none"/>
               </w:rPr>
+              <w:lastRenderedPageBreak/>
               <w:t>Zam_Maintenance</w:t>
             </w:r>
+            <w:proofErr w:type="spellEnd"/>
           </w:p>
         </w:tc>
         <w:tc>
@@ -2052,15 +2934,19 @@
                 <w14:ligatures w14:val="none"/>
               </w:rPr>
             </w:pPr>
-            <w:r>
-              <w:rPr>
-                <w:rFonts w:ascii="Arial" w:hAnsi="Arial" w:cs="Arial"/>
-                <w:color w:val="000000"/>
-                <w:sz w:val="22"/>
-                <w:szCs w:val="22"/>
-              </w:rPr>
-              <w:t>Maintenance_Done</w:t>
-            </w:r>
+            <w:proofErr w:type="spellStart"/>
+            <w:r>
+              <w:rPr>
+                <w:rFonts w:ascii="Arial" w:eastAsia="Times New Roman" w:hAnsi="Arial" w:cs="Arial"/>
+                <w:color w:val="000000"/>
+                <w:kern w:val="0"/>
+                <w:sz w:val="22"/>
+                <w:szCs w:val="22"/>
+                <w14:ligatures w14:val="none"/>
+              </w:rPr>
+              <w:t>Zam_Maintenance_Date</w:t>
+            </w:r>
+            <w:proofErr w:type="spellEnd"/>
           </w:p>
         </w:tc>
         <w:tc>
@@ -2080,29 +2966,16 @@
                 <w14:ligatures w14:val="none"/>
               </w:rPr>
             </w:pPr>
-            <w:proofErr w:type="gramStart"/>
-            <w:r>
-              <w:rPr>
-                <w:rFonts w:ascii="Arial" w:eastAsia="Times New Roman" w:hAnsi="Arial" w:cs="Arial"/>
-                <w:color w:val="000000"/>
-                <w:kern w:val="0"/>
-                <w:sz w:val="22"/>
-                <w:szCs w:val="22"/>
-                <w14:ligatures w14:val="none"/>
-              </w:rPr>
-              <w:t>Varchar(</w:t>
-            </w:r>
-            <w:proofErr w:type="gramEnd"/>
-            <w:r>
-              <w:rPr>
-                <w:rFonts w:ascii="Arial" w:eastAsia="Times New Roman" w:hAnsi="Arial" w:cs="Arial"/>
-                <w:color w:val="000000"/>
-                <w:kern w:val="0"/>
-                <w:sz w:val="22"/>
-                <w:szCs w:val="22"/>
-                <w14:ligatures w14:val="none"/>
-              </w:rPr>
-              <w:t>20)</w:t>
+            <w:r>
+              <w:rPr>
+                <w:rFonts w:ascii="Arial" w:eastAsia="Times New Roman" w:hAnsi="Arial" w:cs="Arial"/>
+                <w:color w:val="000000"/>
+                <w:kern w:val="0"/>
+                <w:sz w:val="22"/>
+                <w:szCs w:val="22"/>
+                <w14:ligatures w14:val="none"/>
+              </w:rPr>
+              <w:t>Date</w:t>
             </w:r>
           </w:p>
         </w:tc>
@@ -2132,7 +3005,7 @@
                 <w:szCs w:val="22"/>
                 <w14:ligatures w14:val="none"/>
               </w:rPr>
-              <w:t>Checkbox **</w:t>
+              <w:t>Calendar Date</w:t>
             </w:r>
           </w:p>
           <w:p>
@@ -2191,6 +3064,7 @@
                 <w14:ligatures w14:val="none"/>
               </w:rPr>
             </w:pPr>
+            <w:proofErr w:type="spellStart"/>
             <w:r>
               <w:rPr>
                 <w:rFonts w:ascii="Arial" w:eastAsia="Times New Roman" w:hAnsi="Arial" w:cs="Arial"/>
@@ -2204,6 +3078,7 @@
               </w:rPr>
               <w:t>Zam_Maintenance</w:t>
             </w:r>
+            <w:proofErr w:type="spellEnd"/>
           </w:p>
         </w:tc>
         <w:tc>
@@ -2223,17 +3098,17 @@
                 <w14:ligatures w14:val="none"/>
               </w:rPr>
             </w:pPr>
-            <w:r>
-              <w:rPr>
-                <w:rFonts w:ascii="Arial" w:eastAsia="Times New Roman" w:hAnsi="Arial" w:cs="Arial"/>
-                <w:color w:val="000000"/>
-                <w:kern w:val="0"/>
-                <w:sz w:val="22"/>
-                <w:szCs w:val="22"/>
-                <w14:ligatures w14:val="none"/>
-              </w:rPr>
-              <w:t>Notes</w:t>
-            </w:r>
+            <w:proofErr w:type="spellStart"/>
+            <w:r>
+              <w:rPr>
+                <w:rFonts w:ascii="Arial" w:hAnsi="Arial" w:cs="Arial"/>
+                <w:color w:val="000000"/>
+                <w:sz w:val="22"/>
+                <w:szCs w:val="22"/>
+              </w:rPr>
+              <w:t>Maintenance_Done</w:t>
+            </w:r>
+            <w:proofErr w:type="spellEnd"/>
           </w:p>
         </w:tc>
         <w:tc>
@@ -2275,7 +3150,7 @@
                 <w:szCs w:val="22"/>
                 <w14:ligatures w14:val="none"/>
               </w:rPr>
-              <w:t>15)</w:t>
+              <w:t>20)</w:t>
             </w:r>
           </w:p>
         </w:tc>
@@ -2305,7 +3180,46 @@
                 <w:szCs w:val="22"/>
                 <w14:ligatures w14:val="none"/>
               </w:rPr>
-              <w:t>Text Field</w:t>
+              <w:t>Checkbox **</w:t>
+            </w:r>
+            <w:r>
+              <w:rPr>
+                <w:rFonts w:ascii="Arial" w:eastAsia="Times New Roman" w:hAnsi="Arial" w:cs="Arial"/>
+                <w:color w:val="000000"/>
+                <w:kern w:val="0"/>
+                <w:sz w:val="22"/>
+                <w:szCs w:val="22"/>
+                <w14:ligatures w14:val="none"/>
+              </w:rPr>
+              <w:t xml:space="preserve"> (Check end of page)</w:t>
+            </w:r>
+          </w:p>
+          <w:p>
+            <w:pPr>
+              <w:cnfStyle w:val="000000000000" w:firstRow="0" w:lastRow="0" w:firstColumn="0" w:lastColumn="0" w:oddVBand="0" w:evenVBand="0" w:oddHBand="0" w:evenHBand="0" w:firstRowFirstColumn="0" w:firstRowLastColumn="0" w:lastRowFirstColumn="0" w:lastRowLastColumn="0"/>
+              <w:rPr>
+                <w:rFonts w:ascii="Arial" w:eastAsia="Times New Roman" w:hAnsi="Arial" w:cs="Arial"/>
+                <w:b/>
+                <w:bCs/>
+                <w:color w:val="000000"/>
+                <w:kern w:val="0"/>
+                <w:sz w:val="22"/>
+                <w:szCs w:val="22"/>
+                <w14:ligatures w14:val="none"/>
+              </w:rPr>
+            </w:pPr>
+            <w:r>
+              <w:rPr>
+                <w:rFonts w:ascii="Arial" w:eastAsia="Times New Roman" w:hAnsi="Arial" w:cs="Arial"/>
+                <w:b/>
+                <w:bCs/>
+                <w:color w:val="000000"/>
+                <w:kern w:val="0"/>
+                <w:sz w:val="22"/>
+                <w:szCs w:val="22"/>
+                <w14:ligatures w14:val="none"/>
+              </w:rPr>
+              <w:t>Required</w:t>
             </w:r>
           </w:p>
         </w:tc>
@@ -2336,6 +3250,7 @@
                 <w14:ligatures w14:val="none"/>
               </w:rPr>
             </w:pPr>
+            <w:proofErr w:type="spellStart"/>
             <w:r>
               <w:rPr>
                 <w:rFonts w:ascii="Arial" w:eastAsia="Times New Roman" w:hAnsi="Arial" w:cs="Arial"/>
@@ -2349,6 +3264,7 @@
               </w:rPr>
               <w:t>Zam_Maintenance</w:t>
             </w:r>
+            <w:proofErr w:type="spellEnd"/>
           </w:p>
         </w:tc>
         <w:tc>
@@ -2377,7 +3293,7 @@
                 <w:szCs w:val="22"/>
                 <w14:ligatures w14:val="none"/>
               </w:rPr>
-              <w:t>Blade_Inventory</w:t>
+              <w:t>Notes</w:t>
             </w:r>
           </w:p>
         </w:tc>
@@ -2398,16 +3314,29 @@
                 <w14:ligatures w14:val="none"/>
               </w:rPr>
             </w:pPr>
-            <w:r>
-              <w:rPr>
-                <w:rFonts w:ascii="Arial" w:eastAsia="Times New Roman" w:hAnsi="Arial" w:cs="Arial"/>
-                <w:color w:val="000000"/>
-                <w:kern w:val="0"/>
-                <w:sz w:val="22"/>
-                <w:szCs w:val="22"/>
-                <w14:ligatures w14:val="none"/>
-              </w:rPr>
-              <w:t>Int</w:t>
+            <w:proofErr w:type="gramStart"/>
+            <w:r>
+              <w:rPr>
+                <w:rFonts w:ascii="Arial" w:eastAsia="Times New Roman" w:hAnsi="Arial" w:cs="Arial"/>
+                <w:color w:val="000000"/>
+                <w:kern w:val="0"/>
+                <w:sz w:val="22"/>
+                <w:szCs w:val="22"/>
+                <w14:ligatures w14:val="none"/>
+              </w:rPr>
+              <w:t>Varchar(</w:t>
+            </w:r>
+            <w:proofErr w:type="gramEnd"/>
+            <w:r>
+              <w:rPr>
+                <w:rFonts w:ascii="Arial" w:eastAsia="Times New Roman" w:hAnsi="Arial" w:cs="Arial"/>
+                <w:color w:val="000000"/>
+                <w:kern w:val="0"/>
+                <w:sz w:val="22"/>
+                <w:szCs w:val="22"/>
+                <w14:ligatures w14:val="none"/>
+              </w:rPr>
+              <w:t>15)</w:t>
             </w:r>
           </w:p>
         </w:tc>
@@ -2437,33 +3366,7 @@
                 <w:szCs w:val="22"/>
                 <w14:ligatures w14:val="none"/>
               </w:rPr>
-              <w:t>Number Input</w:t>
-            </w:r>
-          </w:p>
-          <w:p>
-            <w:pPr>
-              <w:cnfStyle w:val="000000000000" w:firstRow="0" w:lastRow="0" w:firstColumn="0" w:lastColumn="0" w:oddVBand="0" w:evenVBand="0" w:oddHBand="0" w:evenHBand="0" w:firstRowFirstColumn="0" w:firstRowLastColumn="0" w:lastRowFirstColumn="0" w:lastRowLastColumn="0"/>
-              <w:rPr>
-                <w:rFonts w:ascii="Arial" w:eastAsia="Times New Roman" w:hAnsi="Arial" w:cs="Arial"/>
-                <w:color w:val="000000"/>
-                <w:kern w:val="0"/>
-                <w:sz w:val="22"/>
-                <w:szCs w:val="22"/>
-                <w14:ligatures w14:val="none"/>
-              </w:rPr>
-            </w:pPr>
-            <w:r>
-              <w:rPr>
-                <w:rFonts w:ascii="Arial" w:eastAsia="Times New Roman" w:hAnsi="Arial" w:cs="Arial"/>
-                <w:b/>
-                <w:bCs/>
-                <w:color w:val="000000"/>
-                <w:kern w:val="0"/>
-                <w:sz w:val="22"/>
-                <w:szCs w:val="22"/>
-                <w14:ligatures w14:val="none"/>
-              </w:rPr>
-              <w:t>Required</w:t>
+              <w:t>Text Field</w:t>
             </w:r>
           </w:p>
         </w:tc>
@@ -2494,6 +3397,7 @@
                 <w14:ligatures w14:val="none"/>
               </w:rPr>
             </w:pPr>
+            <w:proofErr w:type="spellStart"/>
             <w:r>
               <w:rPr>
                 <w:rFonts w:ascii="Arial" w:eastAsia="Times New Roman" w:hAnsi="Arial" w:cs="Arial"/>
@@ -2507,6 +3411,7 @@
               </w:rPr>
               <w:t>Zam_Maintenance</w:t>
             </w:r>
+            <w:proofErr w:type="spellEnd"/>
           </w:p>
         </w:tc>
         <w:tc>
@@ -2535,7 +3440,7 @@
                 <w:szCs w:val="22"/>
                 <w14:ligatures w14:val="none"/>
               </w:rPr>
-              <w:t>Zamboni_ID</w:t>
+              <w:t>Blade_Inventory</w:t>
             </w:r>
           </w:p>
         </w:tc>
@@ -2595,7 +3500,33 @@
                 <w:szCs w:val="22"/>
                 <w14:ligatures w14:val="none"/>
               </w:rPr>
-              <w:t>NA</w:t>
+              <w:t>Number Input</w:t>
+            </w:r>
+          </w:p>
+          <w:p>
+            <w:pPr>
+              <w:cnfStyle w:val="000000000000" w:firstRow="0" w:lastRow="0" w:firstColumn="0" w:lastColumn="0" w:oddVBand="0" w:evenVBand="0" w:oddHBand="0" w:evenHBand="0" w:firstRowFirstColumn="0" w:firstRowLastColumn="0" w:lastRowFirstColumn="0" w:lastRowLastColumn="0"/>
+              <w:rPr>
+                <w:rFonts w:ascii="Arial" w:eastAsia="Times New Roman" w:hAnsi="Arial" w:cs="Arial"/>
+                <w:color w:val="000000"/>
+                <w:kern w:val="0"/>
+                <w:sz w:val="22"/>
+                <w:szCs w:val="22"/>
+                <w14:ligatures w14:val="none"/>
+              </w:rPr>
+            </w:pPr>
+            <w:r>
+              <w:rPr>
+                <w:rFonts w:ascii="Arial" w:eastAsia="Times New Roman" w:hAnsi="Arial" w:cs="Arial"/>
+                <w:b/>
+                <w:bCs/>
+                <w:color w:val="000000"/>
+                <w:kern w:val="0"/>
+                <w:sz w:val="22"/>
+                <w:szCs w:val="22"/>
+                <w14:ligatures w14:val="none"/>
+              </w:rPr>
+              <w:t>Required</w:t>
             </w:r>
           </w:p>
         </w:tc>
@@ -2626,6 +3557,7 @@
                 <w14:ligatures w14:val="none"/>
               </w:rPr>
             </w:pPr>
+            <w:proofErr w:type="spellStart"/>
             <w:r>
               <w:rPr>
                 <w:rFonts w:ascii="Arial" w:eastAsia="Times New Roman" w:hAnsi="Arial" w:cs="Arial"/>
@@ -2639,6 +3571,7 @@
               </w:rPr>
               <w:t>Zam_Maintenance</w:t>
             </w:r>
+            <w:proofErr w:type="spellEnd"/>
           </w:p>
         </w:tc>
         <w:tc>
@@ -2658,6 +3591,143 @@
                 <w14:ligatures w14:val="none"/>
               </w:rPr>
             </w:pPr>
+            <w:proofErr w:type="spellStart"/>
+            <w:r>
+              <w:rPr>
+                <w:rFonts w:ascii="Arial" w:eastAsia="Times New Roman" w:hAnsi="Arial" w:cs="Arial"/>
+                <w:color w:val="000000"/>
+                <w:kern w:val="0"/>
+                <w:sz w:val="22"/>
+                <w:szCs w:val="22"/>
+                <w14:ligatures w14:val="none"/>
+              </w:rPr>
+              <w:t>Zamboni_ID</w:t>
+            </w:r>
+            <w:proofErr w:type="spellEnd"/>
+          </w:p>
+        </w:tc>
+        <w:tc>
+          <w:tcPr>
+            <w:tcW w:w="1888" w:type="dxa"/>
+            <w:noWrap/>
+          </w:tcPr>
+          <w:p>
+            <w:pPr>
+              <w:cnfStyle w:val="000000000000" w:firstRow="0" w:lastRow="0" w:firstColumn="0" w:lastColumn="0" w:oddVBand="0" w:evenVBand="0" w:oddHBand="0" w:evenHBand="0" w:firstRowFirstColumn="0" w:firstRowLastColumn="0" w:lastRowFirstColumn="0" w:lastRowLastColumn="0"/>
+              <w:rPr>
+                <w:rFonts w:ascii="Arial" w:eastAsia="Times New Roman" w:hAnsi="Arial" w:cs="Arial"/>
+                <w:color w:val="000000"/>
+                <w:kern w:val="0"/>
+                <w:sz w:val="22"/>
+                <w:szCs w:val="22"/>
+                <w14:ligatures w14:val="none"/>
+              </w:rPr>
+            </w:pPr>
+            <w:r>
+              <w:rPr>
+                <w:rFonts w:ascii="Arial" w:eastAsia="Times New Roman" w:hAnsi="Arial" w:cs="Arial"/>
+                <w:color w:val="000000"/>
+                <w:kern w:val="0"/>
+                <w:sz w:val="22"/>
+                <w:szCs w:val="22"/>
+                <w14:ligatures w14:val="none"/>
+              </w:rPr>
+              <w:t>Int</w:t>
+            </w:r>
+          </w:p>
+        </w:tc>
+        <w:tc>
+          <w:tcPr>
+            <w:tcW w:w="2337" w:type="dxa"/>
+            <w:noWrap/>
+          </w:tcPr>
+          <w:p>
+            <w:pPr>
+              <w:cnfStyle w:val="000000000000" w:firstRow="0" w:lastRow="0" w:firstColumn="0" w:lastColumn="0" w:oddVBand="0" w:evenVBand="0" w:oddHBand="0" w:evenHBand="0" w:firstRowFirstColumn="0" w:firstRowLastColumn="0" w:lastRowFirstColumn="0" w:lastRowLastColumn="0"/>
+              <w:rPr>
+                <w:rFonts w:ascii="Arial" w:eastAsia="Times New Roman" w:hAnsi="Arial" w:cs="Arial"/>
+                <w:color w:val="000000"/>
+                <w:kern w:val="0"/>
+                <w:sz w:val="22"/>
+                <w:szCs w:val="22"/>
+                <w14:ligatures w14:val="none"/>
+              </w:rPr>
+            </w:pPr>
+            <w:r>
+              <w:rPr>
+                <w:rFonts w:ascii="Arial" w:eastAsia="Times New Roman" w:hAnsi="Arial" w:cs="Arial"/>
+                <w:color w:val="000000"/>
+                <w:kern w:val="0"/>
+                <w:sz w:val="22"/>
+                <w:szCs w:val="22"/>
+                <w14:ligatures w14:val="none"/>
+              </w:rPr>
+              <w:t>Choose the Zamboni used from Zamboni table</w:t>
+            </w:r>
+          </w:p>
+        </w:tc>
+      </w:tr>
+      <w:tr>
+        <w:tblPrEx>
+          <w:tblLook w:val="04A0" w:firstRow="1" w:lastRow="0" w:firstColumn="1" w:lastColumn="0" w:noHBand="0" w:noVBand="1"/>
+        </w:tblPrEx>
+        <w:trPr>
+          <w:trHeight w:val="285"/>
+        </w:trPr>
+        <w:tc>
+          <w:tcPr>
+            <w:cnfStyle w:val="001000000000" w:firstRow="0" w:lastRow="0" w:firstColumn="1" w:lastColumn="0" w:oddVBand="0" w:evenVBand="0" w:oddHBand="0" w:evenHBand="0" w:firstRowFirstColumn="0" w:firstRowLastColumn="0" w:lastRowFirstColumn="0" w:lastRowLastColumn="0"/>
+            <w:tcW w:w="2336" w:type="dxa"/>
+            <w:noWrap/>
+          </w:tcPr>
+          <w:p>
+            <w:pPr>
+              <w:rPr>
+                <w:rFonts w:ascii="Arial" w:eastAsia="Times New Roman" w:hAnsi="Arial" w:cs="Arial"/>
+                <w:b w:val="0"/>
+                <w:bCs w:val="0"/>
+                <w:color w:val="000000"/>
+                <w:kern w:val="0"/>
+                <w:sz w:val="22"/>
+                <w:szCs w:val="22"/>
+                <w14:ligatures w14:val="none"/>
+              </w:rPr>
+            </w:pPr>
+            <w:proofErr w:type="spellStart"/>
+            <w:r>
+              <w:rPr>
+                <w:rFonts w:ascii="Arial" w:eastAsia="Times New Roman" w:hAnsi="Arial" w:cs="Arial"/>
+                <w:b w:val="0"/>
+                <w:bCs w:val="0"/>
+                <w:color w:val="000000"/>
+                <w:kern w:val="0"/>
+                <w:sz w:val="22"/>
+                <w:szCs w:val="22"/>
+                <w14:ligatures w14:val="none"/>
+              </w:rPr>
+              <w:t>Zam_Maintenance</w:t>
+            </w:r>
+            <w:proofErr w:type="spellEnd"/>
+          </w:p>
+        </w:tc>
+        <w:tc>
+          <w:tcPr>
+            <w:tcW w:w="2789" w:type="dxa"/>
+            <w:noWrap/>
+          </w:tcPr>
+          <w:p>
+            <w:pPr>
+              <w:cnfStyle w:val="000000000000" w:firstRow="0" w:lastRow="0" w:firstColumn="0" w:lastColumn="0" w:oddVBand="0" w:evenVBand="0" w:oddHBand="0" w:evenHBand="0" w:firstRowFirstColumn="0" w:firstRowLastColumn="0" w:lastRowFirstColumn="0" w:lastRowLastColumn="0"/>
+              <w:rPr>
+                <w:rFonts w:ascii="Arial" w:eastAsia="Times New Roman" w:hAnsi="Arial" w:cs="Arial"/>
+                <w:color w:val="000000"/>
+                <w:kern w:val="0"/>
+                <w:sz w:val="22"/>
+                <w:szCs w:val="22"/>
+                <w14:ligatures w14:val="none"/>
+              </w:rPr>
+            </w:pPr>
+            <w:proofErr w:type="spellStart"/>
             <w:r>
               <w:rPr>
                 <w:rFonts w:ascii="Arial" w:eastAsia="Times New Roman" w:hAnsi="Arial" w:cs="Arial"/>
@@ -2669,6 +3739,7 @@
               </w:rPr>
               <w:t>Worker_ID</w:t>
             </w:r>
+            <w:proofErr w:type="spellEnd"/>
           </w:p>
         </w:tc>
         <w:tc>
@@ -2733,12 +3804,6 @@
         </w:tc>
       </w:tr>
     </w:tbl>
-    <w:p/>
-    <w:p>
-      <w:r>
-        <w:br w:type="page"/>
-      </w:r>
-    </w:p>
     <w:p/>
     <w:p>
       <w:pPr>
@@ -2839,6 +3904,7 @@
                 <w:szCs w:val="22"/>
               </w:rPr>
             </w:pPr>
+            <w:proofErr w:type="spellStart"/>
             <w:r>
               <w:rPr>
                 <w:rFonts w:ascii="Arial" w:hAnsi="Arial" w:cs="Arial"/>
@@ -2847,6 +3913,7 @@
               </w:rPr>
               <w:t>Rink_HVAC_Filter</w:t>
             </w:r>
+            <w:proofErr w:type="spellEnd"/>
           </w:p>
         </w:tc>
         <w:tc>
@@ -2861,6 +3928,7 @@
                 <w:szCs w:val="22"/>
               </w:rPr>
             </w:pPr>
+            <w:proofErr w:type="spellStart"/>
             <w:r>
               <w:rPr>
                 <w:rFonts w:ascii="Arial" w:hAnsi="Arial" w:cs="Arial"/>
@@ -2869,6 +3937,7 @@
               </w:rPr>
               <w:t>Rink_HVAC_Filter_ID</w:t>
             </w:r>
+            <w:proofErr w:type="spellEnd"/>
           </w:p>
         </w:tc>
         <w:tc>
@@ -2942,6 +4011,7 @@
                 <w14:ligatures w14:val="none"/>
               </w:rPr>
             </w:pPr>
+            <w:proofErr w:type="spellStart"/>
             <w:r>
               <w:rPr>
                 <w:rFonts w:ascii="Arial" w:hAnsi="Arial" w:cs="Arial"/>
@@ -2953,6 +4023,7 @@
               </w:rPr>
               <w:t>Rink_HVAC_Filter</w:t>
             </w:r>
+            <w:proofErr w:type="spellEnd"/>
           </w:p>
         </w:tc>
         <w:tc>
@@ -2972,6 +4043,7 @@
                 <w14:ligatures w14:val="none"/>
               </w:rPr>
             </w:pPr>
+            <w:proofErr w:type="spellStart"/>
             <w:r>
               <w:rPr>
                 <w:rFonts w:ascii="Arial" w:eastAsia="Times New Roman" w:hAnsi="Arial" w:cs="Arial"/>
@@ -2983,6 +4055,7 @@
               </w:rPr>
               <w:t>Rink_Change_Date</w:t>
             </w:r>
+            <w:proofErr w:type="spellEnd"/>
           </w:p>
         </w:tc>
         <w:tc>
@@ -3098,6 +4171,7 @@
                 <w14:ligatures w14:val="none"/>
               </w:rPr>
             </w:pPr>
+            <w:proofErr w:type="spellStart"/>
             <w:r>
               <w:rPr>
                 <w:rFonts w:ascii="Arial" w:eastAsia="Times New Roman" w:hAnsi="Arial" w:cs="Arial"/>
@@ -3111,6 +4185,7 @@
               </w:rPr>
               <w:t>Rink_HVAC_Filter</w:t>
             </w:r>
+            <w:proofErr w:type="spellEnd"/>
           </w:p>
         </w:tc>
         <w:tc>
@@ -3256,6 +4331,7 @@
                 <w14:ligatures w14:val="none"/>
               </w:rPr>
             </w:pPr>
+            <w:proofErr w:type="spellStart"/>
             <w:r>
               <w:rPr>
                 <w:rFonts w:ascii="Arial" w:eastAsia="Times New Roman" w:hAnsi="Arial" w:cs="Arial"/>
@@ -3269,6 +4345,7 @@
               </w:rPr>
               <w:t>Rink_HVAC_Filter</w:t>
             </w:r>
+            <w:proofErr w:type="spellEnd"/>
           </w:p>
         </w:tc>
         <w:tc>
@@ -3414,6 +4491,7 @@
                 <w14:ligatures w14:val="none"/>
               </w:rPr>
             </w:pPr>
+            <w:proofErr w:type="spellStart"/>
             <w:r>
               <w:rPr>
                 <w:rFonts w:ascii="Arial" w:eastAsia="Times New Roman" w:hAnsi="Arial" w:cs="Arial"/>
@@ -3427,6 +4505,7 @@
               </w:rPr>
               <w:t>Rink_HVAC_Filter</w:t>
             </w:r>
+            <w:proofErr w:type="spellEnd"/>
           </w:p>
         </w:tc>
         <w:tc>
@@ -3572,6 +4651,7 @@
                 <w14:ligatures w14:val="none"/>
               </w:rPr>
             </w:pPr>
+            <w:proofErr w:type="spellStart"/>
             <w:r>
               <w:rPr>
                 <w:rFonts w:ascii="Arial" w:eastAsia="Times New Roman" w:hAnsi="Arial" w:cs="Arial"/>
@@ -3585,6 +4665,7 @@
               </w:rPr>
               <w:t>Rink_HVAC_Filter</w:t>
             </w:r>
+            <w:proofErr w:type="spellEnd"/>
           </w:p>
         </w:tc>
         <w:tc>
@@ -3654,26 +4735,86 @@
           </w:tcPr>
           <w:p>
             <w:pPr>
-              <w:cnfStyle w:val="000000000000" w:firstRow="0" w:lastRow="0" w:firstColumn="0" w:lastColumn="0" w:oddVBand="0" w:evenVBand="0" w:oddHBand="0" w:evenHBand="0" w:firstRowFirstColumn="0" w:firstRowLastColumn="0" w:lastRowFirstColumn="0" w:lastRowLastColumn="0"/>
-              <w:rPr>
-                <w:rFonts w:ascii="Arial" w:eastAsia="Times New Roman" w:hAnsi="Arial" w:cs="Arial"/>
-                <w:color w:val="000000"/>
-                <w:kern w:val="0"/>
-                <w:sz w:val="22"/>
-                <w:szCs w:val="22"/>
-                <w14:ligatures w14:val="none"/>
-              </w:rPr>
-            </w:pPr>
-            <w:r>
-              <w:rPr>
-                <w:rFonts w:ascii="Arial" w:eastAsia="Times New Roman" w:hAnsi="Arial" w:cs="Arial"/>
-                <w:color w:val="000000"/>
-                <w:kern w:val="0"/>
-                <w:sz w:val="22"/>
-                <w:szCs w:val="22"/>
-                <w14:ligatures w14:val="none"/>
-              </w:rPr>
-              <w:t>Number Input</w:t>
+              <w:pStyle w:val="ListParagraph"/>
+              <w:numPr>
+                <w:ilvl w:val="0"/>
+                <w:numId w:val="18"/>
+              </w:numPr>
+              <w:cnfStyle w:val="000000000000" w:firstRow="0" w:lastRow="0" w:firstColumn="0" w:lastColumn="0" w:oddVBand="0" w:evenVBand="0" w:oddHBand="0" w:evenHBand="0" w:firstRowFirstColumn="0" w:firstRowLastColumn="0" w:lastRowFirstColumn="0" w:lastRowLastColumn="0"/>
+              <w:rPr>
+                <w:rFonts w:ascii="Arial" w:eastAsia="Times New Roman" w:hAnsi="Arial" w:cs="Arial"/>
+                <w:color w:val="000000"/>
+                <w:kern w:val="0"/>
+                <w:sz w:val="22"/>
+                <w:szCs w:val="22"/>
+                <w14:ligatures w14:val="none"/>
+              </w:rPr>
+            </w:pPr>
+            <w:r>
+              <w:rPr>
+                <w:rFonts w:ascii="Arial" w:eastAsia="Times New Roman" w:hAnsi="Arial" w:cs="Arial"/>
+                <w:color w:val="000000"/>
+                <w:kern w:val="0"/>
+                <w:sz w:val="22"/>
+                <w:szCs w:val="22"/>
+                <w14:ligatures w14:val="none"/>
+              </w:rPr>
+              <w:t>Number Input for initial inventory</w:t>
+            </w:r>
+          </w:p>
+          <w:p>
+            <w:pPr>
+              <w:pStyle w:val="ListParagraph"/>
+              <w:numPr>
+                <w:ilvl w:val="0"/>
+                <w:numId w:val="18"/>
+              </w:numPr>
+              <w:cnfStyle w:val="000000000000" w:firstRow="0" w:lastRow="0" w:firstColumn="0" w:lastColumn="0" w:oddVBand="0" w:evenVBand="0" w:oddHBand="0" w:evenHBand="0" w:firstRowFirstColumn="0" w:firstRowLastColumn="0" w:lastRowFirstColumn="0" w:lastRowLastColumn="0"/>
+              <w:rPr>
+                <w:rFonts w:ascii="Arial" w:eastAsia="Times New Roman" w:hAnsi="Arial" w:cs="Arial"/>
+                <w:color w:val="000000"/>
+                <w:kern w:val="0"/>
+                <w:sz w:val="22"/>
+                <w:szCs w:val="22"/>
+                <w14:ligatures w14:val="none"/>
+              </w:rPr>
+            </w:pPr>
+            <w:r>
+              <w:rPr>
+                <w:rFonts w:ascii="Arial" w:eastAsia="Times New Roman" w:hAnsi="Arial" w:cs="Arial"/>
+                <w:color w:val="000000"/>
+                <w:kern w:val="0"/>
+                <w:sz w:val="22"/>
+                <w:szCs w:val="22"/>
+                <w14:ligatures w14:val="none"/>
+              </w:rPr>
+              <w:t>Auto deduct when checked yes</w:t>
+            </w:r>
+          </w:p>
+          <w:p>
+            <w:pPr>
+              <w:cnfStyle w:val="000000000000" w:firstRow="0" w:lastRow="0" w:firstColumn="0" w:lastColumn="0" w:oddVBand="0" w:evenVBand="0" w:oddHBand="0" w:evenHBand="0" w:firstRowFirstColumn="0" w:firstRowLastColumn="0" w:lastRowFirstColumn="0" w:lastRowLastColumn="0"/>
+              <w:rPr>
+                <w:rFonts w:ascii="Arial" w:eastAsia="Times New Roman" w:hAnsi="Arial" w:cs="Arial"/>
+                <w:color w:val="000000"/>
+                <w:kern w:val="0"/>
+                <w:sz w:val="22"/>
+                <w:szCs w:val="22"/>
+                <w14:ligatures w14:val="none"/>
+              </w:rPr>
+            </w:pPr>
+            <w:r>
+              <w:rPr>
+                <w:rFonts w:ascii="Arial" w:eastAsia="Times New Roman" w:hAnsi="Arial" w:cs="Arial"/>
+                <w:b/>
+                <w:bCs/>
+                <w:color w:val="000000"/>
+                <w:kern w:val="0"/>
+                <w:sz w:val="22"/>
+                <w:szCs w:val="22"/>
+                <w14:ligatures w14:val="none"/>
+              </w:rPr>
+              <w:t>Required</w:t>
             </w:r>
           </w:p>
         </w:tc>
@@ -3704,6 +4845,7 @@
                 <w14:ligatures w14:val="none"/>
               </w:rPr>
             </w:pPr>
+            <w:proofErr w:type="spellStart"/>
             <w:r>
               <w:rPr>
                 <w:rFonts w:ascii="Arial" w:eastAsia="Times New Roman" w:hAnsi="Arial" w:cs="Arial"/>
@@ -3717,6 +4859,7 @@
               </w:rPr>
               <w:t>Rink_HVAC_Filter</w:t>
             </w:r>
+            <w:proofErr w:type="spellEnd"/>
           </w:p>
         </w:tc>
         <w:tc>
@@ -3786,26 +4929,86 @@
           </w:tcPr>
           <w:p>
             <w:pPr>
-              <w:cnfStyle w:val="000000000000" w:firstRow="0" w:lastRow="0" w:firstColumn="0" w:lastColumn="0" w:oddVBand="0" w:evenVBand="0" w:oddHBand="0" w:evenHBand="0" w:firstRowFirstColumn="0" w:firstRowLastColumn="0" w:lastRowFirstColumn="0" w:lastRowLastColumn="0"/>
-              <w:rPr>
-                <w:rFonts w:ascii="Arial" w:eastAsia="Times New Roman" w:hAnsi="Arial" w:cs="Arial"/>
-                <w:color w:val="000000"/>
-                <w:kern w:val="0"/>
-                <w:sz w:val="22"/>
-                <w:szCs w:val="22"/>
-                <w14:ligatures w14:val="none"/>
-              </w:rPr>
-            </w:pPr>
-            <w:r>
-              <w:rPr>
-                <w:rFonts w:ascii="Arial" w:eastAsia="Times New Roman" w:hAnsi="Arial" w:cs="Arial"/>
-                <w:color w:val="000000"/>
-                <w:kern w:val="0"/>
-                <w:sz w:val="22"/>
-                <w:szCs w:val="22"/>
-                <w14:ligatures w14:val="none"/>
-              </w:rPr>
-              <w:t>Number Input</w:t>
+              <w:pStyle w:val="ListParagraph"/>
+              <w:numPr>
+                <w:ilvl w:val="0"/>
+                <w:numId w:val="18"/>
+              </w:numPr>
+              <w:cnfStyle w:val="000000000000" w:firstRow="0" w:lastRow="0" w:firstColumn="0" w:lastColumn="0" w:oddVBand="0" w:evenVBand="0" w:oddHBand="0" w:evenHBand="0" w:firstRowFirstColumn="0" w:firstRowLastColumn="0" w:lastRowFirstColumn="0" w:lastRowLastColumn="0"/>
+              <w:rPr>
+                <w:rFonts w:ascii="Arial" w:eastAsia="Times New Roman" w:hAnsi="Arial" w:cs="Arial"/>
+                <w:color w:val="000000"/>
+                <w:kern w:val="0"/>
+                <w:sz w:val="22"/>
+                <w:szCs w:val="22"/>
+                <w14:ligatures w14:val="none"/>
+              </w:rPr>
+            </w:pPr>
+            <w:r>
+              <w:rPr>
+                <w:rFonts w:ascii="Arial" w:eastAsia="Times New Roman" w:hAnsi="Arial" w:cs="Arial"/>
+                <w:color w:val="000000"/>
+                <w:kern w:val="0"/>
+                <w:sz w:val="22"/>
+                <w:szCs w:val="22"/>
+                <w14:ligatures w14:val="none"/>
+              </w:rPr>
+              <w:t>Number Input for initial inventory</w:t>
+            </w:r>
+          </w:p>
+          <w:p>
+            <w:pPr>
+              <w:pStyle w:val="ListParagraph"/>
+              <w:numPr>
+                <w:ilvl w:val="0"/>
+                <w:numId w:val="18"/>
+              </w:numPr>
+              <w:cnfStyle w:val="000000000000" w:firstRow="0" w:lastRow="0" w:firstColumn="0" w:lastColumn="0" w:oddVBand="0" w:evenVBand="0" w:oddHBand="0" w:evenHBand="0" w:firstRowFirstColumn="0" w:firstRowLastColumn="0" w:lastRowFirstColumn="0" w:lastRowLastColumn="0"/>
+              <w:rPr>
+                <w:rFonts w:ascii="Arial" w:eastAsia="Times New Roman" w:hAnsi="Arial" w:cs="Arial"/>
+                <w:color w:val="000000"/>
+                <w:kern w:val="0"/>
+                <w:sz w:val="22"/>
+                <w:szCs w:val="22"/>
+                <w14:ligatures w14:val="none"/>
+              </w:rPr>
+            </w:pPr>
+            <w:r>
+              <w:rPr>
+                <w:rFonts w:ascii="Arial" w:eastAsia="Times New Roman" w:hAnsi="Arial" w:cs="Arial"/>
+                <w:color w:val="000000"/>
+                <w:kern w:val="0"/>
+                <w:sz w:val="22"/>
+                <w:szCs w:val="22"/>
+                <w14:ligatures w14:val="none"/>
+              </w:rPr>
+              <w:t>Auto deduct when checked yes</w:t>
+            </w:r>
+          </w:p>
+          <w:p>
+            <w:pPr>
+              <w:cnfStyle w:val="000000000000" w:firstRow="0" w:lastRow="0" w:firstColumn="0" w:lastColumn="0" w:oddVBand="0" w:evenVBand="0" w:oddHBand="0" w:evenHBand="0" w:firstRowFirstColumn="0" w:firstRowLastColumn="0" w:lastRowFirstColumn="0" w:lastRowLastColumn="0"/>
+              <w:rPr>
+                <w:rFonts w:ascii="Arial" w:eastAsia="Times New Roman" w:hAnsi="Arial" w:cs="Arial"/>
+                <w:color w:val="000000"/>
+                <w:kern w:val="0"/>
+                <w:sz w:val="22"/>
+                <w:szCs w:val="22"/>
+                <w14:ligatures w14:val="none"/>
+              </w:rPr>
+            </w:pPr>
+            <w:r>
+              <w:rPr>
+                <w:rFonts w:ascii="Arial" w:eastAsia="Times New Roman" w:hAnsi="Arial" w:cs="Arial"/>
+                <w:b/>
+                <w:bCs/>
+                <w:color w:val="000000"/>
+                <w:kern w:val="0"/>
+                <w:sz w:val="22"/>
+                <w:szCs w:val="22"/>
+                <w14:ligatures w14:val="none"/>
+              </w:rPr>
+              <w:t>Required</w:t>
             </w:r>
           </w:p>
         </w:tc>
@@ -3836,6 +5039,7 @@
                 <w14:ligatures w14:val="none"/>
               </w:rPr>
             </w:pPr>
+            <w:proofErr w:type="spellStart"/>
             <w:r>
               <w:rPr>
                 <w:rFonts w:ascii="Arial" w:eastAsia="Times New Roman" w:hAnsi="Arial" w:cs="Arial"/>
@@ -3849,6 +5053,7 @@
               </w:rPr>
               <w:t>Rink_HVAC_Filter</w:t>
             </w:r>
+            <w:proofErr w:type="spellEnd"/>
           </w:p>
         </w:tc>
         <w:tc>
@@ -3918,26 +5123,86 @@
           </w:tcPr>
           <w:p>
             <w:pPr>
-              <w:cnfStyle w:val="000000000000" w:firstRow="0" w:lastRow="0" w:firstColumn="0" w:lastColumn="0" w:oddVBand="0" w:evenVBand="0" w:oddHBand="0" w:evenHBand="0" w:firstRowFirstColumn="0" w:firstRowLastColumn="0" w:lastRowFirstColumn="0" w:lastRowLastColumn="0"/>
-              <w:rPr>
-                <w:rFonts w:ascii="Arial" w:eastAsia="Times New Roman" w:hAnsi="Arial" w:cs="Arial"/>
-                <w:color w:val="000000"/>
-                <w:kern w:val="0"/>
-                <w:sz w:val="22"/>
-                <w:szCs w:val="22"/>
-                <w14:ligatures w14:val="none"/>
-              </w:rPr>
-            </w:pPr>
-            <w:r>
-              <w:rPr>
-                <w:rFonts w:ascii="Arial" w:eastAsia="Times New Roman" w:hAnsi="Arial" w:cs="Arial"/>
-                <w:color w:val="000000"/>
-                <w:kern w:val="0"/>
-                <w:sz w:val="22"/>
-                <w:szCs w:val="22"/>
-                <w14:ligatures w14:val="none"/>
-              </w:rPr>
-              <w:t>Number Input</w:t>
+              <w:pStyle w:val="ListParagraph"/>
+              <w:numPr>
+                <w:ilvl w:val="0"/>
+                <w:numId w:val="18"/>
+              </w:numPr>
+              <w:cnfStyle w:val="000000000000" w:firstRow="0" w:lastRow="0" w:firstColumn="0" w:lastColumn="0" w:oddVBand="0" w:evenVBand="0" w:oddHBand="0" w:evenHBand="0" w:firstRowFirstColumn="0" w:firstRowLastColumn="0" w:lastRowFirstColumn="0" w:lastRowLastColumn="0"/>
+              <w:rPr>
+                <w:rFonts w:ascii="Arial" w:eastAsia="Times New Roman" w:hAnsi="Arial" w:cs="Arial"/>
+                <w:color w:val="000000"/>
+                <w:kern w:val="0"/>
+                <w:sz w:val="22"/>
+                <w:szCs w:val="22"/>
+                <w14:ligatures w14:val="none"/>
+              </w:rPr>
+            </w:pPr>
+            <w:r>
+              <w:rPr>
+                <w:rFonts w:ascii="Arial" w:eastAsia="Times New Roman" w:hAnsi="Arial" w:cs="Arial"/>
+                <w:color w:val="000000"/>
+                <w:kern w:val="0"/>
+                <w:sz w:val="22"/>
+                <w:szCs w:val="22"/>
+                <w14:ligatures w14:val="none"/>
+              </w:rPr>
+              <w:t>Number Input for initial inventory</w:t>
+            </w:r>
+          </w:p>
+          <w:p>
+            <w:pPr>
+              <w:pStyle w:val="ListParagraph"/>
+              <w:numPr>
+                <w:ilvl w:val="0"/>
+                <w:numId w:val="18"/>
+              </w:numPr>
+              <w:cnfStyle w:val="000000000000" w:firstRow="0" w:lastRow="0" w:firstColumn="0" w:lastColumn="0" w:oddVBand="0" w:evenVBand="0" w:oddHBand="0" w:evenHBand="0" w:firstRowFirstColumn="0" w:firstRowLastColumn="0" w:lastRowFirstColumn="0" w:lastRowLastColumn="0"/>
+              <w:rPr>
+                <w:rFonts w:ascii="Arial" w:eastAsia="Times New Roman" w:hAnsi="Arial" w:cs="Arial"/>
+                <w:color w:val="000000"/>
+                <w:kern w:val="0"/>
+                <w:sz w:val="22"/>
+                <w:szCs w:val="22"/>
+                <w14:ligatures w14:val="none"/>
+              </w:rPr>
+            </w:pPr>
+            <w:r>
+              <w:rPr>
+                <w:rFonts w:ascii="Arial" w:eastAsia="Times New Roman" w:hAnsi="Arial" w:cs="Arial"/>
+                <w:color w:val="000000"/>
+                <w:kern w:val="0"/>
+                <w:sz w:val="22"/>
+                <w:szCs w:val="22"/>
+                <w14:ligatures w14:val="none"/>
+              </w:rPr>
+              <w:t>Auto deduct when checked yes</w:t>
+            </w:r>
+          </w:p>
+          <w:p>
+            <w:pPr>
+              <w:cnfStyle w:val="000000000000" w:firstRow="0" w:lastRow="0" w:firstColumn="0" w:lastColumn="0" w:oddVBand="0" w:evenVBand="0" w:oddHBand="0" w:evenHBand="0" w:firstRowFirstColumn="0" w:firstRowLastColumn="0" w:lastRowFirstColumn="0" w:lastRowLastColumn="0"/>
+              <w:rPr>
+                <w:rFonts w:ascii="Arial" w:eastAsia="Times New Roman" w:hAnsi="Arial" w:cs="Arial"/>
+                <w:color w:val="000000"/>
+                <w:kern w:val="0"/>
+                <w:sz w:val="22"/>
+                <w:szCs w:val="22"/>
+                <w14:ligatures w14:val="none"/>
+              </w:rPr>
+            </w:pPr>
+            <w:r>
+              <w:rPr>
+                <w:rFonts w:ascii="Arial" w:eastAsia="Times New Roman" w:hAnsi="Arial" w:cs="Arial"/>
+                <w:b/>
+                <w:bCs/>
+                <w:color w:val="000000"/>
+                <w:kern w:val="0"/>
+                <w:sz w:val="22"/>
+                <w:szCs w:val="22"/>
+                <w14:ligatures w14:val="none"/>
+              </w:rPr>
+              <w:t>Required</w:t>
             </w:r>
           </w:p>
         </w:tc>
@@ -3968,6 +5233,7 @@
                 <w14:ligatures w14:val="none"/>
               </w:rPr>
             </w:pPr>
+            <w:proofErr w:type="spellStart"/>
             <w:r>
               <w:rPr>
                 <w:rFonts w:ascii="Arial" w:eastAsia="Times New Roman" w:hAnsi="Arial" w:cs="Arial"/>
@@ -3981,6 +5247,7 @@
               </w:rPr>
               <w:t>Rink_HVAC_Filter</w:t>
             </w:r>
+            <w:proofErr w:type="spellEnd"/>
           </w:p>
         </w:tc>
         <w:tc>
@@ -4113,6 +5380,7 @@
                 <w14:ligatures w14:val="none"/>
               </w:rPr>
             </w:pPr>
+            <w:proofErr w:type="spellStart"/>
             <w:r>
               <w:rPr>
                 <w:rFonts w:ascii="Arial" w:eastAsia="Times New Roman" w:hAnsi="Arial" w:cs="Arial"/>
@@ -4124,8 +5392,10 @@
                 <w:szCs w:val="22"/>
                 <w14:ligatures w14:val="none"/>
               </w:rPr>
+              <w:lastRenderedPageBreak/>
               <w:t>Rink_HVAC_Filter</w:t>
             </w:r>
+            <w:proofErr w:type="spellEnd"/>
           </w:p>
         </w:tc>
         <w:tc>
@@ -4145,6 +5415,7 @@
                 <w14:ligatures w14:val="none"/>
               </w:rPr>
             </w:pPr>
+            <w:proofErr w:type="spellStart"/>
             <w:r>
               <w:rPr>
                 <w:rFonts w:ascii="Arial" w:eastAsia="Times New Roman" w:hAnsi="Arial" w:cs="Arial"/>
@@ -4156,6 +5427,7 @@
               </w:rPr>
               <w:t>Worker_ID</w:t>
             </w:r>
+            <w:proofErr w:type="spellEnd"/>
           </w:p>
         </w:tc>
         <w:tc>
@@ -4231,6 +5503,14 @@
       </w:pPr>
     </w:p>
     <w:p>
+      <w:pPr>
+        <w:rPr>
+          <w:b/>
+          <w:bCs/>
+          <w:sz w:val="40"/>
+          <w:szCs w:val="40"/>
+        </w:rPr>
+      </w:pPr>
       <w:r>
         <w:rPr>
           <w:b/>
@@ -4330,6 +5610,7 @@
                 <w:szCs w:val="22"/>
               </w:rPr>
             </w:pPr>
+            <w:proofErr w:type="spellStart"/>
             <w:r>
               <w:rPr>
                 <w:rFonts w:ascii="Arial" w:hAnsi="Arial" w:cs="Arial"/>
@@ -4338,6 +5619,7 @@
               </w:rPr>
               <w:t>Facility_HVAC_Filter</w:t>
             </w:r>
+            <w:proofErr w:type="spellEnd"/>
           </w:p>
         </w:tc>
         <w:tc>
@@ -4352,6 +5634,7 @@
                 <w:szCs w:val="22"/>
               </w:rPr>
             </w:pPr>
+            <w:proofErr w:type="spellStart"/>
             <w:r>
               <w:rPr>
                 <w:rFonts w:ascii="Arial" w:hAnsi="Arial" w:cs="Arial"/>
@@ -4368,6 +5651,7 @@
               </w:rPr>
               <w:t>_HVAC_Filter_ID</w:t>
             </w:r>
+            <w:proofErr w:type="spellEnd"/>
           </w:p>
         </w:tc>
         <w:tc>
@@ -4441,6 +5725,7 @@
                 <w14:ligatures w14:val="none"/>
               </w:rPr>
             </w:pPr>
+            <w:proofErr w:type="spellStart"/>
             <w:r>
               <w:rPr>
                 <w:rFonts w:ascii="Arial" w:hAnsi="Arial" w:cs="Arial"/>
@@ -4452,6 +5737,7 @@
               </w:rPr>
               <w:t>Facility_HVAC_Filter</w:t>
             </w:r>
+            <w:proofErr w:type="spellEnd"/>
           </w:p>
         </w:tc>
         <w:tc>
@@ -4471,6 +5757,7 @@
                 <w14:ligatures w14:val="none"/>
               </w:rPr>
             </w:pPr>
+            <w:proofErr w:type="spellStart"/>
             <w:r>
               <w:rPr>
                 <w:rFonts w:ascii="Arial" w:eastAsia="Times New Roman" w:hAnsi="Arial" w:cs="Arial"/>
@@ -4482,6 +5769,7 @@
               </w:rPr>
               <w:t>Rink_Change_Date</w:t>
             </w:r>
+            <w:proofErr w:type="spellEnd"/>
           </w:p>
         </w:tc>
         <w:tc>
@@ -4597,6 +5885,7 @@
                 <w14:ligatures w14:val="none"/>
               </w:rPr>
             </w:pPr>
+            <w:proofErr w:type="spellStart"/>
             <w:r>
               <w:rPr>
                 <w:rFonts w:ascii="Arial" w:eastAsia="Times New Roman" w:hAnsi="Arial" w:cs="Arial"/>
@@ -4610,6 +5899,7 @@
               </w:rPr>
               <w:t>Facility_HVAC_Filter</w:t>
             </w:r>
+            <w:proofErr w:type="spellEnd"/>
           </w:p>
         </w:tc>
         <w:tc>
@@ -4777,6 +6067,7 @@
                 <w14:ligatures w14:val="none"/>
               </w:rPr>
             </w:pPr>
+            <w:proofErr w:type="spellStart"/>
             <w:r>
               <w:rPr>
                 <w:rFonts w:ascii="Arial" w:eastAsia="Times New Roman" w:hAnsi="Arial" w:cs="Arial"/>
@@ -4790,6 +6081,7 @@
               </w:rPr>
               <w:t>Facility_HVAC_Filter</w:t>
             </w:r>
+            <w:proofErr w:type="spellEnd"/>
           </w:p>
         </w:tc>
         <w:tc>
@@ -4979,6 +6271,7 @@
                 <w14:ligatures w14:val="none"/>
               </w:rPr>
             </w:pPr>
+            <w:proofErr w:type="spellStart"/>
             <w:r>
               <w:rPr>
                 <w:rFonts w:ascii="Arial" w:eastAsia="Times New Roman" w:hAnsi="Arial" w:cs="Arial"/>
@@ -4992,6 +6285,7 @@
               </w:rPr>
               <w:t>Facility_HVAC_Filter</w:t>
             </w:r>
+            <w:proofErr w:type="spellEnd"/>
           </w:p>
         </w:tc>
         <w:tc>
@@ -5181,6 +6475,7 @@
                 <w14:ligatures w14:val="none"/>
               </w:rPr>
             </w:pPr>
+            <w:proofErr w:type="spellStart"/>
             <w:r>
               <w:rPr>
                 <w:rFonts w:ascii="Arial" w:eastAsia="Times New Roman" w:hAnsi="Arial" w:cs="Arial"/>
@@ -5194,6 +6489,7 @@
               </w:rPr>
               <w:t>Facility_HVAC_Filter</w:t>
             </w:r>
+            <w:proofErr w:type="spellEnd"/>
           </w:p>
         </w:tc>
         <w:tc>
@@ -5285,6 +6581,11 @@
           </w:tcPr>
           <w:p>
             <w:pPr>
+              <w:pStyle w:val="ListParagraph"/>
+              <w:numPr>
+                <w:ilvl w:val="0"/>
+                <w:numId w:val="16"/>
+              </w:numPr>
               <w:cnfStyle w:val="000000000000" w:firstRow="0" w:lastRow="0" w:firstColumn="0" w:lastColumn="0" w:oddVBand="0" w:evenVBand="0" w:oddHBand="0" w:evenHBand="0" w:firstRowFirstColumn="0" w:firstRowLastColumn="0" w:lastRowFirstColumn="0" w:lastRowLastColumn="0"/>
               <w:rPr>
                 <w:rFonts w:ascii="Arial" w:eastAsia="Times New Roman" w:hAnsi="Arial" w:cs="Arial"/>
@@ -5305,6 +6606,73 @@
                 <w14:ligatures w14:val="none"/>
               </w:rPr>
               <w:t>Number Input</w:t>
+            </w:r>
+            <w:r>
+              <w:rPr>
+                <w:rFonts w:ascii="Arial" w:eastAsia="Times New Roman" w:hAnsi="Arial" w:cs="Arial"/>
+                <w:color w:val="000000"/>
+                <w:kern w:val="0"/>
+                <w:sz w:val="22"/>
+                <w:szCs w:val="22"/>
+                <w14:ligatures w14:val="none"/>
+              </w:rPr>
+              <w:t xml:space="preserve"> for initial inventory</w:t>
+            </w:r>
+          </w:p>
+          <w:p>
+            <w:pPr>
+              <w:pStyle w:val="ListParagraph"/>
+              <w:numPr>
+                <w:ilvl w:val="0"/>
+                <w:numId w:val="16"/>
+              </w:numPr>
+              <w:cnfStyle w:val="000000000000" w:firstRow="0" w:lastRow="0" w:firstColumn="0" w:lastColumn="0" w:oddVBand="0" w:evenVBand="0" w:oddHBand="0" w:evenHBand="0" w:firstRowFirstColumn="0" w:firstRowLastColumn="0" w:lastRowFirstColumn="0" w:lastRowLastColumn="0"/>
+              <w:rPr>
+                <w:rFonts w:ascii="Arial" w:eastAsia="Times New Roman" w:hAnsi="Arial" w:cs="Arial"/>
+                <w:color w:val="000000"/>
+                <w:kern w:val="0"/>
+                <w:sz w:val="22"/>
+                <w:szCs w:val="22"/>
+                <w14:ligatures w14:val="none"/>
+              </w:rPr>
+            </w:pPr>
+            <w:r>
+              <w:rPr>
+                <w:rFonts w:ascii="Arial" w:eastAsia="Times New Roman" w:hAnsi="Arial" w:cs="Arial"/>
+                <w:color w:val="000000"/>
+                <w:kern w:val="0"/>
+                <w:sz w:val="22"/>
+                <w:szCs w:val="22"/>
+                <w14:ligatures w14:val="none"/>
+              </w:rPr>
+              <w:t>Auto deduct when checked yes</w:t>
+            </w:r>
+          </w:p>
+          <w:p>
+            <w:pPr>
+              <w:ind w:left="360"/>
+              <w:cnfStyle w:val="000000000000" w:firstRow="0" w:lastRow="0" w:firstColumn="0" w:lastColumn="0" w:oddVBand="0" w:evenVBand="0" w:oddHBand="0" w:evenHBand="0" w:firstRowFirstColumn="0" w:firstRowLastColumn="0" w:lastRowFirstColumn="0" w:lastRowLastColumn="0"/>
+              <w:rPr>
+                <w:rFonts w:ascii="Arial" w:eastAsia="Times New Roman" w:hAnsi="Arial" w:cs="Arial"/>
+                <w:color w:val="000000"/>
+                <w:kern w:val="0"/>
+                <w:sz w:val="22"/>
+                <w:szCs w:val="22"/>
+                <w14:ligatures w14:val="none"/>
+              </w:rPr>
+            </w:pPr>
+            <w:r>
+              <w:rPr>
+                <w:rFonts w:ascii="Arial" w:eastAsia="Times New Roman" w:hAnsi="Arial" w:cs="Arial"/>
+                <w:b/>
+                <w:bCs/>
+                <w:color w:val="000000"/>
+                <w:kern w:val="0"/>
+                <w:sz w:val="22"/>
+                <w:szCs w:val="22"/>
+                <w14:ligatures w14:val="none"/>
+              </w:rPr>
+              <w:t>Required</w:t>
             </w:r>
           </w:p>
         </w:tc>
@@ -5335,6 +6703,7 @@
                 <w14:ligatures w14:val="none"/>
               </w:rPr>
             </w:pPr>
+            <w:proofErr w:type="spellStart"/>
             <w:r>
               <w:rPr>
                 <w:rFonts w:ascii="Arial" w:eastAsia="Times New Roman" w:hAnsi="Arial" w:cs="Arial"/>
@@ -5348,6 +6717,7 @@
               </w:rPr>
               <w:t>Facility_HVAC_Filter</w:t>
             </w:r>
+            <w:proofErr w:type="spellEnd"/>
           </w:p>
         </w:tc>
         <w:tc>
@@ -5461,6 +6831,11 @@
           </w:tcPr>
           <w:p>
             <w:pPr>
+              <w:pStyle w:val="ListParagraph"/>
+              <w:numPr>
+                <w:ilvl w:val="0"/>
+                <w:numId w:val="17"/>
+              </w:numPr>
               <w:cnfStyle w:val="000000000000" w:firstRow="0" w:lastRow="0" w:firstColumn="0" w:lastColumn="0" w:oddVBand="0" w:evenVBand="0" w:oddHBand="0" w:evenHBand="0" w:firstRowFirstColumn="0" w:firstRowLastColumn="0" w:lastRowFirstColumn="0" w:lastRowLastColumn="0"/>
               <w:rPr>
                 <w:rFonts w:ascii="Arial" w:eastAsia="Times New Roman" w:hAnsi="Arial" w:cs="Arial"/>
@@ -5481,6 +6856,73 @@
                 <w14:ligatures w14:val="none"/>
               </w:rPr>
               <w:t>Number Input</w:t>
+            </w:r>
+            <w:r>
+              <w:rPr>
+                <w:rFonts w:ascii="Arial" w:eastAsia="Times New Roman" w:hAnsi="Arial" w:cs="Arial"/>
+                <w:color w:val="000000"/>
+                <w:kern w:val="0"/>
+                <w:sz w:val="22"/>
+                <w:szCs w:val="22"/>
+                <w14:ligatures w14:val="none"/>
+              </w:rPr>
+              <w:t xml:space="preserve"> for initial inventory</w:t>
+            </w:r>
+          </w:p>
+          <w:p>
+            <w:pPr>
+              <w:pStyle w:val="ListParagraph"/>
+              <w:numPr>
+                <w:ilvl w:val="0"/>
+                <w:numId w:val="17"/>
+              </w:numPr>
+              <w:cnfStyle w:val="000000000000" w:firstRow="0" w:lastRow="0" w:firstColumn="0" w:lastColumn="0" w:oddVBand="0" w:evenVBand="0" w:oddHBand="0" w:evenHBand="0" w:firstRowFirstColumn="0" w:firstRowLastColumn="0" w:lastRowFirstColumn="0" w:lastRowLastColumn="0"/>
+              <w:rPr>
+                <w:rFonts w:ascii="Arial" w:eastAsia="Times New Roman" w:hAnsi="Arial" w:cs="Arial"/>
+                <w:color w:val="000000"/>
+                <w:kern w:val="0"/>
+                <w:sz w:val="22"/>
+                <w:szCs w:val="22"/>
+                <w14:ligatures w14:val="none"/>
+              </w:rPr>
+            </w:pPr>
+            <w:r>
+              <w:rPr>
+                <w:rFonts w:ascii="Arial" w:eastAsia="Times New Roman" w:hAnsi="Arial" w:cs="Arial"/>
+                <w:color w:val="000000"/>
+                <w:kern w:val="0"/>
+                <w:sz w:val="22"/>
+                <w:szCs w:val="22"/>
+                <w14:ligatures w14:val="none"/>
+              </w:rPr>
+              <w:t>Auto deduct when checked yes</w:t>
+            </w:r>
+          </w:p>
+          <w:p>
+            <w:pPr>
+              <w:ind w:left="360"/>
+              <w:cnfStyle w:val="000000000000" w:firstRow="0" w:lastRow="0" w:firstColumn="0" w:lastColumn="0" w:oddVBand="0" w:evenVBand="0" w:oddHBand="0" w:evenHBand="0" w:firstRowFirstColumn="0" w:firstRowLastColumn="0" w:lastRowFirstColumn="0" w:lastRowLastColumn="0"/>
+              <w:rPr>
+                <w:rFonts w:ascii="Arial" w:eastAsia="Times New Roman" w:hAnsi="Arial" w:cs="Arial"/>
+                <w:color w:val="000000"/>
+                <w:kern w:val="0"/>
+                <w:sz w:val="22"/>
+                <w:szCs w:val="22"/>
+                <w14:ligatures w14:val="none"/>
+              </w:rPr>
+            </w:pPr>
+            <w:r>
+              <w:rPr>
+                <w:rFonts w:ascii="Arial" w:eastAsia="Times New Roman" w:hAnsi="Arial" w:cs="Arial"/>
+                <w:b/>
+                <w:bCs/>
+                <w:color w:val="000000"/>
+                <w:kern w:val="0"/>
+                <w:sz w:val="22"/>
+                <w:szCs w:val="22"/>
+                <w14:ligatures w14:val="none"/>
+              </w:rPr>
+              <w:t>Required</w:t>
             </w:r>
           </w:p>
         </w:tc>
@@ -5511,6 +6953,7 @@
                 <w14:ligatures w14:val="none"/>
               </w:rPr>
             </w:pPr>
+            <w:proofErr w:type="spellStart"/>
             <w:r>
               <w:rPr>
                 <w:rFonts w:ascii="Arial" w:eastAsia="Times New Roman" w:hAnsi="Arial" w:cs="Arial"/>
@@ -5524,6 +6967,7 @@
               </w:rPr>
               <w:t>Facility_HVAC_Filter</w:t>
             </w:r>
+            <w:proofErr w:type="spellEnd"/>
           </w:p>
         </w:tc>
         <w:tc>
@@ -5637,6 +7081,11 @@
           </w:tcPr>
           <w:p>
             <w:pPr>
+              <w:pStyle w:val="ListParagraph"/>
+              <w:numPr>
+                <w:ilvl w:val="0"/>
+                <w:numId w:val="18"/>
+              </w:numPr>
               <w:cnfStyle w:val="000000000000" w:firstRow="0" w:lastRow="0" w:firstColumn="0" w:lastColumn="0" w:oddVBand="0" w:evenVBand="0" w:oddHBand="0" w:evenHBand="0" w:firstRowFirstColumn="0" w:firstRowLastColumn="0" w:lastRowFirstColumn="0" w:lastRowLastColumn="0"/>
               <w:rPr>
                 <w:rFonts w:ascii="Arial" w:eastAsia="Times New Roman" w:hAnsi="Arial" w:cs="Arial"/>
@@ -5657,6 +7106,73 @@
                 <w14:ligatures w14:val="none"/>
               </w:rPr>
               <w:t>Number Input</w:t>
+            </w:r>
+            <w:r>
+              <w:rPr>
+                <w:rFonts w:ascii="Arial" w:eastAsia="Times New Roman" w:hAnsi="Arial" w:cs="Arial"/>
+                <w:color w:val="000000"/>
+                <w:kern w:val="0"/>
+                <w:sz w:val="22"/>
+                <w:szCs w:val="22"/>
+                <w14:ligatures w14:val="none"/>
+              </w:rPr>
+              <w:t xml:space="preserve"> for initial inventory</w:t>
+            </w:r>
+          </w:p>
+          <w:p>
+            <w:pPr>
+              <w:pStyle w:val="ListParagraph"/>
+              <w:numPr>
+                <w:ilvl w:val="0"/>
+                <w:numId w:val="18"/>
+              </w:numPr>
+              <w:cnfStyle w:val="000000000000" w:firstRow="0" w:lastRow="0" w:firstColumn="0" w:lastColumn="0" w:oddVBand="0" w:evenVBand="0" w:oddHBand="0" w:evenHBand="0" w:firstRowFirstColumn="0" w:firstRowLastColumn="0" w:lastRowFirstColumn="0" w:lastRowLastColumn="0"/>
+              <w:rPr>
+                <w:rFonts w:ascii="Arial" w:eastAsia="Times New Roman" w:hAnsi="Arial" w:cs="Arial"/>
+                <w:color w:val="000000"/>
+                <w:kern w:val="0"/>
+                <w:sz w:val="22"/>
+                <w:szCs w:val="22"/>
+                <w14:ligatures w14:val="none"/>
+              </w:rPr>
+            </w:pPr>
+            <w:r>
+              <w:rPr>
+                <w:rFonts w:ascii="Arial" w:eastAsia="Times New Roman" w:hAnsi="Arial" w:cs="Arial"/>
+                <w:color w:val="000000"/>
+                <w:kern w:val="0"/>
+                <w:sz w:val="22"/>
+                <w:szCs w:val="22"/>
+                <w14:ligatures w14:val="none"/>
+              </w:rPr>
+              <w:t>Auto deduct when checked yes</w:t>
+            </w:r>
+          </w:p>
+          <w:p>
+            <w:pPr>
+              <w:ind w:left="360"/>
+              <w:cnfStyle w:val="000000000000" w:firstRow="0" w:lastRow="0" w:firstColumn="0" w:lastColumn="0" w:oddVBand="0" w:evenVBand="0" w:oddHBand="0" w:evenHBand="0" w:firstRowFirstColumn="0" w:firstRowLastColumn="0" w:lastRowFirstColumn="0" w:lastRowLastColumn="0"/>
+              <w:rPr>
+                <w:rFonts w:ascii="Arial" w:eastAsia="Times New Roman" w:hAnsi="Arial" w:cs="Arial"/>
+                <w:color w:val="000000"/>
+                <w:kern w:val="0"/>
+                <w:sz w:val="22"/>
+                <w:szCs w:val="22"/>
+                <w14:ligatures w14:val="none"/>
+              </w:rPr>
+            </w:pPr>
+            <w:r>
+              <w:rPr>
+                <w:rFonts w:ascii="Arial" w:eastAsia="Times New Roman" w:hAnsi="Arial" w:cs="Arial"/>
+                <w:b/>
+                <w:bCs/>
+                <w:color w:val="000000"/>
+                <w:kern w:val="0"/>
+                <w:sz w:val="22"/>
+                <w:szCs w:val="22"/>
+                <w14:ligatures w14:val="none"/>
+              </w:rPr>
+              <w:t>Required</w:t>
             </w:r>
           </w:p>
         </w:tc>
@@ -5687,6 +7203,7 @@
                 <w14:ligatures w14:val="none"/>
               </w:rPr>
             </w:pPr>
+            <w:proofErr w:type="spellStart"/>
             <w:r>
               <w:rPr>
                 <w:rFonts w:ascii="Arial" w:eastAsia="Times New Roman" w:hAnsi="Arial" w:cs="Arial"/>
@@ -5700,6 +7217,7 @@
               </w:rPr>
               <w:t>Facility_HVAC_Filter</w:t>
             </w:r>
+            <w:proofErr w:type="spellEnd"/>
           </w:p>
         </w:tc>
         <w:tc>
@@ -5832,6 +7350,7 @@
                 <w14:ligatures w14:val="none"/>
               </w:rPr>
             </w:pPr>
+            <w:proofErr w:type="spellStart"/>
             <w:r>
               <w:rPr>
                 <w:rFonts w:ascii="Arial" w:eastAsia="Times New Roman" w:hAnsi="Arial" w:cs="Arial"/>
@@ -5845,6 +7364,7 @@
               </w:rPr>
               <w:t>Facility_HVAC_Filter</w:t>
             </w:r>
+            <w:proofErr w:type="spellEnd"/>
           </w:p>
         </w:tc>
         <w:tc>
@@ -5864,6 +7384,7 @@
                 <w14:ligatures w14:val="none"/>
               </w:rPr>
             </w:pPr>
+            <w:proofErr w:type="spellStart"/>
             <w:r>
               <w:rPr>
                 <w:rFonts w:ascii="Arial" w:eastAsia="Times New Roman" w:hAnsi="Arial" w:cs="Arial"/>
@@ -5875,6 +7396,7 @@
               </w:rPr>
               <w:t>Worker_ID</w:t>
             </w:r>
+            <w:proofErr w:type="spellEnd"/>
           </w:p>
         </w:tc>
         <w:tc>
@@ -6059,6 +7581,7 @@
                 <w:szCs w:val="22"/>
               </w:rPr>
             </w:pPr>
+            <w:proofErr w:type="spellStart"/>
             <w:r>
               <w:rPr>
                 <w:rFonts w:ascii="Arial" w:hAnsi="Arial" w:cs="Arial"/>
@@ -6067,6 +7590,7 @@
               </w:rPr>
               <w:t>Ice_Maintenance</w:t>
             </w:r>
+            <w:proofErr w:type="spellEnd"/>
           </w:p>
         </w:tc>
         <w:tc>
@@ -6081,6 +7605,7 @@
                 <w:szCs w:val="22"/>
               </w:rPr>
             </w:pPr>
+            <w:proofErr w:type="spellStart"/>
             <w:r>
               <w:rPr>
                 <w:rFonts w:ascii="Arial" w:hAnsi="Arial" w:cs="Arial"/>
@@ -6089,6 +7614,7 @@
               </w:rPr>
               <w:t>Ice_Maintenance_ID</w:t>
             </w:r>
+            <w:proofErr w:type="spellEnd"/>
           </w:p>
         </w:tc>
         <w:tc>
@@ -6162,6 +7688,7 @@
                 <w14:ligatures w14:val="none"/>
               </w:rPr>
             </w:pPr>
+            <w:proofErr w:type="spellStart"/>
             <w:r>
               <w:rPr>
                 <w:rFonts w:ascii="Arial" w:hAnsi="Arial" w:cs="Arial"/>
@@ -6173,6 +7700,7 @@
               </w:rPr>
               <w:t>Ice_Maintenance</w:t>
             </w:r>
+            <w:proofErr w:type="spellEnd"/>
           </w:p>
         </w:tc>
         <w:tc>
@@ -6192,6 +7720,7 @@
                 <w14:ligatures w14:val="none"/>
               </w:rPr>
             </w:pPr>
+            <w:proofErr w:type="spellStart"/>
             <w:r>
               <w:rPr>
                 <w:rFonts w:ascii="Arial" w:eastAsia="Times New Roman" w:hAnsi="Arial" w:cs="Arial"/>
@@ -6203,6 +7732,7 @@
               </w:rPr>
               <w:t>Ice_Maintenance_Date</w:t>
             </w:r>
+            <w:proofErr w:type="spellEnd"/>
           </w:p>
         </w:tc>
         <w:tc>
@@ -6318,6 +7848,7 @@
                 <w14:ligatures w14:val="none"/>
               </w:rPr>
             </w:pPr>
+            <w:proofErr w:type="spellStart"/>
             <w:r>
               <w:rPr>
                 <w:rFonts w:ascii="Arial" w:eastAsia="Times New Roman" w:hAnsi="Arial" w:cs="Arial"/>
@@ -6331,6 +7862,7 @@
               </w:rPr>
               <w:t>Ice_Maintenance</w:t>
             </w:r>
+            <w:proofErr w:type="spellEnd"/>
           </w:p>
         </w:tc>
         <w:tc>
@@ -6602,6 +8134,7 @@
                 <w14:ligatures w14:val="none"/>
               </w:rPr>
             </w:pPr>
+            <w:proofErr w:type="spellStart"/>
             <w:r>
               <w:rPr>
                 <w:rFonts w:ascii="Arial" w:eastAsia="Times New Roman" w:hAnsi="Arial" w:cs="Arial"/>
@@ -6615,6 +8148,7 @@
               </w:rPr>
               <w:t>Ice_Maintenance</w:t>
             </w:r>
+            <w:proofErr w:type="spellEnd"/>
           </w:p>
         </w:tc>
         <w:tc>
@@ -6795,6 +8329,7 @@
                 <w14:ligatures w14:val="none"/>
               </w:rPr>
             </w:pPr>
+            <w:proofErr w:type="spellStart"/>
             <w:r>
               <w:rPr>
                 <w:rFonts w:ascii="Arial" w:eastAsia="Times New Roman" w:hAnsi="Arial" w:cs="Arial"/>
@@ -6808,6 +8343,7 @@
               </w:rPr>
               <w:t>Ice_Maintenance</w:t>
             </w:r>
+            <w:proofErr w:type="spellEnd"/>
           </w:p>
         </w:tc>
         <w:tc>
@@ -6827,6 +8363,7 @@
                 <w14:ligatures w14:val="none"/>
               </w:rPr>
             </w:pPr>
+            <w:proofErr w:type="spellStart"/>
             <w:r>
               <w:rPr>
                 <w:rFonts w:ascii="Arial" w:eastAsia="Times New Roman" w:hAnsi="Arial" w:cs="Arial"/>
@@ -6838,6 +8375,7 @@
               </w:rPr>
               <w:t>Cross_Cut</w:t>
             </w:r>
+            <w:proofErr w:type="spellEnd"/>
           </w:p>
         </w:tc>
         <w:tc>
@@ -6988,6 +8526,7 @@
                 <w14:ligatures w14:val="none"/>
               </w:rPr>
             </w:pPr>
+            <w:proofErr w:type="spellStart"/>
             <w:r>
               <w:rPr>
                 <w:rFonts w:ascii="Arial" w:eastAsia="Times New Roman" w:hAnsi="Arial" w:cs="Arial"/>
@@ -7001,6 +8540,7 @@
               </w:rPr>
               <w:t>Ice_Maintenance</w:t>
             </w:r>
+            <w:proofErr w:type="spellEnd"/>
           </w:p>
         </w:tc>
         <w:tc>
@@ -7020,6 +8560,7 @@
                 <w14:ligatures w14:val="none"/>
               </w:rPr>
             </w:pPr>
+            <w:proofErr w:type="spellStart"/>
             <w:r>
               <w:rPr>
                 <w:rFonts w:ascii="Arial" w:eastAsia="Times New Roman" w:hAnsi="Arial" w:cs="Arial"/>
@@ -7031,6 +8572,7 @@
               </w:rPr>
               <w:t>Hand_Flood</w:t>
             </w:r>
+            <w:proofErr w:type="spellEnd"/>
           </w:p>
         </w:tc>
         <w:tc>
@@ -7181,6 +8723,7 @@
                 <w14:ligatures w14:val="none"/>
               </w:rPr>
             </w:pPr>
+            <w:proofErr w:type="spellStart"/>
             <w:r>
               <w:rPr>
                 <w:rFonts w:ascii="Arial" w:eastAsia="Times New Roman" w:hAnsi="Arial" w:cs="Arial"/>
@@ -7194,6 +8737,7 @@
               </w:rPr>
               <w:t>Ice_Maintenance</w:t>
             </w:r>
+            <w:proofErr w:type="spellEnd"/>
           </w:p>
         </w:tc>
         <w:tc>
@@ -7350,6 +8894,7 @@
                 <w14:ligatures w14:val="none"/>
               </w:rPr>
             </w:pPr>
+            <w:proofErr w:type="spellStart"/>
             <w:r>
               <w:rPr>
                 <w:rFonts w:ascii="Arial" w:eastAsia="Times New Roman" w:hAnsi="Arial" w:cs="Arial"/>
@@ -7363,6 +8908,7 @@
               </w:rPr>
               <w:t>Ice_Maintenance</w:t>
             </w:r>
+            <w:proofErr w:type="spellEnd"/>
           </w:p>
         </w:tc>
         <w:tc>
@@ -7382,6 +8928,7 @@
                 <w14:ligatures w14:val="none"/>
               </w:rPr>
             </w:pPr>
+            <w:proofErr w:type="spellStart"/>
             <w:r>
               <w:rPr>
                 <w:rFonts w:ascii="Arial" w:eastAsia="Times New Roman" w:hAnsi="Arial" w:cs="Arial"/>
@@ -7393,6 +8940,7 @@
               </w:rPr>
               <w:t>Worker_ID</w:t>
             </w:r>
+            <w:proofErr w:type="spellEnd"/>
           </w:p>
         </w:tc>
         <w:tc>
@@ -7566,6 +9114,7 @@
                 <w:szCs w:val="22"/>
               </w:rPr>
             </w:pPr>
+            <w:proofErr w:type="spellStart"/>
             <w:r>
               <w:rPr>
                 <w:rFonts w:ascii="Arial" w:hAnsi="Arial" w:cs="Arial"/>
@@ -7574,6 +9123,7 @@
               </w:rPr>
               <w:t>Rink_Misc_Maintenance</w:t>
             </w:r>
+            <w:proofErr w:type="spellEnd"/>
           </w:p>
         </w:tc>
         <w:tc>
@@ -7588,6 +9138,7 @@
                 <w:szCs w:val="22"/>
               </w:rPr>
             </w:pPr>
+            <w:proofErr w:type="spellStart"/>
             <w:r>
               <w:rPr>
                 <w:rFonts w:ascii="Arial" w:hAnsi="Arial" w:cs="Arial"/>
@@ -7596,6 +9147,7 @@
               </w:rPr>
               <w:t>Rink_Misc_Maintenance_ID</w:t>
             </w:r>
+            <w:proofErr w:type="spellEnd"/>
           </w:p>
         </w:tc>
         <w:tc>
@@ -7656,6 +9208,7 @@
                 <w:szCs w:val="22"/>
               </w:rPr>
             </w:pPr>
+            <w:proofErr w:type="spellStart"/>
             <w:r>
               <w:rPr>
                 <w:rFonts w:ascii="Arial" w:hAnsi="Arial" w:cs="Arial"/>
@@ -7664,6 +9217,7 @@
               </w:rPr>
               <w:t>Rink_Misc_Maintenance</w:t>
             </w:r>
+            <w:proofErr w:type="spellEnd"/>
           </w:p>
         </w:tc>
         <w:tc>
@@ -7678,6 +9232,7 @@
                 <w:szCs w:val="22"/>
               </w:rPr>
             </w:pPr>
+            <w:proofErr w:type="spellStart"/>
             <w:r>
               <w:rPr>
                 <w:rFonts w:ascii="Arial" w:hAnsi="Arial" w:cs="Arial"/>
@@ -7694,6 +9249,7 @@
               </w:rPr>
               <w:t>_Date</w:t>
             </w:r>
+            <w:proofErr w:type="spellEnd"/>
           </w:p>
         </w:tc>
         <w:tc>
@@ -7789,6 +9345,7 @@
                 <w14:ligatures w14:val="none"/>
               </w:rPr>
             </w:pPr>
+            <w:proofErr w:type="spellStart"/>
             <w:r>
               <w:rPr>
                 <w:rFonts w:ascii="Arial" w:eastAsia="Times New Roman" w:hAnsi="Arial" w:cs="Arial"/>
@@ -7802,6 +9359,7 @@
               </w:rPr>
               <w:t>Rink_Misc_Maintenance</w:t>
             </w:r>
+            <w:proofErr w:type="spellEnd"/>
           </w:p>
         </w:tc>
         <w:tc>
@@ -7934,6 +9492,7 @@
                 <w14:ligatures w14:val="none"/>
               </w:rPr>
             </w:pPr>
+            <w:proofErr w:type="spellStart"/>
             <w:r>
               <w:rPr>
                 <w:rFonts w:ascii="Arial" w:eastAsia="Times New Roman" w:hAnsi="Arial" w:cs="Arial"/>
@@ -7947,6 +9506,7 @@
               </w:rPr>
               <w:t>Rink_Misc_Maintenance</w:t>
             </w:r>
+            <w:proofErr w:type="spellEnd"/>
           </w:p>
         </w:tc>
         <w:tc>
@@ -8079,6 +9639,7 @@
                 <w14:ligatures w14:val="none"/>
               </w:rPr>
             </w:pPr>
+            <w:proofErr w:type="spellStart"/>
             <w:r>
               <w:rPr>
                 <w:rFonts w:ascii="Arial" w:eastAsia="Times New Roman" w:hAnsi="Arial" w:cs="Arial"/>
@@ -8092,6 +9653,7 @@
               </w:rPr>
               <w:t>Rink_Misc_Maintenance</w:t>
             </w:r>
+            <w:proofErr w:type="spellEnd"/>
           </w:p>
         </w:tc>
         <w:tc>
@@ -8111,6 +9673,7 @@
                 <w14:ligatures w14:val="none"/>
               </w:rPr>
             </w:pPr>
+            <w:proofErr w:type="spellStart"/>
             <w:r>
               <w:rPr>
                 <w:rFonts w:ascii="Arial" w:eastAsia="Times New Roman" w:hAnsi="Arial" w:cs="Arial"/>
@@ -8122,6 +9685,7 @@
               </w:rPr>
               <w:t>Worker_ID</w:t>
             </w:r>
+            <w:proofErr w:type="spellEnd"/>
           </w:p>
         </w:tc>
         <w:tc>
@@ -8224,16 +9788,6 @@
           <w:szCs w:val="40"/>
         </w:rPr>
       </w:pPr>
-    </w:p>
-    <w:p>
-      <w:pPr>
-        <w:rPr>
-          <w:b/>
-          <w:bCs/>
-          <w:sz w:val="40"/>
-          <w:szCs w:val="40"/>
-        </w:rPr>
-      </w:pPr>
       <w:r>
         <w:rPr>
           <w:b/>
@@ -8241,6 +9795,7 @@
           <w:sz w:val="40"/>
           <w:szCs w:val="40"/>
         </w:rPr>
+        <w:lastRenderedPageBreak/>
         <w:t>Natural Gas Form</w:t>
       </w:r>
     </w:p>
@@ -8343,6 +9898,7 @@
                 <w:szCs w:val="22"/>
               </w:rPr>
             </w:pPr>
+            <w:proofErr w:type="spellStart"/>
             <w:r>
               <w:rPr>
                 <w:rFonts w:ascii="Arial" w:hAnsi="Arial" w:cs="Arial"/>
@@ -8351,6 +9907,7 @@
               </w:rPr>
               <w:t>Natural_Gas_Stats</w:t>
             </w:r>
+            <w:proofErr w:type="spellEnd"/>
           </w:p>
         </w:tc>
         <w:tc>
@@ -8365,6 +9922,7 @@
                 <w:szCs w:val="22"/>
               </w:rPr>
             </w:pPr>
+            <w:proofErr w:type="spellStart"/>
             <w:r>
               <w:rPr>
                 <w:rFonts w:ascii="Arial" w:hAnsi="Arial" w:cs="Arial"/>
@@ -8381,6 +9939,7 @@
               </w:rPr>
               <w:t>_ID</w:t>
             </w:r>
+            <w:proofErr w:type="spellEnd"/>
           </w:p>
         </w:tc>
         <w:tc>
@@ -8454,6 +10013,7 @@
                 <w14:ligatures w14:val="none"/>
               </w:rPr>
             </w:pPr>
+            <w:proofErr w:type="spellStart"/>
             <w:r>
               <w:rPr>
                 <w:rFonts w:ascii="Arial" w:eastAsia="Times New Roman" w:hAnsi="Arial" w:cs="Arial"/>
@@ -8467,6 +10027,7 @@
               </w:rPr>
               <w:t>Natural_Gas_Stats</w:t>
             </w:r>
+            <w:proofErr w:type="spellEnd"/>
           </w:p>
         </w:tc>
         <w:tc>
@@ -8486,6 +10047,7 @@
                 <w14:ligatures w14:val="none"/>
               </w:rPr>
             </w:pPr>
+            <w:proofErr w:type="spellStart"/>
             <w:r>
               <w:rPr>
                 <w:rFonts w:ascii="Arial" w:eastAsia="Times New Roman" w:hAnsi="Arial" w:cs="Arial"/>
@@ -8508,6 +10070,7 @@
               </w:rPr>
               <w:t>Billing_Date</w:t>
             </w:r>
+            <w:proofErr w:type="spellEnd"/>
           </w:p>
         </w:tc>
         <w:tc>
@@ -8623,6 +10186,7 @@
                 <w14:ligatures w14:val="none"/>
               </w:rPr>
             </w:pPr>
+            <w:proofErr w:type="spellStart"/>
             <w:r>
               <w:rPr>
                 <w:rFonts w:ascii="Arial" w:eastAsia="Times New Roman" w:hAnsi="Arial" w:cs="Arial"/>
@@ -8636,6 +10200,7 @@
               </w:rPr>
               <w:t>Natural_Gas_Stats</w:t>
             </w:r>
+            <w:proofErr w:type="spellEnd"/>
           </w:p>
         </w:tc>
         <w:tc>
@@ -8655,6 +10220,7 @@
                 <w14:ligatures w14:val="none"/>
               </w:rPr>
             </w:pPr>
+            <w:proofErr w:type="spellStart"/>
             <w:r>
               <w:rPr>
                 <w:rFonts w:ascii="Arial" w:eastAsia="Times New Roman" w:hAnsi="Arial" w:cs="Arial"/>
@@ -8677,6 +10243,7 @@
               </w:rPr>
               <w:t>Read_Date</w:t>
             </w:r>
+            <w:proofErr w:type="spellEnd"/>
           </w:p>
         </w:tc>
         <w:tc>
@@ -8792,6 +10359,7 @@
                 <w14:ligatures w14:val="none"/>
               </w:rPr>
             </w:pPr>
+            <w:proofErr w:type="spellStart"/>
             <w:r>
               <w:rPr>
                 <w:rFonts w:ascii="Arial" w:eastAsia="Times New Roman" w:hAnsi="Arial" w:cs="Arial"/>
@@ -8805,6 +10373,7 @@
               </w:rPr>
               <w:t>Natural_Gas_Stats</w:t>
             </w:r>
+            <w:proofErr w:type="spellEnd"/>
           </w:p>
         </w:tc>
         <w:tc>
@@ -8824,6 +10393,7 @@
                 <w14:ligatures w14:val="none"/>
               </w:rPr>
             </w:pPr>
+            <w:proofErr w:type="spellStart"/>
             <w:r>
               <w:rPr>
                 <w:rFonts w:ascii="Arial" w:eastAsia="Times New Roman" w:hAnsi="Arial" w:cs="Arial"/>
@@ -8846,6 +10416,7 @@
               </w:rPr>
               <w:t>Billing_Days</w:t>
             </w:r>
+            <w:proofErr w:type="spellEnd"/>
           </w:p>
         </w:tc>
         <w:tc>
@@ -8961,6 +10532,7 @@
                 <w14:ligatures w14:val="none"/>
               </w:rPr>
             </w:pPr>
+            <w:proofErr w:type="spellStart"/>
             <w:r>
               <w:rPr>
                 <w:rFonts w:ascii="Arial" w:eastAsia="Times New Roman" w:hAnsi="Arial" w:cs="Arial"/>
@@ -8974,6 +10546,7 @@
               </w:rPr>
               <w:t>Natural_Gas_Stats</w:t>
             </w:r>
+            <w:proofErr w:type="spellEnd"/>
           </w:p>
         </w:tc>
         <w:tc>
@@ -8993,6 +10566,7 @@
                 <w14:ligatures w14:val="none"/>
               </w:rPr>
             </w:pPr>
+            <w:proofErr w:type="spellStart"/>
             <w:r>
               <w:rPr>
                 <w:rFonts w:ascii="Arial" w:eastAsia="Times New Roman" w:hAnsi="Arial" w:cs="Arial"/>
@@ -9004,6 +10578,7 @@
               </w:rPr>
               <w:t>Other_Gas_Charges</w:t>
             </w:r>
+            <w:proofErr w:type="spellEnd"/>
           </w:p>
         </w:tc>
         <w:tc>
@@ -9132,6 +10707,7 @@
                 <w14:ligatures w14:val="none"/>
               </w:rPr>
             </w:pPr>
+            <w:proofErr w:type="spellStart"/>
             <w:r>
               <w:rPr>
                 <w:rFonts w:ascii="Arial" w:eastAsia="Times New Roman" w:hAnsi="Arial" w:cs="Arial"/>
@@ -9145,6 +10721,7 @@
               </w:rPr>
               <w:t>Natural_Gas_Stats</w:t>
             </w:r>
+            <w:proofErr w:type="spellEnd"/>
           </w:p>
         </w:tc>
         <w:tc>
@@ -9164,6 +10741,7 @@
                 <w14:ligatures w14:val="none"/>
               </w:rPr>
             </w:pPr>
+            <w:proofErr w:type="spellStart"/>
             <w:r>
               <w:rPr>
                 <w:rFonts w:ascii="Arial" w:eastAsia="Times New Roman" w:hAnsi="Arial" w:cs="Arial"/>
@@ -9175,6 +10753,7 @@
               </w:rPr>
               <w:t>Previous_Balance_And_Adjustments_Gas</w:t>
             </w:r>
+            <w:proofErr w:type="spellEnd"/>
           </w:p>
         </w:tc>
         <w:tc>
@@ -9303,6 +10882,7 @@
                 <w14:ligatures w14:val="none"/>
               </w:rPr>
             </w:pPr>
+            <w:proofErr w:type="spellStart"/>
             <w:r>
               <w:rPr>
                 <w:rFonts w:ascii="Arial" w:eastAsia="Times New Roman" w:hAnsi="Arial" w:cs="Arial"/>
@@ -9316,6 +10896,7 @@
               </w:rPr>
               <w:t>Natural_Gas_Stats</w:t>
             </w:r>
+            <w:proofErr w:type="spellEnd"/>
           </w:p>
         </w:tc>
         <w:tc>
@@ -9335,6 +10916,7 @@
                 <w14:ligatures w14:val="none"/>
               </w:rPr>
             </w:pPr>
+            <w:proofErr w:type="spellStart"/>
             <w:r>
               <w:rPr>
                 <w:rFonts w:ascii="Arial" w:eastAsia="Times New Roman" w:hAnsi="Arial" w:cs="Arial"/>
@@ -9346,6 +10928,7 @@
               </w:rPr>
               <w:t>Base_Gas_Cost</w:t>
             </w:r>
+            <w:proofErr w:type="spellEnd"/>
           </w:p>
         </w:tc>
         <w:tc>
@@ -9474,6 +11057,7 @@
                 <w14:ligatures w14:val="none"/>
               </w:rPr>
             </w:pPr>
+            <w:proofErr w:type="spellStart"/>
             <w:r>
               <w:rPr>
                 <w:rFonts w:ascii="Arial" w:eastAsia="Times New Roman" w:hAnsi="Arial" w:cs="Arial"/>
@@ -9487,6 +11071,7 @@
               </w:rPr>
               <w:t>Natural_Gas_Stats</w:t>
             </w:r>
+            <w:proofErr w:type="spellEnd"/>
           </w:p>
         </w:tc>
         <w:tc>
@@ -9506,6 +11091,7 @@
                 <w14:ligatures w14:val="none"/>
               </w:rPr>
             </w:pPr>
+            <w:proofErr w:type="spellStart"/>
             <w:r>
               <w:rPr>
                 <w:rFonts w:ascii="Arial" w:eastAsia="Times New Roman" w:hAnsi="Arial" w:cs="Arial"/>
@@ -9517,6 +11103,7 @@
               </w:rPr>
               <w:t>Purchase_Gas_Adjustment</w:t>
             </w:r>
+            <w:proofErr w:type="spellEnd"/>
           </w:p>
         </w:tc>
         <w:tc>
@@ -9645,6 +11232,7 @@
                 <w14:ligatures w14:val="none"/>
               </w:rPr>
             </w:pPr>
+            <w:proofErr w:type="spellStart"/>
             <w:r>
               <w:rPr>
                 <w:rFonts w:ascii="Arial" w:eastAsia="Times New Roman" w:hAnsi="Arial" w:cs="Arial"/>
@@ -9658,6 +11246,7 @@
               </w:rPr>
               <w:t>Natural_Gas_Stats</w:t>
             </w:r>
+            <w:proofErr w:type="spellEnd"/>
           </w:p>
         </w:tc>
         <w:tc>
@@ -9677,6 +11266,7 @@
                 <w14:ligatures w14:val="none"/>
               </w:rPr>
             </w:pPr>
+            <w:proofErr w:type="spellStart"/>
             <w:r>
               <w:rPr>
                 <w:rFonts w:ascii="Arial" w:eastAsia="Times New Roman" w:hAnsi="Arial" w:cs="Arial"/>
@@ -9688,6 +11278,7 @@
               </w:rPr>
               <w:t>Distribution_Charge</w:t>
             </w:r>
+            <w:proofErr w:type="spellEnd"/>
           </w:p>
         </w:tc>
         <w:tc>
@@ -9816,6 +11407,7 @@
                 <w14:ligatures w14:val="none"/>
               </w:rPr>
             </w:pPr>
+            <w:proofErr w:type="spellStart"/>
             <w:r>
               <w:rPr>
                 <w:rFonts w:ascii="Arial" w:eastAsia="Times New Roman" w:hAnsi="Arial" w:cs="Arial"/>
@@ -9829,6 +11421,7 @@
               </w:rPr>
               <w:t>Natural_Gas_Stats</w:t>
             </w:r>
+            <w:proofErr w:type="spellEnd"/>
           </w:p>
         </w:tc>
         <w:tc>
@@ -9848,6 +11441,7 @@
                 <w14:ligatures w14:val="none"/>
               </w:rPr>
             </w:pPr>
+            <w:proofErr w:type="spellStart"/>
             <w:r>
               <w:rPr>
                 <w:rFonts w:ascii="Arial" w:eastAsia="Times New Roman" w:hAnsi="Arial" w:cs="Arial"/>
@@ -9859,6 +11453,7 @@
               </w:rPr>
               <w:t>Tax_Cost</w:t>
             </w:r>
+            <w:proofErr w:type="spellEnd"/>
           </w:p>
         </w:tc>
         <w:tc>
@@ -9987,6 +11582,7 @@
                 <w14:ligatures w14:val="none"/>
               </w:rPr>
             </w:pPr>
+            <w:proofErr w:type="spellStart"/>
             <w:r>
               <w:rPr>
                 <w:rFonts w:ascii="Arial" w:eastAsia="Times New Roman" w:hAnsi="Arial" w:cs="Arial"/>
@@ -10000,6 +11596,7 @@
               </w:rPr>
               <w:t>Natural_Gas_Stats</w:t>
             </w:r>
+            <w:proofErr w:type="spellEnd"/>
           </w:p>
         </w:tc>
         <w:tc>
@@ -10019,6 +11616,7 @@
                 <w14:ligatures w14:val="none"/>
               </w:rPr>
             </w:pPr>
+            <w:proofErr w:type="spellStart"/>
             <w:r>
               <w:rPr>
                 <w:rFonts w:ascii="Arial" w:eastAsia="Times New Roman" w:hAnsi="Arial" w:cs="Arial"/>
@@ -10030,6 +11628,7 @@
               </w:rPr>
               <w:t>Natural_Gas_Used_Therms</w:t>
             </w:r>
+            <w:proofErr w:type="spellEnd"/>
           </w:p>
         </w:tc>
         <w:tc>
@@ -10158,6 +11757,7 @@
                 <w14:ligatures w14:val="none"/>
               </w:rPr>
             </w:pPr>
+            <w:proofErr w:type="spellStart"/>
             <w:r>
               <w:rPr>
                 <w:rFonts w:ascii="Arial" w:eastAsia="Times New Roman" w:hAnsi="Arial" w:cs="Arial"/>
@@ -10171,6 +11771,7 @@
               </w:rPr>
               <w:t>Natural_Gas_Stats</w:t>
             </w:r>
+            <w:proofErr w:type="spellEnd"/>
           </w:p>
         </w:tc>
         <w:tc>
@@ -10190,6 +11791,7 @@
                 <w14:ligatures w14:val="none"/>
               </w:rPr>
             </w:pPr>
+            <w:proofErr w:type="spellStart"/>
             <w:r>
               <w:rPr>
                 <w:rFonts w:ascii="Arial" w:eastAsia="Times New Roman" w:hAnsi="Arial" w:cs="Arial"/>
@@ -10201,6 +11803,7 @@
               </w:rPr>
               <w:t>Gas_Heating_Degree_Days</w:t>
             </w:r>
+            <w:proofErr w:type="spellEnd"/>
           </w:p>
         </w:tc>
         <w:tc>
@@ -10314,6 +11917,7 @@
                 <w14:ligatures w14:val="none"/>
               </w:rPr>
             </w:pPr>
+            <w:proofErr w:type="spellStart"/>
             <w:r>
               <w:rPr>
                 <w:rFonts w:ascii="Arial" w:eastAsia="Times New Roman" w:hAnsi="Arial" w:cs="Arial"/>
@@ -10327,6 +11931,7 @@
               </w:rPr>
               <w:t>Natural_Gas_Stats</w:t>
             </w:r>
+            <w:proofErr w:type="spellEnd"/>
           </w:p>
         </w:tc>
         <w:tc>
@@ -10346,6 +11951,7 @@
                 <w14:ligatures w14:val="none"/>
               </w:rPr>
             </w:pPr>
+            <w:proofErr w:type="spellStart"/>
             <w:r>
               <w:rPr>
                 <w:rFonts w:ascii="Arial" w:eastAsia="Times New Roman" w:hAnsi="Arial" w:cs="Arial"/>
@@ -10357,6 +11963,7 @@
               </w:rPr>
               <w:t>Gas_Cooling_Degree_Days</w:t>
             </w:r>
+            <w:proofErr w:type="spellEnd"/>
           </w:p>
         </w:tc>
         <w:tc>
@@ -10470,6 +12077,7 @@
                 <w14:ligatures w14:val="none"/>
               </w:rPr>
             </w:pPr>
+            <w:proofErr w:type="spellStart"/>
             <w:r>
               <w:rPr>
                 <w:rFonts w:ascii="Arial" w:eastAsia="Times New Roman" w:hAnsi="Arial" w:cs="Arial"/>
@@ -10483,6 +12091,7 @@
               </w:rPr>
               <w:t>Natural_Gas_Stats</w:t>
             </w:r>
+            <w:proofErr w:type="spellEnd"/>
           </w:p>
         </w:tc>
         <w:tc>
@@ -10502,6 +12111,7 @@
                 <w14:ligatures w14:val="none"/>
               </w:rPr>
             </w:pPr>
+            <w:proofErr w:type="spellStart"/>
             <w:r>
               <w:rPr>
                 <w:rFonts w:ascii="Arial" w:eastAsia="Times New Roman" w:hAnsi="Arial" w:cs="Arial"/>
@@ -10513,6 +12123,7 @@
               </w:rPr>
               <w:t>Worker_ID</w:t>
             </w:r>
+            <w:proofErr w:type="spellEnd"/>
           </w:p>
         </w:tc>
         <w:tc>
@@ -10715,6 +12326,7 @@
                 <w:szCs w:val="22"/>
               </w:rPr>
             </w:pPr>
+            <w:proofErr w:type="spellStart"/>
             <w:r>
               <w:rPr>
                 <w:rFonts w:ascii="Arial" w:hAnsi="Arial" w:cs="Arial"/>
@@ -10723,6 +12335,7 @@
               </w:rPr>
               <w:t>Electricity_Stats</w:t>
             </w:r>
+            <w:proofErr w:type="spellEnd"/>
           </w:p>
         </w:tc>
         <w:tc>
@@ -10737,6 +12350,7 @@
                 <w:szCs w:val="22"/>
               </w:rPr>
             </w:pPr>
+            <w:proofErr w:type="spellStart"/>
             <w:r>
               <w:rPr>
                 <w:rFonts w:ascii="Arial" w:hAnsi="Arial" w:cs="Arial"/>
@@ -10753,6 +12367,7 @@
               </w:rPr>
               <w:t>_ID</w:t>
             </w:r>
+            <w:proofErr w:type="spellEnd"/>
           </w:p>
         </w:tc>
         <w:tc>
@@ -10826,6 +12441,7 @@
                 <w14:ligatures w14:val="none"/>
               </w:rPr>
             </w:pPr>
+            <w:proofErr w:type="spellStart"/>
             <w:r>
               <w:rPr>
                 <w:rFonts w:ascii="Arial" w:eastAsia="Times New Roman" w:hAnsi="Arial" w:cs="Arial"/>
@@ -10839,6 +12455,7 @@
               </w:rPr>
               <w:t>Electricity_Stats</w:t>
             </w:r>
+            <w:proofErr w:type="spellEnd"/>
           </w:p>
         </w:tc>
         <w:tc>
@@ -10858,6 +12475,7 @@
                 <w14:ligatures w14:val="none"/>
               </w:rPr>
             </w:pPr>
+            <w:proofErr w:type="spellStart"/>
             <w:r>
               <w:rPr>
                 <w:rFonts w:ascii="Arial" w:eastAsia="Times New Roman" w:hAnsi="Arial" w:cs="Arial"/>
@@ -10869,6 +12487,7 @@
               </w:rPr>
               <w:t>Electricity_Billing_Date</w:t>
             </w:r>
+            <w:proofErr w:type="spellEnd"/>
           </w:p>
         </w:tc>
         <w:tc>
@@ -10958,6 +12577,7 @@
                 <w14:ligatures w14:val="none"/>
               </w:rPr>
             </w:pPr>
+            <w:proofErr w:type="spellStart"/>
             <w:r>
               <w:rPr>
                 <w:rFonts w:ascii="Arial" w:eastAsia="Times New Roman" w:hAnsi="Arial" w:cs="Arial"/>
@@ -10971,6 +12591,7 @@
               </w:rPr>
               <w:t>Electricity_Stats</w:t>
             </w:r>
+            <w:proofErr w:type="spellEnd"/>
           </w:p>
         </w:tc>
         <w:tc>
@@ -10990,6 +12611,7 @@
                 <w14:ligatures w14:val="none"/>
               </w:rPr>
             </w:pPr>
+            <w:proofErr w:type="spellStart"/>
             <w:r>
               <w:rPr>
                 <w:rFonts w:ascii="Arial" w:eastAsia="Times New Roman" w:hAnsi="Arial" w:cs="Arial"/>
@@ -11001,6 +12623,7 @@
               </w:rPr>
               <w:t>Electricity_Read_Date</w:t>
             </w:r>
+            <w:proofErr w:type="spellEnd"/>
           </w:p>
         </w:tc>
         <w:tc>
@@ -11090,6 +12713,7 @@
                 <w14:ligatures w14:val="none"/>
               </w:rPr>
             </w:pPr>
+            <w:proofErr w:type="spellStart"/>
             <w:r>
               <w:rPr>
                 <w:rFonts w:ascii="Arial" w:eastAsia="Times New Roman" w:hAnsi="Arial" w:cs="Arial"/>
@@ -11103,6 +12727,7 @@
               </w:rPr>
               <w:t>Electricity_Stats</w:t>
             </w:r>
+            <w:proofErr w:type="spellEnd"/>
           </w:p>
         </w:tc>
         <w:tc>
@@ -11122,6 +12747,7 @@
                 <w14:ligatures w14:val="none"/>
               </w:rPr>
             </w:pPr>
+            <w:proofErr w:type="spellStart"/>
             <w:r>
               <w:rPr>
                 <w:rFonts w:ascii="Arial" w:eastAsia="Times New Roman" w:hAnsi="Arial" w:cs="Arial"/>
@@ -11133,6 +12759,7 @@
               </w:rPr>
               <w:t>Electricity_Billing_Days</w:t>
             </w:r>
+            <w:proofErr w:type="spellEnd"/>
           </w:p>
         </w:tc>
         <w:tc>
@@ -11222,6 +12849,7 @@
                 <w14:ligatures w14:val="none"/>
               </w:rPr>
             </w:pPr>
+            <w:proofErr w:type="spellStart"/>
             <w:r>
               <w:rPr>
                 <w:rFonts w:ascii="Arial" w:eastAsia="Times New Roman" w:hAnsi="Arial" w:cs="Arial"/>
@@ -11235,6 +12863,7 @@
               </w:rPr>
               <w:t>Electricity_Stats</w:t>
             </w:r>
+            <w:proofErr w:type="spellEnd"/>
           </w:p>
         </w:tc>
         <w:tc>
@@ -11254,6 +12883,7 @@
                 <w14:ligatures w14:val="none"/>
               </w:rPr>
             </w:pPr>
+            <w:proofErr w:type="spellStart"/>
             <w:r>
               <w:rPr>
                 <w:rFonts w:ascii="Arial" w:eastAsia="Times New Roman" w:hAnsi="Arial" w:cs="Arial"/>
@@ -11265,6 +12895,7 @@
               </w:rPr>
               <w:t>On_Peak_Energy_Charges</w:t>
             </w:r>
+            <w:proofErr w:type="spellEnd"/>
           </w:p>
         </w:tc>
         <w:tc>
@@ -11367,6 +12998,7 @@
                 <w14:ligatures w14:val="none"/>
               </w:rPr>
             </w:pPr>
+            <w:proofErr w:type="spellStart"/>
             <w:r>
               <w:rPr>
                 <w:rFonts w:ascii="Arial" w:eastAsia="Times New Roman" w:hAnsi="Arial" w:cs="Arial"/>
@@ -11380,6 +13012,7 @@
               </w:rPr>
               <w:t>Electricity_Stats</w:t>
             </w:r>
+            <w:proofErr w:type="spellEnd"/>
           </w:p>
         </w:tc>
         <w:tc>
@@ -11399,6 +13032,7 @@
                 <w14:ligatures w14:val="none"/>
               </w:rPr>
             </w:pPr>
+            <w:proofErr w:type="spellStart"/>
             <w:r>
               <w:rPr>
                 <w:rFonts w:ascii="Arial" w:eastAsia="Times New Roman" w:hAnsi="Arial" w:cs="Arial"/>
@@ -11410,6 +13044,7 @@
               </w:rPr>
               <w:t>Off_Peak_Energy_Charges</w:t>
             </w:r>
+            <w:proofErr w:type="spellEnd"/>
           </w:p>
         </w:tc>
         <w:tc>
@@ -11512,6 +13147,7 @@
                 <w14:ligatures w14:val="none"/>
               </w:rPr>
             </w:pPr>
+            <w:proofErr w:type="spellStart"/>
             <w:r>
               <w:rPr>
                 <w:rFonts w:ascii="Arial" w:eastAsia="Times New Roman" w:hAnsi="Arial" w:cs="Arial"/>
@@ -11525,6 +13161,7 @@
               </w:rPr>
               <w:t>Electricity_Stats</w:t>
             </w:r>
+            <w:proofErr w:type="spellEnd"/>
           </w:p>
         </w:tc>
         <w:tc>
@@ -11544,6 +13181,7 @@
                 <w14:ligatures w14:val="none"/>
               </w:rPr>
             </w:pPr>
+            <w:proofErr w:type="spellStart"/>
             <w:r>
               <w:rPr>
                 <w:rFonts w:ascii="Arial" w:eastAsia="Times New Roman" w:hAnsi="Arial" w:cs="Arial"/>
@@ -11555,6 +13193,7 @@
               </w:rPr>
               <w:t>System_Demand_Charges</w:t>
             </w:r>
+            <w:proofErr w:type="spellEnd"/>
           </w:p>
         </w:tc>
         <w:tc>
@@ -11657,6 +13296,7 @@
                 <w14:ligatures w14:val="none"/>
               </w:rPr>
             </w:pPr>
+            <w:proofErr w:type="spellStart"/>
             <w:r>
               <w:rPr>
                 <w:rFonts w:ascii="Arial" w:eastAsia="Times New Roman" w:hAnsi="Arial" w:cs="Arial"/>
@@ -11670,6 +13310,7 @@
               </w:rPr>
               <w:t>Electricity_Stats</w:t>
             </w:r>
+            <w:proofErr w:type="spellEnd"/>
           </w:p>
         </w:tc>
         <w:tc>
@@ -11689,6 +13330,7 @@
                 <w14:ligatures w14:val="none"/>
               </w:rPr>
             </w:pPr>
+            <w:proofErr w:type="spellStart"/>
             <w:r>
               <w:rPr>
                 <w:rFonts w:ascii="Arial" w:eastAsia="Times New Roman" w:hAnsi="Arial" w:cs="Arial"/>
@@ -11700,6 +13342,7 @@
               </w:rPr>
               <w:t>Customer_Demand_Charges</w:t>
             </w:r>
+            <w:proofErr w:type="spellEnd"/>
           </w:p>
         </w:tc>
         <w:tc>
@@ -11802,6 +13445,7 @@
                 <w14:ligatures w14:val="none"/>
               </w:rPr>
             </w:pPr>
+            <w:proofErr w:type="spellStart"/>
             <w:r>
               <w:rPr>
                 <w:rFonts w:ascii="Arial" w:eastAsia="Times New Roman" w:hAnsi="Arial" w:cs="Arial"/>
@@ -11815,6 +13459,7 @@
               </w:rPr>
               <w:t>Electricity_Stats</w:t>
             </w:r>
+            <w:proofErr w:type="spellEnd"/>
           </w:p>
         </w:tc>
         <w:tc>
@@ -11834,6 +13479,7 @@
                 <w14:ligatures w14:val="none"/>
               </w:rPr>
             </w:pPr>
+            <w:proofErr w:type="spellStart"/>
             <w:r>
               <w:rPr>
                 <w:rFonts w:ascii="Arial" w:eastAsia="Times New Roman" w:hAnsi="Arial" w:cs="Arial"/>
@@ -11845,6 +13491,7 @@
               </w:rPr>
               <w:t>Customer_Charge</w:t>
             </w:r>
+            <w:proofErr w:type="spellEnd"/>
           </w:p>
         </w:tc>
         <w:tc>
@@ -11934,6 +13581,7 @@
                 <w14:ligatures w14:val="none"/>
               </w:rPr>
             </w:pPr>
+            <w:proofErr w:type="spellStart"/>
             <w:r>
               <w:rPr>
                 <w:rFonts w:ascii="Arial" w:eastAsia="Times New Roman" w:hAnsi="Arial" w:cs="Arial"/>
@@ -11947,6 +13595,7 @@
               </w:rPr>
               <w:t>Electricity_Stats</w:t>
             </w:r>
+            <w:proofErr w:type="spellEnd"/>
           </w:p>
         </w:tc>
         <w:tc>
@@ -11966,6 +13615,7 @@
                 <w14:ligatures w14:val="none"/>
               </w:rPr>
             </w:pPr>
+            <w:proofErr w:type="spellStart"/>
             <w:r>
               <w:rPr>
                 <w:rFonts w:ascii="Arial" w:eastAsia="Times New Roman" w:hAnsi="Arial" w:cs="Arial"/>
@@ -11977,6 +13627,7 @@
               </w:rPr>
               <w:t>Other_Charges</w:t>
             </w:r>
+            <w:proofErr w:type="spellEnd"/>
           </w:p>
         </w:tc>
         <w:tc>
@@ -12079,6 +13730,7 @@
                 <w14:ligatures w14:val="none"/>
               </w:rPr>
             </w:pPr>
+            <w:proofErr w:type="spellStart"/>
             <w:r>
               <w:rPr>
                 <w:rFonts w:ascii="Arial" w:eastAsia="Times New Roman" w:hAnsi="Arial" w:cs="Arial"/>
@@ -12092,6 +13744,7 @@
               </w:rPr>
               <w:t>Electricity_Stats</w:t>
             </w:r>
+            <w:proofErr w:type="spellEnd"/>
           </w:p>
         </w:tc>
         <w:tc>
@@ -12111,6 +13764,7 @@
                 <w14:ligatures w14:val="none"/>
               </w:rPr>
             </w:pPr>
+            <w:proofErr w:type="spellStart"/>
             <w:r>
               <w:rPr>
                 <w:rFonts w:ascii="Arial" w:eastAsia="Times New Roman" w:hAnsi="Arial" w:cs="Arial"/>
@@ -12122,6 +13776,7 @@
               </w:rPr>
               <w:t>Tax_Cost</w:t>
             </w:r>
+            <w:proofErr w:type="spellEnd"/>
           </w:p>
         </w:tc>
         <w:tc>
@@ -12224,6 +13879,7 @@
                 <w14:ligatures w14:val="none"/>
               </w:rPr>
             </w:pPr>
+            <w:proofErr w:type="spellStart"/>
             <w:r>
               <w:rPr>
                 <w:rFonts w:ascii="Arial" w:eastAsia="Times New Roman" w:hAnsi="Arial" w:cs="Arial"/>
@@ -12237,6 +13893,7 @@
               </w:rPr>
               <w:t>Electricity_Stats</w:t>
             </w:r>
+            <w:proofErr w:type="spellEnd"/>
           </w:p>
         </w:tc>
         <w:tc>
@@ -12256,6 +13913,7 @@
                 <w14:ligatures w14:val="none"/>
               </w:rPr>
             </w:pPr>
+            <w:proofErr w:type="spellStart"/>
             <w:r>
               <w:rPr>
                 <w:rFonts w:ascii="Arial" w:eastAsia="Times New Roman" w:hAnsi="Arial" w:cs="Arial"/>
@@ -12267,6 +13925,7 @@
               </w:rPr>
               <w:t>Summary_Of_Other_Charges</w:t>
             </w:r>
+            <w:proofErr w:type="spellEnd"/>
           </w:p>
         </w:tc>
         <w:tc>
@@ -12369,6 +14028,7 @@
                 <w14:ligatures w14:val="none"/>
               </w:rPr>
             </w:pPr>
+            <w:proofErr w:type="spellStart"/>
             <w:r>
               <w:rPr>
                 <w:rFonts w:ascii="Arial" w:eastAsia="Times New Roman" w:hAnsi="Arial" w:cs="Arial"/>
@@ -12382,6 +14042,7 @@
               </w:rPr>
               <w:t>Electricity_Stats</w:t>
             </w:r>
+            <w:proofErr w:type="spellEnd"/>
           </w:p>
         </w:tc>
         <w:tc>
@@ -12401,6 +14062,7 @@
                 <w14:ligatures w14:val="none"/>
               </w:rPr>
             </w:pPr>
+            <w:proofErr w:type="spellStart"/>
             <w:r>
               <w:rPr>
                 <w:rFonts w:ascii="Arial" w:eastAsia="Times New Roman" w:hAnsi="Arial" w:cs="Arial"/>
@@ -12412,6 +14074,7 @@
               </w:rPr>
               <w:t>Previous_Balance_And_Adjustments_Electric</w:t>
             </w:r>
+            <w:proofErr w:type="spellEnd"/>
           </w:p>
         </w:tc>
         <w:tc>
@@ -12514,6 +14177,7 @@
                 <w14:ligatures w14:val="none"/>
               </w:rPr>
             </w:pPr>
+            <w:proofErr w:type="spellStart"/>
             <w:r>
               <w:rPr>
                 <w:rFonts w:ascii="Arial" w:eastAsia="Times New Roman" w:hAnsi="Arial" w:cs="Arial"/>
@@ -12527,6 +14191,7 @@
               </w:rPr>
               <w:t>Electricity_Stats</w:t>
             </w:r>
+            <w:proofErr w:type="spellEnd"/>
           </w:p>
         </w:tc>
         <w:tc>
@@ -12546,6 +14211,7 @@
                 <w14:ligatures w14:val="none"/>
               </w:rPr>
             </w:pPr>
+            <w:proofErr w:type="spellStart"/>
             <w:r>
               <w:rPr>
                 <w:rFonts w:ascii="Arial" w:eastAsia="Times New Roman" w:hAnsi="Arial" w:cs="Arial"/>
@@ -12557,6 +14223,7 @@
               </w:rPr>
               <w:t>On_Peak_Energy_Usage_kWh</w:t>
             </w:r>
+            <w:proofErr w:type="spellEnd"/>
           </w:p>
         </w:tc>
         <w:tc>
@@ -12646,6 +14313,7 @@
                 <w14:ligatures w14:val="none"/>
               </w:rPr>
             </w:pPr>
+            <w:proofErr w:type="spellStart"/>
             <w:r>
               <w:rPr>
                 <w:rFonts w:ascii="Arial" w:eastAsia="Times New Roman" w:hAnsi="Arial" w:cs="Arial"/>
@@ -12659,6 +14327,7 @@
               </w:rPr>
               <w:t>Electricity_Stats</w:t>
             </w:r>
+            <w:proofErr w:type="spellEnd"/>
           </w:p>
         </w:tc>
         <w:tc>
@@ -12678,6 +14347,7 @@
                 <w14:ligatures w14:val="none"/>
               </w:rPr>
             </w:pPr>
+            <w:proofErr w:type="spellStart"/>
             <w:r>
               <w:rPr>
                 <w:rFonts w:ascii="Arial" w:eastAsia="Times New Roman" w:hAnsi="Arial" w:cs="Arial"/>
@@ -12711,6 +14381,7 @@
               </w:rPr>
               <w:t>_Peak_Energy_Usage_kWh</w:t>
             </w:r>
+            <w:proofErr w:type="spellEnd"/>
           </w:p>
         </w:tc>
         <w:tc>
@@ -12800,6 +14471,7 @@
                 <w14:ligatures w14:val="none"/>
               </w:rPr>
             </w:pPr>
+            <w:proofErr w:type="spellStart"/>
             <w:r>
               <w:rPr>
                 <w:rFonts w:ascii="Arial" w:eastAsia="Times New Roman" w:hAnsi="Arial" w:cs="Arial"/>
@@ -12813,6 +14485,7 @@
               </w:rPr>
               <w:t>Electricity_Stats</w:t>
             </w:r>
+            <w:proofErr w:type="spellEnd"/>
           </w:p>
         </w:tc>
         <w:tc>
@@ -12832,6 +14505,7 @@
                 <w14:ligatures w14:val="none"/>
               </w:rPr>
             </w:pPr>
+            <w:proofErr w:type="spellStart"/>
             <w:r>
               <w:rPr>
                 <w:rFonts w:ascii="Arial" w:eastAsia="Times New Roman" w:hAnsi="Arial" w:cs="Arial"/>
@@ -12843,6 +14517,7 @@
               </w:rPr>
               <w:t>System_Demand_kW</w:t>
             </w:r>
+            <w:proofErr w:type="spellEnd"/>
           </w:p>
         </w:tc>
         <w:tc>
@@ -12932,6 +14607,7 @@
                 <w14:ligatures w14:val="none"/>
               </w:rPr>
             </w:pPr>
+            <w:proofErr w:type="spellStart"/>
             <w:r>
               <w:rPr>
                 <w:rFonts w:ascii="Arial" w:eastAsia="Times New Roman" w:hAnsi="Arial" w:cs="Arial"/>
@@ -12945,6 +14621,7 @@
               </w:rPr>
               <w:t>Electricity_Stats</w:t>
             </w:r>
+            <w:proofErr w:type="spellEnd"/>
           </w:p>
         </w:tc>
         <w:tc>
@@ -12964,6 +14641,7 @@
                 <w14:ligatures w14:val="none"/>
               </w:rPr>
             </w:pPr>
+            <w:proofErr w:type="spellStart"/>
             <w:r>
               <w:rPr>
                 <w:rFonts w:ascii="Arial" w:eastAsia="Times New Roman" w:hAnsi="Arial" w:cs="Arial"/>
@@ -12975,6 +14653,7 @@
               </w:rPr>
               <w:t>Electricity_Heating_Degree_Days</w:t>
             </w:r>
+            <w:proofErr w:type="spellEnd"/>
           </w:p>
         </w:tc>
         <w:tc>
@@ -13064,6 +14743,7 @@
                 <w14:ligatures w14:val="none"/>
               </w:rPr>
             </w:pPr>
+            <w:proofErr w:type="spellStart"/>
             <w:r>
               <w:rPr>
                 <w:rFonts w:ascii="Arial" w:eastAsia="Times New Roman" w:hAnsi="Arial" w:cs="Arial"/>
@@ -13077,6 +14757,7 @@
               </w:rPr>
               <w:t>Electricity_Stats</w:t>
             </w:r>
+            <w:proofErr w:type="spellEnd"/>
           </w:p>
         </w:tc>
         <w:tc>
@@ -13096,6 +14777,7 @@
                 <w14:ligatures w14:val="none"/>
               </w:rPr>
             </w:pPr>
+            <w:proofErr w:type="spellStart"/>
             <w:r>
               <w:rPr>
                 <w:rFonts w:ascii="Arial" w:eastAsia="Times New Roman" w:hAnsi="Arial" w:cs="Arial"/>
@@ -13129,6 +14811,7 @@
               </w:rPr>
               <w:t>_Degree_Days</w:t>
             </w:r>
+            <w:proofErr w:type="spellEnd"/>
           </w:p>
         </w:tc>
         <w:tc>
@@ -13218,6 +14901,7 @@
                 <w14:ligatures w14:val="none"/>
               </w:rPr>
             </w:pPr>
+            <w:proofErr w:type="spellStart"/>
             <w:r>
               <w:rPr>
                 <w:rFonts w:ascii="Arial" w:eastAsia="Times New Roman" w:hAnsi="Arial" w:cs="Arial"/>
@@ -13231,6 +14915,7 @@
               </w:rPr>
               <w:t>Electricity_Stats</w:t>
             </w:r>
+            <w:proofErr w:type="spellEnd"/>
           </w:p>
         </w:tc>
         <w:tc>
@@ -13250,6 +14935,7 @@
                 <w14:ligatures w14:val="none"/>
               </w:rPr>
             </w:pPr>
+            <w:proofErr w:type="spellStart"/>
             <w:r>
               <w:rPr>
                 <w:rFonts w:ascii="Arial" w:eastAsia="Times New Roman" w:hAnsi="Arial" w:cs="Arial"/>
@@ -13261,6 +14947,7 @@
               </w:rPr>
               <w:t>Worker_ID</w:t>
             </w:r>
+            <w:proofErr w:type="spellEnd"/>
           </w:p>
         </w:tc>
         <w:tc>
@@ -13454,6 +15141,7 @@
                 <w:szCs w:val="22"/>
               </w:rPr>
             </w:pPr>
+            <w:proofErr w:type="spellStart"/>
             <w:r>
               <w:rPr>
                 <w:rFonts w:ascii="Arial" w:hAnsi="Arial" w:cs="Arial"/>
@@ -13462,6 +15150,7 @@
               </w:rPr>
               <w:t>Glycol_Machine</w:t>
             </w:r>
+            <w:proofErr w:type="spellEnd"/>
           </w:p>
         </w:tc>
         <w:tc>
@@ -13476,6 +15165,7 @@
                 <w:szCs w:val="22"/>
               </w:rPr>
             </w:pPr>
+            <w:proofErr w:type="spellStart"/>
             <w:r>
               <w:rPr>
                 <w:rFonts w:ascii="Arial" w:hAnsi="Arial" w:cs="Arial"/>
@@ -13484,6 +15174,7 @@
               </w:rPr>
               <w:t>Glycol_Machine_ID</w:t>
             </w:r>
+            <w:proofErr w:type="spellEnd"/>
           </w:p>
         </w:tc>
         <w:tc>
@@ -13557,6 +15248,7 @@
                 <w14:ligatures w14:val="none"/>
               </w:rPr>
             </w:pPr>
+            <w:proofErr w:type="spellStart"/>
             <w:r>
               <w:rPr>
                 <w:rFonts w:ascii="Arial" w:hAnsi="Arial" w:cs="Arial"/>
@@ -13567,6 +15259,7 @@
               </w:rPr>
               <w:t>Glycol_Machine</w:t>
             </w:r>
+            <w:proofErr w:type="spellEnd"/>
           </w:p>
         </w:tc>
         <w:tc>
@@ -13586,6 +15279,7 @@
                 <w14:ligatures w14:val="none"/>
               </w:rPr>
             </w:pPr>
+            <w:proofErr w:type="spellStart"/>
             <w:r>
               <w:rPr>
                 <w:rFonts w:ascii="Arial" w:hAnsi="Arial" w:cs="Arial"/>
@@ -13602,6 +15296,7 @@
               </w:rPr>
               <w:t>_Date</w:t>
             </w:r>
+            <w:proofErr w:type="spellEnd"/>
           </w:p>
         </w:tc>
         <w:tc>
@@ -13661,6 +15356,32 @@
                 <w14:ligatures w14:val="none"/>
               </w:rPr>
               <w:t>Calendar Date</w:t>
+            </w:r>
+          </w:p>
+          <w:p>
+            <w:pPr>
+              <w:cnfStyle w:val="000000000000" w:firstRow="0" w:lastRow="0" w:firstColumn="0" w:lastColumn="0" w:oddVBand="0" w:evenVBand="0" w:oddHBand="0" w:evenHBand="0" w:firstRowFirstColumn="0" w:firstRowLastColumn="0" w:lastRowFirstColumn="0" w:lastRowLastColumn="0"/>
+              <w:rPr>
+                <w:rFonts w:ascii="Arial" w:eastAsia="Times New Roman" w:hAnsi="Arial" w:cs="Arial"/>
+                <w:color w:val="000000"/>
+                <w:kern w:val="0"/>
+                <w:sz w:val="22"/>
+                <w:szCs w:val="22"/>
+                <w14:ligatures w14:val="none"/>
+              </w:rPr>
+            </w:pPr>
+            <w:r>
+              <w:rPr>
+                <w:rFonts w:ascii="Arial" w:eastAsia="Times New Roman" w:hAnsi="Arial" w:cs="Arial"/>
+                <w:b/>
+                <w:bCs/>
+                <w:color w:val="000000"/>
+                <w:kern w:val="0"/>
+                <w:sz w:val="22"/>
+                <w:szCs w:val="22"/>
+                <w14:ligatures w14:val="none"/>
+              </w:rPr>
+              <w:t>Required</w:t>
             </w:r>
           </w:p>
         </w:tc>
@@ -13691,6 +15412,7 @@
                 <w14:ligatures w14:val="none"/>
               </w:rPr>
             </w:pPr>
+            <w:proofErr w:type="spellStart"/>
             <w:r>
               <w:rPr>
                 <w:rFonts w:ascii="Arial" w:hAnsi="Arial" w:cs="Arial"/>
@@ -13701,6 +15423,7 @@
               </w:rPr>
               <w:t>Glycol_Machine</w:t>
             </w:r>
+            <w:proofErr w:type="spellEnd"/>
           </w:p>
         </w:tc>
         <w:tc>
@@ -13720,6 +15443,7 @@
                 <w14:ligatures w14:val="none"/>
               </w:rPr>
             </w:pPr>
+            <w:proofErr w:type="spellStart"/>
             <w:r>
               <w:rPr>
                 <w:rFonts w:ascii="Arial" w:eastAsia="Times New Roman" w:hAnsi="Arial" w:cs="Arial"/>
@@ -13731,6 +15455,7 @@
               </w:rPr>
               <w:t>Before_Pressure_Return_PSI</w:t>
             </w:r>
+            <w:proofErr w:type="spellEnd"/>
           </w:p>
         </w:tc>
         <w:tc>
@@ -13790,6 +15515,32 @@
                 <w14:ligatures w14:val="none"/>
               </w:rPr>
               <w:t>Number Field</w:t>
+            </w:r>
+          </w:p>
+          <w:p>
+            <w:pPr>
+              <w:cnfStyle w:val="000000000000" w:firstRow="0" w:lastRow="0" w:firstColumn="0" w:lastColumn="0" w:oddVBand="0" w:evenVBand="0" w:oddHBand="0" w:evenHBand="0" w:firstRowFirstColumn="0" w:firstRowLastColumn="0" w:lastRowFirstColumn="0" w:lastRowLastColumn="0"/>
+              <w:rPr>
+                <w:rFonts w:ascii="Arial" w:eastAsia="Times New Roman" w:hAnsi="Arial" w:cs="Arial"/>
+                <w:color w:val="000000"/>
+                <w:kern w:val="0"/>
+                <w:sz w:val="22"/>
+                <w:szCs w:val="22"/>
+                <w14:ligatures w14:val="none"/>
+              </w:rPr>
+            </w:pPr>
+            <w:r>
+              <w:rPr>
+                <w:rFonts w:ascii="Arial" w:eastAsia="Times New Roman" w:hAnsi="Arial" w:cs="Arial"/>
+                <w:b/>
+                <w:bCs/>
+                <w:color w:val="000000"/>
+                <w:kern w:val="0"/>
+                <w:sz w:val="22"/>
+                <w:szCs w:val="22"/>
+                <w14:ligatures w14:val="none"/>
+              </w:rPr>
+              <w:t>Required</w:t>
             </w:r>
           </w:p>
         </w:tc>
@@ -13820,6 +15571,7 @@
                 <w14:ligatures w14:val="none"/>
               </w:rPr>
             </w:pPr>
+            <w:proofErr w:type="spellStart"/>
             <w:r>
               <w:rPr>
                 <w:rFonts w:ascii="Arial" w:hAnsi="Arial" w:cs="Arial"/>
@@ -13830,6 +15582,7 @@
               </w:rPr>
               <w:t>Glycol_Machine</w:t>
             </w:r>
+            <w:proofErr w:type="spellEnd"/>
           </w:p>
         </w:tc>
         <w:tc>
@@ -13849,6 +15602,7 @@
                 <w14:ligatures w14:val="none"/>
               </w:rPr>
             </w:pPr>
+            <w:proofErr w:type="spellStart"/>
             <w:r>
               <w:rPr>
                 <w:rFonts w:ascii="Arial" w:eastAsia="Times New Roman" w:hAnsi="Arial" w:cs="Arial"/>
@@ -13860,6 +15614,7 @@
               </w:rPr>
               <w:t>Before_Pressure_Out_PSI</w:t>
             </w:r>
+            <w:proofErr w:type="spellEnd"/>
           </w:p>
         </w:tc>
         <w:tc>
@@ -13919,6 +15674,32 @@
                 <w14:ligatures w14:val="none"/>
               </w:rPr>
               <w:t>Number Field</w:t>
+            </w:r>
+            <w:r>
+              <w:rPr>
+                <w:rFonts w:ascii="Arial" w:eastAsia="Times New Roman" w:hAnsi="Arial" w:cs="Arial"/>
+                <w:b/>
+                <w:bCs/>
+                <w:color w:val="000000"/>
+                <w:kern w:val="0"/>
+                <w:sz w:val="22"/>
+                <w:szCs w:val="22"/>
+                <w14:ligatures w14:val="none"/>
+              </w:rPr>
+              <w:t xml:space="preserve"> </w:t>
+            </w:r>
+            <w:r>
+              <w:rPr>
+                <w:rFonts w:ascii="Arial" w:eastAsia="Times New Roman" w:hAnsi="Arial" w:cs="Arial"/>
+                <w:b/>
+                <w:bCs/>
+                <w:color w:val="000000"/>
+                <w:kern w:val="0"/>
+                <w:sz w:val="22"/>
+                <w:szCs w:val="22"/>
+                <w14:ligatures w14:val="none"/>
+              </w:rPr>
+              <w:t>Required</w:t>
             </w:r>
           </w:p>
         </w:tc>
@@ -13949,6 +15730,7 @@
                 <w14:ligatures w14:val="none"/>
               </w:rPr>
             </w:pPr>
+            <w:proofErr w:type="spellStart"/>
             <w:r>
               <w:rPr>
                 <w:rFonts w:ascii="Arial" w:hAnsi="Arial" w:cs="Arial"/>
@@ -13959,6 +15741,7 @@
               </w:rPr>
               <w:t>Glycol_Machine</w:t>
             </w:r>
+            <w:proofErr w:type="spellEnd"/>
           </w:p>
         </w:tc>
         <w:tc>
@@ -13978,6 +15761,7 @@
                 <w14:ligatures w14:val="none"/>
               </w:rPr>
             </w:pPr>
+            <w:proofErr w:type="spellStart"/>
             <w:r>
               <w:rPr>
                 <w:rFonts w:ascii="Arial" w:eastAsia="Times New Roman" w:hAnsi="Arial" w:cs="Arial"/>
@@ -13989,6 +15773,7 @@
               </w:rPr>
               <w:t>Before_Measure_Line</w:t>
             </w:r>
+            <w:proofErr w:type="spellEnd"/>
           </w:p>
         </w:tc>
         <w:tc>
@@ -14148,6 +15933,32 @@
                 <w14:ligatures w14:val="none"/>
               </w:rPr>
               <w:t>At</w:t>
+            </w:r>
+          </w:p>
+          <w:p>
+            <w:pPr>
+              <w:cnfStyle w:val="000000000000" w:firstRow="0" w:lastRow="0" w:firstColumn="0" w:lastColumn="0" w:oddVBand="0" w:evenVBand="0" w:oddHBand="0" w:evenHBand="0" w:firstRowFirstColumn="0" w:firstRowLastColumn="0" w:lastRowFirstColumn="0" w:lastRowLastColumn="0"/>
+              <w:rPr>
+                <w:rFonts w:ascii="Arial" w:eastAsia="Times New Roman" w:hAnsi="Arial" w:cs="Arial"/>
+                <w:color w:val="000000"/>
+                <w:kern w:val="0"/>
+                <w:sz w:val="22"/>
+                <w:szCs w:val="22"/>
+                <w14:ligatures w14:val="none"/>
+              </w:rPr>
+            </w:pPr>
+            <w:r>
+              <w:rPr>
+                <w:rFonts w:ascii="Arial" w:eastAsia="Times New Roman" w:hAnsi="Arial" w:cs="Arial"/>
+                <w:b/>
+                <w:bCs/>
+                <w:color w:val="000000"/>
+                <w:kern w:val="0"/>
+                <w:sz w:val="22"/>
+                <w:szCs w:val="22"/>
+                <w14:ligatures w14:val="none"/>
+              </w:rPr>
+              <w:t>Required</w:t>
             </w:r>
           </w:p>
         </w:tc>
@@ -14178,6 +15989,7 @@
                 <w14:ligatures w14:val="none"/>
               </w:rPr>
             </w:pPr>
+            <w:proofErr w:type="spellStart"/>
             <w:r>
               <w:rPr>
                 <w:rFonts w:ascii="Arial" w:hAnsi="Arial" w:cs="Arial"/>
@@ -14188,6 +16000,7 @@
               </w:rPr>
               <w:t>Glycol_Machine</w:t>
             </w:r>
+            <w:proofErr w:type="spellEnd"/>
           </w:p>
         </w:tc>
         <w:tc>
@@ -14207,6 +16020,7 @@
                 <w14:ligatures w14:val="none"/>
               </w:rPr>
             </w:pPr>
+            <w:proofErr w:type="spellStart"/>
             <w:r>
               <w:rPr>
                 <w:rFonts w:ascii="Arial" w:eastAsia="Times New Roman" w:hAnsi="Arial" w:cs="Arial"/>
@@ -14218,6 +16032,7 @@
               </w:rPr>
               <w:t>After_Pressure_Return_PSI</w:t>
             </w:r>
+            <w:proofErr w:type="spellEnd"/>
           </w:p>
         </w:tc>
         <w:tc>
@@ -14277,6 +16092,32 @@
                 <w14:ligatures w14:val="none"/>
               </w:rPr>
               <w:t>Number Field</w:t>
+            </w:r>
+          </w:p>
+          <w:p>
+            <w:pPr>
+              <w:cnfStyle w:val="000000000000" w:firstRow="0" w:lastRow="0" w:firstColumn="0" w:lastColumn="0" w:oddVBand="0" w:evenVBand="0" w:oddHBand="0" w:evenHBand="0" w:firstRowFirstColumn="0" w:firstRowLastColumn="0" w:lastRowFirstColumn="0" w:lastRowLastColumn="0"/>
+              <w:rPr>
+                <w:rFonts w:ascii="Arial" w:eastAsia="Times New Roman" w:hAnsi="Arial" w:cs="Arial"/>
+                <w:color w:val="000000"/>
+                <w:kern w:val="0"/>
+                <w:sz w:val="22"/>
+                <w:szCs w:val="22"/>
+                <w14:ligatures w14:val="none"/>
+              </w:rPr>
+            </w:pPr>
+            <w:r>
+              <w:rPr>
+                <w:rFonts w:ascii="Arial" w:eastAsia="Times New Roman" w:hAnsi="Arial" w:cs="Arial"/>
+                <w:b/>
+                <w:bCs/>
+                <w:color w:val="000000"/>
+                <w:kern w:val="0"/>
+                <w:sz w:val="22"/>
+                <w:szCs w:val="22"/>
+                <w14:ligatures w14:val="none"/>
+              </w:rPr>
+              <w:t>Required</w:t>
             </w:r>
           </w:p>
         </w:tc>
@@ -14307,6 +16148,7 @@
                 <w14:ligatures w14:val="none"/>
               </w:rPr>
             </w:pPr>
+            <w:proofErr w:type="spellStart"/>
             <w:r>
               <w:rPr>
                 <w:rFonts w:ascii="Arial" w:hAnsi="Arial" w:cs="Arial"/>
@@ -14317,6 +16159,7 @@
               </w:rPr>
               <w:t>Glycol_Machine</w:t>
             </w:r>
+            <w:proofErr w:type="spellEnd"/>
           </w:p>
         </w:tc>
         <w:tc>
@@ -14336,6 +16179,7 @@
                 <w14:ligatures w14:val="none"/>
               </w:rPr>
             </w:pPr>
+            <w:proofErr w:type="spellStart"/>
             <w:r>
               <w:rPr>
                 <w:rFonts w:ascii="Arial" w:eastAsia="Times New Roman" w:hAnsi="Arial" w:cs="Arial"/>
@@ -14347,6 +16191,7 @@
               </w:rPr>
               <w:t>After_Pressure_Out_PSI</w:t>
             </w:r>
+            <w:proofErr w:type="spellEnd"/>
           </w:p>
         </w:tc>
         <w:tc>
@@ -14406,6 +16251,32 @@
                 <w14:ligatures w14:val="none"/>
               </w:rPr>
               <w:t>Number Field</w:t>
+            </w:r>
+          </w:p>
+          <w:p>
+            <w:pPr>
+              <w:cnfStyle w:val="000000000000" w:firstRow="0" w:lastRow="0" w:firstColumn="0" w:lastColumn="0" w:oddVBand="0" w:evenVBand="0" w:oddHBand="0" w:evenHBand="0" w:firstRowFirstColumn="0" w:firstRowLastColumn="0" w:lastRowFirstColumn="0" w:lastRowLastColumn="0"/>
+              <w:rPr>
+                <w:rFonts w:ascii="Arial" w:eastAsia="Times New Roman" w:hAnsi="Arial" w:cs="Arial"/>
+                <w:color w:val="000000"/>
+                <w:kern w:val="0"/>
+                <w:sz w:val="22"/>
+                <w:szCs w:val="22"/>
+                <w14:ligatures w14:val="none"/>
+              </w:rPr>
+            </w:pPr>
+            <w:r>
+              <w:rPr>
+                <w:rFonts w:ascii="Arial" w:eastAsia="Times New Roman" w:hAnsi="Arial" w:cs="Arial"/>
+                <w:b/>
+                <w:bCs/>
+                <w:color w:val="000000"/>
+                <w:kern w:val="0"/>
+                <w:sz w:val="22"/>
+                <w:szCs w:val="22"/>
+                <w14:ligatures w14:val="none"/>
+              </w:rPr>
+              <w:t>Required</w:t>
             </w:r>
           </w:p>
         </w:tc>
@@ -14436,6 +16307,7 @@
                 <w14:ligatures w14:val="none"/>
               </w:rPr>
             </w:pPr>
+            <w:proofErr w:type="spellStart"/>
             <w:r>
               <w:rPr>
                 <w:rFonts w:ascii="Arial" w:hAnsi="Arial" w:cs="Arial"/>
@@ -14446,6 +16318,7 @@
               </w:rPr>
               <w:t>Glycol_Machine</w:t>
             </w:r>
+            <w:proofErr w:type="spellEnd"/>
           </w:p>
         </w:tc>
         <w:tc>
@@ -14465,6 +16338,7 @@
                 <w14:ligatures w14:val="none"/>
               </w:rPr>
             </w:pPr>
+            <w:proofErr w:type="spellStart"/>
             <w:r>
               <w:rPr>
                 <w:rFonts w:ascii="Arial" w:eastAsia="Times New Roman" w:hAnsi="Arial" w:cs="Arial"/>
@@ -14476,6 +16350,7 @@
               </w:rPr>
               <w:t>After_Measure_Line</w:t>
             </w:r>
+            <w:proofErr w:type="spellEnd"/>
           </w:p>
         </w:tc>
         <w:tc>
@@ -14635,6 +16510,32 @@
                 <w14:ligatures w14:val="none"/>
               </w:rPr>
               <w:t>At</w:t>
+            </w:r>
+          </w:p>
+          <w:p>
+            <w:pPr>
+              <w:cnfStyle w:val="000000000000" w:firstRow="0" w:lastRow="0" w:firstColumn="0" w:lastColumn="0" w:oddVBand="0" w:evenVBand="0" w:oddHBand="0" w:evenHBand="0" w:firstRowFirstColumn="0" w:firstRowLastColumn="0" w:lastRowFirstColumn="0" w:lastRowLastColumn="0"/>
+              <w:rPr>
+                <w:rFonts w:ascii="Arial" w:eastAsia="Times New Roman" w:hAnsi="Arial" w:cs="Arial"/>
+                <w:color w:val="000000"/>
+                <w:kern w:val="0"/>
+                <w:sz w:val="22"/>
+                <w:szCs w:val="22"/>
+                <w14:ligatures w14:val="none"/>
+              </w:rPr>
+            </w:pPr>
+            <w:r>
+              <w:rPr>
+                <w:rFonts w:ascii="Arial" w:eastAsia="Times New Roman" w:hAnsi="Arial" w:cs="Arial"/>
+                <w:b/>
+                <w:bCs/>
+                <w:color w:val="000000"/>
+                <w:kern w:val="0"/>
+                <w:sz w:val="22"/>
+                <w:szCs w:val="22"/>
+                <w14:ligatures w14:val="none"/>
+              </w:rPr>
+              <w:t>Required</w:t>
             </w:r>
           </w:p>
         </w:tc>
@@ -14665,6 +16566,7 @@
                 <w14:ligatures w14:val="none"/>
               </w:rPr>
             </w:pPr>
+            <w:proofErr w:type="spellStart"/>
             <w:r>
               <w:rPr>
                 <w:rFonts w:ascii="Arial" w:hAnsi="Arial" w:cs="Arial"/>
@@ -14675,6 +16577,7 @@
               </w:rPr>
               <w:t>Glycol_Machine</w:t>
             </w:r>
+            <w:proofErr w:type="spellEnd"/>
           </w:p>
         </w:tc>
         <w:tc>
@@ -14694,6 +16597,7 @@
                 <w14:ligatures w14:val="none"/>
               </w:rPr>
             </w:pPr>
+            <w:proofErr w:type="spellStart"/>
             <w:r>
               <w:rPr>
                 <w:rFonts w:ascii="Arial" w:eastAsia="Times New Roman" w:hAnsi="Arial" w:cs="Arial"/>
@@ -14705,6 +16609,7 @@
               </w:rPr>
               <w:t>Gallons_Added</w:t>
             </w:r>
+            <w:proofErr w:type="spellEnd"/>
           </w:p>
         </w:tc>
         <w:tc>
@@ -14764,6 +16669,24 @@
                 <w14:ligatures w14:val="none"/>
               </w:rPr>
               <w:t>Number Field</w:t>
+            </w:r>
+          </w:p>
+          <w:p>
+            <w:pPr>
+              <w:cnfStyle w:val="000000000000" w:firstRow="0" w:lastRow="0" w:firstColumn="0" w:lastColumn="0" w:oddVBand="0" w:evenVBand="0" w:oddHBand="0" w:evenHBand="0" w:firstRowFirstColumn="0" w:firstRowLastColumn="0" w:lastRowFirstColumn="0" w:lastRowLastColumn="0"/>
+            </w:pPr>
+            <w:r>
+              <w:rPr>
+                <w:rFonts w:ascii="Arial" w:eastAsia="Times New Roman" w:hAnsi="Arial" w:cs="Arial"/>
+                <w:b/>
+                <w:bCs/>
+                <w:color w:val="000000"/>
+                <w:kern w:val="0"/>
+                <w:sz w:val="22"/>
+                <w:szCs w:val="22"/>
+                <w14:ligatures w14:val="none"/>
+              </w:rPr>
+              <w:t>Required</w:t>
             </w:r>
           </w:p>
         </w:tc>
@@ -14794,6 +16717,7 @@
                 <w14:ligatures w14:val="none"/>
               </w:rPr>
             </w:pPr>
+            <w:proofErr w:type="spellStart"/>
             <w:r>
               <w:rPr>
                 <w:rFonts w:ascii="Arial" w:hAnsi="Arial" w:cs="Arial"/>
@@ -14804,6 +16728,7 @@
               </w:rPr>
               <w:t>Glycol_Machine</w:t>
             </w:r>
+            <w:proofErr w:type="spellEnd"/>
           </w:p>
         </w:tc>
         <w:tc>
@@ -14933,6 +16858,7 @@
                 <w:szCs w:val="22"/>
               </w:rPr>
             </w:pPr>
+            <w:proofErr w:type="spellStart"/>
             <w:r>
               <w:rPr>
                 <w:rFonts w:ascii="Arial" w:hAnsi="Arial" w:cs="Arial"/>
@@ -14943,6 +16869,7 @@
               </w:rPr>
               <w:t>Glycol_Machine</w:t>
             </w:r>
+            <w:proofErr w:type="spellEnd"/>
           </w:p>
         </w:tc>
         <w:tc>
@@ -14962,6 +16889,7 @@
                 <w14:ligatures w14:val="none"/>
               </w:rPr>
             </w:pPr>
+            <w:proofErr w:type="spellStart"/>
             <w:r>
               <w:rPr>
                 <w:rFonts w:ascii="Arial" w:eastAsia="Times New Roman" w:hAnsi="Arial" w:cs="Arial"/>
@@ -14973,6 +16901,7 @@
               </w:rPr>
               <w:t>Worker_ID</w:t>
             </w:r>
+            <w:proofErr w:type="spellEnd"/>
           </w:p>
         </w:tc>
         <w:tc>
@@ -15052,48 +16981,6 @@
         <w:rPr>
           <w:b/>
           <w:bCs/>
-          <w:sz w:val="28"/>
-          <w:szCs w:val="28"/>
-        </w:rPr>
-      </w:pPr>
-      <w:r>
-        <w:rPr>
-          <w:b/>
-          <w:bCs/>
-          <w:sz w:val="28"/>
-          <w:szCs w:val="28"/>
-        </w:rPr>
-        <w:t>**Checkbox for Maintenance Done</w:t>
-      </w:r>
-      <w:r>
-        <w:rPr>
-          <w:b/>
-          <w:bCs/>
-          <w:sz w:val="28"/>
-          <w:szCs w:val="28"/>
-        </w:rPr>
-        <w:t xml:space="preserve"> (From the Excel File)</w:t>
-      </w:r>
-      <w:r>
-        <w:rPr>
-          <w:b/>
-          <w:bCs/>
-          <w:sz w:val="28"/>
-          <w:szCs w:val="28"/>
-        </w:rPr>
-        <w:t>:</w:t>
-      </w:r>
-    </w:p>
-    <w:p>
-      <w:pPr>
-        <w:pStyle w:val="ListParagraph"/>
-        <w:numPr>
-          <w:ilvl w:val="0"/>
-          <w:numId w:val="6"/>
-        </w:numPr>
-        <w:rPr>
-          <w:b/>
-          <w:bCs/>
         </w:rPr>
       </w:pPr>
       <w:r>
@@ -15101,274 +16988,7 @@
           <w:b/>
           <w:bCs/>
         </w:rPr>
-        <w:t>New Tires</w:t>
-      </w:r>
-    </w:p>
-    <w:p>
-      <w:pPr>
-        <w:pStyle w:val="ListParagraph"/>
-        <w:numPr>
-          <w:ilvl w:val="0"/>
-          <w:numId w:val="6"/>
-        </w:numPr>
-        <w:rPr>
-          <w:b/>
-          <w:bCs/>
-        </w:rPr>
-      </w:pPr>
-      <w:r>
-        <w:rPr>
-          <w:b/>
-          <w:bCs/>
-        </w:rPr>
-        <w:t xml:space="preserve">New </w:t>
-      </w:r>
-      <w:proofErr w:type="gramStart"/>
-      <w:r>
-        <w:rPr>
-          <w:b/>
-          <w:bCs/>
-        </w:rPr>
-        <w:t>hoses</w:t>
-      </w:r>
-      <w:proofErr w:type="gramEnd"/>
-    </w:p>
-    <w:p>
-      <w:pPr>
-        <w:pStyle w:val="ListParagraph"/>
-        <w:numPr>
-          <w:ilvl w:val="0"/>
-          <w:numId w:val="6"/>
-        </w:numPr>
-        <w:rPr>
-          <w:b/>
-          <w:bCs/>
-        </w:rPr>
-      </w:pPr>
-      <w:r>
-        <w:rPr>
-          <w:b/>
-          <w:bCs/>
-        </w:rPr>
-        <w:t>New Pump</w:t>
-      </w:r>
-    </w:p>
-    <w:p>
-      <w:pPr>
-        <w:pStyle w:val="ListParagraph"/>
-        <w:numPr>
-          <w:ilvl w:val="0"/>
-          <w:numId w:val="6"/>
-        </w:numPr>
-        <w:rPr>
-          <w:b/>
-          <w:bCs/>
-        </w:rPr>
-      </w:pPr>
-      <w:r>
-        <w:rPr>
-          <w:b/>
-          <w:bCs/>
-        </w:rPr>
-        <w:t>Blade Change</w:t>
-      </w:r>
-    </w:p>
-    <w:p>
-      <w:pPr>
-        <w:pStyle w:val="ListParagraph"/>
-        <w:numPr>
-          <w:ilvl w:val="0"/>
-          <w:numId w:val="6"/>
-        </w:numPr>
-        <w:rPr>
-          <w:b/>
-          <w:bCs/>
-        </w:rPr>
-      </w:pPr>
-      <w:r>
-        <w:rPr>
-          <w:b/>
-          <w:bCs/>
-        </w:rPr>
-        <w:t>Grease</w:t>
-      </w:r>
-      <w:r>
-        <w:rPr>
-          <w:b/>
-          <w:bCs/>
-        </w:rPr>
-        <w:t xml:space="preserve"> Applied</w:t>
-      </w:r>
-    </w:p>
-    <w:p>
-      <w:pPr>
-        <w:pStyle w:val="ListParagraph"/>
-        <w:numPr>
-          <w:ilvl w:val="0"/>
-          <w:numId w:val="6"/>
-        </w:numPr>
-        <w:rPr>
-          <w:b/>
-          <w:bCs/>
-        </w:rPr>
-      </w:pPr>
-      <w:r>
-        <w:rPr>
-          <w:b/>
-          <w:bCs/>
-        </w:rPr>
-        <w:t>Oil Check</w:t>
-      </w:r>
-    </w:p>
-    <w:p>
-      <w:pPr>
-        <w:pStyle w:val="ListParagraph"/>
-        <w:numPr>
-          <w:ilvl w:val="0"/>
-          <w:numId w:val="6"/>
-        </w:numPr>
-        <w:rPr>
-          <w:b/>
-          <w:bCs/>
-        </w:rPr>
-      </w:pPr>
-      <w:r>
-        <w:rPr>
-          <w:b/>
-          <w:bCs/>
-        </w:rPr>
-        <w:t>Coolant Check</w:t>
-      </w:r>
-    </w:p>
-    <w:p>
-      <w:pPr>
-        <w:pStyle w:val="ListParagraph"/>
-        <w:numPr>
-          <w:ilvl w:val="0"/>
-          <w:numId w:val="6"/>
-        </w:numPr>
-        <w:rPr>
-          <w:b/>
-          <w:bCs/>
-        </w:rPr>
-      </w:pPr>
-      <w:r>
-        <w:rPr>
-          <w:b/>
-          <w:bCs/>
-        </w:rPr>
-        <w:t>Added Coolant</w:t>
-      </w:r>
-    </w:p>
-    <w:p>
-      <w:pPr>
-        <w:pStyle w:val="ListParagraph"/>
-        <w:numPr>
-          <w:ilvl w:val="0"/>
-          <w:numId w:val="6"/>
-        </w:numPr>
-        <w:rPr>
-          <w:b/>
-          <w:bCs/>
-        </w:rPr>
-      </w:pPr>
-      <w:r>
-        <w:rPr>
-          <w:b/>
-          <w:bCs/>
-        </w:rPr>
-        <w:t>Grease Points Serviced</w:t>
-      </w:r>
-    </w:p>
-    <w:p>
-      <w:pPr>
-        <w:pStyle w:val="ListParagraph"/>
-        <w:numPr>
-          <w:ilvl w:val="0"/>
-          <w:numId w:val="6"/>
-        </w:numPr>
-        <w:rPr>
-          <w:b/>
-          <w:bCs/>
-        </w:rPr>
-      </w:pPr>
-      <w:r>
-        <w:rPr>
-          <w:b/>
-          <w:bCs/>
-        </w:rPr>
-        <w:t>Elevator Chain</w:t>
-      </w:r>
-    </w:p>
-    <w:p>
-      <w:pPr>
-        <w:pStyle w:val="ListParagraph"/>
-        <w:numPr>
-          <w:ilvl w:val="0"/>
-          <w:numId w:val="6"/>
-        </w:numPr>
-        <w:rPr>
-          <w:b/>
-          <w:bCs/>
-        </w:rPr>
-      </w:pPr>
-      <w:r>
-        <w:rPr>
-          <w:b/>
-          <w:bCs/>
-        </w:rPr>
-        <w:t>Transmission Issue</w:t>
-      </w:r>
-    </w:p>
-    <w:p>
-      <w:pPr>
-        <w:pStyle w:val="ListParagraph"/>
-        <w:numPr>
-          <w:ilvl w:val="0"/>
-          <w:numId w:val="6"/>
-        </w:numPr>
-        <w:rPr>
-          <w:b/>
-          <w:bCs/>
-        </w:rPr>
-      </w:pPr>
-      <w:r>
-        <w:rPr>
-          <w:b/>
-          <w:bCs/>
-        </w:rPr>
-        <w:t>Engine Issue</w:t>
-      </w:r>
-    </w:p>
-    <w:p>
-      <w:pPr>
-        <w:rPr>
-          <w:b/>
-          <w:bCs/>
-        </w:rPr>
-      </w:pPr>
-    </w:p>
-    <w:p>
-      <w:pPr>
-        <w:rPr>
-          <w:b/>
-          <w:bCs/>
-        </w:rPr>
-      </w:pPr>
-    </w:p>
-    <w:p>
-      <w:pPr>
-        <w:rPr>
-          <w:b/>
-          <w:bCs/>
-        </w:rPr>
-      </w:pPr>
-      <w:r>
-        <w:rPr>
-          <w:b/>
-          <w:bCs/>
-        </w:rPr>
-        <w:t xml:space="preserve">***Possible </w:t>
+        <w:t xml:space="preserve">**Possible </w:t>
       </w:r>
       <w:r>
         <w:rPr>
@@ -15397,7 +17017,6 @@
           <w:b/>
           <w:bCs/>
         </w:rPr>
-        <w:lastRenderedPageBreak/>
         <w:t>Engine</w:t>
       </w:r>
     </w:p>
@@ -15493,25 +17112,6 @@
           <w:b/>
           <w:bCs/>
         </w:rPr>
-        <w:t xml:space="preserve">Fuel Filter Replaced </w:t>
-      </w:r>
-    </w:p>
-    <w:p>
-      <w:pPr>
-        <w:numPr>
-          <w:ilvl w:val="0"/>
-          <w:numId w:val="7"/>
-        </w:numPr>
-        <w:rPr>
-          <w:b/>
-          <w:bCs/>
-        </w:rPr>
-      </w:pPr>
-      <w:r>
-        <w:rPr>
-          <w:b/>
-          <w:bCs/>
-        </w:rPr>
         <w:t xml:space="preserve">Spark Plugs Replaced (gas/propane) </w:t>
       </w:r>
     </w:p>
@@ -15569,6 +17169,7 @@
           <w:b/>
           <w:bCs/>
         </w:rPr>
+        <w:lastRenderedPageBreak/>
         <w:t xml:space="preserve">Belts Replaced </w:t>
       </w:r>
     </w:p>
@@ -15880,7 +17481,6 @@
           <w:b/>
           <w:bCs/>
         </w:rPr>
-        <w:lastRenderedPageBreak/>
         <w:t xml:space="preserve">Blade Holder Serviced </w:t>
       </w:r>
     </w:p>
@@ -15900,7 +17500,21 @@
           <w:b/>
           <w:bCs/>
         </w:rPr>
-        <w:t xml:space="preserve">Towel Replaced </w:t>
+        <w:t>Towel</w:t>
+      </w:r>
+      <w:r>
+        <w:rPr>
+          <w:b/>
+          <w:bCs/>
+        </w:rPr>
+        <w:t>/Rag</w:t>
+      </w:r>
+      <w:r>
+        <w:rPr>
+          <w:b/>
+          <w:bCs/>
+        </w:rPr>
+        <w:t xml:space="preserve"> Replaced </w:t>
       </w:r>
     </w:p>
     <w:p>
@@ -16048,6 +17662,7 @@
           <w:b/>
           <w:bCs/>
         </w:rPr>
+        <w:lastRenderedPageBreak/>
         <w:t xml:space="preserve">Grease Points Serviced </w:t>
       </w:r>
     </w:p>
@@ -16101,7 +17716,14 @@
           <w:b/>
           <w:bCs/>
         </w:rPr>
-        <w:t>Conveyor / Auger</w:t>
+        <w:t>Elevator</w:t>
+      </w:r>
+      <w:r>
+        <w:rPr>
+          <w:b/>
+          <w:bCs/>
+        </w:rPr>
+        <w:t xml:space="preserve"> / Auger</w:t>
       </w:r>
     </w:p>
     <w:p>
@@ -16359,7 +17981,6 @@
           <w:b/>
           <w:bCs/>
         </w:rPr>
-        <w:lastRenderedPageBreak/>
         <w:t xml:space="preserve">Transmission Issue </w:t>
       </w:r>
     </w:p>
@@ -16527,6 +18148,7 @@
           <w:b/>
           <w:bCs/>
         </w:rPr>
+        <w:lastRenderedPageBreak/>
         <w:t xml:space="preserve">Safety Inspection </w:t>
       </w:r>
     </w:p>
@@ -16639,6 +18261,119 @@
 <file path=word/numbering.xml><?xml version="1.0" encoding="utf-8"?>
 <w:numbering xmlns:wpc="http://schemas.microsoft.com/office/word/2010/wordprocessingCanvas" xmlns:cx="http://schemas.microsoft.com/office/drawing/2014/chartex" xmlns:cx1="http://schemas.microsoft.com/office/drawing/2015/9/8/chartex" xmlns:cx2="http://schemas.microsoft.com/office/drawing/2015/10/21/chartex" xmlns:cx3="http://schemas.microsoft.com/office/drawing/2016/5/9/chartex" xmlns:cx4="http://schemas.microsoft.com/office/drawing/2016/5/10/chartex" xmlns:cx5="http://schemas.microsoft.com/office/drawing/2016/5/11/chartex" xmlns:cx6="http://schemas.microsoft.com/office/drawing/2016/5/12/chartex" xmlns:cx7="http://schemas.microsoft.com/office/drawing/2016/5/13/chartex" xmlns:cx8="http://schemas.microsoft.com/office/drawing/2016/5/14/chartex" xmlns:mc="http://schemas.openxmlformats.org/markup-compatibility/2006" xmlns:aink="http://schemas.microsoft.com/office/drawing/2016/ink" xmlns:am3d="http://schemas.microsoft.com/office/drawing/2017/model3d" xmlns:o="urn:schemas-microsoft-com:office:office" xmlns:oel="http://schemas.microsoft.com/office/2019/extlst" xmlns:r="http://schemas.openxmlformats.org/officeDocument/2006/relationships" xmlns:m="http://schemas.openxmlformats.org/officeDocument/2006/math" xmlns:v="urn:schemas-microsoft-com:vml" xmlns:wp14="http://schemas.microsoft.com/office/word/2010/wordprocessingDrawing" xmlns:wp="http://schemas.openxmlformats.org/drawingml/2006/wordprocessingDrawing" xmlns:w10="urn:schemas-microsoft-com:office:word" xmlns:w="http://schemas.openxmlformats.org/wordprocessingml/2006/main" xmlns:w14="http://schemas.microsoft.com/office/word/2010/wordml" xmlns:w15="http://schemas.microsoft.com/office/word/2012/wordml" xmlns:w16cei="http://schemas.microsoft.com/office/word/2026/wordml/cei" xmlns:w16cex="http://schemas.microsoft.com/office/word/2018/wordml/cex" xmlns:w16cid="http://schemas.microsoft.com/office/word/2016/wordml/cid" xmlns:w16="http://schemas.microsoft.com/office/word/2018/wordml" xmlns:w16du="http://schemas.microsoft.com/office/word/2023/wordml/word16du" xmlns:w16sdtdh="http://schemas.microsoft.com/office/word/2020/wordml/sdtdatahash" xmlns:w16sdtfl="http://schemas.microsoft.com/office/word/2024/wordml/sdtformatlock" xmlns:w16se="http://schemas.microsoft.com/office/word/2015/wordml/symex" xmlns:wpg="http://schemas.microsoft.com/office/word/2010/wordprocessingGroup" xmlns:wpi="http://schemas.microsoft.com/office/word/2010/wordprocessingInk" xmlns:wne="http://schemas.microsoft.com/office/word/2006/wordml" xmlns:wps="http://schemas.microsoft.com/office/word/2010/wordprocessingShape" mc:Ignorable="w14 w15 w16se w16cid w16 w16cex w16sdtdh w16sdtfl w16du wp14">
   <w:abstractNum w:abstractNumId="0" w15:restartNumberingAfterBreak="0">
+    <w:nsid w:val="01670885"/>
+    <w:multiLevelType w:val="hybridMultilevel"/>
+    <w:tmpl w:val="E27A1242"/>
+    <w:lvl w:ilvl="0" w:tplc="04090001">
+      <w:start w:val="1"/>
+      <w:numFmt w:val="bullet"/>
+      <w:lvlText w:val=""/>
+      <w:lvlJc w:val="left"/>
+      <w:pPr>
+        <w:ind w:left="720" w:hanging="360"/>
+      </w:pPr>
+      <w:rPr>
+        <w:rFonts w:ascii="Symbol" w:hAnsi="Symbol" w:hint="default"/>
+      </w:rPr>
+    </w:lvl>
+    <w:lvl w:ilvl="1" w:tplc="04090003" w:tentative="1">
+      <w:start w:val="1"/>
+      <w:numFmt w:val="bullet"/>
+      <w:lvlText w:val="o"/>
+      <w:lvlJc w:val="left"/>
+      <w:pPr>
+        <w:ind w:left="1440" w:hanging="360"/>
+      </w:pPr>
+      <w:rPr>
+        <w:rFonts w:ascii="Courier New" w:hAnsi="Courier New" w:cs="Courier New" w:hint="default"/>
+      </w:rPr>
+    </w:lvl>
+    <w:lvl w:ilvl="2" w:tplc="04090005" w:tentative="1">
+      <w:start w:val="1"/>
+      <w:numFmt w:val="bullet"/>
+      <w:lvlText w:val=""/>
+      <w:lvlJc w:val="left"/>
+      <w:pPr>
+        <w:ind w:left="2160" w:hanging="360"/>
+      </w:pPr>
+      <w:rPr>
+        <w:rFonts w:ascii="Wingdings" w:hAnsi="Wingdings" w:hint="default"/>
+      </w:rPr>
+    </w:lvl>
+    <w:lvl w:ilvl="3" w:tplc="04090001" w:tentative="1">
+      <w:start w:val="1"/>
+      <w:numFmt w:val="bullet"/>
+      <w:lvlText w:val=""/>
+      <w:lvlJc w:val="left"/>
+      <w:pPr>
+        <w:ind w:left="2880" w:hanging="360"/>
+      </w:pPr>
+      <w:rPr>
+        <w:rFonts w:ascii="Symbol" w:hAnsi="Symbol" w:hint="default"/>
+      </w:rPr>
+    </w:lvl>
+    <w:lvl w:ilvl="4" w:tplc="04090003" w:tentative="1">
+      <w:start w:val="1"/>
+      <w:numFmt w:val="bullet"/>
+      <w:lvlText w:val="o"/>
+      <w:lvlJc w:val="left"/>
+      <w:pPr>
+        <w:ind w:left="3600" w:hanging="360"/>
+      </w:pPr>
+      <w:rPr>
+        <w:rFonts w:ascii="Courier New" w:hAnsi="Courier New" w:cs="Courier New" w:hint="default"/>
+      </w:rPr>
+    </w:lvl>
+    <w:lvl w:ilvl="5" w:tplc="04090005" w:tentative="1">
+      <w:start w:val="1"/>
+      <w:numFmt w:val="bullet"/>
+      <w:lvlText w:val=""/>
+      <w:lvlJc w:val="left"/>
+      <w:pPr>
+        <w:ind w:left="4320" w:hanging="360"/>
+      </w:pPr>
+      <w:rPr>
+        <w:rFonts w:ascii="Wingdings" w:hAnsi="Wingdings" w:hint="default"/>
+      </w:rPr>
+    </w:lvl>
+    <w:lvl w:ilvl="6" w:tplc="04090001" w:tentative="1">
+      <w:start w:val="1"/>
+      <w:numFmt w:val="bullet"/>
+      <w:lvlText w:val=""/>
+      <w:lvlJc w:val="left"/>
+      <w:pPr>
+        <w:ind w:left="5040" w:hanging="360"/>
+      </w:pPr>
+      <w:rPr>
+        <w:rFonts w:ascii="Symbol" w:hAnsi="Symbol" w:hint="default"/>
+      </w:rPr>
+    </w:lvl>
+    <w:lvl w:ilvl="7" w:tplc="04090003" w:tentative="1">
+      <w:start w:val="1"/>
+      <w:numFmt w:val="bullet"/>
+      <w:lvlText w:val="o"/>
+      <w:lvlJc w:val="left"/>
+      <w:pPr>
+        <w:ind w:left="5760" w:hanging="360"/>
+      </w:pPr>
+      <w:rPr>
+        <w:rFonts w:ascii="Courier New" w:hAnsi="Courier New" w:cs="Courier New" w:hint="default"/>
+      </w:rPr>
+    </w:lvl>
+    <w:lvl w:ilvl="8" w:tplc="04090005" w:tentative="1">
+      <w:start w:val="1"/>
+      <w:numFmt w:val="bullet"/>
+      <w:lvlText w:val=""/>
+      <w:lvlJc w:val="left"/>
+      <w:pPr>
+        <w:ind w:left="6480" w:hanging="360"/>
+      </w:pPr>
+      <w:rPr>
+        <w:rFonts w:ascii="Wingdings" w:hAnsi="Wingdings" w:hint="default"/>
+      </w:rPr>
+    </w:lvl>
+  </w:abstractNum>
+  <w:abstractNum w:abstractNumId="1" w15:restartNumberingAfterBreak="0">
     <w:nsid w:val="08F26A98"/>
     <w:multiLevelType w:val="multilevel"/>
     <w:tmpl w:val="49F46A4C"/>
@@ -16787,7 +18522,7 @@
       </w:rPr>
     </w:lvl>
   </w:abstractNum>
-  <w:abstractNum w:abstractNumId="1" w15:restartNumberingAfterBreak="0">
+  <w:abstractNum w:abstractNumId="2" w15:restartNumberingAfterBreak="0">
     <w:nsid w:val="12805A96"/>
     <w:multiLevelType w:val="hybridMultilevel"/>
     <w:tmpl w:val="082E28E0"/>
@@ -16900,7 +18635,7 @@
       </w:rPr>
     </w:lvl>
   </w:abstractNum>
-  <w:abstractNum w:abstractNumId="2" w15:restartNumberingAfterBreak="0">
+  <w:abstractNum w:abstractNumId="3" w15:restartNumberingAfterBreak="0">
     <w:nsid w:val="1A667B94"/>
     <w:multiLevelType w:val="hybridMultilevel"/>
     <w:tmpl w:val="7DC459C8"/>
@@ -17013,7 +18748,7 @@
       </w:rPr>
     </w:lvl>
   </w:abstractNum>
-  <w:abstractNum w:abstractNumId="3" w15:restartNumberingAfterBreak="0">
+  <w:abstractNum w:abstractNumId="4" w15:restartNumberingAfterBreak="0">
     <w:nsid w:val="28A03E07"/>
     <w:multiLevelType w:val="multilevel"/>
     <w:tmpl w:val="CC660A0C"/>
@@ -17162,7 +18897,7 @@
       </w:rPr>
     </w:lvl>
   </w:abstractNum>
-  <w:abstractNum w:abstractNumId="4" w15:restartNumberingAfterBreak="0">
+  <w:abstractNum w:abstractNumId="5" w15:restartNumberingAfterBreak="0">
     <w:nsid w:val="2F5D46FC"/>
     <w:multiLevelType w:val="multilevel"/>
     <w:tmpl w:val="FC98E89A"/>
@@ -17311,7 +19046,7 @@
       </w:rPr>
     </w:lvl>
   </w:abstractNum>
-  <w:abstractNum w:abstractNumId="5" w15:restartNumberingAfterBreak="0">
+  <w:abstractNum w:abstractNumId="6" w15:restartNumberingAfterBreak="0">
     <w:nsid w:val="36FF0AC1"/>
     <w:multiLevelType w:val="multilevel"/>
     <w:tmpl w:val="91D8B598"/>
@@ -17460,7 +19195,7 @@
       </w:rPr>
     </w:lvl>
   </w:abstractNum>
-  <w:abstractNum w:abstractNumId="6" w15:restartNumberingAfterBreak="0">
+  <w:abstractNum w:abstractNumId="7" w15:restartNumberingAfterBreak="0">
     <w:nsid w:val="3FCA6638"/>
     <w:multiLevelType w:val="hybridMultilevel"/>
     <w:tmpl w:val="660684F6"/>
@@ -17573,7 +19308,7 @@
       </w:rPr>
     </w:lvl>
   </w:abstractNum>
-  <w:abstractNum w:abstractNumId="7" w15:restartNumberingAfterBreak="0">
+  <w:abstractNum w:abstractNumId="8" w15:restartNumberingAfterBreak="0">
     <w:nsid w:val="47E31C3F"/>
     <w:multiLevelType w:val="multilevel"/>
     <w:tmpl w:val="B8147454"/>
@@ -17722,96 +19457,10 @@
       </w:rPr>
     </w:lvl>
   </w:abstractNum>
-  <w:abstractNum w:abstractNumId="8" w15:restartNumberingAfterBreak="0">
-    <w:nsid w:val="526E16A6"/>
+  <w:abstractNum w:abstractNumId="9" w15:restartNumberingAfterBreak="0">
+    <w:nsid w:val="511F5C19"/>
     <w:multiLevelType w:val="hybridMultilevel"/>
-    <w:tmpl w:val="4A8A1298"/>
-    <w:lvl w:ilvl="0" w:tplc="0409000F">
-      <w:start w:val="1"/>
-      <w:numFmt w:val="decimal"/>
-      <w:lvlText w:val="%1."/>
-      <w:lvlJc w:val="left"/>
-      <w:pPr>
-        <w:ind w:left="720" w:hanging="360"/>
-      </w:pPr>
-    </w:lvl>
-    <w:lvl w:ilvl="1" w:tplc="04090019" w:tentative="1">
-      <w:start w:val="1"/>
-      <w:numFmt w:val="lowerLetter"/>
-      <w:lvlText w:val="%2."/>
-      <w:lvlJc w:val="left"/>
-      <w:pPr>
-        <w:ind w:left="1440" w:hanging="360"/>
-      </w:pPr>
-    </w:lvl>
-    <w:lvl w:ilvl="2" w:tplc="0409001B" w:tentative="1">
-      <w:start w:val="1"/>
-      <w:numFmt w:val="lowerRoman"/>
-      <w:lvlText w:val="%3."/>
-      <w:lvlJc w:val="right"/>
-      <w:pPr>
-        <w:ind w:left="2160" w:hanging="180"/>
-      </w:pPr>
-    </w:lvl>
-    <w:lvl w:ilvl="3" w:tplc="0409000F" w:tentative="1">
-      <w:start w:val="1"/>
-      <w:numFmt w:val="decimal"/>
-      <w:lvlText w:val="%4."/>
-      <w:lvlJc w:val="left"/>
-      <w:pPr>
-        <w:ind w:left="2880" w:hanging="360"/>
-      </w:pPr>
-    </w:lvl>
-    <w:lvl w:ilvl="4" w:tplc="04090019" w:tentative="1">
-      <w:start w:val="1"/>
-      <w:numFmt w:val="lowerLetter"/>
-      <w:lvlText w:val="%5."/>
-      <w:lvlJc w:val="left"/>
-      <w:pPr>
-        <w:ind w:left="3600" w:hanging="360"/>
-      </w:pPr>
-    </w:lvl>
-    <w:lvl w:ilvl="5" w:tplc="0409001B" w:tentative="1">
-      <w:start w:val="1"/>
-      <w:numFmt w:val="lowerRoman"/>
-      <w:lvlText w:val="%6."/>
-      <w:lvlJc w:val="right"/>
-      <w:pPr>
-        <w:ind w:left="4320" w:hanging="180"/>
-      </w:pPr>
-    </w:lvl>
-    <w:lvl w:ilvl="6" w:tplc="0409000F" w:tentative="1">
-      <w:start w:val="1"/>
-      <w:numFmt w:val="decimal"/>
-      <w:lvlText w:val="%7."/>
-      <w:lvlJc w:val="left"/>
-      <w:pPr>
-        <w:ind w:left="5040" w:hanging="360"/>
-      </w:pPr>
-    </w:lvl>
-    <w:lvl w:ilvl="7" w:tplc="04090019" w:tentative="1">
-      <w:start w:val="1"/>
-      <w:numFmt w:val="lowerLetter"/>
-      <w:lvlText w:val="%8."/>
-      <w:lvlJc w:val="left"/>
-      <w:pPr>
-        <w:ind w:left="5760" w:hanging="360"/>
-      </w:pPr>
-    </w:lvl>
-    <w:lvl w:ilvl="8" w:tplc="0409001B" w:tentative="1">
-      <w:start w:val="1"/>
-      <w:numFmt w:val="lowerRoman"/>
-      <w:lvlText w:val="%9."/>
-      <w:lvlJc w:val="right"/>
-      <w:pPr>
-        <w:ind w:left="6480" w:hanging="180"/>
-      </w:pPr>
-    </w:lvl>
-  </w:abstractNum>
-  <w:abstractNum w:abstractNumId="9" w15:restartNumberingAfterBreak="0">
-    <w:nsid w:val="592653F5"/>
-    <w:multiLevelType w:val="hybridMultilevel"/>
-    <w:tmpl w:val="E2F8C746"/>
+    <w:tmpl w:val="C8B2E1A4"/>
     <w:lvl w:ilvl="0" w:tplc="04090001">
       <w:start w:val="1"/>
       <w:numFmt w:val="bullet"/>
@@ -17922,6 +19571,205 @@
     </w:lvl>
   </w:abstractNum>
   <w:abstractNum w:abstractNumId="10" w15:restartNumberingAfterBreak="0">
+    <w:nsid w:val="526E16A6"/>
+    <w:multiLevelType w:val="hybridMultilevel"/>
+    <w:tmpl w:val="4A8A1298"/>
+    <w:lvl w:ilvl="0" w:tplc="0409000F">
+      <w:start w:val="1"/>
+      <w:numFmt w:val="decimal"/>
+      <w:lvlText w:val="%1."/>
+      <w:lvlJc w:val="left"/>
+      <w:pPr>
+        <w:ind w:left="720" w:hanging="360"/>
+      </w:pPr>
+    </w:lvl>
+    <w:lvl w:ilvl="1" w:tplc="04090019" w:tentative="1">
+      <w:start w:val="1"/>
+      <w:numFmt w:val="lowerLetter"/>
+      <w:lvlText w:val="%2."/>
+      <w:lvlJc w:val="left"/>
+      <w:pPr>
+        <w:ind w:left="1440" w:hanging="360"/>
+      </w:pPr>
+    </w:lvl>
+    <w:lvl w:ilvl="2" w:tplc="0409001B" w:tentative="1">
+      <w:start w:val="1"/>
+      <w:numFmt w:val="lowerRoman"/>
+      <w:lvlText w:val="%3."/>
+      <w:lvlJc w:val="right"/>
+      <w:pPr>
+        <w:ind w:left="2160" w:hanging="180"/>
+      </w:pPr>
+    </w:lvl>
+    <w:lvl w:ilvl="3" w:tplc="0409000F" w:tentative="1">
+      <w:start w:val="1"/>
+      <w:numFmt w:val="decimal"/>
+      <w:lvlText w:val="%4."/>
+      <w:lvlJc w:val="left"/>
+      <w:pPr>
+        <w:ind w:left="2880" w:hanging="360"/>
+      </w:pPr>
+    </w:lvl>
+    <w:lvl w:ilvl="4" w:tplc="04090019" w:tentative="1">
+      <w:start w:val="1"/>
+      <w:numFmt w:val="lowerLetter"/>
+      <w:lvlText w:val="%5."/>
+      <w:lvlJc w:val="left"/>
+      <w:pPr>
+        <w:ind w:left="3600" w:hanging="360"/>
+      </w:pPr>
+    </w:lvl>
+    <w:lvl w:ilvl="5" w:tplc="0409001B" w:tentative="1">
+      <w:start w:val="1"/>
+      <w:numFmt w:val="lowerRoman"/>
+      <w:lvlText w:val="%6."/>
+      <w:lvlJc w:val="right"/>
+      <w:pPr>
+        <w:ind w:left="4320" w:hanging="180"/>
+      </w:pPr>
+    </w:lvl>
+    <w:lvl w:ilvl="6" w:tplc="0409000F" w:tentative="1">
+      <w:start w:val="1"/>
+      <w:numFmt w:val="decimal"/>
+      <w:lvlText w:val="%7."/>
+      <w:lvlJc w:val="left"/>
+      <w:pPr>
+        <w:ind w:left="5040" w:hanging="360"/>
+      </w:pPr>
+    </w:lvl>
+    <w:lvl w:ilvl="7" w:tplc="04090019" w:tentative="1">
+      <w:start w:val="1"/>
+      <w:numFmt w:val="lowerLetter"/>
+      <w:lvlText w:val="%8."/>
+      <w:lvlJc w:val="left"/>
+      <w:pPr>
+        <w:ind w:left="5760" w:hanging="360"/>
+      </w:pPr>
+    </w:lvl>
+    <w:lvl w:ilvl="8" w:tplc="0409001B" w:tentative="1">
+      <w:start w:val="1"/>
+      <w:numFmt w:val="lowerRoman"/>
+      <w:lvlText w:val="%9."/>
+      <w:lvlJc w:val="right"/>
+      <w:pPr>
+        <w:ind w:left="6480" w:hanging="180"/>
+      </w:pPr>
+    </w:lvl>
+  </w:abstractNum>
+  <w:abstractNum w:abstractNumId="11" w15:restartNumberingAfterBreak="0">
+    <w:nsid w:val="592653F5"/>
+    <w:multiLevelType w:val="hybridMultilevel"/>
+    <w:tmpl w:val="E2F8C746"/>
+    <w:lvl w:ilvl="0" w:tplc="04090001">
+      <w:start w:val="1"/>
+      <w:numFmt w:val="bullet"/>
+      <w:lvlText w:val=""/>
+      <w:lvlJc w:val="left"/>
+      <w:pPr>
+        <w:ind w:left="720" w:hanging="360"/>
+      </w:pPr>
+      <w:rPr>
+        <w:rFonts w:ascii="Symbol" w:hAnsi="Symbol" w:hint="default"/>
+      </w:rPr>
+    </w:lvl>
+    <w:lvl w:ilvl="1" w:tplc="04090003" w:tentative="1">
+      <w:start w:val="1"/>
+      <w:numFmt w:val="bullet"/>
+      <w:lvlText w:val="o"/>
+      <w:lvlJc w:val="left"/>
+      <w:pPr>
+        <w:ind w:left="1440" w:hanging="360"/>
+      </w:pPr>
+      <w:rPr>
+        <w:rFonts w:ascii="Courier New" w:hAnsi="Courier New" w:cs="Courier New" w:hint="default"/>
+      </w:rPr>
+    </w:lvl>
+    <w:lvl w:ilvl="2" w:tplc="04090005" w:tentative="1">
+      <w:start w:val="1"/>
+      <w:numFmt w:val="bullet"/>
+      <w:lvlText w:val=""/>
+      <w:lvlJc w:val="left"/>
+      <w:pPr>
+        <w:ind w:left="2160" w:hanging="360"/>
+      </w:pPr>
+      <w:rPr>
+        <w:rFonts w:ascii="Wingdings" w:hAnsi="Wingdings" w:hint="default"/>
+      </w:rPr>
+    </w:lvl>
+    <w:lvl w:ilvl="3" w:tplc="04090001" w:tentative="1">
+      <w:start w:val="1"/>
+      <w:numFmt w:val="bullet"/>
+      <w:lvlText w:val=""/>
+      <w:lvlJc w:val="left"/>
+      <w:pPr>
+        <w:ind w:left="2880" w:hanging="360"/>
+      </w:pPr>
+      <w:rPr>
+        <w:rFonts w:ascii="Symbol" w:hAnsi="Symbol" w:hint="default"/>
+      </w:rPr>
+    </w:lvl>
+    <w:lvl w:ilvl="4" w:tplc="04090003" w:tentative="1">
+      <w:start w:val="1"/>
+      <w:numFmt w:val="bullet"/>
+      <w:lvlText w:val="o"/>
+      <w:lvlJc w:val="left"/>
+      <w:pPr>
+        <w:ind w:left="3600" w:hanging="360"/>
+      </w:pPr>
+      <w:rPr>
+        <w:rFonts w:ascii="Courier New" w:hAnsi="Courier New" w:cs="Courier New" w:hint="default"/>
+      </w:rPr>
+    </w:lvl>
+    <w:lvl w:ilvl="5" w:tplc="04090005" w:tentative="1">
+      <w:start w:val="1"/>
+      <w:numFmt w:val="bullet"/>
+      <w:lvlText w:val=""/>
+      <w:lvlJc w:val="left"/>
+      <w:pPr>
+        <w:ind w:left="4320" w:hanging="360"/>
+      </w:pPr>
+      <w:rPr>
+        <w:rFonts w:ascii="Wingdings" w:hAnsi="Wingdings" w:hint="default"/>
+      </w:rPr>
+    </w:lvl>
+    <w:lvl w:ilvl="6" w:tplc="04090001" w:tentative="1">
+      <w:start w:val="1"/>
+      <w:numFmt w:val="bullet"/>
+      <w:lvlText w:val=""/>
+      <w:lvlJc w:val="left"/>
+      <w:pPr>
+        <w:ind w:left="5040" w:hanging="360"/>
+      </w:pPr>
+      <w:rPr>
+        <w:rFonts w:ascii="Symbol" w:hAnsi="Symbol" w:hint="default"/>
+      </w:rPr>
+    </w:lvl>
+    <w:lvl w:ilvl="7" w:tplc="04090003" w:tentative="1">
+      <w:start w:val="1"/>
+      <w:numFmt w:val="bullet"/>
+      <w:lvlText w:val="o"/>
+      <w:lvlJc w:val="left"/>
+      <w:pPr>
+        <w:ind w:left="5760" w:hanging="360"/>
+      </w:pPr>
+      <w:rPr>
+        <w:rFonts w:ascii="Courier New" w:hAnsi="Courier New" w:cs="Courier New" w:hint="default"/>
+      </w:rPr>
+    </w:lvl>
+    <w:lvl w:ilvl="8" w:tplc="04090005" w:tentative="1">
+      <w:start w:val="1"/>
+      <w:numFmt w:val="bullet"/>
+      <w:lvlText w:val=""/>
+      <w:lvlJc w:val="left"/>
+      <w:pPr>
+        <w:ind w:left="6480" w:hanging="360"/>
+      </w:pPr>
+      <w:rPr>
+        <w:rFonts w:ascii="Wingdings" w:hAnsi="Wingdings" w:hint="default"/>
+      </w:rPr>
+    </w:lvl>
+  </w:abstractNum>
+  <w:abstractNum w:abstractNumId="12" w15:restartNumberingAfterBreak="0">
     <w:nsid w:val="5A2E6642"/>
     <w:multiLevelType w:val="multilevel"/>
     <w:tmpl w:val="9D1E1EEC"/>
@@ -18070,7 +19918,7 @@
       </w:rPr>
     </w:lvl>
   </w:abstractNum>
-  <w:abstractNum w:abstractNumId="11" w15:restartNumberingAfterBreak="0">
+  <w:abstractNum w:abstractNumId="13" w15:restartNumberingAfterBreak="0">
     <w:nsid w:val="66324C36"/>
     <w:multiLevelType w:val="multilevel"/>
     <w:tmpl w:val="0DA26A80"/>
@@ -18219,7 +20067,7 @@
       </w:rPr>
     </w:lvl>
   </w:abstractNum>
-  <w:abstractNum w:abstractNumId="12" w15:restartNumberingAfterBreak="0">
+  <w:abstractNum w:abstractNumId="14" w15:restartNumberingAfterBreak="0">
     <w:nsid w:val="66C4476E"/>
     <w:multiLevelType w:val="multilevel"/>
     <w:tmpl w:val="09FA2CC2"/>
@@ -18368,7 +20216,7 @@
       </w:rPr>
     </w:lvl>
   </w:abstractNum>
-  <w:abstractNum w:abstractNumId="13" w15:restartNumberingAfterBreak="0">
+  <w:abstractNum w:abstractNumId="15" w15:restartNumberingAfterBreak="0">
     <w:nsid w:val="755B652A"/>
     <w:multiLevelType w:val="hybridMultilevel"/>
     <w:tmpl w:val="9646756A"/>
@@ -18481,7 +20329,7 @@
       </w:rPr>
     </w:lvl>
   </w:abstractNum>
-  <w:abstractNum w:abstractNumId="14" w15:restartNumberingAfterBreak="0">
+  <w:abstractNum w:abstractNumId="16" w15:restartNumberingAfterBreak="0">
     <w:nsid w:val="7A1676FC"/>
     <w:multiLevelType w:val="multilevel"/>
     <w:tmpl w:val="0644B7E0"/>
@@ -18630,50 +20478,172 @@
       </w:rPr>
     </w:lvl>
   </w:abstractNum>
+  <w:abstractNum w:abstractNumId="17" w15:restartNumberingAfterBreak="0">
+    <w:nsid w:val="7C550D8B"/>
+    <w:multiLevelType w:val="hybridMultilevel"/>
+    <w:tmpl w:val="71D09C9C"/>
+    <w:lvl w:ilvl="0" w:tplc="04090001">
+      <w:start w:val="1"/>
+      <w:numFmt w:val="bullet"/>
+      <w:lvlText w:val=""/>
+      <w:lvlJc w:val="left"/>
+      <w:pPr>
+        <w:ind w:left="720" w:hanging="360"/>
+      </w:pPr>
+      <w:rPr>
+        <w:rFonts w:ascii="Symbol" w:hAnsi="Symbol" w:hint="default"/>
+      </w:rPr>
+    </w:lvl>
+    <w:lvl w:ilvl="1" w:tplc="04090003" w:tentative="1">
+      <w:start w:val="1"/>
+      <w:numFmt w:val="bullet"/>
+      <w:lvlText w:val="o"/>
+      <w:lvlJc w:val="left"/>
+      <w:pPr>
+        <w:ind w:left="1440" w:hanging="360"/>
+      </w:pPr>
+      <w:rPr>
+        <w:rFonts w:ascii="Courier New" w:hAnsi="Courier New" w:cs="Courier New" w:hint="default"/>
+      </w:rPr>
+    </w:lvl>
+    <w:lvl w:ilvl="2" w:tplc="04090005" w:tentative="1">
+      <w:start w:val="1"/>
+      <w:numFmt w:val="bullet"/>
+      <w:lvlText w:val=""/>
+      <w:lvlJc w:val="left"/>
+      <w:pPr>
+        <w:ind w:left="2160" w:hanging="360"/>
+      </w:pPr>
+      <w:rPr>
+        <w:rFonts w:ascii="Wingdings" w:hAnsi="Wingdings" w:hint="default"/>
+      </w:rPr>
+    </w:lvl>
+    <w:lvl w:ilvl="3" w:tplc="04090001" w:tentative="1">
+      <w:start w:val="1"/>
+      <w:numFmt w:val="bullet"/>
+      <w:lvlText w:val=""/>
+      <w:lvlJc w:val="left"/>
+      <w:pPr>
+        <w:ind w:left="2880" w:hanging="360"/>
+      </w:pPr>
+      <w:rPr>
+        <w:rFonts w:ascii="Symbol" w:hAnsi="Symbol" w:hint="default"/>
+      </w:rPr>
+    </w:lvl>
+    <w:lvl w:ilvl="4" w:tplc="04090003" w:tentative="1">
+      <w:start w:val="1"/>
+      <w:numFmt w:val="bullet"/>
+      <w:lvlText w:val="o"/>
+      <w:lvlJc w:val="left"/>
+      <w:pPr>
+        <w:ind w:left="3600" w:hanging="360"/>
+      </w:pPr>
+      <w:rPr>
+        <w:rFonts w:ascii="Courier New" w:hAnsi="Courier New" w:cs="Courier New" w:hint="default"/>
+      </w:rPr>
+    </w:lvl>
+    <w:lvl w:ilvl="5" w:tplc="04090005" w:tentative="1">
+      <w:start w:val="1"/>
+      <w:numFmt w:val="bullet"/>
+      <w:lvlText w:val=""/>
+      <w:lvlJc w:val="left"/>
+      <w:pPr>
+        <w:ind w:left="4320" w:hanging="360"/>
+      </w:pPr>
+      <w:rPr>
+        <w:rFonts w:ascii="Wingdings" w:hAnsi="Wingdings" w:hint="default"/>
+      </w:rPr>
+    </w:lvl>
+    <w:lvl w:ilvl="6" w:tplc="04090001" w:tentative="1">
+      <w:start w:val="1"/>
+      <w:numFmt w:val="bullet"/>
+      <w:lvlText w:val=""/>
+      <w:lvlJc w:val="left"/>
+      <w:pPr>
+        <w:ind w:left="5040" w:hanging="360"/>
+      </w:pPr>
+      <w:rPr>
+        <w:rFonts w:ascii="Symbol" w:hAnsi="Symbol" w:hint="default"/>
+      </w:rPr>
+    </w:lvl>
+    <w:lvl w:ilvl="7" w:tplc="04090003" w:tentative="1">
+      <w:start w:val="1"/>
+      <w:numFmt w:val="bullet"/>
+      <w:lvlText w:val="o"/>
+      <w:lvlJc w:val="left"/>
+      <w:pPr>
+        <w:ind w:left="5760" w:hanging="360"/>
+      </w:pPr>
+      <w:rPr>
+        <w:rFonts w:ascii="Courier New" w:hAnsi="Courier New" w:cs="Courier New" w:hint="default"/>
+      </w:rPr>
+    </w:lvl>
+    <w:lvl w:ilvl="8" w:tplc="04090005" w:tentative="1">
+      <w:start w:val="1"/>
+      <w:numFmt w:val="bullet"/>
+      <w:lvlText w:val=""/>
+      <w:lvlJc w:val="left"/>
+      <w:pPr>
+        <w:ind w:left="6480" w:hanging="360"/>
+      </w:pPr>
+      <w:rPr>
+        <w:rFonts w:ascii="Wingdings" w:hAnsi="Wingdings" w:hint="default"/>
+      </w:rPr>
+    </w:lvl>
+  </w:abstractNum>
   <w:num w:numId="1" w16cid:durableId="862203541">
+    <w:abstractNumId w:val="10"/>
+  </w:num>
+  <w:num w:numId="2" w16cid:durableId="491338148">
+    <w:abstractNumId w:val="2"/>
+  </w:num>
+  <w:num w:numId="3" w16cid:durableId="584385899">
+    <w:abstractNumId w:val="3"/>
+  </w:num>
+  <w:num w:numId="4" w16cid:durableId="1099179445">
+    <w:abstractNumId w:val="7"/>
+  </w:num>
+  <w:num w:numId="5" w16cid:durableId="1467435174">
+    <w:abstractNumId w:val="11"/>
+  </w:num>
+  <w:num w:numId="6" w16cid:durableId="829056256">
+    <w:abstractNumId w:val="15"/>
+  </w:num>
+  <w:num w:numId="7" w16cid:durableId="1540125984">
+    <w:abstractNumId w:val="16"/>
+  </w:num>
+  <w:num w:numId="8" w16cid:durableId="207689489">
+    <w:abstractNumId w:val="5"/>
+  </w:num>
+  <w:num w:numId="9" w16cid:durableId="1601716123">
+    <w:abstractNumId w:val="4"/>
+  </w:num>
+  <w:num w:numId="10" w16cid:durableId="1672024677">
+    <w:abstractNumId w:val="12"/>
+  </w:num>
+  <w:num w:numId="11" w16cid:durableId="494227432">
+    <w:abstractNumId w:val="13"/>
+  </w:num>
+  <w:num w:numId="12" w16cid:durableId="115683342">
+    <w:abstractNumId w:val="6"/>
+  </w:num>
+  <w:num w:numId="13" w16cid:durableId="690112836">
     <w:abstractNumId w:val="8"/>
   </w:num>
-  <w:num w:numId="2" w16cid:durableId="491338148">
+  <w:num w:numId="14" w16cid:durableId="962809937">
+    <w:abstractNumId w:val="14"/>
+  </w:num>
+  <w:num w:numId="15" w16cid:durableId="836115304">
     <w:abstractNumId w:val="1"/>
   </w:num>
-  <w:num w:numId="3" w16cid:durableId="584385899">
-    <w:abstractNumId w:val="2"/>
+  <w:num w:numId="16" w16cid:durableId="584605992">
+    <w:abstractNumId w:val="0"/>
   </w:num>
-  <w:num w:numId="4" w16cid:durableId="1099179445">
-    <w:abstractNumId w:val="6"/>
+  <w:num w:numId="17" w16cid:durableId="513615733">
+    <w:abstractNumId w:val="17"/>
   </w:num>
-  <w:num w:numId="5" w16cid:durableId="1467435174">
+  <w:num w:numId="18" w16cid:durableId="1810707884">
     <w:abstractNumId w:val="9"/>
-  </w:num>
-  <w:num w:numId="6" w16cid:durableId="829056256">
-    <w:abstractNumId w:val="13"/>
-  </w:num>
-  <w:num w:numId="7" w16cid:durableId="1540125984">
-    <w:abstractNumId w:val="14"/>
-  </w:num>
-  <w:num w:numId="8" w16cid:durableId="207689489">
-    <w:abstractNumId w:val="4"/>
-  </w:num>
-  <w:num w:numId="9" w16cid:durableId="1601716123">
-    <w:abstractNumId w:val="3"/>
-  </w:num>
-  <w:num w:numId="10" w16cid:durableId="1672024677">
-    <w:abstractNumId w:val="10"/>
-  </w:num>
-  <w:num w:numId="11" w16cid:durableId="494227432">
-    <w:abstractNumId w:val="11"/>
-  </w:num>
-  <w:num w:numId="12" w16cid:durableId="115683342">
-    <w:abstractNumId w:val="5"/>
-  </w:num>
-  <w:num w:numId="13" w16cid:durableId="690112836">
-    <w:abstractNumId w:val="7"/>
-  </w:num>
-  <w:num w:numId="14" w16cid:durableId="962809937">
-    <w:abstractNumId w:val="12"/>
-  </w:num>
-  <w:num w:numId="15" w16cid:durableId="836115304">
-    <w:abstractNumId w:val="0"/>
   </w:num>
 </w:numbering>
 </file>
@@ -19281,7 +21251,6 @@
   <w:style w:type="character" w:default="1" w:styleId="DefaultParagraphFont">
     <w:name w:val="Default Paragraph Font"/>
     <w:uiPriority w:val="1"/>
-    <w:semiHidden/>
     <w:unhideWhenUsed/>
   </w:style>
   <w:style w:type="table" w:default="1" w:styleId="TableNormal">

--- a/Building Data Schematics.docx
+++ b/Building Data Schematics.docx
@@ -2112,6 +2112,35 @@
           </w:p>
           <w:p>
             <w:pPr>
+              <w:pStyle w:val="ListParagraph"/>
+              <w:numPr>
+                <w:ilvl w:val="0"/>
+                <w:numId w:val="2"/>
+              </w:numPr>
+              <w:cnfStyle w:val="000000000000" w:firstRow="0" w:lastRow="0" w:firstColumn="0" w:lastColumn="0" w:oddVBand="0" w:evenVBand="0" w:oddHBand="0" w:evenHBand="0" w:firstRowFirstColumn="0" w:firstRowLastColumn="0" w:lastRowFirstColumn="0" w:lastRowLastColumn="0"/>
+              <w:rPr>
+                <w:rFonts w:ascii="Arial" w:eastAsia="Times New Roman" w:hAnsi="Arial" w:cs="Arial"/>
+                <w:color w:val="000000"/>
+                <w:kern w:val="0"/>
+                <w:sz w:val="22"/>
+                <w:szCs w:val="22"/>
+                <w14:ligatures w14:val="none"/>
+              </w:rPr>
+            </w:pPr>
+            <w:r>
+              <w:rPr>
+                <w:rFonts w:ascii="Arial" w:eastAsia="Times New Roman" w:hAnsi="Arial" w:cs="Arial"/>
+                <w:color w:val="000000"/>
+                <w:kern w:val="0"/>
+                <w:sz w:val="22"/>
+                <w:szCs w:val="22"/>
+                <w14:ligatures w14:val="none"/>
+              </w:rPr>
+              <w:t>Propane</w:t>
+            </w:r>
+          </w:p>
+          <w:p>
+            <w:pPr>
               <w:cnfStyle w:val="000000000000" w:firstRow="0" w:lastRow="0" w:firstColumn="0" w:lastColumn="0" w:oddVBand="0" w:evenVBand="0" w:oddHBand="0" w:evenHBand="0" w:firstRowFirstColumn="0" w:firstRowLastColumn="0" w:lastRowFirstColumn="0" w:lastRowLastColumn="0"/>
               <w:rPr>
                 <w:rFonts w:ascii="Arial" w:eastAsia="Times New Roman" w:hAnsi="Arial" w:cs="Arial"/>
@@ -2772,6 +2801,7 @@
                 <w:szCs w:val="22"/>
                 <w14:ligatures w14:val="none"/>
               </w:rPr>
+              <w:lastRenderedPageBreak/>
               <w:t>Zam_Maintenance</w:t>
             </w:r>
             <w:proofErr w:type="spellEnd"/>
@@ -2911,7 +2941,6 @@
                 <w:szCs w:val="22"/>
                 <w14:ligatures w14:val="none"/>
               </w:rPr>
-              <w:lastRenderedPageBreak/>
               <w:t>Zam_Maintenance</w:t>
             </w:r>
             <w:proofErr w:type="spellEnd"/>
@@ -3822,6 +3851,148 @@
           <w:szCs w:val="40"/>
         </w:rPr>
         <w:t>Rink HVAC Filter Form</w:t>
+      </w:r>
+    </w:p>
+    <w:p>
+      <w:pPr>
+        <w:rPr>
+          <w:b/>
+          <w:bCs/>
+          <w:sz w:val="28"/>
+          <w:szCs w:val="28"/>
+        </w:rPr>
+      </w:pPr>
+      <w:r>
+        <w:rPr>
+          <w:b/>
+          <w:bCs/>
+          <w:sz w:val="28"/>
+          <w:szCs w:val="28"/>
+        </w:rPr>
+        <w:t>Inventory:</w:t>
+      </w:r>
+    </w:p>
+    <w:p>
+      <w:pPr>
+        <w:pStyle w:val="ListParagraph"/>
+        <w:numPr>
+          <w:ilvl w:val="0"/>
+          <w:numId w:val="16"/>
+        </w:numPr>
+        <w:rPr>
+          <w:rFonts w:ascii="Arial" w:eastAsia="Times New Roman" w:hAnsi="Arial" w:cs="Arial"/>
+          <w:color w:val="000000"/>
+          <w:kern w:val="0"/>
+          <w:sz w:val="22"/>
+          <w:szCs w:val="22"/>
+          <w14:ligatures w14:val="none"/>
+        </w:rPr>
+      </w:pPr>
+      <w:r>
+        <w:rPr>
+          <w:rFonts w:ascii="Arial" w:eastAsia="Times New Roman" w:hAnsi="Arial" w:cs="Arial"/>
+          <w:color w:val="000000"/>
+          <w:kern w:val="0"/>
+          <w:sz w:val="22"/>
+          <w:szCs w:val="22"/>
+          <w14:ligatures w14:val="none"/>
+        </w:rPr>
+        <w:t>Number Input for initial inventory</w:t>
+      </w:r>
+      <w:r>
+        <w:rPr>
+          <w:rFonts w:ascii="Arial" w:eastAsia="Times New Roman" w:hAnsi="Arial" w:cs="Arial"/>
+          <w:color w:val="000000"/>
+          <w:kern w:val="0"/>
+          <w:sz w:val="22"/>
+          <w:szCs w:val="22"/>
+          <w14:ligatures w14:val="none"/>
+        </w:rPr>
+        <w:t xml:space="preserve"> or any changes with inventory</w:t>
+      </w:r>
+    </w:p>
+    <w:p>
+      <w:pPr>
+        <w:pStyle w:val="ListParagraph"/>
+        <w:numPr>
+          <w:ilvl w:val="0"/>
+          <w:numId w:val="16"/>
+        </w:numPr>
+        <w:rPr>
+          <w:rFonts w:ascii="Arial" w:eastAsia="Times New Roman" w:hAnsi="Arial" w:cs="Arial"/>
+          <w:color w:val="000000"/>
+          <w:kern w:val="0"/>
+          <w:sz w:val="22"/>
+          <w:szCs w:val="22"/>
+          <w14:ligatures w14:val="none"/>
+        </w:rPr>
+      </w:pPr>
+      <w:r>
+        <w:rPr>
+          <w:rFonts w:ascii="Arial" w:eastAsia="Times New Roman" w:hAnsi="Arial" w:cs="Arial"/>
+          <w:color w:val="000000"/>
+          <w:kern w:val="0"/>
+          <w:sz w:val="22"/>
+          <w:szCs w:val="22"/>
+          <w14:ligatures w14:val="none"/>
+        </w:rPr>
+        <w:t>Auto deduct when checked yes</w:t>
+      </w:r>
+    </w:p>
+    <w:p>
+      <w:pPr>
+        <w:pStyle w:val="ListParagraph"/>
+        <w:numPr>
+          <w:ilvl w:val="0"/>
+          <w:numId w:val="16"/>
+        </w:numPr>
+        <w:rPr>
+          <w:rFonts w:ascii="Arial" w:eastAsia="Times New Roman" w:hAnsi="Arial" w:cs="Arial"/>
+          <w:color w:val="000000"/>
+          <w:kern w:val="0"/>
+          <w:sz w:val="22"/>
+          <w:szCs w:val="22"/>
+          <w14:ligatures w14:val="none"/>
+        </w:rPr>
+      </w:pPr>
+      <w:r>
+        <w:rPr>
+          <w:rFonts w:ascii="Arial" w:eastAsia="Times New Roman" w:hAnsi="Arial" w:cs="Arial"/>
+          <w:color w:val="000000"/>
+          <w:kern w:val="0"/>
+          <w:sz w:val="22"/>
+          <w:szCs w:val="22"/>
+          <w14:ligatures w14:val="none"/>
+        </w:rPr>
+        <w:t>When input is No bring over previous inventory numbers</w:t>
+      </w:r>
+    </w:p>
+    <w:p>
+      <w:pPr>
+        <w:pStyle w:val="ListParagraph"/>
+        <w:numPr>
+          <w:ilvl w:val="0"/>
+          <w:numId w:val="16"/>
+        </w:numPr>
+        <w:rPr>
+          <w:rFonts w:ascii="Arial" w:eastAsia="Times New Roman" w:hAnsi="Arial" w:cs="Arial"/>
+          <w:color w:val="000000"/>
+          <w:kern w:val="0"/>
+          <w:sz w:val="22"/>
+          <w:szCs w:val="22"/>
+          <w14:ligatures w14:val="none"/>
+        </w:rPr>
+      </w:pPr>
+      <w:r>
+        <w:rPr>
+          <w:rFonts w:ascii="Arial" w:eastAsia="Times New Roman" w:hAnsi="Arial" w:cs="Arial"/>
+          <w:color w:val="000000"/>
+          <w:kern w:val="0"/>
+          <w:sz w:val="22"/>
+          <w:szCs w:val="22"/>
+          <w14:ligatures w14:val="none"/>
+        </w:rPr>
+        <w:t>Down and Fixed give the option to auto deduct or not if filters were changed for each size</w:t>
       </w:r>
     </w:p>
     <w:tbl>
@@ -4235,16 +4406,29 @@
                 <w14:ligatures w14:val="none"/>
               </w:rPr>
             </w:pPr>
-            <w:r>
-              <w:rPr>
-                <w:rFonts w:ascii="Arial" w:eastAsia="Times New Roman" w:hAnsi="Arial" w:cs="Arial"/>
-                <w:color w:val="000000"/>
-                <w:kern w:val="0"/>
-                <w:sz w:val="22"/>
-                <w:szCs w:val="22"/>
-                <w14:ligatures w14:val="none"/>
-              </w:rPr>
-              <w:t>Bool</w:t>
+            <w:proofErr w:type="gramStart"/>
+            <w:r>
+              <w:rPr>
+                <w:rFonts w:ascii="Arial" w:eastAsia="Times New Roman" w:hAnsi="Arial" w:cs="Arial"/>
+                <w:color w:val="000000"/>
+                <w:kern w:val="0"/>
+                <w:sz w:val="22"/>
+                <w:szCs w:val="22"/>
+                <w14:ligatures w14:val="none"/>
+              </w:rPr>
+              <w:t>VARCHAR(</w:t>
+            </w:r>
+            <w:proofErr w:type="gramEnd"/>
+            <w:r>
+              <w:rPr>
+                <w:rFonts w:ascii="Arial" w:eastAsia="Times New Roman" w:hAnsi="Arial" w:cs="Arial"/>
+                <w:color w:val="000000"/>
+                <w:kern w:val="0"/>
+                <w:sz w:val="22"/>
+                <w:szCs w:val="22"/>
+                <w14:ligatures w14:val="none"/>
+              </w:rPr>
+              <w:t>5)</w:t>
             </w:r>
           </w:p>
         </w:tc>
@@ -4274,7 +4458,51 @@
                 <w:szCs w:val="22"/>
                 <w14:ligatures w14:val="none"/>
               </w:rPr>
-              <w:t>Yes/No Dropdown</w:t>
+              <w:t>Yes/No</w:t>
+            </w:r>
+            <w:r>
+              <w:rPr>
+                <w:rFonts w:ascii="Arial" w:eastAsia="Times New Roman" w:hAnsi="Arial" w:cs="Arial"/>
+                <w:color w:val="000000"/>
+                <w:kern w:val="0"/>
+                <w:sz w:val="22"/>
+                <w:szCs w:val="22"/>
+                <w14:ligatures w14:val="none"/>
+              </w:rPr>
+              <w:t>/Down</w:t>
+            </w:r>
+            <w:r>
+              <w:rPr>
+                <w:rFonts w:ascii="Arial" w:eastAsia="Times New Roman" w:hAnsi="Arial" w:cs="Arial"/>
+                <w:color w:val="000000"/>
+                <w:kern w:val="0"/>
+                <w:sz w:val="22"/>
+                <w:szCs w:val="22"/>
+                <w14:ligatures w14:val="none"/>
+              </w:rPr>
+              <w:t>/Fixed</w:t>
+            </w:r>
+            <w:r>
+              <w:rPr>
+                <w:rFonts w:ascii="Arial" w:eastAsia="Times New Roman" w:hAnsi="Arial" w:cs="Arial"/>
+                <w:color w:val="000000"/>
+                <w:kern w:val="0"/>
+                <w:sz w:val="22"/>
+                <w:szCs w:val="22"/>
+                <w14:ligatures w14:val="none"/>
+              </w:rPr>
+              <w:t xml:space="preserve"> </w:t>
+            </w:r>
+            <w:r>
+              <w:rPr>
+                <w:rFonts w:ascii="Arial" w:eastAsia="Times New Roman" w:hAnsi="Arial" w:cs="Arial"/>
+                <w:color w:val="000000"/>
+                <w:kern w:val="0"/>
+                <w:sz w:val="22"/>
+                <w:szCs w:val="22"/>
+                <w14:ligatures w14:val="none"/>
+              </w:rPr>
+              <w:t>Dropdown</w:t>
             </w:r>
           </w:p>
           <w:p>
@@ -4395,16 +4623,29 @@
                 <w14:ligatures w14:val="none"/>
               </w:rPr>
             </w:pPr>
-            <w:r>
-              <w:rPr>
-                <w:rFonts w:ascii="Arial" w:eastAsia="Times New Roman" w:hAnsi="Arial" w:cs="Arial"/>
-                <w:color w:val="000000"/>
-                <w:kern w:val="0"/>
-                <w:sz w:val="22"/>
-                <w:szCs w:val="22"/>
-                <w14:ligatures w14:val="none"/>
-              </w:rPr>
-              <w:t>Bool</w:t>
+            <w:proofErr w:type="gramStart"/>
+            <w:r>
+              <w:rPr>
+                <w:rFonts w:ascii="Arial" w:eastAsia="Times New Roman" w:hAnsi="Arial" w:cs="Arial"/>
+                <w:color w:val="000000"/>
+                <w:kern w:val="0"/>
+                <w:sz w:val="22"/>
+                <w:szCs w:val="22"/>
+                <w14:ligatures w14:val="none"/>
+              </w:rPr>
+              <w:t>VARCHAR(</w:t>
+            </w:r>
+            <w:proofErr w:type="gramEnd"/>
+            <w:r>
+              <w:rPr>
+                <w:rFonts w:ascii="Arial" w:eastAsia="Times New Roman" w:hAnsi="Arial" w:cs="Arial"/>
+                <w:color w:val="000000"/>
+                <w:kern w:val="0"/>
+                <w:sz w:val="22"/>
+                <w:szCs w:val="22"/>
+                <w14:ligatures w14:val="none"/>
+              </w:rPr>
+              <w:t>5)</w:t>
             </w:r>
           </w:p>
         </w:tc>
@@ -4434,7 +4675,51 @@
                 <w:szCs w:val="22"/>
                 <w14:ligatures w14:val="none"/>
               </w:rPr>
-              <w:t>Yes/No Dropdown</w:t>
+              <w:t>Yes/No</w:t>
+            </w:r>
+            <w:r>
+              <w:rPr>
+                <w:rFonts w:ascii="Arial" w:eastAsia="Times New Roman" w:hAnsi="Arial" w:cs="Arial"/>
+                <w:color w:val="000000"/>
+                <w:kern w:val="0"/>
+                <w:sz w:val="22"/>
+                <w:szCs w:val="22"/>
+                <w14:ligatures w14:val="none"/>
+              </w:rPr>
+              <w:t>/Down</w:t>
+            </w:r>
+            <w:r>
+              <w:rPr>
+                <w:rFonts w:ascii="Arial" w:eastAsia="Times New Roman" w:hAnsi="Arial" w:cs="Arial"/>
+                <w:color w:val="000000"/>
+                <w:kern w:val="0"/>
+                <w:sz w:val="22"/>
+                <w:szCs w:val="22"/>
+                <w14:ligatures w14:val="none"/>
+              </w:rPr>
+              <w:t>/Fixed</w:t>
+            </w:r>
+            <w:r>
+              <w:rPr>
+                <w:rFonts w:ascii="Arial" w:eastAsia="Times New Roman" w:hAnsi="Arial" w:cs="Arial"/>
+                <w:color w:val="000000"/>
+                <w:kern w:val="0"/>
+                <w:sz w:val="22"/>
+                <w:szCs w:val="22"/>
+                <w14:ligatures w14:val="none"/>
+              </w:rPr>
+              <w:t xml:space="preserve"> </w:t>
+            </w:r>
+            <w:r>
+              <w:rPr>
+                <w:rFonts w:ascii="Arial" w:eastAsia="Times New Roman" w:hAnsi="Arial" w:cs="Arial"/>
+                <w:color w:val="000000"/>
+                <w:kern w:val="0"/>
+                <w:sz w:val="22"/>
+                <w:szCs w:val="22"/>
+                <w14:ligatures w14:val="none"/>
+              </w:rPr>
+              <w:t>Dropdown</w:t>
             </w:r>
           </w:p>
           <w:p>
@@ -4555,16 +4840,29 @@
                 <w14:ligatures w14:val="none"/>
               </w:rPr>
             </w:pPr>
-            <w:r>
-              <w:rPr>
-                <w:rFonts w:ascii="Arial" w:eastAsia="Times New Roman" w:hAnsi="Arial" w:cs="Arial"/>
-                <w:color w:val="000000"/>
-                <w:kern w:val="0"/>
-                <w:sz w:val="22"/>
-                <w:szCs w:val="22"/>
-                <w14:ligatures w14:val="none"/>
-              </w:rPr>
-              <w:t>Bool</w:t>
+            <w:proofErr w:type="gramStart"/>
+            <w:r>
+              <w:rPr>
+                <w:rFonts w:ascii="Arial" w:eastAsia="Times New Roman" w:hAnsi="Arial" w:cs="Arial"/>
+                <w:color w:val="000000"/>
+                <w:kern w:val="0"/>
+                <w:sz w:val="22"/>
+                <w:szCs w:val="22"/>
+                <w14:ligatures w14:val="none"/>
+              </w:rPr>
+              <w:t>VARCHAR(</w:t>
+            </w:r>
+            <w:proofErr w:type="gramEnd"/>
+            <w:r>
+              <w:rPr>
+                <w:rFonts w:ascii="Arial" w:eastAsia="Times New Roman" w:hAnsi="Arial" w:cs="Arial"/>
+                <w:color w:val="000000"/>
+                <w:kern w:val="0"/>
+                <w:sz w:val="22"/>
+                <w:szCs w:val="22"/>
+                <w14:ligatures w14:val="none"/>
+              </w:rPr>
+              <w:t>5)</w:t>
             </w:r>
           </w:p>
         </w:tc>
@@ -4594,7 +4892,51 @@
                 <w:szCs w:val="22"/>
                 <w14:ligatures w14:val="none"/>
               </w:rPr>
-              <w:t>Yes/No Dropdown</w:t>
+              <w:t>Yes/No</w:t>
+            </w:r>
+            <w:r>
+              <w:rPr>
+                <w:rFonts w:ascii="Arial" w:eastAsia="Times New Roman" w:hAnsi="Arial" w:cs="Arial"/>
+                <w:color w:val="000000"/>
+                <w:kern w:val="0"/>
+                <w:sz w:val="22"/>
+                <w:szCs w:val="22"/>
+                <w14:ligatures w14:val="none"/>
+              </w:rPr>
+              <w:t>/Down</w:t>
+            </w:r>
+            <w:r>
+              <w:rPr>
+                <w:rFonts w:ascii="Arial" w:eastAsia="Times New Roman" w:hAnsi="Arial" w:cs="Arial"/>
+                <w:color w:val="000000"/>
+                <w:kern w:val="0"/>
+                <w:sz w:val="22"/>
+                <w:szCs w:val="22"/>
+                <w14:ligatures w14:val="none"/>
+              </w:rPr>
+              <w:t>/Fixed</w:t>
+            </w:r>
+            <w:r>
+              <w:rPr>
+                <w:rFonts w:ascii="Arial" w:eastAsia="Times New Roman" w:hAnsi="Arial" w:cs="Arial"/>
+                <w:color w:val="000000"/>
+                <w:kern w:val="0"/>
+                <w:sz w:val="22"/>
+                <w:szCs w:val="22"/>
+                <w14:ligatures w14:val="none"/>
+              </w:rPr>
+              <w:t xml:space="preserve"> </w:t>
+            </w:r>
+            <w:r>
+              <w:rPr>
+                <w:rFonts w:ascii="Arial" w:eastAsia="Times New Roman" w:hAnsi="Arial" w:cs="Arial"/>
+                <w:color w:val="000000"/>
+                <w:kern w:val="0"/>
+                <w:sz w:val="22"/>
+                <w:szCs w:val="22"/>
+                <w14:ligatures w14:val="none"/>
+              </w:rPr>
+              <w:t>Dropdown</w:t>
             </w:r>
           </w:p>
           <w:p>
@@ -4735,64 +5077,6 @@
           </w:tcPr>
           <w:p>
             <w:pPr>
-              <w:pStyle w:val="ListParagraph"/>
-              <w:numPr>
-                <w:ilvl w:val="0"/>
-                <w:numId w:val="18"/>
-              </w:numPr>
-              <w:cnfStyle w:val="000000000000" w:firstRow="0" w:lastRow="0" w:firstColumn="0" w:lastColumn="0" w:oddVBand="0" w:evenVBand="0" w:oddHBand="0" w:evenHBand="0" w:firstRowFirstColumn="0" w:firstRowLastColumn="0" w:lastRowFirstColumn="0" w:lastRowLastColumn="0"/>
-              <w:rPr>
-                <w:rFonts w:ascii="Arial" w:eastAsia="Times New Roman" w:hAnsi="Arial" w:cs="Arial"/>
-                <w:color w:val="000000"/>
-                <w:kern w:val="0"/>
-                <w:sz w:val="22"/>
-                <w:szCs w:val="22"/>
-                <w14:ligatures w14:val="none"/>
-              </w:rPr>
-            </w:pPr>
-            <w:r>
-              <w:rPr>
-                <w:rFonts w:ascii="Arial" w:eastAsia="Times New Roman" w:hAnsi="Arial" w:cs="Arial"/>
-                <w:color w:val="000000"/>
-                <w:kern w:val="0"/>
-                <w:sz w:val="22"/>
-                <w:szCs w:val="22"/>
-                <w14:ligatures w14:val="none"/>
-              </w:rPr>
-              <w:t>Number Input for initial inventory</w:t>
-            </w:r>
-          </w:p>
-          <w:p>
-            <w:pPr>
-              <w:pStyle w:val="ListParagraph"/>
-              <w:numPr>
-                <w:ilvl w:val="0"/>
-                <w:numId w:val="18"/>
-              </w:numPr>
-              <w:cnfStyle w:val="000000000000" w:firstRow="0" w:lastRow="0" w:firstColumn="0" w:lastColumn="0" w:oddVBand="0" w:evenVBand="0" w:oddHBand="0" w:evenHBand="0" w:firstRowFirstColumn="0" w:firstRowLastColumn="0" w:lastRowFirstColumn="0" w:lastRowLastColumn="0"/>
-              <w:rPr>
-                <w:rFonts w:ascii="Arial" w:eastAsia="Times New Roman" w:hAnsi="Arial" w:cs="Arial"/>
-                <w:color w:val="000000"/>
-                <w:kern w:val="0"/>
-                <w:sz w:val="22"/>
-                <w:szCs w:val="22"/>
-                <w14:ligatures w14:val="none"/>
-              </w:rPr>
-            </w:pPr>
-            <w:r>
-              <w:rPr>
-                <w:rFonts w:ascii="Arial" w:eastAsia="Times New Roman" w:hAnsi="Arial" w:cs="Arial"/>
-                <w:color w:val="000000"/>
-                <w:kern w:val="0"/>
-                <w:sz w:val="22"/>
-                <w:szCs w:val="22"/>
-                <w14:ligatures w14:val="none"/>
-              </w:rPr>
-              <w:t>Auto deduct when checked yes</w:t>
-            </w:r>
-          </w:p>
-          <w:p>
-            <w:pPr>
               <w:cnfStyle w:val="000000000000" w:firstRow="0" w:lastRow="0" w:firstColumn="0" w:lastColumn="0" w:oddVBand="0" w:evenVBand="0" w:oddHBand="0" w:evenHBand="0" w:firstRowFirstColumn="0" w:firstRowLastColumn="0" w:lastRowFirstColumn="0" w:lastRowLastColumn="0"/>
               <w:rPr>
                 <w:rFonts w:ascii="Arial" w:eastAsia="Times New Roman" w:hAnsi="Arial" w:cs="Arial"/>
@@ -4929,64 +5213,6 @@
           </w:tcPr>
           <w:p>
             <w:pPr>
-              <w:pStyle w:val="ListParagraph"/>
-              <w:numPr>
-                <w:ilvl w:val="0"/>
-                <w:numId w:val="18"/>
-              </w:numPr>
-              <w:cnfStyle w:val="000000000000" w:firstRow="0" w:lastRow="0" w:firstColumn="0" w:lastColumn="0" w:oddVBand="0" w:evenVBand="0" w:oddHBand="0" w:evenHBand="0" w:firstRowFirstColumn="0" w:firstRowLastColumn="0" w:lastRowFirstColumn="0" w:lastRowLastColumn="0"/>
-              <w:rPr>
-                <w:rFonts w:ascii="Arial" w:eastAsia="Times New Roman" w:hAnsi="Arial" w:cs="Arial"/>
-                <w:color w:val="000000"/>
-                <w:kern w:val="0"/>
-                <w:sz w:val="22"/>
-                <w:szCs w:val="22"/>
-                <w14:ligatures w14:val="none"/>
-              </w:rPr>
-            </w:pPr>
-            <w:r>
-              <w:rPr>
-                <w:rFonts w:ascii="Arial" w:eastAsia="Times New Roman" w:hAnsi="Arial" w:cs="Arial"/>
-                <w:color w:val="000000"/>
-                <w:kern w:val="0"/>
-                <w:sz w:val="22"/>
-                <w:szCs w:val="22"/>
-                <w14:ligatures w14:val="none"/>
-              </w:rPr>
-              <w:t>Number Input for initial inventory</w:t>
-            </w:r>
-          </w:p>
-          <w:p>
-            <w:pPr>
-              <w:pStyle w:val="ListParagraph"/>
-              <w:numPr>
-                <w:ilvl w:val="0"/>
-                <w:numId w:val="18"/>
-              </w:numPr>
-              <w:cnfStyle w:val="000000000000" w:firstRow="0" w:lastRow="0" w:firstColumn="0" w:lastColumn="0" w:oddVBand="0" w:evenVBand="0" w:oddHBand="0" w:evenHBand="0" w:firstRowFirstColumn="0" w:firstRowLastColumn="0" w:lastRowFirstColumn="0" w:lastRowLastColumn="0"/>
-              <w:rPr>
-                <w:rFonts w:ascii="Arial" w:eastAsia="Times New Roman" w:hAnsi="Arial" w:cs="Arial"/>
-                <w:color w:val="000000"/>
-                <w:kern w:val="0"/>
-                <w:sz w:val="22"/>
-                <w:szCs w:val="22"/>
-                <w14:ligatures w14:val="none"/>
-              </w:rPr>
-            </w:pPr>
-            <w:r>
-              <w:rPr>
-                <w:rFonts w:ascii="Arial" w:eastAsia="Times New Roman" w:hAnsi="Arial" w:cs="Arial"/>
-                <w:color w:val="000000"/>
-                <w:kern w:val="0"/>
-                <w:sz w:val="22"/>
-                <w:szCs w:val="22"/>
-                <w14:ligatures w14:val="none"/>
-              </w:rPr>
-              <w:t>Auto deduct when checked yes</w:t>
-            </w:r>
-          </w:p>
-          <w:p>
-            <w:pPr>
               <w:cnfStyle w:val="000000000000" w:firstRow="0" w:lastRow="0" w:firstColumn="0" w:lastColumn="0" w:oddVBand="0" w:evenVBand="0" w:oddHBand="0" w:evenHBand="0" w:firstRowFirstColumn="0" w:firstRowLastColumn="0" w:lastRowFirstColumn="0" w:lastRowLastColumn="0"/>
               <w:rPr>
                 <w:rFonts w:ascii="Arial" w:eastAsia="Times New Roman" w:hAnsi="Arial" w:cs="Arial"/>
@@ -5123,64 +5349,6 @@
           </w:tcPr>
           <w:p>
             <w:pPr>
-              <w:pStyle w:val="ListParagraph"/>
-              <w:numPr>
-                <w:ilvl w:val="0"/>
-                <w:numId w:val="18"/>
-              </w:numPr>
-              <w:cnfStyle w:val="000000000000" w:firstRow="0" w:lastRow="0" w:firstColumn="0" w:lastColumn="0" w:oddVBand="0" w:evenVBand="0" w:oddHBand="0" w:evenHBand="0" w:firstRowFirstColumn="0" w:firstRowLastColumn="0" w:lastRowFirstColumn="0" w:lastRowLastColumn="0"/>
-              <w:rPr>
-                <w:rFonts w:ascii="Arial" w:eastAsia="Times New Roman" w:hAnsi="Arial" w:cs="Arial"/>
-                <w:color w:val="000000"/>
-                <w:kern w:val="0"/>
-                <w:sz w:val="22"/>
-                <w:szCs w:val="22"/>
-                <w14:ligatures w14:val="none"/>
-              </w:rPr>
-            </w:pPr>
-            <w:r>
-              <w:rPr>
-                <w:rFonts w:ascii="Arial" w:eastAsia="Times New Roman" w:hAnsi="Arial" w:cs="Arial"/>
-                <w:color w:val="000000"/>
-                <w:kern w:val="0"/>
-                <w:sz w:val="22"/>
-                <w:szCs w:val="22"/>
-                <w14:ligatures w14:val="none"/>
-              </w:rPr>
-              <w:t>Number Input for initial inventory</w:t>
-            </w:r>
-          </w:p>
-          <w:p>
-            <w:pPr>
-              <w:pStyle w:val="ListParagraph"/>
-              <w:numPr>
-                <w:ilvl w:val="0"/>
-                <w:numId w:val="18"/>
-              </w:numPr>
-              <w:cnfStyle w:val="000000000000" w:firstRow="0" w:lastRow="0" w:firstColumn="0" w:lastColumn="0" w:oddVBand="0" w:evenVBand="0" w:oddHBand="0" w:evenHBand="0" w:firstRowFirstColumn="0" w:firstRowLastColumn="0" w:lastRowFirstColumn="0" w:lastRowLastColumn="0"/>
-              <w:rPr>
-                <w:rFonts w:ascii="Arial" w:eastAsia="Times New Roman" w:hAnsi="Arial" w:cs="Arial"/>
-                <w:color w:val="000000"/>
-                <w:kern w:val="0"/>
-                <w:sz w:val="22"/>
-                <w:szCs w:val="22"/>
-                <w14:ligatures w14:val="none"/>
-              </w:rPr>
-            </w:pPr>
-            <w:r>
-              <w:rPr>
-                <w:rFonts w:ascii="Arial" w:eastAsia="Times New Roman" w:hAnsi="Arial" w:cs="Arial"/>
-                <w:color w:val="000000"/>
-                <w:kern w:val="0"/>
-                <w:sz w:val="22"/>
-                <w:szCs w:val="22"/>
-                <w14:ligatures w14:val="none"/>
-              </w:rPr>
-              <w:t>Auto deduct when checked yes</w:t>
-            </w:r>
-          </w:p>
-          <w:p>
-            <w:pPr>
               <w:cnfStyle w:val="000000000000" w:firstRow="0" w:lastRow="0" w:firstColumn="0" w:lastColumn="0" w:oddVBand="0" w:evenVBand="0" w:oddHBand="0" w:evenHBand="0" w:firstRowFirstColumn="0" w:firstRowLastColumn="0" w:lastRowFirstColumn="0" w:lastRowLastColumn="0"/>
               <w:rPr>
                 <w:rFonts w:ascii="Arial" w:eastAsia="Times New Roman" w:hAnsi="Arial" w:cs="Arial"/>
@@ -5392,7 +5560,6 @@
                 <w:szCs w:val="22"/>
                 <w14:ligatures w14:val="none"/>
               </w:rPr>
-              <w:lastRenderedPageBreak/>
               <w:t>Rink_HVAC_Filter</w:t>
             </w:r>
             <w:proofErr w:type="spellEnd"/>
@@ -5492,6 +5659,16 @@
         </w:tc>
       </w:tr>
     </w:tbl>
+    <w:p>
+      <w:pPr>
+        <w:rPr>
+          <w:b/>
+          <w:bCs/>
+          <w:sz w:val="40"/>
+          <w:szCs w:val="40"/>
+        </w:rPr>
+      </w:pPr>
+    </w:p>
     <w:p>
       <w:pPr>
         <w:rPr>
@@ -5530,6 +5707,148 @@
         <w:t xml:space="preserve"> HVAC Filter Form</w:t>
       </w:r>
     </w:p>
+    <w:p>
+      <w:pPr>
+        <w:rPr>
+          <w:b/>
+          <w:bCs/>
+          <w:sz w:val="28"/>
+          <w:szCs w:val="28"/>
+        </w:rPr>
+      </w:pPr>
+      <w:r>
+        <w:rPr>
+          <w:b/>
+          <w:bCs/>
+          <w:sz w:val="28"/>
+          <w:szCs w:val="28"/>
+        </w:rPr>
+        <w:t>Inventory:</w:t>
+      </w:r>
+    </w:p>
+    <w:p>
+      <w:pPr>
+        <w:pStyle w:val="ListParagraph"/>
+        <w:numPr>
+          <w:ilvl w:val="0"/>
+          <w:numId w:val="16"/>
+        </w:numPr>
+        <w:rPr>
+          <w:rFonts w:ascii="Arial" w:eastAsia="Times New Roman" w:hAnsi="Arial" w:cs="Arial"/>
+          <w:color w:val="000000"/>
+          <w:kern w:val="0"/>
+          <w:sz w:val="22"/>
+          <w:szCs w:val="22"/>
+          <w14:ligatures w14:val="none"/>
+        </w:rPr>
+      </w:pPr>
+      <w:r>
+        <w:rPr>
+          <w:rFonts w:ascii="Arial" w:eastAsia="Times New Roman" w:hAnsi="Arial" w:cs="Arial"/>
+          <w:color w:val="000000"/>
+          <w:kern w:val="0"/>
+          <w:sz w:val="22"/>
+          <w:szCs w:val="22"/>
+          <w14:ligatures w14:val="none"/>
+        </w:rPr>
+        <w:t>Number Input for initial inventory</w:t>
+      </w:r>
+      <w:r>
+        <w:rPr>
+          <w:rFonts w:ascii="Arial" w:eastAsia="Times New Roman" w:hAnsi="Arial" w:cs="Arial"/>
+          <w:color w:val="000000"/>
+          <w:kern w:val="0"/>
+          <w:sz w:val="22"/>
+          <w:szCs w:val="22"/>
+          <w14:ligatures w14:val="none"/>
+        </w:rPr>
+        <w:t xml:space="preserve"> or any changes with inventory</w:t>
+      </w:r>
+    </w:p>
+    <w:p>
+      <w:pPr>
+        <w:pStyle w:val="ListParagraph"/>
+        <w:numPr>
+          <w:ilvl w:val="0"/>
+          <w:numId w:val="16"/>
+        </w:numPr>
+        <w:rPr>
+          <w:rFonts w:ascii="Arial" w:eastAsia="Times New Roman" w:hAnsi="Arial" w:cs="Arial"/>
+          <w:color w:val="000000"/>
+          <w:kern w:val="0"/>
+          <w:sz w:val="22"/>
+          <w:szCs w:val="22"/>
+          <w14:ligatures w14:val="none"/>
+        </w:rPr>
+      </w:pPr>
+      <w:r>
+        <w:rPr>
+          <w:rFonts w:ascii="Arial" w:eastAsia="Times New Roman" w:hAnsi="Arial" w:cs="Arial"/>
+          <w:color w:val="000000"/>
+          <w:kern w:val="0"/>
+          <w:sz w:val="22"/>
+          <w:szCs w:val="22"/>
+          <w14:ligatures w14:val="none"/>
+        </w:rPr>
+        <w:t>Auto deduct when checked yes</w:t>
+      </w:r>
+    </w:p>
+    <w:p>
+      <w:pPr>
+        <w:pStyle w:val="ListParagraph"/>
+        <w:numPr>
+          <w:ilvl w:val="0"/>
+          <w:numId w:val="16"/>
+        </w:numPr>
+        <w:rPr>
+          <w:rFonts w:ascii="Arial" w:eastAsia="Times New Roman" w:hAnsi="Arial" w:cs="Arial"/>
+          <w:color w:val="000000"/>
+          <w:kern w:val="0"/>
+          <w:sz w:val="22"/>
+          <w:szCs w:val="22"/>
+          <w14:ligatures w14:val="none"/>
+        </w:rPr>
+      </w:pPr>
+      <w:r>
+        <w:rPr>
+          <w:rFonts w:ascii="Arial" w:eastAsia="Times New Roman" w:hAnsi="Arial" w:cs="Arial"/>
+          <w:color w:val="000000"/>
+          <w:kern w:val="0"/>
+          <w:sz w:val="22"/>
+          <w:szCs w:val="22"/>
+          <w14:ligatures w14:val="none"/>
+        </w:rPr>
+        <w:t>When input is No bring over previous inventory numbers</w:t>
+      </w:r>
+    </w:p>
+    <w:p>
+      <w:pPr>
+        <w:pStyle w:val="ListParagraph"/>
+        <w:numPr>
+          <w:ilvl w:val="0"/>
+          <w:numId w:val="16"/>
+        </w:numPr>
+        <w:rPr>
+          <w:rFonts w:ascii="Arial" w:eastAsia="Times New Roman" w:hAnsi="Arial" w:cs="Arial"/>
+          <w:color w:val="000000"/>
+          <w:kern w:val="0"/>
+          <w:sz w:val="22"/>
+          <w:szCs w:val="22"/>
+          <w14:ligatures w14:val="none"/>
+        </w:rPr>
+      </w:pPr>
+      <w:r>
+        <w:rPr>
+          <w:rFonts w:ascii="Arial" w:eastAsia="Times New Roman" w:hAnsi="Arial" w:cs="Arial"/>
+          <w:color w:val="000000"/>
+          <w:kern w:val="0"/>
+          <w:sz w:val="22"/>
+          <w:szCs w:val="22"/>
+          <w14:ligatures w14:val="none"/>
+        </w:rPr>
+        <w:t>Down and Fixed give the option to auto deduct or not if filters were changed for each size</w:t>
+      </w:r>
+    </w:p>
     <w:tbl>
       <w:tblPr>
         <w:tblStyle w:val="GridTable1Light"/>
@@ -5971,16 +6290,29 @@
                 <w14:ligatures w14:val="none"/>
               </w:rPr>
             </w:pPr>
-            <w:r>
-              <w:rPr>
-                <w:rFonts w:ascii="Arial" w:eastAsia="Times New Roman" w:hAnsi="Arial" w:cs="Arial"/>
-                <w:color w:val="000000"/>
-                <w:kern w:val="0"/>
-                <w:sz w:val="22"/>
-                <w:szCs w:val="22"/>
-                <w14:ligatures w14:val="none"/>
-              </w:rPr>
-              <w:t>Bool</w:t>
+            <w:proofErr w:type="gramStart"/>
+            <w:r>
+              <w:rPr>
+                <w:rFonts w:ascii="Arial" w:eastAsia="Times New Roman" w:hAnsi="Arial" w:cs="Arial"/>
+                <w:color w:val="000000"/>
+                <w:kern w:val="0"/>
+                <w:sz w:val="22"/>
+                <w:szCs w:val="22"/>
+                <w14:ligatures w14:val="none"/>
+              </w:rPr>
+              <w:t>VARCHAR(</w:t>
+            </w:r>
+            <w:proofErr w:type="gramEnd"/>
+            <w:r>
+              <w:rPr>
+                <w:rFonts w:ascii="Arial" w:eastAsia="Times New Roman" w:hAnsi="Arial" w:cs="Arial"/>
+                <w:color w:val="000000"/>
+                <w:kern w:val="0"/>
+                <w:sz w:val="22"/>
+                <w:szCs w:val="22"/>
+                <w14:ligatures w14:val="none"/>
+              </w:rPr>
+              <w:t>5)</w:t>
             </w:r>
           </w:p>
         </w:tc>
@@ -6010,7 +6342,40 @@
                 <w:szCs w:val="22"/>
                 <w14:ligatures w14:val="none"/>
               </w:rPr>
-              <w:t>Yes/No Dropdown</w:t>
+              <w:t>Yes/No</w:t>
+            </w:r>
+            <w:r>
+              <w:rPr>
+                <w:rFonts w:ascii="Arial" w:eastAsia="Times New Roman" w:hAnsi="Arial" w:cs="Arial"/>
+                <w:color w:val="000000"/>
+                <w:kern w:val="0"/>
+                <w:sz w:val="22"/>
+                <w:szCs w:val="22"/>
+                <w14:ligatures w14:val="none"/>
+              </w:rPr>
+              <w:t>/Down</w:t>
+            </w:r>
+            <w:r>
+              <w:rPr>
+                <w:rFonts w:ascii="Arial" w:eastAsia="Times New Roman" w:hAnsi="Arial" w:cs="Arial"/>
+                <w:color w:val="000000"/>
+                <w:kern w:val="0"/>
+                <w:sz w:val="22"/>
+                <w:szCs w:val="22"/>
+                <w14:ligatures w14:val="none"/>
+              </w:rPr>
+              <w:t>/Fixed</w:t>
+            </w:r>
+            <w:r>
+              <w:rPr>
+                <w:rFonts w:ascii="Arial" w:eastAsia="Times New Roman" w:hAnsi="Arial" w:cs="Arial"/>
+                <w:color w:val="000000"/>
+                <w:kern w:val="0"/>
+                <w:sz w:val="22"/>
+                <w:szCs w:val="22"/>
+                <w14:ligatures w14:val="none"/>
+              </w:rPr>
+              <w:t xml:space="preserve"> Dropdown</w:t>
             </w:r>
           </w:p>
           <w:p>
@@ -6175,16 +6540,29 @@
                 <w14:ligatures w14:val="none"/>
               </w:rPr>
             </w:pPr>
-            <w:r>
-              <w:rPr>
-                <w:rFonts w:ascii="Arial" w:eastAsia="Times New Roman" w:hAnsi="Arial" w:cs="Arial"/>
-                <w:color w:val="000000"/>
-                <w:kern w:val="0"/>
-                <w:sz w:val="22"/>
-                <w:szCs w:val="22"/>
-                <w14:ligatures w14:val="none"/>
-              </w:rPr>
-              <w:t>Bool</w:t>
+            <w:proofErr w:type="gramStart"/>
+            <w:r>
+              <w:rPr>
+                <w:rFonts w:ascii="Arial" w:eastAsia="Times New Roman" w:hAnsi="Arial" w:cs="Arial"/>
+                <w:color w:val="000000"/>
+                <w:kern w:val="0"/>
+                <w:sz w:val="22"/>
+                <w:szCs w:val="22"/>
+                <w14:ligatures w14:val="none"/>
+              </w:rPr>
+              <w:t>VARCHAR(</w:t>
+            </w:r>
+            <w:proofErr w:type="gramEnd"/>
+            <w:r>
+              <w:rPr>
+                <w:rFonts w:ascii="Arial" w:eastAsia="Times New Roman" w:hAnsi="Arial" w:cs="Arial"/>
+                <w:color w:val="000000"/>
+                <w:kern w:val="0"/>
+                <w:sz w:val="22"/>
+                <w:szCs w:val="22"/>
+                <w14:ligatures w14:val="none"/>
+              </w:rPr>
+              <w:t>5)</w:t>
             </w:r>
           </w:p>
         </w:tc>
@@ -6214,7 +6592,40 @@
                 <w:szCs w:val="22"/>
                 <w14:ligatures w14:val="none"/>
               </w:rPr>
-              <w:t>Yes/No Dropdown</w:t>
+              <w:t>Yes/No</w:t>
+            </w:r>
+            <w:r>
+              <w:rPr>
+                <w:rFonts w:ascii="Arial" w:eastAsia="Times New Roman" w:hAnsi="Arial" w:cs="Arial"/>
+                <w:color w:val="000000"/>
+                <w:kern w:val="0"/>
+                <w:sz w:val="22"/>
+                <w:szCs w:val="22"/>
+                <w14:ligatures w14:val="none"/>
+              </w:rPr>
+              <w:t>/Down</w:t>
+            </w:r>
+            <w:r>
+              <w:rPr>
+                <w:rFonts w:ascii="Arial" w:eastAsia="Times New Roman" w:hAnsi="Arial" w:cs="Arial"/>
+                <w:color w:val="000000"/>
+                <w:kern w:val="0"/>
+                <w:sz w:val="22"/>
+                <w:szCs w:val="22"/>
+                <w14:ligatures w14:val="none"/>
+              </w:rPr>
+              <w:t>/Fixed</w:t>
+            </w:r>
+            <w:r>
+              <w:rPr>
+                <w:rFonts w:ascii="Arial" w:eastAsia="Times New Roman" w:hAnsi="Arial" w:cs="Arial"/>
+                <w:color w:val="000000"/>
+                <w:kern w:val="0"/>
+                <w:sz w:val="22"/>
+                <w:szCs w:val="22"/>
+                <w14:ligatures w14:val="none"/>
+              </w:rPr>
+              <w:t xml:space="preserve"> Dropdown</w:t>
             </w:r>
           </w:p>
           <w:p>
@@ -6379,16 +6790,29 @@
                 <w14:ligatures w14:val="none"/>
               </w:rPr>
             </w:pPr>
-            <w:r>
-              <w:rPr>
-                <w:rFonts w:ascii="Arial" w:eastAsia="Times New Roman" w:hAnsi="Arial" w:cs="Arial"/>
-                <w:color w:val="000000"/>
-                <w:kern w:val="0"/>
-                <w:sz w:val="22"/>
-                <w:szCs w:val="22"/>
-                <w14:ligatures w14:val="none"/>
-              </w:rPr>
-              <w:t>Bool</w:t>
+            <w:proofErr w:type="gramStart"/>
+            <w:r>
+              <w:rPr>
+                <w:rFonts w:ascii="Arial" w:eastAsia="Times New Roman" w:hAnsi="Arial" w:cs="Arial"/>
+                <w:color w:val="000000"/>
+                <w:kern w:val="0"/>
+                <w:sz w:val="22"/>
+                <w:szCs w:val="22"/>
+                <w14:ligatures w14:val="none"/>
+              </w:rPr>
+              <w:t>VARCHAR(</w:t>
+            </w:r>
+            <w:proofErr w:type="gramEnd"/>
+            <w:r>
+              <w:rPr>
+                <w:rFonts w:ascii="Arial" w:eastAsia="Times New Roman" w:hAnsi="Arial" w:cs="Arial"/>
+                <w:color w:val="000000"/>
+                <w:kern w:val="0"/>
+                <w:sz w:val="22"/>
+                <w:szCs w:val="22"/>
+                <w14:ligatures w14:val="none"/>
+              </w:rPr>
+              <w:t>5)</w:t>
             </w:r>
           </w:p>
         </w:tc>
@@ -6418,7 +6842,40 @@
                 <w:szCs w:val="22"/>
                 <w14:ligatures w14:val="none"/>
               </w:rPr>
-              <w:t>Yes/No Dropdown</w:t>
+              <w:t>Yes/No</w:t>
+            </w:r>
+            <w:r>
+              <w:rPr>
+                <w:rFonts w:ascii="Arial" w:eastAsia="Times New Roman" w:hAnsi="Arial" w:cs="Arial"/>
+                <w:color w:val="000000"/>
+                <w:kern w:val="0"/>
+                <w:sz w:val="22"/>
+                <w:szCs w:val="22"/>
+                <w14:ligatures w14:val="none"/>
+              </w:rPr>
+              <w:t>/Down</w:t>
+            </w:r>
+            <w:r>
+              <w:rPr>
+                <w:rFonts w:ascii="Arial" w:eastAsia="Times New Roman" w:hAnsi="Arial" w:cs="Arial"/>
+                <w:color w:val="000000"/>
+                <w:kern w:val="0"/>
+                <w:sz w:val="22"/>
+                <w:szCs w:val="22"/>
+                <w14:ligatures w14:val="none"/>
+              </w:rPr>
+              <w:t>/Fixed</w:t>
+            </w:r>
+            <w:r>
+              <w:rPr>
+                <w:rFonts w:ascii="Arial" w:eastAsia="Times New Roman" w:hAnsi="Arial" w:cs="Arial"/>
+                <w:color w:val="000000"/>
+                <w:kern w:val="0"/>
+                <w:sz w:val="22"/>
+                <w:szCs w:val="22"/>
+                <w14:ligatures w14:val="none"/>
+              </w:rPr>
+              <w:t xml:space="preserve"> Dropdown</w:t>
             </w:r>
           </w:p>
           <w:p>
@@ -6581,76 +7038,6 @@
           </w:tcPr>
           <w:p>
             <w:pPr>
-              <w:pStyle w:val="ListParagraph"/>
-              <w:numPr>
-                <w:ilvl w:val="0"/>
-                <w:numId w:val="16"/>
-              </w:numPr>
-              <w:cnfStyle w:val="000000000000" w:firstRow="0" w:lastRow="0" w:firstColumn="0" w:lastColumn="0" w:oddVBand="0" w:evenVBand="0" w:oddHBand="0" w:evenHBand="0" w:firstRowFirstColumn="0" w:firstRowLastColumn="0" w:lastRowFirstColumn="0" w:lastRowLastColumn="0"/>
-              <w:rPr>
-                <w:rFonts w:ascii="Arial" w:eastAsia="Times New Roman" w:hAnsi="Arial" w:cs="Arial"/>
-                <w:color w:val="000000"/>
-                <w:kern w:val="0"/>
-                <w:sz w:val="22"/>
-                <w:szCs w:val="22"/>
-                <w14:ligatures w14:val="none"/>
-              </w:rPr>
-            </w:pPr>
-            <w:r>
-              <w:rPr>
-                <w:rFonts w:ascii="Arial" w:eastAsia="Times New Roman" w:hAnsi="Arial" w:cs="Arial"/>
-                <w:color w:val="000000"/>
-                <w:kern w:val="0"/>
-                <w:sz w:val="22"/>
-                <w:szCs w:val="22"/>
-                <w14:ligatures w14:val="none"/>
-              </w:rPr>
-              <w:t>Number Input</w:t>
-            </w:r>
-            <w:r>
-              <w:rPr>
-                <w:rFonts w:ascii="Arial" w:eastAsia="Times New Roman" w:hAnsi="Arial" w:cs="Arial"/>
-                <w:color w:val="000000"/>
-                <w:kern w:val="0"/>
-                <w:sz w:val="22"/>
-                <w:szCs w:val="22"/>
-                <w14:ligatures w14:val="none"/>
-              </w:rPr>
-              <w:t xml:space="preserve"> for initial inventory</w:t>
-            </w:r>
-          </w:p>
-          <w:p>
-            <w:pPr>
-              <w:pStyle w:val="ListParagraph"/>
-              <w:numPr>
-                <w:ilvl w:val="0"/>
-                <w:numId w:val="16"/>
-              </w:numPr>
-              <w:cnfStyle w:val="000000000000" w:firstRow="0" w:lastRow="0" w:firstColumn="0" w:lastColumn="0" w:oddVBand="0" w:evenVBand="0" w:oddHBand="0" w:evenHBand="0" w:firstRowFirstColumn="0" w:firstRowLastColumn="0" w:lastRowFirstColumn="0" w:lastRowLastColumn="0"/>
-              <w:rPr>
-                <w:rFonts w:ascii="Arial" w:eastAsia="Times New Roman" w:hAnsi="Arial" w:cs="Arial"/>
-                <w:color w:val="000000"/>
-                <w:kern w:val="0"/>
-                <w:sz w:val="22"/>
-                <w:szCs w:val="22"/>
-                <w14:ligatures w14:val="none"/>
-              </w:rPr>
-            </w:pPr>
-            <w:r>
-              <w:rPr>
-                <w:rFonts w:ascii="Arial" w:eastAsia="Times New Roman" w:hAnsi="Arial" w:cs="Arial"/>
-                <w:color w:val="000000"/>
-                <w:kern w:val="0"/>
-                <w:sz w:val="22"/>
-                <w:szCs w:val="22"/>
-                <w14:ligatures w14:val="none"/>
-              </w:rPr>
-              <w:t>Auto deduct when checked yes</w:t>
-            </w:r>
-          </w:p>
-          <w:p>
-            <w:pPr>
-              <w:ind w:left="360"/>
               <w:cnfStyle w:val="000000000000" w:firstRow="0" w:lastRow="0" w:firstColumn="0" w:lastColumn="0" w:oddVBand="0" w:evenVBand="0" w:oddHBand="0" w:evenHBand="0" w:firstRowFirstColumn="0" w:firstRowLastColumn="0" w:lastRowFirstColumn="0" w:lastRowLastColumn="0"/>
               <w:rPr>
                 <w:rFonts w:ascii="Arial" w:eastAsia="Times New Roman" w:hAnsi="Arial" w:cs="Arial"/>
@@ -6831,76 +7218,6 @@
           </w:tcPr>
           <w:p>
             <w:pPr>
-              <w:pStyle w:val="ListParagraph"/>
-              <w:numPr>
-                <w:ilvl w:val="0"/>
-                <w:numId w:val="17"/>
-              </w:numPr>
-              <w:cnfStyle w:val="000000000000" w:firstRow="0" w:lastRow="0" w:firstColumn="0" w:lastColumn="0" w:oddVBand="0" w:evenVBand="0" w:oddHBand="0" w:evenHBand="0" w:firstRowFirstColumn="0" w:firstRowLastColumn="0" w:lastRowFirstColumn="0" w:lastRowLastColumn="0"/>
-              <w:rPr>
-                <w:rFonts w:ascii="Arial" w:eastAsia="Times New Roman" w:hAnsi="Arial" w:cs="Arial"/>
-                <w:color w:val="000000"/>
-                <w:kern w:val="0"/>
-                <w:sz w:val="22"/>
-                <w:szCs w:val="22"/>
-                <w14:ligatures w14:val="none"/>
-              </w:rPr>
-            </w:pPr>
-            <w:r>
-              <w:rPr>
-                <w:rFonts w:ascii="Arial" w:eastAsia="Times New Roman" w:hAnsi="Arial" w:cs="Arial"/>
-                <w:color w:val="000000"/>
-                <w:kern w:val="0"/>
-                <w:sz w:val="22"/>
-                <w:szCs w:val="22"/>
-                <w14:ligatures w14:val="none"/>
-              </w:rPr>
-              <w:t>Number Input</w:t>
-            </w:r>
-            <w:r>
-              <w:rPr>
-                <w:rFonts w:ascii="Arial" w:eastAsia="Times New Roman" w:hAnsi="Arial" w:cs="Arial"/>
-                <w:color w:val="000000"/>
-                <w:kern w:val="0"/>
-                <w:sz w:val="22"/>
-                <w:szCs w:val="22"/>
-                <w14:ligatures w14:val="none"/>
-              </w:rPr>
-              <w:t xml:space="preserve"> for initial inventory</w:t>
-            </w:r>
-          </w:p>
-          <w:p>
-            <w:pPr>
-              <w:pStyle w:val="ListParagraph"/>
-              <w:numPr>
-                <w:ilvl w:val="0"/>
-                <w:numId w:val="17"/>
-              </w:numPr>
-              <w:cnfStyle w:val="000000000000" w:firstRow="0" w:lastRow="0" w:firstColumn="0" w:lastColumn="0" w:oddVBand="0" w:evenVBand="0" w:oddHBand="0" w:evenHBand="0" w:firstRowFirstColumn="0" w:firstRowLastColumn="0" w:lastRowFirstColumn="0" w:lastRowLastColumn="0"/>
-              <w:rPr>
-                <w:rFonts w:ascii="Arial" w:eastAsia="Times New Roman" w:hAnsi="Arial" w:cs="Arial"/>
-                <w:color w:val="000000"/>
-                <w:kern w:val="0"/>
-                <w:sz w:val="22"/>
-                <w:szCs w:val="22"/>
-                <w14:ligatures w14:val="none"/>
-              </w:rPr>
-            </w:pPr>
-            <w:r>
-              <w:rPr>
-                <w:rFonts w:ascii="Arial" w:eastAsia="Times New Roman" w:hAnsi="Arial" w:cs="Arial"/>
-                <w:color w:val="000000"/>
-                <w:kern w:val="0"/>
-                <w:sz w:val="22"/>
-                <w:szCs w:val="22"/>
-                <w14:ligatures w14:val="none"/>
-              </w:rPr>
-              <w:t>Auto deduct when checked yes</w:t>
-            </w:r>
-          </w:p>
-          <w:p>
-            <w:pPr>
-              <w:ind w:left="360"/>
               <w:cnfStyle w:val="000000000000" w:firstRow="0" w:lastRow="0" w:firstColumn="0" w:lastColumn="0" w:oddVBand="0" w:evenVBand="0" w:oddHBand="0" w:evenHBand="0" w:firstRowFirstColumn="0" w:firstRowLastColumn="0" w:lastRowFirstColumn="0" w:lastRowLastColumn="0"/>
               <w:rPr>
                 <w:rFonts w:ascii="Arial" w:eastAsia="Times New Roman" w:hAnsi="Arial" w:cs="Arial"/>
@@ -7081,76 +7398,6 @@
           </w:tcPr>
           <w:p>
             <w:pPr>
-              <w:pStyle w:val="ListParagraph"/>
-              <w:numPr>
-                <w:ilvl w:val="0"/>
-                <w:numId w:val="18"/>
-              </w:numPr>
-              <w:cnfStyle w:val="000000000000" w:firstRow="0" w:lastRow="0" w:firstColumn="0" w:lastColumn="0" w:oddVBand="0" w:evenVBand="0" w:oddHBand="0" w:evenHBand="0" w:firstRowFirstColumn="0" w:firstRowLastColumn="0" w:lastRowFirstColumn="0" w:lastRowLastColumn="0"/>
-              <w:rPr>
-                <w:rFonts w:ascii="Arial" w:eastAsia="Times New Roman" w:hAnsi="Arial" w:cs="Arial"/>
-                <w:color w:val="000000"/>
-                <w:kern w:val="0"/>
-                <w:sz w:val="22"/>
-                <w:szCs w:val="22"/>
-                <w14:ligatures w14:val="none"/>
-              </w:rPr>
-            </w:pPr>
-            <w:r>
-              <w:rPr>
-                <w:rFonts w:ascii="Arial" w:eastAsia="Times New Roman" w:hAnsi="Arial" w:cs="Arial"/>
-                <w:color w:val="000000"/>
-                <w:kern w:val="0"/>
-                <w:sz w:val="22"/>
-                <w:szCs w:val="22"/>
-                <w14:ligatures w14:val="none"/>
-              </w:rPr>
-              <w:t>Number Input</w:t>
-            </w:r>
-            <w:r>
-              <w:rPr>
-                <w:rFonts w:ascii="Arial" w:eastAsia="Times New Roman" w:hAnsi="Arial" w:cs="Arial"/>
-                <w:color w:val="000000"/>
-                <w:kern w:val="0"/>
-                <w:sz w:val="22"/>
-                <w:szCs w:val="22"/>
-                <w14:ligatures w14:val="none"/>
-              </w:rPr>
-              <w:t xml:space="preserve"> for initial inventory</w:t>
-            </w:r>
-          </w:p>
-          <w:p>
-            <w:pPr>
-              <w:pStyle w:val="ListParagraph"/>
-              <w:numPr>
-                <w:ilvl w:val="0"/>
-                <w:numId w:val="18"/>
-              </w:numPr>
-              <w:cnfStyle w:val="000000000000" w:firstRow="0" w:lastRow="0" w:firstColumn="0" w:lastColumn="0" w:oddVBand="0" w:evenVBand="0" w:oddHBand="0" w:evenHBand="0" w:firstRowFirstColumn="0" w:firstRowLastColumn="0" w:lastRowFirstColumn="0" w:lastRowLastColumn="0"/>
-              <w:rPr>
-                <w:rFonts w:ascii="Arial" w:eastAsia="Times New Roman" w:hAnsi="Arial" w:cs="Arial"/>
-                <w:color w:val="000000"/>
-                <w:kern w:val="0"/>
-                <w:sz w:val="22"/>
-                <w:szCs w:val="22"/>
-                <w14:ligatures w14:val="none"/>
-              </w:rPr>
-            </w:pPr>
-            <w:r>
-              <w:rPr>
-                <w:rFonts w:ascii="Arial" w:eastAsia="Times New Roman" w:hAnsi="Arial" w:cs="Arial"/>
-                <w:color w:val="000000"/>
-                <w:kern w:val="0"/>
-                <w:sz w:val="22"/>
-                <w:szCs w:val="22"/>
-                <w14:ligatures w14:val="none"/>
-              </w:rPr>
-              <w:t>Auto deduct when checked yes</w:t>
-            </w:r>
-          </w:p>
-          <w:p>
-            <w:pPr>
-              <w:ind w:left="360"/>
               <w:cnfStyle w:val="000000000000" w:firstRow="0" w:lastRow="0" w:firstColumn="0" w:lastColumn="0" w:oddVBand="0" w:evenVBand="0" w:oddHBand="0" w:evenHBand="0" w:firstRowFirstColumn="0" w:firstRowLastColumn="0" w:lastRowFirstColumn="0" w:lastRowLastColumn="0"/>
               <w:rPr>
                 <w:rFonts w:ascii="Arial" w:eastAsia="Times New Roman" w:hAnsi="Arial" w:cs="Arial"/>
@@ -7480,16 +7727,6 @@
         </w:rPr>
         <w:br w:type="page"/>
       </w:r>
-    </w:p>
-    <w:p>
-      <w:pPr>
-        <w:rPr>
-          <w:b/>
-          <w:bCs/>
-          <w:sz w:val="40"/>
-          <w:szCs w:val="40"/>
-        </w:rPr>
-      </w:pPr>
       <w:r>
         <w:rPr>
           <w:b/>
@@ -15686,20 +15923,7 @@
                 <w:szCs w:val="22"/>
                 <w14:ligatures w14:val="none"/>
               </w:rPr>
-              <w:t xml:space="preserve"> </w:t>
-            </w:r>
-            <w:r>
-              <w:rPr>
-                <w:rFonts w:ascii="Arial" w:eastAsia="Times New Roman" w:hAnsi="Arial" w:cs="Arial"/>
-                <w:b/>
-                <w:bCs/>
-                <w:color w:val="000000"/>
-                <w:kern w:val="0"/>
-                <w:sz w:val="22"/>
-                <w:szCs w:val="22"/>
-                <w14:ligatures w14:val="none"/>
-              </w:rPr>
-              <w:t>Required</w:t>
+              <w:t xml:space="preserve"> Required</w:t>
             </w:r>
           </w:p>
         </w:tc>
@@ -17002,6 +17226,45 @@
           <w:b/>
           <w:bCs/>
         </w:rPr>
+        <w:t xml:space="preserve"> all inside the “</w:t>
+      </w:r>
+      <w:proofErr w:type="spellStart"/>
+      <w:r>
+        <w:rPr>
+          <w:b/>
+          <w:bCs/>
+        </w:rPr>
+        <w:t>Maintenance_Checks_and_Repairs</w:t>
+      </w:r>
+      <w:proofErr w:type="spellEnd"/>
+      <w:r>
+        <w:rPr>
+          <w:b/>
+          <w:bCs/>
+        </w:rPr>
+        <w:t>” table and categorized using “</w:t>
+      </w:r>
+      <w:proofErr w:type="spellStart"/>
+      <w:r>
+        <w:rPr>
+          <w:b/>
+          <w:bCs/>
+        </w:rPr>
+        <w:t>Maintenance_Category</w:t>
+      </w:r>
+      <w:proofErr w:type="spellEnd"/>
+      <w:r>
+        <w:rPr>
+          <w:b/>
+          <w:bCs/>
+        </w:rPr>
+        <w:t>” Table</w:t>
+      </w:r>
+      <w:r>
+        <w:rPr>
+          <w:b/>
+          <w:bCs/>
+        </w:rPr>
         <w:t>:</w:t>
       </w:r>
     </w:p>
@@ -17150,6 +17413,7 @@
           <w:b/>
           <w:bCs/>
         </w:rPr>
+        <w:lastRenderedPageBreak/>
         <w:t xml:space="preserve">Battery Replaced </w:t>
       </w:r>
     </w:p>
@@ -17169,7 +17433,6 @@
           <w:b/>
           <w:bCs/>
         </w:rPr>
-        <w:lastRenderedPageBreak/>
         <w:t xml:space="preserve">Belts Replaced </w:t>
       </w:r>
     </w:p>
@@ -17643,6 +17906,7 @@
           <w:b/>
           <w:bCs/>
         </w:rPr>
+        <w:lastRenderedPageBreak/>
         <w:t xml:space="preserve">Grease Applied </w:t>
       </w:r>
     </w:p>
@@ -17662,7 +17926,6 @@
           <w:b/>
           <w:bCs/>
         </w:rPr>
-        <w:lastRenderedPageBreak/>
         <w:t xml:space="preserve">Grease Points Serviced </w:t>
       </w:r>
     </w:p>
@@ -18129,6 +18392,7 @@
           <w:b/>
           <w:bCs/>
         </w:rPr>
+        <w:lastRenderedPageBreak/>
         <w:t xml:space="preserve">Annual Inspection </w:t>
       </w:r>
     </w:p>
@@ -18148,7 +18412,6 @@
           <w:b/>
           <w:bCs/>
         </w:rPr>
-        <w:lastRenderedPageBreak/>
         <w:t xml:space="preserve">Safety Inspection </w:t>
       </w:r>
     </w:p>
